--- a/Documentation/Fejlesztői_Dokumentáció.docx
+++ b/Documentation/Fejlesztői_Dokumentáció.docx
@@ -1,6 +1,6 @@
 
 <file path=word/document.xml><?xml version="1.0" encoding="utf-8"?>
-<w:document xmlns:wpc="http://schemas.microsoft.com/office/word/2010/wordprocessingCanvas" xmlns:cx="http://schemas.microsoft.com/office/drawing/2014/chartex" xmlns:cx1="http://schemas.microsoft.com/office/drawing/2015/9/8/chartex" xmlns:cx2="http://schemas.microsoft.com/office/drawing/2015/10/21/chartex" xmlns:cx3="http://schemas.microsoft.com/office/drawing/2016/5/9/chartex" xmlns:cx4="http://schemas.microsoft.com/office/drawing/2016/5/10/chartex" xmlns:cx5="http://schemas.microsoft.com/office/drawing/2016/5/11/chartex" xmlns:cx6="http://schemas.microsoft.com/office/drawing/2016/5/12/chartex" xmlns:cx7="http://schemas.microsoft.com/office/drawing/2016/5/13/chartex" xmlns:cx8="http://schemas.microsoft.com/office/drawing/2016/5/14/chartex" xmlns:mc="http://schemas.openxmlformats.org/markup-compatibility/2006" xmlns:aink="http://schemas.microsoft.com/office/drawing/2016/ink" xmlns:am3d="http://schemas.microsoft.com/office/drawing/2017/model3d" xmlns:o="urn:schemas-microsoft-com:office:office" xmlns:r="http://schemas.openxmlformats.org/officeDocument/2006/relationships" xmlns:m="http://schemas.openxmlformats.org/officeDocument/2006/math" xmlns:v="urn:schemas-microsoft-com:vml" xmlns:wp14="http://schemas.microsoft.com/office/word/2010/wordprocessingDrawing" xmlns:wp="http://schemas.openxmlformats.org/drawingml/2006/wordprocessingDrawing" xmlns:w10="urn:schemas-microsoft-com:office:word" xmlns:w="http://schemas.openxmlformats.org/wordprocessingml/2006/main" xmlns:w14="http://schemas.microsoft.com/office/word/2010/wordml" xmlns:w15="http://schemas.microsoft.com/office/word/2012/wordml" xmlns:w16cid="http://schemas.microsoft.com/office/word/2016/wordml/cid" xmlns:w16se="http://schemas.microsoft.com/office/word/2015/wordml/symex" xmlns:wpg="http://schemas.microsoft.com/office/word/2010/wordprocessingGroup" xmlns:wpi="http://schemas.microsoft.com/office/word/2010/wordprocessingInk" xmlns:wne="http://schemas.microsoft.com/office/word/2006/wordml" xmlns:wps="http://schemas.microsoft.com/office/word/2010/wordprocessingShape" mc:Ignorable="w14 w15 w16se w16cid wp14">
+<w:document xmlns:wpc="http://schemas.microsoft.com/office/word/2010/wordprocessingCanvas" xmlns:cx="http://schemas.microsoft.com/office/drawing/2014/chartex" xmlns:cx1="http://schemas.microsoft.com/office/drawing/2015/9/8/chartex" xmlns:cx2="http://schemas.microsoft.com/office/drawing/2015/10/21/chartex" xmlns:cx3="http://schemas.microsoft.com/office/drawing/2016/5/9/chartex" xmlns:cx4="http://schemas.microsoft.com/office/drawing/2016/5/10/chartex" xmlns:cx5="http://schemas.microsoft.com/office/drawing/2016/5/11/chartex" xmlns:cx6="http://schemas.microsoft.com/office/drawing/2016/5/12/chartex" xmlns:cx7="http://schemas.microsoft.com/office/drawing/2016/5/13/chartex" xmlns:cx8="http://schemas.microsoft.com/office/drawing/2016/5/14/chartex" xmlns:mc="http://schemas.openxmlformats.org/markup-compatibility/2006" xmlns:aink="http://schemas.microsoft.com/office/drawing/2016/ink" xmlns:am3d="http://schemas.microsoft.com/office/drawing/2017/model3d" xmlns:o="urn:schemas-microsoft-com:office:office" xmlns:oel="http://schemas.microsoft.com/office/2019/extlst" xmlns:r="http://schemas.openxmlformats.org/officeDocument/2006/relationships" xmlns:m="http://schemas.openxmlformats.org/officeDocument/2006/math" xmlns:v="urn:schemas-microsoft-com:vml" xmlns:wp14="http://schemas.microsoft.com/office/word/2010/wordprocessingDrawing" xmlns:wp="http://schemas.openxmlformats.org/drawingml/2006/wordprocessingDrawing" xmlns:w10="urn:schemas-microsoft-com:office:word" xmlns:w="http://schemas.openxmlformats.org/wordprocessingml/2006/main" xmlns:w14="http://schemas.microsoft.com/office/word/2010/wordml" xmlns:w15="http://schemas.microsoft.com/office/word/2012/wordml" xmlns:w16cex="http://schemas.microsoft.com/office/word/2018/wordml/cex" xmlns:w16cid="http://schemas.microsoft.com/office/word/2016/wordml/cid" xmlns:w16="http://schemas.microsoft.com/office/word/2018/wordml" xmlns:w16du="http://schemas.microsoft.com/office/word/2023/wordml/word16du" xmlns:w16sdtdh="http://schemas.microsoft.com/office/word/2020/wordml/sdtdatahash" xmlns:w16sdtfl="http://schemas.microsoft.com/office/word/2024/wordml/sdtformatlock" xmlns:w16se="http://schemas.microsoft.com/office/word/2015/wordml/symex" xmlns:wpg="http://schemas.microsoft.com/office/word/2010/wordprocessingGroup" xmlns:wpi="http://schemas.microsoft.com/office/word/2010/wordprocessingInk" xmlns:wne="http://schemas.microsoft.com/office/word/2006/wordml" xmlns:wps="http://schemas.microsoft.com/office/word/2010/wordprocessingShape" mc:Ignorable="w14 w15 w16se w16cid w16 w16cex w16sdtdh w16sdtfl w16du wp14">
   <w:body>
     <w:p/>
     <w:p>
@@ -146,22 +146,67 @@
         <w:spacing w:line="240" w:lineRule="auto"/>
         <w:jc w:val="right"/>
         <w:rPr>
-          <w:sz w:val="56"/>
-          <w:szCs w:val="56"/>
-        </w:rPr>
-      </w:pPr>
-      <w:r>
-        <w:rPr>
           <w:sz w:val="36"/>
           <w:szCs w:val="36"/>
         </w:rPr>
+      </w:pPr>
+      <w:r>
+        <w:rPr>
+          <w:sz w:val="36"/>
+          <w:szCs w:val="36"/>
+        </w:rPr>
         <w:t>Witmann Bence Zsolt</w:t>
       </w:r>
-      <w:r>
-        <w:rPr>
-          <w:sz w:val="56"/>
-          <w:szCs w:val="56"/>
-        </w:rPr>
+    </w:p>
+    <w:p>
+      <w:pPr>
+        <w:spacing w:line="240" w:lineRule="auto"/>
+        <w:jc w:val="right"/>
+        <w:rPr>
+          <w:sz w:val="36"/>
+          <w:szCs w:val="36"/>
+        </w:rPr>
+      </w:pPr>
+    </w:p>
+    <w:p>
+      <w:pPr>
+        <w:spacing w:line="240" w:lineRule="auto"/>
+        <w:jc w:val="right"/>
+        <w:rPr>
+          <w:sz w:val="36"/>
+          <w:szCs w:val="36"/>
+        </w:rPr>
+      </w:pPr>
+    </w:p>
+    <w:p>
+      <w:pPr>
+        <w:spacing w:line="240" w:lineRule="auto"/>
+        <w:jc w:val="right"/>
+        <w:rPr>
+          <w:sz w:val="36"/>
+          <w:szCs w:val="36"/>
+        </w:rPr>
+      </w:pPr>
+    </w:p>
+    <w:p>
+      <w:pPr>
+        <w:spacing w:line="240" w:lineRule="auto"/>
+        <w:jc w:val="right"/>
+        <w:rPr>
+          <w:sz w:val="36"/>
+          <w:szCs w:val="36"/>
+        </w:rPr>
+      </w:pPr>
+    </w:p>
+    <w:p>
+      <w:pPr>
+        <w:spacing w:line="240" w:lineRule="auto"/>
+        <w:jc w:val="center"/>
+      </w:pPr>
+      <w:r>
+        <w:t>1</w:t>
+      </w:r>
+      <w:r>
         <w:br w:type="page"/>
       </w:r>
     </w:p>
@@ -195,189 +240,539 @@
         <w:ind w:left="1416" w:hanging="696"/>
       </w:pPr>
       <w:r>
-        <w:t xml:space="preserve">1. Fejlesztői környezet bemutatása .............................................................. </w:t>
+        <w:t>1. Fejlesztői környezet bemutatása ........................................................</w:t>
+      </w:r>
+      <w:r>
+        <w:t>...</w:t>
+      </w:r>
+      <w:r>
+        <w:t xml:space="preserve">...... </w:t>
+      </w:r>
+      <w:r>
+        <w:t>4</w:t>
+      </w:r>
+    </w:p>
+    <w:p>
+      <w:pPr>
+        <w:ind w:left="1416" w:hanging="696"/>
+      </w:pPr>
+      <w:r>
+        <w:t xml:space="preserve">1.1. Visual </w:t>
+      </w:r>
+      <w:proofErr w:type="spellStart"/>
+      <w:r>
+        <w:t>Studio</w:t>
+      </w:r>
+      <w:proofErr w:type="spellEnd"/>
+      <w:r>
+        <w:t xml:space="preserve"> 2022 ................................................................................</w:t>
+      </w:r>
+      <w:r>
+        <w:t xml:space="preserve">. </w:t>
+      </w:r>
+      <w:r>
+        <w:t>4</w:t>
+      </w:r>
+    </w:p>
+    <w:p>
+      <w:pPr>
+        <w:ind w:left="1416" w:hanging="696"/>
+      </w:pPr>
+      <w:r>
+        <w:t xml:space="preserve">1.2. Visual </w:t>
+      </w:r>
+      <w:proofErr w:type="spellStart"/>
+      <w:r>
+        <w:t>Studio</w:t>
+      </w:r>
+      <w:proofErr w:type="spellEnd"/>
+      <w:r>
+        <w:t xml:space="preserve"> </w:t>
+      </w:r>
+      <w:proofErr w:type="spellStart"/>
+      <w:r>
+        <w:t>Code</w:t>
+      </w:r>
+      <w:proofErr w:type="spellEnd"/>
+      <w:r>
+        <w:t xml:space="preserve"> ................................................................................</w:t>
+      </w:r>
+      <w:r>
+        <w:t>.</w:t>
+      </w:r>
+      <w:r>
+        <w:t xml:space="preserve"> </w:t>
+      </w:r>
+      <w:r>
+        <w:t>4</w:t>
+      </w:r>
+    </w:p>
+    <w:p>
+      <w:pPr>
+        <w:ind w:left="1416" w:hanging="696"/>
+      </w:pPr>
+      <w:r>
+        <w:t xml:space="preserve">1.3. </w:t>
+      </w:r>
+      <w:proofErr w:type="spellStart"/>
+      <w:proofErr w:type="gramStart"/>
+      <w:r>
+        <w:t>MySQL</w:t>
+      </w:r>
+      <w:proofErr w:type="spellEnd"/>
+      <w:r>
+        <w:t xml:space="preserve">  …</w:t>
+      </w:r>
+      <w:proofErr w:type="gramEnd"/>
+      <w:r>
+        <w:t>……………........................................................</w:t>
+      </w:r>
+      <w:r>
+        <w:t>....</w:t>
+      </w:r>
+      <w:r>
+        <w:t xml:space="preserve">..................... </w:t>
+      </w:r>
+      <w:r>
+        <w:t>4</w:t>
+      </w:r>
+    </w:p>
+    <w:p>
+      <w:pPr>
+        <w:ind w:left="1416" w:hanging="696"/>
+      </w:pPr>
+      <w:r>
+        <w:t>1.</w:t>
+      </w:r>
+      <w:r>
+        <w:t>4</w:t>
+      </w:r>
+      <w:r>
+        <w:t xml:space="preserve">. </w:t>
+      </w:r>
+      <w:proofErr w:type="spellStart"/>
+      <w:r>
+        <w:t>phpMyAdmin</w:t>
+      </w:r>
+      <w:proofErr w:type="spellEnd"/>
+      <w:r>
+        <w:t xml:space="preserve"> ………….....................................................................</w:t>
+      </w:r>
+      <w:r>
+        <w:t>..</w:t>
+      </w:r>
+      <w:r>
+        <w:t xml:space="preserve">....... </w:t>
+      </w:r>
+      <w:r>
+        <w:t>5</w:t>
+      </w:r>
+    </w:p>
+    <w:p>
+      <w:pPr>
+        <w:ind w:left="1416" w:hanging="696"/>
+      </w:pPr>
+      <w:r>
+        <w:t>1</w:t>
+      </w:r>
+      <w:r>
+        <w:t>.</w:t>
+      </w:r>
+      <w:r>
+        <w:t>5</w:t>
+      </w:r>
+      <w:r>
+        <w:t xml:space="preserve">. </w:t>
+      </w:r>
+      <w:proofErr w:type="spellStart"/>
+      <w:r>
+        <w:t>Trello</w:t>
+      </w:r>
+      <w:proofErr w:type="spellEnd"/>
+      <w:r>
+        <w:t xml:space="preserve"> .....</w:t>
+      </w:r>
+      <w:r>
+        <w:t>.....</w:t>
+      </w:r>
+      <w:r>
+        <w:t>...................................................................................</w:t>
+      </w:r>
+      <w:r>
+        <w:t>.</w:t>
+      </w:r>
+      <w:r>
+        <w:t xml:space="preserve">........ </w:t>
+      </w:r>
+      <w:r>
+        <w:t>5</w:t>
+      </w:r>
+    </w:p>
+    <w:p>
+      <w:pPr>
+        <w:ind w:left="1416" w:hanging="696"/>
+      </w:pPr>
+      <w:r>
+        <w:t>1</w:t>
+      </w:r>
+      <w:r>
+        <w:t>.</w:t>
+      </w:r>
+      <w:r>
+        <w:t>6</w:t>
+      </w:r>
+      <w:r>
+        <w:t xml:space="preserve">. </w:t>
+      </w:r>
+      <w:proofErr w:type="spellStart"/>
+      <w:r>
+        <w:t>Github</w:t>
+      </w:r>
+      <w:proofErr w:type="spellEnd"/>
+      <w:r>
+        <w:t xml:space="preserve"> ..........................................................................................</w:t>
+      </w:r>
+      <w:r>
+        <w:t>.</w:t>
+      </w:r>
+      <w:r>
+        <w:t xml:space="preserve">......... </w:t>
+      </w:r>
+      <w:r>
+        <w:t>6</w:t>
+      </w:r>
+    </w:p>
+    <w:p>
+      <w:r>
+        <w:tab/>
+      </w:r>
+      <w:r>
+        <w:t>1</w:t>
+      </w:r>
+      <w:r>
+        <w:t>.</w:t>
+      </w:r>
+      <w:r>
+        <w:t>7</w:t>
+      </w:r>
+      <w:r>
+        <w:t>. React.js ........................................................................................</w:t>
+      </w:r>
+      <w:r>
+        <w:t>.</w:t>
+      </w:r>
+      <w:r>
+        <w:t xml:space="preserve">......... </w:t>
+      </w:r>
+      <w:r>
+        <w:t>6</w:t>
+      </w:r>
+    </w:p>
+    <w:p>
+      <w:r>
+        <w:tab/>
+      </w:r>
+      <w:r>
+        <w:t>1</w:t>
+      </w:r>
+      <w:r>
+        <w:t>.</w:t>
+      </w:r>
+      <w:r>
+        <w:t>8</w:t>
+      </w:r>
+      <w:r>
+        <w:t>. ASP.NET Web API ..........................................................................</w:t>
+      </w:r>
+      <w:r>
+        <w:t>...</w:t>
+      </w:r>
+      <w:r>
+        <w:t xml:space="preserve">....... </w:t>
+      </w:r>
+      <w:r>
+        <w:t>7</w:t>
+      </w:r>
+    </w:p>
+    <w:p>
+      <w:pPr>
+        <w:ind w:firstLine="708"/>
+      </w:pPr>
+      <w:r>
+        <w:t>1.</w:t>
+      </w:r>
+      <w:r>
+        <w:t>9</w:t>
+      </w:r>
+      <w:r>
+        <w:t xml:space="preserve">. </w:t>
+      </w:r>
+      <w:r>
+        <w:t>HTML</w:t>
+      </w:r>
+      <w:r>
+        <w:t xml:space="preserve"> ................................................................</w:t>
+      </w:r>
+      <w:r>
+        <w:t>..................</w:t>
+      </w:r>
+      <w:r>
+        <w:t>......</w:t>
+      </w:r>
+      <w:r>
+        <w:t>..</w:t>
+      </w:r>
+      <w:r>
+        <w:t>........... 7</w:t>
+      </w:r>
+    </w:p>
+    <w:p>
+      <w:pPr>
+        <w:ind w:firstLine="708"/>
+      </w:pPr>
+      <w:r>
+        <w:t>1.</w:t>
+      </w:r>
+      <w:r>
+        <w:t>10</w:t>
+      </w:r>
+      <w:r>
+        <w:t xml:space="preserve">. </w:t>
+      </w:r>
+      <w:r>
+        <w:t>CSS</w:t>
+      </w:r>
+      <w:r>
+        <w:t xml:space="preserve"> .................................................................................................... </w:t>
+      </w:r>
+      <w:r>
+        <w:t>8</w:t>
+      </w:r>
+    </w:p>
+    <w:p>
+      <w:pPr>
+        <w:ind w:firstLine="708"/>
+      </w:pPr>
+      <w:r>
+        <w:t>1.1</w:t>
+      </w:r>
+      <w:r>
+        <w:t>1</w:t>
+      </w:r>
+      <w:r>
+        <w:t xml:space="preserve">. </w:t>
+      </w:r>
+      <w:proofErr w:type="spellStart"/>
+      <w:r>
+        <w:t>Javascript</w:t>
+      </w:r>
+      <w:proofErr w:type="spellEnd"/>
+      <w:r>
+        <w:t xml:space="preserve"> ............................................................................................ 8</w:t>
+      </w:r>
+    </w:p>
+    <w:p>
+      <w:pPr>
+        <w:ind w:firstLine="708"/>
+      </w:pPr>
+      <w:r>
+        <w:t>1.1</w:t>
+      </w:r>
+      <w:r>
+        <w:t xml:space="preserve">2. </w:t>
+      </w:r>
+      <w:proofErr w:type="spellStart"/>
+      <w:r>
+        <w:t>Bootstrap</w:t>
+      </w:r>
+      <w:proofErr w:type="spellEnd"/>
+      <w:r>
+        <w:t xml:space="preserve"> ............................................................................................ 8</w:t>
+      </w:r>
+    </w:p>
+    <w:p>
+      <w:pPr>
+        <w:ind w:firstLine="708"/>
+      </w:pPr>
+      <w:r>
+        <w:t>1.1</w:t>
       </w:r>
       <w:r>
         <w:t>3</w:t>
       </w:r>
-    </w:p>
-    <w:p>
-      <w:pPr>
-        <w:ind w:left="1416" w:hanging="696"/>
-      </w:pPr>
-      <w:r>
-        <w:t xml:space="preserve">1.1. Visual </w:t>
-      </w:r>
-      <w:proofErr w:type="spellStart"/>
-      <w:r>
-        <w:t>Studio</w:t>
-      </w:r>
-      <w:proofErr w:type="spellEnd"/>
-      <w:r>
-        <w:t xml:space="preserve"> 2022 ................................................................................</w:t>
-      </w:r>
-      <w:r>
-        <w:t>. 3</w:t>
-      </w:r>
-    </w:p>
-    <w:p>
-      <w:pPr>
-        <w:ind w:left="1416" w:hanging="696"/>
-      </w:pPr>
-      <w:r>
-        <w:t xml:space="preserve">1.2. Visual </w:t>
-      </w:r>
-      <w:proofErr w:type="spellStart"/>
-      <w:r>
-        <w:t>Studio</w:t>
-      </w:r>
-      <w:proofErr w:type="spellEnd"/>
-      <w:r>
-        <w:t xml:space="preserve"> </w:t>
-      </w:r>
-      <w:proofErr w:type="spellStart"/>
-      <w:r>
-        <w:t>Code</w:t>
-      </w:r>
-      <w:proofErr w:type="spellEnd"/>
-      <w:r>
-        <w:t xml:space="preserve"> ................................................................................</w:t>
-      </w:r>
-      <w:r>
-        <w:t>.</w:t>
-      </w:r>
-      <w:r>
-        <w:t xml:space="preserve"> </w:t>
-      </w:r>
+      <w:r>
+        <w:t xml:space="preserve">. </w:t>
+      </w:r>
+      <w:r>
+        <w:t>C#</w:t>
+      </w:r>
+      <w:r>
+        <w:t xml:space="preserve"> .......................................................</w:t>
+      </w:r>
+      <w:r>
+        <w:t>...........</w:t>
+      </w:r>
+      <w:r>
+        <w:t>..................................... 8</w:t>
+      </w:r>
+    </w:p>
+    <w:p>
+      <w:pPr>
+        <w:ind w:firstLine="708"/>
+      </w:pPr>
+    </w:p>
+    <w:p/>
+    <w:p/>
+    <w:p/>
+    <w:p/>
+    <w:p/>
+    <w:p/>
+    <w:p/>
+    <w:p/>
+    <w:p/>
+    <w:p>
+      <w:pPr>
+        <w:jc w:val="center"/>
+      </w:pPr>
+      <w:r>
+        <w:t>2</w:t>
+      </w:r>
+      <w:r>
+        <w:br w:type="page"/>
+      </w:r>
+    </w:p>
+    <w:p>
+      <w:pPr>
+        <w:jc w:val="center"/>
+        <w:rPr>
+          <w:b/>
+          <w:bCs/>
+          <w:sz w:val="52"/>
+          <w:szCs w:val="52"/>
+        </w:rPr>
+      </w:pPr>
+      <w:r>
+        <w:rPr>
+          <w:b/>
+          <w:bCs/>
+          <w:sz w:val="52"/>
+          <w:szCs w:val="52"/>
+        </w:rPr>
+        <w:lastRenderedPageBreak/>
+        <w:t>Bevezetés</w:t>
+      </w:r>
+    </w:p>
+    <w:p>
+      <w:pPr>
+        <w:jc w:val="center"/>
+        <w:rPr>
+          <w:b/>
+          <w:bCs/>
+          <w:sz w:val="52"/>
+          <w:szCs w:val="52"/>
+        </w:rPr>
+      </w:pPr>
+    </w:p>
+    <w:p>
+      <w:r>
+        <w:rPr>
+          <w:sz w:val="28"/>
+          <w:szCs w:val="28"/>
+        </w:rPr>
+        <w:t>Mai napjainkban eszméletlen sebességgel fejlődik a világ, így egyre nehezebb kitanulni egyes szakmákat és készségeket, mely</w:t>
+      </w:r>
+      <w:r>
+        <w:rPr>
+          <w:sz w:val="28"/>
+          <w:szCs w:val="28"/>
+        </w:rPr>
+        <w:t>ek</w:t>
+      </w:r>
+      <w:r>
+        <w:rPr>
+          <w:sz w:val="28"/>
+          <w:szCs w:val="28"/>
+        </w:rPr>
+        <w:t xml:space="preserve"> a mindennapi életünk szerves részét képezhetik. Legyen az főzés, autószerelés, egy idegen nyelv elsajátítása, vagy bármi egyéb. Erre a problémára igyekszünk megoldást kínálni a projektünk segítségével, a </w:t>
+      </w:r>
+      <w:r>
+        <w:rPr>
+          <w:b/>
+          <w:bCs/>
+          <w:sz w:val="28"/>
+          <w:szCs w:val="28"/>
+        </w:rPr>
+        <w:t>Time Bank</w:t>
+      </w:r>
+      <w:r>
+        <w:rPr>
+          <w:sz w:val="28"/>
+          <w:szCs w:val="28"/>
+        </w:rPr>
+        <w:t xml:space="preserve">kal! Felhasználóink segítséget nyújthatnak azon tevékenységekkel, melyben készségeik engedik. Ezzel az oldalon egy valutára tehetnek szert, mellyel ő maguk </w:t>
+      </w:r>
+      <w:r>
+        <w:rPr>
+          <w:sz w:val="28"/>
+          <w:szCs w:val="28"/>
+        </w:rPr>
+        <w:t>is</w:t>
+      </w:r>
+      <w:r>
+        <w:rPr>
+          <w:sz w:val="28"/>
+          <w:szCs w:val="28"/>
+        </w:rPr>
+        <w:t xml:space="preserve"> segítséget kérhetnek</w:t>
+      </w:r>
+      <w:r>
+        <w:rPr>
+          <w:sz w:val="28"/>
+          <w:szCs w:val="28"/>
+        </w:rPr>
+        <w:t>, ezzel közreműködve az ökoszisztémánkhoz.</w:t>
+      </w:r>
+    </w:p>
+    <w:p/>
+    <w:p/>
+    <w:p/>
+    <w:p/>
+    <w:p/>
+    <w:p/>
+    <w:p/>
+    <w:p/>
+    <w:p/>
+    <w:p/>
+    <w:p/>
+    <w:p/>
+    <w:p/>
+    <w:p/>
+    <w:p/>
+    <w:p/>
+    <w:p>
+      <w:pPr>
+        <w:jc w:val="center"/>
+        <w:rPr>
+          <w:b/>
+          <w:bCs/>
+          <w:sz w:val="52"/>
+          <w:szCs w:val="52"/>
+        </w:rPr>
+      </w:pPr>
       <w:r>
         <w:t>3</w:t>
       </w:r>
-    </w:p>
-    <w:p>
-      <w:pPr>
-        <w:ind w:left="1416" w:hanging="696"/>
-      </w:pPr>
-      <w:r>
-        <w:t xml:space="preserve">1.3. </w:t>
-      </w:r>
-      <w:proofErr w:type="spellStart"/>
-      <w:r>
-        <w:t>MySQL</w:t>
-      </w:r>
-      <w:proofErr w:type="spellEnd"/>
-      <w:r>
-        <w:t xml:space="preserve">  ………………............................................................................. </w:t>
-      </w:r>
-      <w:r>
-        <w:t>3</w:t>
-      </w:r>
-    </w:p>
-    <w:p>
-      <w:pPr>
-        <w:ind w:left="1416" w:hanging="696"/>
-      </w:pPr>
-      <w:r>
-        <w:t xml:space="preserve">1.3. </w:t>
-      </w:r>
-      <w:proofErr w:type="spellStart"/>
-      <w:r>
-        <w:t>phpMyAdmin</w:t>
-      </w:r>
-      <w:proofErr w:type="spellEnd"/>
-      <w:r>
-        <w:t xml:space="preserve"> …………............................................................................ 4</w:t>
-      </w:r>
-    </w:p>
-    <w:p>
-      <w:pPr>
-        <w:ind w:left="1416" w:hanging="696"/>
-      </w:pPr>
-      <w:r>
-        <w:t>2</w:t>
-      </w:r>
-      <w:r>
-        <w:t xml:space="preserve">. Használt technológiák .............................................................................. </w:t>
-      </w:r>
-      <w:r>
-        <w:t>4</w:t>
-      </w:r>
-    </w:p>
-    <w:p>
-      <w:pPr>
-        <w:ind w:left="1416" w:hanging="696"/>
-      </w:pPr>
-      <w:r>
-        <w:t>2</w:t>
-      </w:r>
-      <w:r>
-        <w:t xml:space="preserve">.1. </w:t>
-      </w:r>
-      <w:proofErr w:type="spellStart"/>
-      <w:r>
-        <w:t>Trello</w:t>
-      </w:r>
-      <w:proofErr w:type="spellEnd"/>
-      <w:r>
-        <w:t xml:space="preserve"> .....</w:t>
-      </w:r>
-      <w:r>
-        <w:t>.....</w:t>
-      </w:r>
-      <w:r>
-        <w:t xml:space="preserve">........................................................................................... </w:t>
-      </w:r>
-      <w:r>
-        <w:t>4</w:t>
-      </w:r>
-    </w:p>
-    <w:p>
-      <w:pPr>
-        <w:ind w:left="1416" w:hanging="696"/>
-      </w:pPr>
-      <w:r>
-        <w:t>2</w:t>
-      </w:r>
-      <w:r>
-        <w:t>.</w:t>
-      </w:r>
-      <w:r>
-        <w:t>2</w:t>
-      </w:r>
-      <w:r>
-        <w:t xml:space="preserve">. </w:t>
-      </w:r>
-      <w:proofErr w:type="spellStart"/>
-      <w:r>
-        <w:t>Github</w:t>
-      </w:r>
-      <w:proofErr w:type="spellEnd"/>
-      <w:r>
-        <w:t xml:space="preserve"> ................................................................................................... </w:t>
-      </w:r>
-      <w:r>
-        <w:t>5</w:t>
-      </w:r>
-    </w:p>
-    <w:p>
-      <w:r>
-        <w:tab/>
-        <w:t>2.3. React.js ................................................................................................. 5</w:t>
-      </w:r>
-    </w:p>
-    <w:p>
-      <w:r>
-        <w:tab/>
-        <w:t xml:space="preserve">2.4. ASP.NET Web API ................................................................................. </w:t>
-      </w:r>
-      <w:r>
-        <w:t>6</w:t>
-      </w:r>
-      <w:bookmarkStart w:id="0" w:name="_GoBack"/>
-      <w:bookmarkEnd w:id="0"/>
-      <w:r>
+      <w:r>
+        <w:rPr>
+          <w:b/>
+          <w:bCs/>
+          <w:sz w:val="52"/>
+          <w:szCs w:val="52"/>
+        </w:rPr>
         <w:br w:type="page"/>
       </w:r>
     </w:p>
+    <w:p/>
     <w:p>
       <w:pPr>
         <w:pStyle w:val="Listaszerbekezds"/>
@@ -399,7 +794,6 @@
           <w:sz w:val="44"/>
           <w:szCs w:val="44"/>
         </w:rPr>
-        <w:lastRenderedPageBreak/>
         <w:t>Fejlesztői környezet bemutatása</w:t>
       </w:r>
     </w:p>
@@ -651,6 +1045,7 @@
         <w:t xml:space="preserve"> </w:t>
       </w:r>
       <w:proofErr w:type="spellStart"/>
+      <w:proofErr w:type="gramStart"/>
       <w:r>
         <w:rPr>
           <w:rStyle w:val="Kiemels2"/>
@@ -666,7 +1061,15 @@
           <w:sz w:val="28"/>
           <w:szCs w:val="28"/>
         </w:rPr>
-        <w:t xml:space="preserve">  egy könnyű, gyors és ingyenes </w:t>
+        <w:t xml:space="preserve">  egy</w:t>
+      </w:r>
+      <w:proofErr w:type="gramEnd"/>
+      <w:r>
+        <w:rPr>
+          <w:sz w:val="28"/>
+          <w:szCs w:val="28"/>
+        </w:rPr>
+        <w:t xml:space="preserve"> könnyű, gyors és ingyenes </w:t>
       </w:r>
       <w:r>
         <w:rPr>
@@ -749,11 +1152,6 @@
         </w:rPr>
         <w:t>, amit bővítményekkel és kiegészítő funkciókkal lehet testre szabni, hogy teljes mértékben megfeleljen a fejlesztői igényeknek.</w:t>
       </w:r>
-    </w:p>
-    <w:p>
-      <w:pPr>
-        <w:ind w:left="720"/>
-      </w:pPr>
     </w:p>
     <w:p>
       <w:pPr>
@@ -936,6 +1334,18 @@
         <w:t xml:space="preserve"> rugalmas és képes hatékonyan kezelni különféle méretű adatbázisokat,</w:t>
       </w:r>
     </w:p>
+    <w:p>
+      <w:pPr>
+        <w:jc w:val="center"/>
+        <w:rPr>
+          <w:sz w:val="16"/>
+          <w:szCs w:val="16"/>
+        </w:rPr>
+      </w:pPr>
+      <w:r>
+        <w:t>4</w:t>
+      </w:r>
+    </w:p>
     <w:p/>
     <w:p/>
     <w:p>
@@ -952,7 +1362,6 @@
           <w:sz w:val="36"/>
           <w:szCs w:val="36"/>
         </w:rPr>
-        <w:lastRenderedPageBreak/>
         <w:t>1.4</w:t>
       </w:r>
       <w:r>
@@ -1082,33 +1491,6 @@
     <w:p/>
     <w:p>
       <w:pPr>
-        <w:jc w:val="center"/>
-        <w:rPr>
-          <w:b/>
-          <w:sz w:val="40"/>
-          <w:szCs w:val="40"/>
-        </w:rPr>
-      </w:pPr>
-      <w:r>
-        <w:rPr>
-          <w:b/>
-          <w:sz w:val="40"/>
-          <w:szCs w:val="40"/>
-        </w:rPr>
-        <w:t>2</w:t>
-      </w:r>
-      <w:r>
-        <w:rPr>
-          <w:b/>
-          <w:sz w:val="40"/>
-          <w:szCs w:val="40"/>
-        </w:rPr>
-        <w:t>. Használt technológiák</w:t>
-      </w:r>
-    </w:p>
-    <w:p/>
-    <w:p>
-      <w:pPr>
         <w:rPr>
           <w:b/>
           <w:bCs/>
@@ -1123,7 +1505,25 @@
           <w:sz w:val="36"/>
           <w:szCs w:val="36"/>
         </w:rPr>
-        <w:t>2.1</w:t>
+        <w:t>1</w:t>
+      </w:r>
+      <w:r>
+        <w:rPr>
+          <w:b/>
+          <w:bCs/>
+          <w:sz w:val="36"/>
+          <w:szCs w:val="36"/>
+        </w:rPr>
+        <w:t>.</w:t>
+      </w:r>
+      <w:r>
+        <w:rPr>
+          <w:b/>
+          <w:bCs/>
+          <w:sz w:val="36"/>
+          <w:szCs w:val="36"/>
+        </w:rPr>
+        <w:t>5</w:t>
       </w:r>
       <w:r>
         <w:rPr>
@@ -1269,7 +1669,7 @@
                     <pic:cNvPicPr/>
                   </pic:nvPicPr>
                   <pic:blipFill>
-                    <a:blip r:embed="rId6"/>
+                    <a:blip r:embed="rId8"/>
                     <a:stretch>
                       <a:fillRect/>
                     </a:stretch>
@@ -1292,19 +1692,74 @@
     </w:p>
     <w:p>
       <w:pPr>
-        <w:rPr>
-          <w:sz w:val="28"/>
-          <w:szCs w:val="28"/>
-        </w:rPr>
-      </w:pPr>
-    </w:p>
-    <w:p>
-      <w:pPr>
-        <w:rPr>
-          <w:sz w:val="28"/>
-          <w:szCs w:val="28"/>
-        </w:rPr>
-      </w:pPr>
+        <w:jc w:val="center"/>
+      </w:pPr>
+      <w:r>
+        <w:t>5</w:t>
+      </w:r>
+    </w:p>
+    <w:p>
+      <w:pPr>
+        <w:jc w:val="center"/>
+        <w:rPr>
+          <w:sz w:val="28"/>
+          <w:szCs w:val="28"/>
+        </w:rPr>
+      </w:pPr>
+      <w:r>
+        <w:rPr>
+          <w:noProof/>
+        </w:rPr>
+        <w:lastRenderedPageBreak/>
+        <w:drawing>
+          <wp:inline distT="0" distB="0" distL="0" distR="0" wp14:anchorId="585D0569" wp14:editId="6ECD6FC0">
+            <wp:extent cx="2524125" cy="1402292"/>
+            <wp:effectExtent l="0" t="0" r="0" b="7620"/>
+            <wp:docPr id="1118335416" name="Kép 2" descr="GitHub Logo Download - SVG - All Vector Logo"/>
+            <wp:cNvGraphicFramePr>
+              <a:graphicFrameLocks xmlns:a="http://schemas.openxmlformats.org/drawingml/2006/main" noChangeAspect="1"/>
+            </wp:cNvGraphicFramePr>
+            <a:graphic xmlns:a="http://schemas.openxmlformats.org/drawingml/2006/main">
+              <a:graphicData uri="http://schemas.openxmlformats.org/drawingml/2006/picture">
+                <pic:pic xmlns:pic="http://schemas.openxmlformats.org/drawingml/2006/picture">
+                  <pic:nvPicPr>
+                    <pic:cNvPr id="0" name="Picture 3" descr="GitHub Logo Download - SVG - All Vector Logo"/>
+                    <pic:cNvPicPr>
+                      <a:picLocks noChangeAspect="1" noChangeArrowheads="1"/>
+                    </pic:cNvPicPr>
+                  </pic:nvPicPr>
+                  <pic:blipFill>
+                    <a:blip r:embed="rId9" cstate="print">
+                      <a:extLst>
+                        <a:ext uri="{28A0092B-C50C-407E-A947-70E740481C1C}">
+                          <a14:useLocalDpi xmlns:a14="http://schemas.microsoft.com/office/drawing/2010/main" val="0"/>
+                        </a:ext>
+                      </a:extLst>
+                    </a:blip>
+                    <a:srcRect/>
+                    <a:stretch>
+                      <a:fillRect/>
+                    </a:stretch>
+                  </pic:blipFill>
+                  <pic:spPr bwMode="auto">
+                    <a:xfrm>
+                      <a:off x="0" y="0"/>
+                      <a:ext cx="2532631" cy="1407018"/>
+                    </a:xfrm>
+                    <a:prstGeom prst="rect">
+                      <a:avLst/>
+                    </a:prstGeom>
+                    <a:noFill/>
+                    <a:ln>
+                      <a:noFill/>
+                    </a:ln>
+                  </pic:spPr>
+                </pic:pic>
+              </a:graphicData>
+            </a:graphic>
+          </wp:inline>
+        </w:drawing>
+      </w:r>
     </w:p>
     <w:p>
       <w:pPr>
@@ -1320,270 +1775,373 @@
           <w:sz w:val="36"/>
           <w:szCs w:val="36"/>
         </w:rPr>
-        <w:t xml:space="preserve">2.2 </w:t>
-      </w:r>
-      <w:proofErr w:type="spellStart"/>
+        <w:t>1</w:t>
+      </w:r>
       <w:r>
         <w:rPr>
           <w:b/>
           <w:sz w:val="36"/>
           <w:szCs w:val="36"/>
         </w:rPr>
-        <w:t>Github</w:t>
-      </w:r>
-      <w:proofErr w:type="spellEnd"/>
-    </w:p>
-    <w:p>
-      <w:pPr>
-        <w:rPr>
-          <w:sz w:val="28"/>
-          <w:szCs w:val="28"/>
-          <w:lang w:eastAsia="hu-HU"/>
-        </w:rPr>
-      </w:pPr>
-      <w:r>
-        <w:rPr>
-          <w:sz w:val="28"/>
-          <w:szCs w:val="28"/>
-          <w:lang w:eastAsia="hu-HU"/>
-        </w:rPr>
-        <w:t xml:space="preserve">A GitHub egy online platform, amely lehetővé teszi a programozók és fejlesztők számára, hogy kódot tároljanak, megosszák és együtt dolgozzanak. A GitHub alapja a </w:t>
-      </w:r>
-      <w:proofErr w:type="spellStart"/>
-      <w:r>
-        <w:rPr>
-          <w:sz w:val="28"/>
-          <w:szCs w:val="28"/>
-          <w:lang w:eastAsia="hu-HU"/>
-        </w:rPr>
-        <w:t>Git</w:t>
-      </w:r>
-      <w:proofErr w:type="spellEnd"/>
-      <w:r>
-        <w:rPr>
-          <w:sz w:val="28"/>
-          <w:szCs w:val="28"/>
-          <w:lang w:eastAsia="hu-HU"/>
-        </w:rPr>
-        <w:t xml:space="preserve"> verziókezelő rendszer, amely segít a kód módosításainak nyomon követésében. Lehetővé teszi a csapatok számára, hogy könnyen dolgozzanak együtt, bárhol is legyenek, és megoldja a kódban történt változtatások összevonását, valamint a hibák kezelését.</w:t>
-      </w:r>
-    </w:p>
-    <w:p>
-      <w:pPr>
-        <w:rPr>
-          <w:sz w:val="28"/>
-          <w:szCs w:val="28"/>
-          <w:lang w:eastAsia="hu-HU"/>
-        </w:rPr>
-      </w:pPr>
-      <w:r>
-        <w:rPr>
-          <w:sz w:val="28"/>
-          <w:szCs w:val="28"/>
-          <w:lang w:eastAsia="hu-HU"/>
-        </w:rPr>
-        <w:t>A GitHub-</w:t>
-      </w:r>
-      <w:proofErr w:type="spellStart"/>
-      <w:r>
-        <w:rPr>
-          <w:sz w:val="28"/>
-          <w:szCs w:val="28"/>
-          <w:lang w:eastAsia="hu-HU"/>
-        </w:rPr>
-        <w:t>on</w:t>
-      </w:r>
-      <w:proofErr w:type="spellEnd"/>
-      <w:r>
-        <w:rPr>
-          <w:sz w:val="28"/>
-          <w:szCs w:val="28"/>
-          <w:lang w:eastAsia="hu-HU"/>
-        </w:rPr>
-        <w:t xml:space="preserve"> található kódokat "tárházaknak" (</w:t>
-      </w:r>
-      <w:proofErr w:type="spellStart"/>
-      <w:r>
-        <w:rPr>
-          <w:sz w:val="28"/>
-          <w:szCs w:val="28"/>
-          <w:lang w:eastAsia="hu-HU"/>
-        </w:rPr>
-        <w:t>repository</w:t>
-      </w:r>
-      <w:proofErr w:type="spellEnd"/>
-      <w:r>
-        <w:rPr>
-          <w:sz w:val="28"/>
-          <w:szCs w:val="28"/>
-          <w:lang w:eastAsia="hu-HU"/>
-        </w:rPr>
-        <w:t>) hívják, ahol a fejlesztők feltölthetik, módosíthatják és megoszthatják a projektjeiket. A felhasználók különböző jogosultságokkal rendelkezhetnek egy projektben: lehetnek adminisztrátorok, akik teljes hozzáférést kapnak, vagy egyszerű hozzájárulók, akik javaslatokat tehetnek a kód módosítására. A kód frissítéseit és változtatásait "</w:t>
-      </w:r>
-      <w:proofErr w:type="spellStart"/>
-      <w:r>
-        <w:rPr>
-          <w:sz w:val="28"/>
-          <w:szCs w:val="28"/>
-          <w:lang w:eastAsia="hu-HU"/>
-        </w:rPr>
-        <w:t>commiteknek</w:t>
-      </w:r>
-      <w:proofErr w:type="spellEnd"/>
-      <w:r>
-        <w:rPr>
-          <w:sz w:val="28"/>
-          <w:szCs w:val="28"/>
-          <w:lang w:eastAsia="hu-HU"/>
-        </w:rPr>
-        <w:t xml:space="preserve">" nevezik, és minden </w:t>
-      </w:r>
-      <w:proofErr w:type="spellStart"/>
-      <w:r>
-        <w:rPr>
-          <w:sz w:val="28"/>
-          <w:szCs w:val="28"/>
-          <w:lang w:eastAsia="hu-HU"/>
-        </w:rPr>
-        <w:t>commit</w:t>
-      </w:r>
-      <w:proofErr w:type="spellEnd"/>
-      <w:r>
-        <w:rPr>
-          <w:sz w:val="28"/>
-          <w:szCs w:val="28"/>
-          <w:lang w:eastAsia="hu-HU"/>
-        </w:rPr>
-        <w:t>-hoz megjegyzés is tartozik, hogy könnyen követhetők legyenek a módosítások.</w:t>
-      </w:r>
-    </w:p>
-    <w:p>
-      <w:pPr>
-        <w:rPr>
-          <w:lang w:eastAsia="hu-HU"/>
-        </w:rPr>
-      </w:pPr>
-      <w:r>
-        <w:rPr>
-          <w:sz w:val="28"/>
-          <w:szCs w:val="28"/>
-          <w:lang w:eastAsia="hu-HU"/>
-        </w:rPr>
-        <w:t>A GitHub lehetővé teszi a "</w:t>
-      </w:r>
-      <w:proofErr w:type="spellStart"/>
-      <w:r>
-        <w:rPr>
-          <w:sz w:val="28"/>
-          <w:szCs w:val="28"/>
-          <w:lang w:eastAsia="hu-HU"/>
-        </w:rPr>
-        <w:t>pull</w:t>
-      </w:r>
-      <w:proofErr w:type="spellEnd"/>
-      <w:r>
-        <w:rPr>
-          <w:sz w:val="28"/>
-          <w:szCs w:val="28"/>
-          <w:lang w:eastAsia="hu-HU"/>
-        </w:rPr>
-        <w:t xml:space="preserve"> </w:t>
-      </w:r>
-      <w:proofErr w:type="spellStart"/>
-      <w:r>
-        <w:rPr>
-          <w:sz w:val="28"/>
-          <w:szCs w:val="28"/>
-          <w:lang w:eastAsia="hu-HU"/>
-        </w:rPr>
-        <w:t>requestek</w:t>
-      </w:r>
-      <w:proofErr w:type="spellEnd"/>
-      <w:r>
-        <w:rPr>
-          <w:sz w:val="28"/>
-          <w:szCs w:val="28"/>
-          <w:lang w:eastAsia="hu-HU"/>
-        </w:rPr>
-        <w:t xml:space="preserve">" létrehozását is, amelyek segítségével a fejlesztők javasolhatják, hogy egy másik fejlesztő kódját integrálják a projektbe. A </w:t>
-      </w:r>
-      <w:proofErr w:type="spellStart"/>
-      <w:r>
-        <w:rPr>
-          <w:sz w:val="28"/>
-          <w:szCs w:val="28"/>
-          <w:lang w:eastAsia="hu-HU"/>
-        </w:rPr>
-        <w:t>pull</w:t>
-      </w:r>
-      <w:proofErr w:type="spellEnd"/>
-      <w:r>
-        <w:rPr>
-          <w:sz w:val="28"/>
-          <w:szCs w:val="28"/>
-          <w:lang w:eastAsia="hu-HU"/>
-        </w:rPr>
-        <w:t xml:space="preserve"> </w:t>
-      </w:r>
-      <w:proofErr w:type="spellStart"/>
-      <w:r>
-        <w:rPr>
-          <w:sz w:val="28"/>
-          <w:szCs w:val="28"/>
-          <w:lang w:eastAsia="hu-HU"/>
-        </w:rPr>
-        <w:t>requestek</w:t>
-      </w:r>
-      <w:proofErr w:type="spellEnd"/>
-      <w:r>
-        <w:rPr>
-          <w:sz w:val="28"/>
-          <w:szCs w:val="28"/>
-          <w:lang w:eastAsia="hu-HU"/>
-        </w:rPr>
-        <w:t xml:space="preserve"> segítenek a kód átvizsgálásában és a hibák észlelésében.</w:t>
-      </w:r>
-    </w:p>
-    <w:p>
-      <w:pPr>
-        <w:rPr>
-          <w:sz w:val="28"/>
-          <w:szCs w:val="28"/>
-        </w:rPr>
-      </w:pPr>
-    </w:p>
-    <w:p>
-      <w:pPr>
-        <w:rPr>
-          <w:sz w:val="28"/>
-          <w:szCs w:val="28"/>
-        </w:rPr>
-      </w:pPr>
-    </w:p>
-    <w:p>
-      <w:pPr>
+        <w:t>.</w:t>
+      </w:r>
+      <w:r>
         <w:rPr>
           <w:b/>
           <w:sz w:val="36"/>
           <w:szCs w:val="36"/>
         </w:rPr>
-      </w:pPr>
+        <w:t>6</w:t>
+      </w:r>
       <w:r>
         <w:rPr>
           <w:b/>
           <w:sz w:val="36"/>
           <w:szCs w:val="36"/>
         </w:rPr>
-        <w:t>2.3 React.js</w:t>
-      </w:r>
-    </w:p>
-    <w:p>
-      <w:pPr>
-        <w:rPr>
-          <w:sz w:val="28"/>
-          <w:szCs w:val="28"/>
-        </w:rPr>
-      </w:pPr>
+        <w:t xml:space="preserve"> </w:t>
+      </w:r>
+      <w:proofErr w:type="spellStart"/>
+      <w:r>
+        <w:rPr>
+          <w:b/>
+          <w:sz w:val="36"/>
+          <w:szCs w:val="36"/>
+        </w:rPr>
+        <w:t>Github</w:t>
+      </w:r>
+      <w:proofErr w:type="spellEnd"/>
+    </w:p>
+    <w:p>
+      <w:pPr>
+        <w:rPr>
+          <w:sz w:val="28"/>
+          <w:szCs w:val="28"/>
+          <w:lang w:eastAsia="hu-HU"/>
+        </w:rPr>
+      </w:pPr>
+      <w:r>
+        <w:rPr>
+          <w:sz w:val="28"/>
+          <w:szCs w:val="28"/>
+          <w:lang w:eastAsia="hu-HU"/>
+        </w:rPr>
+        <w:t xml:space="preserve">A GitHub egy online platform, amely lehetővé teszi a programozók és fejlesztők számára, hogy kódot tároljanak, megosszák és együtt dolgozzanak. A GitHub alapja a </w:t>
+      </w:r>
+      <w:proofErr w:type="spellStart"/>
+      <w:r>
+        <w:rPr>
+          <w:sz w:val="28"/>
+          <w:szCs w:val="28"/>
+          <w:lang w:eastAsia="hu-HU"/>
+        </w:rPr>
+        <w:t>Git</w:t>
+      </w:r>
+      <w:proofErr w:type="spellEnd"/>
+      <w:r>
+        <w:rPr>
+          <w:sz w:val="28"/>
+          <w:szCs w:val="28"/>
+          <w:lang w:eastAsia="hu-HU"/>
+        </w:rPr>
+        <w:t xml:space="preserve"> verziókezelő rendszer, amely segít a kód módosításainak nyomon követésében. Lehetővé teszi a csapatok számára, hogy könnyen dolgozzanak együtt, bárhol is legyenek, és megoldja a kódban történt változtatások összevonását, valamint a hibák kezelését.</w:t>
+      </w:r>
+    </w:p>
+    <w:p>
+      <w:pPr>
+        <w:rPr>
+          <w:sz w:val="28"/>
+          <w:szCs w:val="28"/>
+          <w:lang w:eastAsia="hu-HU"/>
+        </w:rPr>
+      </w:pPr>
+      <w:r>
+        <w:rPr>
+          <w:sz w:val="28"/>
+          <w:szCs w:val="28"/>
+          <w:lang w:eastAsia="hu-HU"/>
+        </w:rPr>
+        <w:t>A GitHub-</w:t>
+      </w:r>
+      <w:proofErr w:type="spellStart"/>
+      <w:r>
+        <w:rPr>
+          <w:sz w:val="28"/>
+          <w:szCs w:val="28"/>
+          <w:lang w:eastAsia="hu-HU"/>
+        </w:rPr>
+        <w:t>on</w:t>
+      </w:r>
+      <w:proofErr w:type="spellEnd"/>
+      <w:r>
+        <w:rPr>
+          <w:sz w:val="28"/>
+          <w:szCs w:val="28"/>
+          <w:lang w:eastAsia="hu-HU"/>
+        </w:rPr>
+        <w:t xml:space="preserve"> található kódokat "tárházaknak" (</w:t>
+      </w:r>
+      <w:proofErr w:type="spellStart"/>
+      <w:r>
+        <w:rPr>
+          <w:sz w:val="28"/>
+          <w:szCs w:val="28"/>
+          <w:lang w:eastAsia="hu-HU"/>
+        </w:rPr>
+        <w:t>repository</w:t>
+      </w:r>
+      <w:proofErr w:type="spellEnd"/>
+      <w:r>
+        <w:rPr>
+          <w:sz w:val="28"/>
+          <w:szCs w:val="28"/>
+          <w:lang w:eastAsia="hu-HU"/>
+        </w:rPr>
+        <w:t>) hívják, ahol a fejlesztők feltölthetik, módosíthatják és megoszthatják a projektjeiket. A felhasználók különböző jogosultságokkal rendelkezhetnek egy projektben: lehetnek adminisztrátorok, akik teljes hozzáférést kapnak, vagy egyszerű hozzájárulók, akik javaslatokat tehetnek a kód módosítására. A kód frissítéseit és változtatásait "</w:t>
+      </w:r>
+      <w:proofErr w:type="spellStart"/>
+      <w:r>
+        <w:rPr>
+          <w:sz w:val="28"/>
+          <w:szCs w:val="28"/>
+          <w:lang w:eastAsia="hu-HU"/>
+        </w:rPr>
+        <w:t>commiteknek</w:t>
+      </w:r>
+      <w:proofErr w:type="spellEnd"/>
+      <w:r>
+        <w:rPr>
+          <w:sz w:val="28"/>
+          <w:szCs w:val="28"/>
+          <w:lang w:eastAsia="hu-HU"/>
+        </w:rPr>
+        <w:t xml:space="preserve">" nevezik, és minden </w:t>
+      </w:r>
+      <w:proofErr w:type="spellStart"/>
+      <w:r>
+        <w:rPr>
+          <w:sz w:val="28"/>
+          <w:szCs w:val="28"/>
+          <w:lang w:eastAsia="hu-HU"/>
+        </w:rPr>
+        <w:t>commit</w:t>
+      </w:r>
+      <w:proofErr w:type="spellEnd"/>
+      <w:r>
+        <w:rPr>
+          <w:sz w:val="28"/>
+          <w:szCs w:val="28"/>
+          <w:lang w:eastAsia="hu-HU"/>
+        </w:rPr>
+        <w:t>-hoz megjegyzés is tartozik, hogy könnyen követhetők legyenek a módosítások.</w:t>
+      </w:r>
+    </w:p>
+    <w:p>
+      <w:pPr>
+        <w:rPr>
+          <w:lang w:eastAsia="hu-HU"/>
+        </w:rPr>
+      </w:pPr>
+      <w:r>
+        <w:rPr>
+          <w:sz w:val="28"/>
+          <w:szCs w:val="28"/>
+          <w:lang w:eastAsia="hu-HU"/>
+        </w:rPr>
+        <w:t>A GitHub lehetővé teszi a "</w:t>
+      </w:r>
+      <w:proofErr w:type="spellStart"/>
+      <w:r>
+        <w:rPr>
+          <w:sz w:val="28"/>
+          <w:szCs w:val="28"/>
+          <w:lang w:eastAsia="hu-HU"/>
+        </w:rPr>
+        <w:t>pull</w:t>
+      </w:r>
+      <w:proofErr w:type="spellEnd"/>
+      <w:r>
+        <w:rPr>
+          <w:sz w:val="28"/>
+          <w:szCs w:val="28"/>
+          <w:lang w:eastAsia="hu-HU"/>
+        </w:rPr>
+        <w:t xml:space="preserve"> </w:t>
+      </w:r>
+      <w:proofErr w:type="spellStart"/>
+      <w:r>
+        <w:rPr>
+          <w:sz w:val="28"/>
+          <w:szCs w:val="28"/>
+          <w:lang w:eastAsia="hu-HU"/>
+        </w:rPr>
+        <w:t>requestek</w:t>
+      </w:r>
+      <w:proofErr w:type="spellEnd"/>
+      <w:r>
+        <w:rPr>
+          <w:sz w:val="28"/>
+          <w:szCs w:val="28"/>
+          <w:lang w:eastAsia="hu-HU"/>
+        </w:rPr>
+        <w:t xml:space="preserve">" létrehozását is, amelyek segítségével a fejlesztők javasolhatják, hogy egy másik fejlesztő kódját integrálják a projektbe. A </w:t>
+      </w:r>
+      <w:proofErr w:type="spellStart"/>
+      <w:r>
+        <w:rPr>
+          <w:sz w:val="28"/>
+          <w:szCs w:val="28"/>
+          <w:lang w:eastAsia="hu-HU"/>
+        </w:rPr>
+        <w:t>pull</w:t>
+      </w:r>
+      <w:proofErr w:type="spellEnd"/>
+      <w:r>
+        <w:rPr>
+          <w:sz w:val="28"/>
+          <w:szCs w:val="28"/>
+          <w:lang w:eastAsia="hu-HU"/>
+        </w:rPr>
+        <w:t xml:space="preserve"> </w:t>
+      </w:r>
+      <w:proofErr w:type="spellStart"/>
+      <w:r>
+        <w:rPr>
+          <w:sz w:val="28"/>
+          <w:szCs w:val="28"/>
+          <w:lang w:eastAsia="hu-HU"/>
+        </w:rPr>
+        <w:t>requestek</w:t>
+      </w:r>
+      <w:proofErr w:type="spellEnd"/>
+      <w:r>
+        <w:rPr>
+          <w:sz w:val="28"/>
+          <w:szCs w:val="28"/>
+          <w:lang w:eastAsia="hu-HU"/>
+        </w:rPr>
+        <w:t xml:space="preserve"> segítenek a kód átvizsgálásában és a hibák észlelésében.</w:t>
+      </w:r>
+    </w:p>
+    <w:p>
+      <w:pPr>
+        <w:jc w:val="center"/>
+        <w:rPr>
+          <w:sz w:val="28"/>
+          <w:szCs w:val="28"/>
+        </w:rPr>
+      </w:pPr>
+      <w:r>
+        <w:rPr>
+          <w:noProof/>
+        </w:rPr>
+        <w:drawing>
+          <wp:inline distT="0" distB="0" distL="0" distR="0" wp14:anchorId="526F499E" wp14:editId="00D1F950">
+            <wp:extent cx="2819400" cy="1585913"/>
+            <wp:effectExtent l="0" t="0" r="0" b="0"/>
+            <wp:docPr id="280732881" name="Kép 1" descr="React Logo - PNG Logo Vector Brand Downloads (SVG, EPS)"/>
+            <wp:cNvGraphicFramePr>
+              <a:graphicFrameLocks xmlns:a="http://schemas.openxmlformats.org/drawingml/2006/main" noChangeAspect="1"/>
+            </wp:cNvGraphicFramePr>
+            <a:graphic xmlns:a="http://schemas.openxmlformats.org/drawingml/2006/main">
+              <a:graphicData uri="http://schemas.openxmlformats.org/drawingml/2006/picture">
+                <pic:pic xmlns:pic="http://schemas.openxmlformats.org/drawingml/2006/picture">
+                  <pic:nvPicPr>
+                    <pic:cNvPr id="0" name="Picture 1" descr="React Logo - PNG Logo Vector Brand Downloads (SVG, EPS)"/>
+                    <pic:cNvPicPr>
+                      <a:picLocks noChangeAspect="1" noChangeArrowheads="1"/>
+                    </pic:cNvPicPr>
+                  </pic:nvPicPr>
+                  <pic:blipFill>
+                    <a:blip r:embed="rId10" cstate="print">
+                      <a:extLst>
+                        <a:ext uri="{28A0092B-C50C-407E-A947-70E740481C1C}">
+                          <a14:useLocalDpi xmlns:a14="http://schemas.microsoft.com/office/drawing/2010/main" val="0"/>
+                        </a:ext>
+                      </a:extLst>
+                    </a:blip>
+                    <a:srcRect/>
+                    <a:stretch>
+                      <a:fillRect/>
+                    </a:stretch>
+                  </pic:blipFill>
+                  <pic:spPr bwMode="auto">
+                    <a:xfrm>
+                      <a:off x="0" y="0"/>
+                      <a:ext cx="2833493" cy="1593841"/>
+                    </a:xfrm>
+                    <a:prstGeom prst="rect">
+                      <a:avLst/>
+                    </a:prstGeom>
+                    <a:noFill/>
+                    <a:ln>
+                      <a:noFill/>
+                    </a:ln>
+                  </pic:spPr>
+                </pic:pic>
+              </a:graphicData>
+            </a:graphic>
+          </wp:inline>
+        </w:drawing>
+      </w:r>
+    </w:p>
+    <w:p>
+      <w:pPr>
+        <w:rPr>
+          <w:b/>
+          <w:sz w:val="36"/>
+          <w:szCs w:val="36"/>
+        </w:rPr>
+      </w:pPr>
+      <w:r>
+        <w:rPr>
+          <w:b/>
+          <w:sz w:val="36"/>
+          <w:szCs w:val="36"/>
+        </w:rPr>
+        <w:t>1</w:t>
+      </w:r>
+      <w:r>
+        <w:rPr>
+          <w:b/>
+          <w:sz w:val="36"/>
+          <w:szCs w:val="36"/>
+        </w:rPr>
+        <w:t>.</w:t>
+      </w:r>
+      <w:r>
+        <w:rPr>
+          <w:b/>
+          <w:sz w:val="36"/>
+          <w:szCs w:val="36"/>
+        </w:rPr>
+        <w:t>7</w:t>
+      </w:r>
+      <w:r>
+        <w:rPr>
+          <w:b/>
+          <w:sz w:val="36"/>
+          <w:szCs w:val="36"/>
+        </w:rPr>
+        <w:t xml:space="preserve"> React.js</w:t>
+      </w:r>
+    </w:p>
+    <w:p>
+      <w:pPr>
+        <w:jc w:val="center"/>
+        <w:rPr>
+          <w:sz w:val="28"/>
+          <w:szCs w:val="28"/>
+        </w:rPr>
+      </w:pPr>
+      <w:r>
+        <w:rPr>
+          <w:sz w:val="28"/>
+          <w:szCs w:val="28"/>
+        </w:rPr>
+        <w:lastRenderedPageBreak/>
+        <w:t>s</w:t>
+      </w:r>
     </w:p>
     <w:p>
       <w:pPr>
@@ -1617,12 +2175,6 @@
       </w:r>
     </w:p>
     <w:p>
-      <w:pPr>
-        <w:rPr>
-          <w:sz w:val="28"/>
-          <w:szCs w:val="28"/>
-        </w:rPr>
-      </w:pPr>
       <w:r>
         <w:rPr>
           <w:sz w:val="28"/>
@@ -1644,15 +2196,7 @@
           <w:sz w:val="28"/>
           <w:szCs w:val="28"/>
         </w:rPr>
-        <w:t xml:space="preserve">, amelyek kisebb, újrahasznosítható részek. Minden komponens önállóan működik, saját </w:t>
-      </w:r>
-      <w:r>
-        <w:rPr>
-          <w:sz w:val="28"/>
-          <w:szCs w:val="28"/>
-        </w:rPr>
-        <w:lastRenderedPageBreak/>
-        <w:t>adatokkal (</w:t>
+        <w:t>, amelyek kisebb, újrahasznosítható részek. Minden komponens önállóan működik, saját adatokkal (</w:t>
       </w:r>
       <w:proofErr w:type="spellStart"/>
       <w:r>
@@ -1670,6 +2214,11 @@
         </w:rPr>
         <w:t>) és viselkedéssel. Ez lehetővé teszi, hogy könnyebben kezelhető és karbantartható legyen a kód.</w:t>
       </w:r>
+    </w:p>
+    <w:p>
+      <w:pPr>
+        <w:jc w:val="center"/>
+      </w:pPr>
     </w:p>
     <w:p>
       <w:pPr>
@@ -1701,7 +2250,7 @@
           <w:sz w:val="36"/>
           <w:szCs w:val="36"/>
         </w:rPr>
-        <w:t xml:space="preserve">2.4 </w:t>
+        <w:t>1</w:t>
       </w:r>
       <w:r>
         <w:rPr>
@@ -1709,15 +2258,39 @@
           <w:sz w:val="36"/>
           <w:szCs w:val="36"/>
         </w:rPr>
-        <w:t xml:space="preserve">ASP.NET Web </w:t>
-      </w:r>
-      <w:proofErr w:type="spellStart"/>
+        <w:t>.</w:t>
+      </w:r>
       <w:r>
         <w:rPr>
           <w:b/>
           <w:sz w:val="36"/>
           <w:szCs w:val="36"/>
         </w:rPr>
+        <w:t>8</w:t>
+      </w:r>
+      <w:r>
+        <w:rPr>
+          <w:b/>
+          <w:sz w:val="36"/>
+          <w:szCs w:val="36"/>
+        </w:rPr>
+        <w:t xml:space="preserve"> </w:t>
+      </w:r>
+      <w:r>
+        <w:rPr>
+          <w:b/>
+          <w:sz w:val="36"/>
+          <w:szCs w:val="36"/>
+        </w:rPr>
+        <w:t xml:space="preserve">ASP.NET Web </w:t>
+      </w:r>
+      <w:proofErr w:type="spellStart"/>
+      <w:r>
+        <w:rPr>
+          <w:b/>
+          <w:sz w:val="36"/>
+          <w:szCs w:val="36"/>
+        </w:rPr>
         <w:t>Api</w:t>
       </w:r>
       <w:proofErr w:type="spellEnd"/>
@@ -1766,7 +2339,57 @@
           <w:sz w:val="28"/>
           <w:szCs w:val="28"/>
         </w:rPr>
-        <w:t xml:space="preserve"> API-k fejlesztését. A Web API segítségével egyszerűen hozhatsz létre HTTP-alapú szolgáltatásokat, amelyek JSON vagy XML formátumban küldenek és fogadnak adatokat. A C# erejét kihasználva könnyen </w:t>
+        <w:t xml:space="preserve"> API-k fejlesztését. A Web API segítségével egyszerűen hozhatsz létre HTTP-alapú szolgáltatásokat, amelyek JSON vagy XML formátumban küldenek és fogadnak adatokat. A C# erejét kihasználva könnyen írhatóak a logika, a kontroller osztályok, és az útvonaltérkép, amelyek meghatározzák, hogyan kezelje az alkalmazás a beérkező kéréseket.</w:t>
+      </w:r>
+    </w:p>
+    <w:p>
+      <w:pPr>
+        <w:rPr>
+          <w:sz w:val="28"/>
+          <w:szCs w:val="28"/>
+        </w:rPr>
+      </w:pPr>
+    </w:p>
+    <w:p>
+      <w:pPr>
+        <w:rPr>
+          <w:sz w:val="28"/>
+          <w:szCs w:val="28"/>
+        </w:rPr>
+      </w:pPr>
+    </w:p>
+    <w:p>
+      <w:pPr>
+        <w:rPr>
+          <w:b/>
+          <w:bCs/>
+          <w:sz w:val="36"/>
+          <w:szCs w:val="36"/>
+        </w:rPr>
+      </w:pPr>
+      <w:r>
+        <w:rPr>
+          <w:b/>
+          <w:bCs/>
+          <w:sz w:val="36"/>
+          <w:szCs w:val="36"/>
+        </w:rPr>
+        <w:t>1.9 HTML</w:t>
+      </w:r>
+    </w:p>
+    <w:p>
+      <w:pPr>
+        <w:rPr>
+          <w:sz w:val="28"/>
+          <w:szCs w:val="28"/>
+        </w:rPr>
+      </w:pPr>
+      <w:r>
+        <w:rPr>
+          <w:sz w:val="28"/>
+          <w:szCs w:val="28"/>
+        </w:rPr>
+        <w:t>A HTML (</w:t>
       </w:r>
       <w:proofErr w:type="spellStart"/>
       <w:r>
@@ -1774,7 +2397,7 @@
           <w:sz w:val="28"/>
           <w:szCs w:val="28"/>
         </w:rPr>
-        <w:t>írhatóak</w:t>
+        <w:t>HyperText</w:t>
       </w:r>
       <w:proofErr w:type="spellEnd"/>
       <w:r>
@@ -1782,7 +2405,408 @@
           <w:sz w:val="28"/>
           <w:szCs w:val="28"/>
         </w:rPr>
-        <w:t xml:space="preserve"> a logika, a kontroller osztályok, és az útvonaltérkép, amelyek meghatározzák, hogyan kezelje az alkalmazás a beérkező kéréseket.</w:t>
+        <w:t xml:space="preserve"> </w:t>
+      </w:r>
+      <w:proofErr w:type="spellStart"/>
+      <w:r>
+        <w:rPr>
+          <w:sz w:val="28"/>
+          <w:szCs w:val="28"/>
+        </w:rPr>
+        <w:t>Markup</w:t>
+      </w:r>
+      <w:proofErr w:type="spellEnd"/>
+      <w:r>
+        <w:rPr>
+          <w:sz w:val="28"/>
+          <w:szCs w:val="28"/>
+        </w:rPr>
+        <w:t xml:space="preserve"> </w:t>
+      </w:r>
+      <w:proofErr w:type="spellStart"/>
+      <w:r>
+        <w:rPr>
+          <w:sz w:val="28"/>
+          <w:szCs w:val="28"/>
+        </w:rPr>
+        <w:t>Language</w:t>
+      </w:r>
+      <w:proofErr w:type="spellEnd"/>
+      <w:r>
+        <w:rPr>
+          <w:sz w:val="28"/>
+          <w:szCs w:val="28"/>
+        </w:rPr>
+        <w:t xml:space="preserve">) a weboldalak szerkezetét és tartalmát meghatározó jelölőnyelv, amely tagekből épül fel. Hierarchikus felépítésű, a dokumentum </w:t>
+      </w:r>
+      <w:proofErr w:type="spellStart"/>
+      <w:r>
+        <w:rPr>
+          <w:sz w:val="28"/>
+          <w:szCs w:val="28"/>
+        </w:rPr>
+        <w:t>metaadatokat</w:t>
+      </w:r>
+      <w:proofErr w:type="spellEnd"/>
+      <w:r>
+        <w:rPr>
+          <w:sz w:val="28"/>
+          <w:szCs w:val="28"/>
+        </w:rPr>
+        <w:t xml:space="preserve"> és vizuális elemeket is tartalmaz. A HTML5 új szerkezeti elemeket, natív multimédiás támogatást és fejlettebb űrlapkezelést biztosít. </w:t>
+      </w:r>
+      <w:proofErr w:type="spellStart"/>
+      <w:r>
+        <w:rPr>
+          <w:sz w:val="28"/>
+          <w:szCs w:val="28"/>
+        </w:rPr>
+        <w:t>Reszponzivitása</w:t>
+      </w:r>
+      <w:proofErr w:type="spellEnd"/>
+      <w:r>
+        <w:rPr>
+          <w:sz w:val="28"/>
+          <w:szCs w:val="28"/>
+        </w:rPr>
+        <w:t xml:space="preserve"> CSS és JavaScript segítségével alakítható, lehetővé téve az interaktív és dinamikus weboldalak fejlesztését.</w:t>
+      </w:r>
+    </w:p>
+    <w:p>
+      <w:pPr>
+        <w:rPr>
+          <w:sz w:val="28"/>
+          <w:szCs w:val="28"/>
+        </w:rPr>
+      </w:pPr>
+    </w:p>
+    <w:p>
+      <w:pPr>
+        <w:rPr>
+          <w:sz w:val="28"/>
+          <w:szCs w:val="28"/>
+        </w:rPr>
+      </w:pPr>
+    </w:p>
+    <w:p>
+      <w:pPr>
+        <w:rPr>
+          <w:b/>
+          <w:bCs/>
+          <w:sz w:val="36"/>
+          <w:szCs w:val="36"/>
+        </w:rPr>
+      </w:pPr>
+      <w:r>
+        <w:rPr>
+          <w:b/>
+          <w:bCs/>
+          <w:sz w:val="36"/>
+          <w:szCs w:val="36"/>
+        </w:rPr>
+        <w:t>1.10 CSS</w:t>
+      </w:r>
+    </w:p>
+    <w:p>
+      <w:pPr>
+        <w:rPr>
+          <w:sz w:val="28"/>
+          <w:szCs w:val="28"/>
+        </w:rPr>
+      </w:pPr>
+      <w:r>
+        <w:rPr>
+          <w:sz w:val="28"/>
+          <w:szCs w:val="28"/>
+        </w:rPr>
+        <w:t>A CSS (</w:t>
+      </w:r>
+      <w:proofErr w:type="spellStart"/>
+      <w:r>
+        <w:rPr>
+          <w:sz w:val="28"/>
+          <w:szCs w:val="28"/>
+        </w:rPr>
+        <w:t>Cascading</w:t>
+      </w:r>
+      <w:proofErr w:type="spellEnd"/>
+      <w:r>
+        <w:rPr>
+          <w:sz w:val="28"/>
+          <w:szCs w:val="28"/>
+        </w:rPr>
+        <w:t xml:space="preserve"> </w:t>
+      </w:r>
+      <w:proofErr w:type="spellStart"/>
+      <w:r>
+        <w:rPr>
+          <w:sz w:val="28"/>
+          <w:szCs w:val="28"/>
+        </w:rPr>
+        <w:t>Style</w:t>
+      </w:r>
+      <w:proofErr w:type="spellEnd"/>
+      <w:r>
+        <w:rPr>
+          <w:sz w:val="28"/>
+          <w:szCs w:val="28"/>
+        </w:rPr>
+        <w:t xml:space="preserve"> </w:t>
+      </w:r>
+      <w:proofErr w:type="spellStart"/>
+      <w:r>
+        <w:rPr>
+          <w:sz w:val="28"/>
+          <w:szCs w:val="28"/>
+        </w:rPr>
+        <w:t>Sheets</w:t>
+      </w:r>
+      <w:proofErr w:type="spellEnd"/>
+      <w:r>
+        <w:rPr>
+          <w:sz w:val="28"/>
+          <w:szCs w:val="28"/>
+        </w:rPr>
+        <w:t xml:space="preserve">) a weboldalak megjelenését és formázását szabályozó nyelv. Lehetővé teszi az elemek színezését, méretezését, pozicionálását és animációját. A stílusokat szelektorok segítségével lehet alkalmazni, külső, belső vagy </w:t>
+      </w:r>
+      <w:proofErr w:type="spellStart"/>
+      <w:r>
+        <w:rPr>
+          <w:sz w:val="28"/>
+          <w:szCs w:val="28"/>
+        </w:rPr>
+        <w:t>inline</w:t>
+      </w:r>
+      <w:proofErr w:type="spellEnd"/>
+      <w:r>
+        <w:rPr>
+          <w:sz w:val="28"/>
+          <w:szCs w:val="28"/>
+        </w:rPr>
+        <w:t xml:space="preserve"> módon. A CSS3 új lehetőségeket hozott, például rugalmas elrendezéseket, árnyékokat, áttűnéseket és reszponzív design támogatást.</w:t>
+      </w:r>
+    </w:p>
+    <w:p>
+      <w:pPr>
+        <w:jc w:val="center"/>
+      </w:pPr>
+      <w:r>
+        <w:t>7</w:t>
+      </w:r>
+    </w:p>
+    <w:p>
+      <w:pPr>
+        <w:rPr>
+          <w:b/>
+          <w:bCs/>
+          <w:sz w:val="36"/>
+          <w:szCs w:val="36"/>
+        </w:rPr>
+      </w:pPr>
+      <w:r>
+        <w:rPr>
+          <w:b/>
+          <w:bCs/>
+          <w:sz w:val="36"/>
+          <w:szCs w:val="36"/>
+        </w:rPr>
+        <w:t xml:space="preserve">1.11 </w:t>
+      </w:r>
+      <w:proofErr w:type="spellStart"/>
+      <w:r>
+        <w:rPr>
+          <w:b/>
+          <w:bCs/>
+          <w:sz w:val="36"/>
+          <w:szCs w:val="36"/>
+        </w:rPr>
+        <w:t>Javascript</w:t>
+      </w:r>
+      <w:proofErr w:type="spellEnd"/>
+    </w:p>
+    <w:p>
+      <w:pPr>
+        <w:rPr>
+          <w:sz w:val="28"/>
+          <w:szCs w:val="28"/>
+        </w:rPr>
+      </w:pPr>
+      <w:r>
+        <w:rPr>
+          <w:sz w:val="28"/>
+          <w:szCs w:val="28"/>
+        </w:rPr>
+        <w:t>A JavaScript egy dinamikus, magas szintű programozási nyelv, amely interaktivitást és funkcionalitást ad a weboldalakhoz. Képes DOM-manipulációra, eseménykezelésre, animációkra és aszinkron műveletekre. Böngészőkben natívan fut, de Node.js segítségével szerveroldalon is használható. A modern JavaScript támogatja az ES6+ szintaxist, modulkezelést és API-integrációkat, megkönnyítve a reszponzív és dinamikus webalkalmazások fejlesztését.</w:t>
+      </w:r>
+    </w:p>
+    <w:p>
+      <w:pPr>
+        <w:rPr>
+          <w:sz w:val="28"/>
+          <w:szCs w:val="28"/>
+        </w:rPr>
+      </w:pPr>
+    </w:p>
+    <w:p>
+      <w:pPr>
+        <w:rPr>
+          <w:sz w:val="28"/>
+          <w:szCs w:val="28"/>
+        </w:rPr>
+      </w:pPr>
+    </w:p>
+    <w:p>
+      <w:pPr>
+        <w:rPr>
+          <w:b/>
+          <w:bCs/>
+          <w:sz w:val="36"/>
+          <w:szCs w:val="36"/>
+        </w:rPr>
+      </w:pPr>
+      <w:r>
+        <w:rPr>
+          <w:b/>
+          <w:bCs/>
+          <w:sz w:val="36"/>
+          <w:szCs w:val="36"/>
+        </w:rPr>
+        <w:t xml:space="preserve">1.12 </w:t>
+      </w:r>
+      <w:proofErr w:type="spellStart"/>
+      <w:r>
+        <w:rPr>
+          <w:b/>
+          <w:bCs/>
+          <w:sz w:val="36"/>
+          <w:szCs w:val="36"/>
+        </w:rPr>
+        <w:t>Bootstrap</w:t>
+      </w:r>
+      <w:proofErr w:type="spellEnd"/>
+    </w:p>
+    <w:p>
+      <w:pPr>
+        <w:rPr>
+          <w:sz w:val="28"/>
+          <w:szCs w:val="28"/>
+        </w:rPr>
+      </w:pPr>
+      <w:r>
+        <w:rPr>
+          <w:sz w:val="28"/>
+          <w:szCs w:val="28"/>
+        </w:rPr>
+        <w:t xml:space="preserve">A </w:t>
+      </w:r>
+      <w:proofErr w:type="spellStart"/>
+      <w:r>
+        <w:rPr>
+          <w:sz w:val="28"/>
+          <w:szCs w:val="28"/>
+        </w:rPr>
+        <w:t>Bootstrap</w:t>
+      </w:r>
+      <w:proofErr w:type="spellEnd"/>
+      <w:r>
+        <w:rPr>
+          <w:sz w:val="28"/>
+          <w:szCs w:val="28"/>
+        </w:rPr>
+        <w:t xml:space="preserve"> egy nyílt forráskódú CSS keretrendszer, amely megkönnyíti a reszponzív és modern weboldalak fejlesztését. Tartalmaz előre definiált rácsrendszert, komponenseket és stílusokat, amelyeket CSS és JavaScript segítségével lehet testre szabni. Mobilbarát kialakításra optimalizált, és natív támogatást nyújt gombokhoz, űrlapokhoz, navigációhoz és modális ablakokhoz.</w:t>
+      </w:r>
+    </w:p>
+    <w:p>
+      <w:pPr>
+        <w:rPr>
+          <w:sz w:val="28"/>
+          <w:szCs w:val="28"/>
+        </w:rPr>
+      </w:pPr>
+    </w:p>
+    <w:p>
+      <w:pPr>
+        <w:rPr>
+          <w:sz w:val="28"/>
+          <w:szCs w:val="28"/>
+        </w:rPr>
+      </w:pPr>
+    </w:p>
+    <w:p>
+      <w:pPr>
+        <w:rPr>
+          <w:b/>
+          <w:bCs/>
+          <w:sz w:val="36"/>
+          <w:szCs w:val="36"/>
+        </w:rPr>
+      </w:pPr>
+      <w:r>
+        <w:rPr>
+          <w:b/>
+          <w:bCs/>
+          <w:sz w:val="36"/>
+          <w:szCs w:val="36"/>
+        </w:rPr>
+        <w:t>1.1</w:t>
+      </w:r>
+      <w:r>
+        <w:rPr>
+          <w:b/>
+          <w:bCs/>
+          <w:sz w:val="36"/>
+          <w:szCs w:val="36"/>
+        </w:rPr>
+        <w:t>3</w:t>
+      </w:r>
+      <w:r>
+        <w:rPr>
+          <w:b/>
+          <w:bCs/>
+          <w:sz w:val="36"/>
+          <w:szCs w:val="36"/>
+        </w:rPr>
+        <w:t xml:space="preserve"> C#</w:t>
+      </w:r>
+    </w:p>
+    <w:p>
+      <w:pPr>
+        <w:rPr>
+          <w:sz w:val="28"/>
+          <w:szCs w:val="28"/>
+        </w:rPr>
+      </w:pPr>
+      <w:r>
+        <w:rPr>
+          <w:sz w:val="28"/>
+          <w:szCs w:val="28"/>
+        </w:rPr>
+        <w:lastRenderedPageBreak/>
+        <w:t>A C# egy objektumorientált, típusosan erős programozási nyelv, amelyet a Microsoft fejlesztett ki. Főként .NET környezetben használják asztali, webes és mobilalkalmazások fejlesztésére. Támogatja az öröklődést, polimorfizmust, aszinkron programozást és LINQ-alapú adatkezelést. Modern szintaxisa és gazdag standard könyvtára megkönnyíti a hatékony és biztonságos alkalmazásfejlesztést.</w:t>
+      </w:r>
+    </w:p>
+    <w:p>
+      <w:pPr>
+        <w:rPr>
+          <w:sz w:val="28"/>
+          <w:szCs w:val="28"/>
+        </w:rPr>
+      </w:pPr>
+    </w:p>
+    <w:p>
+      <w:pPr>
+        <w:rPr>
+          <w:sz w:val="28"/>
+          <w:szCs w:val="28"/>
+        </w:rPr>
+      </w:pPr>
+    </w:p>
+    <w:p>
+      <w:pPr>
+        <w:jc w:val="center"/>
+      </w:pPr>
+      <w:r>
+        <w:t>8</w:t>
       </w:r>
     </w:p>
     <w:p>
@@ -1830,6 +2854,7 @@
       </w:pPr>
     </w:p>
     <w:sectPr>
+      <w:headerReference w:type="default" r:id="rId11"/>
       <w:pgSz w:w="11906" w:h="16838"/>
       <w:pgMar w:top="1417" w:right="1417" w:bottom="1417" w:left="1417" w:header="708" w:footer="708" w:gutter="0"/>
       <w:cols w:space="708"/>
@@ -1839,8 +2864,69 @@
 </w:document>
 </file>
 
+<file path=word/endnotes.xml><?xml version="1.0" encoding="utf-8"?>
+<w:endnotes xmlns:wpc="http://schemas.microsoft.com/office/word/2010/wordprocessingCanvas" xmlns:cx="http://schemas.microsoft.com/office/drawing/2014/chartex" xmlns:cx1="http://schemas.microsoft.com/office/drawing/2015/9/8/chartex" xmlns:cx2="http://schemas.microsoft.com/office/drawing/2015/10/21/chartex" xmlns:cx3="http://schemas.microsoft.com/office/drawing/2016/5/9/chartex" xmlns:cx4="http://schemas.microsoft.com/office/drawing/2016/5/10/chartex" xmlns:cx5="http://schemas.microsoft.com/office/drawing/2016/5/11/chartex" xmlns:cx6="http://schemas.microsoft.com/office/drawing/2016/5/12/chartex" xmlns:cx7="http://schemas.microsoft.com/office/drawing/2016/5/13/chartex" xmlns:cx8="http://schemas.microsoft.com/office/drawing/2016/5/14/chartex" xmlns:mc="http://schemas.openxmlformats.org/markup-compatibility/2006" xmlns:aink="http://schemas.microsoft.com/office/drawing/2016/ink" xmlns:am3d="http://schemas.microsoft.com/office/drawing/2017/model3d" xmlns:o="urn:schemas-microsoft-com:office:office" xmlns:oel="http://schemas.microsoft.com/office/2019/extlst" xmlns:r="http://schemas.openxmlformats.org/officeDocument/2006/relationships" xmlns:m="http://schemas.openxmlformats.org/officeDocument/2006/math" xmlns:v="urn:schemas-microsoft-com:vml" xmlns:wp14="http://schemas.microsoft.com/office/word/2010/wordprocessingDrawing" xmlns:wp="http://schemas.openxmlformats.org/drawingml/2006/wordprocessingDrawing" xmlns:w10="urn:schemas-microsoft-com:office:word" xmlns:w="http://schemas.openxmlformats.org/wordprocessingml/2006/main" xmlns:w14="http://schemas.microsoft.com/office/word/2010/wordml" xmlns:w15="http://schemas.microsoft.com/office/word/2012/wordml" xmlns:w16cex="http://schemas.microsoft.com/office/word/2018/wordml/cex" xmlns:w16cid="http://schemas.microsoft.com/office/word/2016/wordml/cid" xmlns:w16="http://schemas.microsoft.com/office/word/2018/wordml" xmlns:w16du="http://schemas.microsoft.com/office/word/2023/wordml/word16du" xmlns:w16sdtdh="http://schemas.microsoft.com/office/word/2020/wordml/sdtdatahash" xmlns:w16sdtfl="http://schemas.microsoft.com/office/word/2024/wordml/sdtformatlock" xmlns:w16se="http://schemas.microsoft.com/office/word/2015/wordml/symex" xmlns:wpg="http://schemas.microsoft.com/office/word/2010/wordprocessingGroup" xmlns:wpi="http://schemas.microsoft.com/office/word/2010/wordprocessingInk" xmlns:wne="http://schemas.microsoft.com/office/word/2006/wordml" xmlns:wps="http://schemas.microsoft.com/office/word/2010/wordprocessingShape" mc:Ignorable="w14 w15 w16se w16cid w16 w16cex w16sdtdh w16sdtfl w16du wp14">
+  <w:endnote w:type="separator" w:id="-1">
+    <w:p>
+      <w:pPr>
+        <w:spacing w:after="0" w:line="240" w:lineRule="auto"/>
+      </w:pPr>
+      <w:r>
+        <w:separator/>
+      </w:r>
+    </w:p>
+  </w:endnote>
+  <w:endnote w:type="continuationSeparator" w:id="0">
+    <w:p>
+      <w:pPr>
+        <w:spacing w:after="0" w:line="240" w:lineRule="auto"/>
+      </w:pPr>
+      <w:r>
+        <w:continuationSeparator/>
+      </w:r>
+    </w:p>
+  </w:endnote>
+</w:endnotes>
+</file>
+
+<file path=word/footnotes.xml><?xml version="1.0" encoding="utf-8"?>
+<w:footnotes xmlns:wpc="http://schemas.microsoft.com/office/word/2010/wordprocessingCanvas" xmlns:cx="http://schemas.microsoft.com/office/drawing/2014/chartex" xmlns:cx1="http://schemas.microsoft.com/office/drawing/2015/9/8/chartex" xmlns:cx2="http://schemas.microsoft.com/office/drawing/2015/10/21/chartex" xmlns:cx3="http://schemas.microsoft.com/office/drawing/2016/5/9/chartex" xmlns:cx4="http://schemas.microsoft.com/office/drawing/2016/5/10/chartex" xmlns:cx5="http://schemas.microsoft.com/office/drawing/2016/5/11/chartex" xmlns:cx6="http://schemas.microsoft.com/office/drawing/2016/5/12/chartex" xmlns:cx7="http://schemas.microsoft.com/office/drawing/2016/5/13/chartex" xmlns:cx8="http://schemas.microsoft.com/office/drawing/2016/5/14/chartex" xmlns:mc="http://schemas.openxmlformats.org/markup-compatibility/2006" xmlns:aink="http://schemas.microsoft.com/office/drawing/2016/ink" xmlns:am3d="http://schemas.microsoft.com/office/drawing/2017/model3d" xmlns:o="urn:schemas-microsoft-com:office:office" xmlns:oel="http://schemas.microsoft.com/office/2019/extlst" xmlns:r="http://schemas.openxmlformats.org/officeDocument/2006/relationships" xmlns:m="http://schemas.openxmlformats.org/officeDocument/2006/math" xmlns:v="urn:schemas-microsoft-com:vml" xmlns:wp14="http://schemas.microsoft.com/office/word/2010/wordprocessingDrawing" xmlns:wp="http://schemas.openxmlformats.org/drawingml/2006/wordprocessingDrawing" xmlns:w10="urn:schemas-microsoft-com:office:word" xmlns:w="http://schemas.openxmlformats.org/wordprocessingml/2006/main" xmlns:w14="http://schemas.microsoft.com/office/word/2010/wordml" xmlns:w15="http://schemas.microsoft.com/office/word/2012/wordml" xmlns:w16cex="http://schemas.microsoft.com/office/word/2018/wordml/cex" xmlns:w16cid="http://schemas.microsoft.com/office/word/2016/wordml/cid" xmlns:w16="http://schemas.microsoft.com/office/word/2018/wordml" xmlns:w16du="http://schemas.microsoft.com/office/word/2023/wordml/word16du" xmlns:w16sdtdh="http://schemas.microsoft.com/office/word/2020/wordml/sdtdatahash" xmlns:w16sdtfl="http://schemas.microsoft.com/office/word/2024/wordml/sdtformatlock" xmlns:w16se="http://schemas.microsoft.com/office/word/2015/wordml/symex" xmlns:wpg="http://schemas.microsoft.com/office/word/2010/wordprocessingGroup" xmlns:wpi="http://schemas.microsoft.com/office/word/2010/wordprocessingInk" xmlns:wne="http://schemas.microsoft.com/office/word/2006/wordml" xmlns:wps="http://schemas.microsoft.com/office/word/2010/wordprocessingShape" mc:Ignorable="w14 w15 w16se w16cid w16 w16cex w16sdtdh w16sdtfl w16du wp14">
+  <w:footnote w:type="separator" w:id="-1">
+    <w:p>
+      <w:pPr>
+        <w:spacing w:after="0" w:line="240" w:lineRule="auto"/>
+      </w:pPr>
+      <w:r>
+        <w:separator/>
+      </w:r>
+    </w:p>
+  </w:footnote>
+  <w:footnote w:type="continuationSeparator" w:id="0">
+    <w:p>
+      <w:pPr>
+        <w:spacing w:after="0" w:line="240" w:lineRule="auto"/>
+      </w:pPr>
+      <w:r>
+        <w:continuationSeparator/>
+      </w:r>
+    </w:p>
+  </w:footnote>
+</w:footnotes>
+</file>
+
+<file path=word/header1.xml><?xml version="1.0" encoding="utf-8"?>
+<w:hdr xmlns:wpc="http://schemas.microsoft.com/office/word/2010/wordprocessingCanvas" xmlns:cx="http://schemas.microsoft.com/office/drawing/2014/chartex" xmlns:cx1="http://schemas.microsoft.com/office/drawing/2015/9/8/chartex" xmlns:cx2="http://schemas.microsoft.com/office/drawing/2015/10/21/chartex" xmlns:cx3="http://schemas.microsoft.com/office/drawing/2016/5/9/chartex" xmlns:cx4="http://schemas.microsoft.com/office/drawing/2016/5/10/chartex" xmlns:cx5="http://schemas.microsoft.com/office/drawing/2016/5/11/chartex" xmlns:cx6="http://schemas.microsoft.com/office/drawing/2016/5/12/chartex" xmlns:cx7="http://schemas.microsoft.com/office/drawing/2016/5/13/chartex" xmlns:cx8="http://schemas.microsoft.com/office/drawing/2016/5/14/chartex" xmlns:mc="http://schemas.openxmlformats.org/markup-compatibility/2006" xmlns:aink="http://schemas.microsoft.com/office/drawing/2016/ink" xmlns:am3d="http://schemas.microsoft.com/office/drawing/2017/model3d" xmlns:o="urn:schemas-microsoft-com:office:office" xmlns:oel="http://schemas.microsoft.com/office/2019/extlst" xmlns:r="http://schemas.openxmlformats.org/officeDocument/2006/relationships" xmlns:m="http://schemas.openxmlformats.org/officeDocument/2006/math" xmlns:v="urn:schemas-microsoft-com:vml" xmlns:wp14="http://schemas.microsoft.com/office/word/2010/wordprocessingDrawing" xmlns:wp="http://schemas.openxmlformats.org/drawingml/2006/wordprocessingDrawing" xmlns:w10="urn:schemas-microsoft-com:office:word" xmlns:w="http://schemas.openxmlformats.org/wordprocessingml/2006/main" xmlns:w14="http://schemas.microsoft.com/office/word/2010/wordml" xmlns:w15="http://schemas.microsoft.com/office/word/2012/wordml" xmlns:w16cex="http://schemas.microsoft.com/office/word/2018/wordml/cex" xmlns:w16cid="http://schemas.microsoft.com/office/word/2016/wordml/cid" xmlns:w16="http://schemas.microsoft.com/office/word/2018/wordml" xmlns:w16du="http://schemas.microsoft.com/office/word/2023/wordml/word16du" xmlns:w16sdtdh="http://schemas.microsoft.com/office/word/2020/wordml/sdtdatahash" xmlns:w16sdtfl="http://schemas.microsoft.com/office/word/2024/wordml/sdtformatlock" xmlns:w16se="http://schemas.microsoft.com/office/word/2015/wordml/symex" xmlns:wpg="http://schemas.microsoft.com/office/word/2010/wordprocessingGroup" xmlns:wpi="http://schemas.microsoft.com/office/word/2010/wordprocessingInk" xmlns:wne="http://schemas.microsoft.com/office/word/2006/wordml" xmlns:wps="http://schemas.microsoft.com/office/word/2010/wordprocessingShape" mc:Ignorable="w14 w15 w16se w16cid w16 w16cex w16sdtdh w16sdtfl w16du wp14">
+  <w:p>
+    <w:pPr>
+      <w:pStyle w:val="lfej"/>
+      <w:jc w:val="center"/>
+    </w:pPr>
+  </w:p>
+</w:hdr>
+</file>
+
 <file path=word/numbering.xml><?xml version="1.0" encoding="utf-8"?>
-<w:numbering xmlns:wpc="http://schemas.microsoft.com/office/word/2010/wordprocessingCanvas" xmlns:cx="http://schemas.microsoft.com/office/drawing/2014/chartex" xmlns:cx1="http://schemas.microsoft.com/office/drawing/2015/9/8/chartex" xmlns:cx2="http://schemas.microsoft.com/office/drawing/2015/10/21/chartex" xmlns:cx3="http://schemas.microsoft.com/office/drawing/2016/5/9/chartex" xmlns:cx4="http://schemas.microsoft.com/office/drawing/2016/5/10/chartex" xmlns:cx5="http://schemas.microsoft.com/office/drawing/2016/5/11/chartex" xmlns:cx6="http://schemas.microsoft.com/office/drawing/2016/5/12/chartex" xmlns:cx7="http://schemas.microsoft.com/office/drawing/2016/5/13/chartex" xmlns:cx8="http://schemas.microsoft.com/office/drawing/2016/5/14/chartex" xmlns:mc="http://schemas.openxmlformats.org/markup-compatibility/2006" xmlns:aink="http://schemas.microsoft.com/office/drawing/2016/ink" xmlns:am3d="http://schemas.microsoft.com/office/drawing/2017/model3d" xmlns:o="urn:schemas-microsoft-com:office:office" xmlns:r="http://schemas.openxmlformats.org/officeDocument/2006/relationships" xmlns:m="http://schemas.openxmlformats.org/officeDocument/2006/math" xmlns:v="urn:schemas-microsoft-com:vml" xmlns:wp14="http://schemas.microsoft.com/office/word/2010/wordprocessingDrawing" xmlns:wp="http://schemas.openxmlformats.org/drawingml/2006/wordprocessingDrawing" xmlns:w10="urn:schemas-microsoft-com:office:word" xmlns:w="http://schemas.openxmlformats.org/wordprocessingml/2006/main" xmlns:w14="http://schemas.microsoft.com/office/word/2010/wordml" xmlns:w15="http://schemas.microsoft.com/office/word/2012/wordml" xmlns:w16cid="http://schemas.microsoft.com/office/word/2016/wordml/cid" xmlns:w16se="http://schemas.microsoft.com/office/word/2015/wordml/symex" xmlns:wpg="http://schemas.microsoft.com/office/word/2010/wordprocessingGroup" xmlns:wpi="http://schemas.microsoft.com/office/word/2010/wordprocessingInk" xmlns:wne="http://schemas.microsoft.com/office/word/2006/wordml" xmlns:wps="http://schemas.microsoft.com/office/word/2010/wordprocessingShape" mc:Ignorable="w14 w15 w16se w16cid wp14">
+<w:numbering xmlns:wpc="http://schemas.microsoft.com/office/word/2010/wordprocessingCanvas" xmlns:cx="http://schemas.microsoft.com/office/drawing/2014/chartex" xmlns:cx1="http://schemas.microsoft.com/office/drawing/2015/9/8/chartex" xmlns:cx2="http://schemas.microsoft.com/office/drawing/2015/10/21/chartex" xmlns:cx3="http://schemas.microsoft.com/office/drawing/2016/5/9/chartex" xmlns:cx4="http://schemas.microsoft.com/office/drawing/2016/5/10/chartex" xmlns:cx5="http://schemas.microsoft.com/office/drawing/2016/5/11/chartex" xmlns:cx6="http://schemas.microsoft.com/office/drawing/2016/5/12/chartex" xmlns:cx7="http://schemas.microsoft.com/office/drawing/2016/5/13/chartex" xmlns:cx8="http://schemas.microsoft.com/office/drawing/2016/5/14/chartex" xmlns:mc="http://schemas.openxmlformats.org/markup-compatibility/2006" xmlns:aink="http://schemas.microsoft.com/office/drawing/2016/ink" xmlns:am3d="http://schemas.microsoft.com/office/drawing/2017/model3d" xmlns:o="urn:schemas-microsoft-com:office:office" xmlns:oel="http://schemas.microsoft.com/office/2019/extlst" xmlns:r="http://schemas.openxmlformats.org/officeDocument/2006/relationships" xmlns:m="http://schemas.openxmlformats.org/officeDocument/2006/math" xmlns:v="urn:schemas-microsoft-com:vml" xmlns:wp14="http://schemas.microsoft.com/office/word/2010/wordprocessingDrawing" xmlns:wp="http://schemas.openxmlformats.org/drawingml/2006/wordprocessingDrawing" xmlns:w10="urn:schemas-microsoft-com:office:word" xmlns:w="http://schemas.openxmlformats.org/wordprocessingml/2006/main" xmlns:w14="http://schemas.microsoft.com/office/word/2010/wordml" xmlns:w15="http://schemas.microsoft.com/office/word/2012/wordml" xmlns:w16cex="http://schemas.microsoft.com/office/word/2018/wordml/cex" xmlns:w16cid="http://schemas.microsoft.com/office/word/2016/wordml/cid" xmlns:w16="http://schemas.microsoft.com/office/word/2018/wordml" xmlns:w16du="http://schemas.microsoft.com/office/word/2023/wordml/word16du" xmlns:w16sdtdh="http://schemas.microsoft.com/office/word/2020/wordml/sdtdatahash" xmlns:w16sdtfl="http://schemas.microsoft.com/office/word/2024/wordml/sdtformatlock" xmlns:w16se="http://schemas.microsoft.com/office/word/2015/wordml/symex" xmlns:wpg="http://schemas.microsoft.com/office/word/2010/wordprocessingGroup" xmlns:wpi="http://schemas.microsoft.com/office/word/2010/wordprocessingInk" xmlns:wne="http://schemas.microsoft.com/office/word/2006/wordml" xmlns:wps="http://schemas.microsoft.com/office/word/2010/wordprocessingShape" mc:Ignorable="w14 w15 w16se w16cid w16 w16cex w16sdtdh w16sdtfl w16du wp14">
   <w:abstractNum w:abstractNumId="0" w15:restartNumberingAfterBreak="0">
     <w:nsid w:val="06BC7D31"/>
     <w:multiLevelType w:val="multilevel"/>
@@ -4584,68 +5670,68 @@
       </w:rPr>
     </w:lvl>
   </w:abstractNum>
-  <w:num w:numId="1">
+  <w:num w:numId="1" w16cid:durableId="1333486694">
     <w:abstractNumId w:val="9"/>
   </w:num>
-  <w:num w:numId="2">
+  <w:num w:numId="2" w16cid:durableId="472063039">
     <w:abstractNumId w:val="13"/>
   </w:num>
-  <w:num w:numId="3">
+  <w:num w:numId="3" w16cid:durableId="1401782169">
     <w:abstractNumId w:val="11"/>
   </w:num>
-  <w:num w:numId="4">
+  <w:num w:numId="4" w16cid:durableId="867138168">
     <w:abstractNumId w:val="12"/>
   </w:num>
-  <w:num w:numId="5">
+  <w:num w:numId="5" w16cid:durableId="469446202">
     <w:abstractNumId w:val="18"/>
   </w:num>
-  <w:num w:numId="6">
+  <w:num w:numId="6" w16cid:durableId="1702435631">
     <w:abstractNumId w:val="16"/>
   </w:num>
-  <w:num w:numId="7">
+  <w:num w:numId="7" w16cid:durableId="1039208748">
     <w:abstractNumId w:val="1"/>
   </w:num>
-  <w:num w:numId="8">
+  <w:num w:numId="8" w16cid:durableId="616986371">
     <w:abstractNumId w:val="10"/>
   </w:num>
-  <w:num w:numId="9">
+  <w:num w:numId="9" w16cid:durableId="1157111056">
     <w:abstractNumId w:val="5"/>
   </w:num>
-  <w:num w:numId="10">
+  <w:num w:numId="10" w16cid:durableId="641235700">
     <w:abstractNumId w:val="4"/>
   </w:num>
-  <w:num w:numId="11">
+  <w:num w:numId="11" w16cid:durableId="602997130">
     <w:abstractNumId w:val="17"/>
   </w:num>
-  <w:num w:numId="12">
+  <w:num w:numId="12" w16cid:durableId="716970084">
     <w:abstractNumId w:val="15"/>
   </w:num>
-  <w:num w:numId="13">
+  <w:num w:numId="13" w16cid:durableId="621033688">
     <w:abstractNumId w:val="14"/>
   </w:num>
-  <w:num w:numId="14">
+  <w:num w:numId="14" w16cid:durableId="1388841050">
     <w:abstractNumId w:val="0"/>
   </w:num>
-  <w:num w:numId="15">
+  <w:num w:numId="15" w16cid:durableId="1073239016">
     <w:abstractNumId w:val="3"/>
   </w:num>
-  <w:num w:numId="16">
+  <w:num w:numId="16" w16cid:durableId="2120488850">
     <w:abstractNumId w:val="7"/>
   </w:num>
-  <w:num w:numId="17">
+  <w:num w:numId="17" w16cid:durableId="1556114400">
     <w:abstractNumId w:val="8"/>
   </w:num>
-  <w:num w:numId="18">
+  <w:num w:numId="18" w16cid:durableId="1836411326">
     <w:abstractNumId w:val="6"/>
   </w:num>
-  <w:num w:numId="19">
+  <w:num w:numId="19" w16cid:durableId="1491369524">
     <w:abstractNumId w:val="2"/>
   </w:num>
 </w:numbering>
 </file>
 
 <file path=word/styles.xml><?xml version="1.0" encoding="utf-8"?>
-<w:styles xmlns:mc="http://schemas.openxmlformats.org/markup-compatibility/2006" xmlns:r="http://schemas.openxmlformats.org/officeDocument/2006/relationships" xmlns:w="http://schemas.openxmlformats.org/wordprocessingml/2006/main" xmlns:w14="http://schemas.microsoft.com/office/word/2010/wordml" xmlns:w15="http://schemas.microsoft.com/office/word/2012/wordml" xmlns:w16cid="http://schemas.microsoft.com/office/word/2016/wordml/cid" xmlns:w16se="http://schemas.microsoft.com/office/word/2015/wordml/symex" mc:Ignorable="w14 w15 w16se w16cid">
+<w:styles xmlns:mc="http://schemas.openxmlformats.org/markup-compatibility/2006" xmlns:r="http://schemas.openxmlformats.org/officeDocument/2006/relationships" xmlns:w="http://schemas.openxmlformats.org/wordprocessingml/2006/main" xmlns:w14="http://schemas.microsoft.com/office/word/2010/wordml" xmlns:w15="http://schemas.microsoft.com/office/word/2012/wordml" xmlns:w16cex="http://schemas.microsoft.com/office/word/2018/wordml/cex" xmlns:w16cid="http://schemas.microsoft.com/office/word/2016/wordml/cid" xmlns:w16="http://schemas.microsoft.com/office/word/2018/wordml" xmlns:w16du="http://schemas.microsoft.com/office/word/2023/wordml/word16du" xmlns:w16sdtdh="http://schemas.microsoft.com/office/word/2020/wordml/sdtdatahash" xmlns:w16sdtfl="http://schemas.microsoft.com/office/word/2024/wordml/sdtformatlock" xmlns:w16se="http://schemas.microsoft.com/office/word/2015/wordml/symex" mc:Ignorable="w14 w15 w16se w16cid w16 w16cex w16sdtdh w16sdtfl w16du">
   <w:docDefaults>
     <w:rPrDefault>
       <w:rPr>
@@ -4663,7 +5749,7 @@
       </w:pPr>
     </w:pPrDefault>
   </w:docDefaults>
-  <w:latentStyles w:defLockedState="0" w:defUIPriority="99" w:defSemiHidden="0" w:defUnhideWhenUsed="0" w:defQFormat="0" w:count="375">
+  <w:latentStyles w:defLockedState="0" w:defUIPriority="99" w:defSemiHidden="0" w:defUnhideWhenUsed="0" w:defQFormat="0" w:count="376">
     <w:lsdException w:name="Normal" w:uiPriority="0" w:qFormat="1"/>
     <w:lsdException w:name="heading 1" w:uiPriority="9" w:qFormat="1"/>
     <w:lsdException w:name="heading 2" w:semiHidden="1" w:uiPriority="9" w:unhideWhenUsed="1" w:qFormat="1"/>
@@ -5039,6 +6125,7 @@
     <w:lsdException w:name="Smart Hyperlink" w:semiHidden="1" w:unhideWhenUsed="1"/>
     <w:lsdException w:name="Hashtag" w:semiHidden="1" w:unhideWhenUsed="1"/>
     <w:lsdException w:name="Unresolved Mention" w:semiHidden="1" w:unhideWhenUsed="1"/>
+    <w:lsdException w:name="Smart Link" w:semiHidden="1" w:unhideWhenUsed="1"/>
   </w:latentStyles>
   <w:style w:type="paragraph" w:default="1" w:styleId="Norml">
     <w:name w:val="Normal"/>
@@ -5246,7 +6333,6 @@
   <w:style w:type="character" w:default="1" w:styleId="Bekezdsalapbettpusa">
     <w:name w:val="Default Paragraph Font"/>
     <w:uiPriority w:val="1"/>
-    <w:semiHidden/>
     <w:unhideWhenUsed/>
   </w:style>
   <w:style w:type="table" w:default="1" w:styleId="Normltblzat">
@@ -5588,6 +6674,50 @@
       <w14:ligatures w14:val="none"/>
     </w:rPr>
   </w:style>
+  <w:style w:type="paragraph" w:styleId="lfej">
+    <w:name w:val="header"/>
+    <w:basedOn w:val="Norml"/>
+    <w:link w:val="lfejChar"/>
+    <w:uiPriority w:val="99"/>
+    <w:unhideWhenUsed/>
+    <w:rsid w:val="006C1BD2"/>
+    <w:pPr>
+      <w:tabs>
+        <w:tab w:val="center" w:pos="4536"/>
+        <w:tab w:val="right" w:pos="9072"/>
+      </w:tabs>
+      <w:spacing w:after="0" w:line="240" w:lineRule="auto"/>
+    </w:pPr>
+  </w:style>
+  <w:style w:type="character" w:customStyle="1" w:styleId="lfejChar">
+    <w:name w:val="Élőfej Char"/>
+    <w:basedOn w:val="Bekezdsalapbettpusa"/>
+    <w:link w:val="lfej"/>
+    <w:uiPriority w:val="99"/>
+    <w:rsid w:val="006C1BD2"/>
+  </w:style>
+  <w:style w:type="paragraph" w:styleId="llb">
+    <w:name w:val="footer"/>
+    <w:basedOn w:val="Norml"/>
+    <w:link w:val="llbChar"/>
+    <w:uiPriority w:val="99"/>
+    <w:unhideWhenUsed/>
+    <w:rsid w:val="006C1BD2"/>
+    <w:pPr>
+      <w:tabs>
+        <w:tab w:val="center" w:pos="4536"/>
+        <w:tab w:val="right" w:pos="9072"/>
+      </w:tabs>
+      <w:spacing w:after="0" w:line="240" w:lineRule="auto"/>
+    </w:pPr>
+  </w:style>
+  <w:style w:type="character" w:customStyle="1" w:styleId="llbChar">
+    <w:name w:val="Élőláb Char"/>
+    <w:basedOn w:val="Bekezdsalapbettpusa"/>
+    <w:link w:val="llb"/>
+    <w:uiPriority w:val="99"/>
+    <w:rsid w:val="006C1BD2"/>
+  </w:style>
 </w:styles>
 </file>
 

--- a/Documentation/Fejlesztői_Dokumentáció.docx
+++ b/Documentation/Fejlesztői_Dokumentáció.docx
@@ -1,8 +1,171 @@
 
 <file path=word/document.xml><?xml version="1.0" encoding="utf-8"?>
-<w:document xmlns:wpc="http://schemas.microsoft.com/office/word/2010/wordprocessingCanvas" xmlns:cx="http://schemas.microsoft.com/office/drawing/2014/chartex" xmlns:cx1="http://schemas.microsoft.com/office/drawing/2015/9/8/chartex" xmlns:cx2="http://schemas.microsoft.com/office/drawing/2015/10/21/chartex" xmlns:cx3="http://schemas.microsoft.com/office/drawing/2016/5/9/chartex" xmlns:cx4="http://schemas.microsoft.com/office/drawing/2016/5/10/chartex" xmlns:cx5="http://schemas.microsoft.com/office/drawing/2016/5/11/chartex" xmlns:cx6="http://schemas.microsoft.com/office/drawing/2016/5/12/chartex" xmlns:cx7="http://schemas.microsoft.com/office/drawing/2016/5/13/chartex" xmlns:cx8="http://schemas.microsoft.com/office/drawing/2016/5/14/chartex" xmlns:mc="http://schemas.openxmlformats.org/markup-compatibility/2006" xmlns:aink="http://schemas.microsoft.com/office/drawing/2016/ink" xmlns:am3d="http://schemas.microsoft.com/office/drawing/2017/model3d" xmlns:o="urn:schemas-microsoft-com:office:office" xmlns:oel="http://schemas.microsoft.com/office/2019/extlst" xmlns:r="http://schemas.openxmlformats.org/officeDocument/2006/relationships" xmlns:m="http://schemas.openxmlformats.org/officeDocument/2006/math" xmlns:v="urn:schemas-microsoft-com:vml" xmlns:wp14="http://schemas.microsoft.com/office/word/2010/wordprocessingDrawing" xmlns:wp="http://schemas.openxmlformats.org/drawingml/2006/wordprocessingDrawing" xmlns:w10="urn:schemas-microsoft-com:office:word" xmlns:w="http://schemas.openxmlformats.org/wordprocessingml/2006/main" xmlns:w14="http://schemas.microsoft.com/office/word/2010/wordml" xmlns:w15="http://schemas.microsoft.com/office/word/2012/wordml" xmlns:w16cex="http://schemas.microsoft.com/office/word/2018/wordml/cex" xmlns:w16cid="http://schemas.microsoft.com/office/word/2016/wordml/cid" xmlns:w16="http://schemas.microsoft.com/office/word/2018/wordml" xmlns:w16du="http://schemas.microsoft.com/office/word/2023/wordml/word16du" xmlns:w16sdtdh="http://schemas.microsoft.com/office/word/2020/wordml/sdtdatahash" xmlns:w16sdtfl="http://schemas.microsoft.com/office/word/2024/wordml/sdtformatlock" xmlns:w16se="http://schemas.microsoft.com/office/word/2015/wordml/symex" xmlns:wpg="http://schemas.microsoft.com/office/word/2010/wordprocessingGroup" xmlns:wpi="http://schemas.microsoft.com/office/word/2010/wordprocessingInk" xmlns:wne="http://schemas.microsoft.com/office/word/2006/wordml" xmlns:wps="http://schemas.microsoft.com/office/word/2010/wordprocessingShape" mc:Ignorable="w14 w15 w16se w16cid w16 w16cex w16sdtdh w16sdtfl w16du wp14">
+<w:document xmlns:wpc="http://schemas.microsoft.com/office/word/2010/wordprocessingCanvas" xmlns:cx="http://schemas.microsoft.com/office/drawing/2014/chartex" xmlns:cx1="http://schemas.microsoft.com/office/drawing/2015/9/8/chartex" xmlns:cx2="http://schemas.microsoft.com/office/drawing/2015/10/21/chartex" xmlns:cx3="http://schemas.microsoft.com/office/drawing/2016/5/9/chartex" xmlns:cx4="http://schemas.microsoft.com/office/drawing/2016/5/10/chartex" xmlns:cx5="http://schemas.microsoft.com/office/drawing/2016/5/11/chartex" xmlns:cx6="http://schemas.microsoft.com/office/drawing/2016/5/12/chartex" xmlns:cx7="http://schemas.microsoft.com/office/drawing/2016/5/13/chartex" xmlns:cx8="http://schemas.microsoft.com/office/drawing/2016/5/14/chartex" xmlns:mc="http://schemas.openxmlformats.org/markup-compatibility/2006" xmlns:aink="http://schemas.microsoft.com/office/drawing/2016/ink" xmlns:am3d="http://schemas.microsoft.com/office/drawing/2017/model3d" xmlns:o="urn:schemas-microsoft-com:office:office" xmlns:r="http://schemas.openxmlformats.org/officeDocument/2006/relationships" xmlns:m="http://schemas.openxmlformats.org/officeDocument/2006/math" xmlns:v="urn:schemas-microsoft-com:vml" xmlns:wp14="http://schemas.microsoft.com/office/word/2010/wordprocessingDrawing" xmlns:wp="http://schemas.openxmlformats.org/drawingml/2006/wordprocessingDrawing" xmlns:w10="urn:schemas-microsoft-com:office:word" xmlns:w="http://schemas.openxmlformats.org/wordprocessingml/2006/main" xmlns:w14="http://schemas.microsoft.com/office/word/2010/wordml" xmlns:w15="http://schemas.microsoft.com/office/word/2012/wordml" xmlns:w16cid="http://schemas.microsoft.com/office/word/2016/wordml/cid" xmlns:w16se="http://schemas.microsoft.com/office/word/2015/wordml/symex" xmlns:wpg="http://schemas.microsoft.com/office/word/2010/wordprocessingGroup" xmlns:wpi="http://schemas.microsoft.com/office/word/2010/wordprocessingInk" xmlns:wne="http://schemas.microsoft.com/office/word/2006/wordml" xmlns:wps="http://schemas.microsoft.com/office/word/2010/wordprocessingShape" mc:Ignorable="w14 w15 w16se w16cid wp14">
   <w:body>
-    <w:p/>
+    <w:p>
+      <w:pPr>
+        <w:jc w:val="both"/>
+      </w:pPr>
+      <w:r>
+        <w:rPr>
+          <w:b/>
+          <w:noProof/>
+          <w:sz w:val="72"/>
+          <w:szCs w:val="72"/>
+        </w:rPr>
+        <w:drawing>
+          <wp:anchor distT="0" distB="0" distL="114300" distR="114300" simplePos="0" relativeHeight="251659264" behindDoc="0" locked="0" layoutInCell="1" allowOverlap="1" wp14:anchorId="56E8281F" wp14:editId="71730753">
+            <wp:simplePos x="0" y="0"/>
+            <wp:positionH relativeFrom="column">
+              <wp:posOffset>3557905</wp:posOffset>
+            </wp:positionH>
+            <wp:positionV relativeFrom="paragraph">
+              <wp:posOffset>-137795</wp:posOffset>
+            </wp:positionV>
+            <wp:extent cx="1699260" cy="729626"/>
+            <wp:effectExtent l="0" t="0" r="0" b="0"/>
+            <wp:wrapNone/>
+            <wp:docPr id="6" name="Kép 6"/>
+            <wp:cNvGraphicFramePr>
+              <a:graphicFrameLocks xmlns:a="http://schemas.openxmlformats.org/drawingml/2006/main" noChangeAspect="1"/>
+            </wp:cNvGraphicFramePr>
+            <a:graphic xmlns:a="http://schemas.openxmlformats.org/drawingml/2006/main">
+              <a:graphicData uri="http://schemas.openxmlformats.org/drawingml/2006/picture">
+                <pic:pic xmlns:pic="http://schemas.openxmlformats.org/drawingml/2006/picture">
+                  <pic:nvPicPr>
+                    <pic:cNvPr id="0" name="Picture 3"/>
+                    <pic:cNvPicPr>
+                      <a:picLocks noChangeAspect="1" noChangeArrowheads="1"/>
+                    </pic:cNvPicPr>
+                  </pic:nvPicPr>
+                  <pic:blipFill>
+                    <a:blip r:embed="rId8">
+                      <a:extLst>
+                        <a:ext uri="{28A0092B-C50C-407E-A947-70E740481C1C}">
+                          <a14:useLocalDpi xmlns:a14="http://schemas.microsoft.com/office/drawing/2010/main" val="0"/>
+                        </a:ext>
+                      </a:extLst>
+                    </a:blip>
+                    <a:srcRect/>
+                    <a:stretch>
+                      <a:fillRect/>
+                    </a:stretch>
+                  </pic:blipFill>
+                  <pic:spPr bwMode="auto">
+                    <a:xfrm>
+                      <a:off x="0" y="0"/>
+                      <a:ext cx="1734314" cy="744677"/>
+                    </a:xfrm>
+                    <a:prstGeom prst="rect">
+                      <a:avLst/>
+                    </a:prstGeom>
+                    <a:noFill/>
+                  </pic:spPr>
+                </pic:pic>
+              </a:graphicData>
+            </a:graphic>
+            <wp14:sizeRelH relativeFrom="page">
+              <wp14:pctWidth>0</wp14:pctWidth>
+            </wp14:sizeRelH>
+            <wp14:sizeRelV relativeFrom="page">
+              <wp14:pctHeight>0</wp14:pctHeight>
+            </wp14:sizeRelV>
+          </wp:anchor>
+        </w:drawing>
+      </w:r>
+      <w:r>
+        <w:rPr>
+          <w:b/>
+          <w:noProof/>
+          <w:sz w:val="72"/>
+          <w:szCs w:val="72"/>
+        </w:rPr>
+        <w:drawing>
+          <wp:anchor distT="0" distB="0" distL="114300" distR="114300" simplePos="0" relativeHeight="251658240" behindDoc="0" locked="0" layoutInCell="1" allowOverlap="1" wp14:anchorId="03267785" wp14:editId="5F855B92">
+            <wp:simplePos x="0" y="0"/>
+            <wp:positionH relativeFrom="column">
+              <wp:posOffset>441325</wp:posOffset>
+            </wp:positionH>
+            <wp:positionV relativeFrom="paragraph">
+              <wp:posOffset>-427355</wp:posOffset>
+            </wp:positionV>
+            <wp:extent cx="1790988" cy="1287780"/>
+            <wp:effectExtent l="0" t="0" r="0" b="7620"/>
+            <wp:wrapNone/>
+            <wp:docPr id="2" name="Kép 2" descr="C:\Users\Tanulo\AppData\Local\Microsoft\Windows\INetCache\Content.MSO\1D44B9FB.tmp"/>
+            <wp:cNvGraphicFramePr>
+              <a:graphicFrameLocks xmlns:a="http://schemas.openxmlformats.org/drawingml/2006/main" noChangeAspect="1"/>
+            </wp:cNvGraphicFramePr>
+            <a:graphic xmlns:a="http://schemas.openxmlformats.org/drawingml/2006/main">
+              <a:graphicData uri="http://schemas.openxmlformats.org/drawingml/2006/picture">
+                <pic:pic xmlns:pic="http://schemas.openxmlformats.org/drawingml/2006/picture">
+                  <pic:nvPicPr>
+                    <pic:cNvPr id="0" name="Picture 1" descr="C:\Users\Tanulo\AppData\Local\Microsoft\Windows\INetCache\Content.MSO\1D44B9FB.tmp"/>
+                    <pic:cNvPicPr>
+                      <a:picLocks noChangeAspect="1" noChangeArrowheads="1"/>
+                    </pic:cNvPicPr>
+                  </pic:nvPicPr>
+                  <pic:blipFill>
+                    <a:blip r:embed="rId9">
+                      <a:extLst>
+                        <a:ext uri="{28A0092B-C50C-407E-A947-70E740481C1C}">
+                          <a14:useLocalDpi xmlns:a14="http://schemas.microsoft.com/office/drawing/2010/main" val="0"/>
+                        </a:ext>
+                      </a:extLst>
+                    </a:blip>
+                    <a:srcRect/>
+                    <a:stretch>
+                      <a:fillRect/>
+                    </a:stretch>
+                  </pic:blipFill>
+                  <pic:spPr bwMode="auto">
+                    <a:xfrm>
+                      <a:off x="0" y="0"/>
+                      <a:ext cx="1790988" cy="1287780"/>
+                    </a:xfrm>
+                    <a:prstGeom prst="rect">
+                      <a:avLst/>
+                    </a:prstGeom>
+                    <a:noFill/>
+                    <a:ln>
+                      <a:noFill/>
+                    </a:ln>
+                  </pic:spPr>
+                </pic:pic>
+              </a:graphicData>
+            </a:graphic>
+            <wp14:sizeRelH relativeFrom="page">
+              <wp14:pctWidth>0</wp14:pctWidth>
+            </wp14:sizeRelH>
+            <wp14:sizeRelV relativeFrom="page">
+              <wp14:pctHeight>0</wp14:pctHeight>
+            </wp14:sizeRelV>
+          </wp:anchor>
+        </w:drawing>
+      </w:r>
+    </w:p>
+    <w:p>
+      <w:pPr>
+        <w:spacing w:line="240" w:lineRule="auto"/>
+        <w:jc w:val="both"/>
+        <w:rPr>
+          <w:b/>
+          <w:sz w:val="72"/>
+          <w:szCs w:val="72"/>
+        </w:rPr>
+      </w:pPr>
+    </w:p>
+    <w:p>
+      <w:pPr>
+        <w:spacing w:line="240" w:lineRule="auto"/>
+        <w:jc w:val="both"/>
+        <w:rPr>
+          <w:b/>
+          <w:sz w:val="72"/>
+          <w:szCs w:val="72"/>
+        </w:rPr>
+      </w:pPr>
+    </w:p>
     <w:p>
       <w:pPr>
         <w:spacing w:line="240" w:lineRule="auto"/>
@@ -13,155 +176,143 @@
           <w:szCs w:val="72"/>
         </w:rPr>
       </w:pPr>
+      <w:r>
+        <w:rPr>
+          <w:b/>
+          <w:sz w:val="72"/>
+          <w:szCs w:val="72"/>
+        </w:rPr>
+        <w:t>ZÁRÓDOLGOZAT</w:t>
+      </w:r>
+    </w:p>
+    <w:p>
+      <w:pPr>
+        <w:spacing w:line="240" w:lineRule="auto"/>
+        <w:jc w:val="both"/>
+        <w:rPr>
+          <w:b/>
+          <w:sz w:val="72"/>
+          <w:szCs w:val="72"/>
+        </w:rPr>
+      </w:pPr>
+    </w:p>
+    <w:p>
+      <w:pPr>
+        <w:spacing w:line="240" w:lineRule="auto"/>
+        <w:jc w:val="both"/>
+        <w:rPr>
+          <w:b/>
+          <w:sz w:val="72"/>
+          <w:szCs w:val="72"/>
+        </w:rPr>
+      </w:pPr>
+    </w:p>
+    <w:p>
+      <w:pPr>
+        <w:spacing w:line="240" w:lineRule="auto"/>
+        <w:jc w:val="both"/>
+        <w:rPr>
+          <w:b/>
+          <w:sz w:val="72"/>
+          <w:szCs w:val="72"/>
+        </w:rPr>
+      </w:pPr>
+    </w:p>
+    <w:p>
+      <w:pPr>
+        <w:spacing w:line="240" w:lineRule="auto"/>
+        <w:rPr>
+          <w:b/>
+          <w:sz w:val="72"/>
+          <w:szCs w:val="72"/>
+        </w:rPr>
+      </w:pPr>
     </w:p>
     <w:p>
       <w:pPr>
         <w:spacing w:line="240" w:lineRule="auto"/>
         <w:jc w:val="center"/>
         <w:rPr>
-          <w:b/>
-          <w:sz w:val="72"/>
-          <w:szCs w:val="72"/>
-        </w:rPr>
-      </w:pPr>
+          <w:sz w:val="56"/>
+          <w:szCs w:val="56"/>
+        </w:rPr>
+      </w:pPr>
+      <w:r>
+        <w:rPr>
+          <w:sz w:val="56"/>
+          <w:szCs w:val="56"/>
+        </w:rPr>
+        <w:t>Készítették:</w:t>
+      </w:r>
     </w:p>
     <w:p>
       <w:pPr>
         <w:spacing w:line="240" w:lineRule="auto"/>
         <w:jc w:val="center"/>
         <w:rPr>
-          <w:b/>
-          <w:sz w:val="72"/>
-          <w:szCs w:val="72"/>
-        </w:rPr>
-      </w:pPr>
-      <w:r>
-        <w:rPr>
-          <w:b/>
-          <w:sz w:val="72"/>
-          <w:szCs w:val="72"/>
-        </w:rPr>
-        <w:t>ZÁRÓDOLGOZAT</w:t>
-      </w:r>
+          <w:sz w:val="56"/>
+          <w:szCs w:val="56"/>
+        </w:rPr>
+      </w:pPr>
     </w:p>
     <w:p>
       <w:pPr>
         <w:spacing w:line="240" w:lineRule="auto"/>
         <w:jc w:val="center"/>
         <w:rPr>
-          <w:b/>
-          <w:sz w:val="72"/>
-          <w:szCs w:val="72"/>
-        </w:rPr>
-      </w:pPr>
-    </w:p>
-    <w:p>
-      <w:pPr>
-        <w:spacing w:line="240" w:lineRule="auto"/>
-        <w:jc w:val="right"/>
-        <w:rPr>
-          <w:b/>
-          <w:sz w:val="72"/>
-          <w:szCs w:val="72"/>
-        </w:rPr>
-      </w:pPr>
-    </w:p>
-    <w:p>
-      <w:pPr>
-        <w:spacing w:line="240" w:lineRule="auto"/>
-        <w:jc w:val="right"/>
-        <w:rPr>
-          <w:b/>
-          <w:sz w:val="72"/>
-          <w:szCs w:val="72"/>
-        </w:rPr>
-      </w:pPr>
-    </w:p>
-    <w:p>
-      <w:pPr>
-        <w:spacing w:line="240" w:lineRule="auto"/>
-        <w:jc w:val="right"/>
-        <w:rPr>
-          <w:b/>
-          <w:sz w:val="72"/>
-          <w:szCs w:val="72"/>
-        </w:rPr>
-      </w:pPr>
-    </w:p>
-    <w:p>
-      <w:pPr>
-        <w:spacing w:line="240" w:lineRule="auto"/>
-        <w:ind w:left="4248" w:firstLine="708"/>
-        <w:jc w:val="center"/>
-        <w:rPr>
           <w:sz w:val="56"/>
           <w:szCs w:val="56"/>
         </w:rPr>
       </w:pPr>
       <w:r>
         <w:rPr>
-          <w:sz w:val="56"/>
-          <w:szCs w:val="56"/>
-        </w:rPr>
-        <w:t>Készítették:</w:t>
-      </w:r>
-    </w:p>
-    <w:p>
-      <w:pPr>
-        <w:spacing w:line="240" w:lineRule="auto"/>
-        <w:jc w:val="right"/>
-        <w:rPr>
-          <w:sz w:val="56"/>
-          <w:szCs w:val="56"/>
-        </w:rPr>
-      </w:pPr>
-    </w:p>
-    <w:p>
-      <w:pPr>
-        <w:spacing w:line="240" w:lineRule="auto"/>
-        <w:ind w:left="4248"/>
-        <w:jc w:val="center"/>
-        <w:rPr>
           <w:sz w:val="36"/>
           <w:szCs w:val="36"/>
         </w:rPr>
-      </w:pPr>
-      <w:r>
+        <w:t>Budaházi Máté</w:t>
+      </w:r>
+    </w:p>
+    <w:p>
+      <w:pPr>
+        <w:spacing w:line="240" w:lineRule="auto"/>
+        <w:jc w:val="center"/>
         <w:rPr>
           <w:sz w:val="36"/>
           <w:szCs w:val="36"/>
         </w:rPr>
-        <w:t xml:space="preserve">   </w:t>
-      </w:r>
+      </w:pPr>
       <w:r>
         <w:rPr>
           <w:sz w:val="36"/>
           <w:szCs w:val="36"/>
         </w:rPr>
-        <w:t>Budaházi Máté</w:t>
+        <w:t>Witmann Bence Zsolt</w:t>
       </w:r>
     </w:p>
     <w:p>
       <w:pPr>
         <w:spacing w:line="240" w:lineRule="auto"/>
-        <w:jc w:val="right"/>
+        <w:jc w:val="both"/>
         <w:rPr>
           <w:sz w:val="36"/>
           <w:szCs w:val="36"/>
         </w:rPr>
       </w:pPr>
-      <w:r>
+    </w:p>
+    <w:p>
+      <w:pPr>
+        <w:spacing w:line="240" w:lineRule="auto"/>
+        <w:jc w:val="both"/>
         <w:rPr>
           <w:sz w:val="36"/>
           <w:szCs w:val="36"/>
         </w:rPr>
-        <w:t>Witmann Bence Zsolt</w:t>
-      </w:r>
+      </w:pPr>
     </w:p>
     <w:p>
       <w:pPr>
         <w:spacing w:line="240" w:lineRule="auto"/>
-        <w:jc w:val="right"/>
+        <w:jc w:val="both"/>
         <w:rPr>
           <w:sz w:val="36"/>
           <w:szCs w:val="36"/>
@@ -171,7 +322,7 @@
     <w:p>
       <w:pPr>
         <w:spacing w:line="240" w:lineRule="auto"/>
-        <w:jc w:val="right"/>
+        <w:jc w:val="both"/>
         <w:rPr>
           <w:sz w:val="36"/>
           <w:szCs w:val="36"/>
@@ -181,31 +332,8 @@
     <w:p>
       <w:pPr>
         <w:spacing w:line="240" w:lineRule="auto"/>
-        <w:jc w:val="right"/>
-        <w:rPr>
-          <w:sz w:val="36"/>
-          <w:szCs w:val="36"/>
-        </w:rPr>
-      </w:pPr>
-    </w:p>
-    <w:p>
-      <w:pPr>
-        <w:spacing w:line="240" w:lineRule="auto"/>
-        <w:jc w:val="right"/>
-        <w:rPr>
-          <w:sz w:val="36"/>
-          <w:szCs w:val="36"/>
-        </w:rPr>
-      </w:pPr>
-    </w:p>
-    <w:p>
-      <w:pPr>
-        <w:spacing w:line="240" w:lineRule="auto"/>
-        <w:jc w:val="center"/>
-      </w:pPr>
-      <w:r>
-        <w:t>1</w:t>
-      </w:r>
+        <w:jc w:val="both"/>
+      </w:pPr>
       <w:r>
         <w:br w:type="page"/>
       </w:r>
@@ -233,11 +361,13 @@
     <w:p>
       <w:pPr>
         <w:ind w:left="1416" w:hanging="696"/>
+        <w:jc w:val="both"/>
       </w:pPr>
     </w:p>
     <w:p>
       <w:pPr>
         <w:ind w:left="1416" w:hanging="696"/>
+        <w:jc w:val="both"/>
       </w:pPr>
       <w:r>
         <w:t>1. Fejlesztői környezet bemutatása ........................................................</w:t>
@@ -255,6 +385,7 @@
     <w:p>
       <w:pPr>
         <w:ind w:left="1416" w:hanging="696"/>
+        <w:jc w:val="both"/>
       </w:pPr>
       <w:r>
         <w:t xml:space="preserve">1.1. Visual </w:t>
@@ -277,6 +408,7 @@
     <w:p>
       <w:pPr>
         <w:ind w:left="1416" w:hanging="696"/>
+        <w:jc w:val="both"/>
       </w:pPr>
       <w:r>
         <w:t xml:space="preserve">1.2. Visual </w:t>
@@ -310,22 +442,18 @@
     <w:p>
       <w:pPr>
         <w:ind w:left="1416" w:hanging="696"/>
+        <w:jc w:val="both"/>
       </w:pPr>
       <w:r>
         <w:t xml:space="preserve">1.3. </w:t>
       </w:r>
       <w:proofErr w:type="spellStart"/>
-      <w:proofErr w:type="gramStart"/>
       <w:r>
         <w:t>MySQL</w:t>
       </w:r>
       <w:proofErr w:type="spellEnd"/>
       <w:r>
-        <w:t xml:space="preserve">  …</w:t>
-      </w:r>
-      <w:proofErr w:type="gramEnd"/>
-      <w:r>
-        <w:t>……………........................................................</w:t>
+        <w:t xml:space="preserve">  ………………........................................................</w:t>
       </w:r>
       <w:r>
         <w:t>....</w:t>
@@ -340,6 +468,7 @@
     <w:p>
       <w:pPr>
         <w:ind w:left="1416" w:hanging="696"/>
+        <w:jc w:val="both"/>
       </w:pPr>
       <w:r>
         <w:t>1.</w:t>
@@ -371,6 +500,7 @@
     <w:p>
       <w:pPr>
         <w:ind w:left="1416" w:hanging="696"/>
+        <w:jc w:val="both"/>
       </w:pPr>
       <w:r>
         <w:t>1</w:t>
@@ -411,6 +541,7 @@
     <w:p>
       <w:pPr>
         <w:ind w:left="1416" w:hanging="696"/>
+        <w:jc w:val="both"/>
       </w:pPr>
       <w:r>
         <w:t>1</w:t>
@@ -443,6 +574,9 @@
       </w:r>
     </w:p>
     <w:p>
+      <w:pPr>
+        <w:jc w:val="both"/>
+      </w:pPr>
       <w:r>
         <w:tab/>
       </w:r>
@@ -469,6 +603,9 @@
       </w:r>
     </w:p>
     <w:p>
+      <w:pPr>
+        <w:jc w:val="both"/>
+      </w:pPr>
       <w:r>
         <w:tab/>
       </w:r>
@@ -497,15 +634,10 @@
     <w:p>
       <w:pPr>
         <w:ind w:firstLine="708"/>
-      </w:pPr>
-      <w:r>
-        <w:t>1.</w:t>
-      </w:r>
-      <w:r>
-        <w:t>9</w:t>
-      </w:r>
-      <w:r>
-        <w:t xml:space="preserve">. </w:t>
+        <w:jc w:val="both"/>
+      </w:pPr>
+      <w:r>
+        <w:t xml:space="preserve">1.9. </w:t>
       </w:r>
       <w:r>
         <w:t>HTML</w:t>
@@ -529,38 +661,25 @@
     <w:p>
       <w:pPr>
         <w:ind w:firstLine="708"/>
-      </w:pPr>
-      <w:r>
-        <w:t>1.</w:t>
-      </w:r>
-      <w:r>
-        <w:t>10</w:t>
-      </w:r>
-      <w:r>
-        <w:t xml:space="preserve">. </w:t>
+        <w:jc w:val="both"/>
+      </w:pPr>
+      <w:r>
+        <w:t xml:space="preserve">1.10. </w:t>
       </w:r>
       <w:r>
         <w:t>CSS</w:t>
       </w:r>
       <w:r>
-        <w:t xml:space="preserve"> .................................................................................................... </w:t>
-      </w:r>
-      <w:r>
-        <w:t>8</w:t>
+        <w:t xml:space="preserve"> .................................................................................................... 8</w:t>
       </w:r>
     </w:p>
     <w:p>
       <w:pPr>
         <w:ind w:firstLine="708"/>
-      </w:pPr>
-      <w:r>
-        <w:t>1.1</w:t>
-      </w:r>
-      <w:r>
-        <w:t>1</w:t>
-      </w:r>
-      <w:r>
-        <w:t xml:space="preserve">. </w:t>
+        <w:jc w:val="both"/>
+      </w:pPr>
+      <w:r>
+        <w:t xml:space="preserve">1.11. </w:t>
       </w:r>
       <w:proofErr w:type="spellStart"/>
       <w:r>
@@ -574,12 +693,10 @@
     <w:p>
       <w:pPr>
         <w:ind w:firstLine="708"/>
-      </w:pPr>
-      <w:r>
-        <w:t>1.1</w:t>
-      </w:r>
-      <w:r>
-        <w:t xml:space="preserve">2. </w:t>
+        <w:jc w:val="both"/>
+      </w:pPr>
+      <w:r>
+        <w:t xml:space="preserve">1.12. </w:t>
       </w:r>
       <w:proofErr w:type="spellStart"/>
       <w:r>
@@ -593,50 +710,67 @@
     <w:p>
       <w:pPr>
         <w:ind w:firstLine="708"/>
-      </w:pPr>
-      <w:r>
-        <w:t>1.1</w:t>
-      </w:r>
-      <w:r>
-        <w:t>3</w:t>
-      </w:r>
-      <w:r>
-        <w:t xml:space="preserve">. </w:t>
-      </w:r>
-      <w:r>
-        <w:t>C#</w:t>
-      </w:r>
-      <w:r>
-        <w:t xml:space="preserve"> .......................................................</w:t>
-      </w:r>
-      <w:r>
-        <w:t>...........</w:t>
-      </w:r>
-      <w:r>
-        <w:t>..................................... 8</w:t>
+        <w:jc w:val="both"/>
+      </w:pPr>
+      <w:r>
+        <w:t>1.13. C# ....................................................................................................... 8</w:t>
       </w:r>
     </w:p>
     <w:p>
       <w:pPr>
         <w:ind w:firstLine="708"/>
-      </w:pPr>
-    </w:p>
-    <w:p/>
-    <w:p/>
-    <w:p/>
-    <w:p/>
-    <w:p/>
-    <w:p/>
-    <w:p/>
-    <w:p/>
-    <w:p/>
-    <w:p>
-      <w:pPr>
-        <w:jc w:val="center"/>
-      </w:pPr>
-      <w:r>
-        <w:t>2</w:t>
-      </w:r>
+        <w:jc w:val="both"/>
+      </w:pPr>
+    </w:p>
+    <w:p>
+      <w:pPr>
+        <w:jc w:val="both"/>
+      </w:pPr>
+    </w:p>
+    <w:p>
+      <w:pPr>
+        <w:jc w:val="both"/>
+      </w:pPr>
+    </w:p>
+    <w:p>
+      <w:pPr>
+        <w:jc w:val="both"/>
+      </w:pPr>
+    </w:p>
+    <w:p>
+      <w:pPr>
+        <w:jc w:val="both"/>
+      </w:pPr>
+    </w:p>
+    <w:p>
+      <w:pPr>
+        <w:jc w:val="both"/>
+      </w:pPr>
+    </w:p>
+    <w:p>
+      <w:pPr>
+        <w:jc w:val="both"/>
+      </w:pPr>
+    </w:p>
+    <w:p>
+      <w:pPr>
+        <w:jc w:val="both"/>
+      </w:pPr>
+    </w:p>
+    <w:p>
+      <w:pPr>
+        <w:jc w:val="both"/>
+      </w:pPr>
+    </w:p>
+    <w:p>
+      <w:pPr>
+        <w:jc w:val="both"/>
+      </w:pPr>
+    </w:p>
+    <w:p>
+      <w:pPr>
+        <w:jc w:val="both"/>
+      </w:pPr>
       <w:r>
         <w:br w:type="page"/>
       </w:r>
@@ -664,7 +798,7 @@
     </w:p>
     <w:p>
       <w:pPr>
-        <w:jc w:val="center"/>
+        <w:jc w:val="both"/>
         <w:rPr>
           <w:b/>
           <w:bCs/>
@@ -674,6 +808,13 @@
       </w:pPr>
     </w:p>
     <w:p>
+      <w:pPr>
+        <w:jc w:val="both"/>
+        <w:rPr>
+          <w:sz w:val="28"/>
+          <w:szCs w:val="28"/>
+        </w:rPr>
+      </w:pPr>
       <w:r>
         <w:rPr>
           <w:sz w:val="28"/>
@@ -709,7 +850,21 @@
           <w:sz w:val="28"/>
           <w:szCs w:val="28"/>
         </w:rPr>
-        <w:t xml:space="preserve">kal! Felhasználóink segítséget nyújthatnak azon tevékenységekkel, melyben készségeik engedik. Ezzel az oldalon egy valutára tehetnek szert, mellyel ő maguk </w:t>
+        <w:t>kal! Felhasználóink segítséget nyújthatnak azon tevékenységek</w:t>
+      </w:r>
+      <w:r>
+        <w:rPr>
+          <w:sz w:val="28"/>
+          <w:szCs w:val="28"/>
+        </w:rPr>
+        <w:t>ben</w:t>
+      </w:r>
+      <w:r>
+        <w:rPr>
+          <w:sz w:val="28"/>
+          <w:szCs w:val="28"/>
+        </w:rPr>
+        <w:t xml:space="preserve">, melyben készségeik engedik. Ezzel az oldalon egy valutára tehetnek szert, mellyel ő maguk </w:t>
       </w:r>
       <w:r>
         <w:rPr>
@@ -730,28 +885,106 @@
           <w:sz w:val="28"/>
           <w:szCs w:val="28"/>
         </w:rPr>
-        <w:t>, ezzel közreműködve az ökoszisztémánkhoz.</w:t>
-      </w:r>
-    </w:p>
-    <w:p/>
-    <w:p/>
-    <w:p/>
-    <w:p/>
-    <w:p/>
-    <w:p/>
-    <w:p/>
-    <w:p/>
-    <w:p/>
-    <w:p/>
-    <w:p/>
-    <w:p/>
-    <w:p/>
-    <w:p/>
-    <w:p/>
-    <w:p/>
-    <w:p>
-      <w:pPr>
-        <w:jc w:val="center"/>
+        <w:t xml:space="preserve">, ezzel </w:t>
+      </w:r>
+      <w:r>
+        <w:rPr>
+          <w:sz w:val="28"/>
+          <w:szCs w:val="28"/>
+        </w:rPr>
+        <w:t xml:space="preserve">magukat fejlesztve, és </w:t>
+      </w:r>
+      <w:r>
+        <w:rPr>
+          <w:sz w:val="28"/>
+          <w:szCs w:val="28"/>
+        </w:rPr>
+        <w:t>közreműködve az ökoszisztémánkhoz.</w:t>
+      </w:r>
+    </w:p>
+    <w:p>
+      <w:pPr>
+        <w:jc w:val="both"/>
+      </w:pPr>
+    </w:p>
+    <w:p>
+      <w:pPr>
+        <w:jc w:val="both"/>
+      </w:pPr>
+    </w:p>
+    <w:p>
+      <w:pPr>
+        <w:jc w:val="both"/>
+      </w:pPr>
+    </w:p>
+    <w:p>
+      <w:pPr>
+        <w:jc w:val="both"/>
+      </w:pPr>
+    </w:p>
+    <w:p>
+      <w:pPr>
+        <w:jc w:val="both"/>
+      </w:pPr>
+    </w:p>
+    <w:p>
+      <w:pPr>
+        <w:jc w:val="both"/>
+      </w:pPr>
+    </w:p>
+    <w:p>
+      <w:pPr>
+        <w:jc w:val="both"/>
+      </w:pPr>
+    </w:p>
+    <w:p>
+      <w:pPr>
+        <w:jc w:val="both"/>
+      </w:pPr>
+    </w:p>
+    <w:p>
+      <w:pPr>
+        <w:jc w:val="both"/>
+      </w:pPr>
+    </w:p>
+    <w:p>
+      <w:pPr>
+        <w:jc w:val="both"/>
+      </w:pPr>
+    </w:p>
+    <w:p>
+      <w:pPr>
+        <w:jc w:val="both"/>
+      </w:pPr>
+    </w:p>
+    <w:p>
+      <w:pPr>
+        <w:jc w:val="both"/>
+      </w:pPr>
+    </w:p>
+    <w:p>
+      <w:pPr>
+        <w:jc w:val="both"/>
+      </w:pPr>
+    </w:p>
+    <w:p>
+      <w:pPr>
+        <w:jc w:val="both"/>
+      </w:pPr>
+    </w:p>
+    <w:p>
+      <w:pPr>
+        <w:jc w:val="both"/>
+      </w:pPr>
+    </w:p>
+    <w:p>
+      <w:pPr>
+        <w:jc w:val="both"/>
+      </w:pPr>
+    </w:p>
+    <w:p>
+      <w:pPr>
+        <w:jc w:val="both"/>
         <w:rPr>
           <w:b/>
           <w:bCs/>
@@ -760,9 +993,6 @@
         </w:rPr>
       </w:pPr>
       <w:r>
-        <w:t>3</w:t>
-      </w:r>
-      <w:r>
         <w:rPr>
           <w:b/>
           <w:bCs/>
@@ -772,7 +1002,11 @@
         <w:br w:type="page"/>
       </w:r>
     </w:p>
-    <w:p/>
+    <w:p>
+      <w:pPr>
+        <w:jc w:val="both"/>
+      </w:pPr>
+    </w:p>
     <w:p>
       <w:pPr>
         <w:pStyle w:val="Listaszerbekezds"/>
@@ -780,6 +1014,7 @@
           <w:ilvl w:val="0"/>
           <w:numId w:val="19"/>
         </w:numPr>
+        <w:jc w:val="center"/>
         <w:rPr>
           <w:b/>
           <w:bCs/>
@@ -799,6 +1034,97 @@
     </w:p>
     <w:p>
       <w:pPr>
+        <w:pStyle w:val="Listaszerbekezds"/>
+        <w:ind w:left="1440"/>
+        <w:jc w:val="both"/>
+        <w:rPr>
+          <w:b/>
+          <w:bCs/>
+          <w:sz w:val="44"/>
+          <w:szCs w:val="44"/>
+        </w:rPr>
+      </w:pPr>
+    </w:p>
+    <w:p>
+      <w:pPr>
+        <w:pStyle w:val="Listaszerbekezds"/>
+        <w:ind w:left="1440"/>
+        <w:jc w:val="center"/>
+        <w:rPr>
+          <w:b/>
+          <w:bCs/>
+          <w:sz w:val="44"/>
+          <w:szCs w:val="44"/>
+        </w:rPr>
+      </w:pPr>
+      <w:r>
+        <w:rPr>
+          <w:b/>
+          <w:bCs/>
+          <w:noProof/>
+          <w:sz w:val="44"/>
+          <w:szCs w:val="44"/>
+        </w:rPr>
+        <w:drawing>
+          <wp:inline distT="0" distB="0" distL="0" distR="0" wp14:anchorId="3843EF5D" wp14:editId="4085820C">
+            <wp:extent cx="2072640" cy="2119521"/>
+            <wp:effectExtent l="0" t="0" r="3810" b="0"/>
+            <wp:docPr id="11" name="Kép 11"/>
+            <wp:cNvGraphicFramePr>
+              <a:graphicFrameLocks xmlns:a="http://schemas.openxmlformats.org/drawingml/2006/main" noChangeAspect="1"/>
+            </wp:cNvGraphicFramePr>
+            <a:graphic xmlns:a="http://schemas.openxmlformats.org/drawingml/2006/main">
+              <a:graphicData uri="http://schemas.openxmlformats.org/drawingml/2006/picture">
+                <pic:pic xmlns:pic="http://schemas.openxmlformats.org/drawingml/2006/picture">
+                  <pic:nvPicPr>
+                    <pic:cNvPr id="0" name="Picture 6"/>
+                    <pic:cNvPicPr>
+                      <a:picLocks noChangeAspect="1" noChangeArrowheads="1"/>
+                    </pic:cNvPicPr>
+                  </pic:nvPicPr>
+                  <pic:blipFill>
+                    <a:blip r:embed="rId10" cstate="print">
+                      <a:clrChange>
+                        <a:clrFrom>
+                          <a:srgbClr val="EDEDED"/>
+                        </a:clrFrom>
+                        <a:clrTo>
+                          <a:srgbClr val="EDEDED">
+                            <a:alpha val="0"/>
+                          </a:srgbClr>
+                        </a:clrTo>
+                      </a:clrChange>
+                      <a:extLst>
+                        <a:ext uri="{28A0092B-C50C-407E-A947-70E740481C1C}">
+                          <a14:useLocalDpi xmlns:a14="http://schemas.microsoft.com/office/drawing/2010/main" val="0"/>
+                        </a:ext>
+                      </a:extLst>
+                    </a:blip>
+                    <a:srcRect/>
+                    <a:stretch>
+                      <a:fillRect/>
+                    </a:stretch>
+                  </pic:blipFill>
+                  <pic:spPr bwMode="auto">
+                    <a:xfrm>
+                      <a:off x="0" y="0"/>
+                      <a:ext cx="2107738" cy="2155413"/>
+                    </a:xfrm>
+                    <a:prstGeom prst="rect">
+                      <a:avLst/>
+                    </a:prstGeom>
+                    <a:noFill/>
+                  </pic:spPr>
+                </pic:pic>
+              </a:graphicData>
+            </a:graphic>
+          </wp:inline>
+        </w:drawing>
+      </w:r>
+    </w:p>
+    <w:p>
+      <w:pPr>
+        <w:jc w:val="both"/>
         <w:rPr>
           <w:sz w:val="36"/>
           <w:szCs w:val="36"/>
@@ -845,6 +1171,7 @@
     </w:p>
     <w:p>
       <w:pPr>
+        <w:jc w:val="both"/>
         <w:rPr>
           <w:sz w:val="28"/>
           <w:szCs w:val="28"/>
@@ -926,22 +1253,108 @@
     </w:p>
     <w:p>
       <w:pPr>
-        <w:rPr>
-          <w:sz w:val="28"/>
-          <w:szCs w:val="28"/>
-        </w:rPr>
-      </w:pPr>
-    </w:p>
-    <w:p>
-      <w:pPr>
-        <w:rPr>
-          <w:sz w:val="28"/>
-          <w:szCs w:val="28"/>
-        </w:rPr>
-      </w:pPr>
-    </w:p>
-    <w:p>
-      <w:pPr>
+        <w:jc w:val="both"/>
+        <w:rPr>
+          <w:sz w:val="28"/>
+          <w:szCs w:val="28"/>
+        </w:rPr>
+      </w:pPr>
+    </w:p>
+    <w:p>
+      <w:pPr>
+        <w:jc w:val="both"/>
+        <w:rPr>
+          <w:sz w:val="28"/>
+          <w:szCs w:val="28"/>
+        </w:rPr>
+      </w:pPr>
+    </w:p>
+    <w:p>
+      <w:pPr>
+        <w:jc w:val="center"/>
+        <w:rPr>
+          <w:sz w:val="28"/>
+          <w:szCs w:val="28"/>
+        </w:rPr>
+      </w:pPr>
+      <w:r>
+        <w:rPr>
+          <w:noProof/>
+          <w:sz w:val="28"/>
+          <w:szCs w:val="28"/>
+        </w:rPr>
+        <w:drawing>
+          <wp:inline distT="0" distB="0" distL="0" distR="0" wp14:anchorId="71E6D026" wp14:editId="3EF7F800">
+            <wp:extent cx="2979420" cy="1531620"/>
+            <wp:effectExtent l="0" t="0" r="0" b="0"/>
+            <wp:docPr id="10" name="Kép 10" descr="C:\Users\Tanulo\AppData\Local\Microsoft\Windows\INetCache\Content.MSO\259D9518.tmp"/>
+            <wp:cNvGraphicFramePr>
+              <a:graphicFrameLocks xmlns:a="http://schemas.openxmlformats.org/drawingml/2006/main" noChangeAspect="1"/>
+            </wp:cNvGraphicFramePr>
+            <a:graphic xmlns:a="http://schemas.openxmlformats.org/drawingml/2006/main">
+              <a:graphicData uri="http://schemas.openxmlformats.org/drawingml/2006/picture">
+                <pic:pic xmlns:pic="http://schemas.openxmlformats.org/drawingml/2006/picture">
+                  <pic:nvPicPr>
+                    <pic:cNvPr id="0" name="Picture 19" descr="C:\Users\Tanulo\AppData\Local\Microsoft\Windows\INetCache\Content.MSO\259D9518.tmp"/>
+                    <pic:cNvPicPr>
+                      <a:picLocks noChangeAspect="1" noChangeArrowheads="1"/>
+                    </pic:cNvPicPr>
+                  </pic:nvPicPr>
+                  <pic:blipFill>
+                    <a:blip r:embed="rId11">
+                      <a:clrChange>
+                        <a:clrFrom>
+                          <a:srgbClr val="EEEFEF"/>
+                        </a:clrFrom>
+                        <a:clrTo>
+                          <a:srgbClr val="EEEFEF">
+                            <a:alpha val="0"/>
+                          </a:srgbClr>
+                        </a:clrTo>
+                      </a:clrChange>
+                      <a:extLst>
+                        <a:ext uri="{28A0092B-C50C-407E-A947-70E740481C1C}">
+                          <a14:useLocalDpi xmlns:a14="http://schemas.microsoft.com/office/drawing/2010/main" val="0"/>
+                        </a:ext>
+                      </a:extLst>
+                    </a:blip>
+                    <a:srcRect/>
+                    <a:stretch>
+                      <a:fillRect/>
+                    </a:stretch>
+                  </pic:blipFill>
+                  <pic:spPr bwMode="auto">
+                    <a:xfrm>
+                      <a:off x="0" y="0"/>
+                      <a:ext cx="2979420" cy="1531620"/>
+                    </a:xfrm>
+                    <a:prstGeom prst="rect">
+                      <a:avLst/>
+                    </a:prstGeom>
+                    <a:noFill/>
+                    <a:ln>
+                      <a:noFill/>
+                    </a:ln>
+                  </pic:spPr>
+                </pic:pic>
+              </a:graphicData>
+            </a:graphic>
+          </wp:inline>
+        </w:drawing>
+      </w:r>
+    </w:p>
+    <w:p>
+      <w:pPr>
+        <w:jc w:val="both"/>
+        <w:rPr>
+          <w:sz w:val="28"/>
+          <w:szCs w:val="28"/>
+        </w:rPr>
+      </w:pPr>
+    </w:p>
+    <w:p>
+      <w:pPr>
+        <w:jc w:val="both"/>
         <w:rPr>
           <w:b/>
           <w:sz w:val="36"/>
@@ -995,6 +1408,7 @@
     </w:p>
     <w:p>
       <w:pPr>
+        <w:jc w:val="both"/>
         <w:rPr>
           <w:b/>
           <w:sz w:val="28"/>
@@ -1045,7 +1459,6 @@
         <w:t xml:space="preserve"> </w:t>
       </w:r>
       <w:proofErr w:type="spellStart"/>
-      <w:proofErr w:type="gramStart"/>
       <w:r>
         <w:rPr>
           <w:rStyle w:val="Kiemels2"/>
@@ -1061,15 +1474,7 @@
           <w:sz w:val="28"/>
           <w:szCs w:val="28"/>
         </w:rPr>
-        <w:t xml:space="preserve">  egy</w:t>
-      </w:r>
-      <w:proofErr w:type="gramEnd"/>
-      <w:r>
-        <w:rPr>
-          <w:sz w:val="28"/>
-          <w:szCs w:val="28"/>
-        </w:rPr>
-        <w:t xml:space="preserve"> könnyű, gyors és ingyenes </w:t>
+        <w:t xml:space="preserve">  egy könnyű, gyors és ingyenes </w:t>
       </w:r>
       <w:r>
         <w:rPr>
@@ -1117,7 +1522,15 @@
           <w:sz w:val="28"/>
           <w:szCs w:val="28"/>
         </w:rPr>
-        <w:t xml:space="preserve"> (Integrált Fejlesztői Környezet), hanem inkább egy nagyon </w:t>
+        <w:t xml:space="preserve"> (Integrált Fejlesztői </w:t>
+      </w:r>
+      <w:r>
+        <w:rPr>
+          <w:sz w:val="28"/>
+          <w:szCs w:val="28"/>
+        </w:rPr>
+        <w:lastRenderedPageBreak/>
+        <w:t xml:space="preserve">Környezet), hanem inkább egy nagyon </w:t>
       </w:r>
       <w:r>
         <w:rPr>
@@ -1156,9 +1569,75 @@
     <w:p>
       <w:pPr>
         <w:ind w:left="720"/>
-      </w:pPr>
-    </w:p>
-    <w:p>
+        <w:jc w:val="both"/>
+      </w:pPr>
+    </w:p>
+    <w:p>
+      <w:pPr>
+        <w:ind w:left="720"/>
+        <w:jc w:val="both"/>
+      </w:pPr>
+    </w:p>
+    <w:p>
+      <w:pPr>
+        <w:ind w:left="720"/>
+        <w:jc w:val="center"/>
+      </w:pPr>
+      <w:r>
+        <w:rPr>
+          <w:noProof/>
+        </w:rPr>
+        <w:drawing>
+          <wp:inline distT="0" distB="0" distL="0" distR="0" wp14:anchorId="4701448C" wp14:editId="159F92DD">
+            <wp:extent cx="1143000" cy="1143000"/>
+            <wp:effectExtent l="0" t="0" r="0" b="0"/>
+            <wp:docPr id="12" name="Kép 12"/>
+            <wp:cNvGraphicFramePr>
+              <a:graphicFrameLocks xmlns:a="http://schemas.openxmlformats.org/drawingml/2006/main" noChangeAspect="1"/>
+            </wp:cNvGraphicFramePr>
+            <a:graphic xmlns:a="http://schemas.openxmlformats.org/drawingml/2006/main">
+              <a:graphicData uri="http://schemas.openxmlformats.org/drawingml/2006/picture">
+                <pic:pic xmlns:pic="http://schemas.openxmlformats.org/drawingml/2006/picture">
+                  <pic:nvPicPr>
+                    <pic:cNvPr id="0" name="Picture 7"/>
+                    <pic:cNvPicPr>
+                      <a:picLocks noChangeAspect="1" noChangeArrowheads="1"/>
+                    </pic:cNvPicPr>
+                  </pic:nvPicPr>
+                  <pic:blipFill>
+                    <a:blip r:embed="rId12" cstate="print">
+                      <a:extLst>
+                        <a:ext uri="{28A0092B-C50C-407E-A947-70E740481C1C}">
+                          <a14:useLocalDpi xmlns:a14="http://schemas.microsoft.com/office/drawing/2010/main" val="0"/>
+                        </a:ext>
+                      </a:extLst>
+                    </a:blip>
+                    <a:srcRect/>
+                    <a:stretch>
+                      <a:fillRect/>
+                    </a:stretch>
+                  </pic:blipFill>
+                  <pic:spPr bwMode="auto">
+                    <a:xfrm>
+                      <a:off x="0" y="0"/>
+                      <a:ext cx="1143000" cy="1143000"/>
+                    </a:xfrm>
+                    <a:prstGeom prst="rect">
+                      <a:avLst/>
+                    </a:prstGeom>
+                    <a:noFill/>
+                  </pic:spPr>
+                </pic:pic>
+              </a:graphicData>
+            </a:graphic>
+          </wp:inline>
+        </w:drawing>
+      </w:r>
+    </w:p>
+    <w:p>
+      <w:pPr>
+        <w:jc w:val="both"/>
+      </w:pPr>
       <w:r>
         <w:rPr>
           <w:rStyle w:val="Kiemels2"/>
@@ -1190,68 +1669,146 @@
       <w:proofErr w:type="spellEnd"/>
     </w:p>
     <w:p>
-      <w:r>
+      <w:pPr>
+        <w:jc w:val="both"/>
+        <w:rPr>
+          <w:sz w:val="28"/>
+          <w:szCs w:val="28"/>
+        </w:rPr>
+      </w:pPr>
+      <w:r>
+        <w:rPr>
+          <w:sz w:val="28"/>
+          <w:szCs w:val="28"/>
+        </w:rPr>
         <w:t xml:space="preserve">A </w:t>
       </w:r>
       <w:proofErr w:type="spellStart"/>
       <w:r>
+        <w:rPr>
+          <w:sz w:val="28"/>
+          <w:szCs w:val="28"/>
+        </w:rPr>
         <w:t>MySQL</w:t>
       </w:r>
       <w:proofErr w:type="spellEnd"/>
       <w:r>
+        <w:rPr>
+          <w:sz w:val="28"/>
+          <w:szCs w:val="28"/>
+        </w:rPr>
         <w:t xml:space="preserve"> egy relációs adatbázis-kezelő rendszer (RDBMS), amelyet eredetileg a </w:t>
       </w:r>
       <w:proofErr w:type="spellStart"/>
       <w:r>
+        <w:rPr>
+          <w:sz w:val="28"/>
+          <w:szCs w:val="28"/>
+        </w:rPr>
         <w:t>MySQL</w:t>
       </w:r>
       <w:proofErr w:type="spellEnd"/>
       <w:r>
+        <w:rPr>
+          <w:sz w:val="28"/>
+          <w:szCs w:val="28"/>
+        </w:rPr>
         <w:t xml:space="preserve"> AB fejlesztett, majd később az Oracle Corporation vásárolt meg. A </w:t>
       </w:r>
       <w:proofErr w:type="spellStart"/>
       <w:r>
+        <w:rPr>
+          <w:sz w:val="28"/>
+          <w:szCs w:val="28"/>
+        </w:rPr>
         <w:t>MySQL</w:t>
       </w:r>
       <w:proofErr w:type="spellEnd"/>
       <w:r>
+        <w:rPr>
+          <w:sz w:val="28"/>
+          <w:szCs w:val="28"/>
+        </w:rPr>
         <w:t xml:space="preserve"> célja, hogy hatékonyan tárolja és kezeli az adatokat a relációs adatbázis-modell segítségével. Az adatokat táblákban szervezi, és lehetőséget biztosít azok manipulálására SQL (</w:t>
       </w:r>
       <w:proofErr w:type="spellStart"/>
       <w:r>
+        <w:rPr>
+          <w:sz w:val="28"/>
+          <w:szCs w:val="28"/>
+        </w:rPr>
         <w:t>Structured</w:t>
       </w:r>
       <w:proofErr w:type="spellEnd"/>
       <w:r>
+        <w:rPr>
+          <w:sz w:val="28"/>
+          <w:szCs w:val="28"/>
+        </w:rPr>
         <w:t xml:space="preserve"> </w:t>
       </w:r>
       <w:proofErr w:type="spellStart"/>
       <w:r>
+        <w:rPr>
+          <w:sz w:val="28"/>
+          <w:szCs w:val="28"/>
+        </w:rPr>
         <w:t>Query</w:t>
       </w:r>
       <w:proofErr w:type="spellEnd"/>
       <w:r>
+        <w:rPr>
+          <w:sz w:val="28"/>
+          <w:szCs w:val="28"/>
+        </w:rPr>
         <w:t xml:space="preserve"> </w:t>
       </w:r>
       <w:proofErr w:type="spellStart"/>
       <w:r>
+        <w:rPr>
+          <w:sz w:val="28"/>
+          <w:szCs w:val="28"/>
+        </w:rPr>
         <w:t>Language</w:t>
       </w:r>
       <w:proofErr w:type="spellEnd"/>
       <w:r>
+        <w:rPr>
+          <w:sz w:val="28"/>
+          <w:szCs w:val="28"/>
+        </w:rPr>
         <w:t>) parancsok segítségével.</w:t>
       </w:r>
     </w:p>
     <w:p>
-      <w:r>
+      <w:pPr>
+        <w:jc w:val="both"/>
+        <w:rPr>
+          <w:sz w:val="28"/>
+          <w:szCs w:val="28"/>
+        </w:rPr>
+      </w:pPr>
+      <w:r>
+        <w:rPr>
+          <w:sz w:val="28"/>
+          <w:szCs w:val="28"/>
+        </w:rPr>
         <w:t xml:space="preserve">A </w:t>
       </w:r>
       <w:proofErr w:type="spellStart"/>
       <w:r>
+        <w:rPr>
+          <w:sz w:val="28"/>
+          <w:szCs w:val="28"/>
+        </w:rPr>
         <w:t>MySQL</w:t>
       </w:r>
       <w:proofErr w:type="spellEnd"/>
       <w:r>
+        <w:rPr>
+          <w:sz w:val="28"/>
+          <w:szCs w:val="28"/>
+        </w:rPr>
         <w:t xml:space="preserve"> működése az SQL nyelvre épül, amely egy szabványosított nyelv az adatbázisok kezelésére. A felhasználók SQL parancsokkal végezhetnek műveleteket, mint például </w:t>
       </w:r>
       <w:r>
@@ -1266,6 +1823,8 @@
       <w:r>
         <w:rPr>
           <w:b/>
+          <w:sz w:val="28"/>
+          <w:szCs w:val="28"/>
         </w:rPr>
         <w:t xml:space="preserve">, </w:t>
       </w:r>
@@ -1281,6 +1840,8 @@
       <w:r>
         <w:rPr>
           <w:b/>
+          <w:sz w:val="28"/>
+          <w:szCs w:val="28"/>
         </w:rPr>
         <w:t xml:space="preserve">, </w:t>
       </w:r>
@@ -1294,6 +1855,10 @@
         <w:t>törlése</w:t>
       </w:r>
       <w:r>
+        <w:rPr>
+          <w:sz w:val="28"/>
+          <w:szCs w:val="28"/>
+        </w:rPr>
         <w:t xml:space="preserve"> vagy </w:t>
       </w:r>
       <w:r>
@@ -1323,33 +1888,127 @@
         <w:t>hozzáadása</w:t>
       </w:r>
       <w:r>
+        <w:rPr>
+          <w:sz w:val="28"/>
+          <w:szCs w:val="28"/>
+        </w:rPr>
         <w:t xml:space="preserve">. A </w:t>
       </w:r>
       <w:proofErr w:type="spellStart"/>
       <w:r>
+        <w:rPr>
+          <w:sz w:val="28"/>
+          <w:szCs w:val="28"/>
+        </w:rPr>
         <w:t>MySQL</w:t>
       </w:r>
       <w:proofErr w:type="spellEnd"/>
       <w:r>
-        <w:t xml:space="preserve"> rugalmas és képes hatékonyan kezelni különféle méretű adatbázisokat,</w:t>
-      </w:r>
-    </w:p>
-    <w:p>
-      <w:pPr>
-        <w:jc w:val="center"/>
+        <w:rPr>
+          <w:sz w:val="28"/>
+          <w:szCs w:val="28"/>
+        </w:rPr>
+        <w:t xml:space="preserve"> rugalmas és képes hatékonyan kezelni különféle méretű adatbázisokat</w:t>
+      </w:r>
+      <w:r>
+        <w:rPr>
+          <w:sz w:val="28"/>
+          <w:szCs w:val="28"/>
+        </w:rPr>
+        <w:t>.</w:t>
+      </w:r>
+    </w:p>
+    <w:p>
+      <w:pPr>
+        <w:jc w:val="both"/>
+        <w:rPr>
+          <w:sz w:val="28"/>
+          <w:szCs w:val="28"/>
+        </w:rPr>
+      </w:pPr>
+    </w:p>
+    <w:p>
+      <w:pPr>
+        <w:jc w:val="both"/>
+        <w:rPr>
+          <w:sz w:val="28"/>
+          <w:szCs w:val="28"/>
+        </w:rPr>
+      </w:pPr>
+    </w:p>
+    <w:p>
+      <w:pPr>
+        <w:jc w:val="both"/>
         <w:rPr>
           <w:sz w:val="16"/>
           <w:szCs w:val="16"/>
         </w:rPr>
       </w:pPr>
-      <w:r>
-        <w:t>4</w:t>
-      </w:r>
-    </w:p>
-    <w:p/>
-    <w:p/>
-    <w:p>
-      <w:pPr>
+    </w:p>
+    <w:p>
+      <w:pPr>
+        <w:jc w:val="both"/>
+      </w:pPr>
+    </w:p>
+    <w:p>
+      <w:pPr>
+        <w:jc w:val="center"/>
+      </w:pPr>
+      <w:r>
+        <w:rPr>
+          <w:noProof/>
+        </w:rPr>
+        <w:lastRenderedPageBreak/>
+        <w:drawing>
+          <wp:inline distT="0" distB="0" distL="0" distR="0" wp14:anchorId="22A87426" wp14:editId="281E4E5A">
+            <wp:extent cx="2619375" cy="1743075"/>
+            <wp:effectExtent l="0" t="0" r="9525" b="9525"/>
+            <wp:docPr id="13" name="Kép 13"/>
+            <wp:cNvGraphicFramePr>
+              <a:graphicFrameLocks xmlns:a="http://schemas.openxmlformats.org/drawingml/2006/main" noChangeAspect="1"/>
+            </wp:cNvGraphicFramePr>
+            <a:graphic xmlns:a="http://schemas.openxmlformats.org/drawingml/2006/main">
+              <a:graphicData uri="http://schemas.openxmlformats.org/drawingml/2006/picture">
+                <pic:pic xmlns:pic="http://schemas.openxmlformats.org/drawingml/2006/picture">
+                  <pic:nvPicPr>
+                    <pic:cNvPr id="0" name="Picture 8"/>
+                    <pic:cNvPicPr>
+                      <a:picLocks noChangeAspect="1" noChangeArrowheads="1"/>
+                    </pic:cNvPicPr>
+                  </pic:nvPicPr>
+                  <pic:blipFill>
+                    <a:blip r:embed="rId13">
+                      <a:extLst>
+                        <a:ext uri="{28A0092B-C50C-407E-A947-70E740481C1C}">
+                          <a14:useLocalDpi xmlns:a14="http://schemas.microsoft.com/office/drawing/2010/main" val="0"/>
+                        </a:ext>
+                      </a:extLst>
+                    </a:blip>
+                    <a:srcRect/>
+                    <a:stretch>
+                      <a:fillRect/>
+                    </a:stretch>
+                  </pic:blipFill>
+                  <pic:spPr bwMode="auto">
+                    <a:xfrm>
+                      <a:off x="0" y="0"/>
+                      <a:ext cx="2619375" cy="1743075"/>
+                    </a:xfrm>
+                    <a:prstGeom prst="rect">
+                      <a:avLst/>
+                    </a:prstGeom>
+                    <a:noFill/>
+                  </pic:spPr>
+                </pic:pic>
+              </a:graphicData>
+            </a:graphic>
+          </wp:inline>
+        </w:drawing>
+      </w:r>
+    </w:p>
+    <w:p>
+      <w:pPr>
+        <w:jc w:val="both"/>
         <w:rPr>
           <w:sz w:val="36"/>
           <w:szCs w:val="36"/>
@@ -1387,6 +2046,7 @@
     </w:p>
     <w:p>
       <w:pPr>
+        <w:jc w:val="both"/>
         <w:rPr>
           <w:sz w:val="28"/>
           <w:szCs w:val="28"/>
@@ -1482,15 +2142,76 @@
     </w:p>
     <w:p>
       <w:pPr>
-        <w:rPr>
-          <w:sz w:val="28"/>
-          <w:szCs w:val="28"/>
-        </w:rPr>
-      </w:pPr>
-    </w:p>
-    <w:p/>
-    <w:p>
-      <w:pPr>
+        <w:jc w:val="both"/>
+        <w:rPr>
+          <w:sz w:val="28"/>
+          <w:szCs w:val="28"/>
+        </w:rPr>
+      </w:pPr>
+    </w:p>
+    <w:p>
+      <w:pPr>
+        <w:jc w:val="both"/>
+      </w:pPr>
+    </w:p>
+    <w:p>
+      <w:pPr>
+        <w:jc w:val="center"/>
+      </w:pPr>
+      <w:r>
+        <w:rPr>
+          <w:noProof/>
+        </w:rPr>
+        <w:drawing>
+          <wp:inline distT="0" distB="0" distL="0" distR="0" wp14:anchorId="26B546DD" wp14:editId="491D0973">
+            <wp:extent cx="2857500" cy="1600200"/>
+            <wp:effectExtent l="0" t="0" r="0" b="0"/>
+            <wp:docPr id="14" name="Kép 14"/>
+            <wp:cNvGraphicFramePr>
+              <a:graphicFrameLocks xmlns:a="http://schemas.openxmlformats.org/drawingml/2006/main" noChangeAspect="1"/>
+            </wp:cNvGraphicFramePr>
+            <a:graphic xmlns:a="http://schemas.openxmlformats.org/drawingml/2006/main">
+              <a:graphicData uri="http://schemas.openxmlformats.org/drawingml/2006/picture">
+                <pic:pic xmlns:pic="http://schemas.openxmlformats.org/drawingml/2006/picture">
+                  <pic:nvPicPr>
+                    <pic:cNvPr id="0" name="Picture 9"/>
+                    <pic:cNvPicPr>
+                      <a:picLocks noChangeAspect="1" noChangeArrowheads="1"/>
+                    </pic:cNvPicPr>
+                  </pic:nvPicPr>
+                  <pic:blipFill>
+                    <a:blip r:embed="rId14">
+                      <a:extLst>
+                        <a:ext uri="{28A0092B-C50C-407E-A947-70E740481C1C}">
+                          <a14:useLocalDpi xmlns:a14="http://schemas.microsoft.com/office/drawing/2010/main" val="0"/>
+                        </a:ext>
+                      </a:extLst>
+                    </a:blip>
+                    <a:srcRect/>
+                    <a:stretch>
+                      <a:fillRect/>
+                    </a:stretch>
+                  </pic:blipFill>
+                  <pic:spPr bwMode="auto">
+                    <a:xfrm>
+                      <a:off x="0" y="0"/>
+                      <a:ext cx="2857500" cy="1600200"/>
+                    </a:xfrm>
+                    <a:prstGeom prst="rect">
+                      <a:avLst/>
+                    </a:prstGeom>
+                    <a:noFill/>
+                  </pic:spPr>
+                </pic:pic>
+              </a:graphicData>
+            </a:graphic>
+          </wp:inline>
+        </w:drawing>
+      </w:r>
+    </w:p>
+    <w:p>
+      <w:pPr>
+        <w:jc w:val="both"/>
         <w:rPr>
           <w:b/>
           <w:bCs/>
@@ -1548,6 +2269,7 @@
     </w:p>
     <w:p>
       <w:pPr>
+        <w:jc w:val="both"/>
         <w:rPr>
           <w:sz w:val="28"/>
           <w:szCs w:val="28"/>
@@ -1634,14 +2356,16 @@
     </w:p>
     <w:p>
       <w:pPr>
-        <w:rPr>
-          <w:sz w:val="28"/>
-          <w:szCs w:val="28"/>
-        </w:rPr>
-      </w:pPr>
-    </w:p>
-    <w:p>
-      <w:pPr>
+        <w:jc w:val="both"/>
+        <w:rPr>
+          <w:sz w:val="28"/>
+          <w:szCs w:val="28"/>
+        </w:rPr>
+      </w:pPr>
+    </w:p>
+    <w:p>
+      <w:pPr>
+        <w:jc w:val="both"/>
         <w:rPr>
           <w:sz w:val="28"/>
           <w:szCs w:val="28"/>
@@ -1653,6 +2377,7 @@
           <w:sz w:val="28"/>
           <w:szCs w:val="28"/>
         </w:rPr>
+        <w:lastRenderedPageBreak/>
         <w:drawing>
           <wp:inline distT="0" distB="0" distL="0" distR="0" wp14:anchorId="7DE81CC0" wp14:editId="2126EBFC">
             <wp:extent cx="5760720" cy="3020060"/>
@@ -1669,7 +2394,7 @@
                     <pic:cNvPicPr/>
                   </pic:nvPicPr>
                   <pic:blipFill>
-                    <a:blip r:embed="rId8"/>
+                    <a:blip r:embed="rId15"/>
                     <a:stretch>
                       <a:fillRect/>
                     </a:stretch>
@@ -1692,15 +2417,16 @@
     </w:p>
     <w:p>
       <w:pPr>
+        <w:jc w:val="both"/>
+        <w:rPr>
+          <w:sz w:val="28"/>
+          <w:szCs w:val="28"/>
+        </w:rPr>
+      </w:pPr>
+    </w:p>
+    <w:p>
+      <w:pPr>
         <w:jc w:val="center"/>
-      </w:pPr>
-      <w:r>
-        <w:t>5</w:t>
-      </w:r>
-    </w:p>
-    <w:p>
-      <w:pPr>
-        <w:jc w:val="center"/>
         <w:rPr>
           <w:sz w:val="28"/>
           <w:szCs w:val="28"/>
@@ -1710,7 +2436,6 @@
         <w:rPr>
           <w:noProof/>
         </w:rPr>
-        <w:lastRenderedPageBreak/>
         <w:drawing>
           <wp:inline distT="0" distB="0" distL="0" distR="0" wp14:anchorId="585D0569" wp14:editId="6ECD6FC0">
             <wp:extent cx="2524125" cy="1402292"/>
@@ -1729,7 +2454,7 @@
                     </pic:cNvPicPr>
                   </pic:nvPicPr>
                   <pic:blipFill>
-                    <a:blip r:embed="rId9" cstate="print">
+                    <a:blip r:embed="rId16" cstate="print">
                       <a:extLst>
                         <a:ext uri="{28A0092B-C50C-407E-A947-70E740481C1C}">
                           <a14:useLocalDpi xmlns:a14="http://schemas.microsoft.com/office/drawing/2010/main" val="0"/>
@@ -1763,6 +2488,7 @@
     </w:p>
     <w:p>
       <w:pPr>
+        <w:jc w:val="both"/>
         <w:rPr>
           <w:b/>
           <w:sz w:val="36"/>
@@ -1814,6 +2540,7 @@
     </w:p>
     <w:p>
       <w:pPr>
+        <w:jc w:val="both"/>
         <w:rPr>
           <w:sz w:val="28"/>
           <w:szCs w:val="28"/>
@@ -1849,6 +2576,7 @@
     </w:p>
     <w:p>
       <w:pPr>
+        <w:jc w:val="both"/>
         <w:rPr>
           <w:sz w:val="28"/>
           <w:szCs w:val="28"/>
@@ -1938,7 +2666,10 @@
     </w:p>
     <w:p>
       <w:pPr>
-        <w:rPr>
+        <w:jc w:val="both"/>
+        <w:rPr>
+          <w:sz w:val="28"/>
+          <w:szCs w:val="28"/>
           <w:lang w:eastAsia="hu-HU"/>
         </w:rPr>
       </w:pPr>
@@ -1948,6 +2679,7 @@
           <w:szCs w:val="28"/>
           <w:lang w:eastAsia="hu-HU"/>
         </w:rPr>
+        <w:lastRenderedPageBreak/>
         <w:t>A GitHub lehetővé teszi a "</w:t>
       </w:r>
       <w:proofErr w:type="spellStart"/>
@@ -2022,6 +2754,38 @@
         </w:rPr>
         <w:t xml:space="preserve"> segítenek a kód átvizsgálásában és a hibák észlelésében.</w:t>
       </w:r>
+    </w:p>
+    <w:p>
+      <w:pPr>
+        <w:jc w:val="both"/>
+        <w:rPr>
+          <w:lang w:eastAsia="hu-HU"/>
+        </w:rPr>
+      </w:pPr>
+    </w:p>
+    <w:p>
+      <w:pPr>
+        <w:jc w:val="both"/>
+        <w:rPr>
+          <w:lang w:eastAsia="hu-HU"/>
+        </w:rPr>
+      </w:pPr>
+    </w:p>
+    <w:p>
+      <w:pPr>
+        <w:jc w:val="both"/>
+        <w:rPr>
+          <w:lang w:eastAsia="hu-HU"/>
+        </w:rPr>
+      </w:pPr>
+    </w:p>
+    <w:p>
+      <w:pPr>
+        <w:jc w:val="both"/>
+        <w:rPr>
+          <w:lang w:eastAsia="hu-HU"/>
+        </w:rPr>
+      </w:pPr>
     </w:p>
     <w:p>
       <w:pPr>
@@ -2053,7 +2817,7 @@
                     </pic:cNvPicPr>
                   </pic:nvPicPr>
                   <pic:blipFill>
-                    <a:blip r:embed="rId10" cstate="print">
+                    <a:blip r:embed="rId17" cstate="print">
                       <a:extLst>
                         <a:ext uri="{28A0092B-C50C-407E-A947-70E740481C1C}">
                           <a14:useLocalDpi xmlns:a14="http://schemas.microsoft.com/office/drawing/2010/main" val="0"/>
@@ -2087,6 +2851,7 @@
     </w:p>
     <w:p>
       <w:pPr>
+        <w:jc w:val="both"/>
         <w:rPr>
           <w:b/>
           <w:sz w:val="36"/>
@@ -2128,23 +2893,16 @@
     </w:p>
     <w:p>
       <w:pPr>
-        <w:jc w:val="center"/>
-        <w:rPr>
-          <w:sz w:val="28"/>
-          <w:szCs w:val="28"/>
-        </w:rPr>
-      </w:pPr>
-      <w:r>
-        <w:rPr>
-          <w:sz w:val="28"/>
-          <w:szCs w:val="28"/>
-        </w:rPr>
-        <w:lastRenderedPageBreak/>
-        <w:t>s</w:t>
-      </w:r>
-    </w:p>
-    <w:p>
-      <w:pPr>
+        <w:jc w:val="both"/>
+        <w:rPr>
+          <w:sz w:val="28"/>
+          <w:szCs w:val="28"/>
+        </w:rPr>
+      </w:pPr>
+    </w:p>
+    <w:p>
+      <w:pPr>
+        <w:jc w:val="both"/>
         <w:rPr>
           <w:sz w:val="28"/>
           <w:szCs w:val="28"/>
@@ -2175,6 +2933,9 @@
       </w:r>
     </w:p>
     <w:p>
+      <w:pPr>
+        <w:jc w:val="both"/>
+      </w:pPr>
       <w:r>
         <w:rPr>
           <w:sz w:val="28"/>
@@ -2217,27 +2978,30 @@
     </w:p>
     <w:p>
       <w:pPr>
-        <w:jc w:val="center"/>
-      </w:pPr>
-    </w:p>
-    <w:p>
-      <w:pPr>
-        <w:rPr>
-          <w:sz w:val="28"/>
-          <w:szCs w:val="28"/>
-        </w:rPr>
-      </w:pPr>
-    </w:p>
-    <w:p>
-      <w:pPr>
-        <w:rPr>
-          <w:sz w:val="28"/>
-          <w:szCs w:val="28"/>
-        </w:rPr>
-      </w:pPr>
-    </w:p>
-    <w:p>
-      <w:pPr>
+        <w:jc w:val="both"/>
+      </w:pPr>
+    </w:p>
+    <w:p>
+      <w:pPr>
+        <w:jc w:val="both"/>
+        <w:rPr>
+          <w:sz w:val="28"/>
+          <w:szCs w:val="28"/>
+        </w:rPr>
+      </w:pPr>
+    </w:p>
+    <w:p>
+      <w:pPr>
+        <w:jc w:val="both"/>
+        <w:rPr>
+          <w:sz w:val="28"/>
+          <w:szCs w:val="28"/>
+        </w:rPr>
+      </w:pPr>
+    </w:p>
+    <w:p>
+      <w:pPr>
+        <w:jc w:val="both"/>
         <w:rPr>
           <w:b/>
           <w:sz w:val="36"/>
@@ -2297,6 +3061,7 @@
     </w:p>
     <w:p>
       <w:pPr>
+        <w:jc w:val="both"/>
         <w:rPr>
           <w:sz w:val="28"/>
           <w:szCs w:val="28"/>
@@ -2339,27 +3104,99 @@
           <w:sz w:val="28"/>
           <w:szCs w:val="28"/>
         </w:rPr>
-        <w:t xml:space="preserve"> API-k fejlesztését. A Web API segítségével egyszerűen hozhatsz létre HTTP-alapú szolgáltatásokat, amelyek JSON vagy XML formátumban küldenek és fogadnak adatokat. A C# erejét kihasználva könnyen írhatóak a logika, a kontroller osztályok, és az útvonaltérkép, amelyek meghatározzák, hogyan kezelje az alkalmazás a beérkező kéréseket.</w:t>
-      </w:r>
-    </w:p>
-    <w:p>
-      <w:pPr>
-        <w:rPr>
-          <w:sz w:val="28"/>
-          <w:szCs w:val="28"/>
-        </w:rPr>
-      </w:pPr>
-    </w:p>
-    <w:p>
-      <w:pPr>
-        <w:rPr>
-          <w:sz w:val="28"/>
-          <w:szCs w:val="28"/>
-        </w:rPr>
-      </w:pPr>
-    </w:p>
-    <w:p>
-      <w:pPr>
+        <w:t xml:space="preserve"> API-k fejlesztését. A Web API segítségével egyszerűen hozhatsz létre HTTP-alapú szolgáltatásokat, amelyek JSON vagy XML </w:t>
+      </w:r>
+      <w:r>
+        <w:rPr>
+          <w:sz w:val="28"/>
+          <w:szCs w:val="28"/>
+        </w:rPr>
+        <w:lastRenderedPageBreak/>
+        <w:t>formátumban küldenek és fogadnak adatokat. A C# erejét kihasználva könnyen írhatóak a logika, a kontroller osztályok, és az útvonaltérkép, amelyek meghatározzák, hogyan kezelje az alkalmazás a beérkező kéréseket.</w:t>
+      </w:r>
+    </w:p>
+    <w:p>
+      <w:pPr>
+        <w:jc w:val="both"/>
+        <w:rPr>
+          <w:sz w:val="28"/>
+          <w:szCs w:val="28"/>
+        </w:rPr>
+      </w:pPr>
+    </w:p>
+    <w:p>
+      <w:pPr>
+        <w:jc w:val="both"/>
+        <w:rPr>
+          <w:sz w:val="28"/>
+          <w:szCs w:val="28"/>
+        </w:rPr>
+      </w:pPr>
+    </w:p>
+    <w:p>
+      <w:pPr>
+        <w:jc w:val="center"/>
+        <w:rPr>
+          <w:sz w:val="28"/>
+          <w:szCs w:val="28"/>
+        </w:rPr>
+      </w:pPr>
+      <w:r>
+        <w:rPr>
+          <w:noProof/>
+          <w:sz w:val="28"/>
+          <w:szCs w:val="28"/>
+        </w:rPr>
+        <w:drawing>
+          <wp:inline distT="0" distB="0" distL="0" distR="0" wp14:anchorId="1D9D5D47" wp14:editId="37538335">
+            <wp:extent cx="1485900" cy="1485900"/>
+            <wp:effectExtent l="0" t="0" r="0" b="0"/>
+            <wp:docPr id="15" name="Kép 15"/>
+            <wp:cNvGraphicFramePr>
+              <a:graphicFrameLocks xmlns:a="http://schemas.openxmlformats.org/drawingml/2006/main" noChangeAspect="1"/>
+            </wp:cNvGraphicFramePr>
+            <a:graphic xmlns:a="http://schemas.openxmlformats.org/drawingml/2006/main">
+              <a:graphicData uri="http://schemas.openxmlformats.org/drawingml/2006/picture">
+                <pic:pic xmlns:pic="http://schemas.openxmlformats.org/drawingml/2006/picture">
+                  <pic:nvPicPr>
+                    <pic:cNvPr id="0" name="Picture 10"/>
+                    <pic:cNvPicPr>
+                      <a:picLocks noChangeAspect="1" noChangeArrowheads="1"/>
+                    </pic:cNvPicPr>
+                  </pic:nvPicPr>
+                  <pic:blipFill>
+                    <a:blip r:embed="rId18">
+                      <a:extLst>
+                        <a:ext uri="{28A0092B-C50C-407E-A947-70E740481C1C}">
+                          <a14:useLocalDpi xmlns:a14="http://schemas.microsoft.com/office/drawing/2010/main" val="0"/>
+                        </a:ext>
+                      </a:extLst>
+                    </a:blip>
+                    <a:srcRect/>
+                    <a:stretch>
+                      <a:fillRect/>
+                    </a:stretch>
+                  </pic:blipFill>
+                  <pic:spPr bwMode="auto">
+                    <a:xfrm>
+                      <a:off x="0" y="0"/>
+                      <a:ext cx="1485900" cy="1485900"/>
+                    </a:xfrm>
+                    <a:prstGeom prst="rect">
+                      <a:avLst/>
+                    </a:prstGeom>
+                    <a:noFill/>
+                  </pic:spPr>
+                </pic:pic>
+              </a:graphicData>
+            </a:graphic>
+          </wp:inline>
+        </w:drawing>
+      </w:r>
+    </w:p>
+    <w:p>
+      <w:pPr>
+        <w:jc w:val="both"/>
         <w:rPr>
           <w:b/>
           <w:bCs/>
@@ -2379,6 +3216,7 @@
     </w:p>
     <w:p>
       <w:pPr>
+        <w:jc w:val="both"/>
         <w:rPr>
           <w:sz w:val="28"/>
           <w:szCs w:val="28"/>
@@ -2474,22 +3312,104 @@
     </w:p>
     <w:p>
       <w:pPr>
-        <w:rPr>
-          <w:sz w:val="28"/>
-          <w:szCs w:val="28"/>
-        </w:rPr>
-      </w:pPr>
-    </w:p>
-    <w:p>
-      <w:pPr>
-        <w:rPr>
-          <w:sz w:val="28"/>
-          <w:szCs w:val="28"/>
-        </w:rPr>
-      </w:pPr>
-    </w:p>
-    <w:p>
-      <w:pPr>
+        <w:jc w:val="both"/>
+        <w:rPr>
+          <w:sz w:val="28"/>
+          <w:szCs w:val="28"/>
+        </w:rPr>
+      </w:pPr>
+    </w:p>
+    <w:p>
+      <w:pPr>
+        <w:jc w:val="both"/>
+        <w:rPr>
+          <w:sz w:val="28"/>
+          <w:szCs w:val="28"/>
+        </w:rPr>
+      </w:pPr>
+    </w:p>
+    <w:p>
+      <w:pPr>
+        <w:jc w:val="both"/>
+        <w:rPr>
+          <w:sz w:val="28"/>
+          <w:szCs w:val="28"/>
+        </w:rPr>
+      </w:pPr>
+    </w:p>
+    <w:p>
+      <w:pPr>
+        <w:jc w:val="both"/>
+        <w:rPr>
+          <w:sz w:val="28"/>
+          <w:szCs w:val="28"/>
+        </w:rPr>
+      </w:pPr>
+    </w:p>
+    <w:p>
+      <w:pPr>
+        <w:jc w:val="center"/>
+        <w:rPr>
+          <w:sz w:val="28"/>
+          <w:szCs w:val="28"/>
+        </w:rPr>
+      </w:pPr>
+      <w:r>
+        <w:rPr>
+          <w:noProof/>
+          <w:sz w:val="28"/>
+          <w:szCs w:val="28"/>
+        </w:rPr>
+        <w:drawing>
+          <wp:inline distT="0" distB="0" distL="0" distR="0" wp14:anchorId="10E32E85" wp14:editId="3F7433DF">
+            <wp:extent cx="2857500" cy="1600200"/>
+            <wp:effectExtent l="0" t="0" r="0" b="0"/>
+            <wp:docPr id="16" name="Kép 16"/>
+            <wp:cNvGraphicFramePr>
+              <a:graphicFrameLocks xmlns:a="http://schemas.openxmlformats.org/drawingml/2006/main" noChangeAspect="1"/>
+            </wp:cNvGraphicFramePr>
+            <a:graphic xmlns:a="http://schemas.openxmlformats.org/drawingml/2006/main">
+              <a:graphicData uri="http://schemas.openxmlformats.org/drawingml/2006/picture">
+                <pic:pic xmlns:pic="http://schemas.openxmlformats.org/drawingml/2006/picture">
+                  <pic:nvPicPr>
+                    <pic:cNvPr id="0" name="Picture 11"/>
+                    <pic:cNvPicPr>
+                      <a:picLocks noChangeAspect="1" noChangeArrowheads="1"/>
+                    </pic:cNvPicPr>
+                  </pic:nvPicPr>
+                  <pic:blipFill>
+                    <a:blip r:embed="rId19">
+                      <a:extLst>
+                        <a:ext uri="{28A0092B-C50C-407E-A947-70E740481C1C}">
+                          <a14:useLocalDpi xmlns:a14="http://schemas.microsoft.com/office/drawing/2010/main" val="0"/>
+                        </a:ext>
+                      </a:extLst>
+                    </a:blip>
+                    <a:srcRect/>
+                    <a:stretch>
+                      <a:fillRect/>
+                    </a:stretch>
+                  </pic:blipFill>
+                  <pic:spPr bwMode="auto">
+                    <a:xfrm>
+                      <a:off x="0" y="0"/>
+                      <a:ext cx="2857500" cy="1600200"/>
+                    </a:xfrm>
+                    <a:prstGeom prst="rect">
+                      <a:avLst/>
+                    </a:prstGeom>
+                    <a:noFill/>
+                  </pic:spPr>
+                </pic:pic>
+              </a:graphicData>
+            </a:graphic>
+          </wp:inline>
+        </w:drawing>
+      </w:r>
+    </w:p>
+    <w:p>
+      <w:pPr>
+        <w:jc w:val="both"/>
         <w:rPr>
           <w:b/>
           <w:bCs/>
@@ -2509,16 +3429,18 @@
     </w:p>
     <w:p>
       <w:pPr>
-        <w:rPr>
-          <w:sz w:val="28"/>
-          <w:szCs w:val="28"/>
-        </w:rPr>
-      </w:pPr>
-      <w:r>
-        <w:rPr>
-          <w:sz w:val="28"/>
-          <w:szCs w:val="28"/>
-        </w:rPr>
+        <w:jc w:val="both"/>
+        <w:rPr>
+          <w:sz w:val="28"/>
+          <w:szCs w:val="28"/>
+        </w:rPr>
+      </w:pPr>
+      <w:r>
+        <w:rPr>
+          <w:sz w:val="28"/>
+          <w:szCs w:val="28"/>
+        </w:rPr>
+        <w:lastRenderedPageBreak/>
         <w:t>A CSS (</w:t>
       </w:r>
       <w:proofErr w:type="spellStart"/>
@@ -2588,14 +3510,76 @@
     </w:p>
     <w:p>
       <w:pPr>
+        <w:jc w:val="both"/>
+        <w:rPr>
+          <w:sz w:val="28"/>
+          <w:szCs w:val="28"/>
+        </w:rPr>
+      </w:pPr>
+    </w:p>
+    <w:p>
+      <w:pPr>
+        <w:jc w:val="both"/>
+      </w:pPr>
+    </w:p>
+    <w:p>
+      <w:pPr>
         <w:jc w:val="center"/>
       </w:pPr>
       <w:r>
-        <w:t>7</w:t>
-      </w:r>
-    </w:p>
-    <w:p>
-      <w:pPr>
+        <w:rPr>
+          <w:noProof/>
+        </w:rPr>
+        <w:drawing>
+          <wp:inline distT="0" distB="0" distL="0" distR="0" wp14:anchorId="0367167B" wp14:editId="7C3A2DCC">
+            <wp:extent cx="2857500" cy="1600200"/>
+            <wp:effectExtent l="0" t="0" r="0" b="0"/>
+            <wp:docPr id="17" name="Kép 17"/>
+            <wp:cNvGraphicFramePr>
+              <a:graphicFrameLocks xmlns:a="http://schemas.openxmlformats.org/drawingml/2006/main" noChangeAspect="1"/>
+            </wp:cNvGraphicFramePr>
+            <a:graphic xmlns:a="http://schemas.openxmlformats.org/drawingml/2006/main">
+              <a:graphicData uri="http://schemas.openxmlformats.org/drawingml/2006/picture">
+                <pic:pic xmlns:pic="http://schemas.openxmlformats.org/drawingml/2006/picture">
+                  <pic:nvPicPr>
+                    <pic:cNvPr id="0" name="Picture 12"/>
+                    <pic:cNvPicPr>
+                      <a:picLocks noChangeAspect="1" noChangeArrowheads="1"/>
+                    </pic:cNvPicPr>
+                  </pic:nvPicPr>
+                  <pic:blipFill>
+                    <a:blip r:embed="rId20">
+                      <a:extLst>
+                        <a:ext uri="{28A0092B-C50C-407E-A947-70E740481C1C}">
+                          <a14:useLocalDpi xmlns:a14="http://schemas.microsoft.com/office/drawing/2010/main" val="0"/>
+                        </a:ext>
+                      </a:extLst>
+                    </a:blip>
+                    <a:srcRect/>
+                    <a:stretch>
+                      <a:fillRect/>
+                    </a:stretch>
+                  </pic:blipFill>
+                  <pic:spPr bwMode="auto">
+                    <a:xfrm>
+                      <a:off x="0" y="0"/>
+                      <a:ext cx="2857500" cy="1600200"/>
+                    </a:xfrm>
+                    <a:prstGeom prst="rect">
+                      <a:avLst/>
+                    </a:prstGeom>
+                    <a:noFill/>
+                  </pic:spPr>
+                </pic:pic>
+              </a:graphicData>
+            </a:graphic>
+          </wp:inline>
+        </w:drawing>
+      </w:r>
+    </w:p>
+    <w:p>
+      <w:pPr>
+        <w:jc w:val="both"/>
         <w:rPr>
           <w:b/>
           <w:bCs/>
@@ -2626,6 +3610,7 @@
     </w:p>
     <w:p>
       <w:pPr>
+        <w:jc w:val="both"/>
         <w:rPr>
           <w:sz w:val="28"/>
           <w:szCs w:val="28"/>
@@ -2641,22 +3626,34 @@
     </w:p>
     <w:p>
       <w:pPr>
-        <w:rPr>
-          <w:sz w:val="28"/>
-          <w:szCs w:val="28"/>
-        </w:rPr>
-      </w:pPr>
-    </w:p>
-    <w:p>
-      <w:pPr>
-        <w:rPr>
-          <w:sz w:val="28"/>
-          <w:szCs w:val="28"/>
-        </w:rPr>
-      </w:pPr>
-    </w:p>
-    <w:p>
-      <w:pPr>
+        <w:jc w:val="both"/>
+        <w:rPr>
+          <w:sz w:val="28"/>
+          <w:szCs w:val="28"/>
+        </w:rPr>
+      </w:pPr>
+    </w:p>
+    <w:p>
+      <w:pPr>
+        <w:jc w:val="both"/>
+        <w:rPr>
+          <w:sz w:val="28"/>
+          <w:szCs w:val="28"/>
+        </w:rPr>
+      </w:pPr>
+    </w:p>
+    <w:p>
+      <w:pPr>
+        <w:jc w:val="both"/>
+        <w:rPr>
+          <w:sz w:val="28"/>
+          <w:szCs w:val="28"/>
+        </w:rPr>
+      </w:pPr>
+    </w:p>
+    <w:p>
+      <w:pPr>
+        <w:jc w:val="both"/>
         <w:rPr>
           <w:b/>
           <w:bCs/>
@@ -2664,83 +3661,93 @@
           <w:szCs w:val="36"/>
         </w:rPr>
       </w:pPr>
-      <w:r>
+    </w:p>
+    <w:p>
+      <w:pPr>
+        <w:jc w:val="center"/>
         <w:rPr>
           <w:b/>
           <w:bCs/>
           <w:sz w:val="36"/>
           <w:szCs w:val="36"/>
         </w:rPr>
-        <w:t xml:space="preserve">1.12 </w:t>
-      </w:r>
-      <w:proofErr w:type="spellStart"/>
-      <w:r>
+      </w:pPr>
+      <w:r>
+        <w:rPr>
+          <w:b/>
+          <w:bCs/>
+          <w:noProof/>
+          <w:sz w:val="36"/>
+          <w:szCs w:val="36"/>
+        </w:rPr>
+        <w:lastRenderedPageBreak/>
+        <w:drawing>
+          <wp:inline distT="0" distB="0" distL="0" distR="0" wp14:anchorId="4B3EC97D" wp14:editId="5589D5AF">
+            <wp:extent cx="2867025" cy="1590675"/>
+            <wp:effectExtent l="0" t="0" r="9525" b="9525"/>
+            <wp:docPr id="18" name="Kép 18"/>
+            <wp:cNvGraphicFramePr>
+              <a:graphicFrameLocks xmlns:a="http://schemas.openxmlformats.org/drawingml/2006/main" noChangeAspect="1"/>
+            </wp:cNvGraphicFramePr>
+            <a:graphic xmlns:a="http://schemas.openxmlformats.org/drawingml/2006/main">
+              <a:graphicData uri="http://schemas.openxmlformats.org/drawingml/2006/picture">
+                <pic:pic xmlns:pic="http://schemas.openxmlformats.org/drawingml/2006/picture">
+                  <pic:nvPicPr>
+                    <pic:cNvPr id="0" name="Picture 13"/>
+                    <pic:cNvPicPr>
+                      <a:picLocks noChangeAspect="1" noChangeArrowheads="1"/>
+                    </pic:cNvPicPr>
+                  </pic:nvPicPr>
+                  <pic:blipFill>
+                    <a:blip r:embed="rId21">
+                      <a:extLst>
+                        <a:ext uri="{28A0092B-C50C-407E-A947-70E740481C1C}">
+                          <a14:useLocalDpi xmlns:a14="http://schemas.microsoft.com/office/drawing/2010/main" val="0"/>
+                        </a:ext>
+                      </a:extLst>
+                    </a:blip>
+                    <a:srcRect/>
+                    <a:stretch>
+                      <a:fillRect/>
+                    </a:stretch>
+                  </pic:blipFill>
+                  <pic:spPr bwMode="auto">
+                    <a:xfrm>
+                      <a:off x="0" y="0"/>
+                      <a:ext cx="2867025" cy="1590675"/>
+                    </a:xfrm>
+                    <a:prstGeom prst="rect">
+                      <a:avLst/>
+                    </a:prstGeom>
+                    <a:noFill/>
+                  </pic:spPr>
+                </pic:pic>
+              </a:graphicData>
+            </a:graphic>
+          </wp:inline>
+        </w:drawing>
+      </w:r>
+    </w:p>
+    <w:p>
+      <w:pPr>
+        <w:jc w:val="both"/>
         <w:rPr>
           <w:b/>
           <w:bCs/>
           <w:sz w:val="36"/>
           <w:szCs w:val="36"/>
         </w:rPr>
-        <w:t>Bootstrap</w:t>
-      </w:r>
-      <w:proofErr w:type="spellEnd"/>
-    </w:p>
-    <w:p>
-      <w:pPr>
-        <w:rPr>
-          <w:sz w:val="28"/>
-          <w:szCs w:val="28"/>
-        </w:rPr>
-      </w:pPr>
-      <w:r>
-        <w:rPr>
-          <w:sz w:val="28"/>
-          <w:szCs w:val="28"/>
-        </w:rPr>
-        <w:t xml:space="preserve">A </w:t>
-      </w:r>
-      <w:proofErr w:type="spellStart"/>
-      <w:r>
-        <w:rPr>
-          <w:sz w:val="28"/>
-          <w:szCs w:val="28"/>
-        </w:rPr>
-        <w:t>Bootstrap</w:t>
-      </w:r>
-      <w:proofErr w:type="spellEnd"/>
-      <w:r>
-        <w:rPr>
-          <w:sz w:val="28"/>
-          <w:szCs w:val="28"/>
-        </w:rPr>
-        <w:t xml:space="preserve"> egy nyílt forráskódú CSS keretrendszer, amely megkönnyíti a reszponzív és modern weboldalak fejlesztését. Tartalmaz előre definiált rácsrendszert, komponenseket és stílusokat, amelyeket CSS és JavaScript segítségével lehet testre szabni. Mobilbarát kialakításra optimalizált, és natív támogatást nyújt gombokhoz, űrlapokhoz, navigációhoz és modális ablakokhoz.</w:t>
-      </w:r>
-    </w:p>
-    <w:p>
-      <w:pPr>
-        <w:rPr>
-          <w:sz w:val="28"/>
-          <w:szCs w:val="28"/>
-        </w:rPr>
-      </w:pPr>
-    </w:p>
-    <w:p>
-      <w:pPr>
-        <w:rPr>
-          <w:sz w:val="28"/>
-          <w:szCs w:val="28"/>
-        </w:rPr>
-      </w:pPr>
-    </w:p>
-    <w:p>
-      <w:pPr>
+      </w:pPr>
+      <w:r>
         <w:rPr>
           <w:b/>
           <w:bCs/>
           <w:sz w:val="36"/>
           <w:szCs w:val="36"/>
         </w:rPr>
-      </w:pPr>
+        <w:t xml:space="preserve">1.12 </w:t>
+      </w:r>
+      <w:proofErr w:type="spellStart"/>
       <w:r>
         <w:rPr>
           <w:b/>
@@ -2748,84 +3755,232 @@
           <w:sz w:val="36"/>
           <w:szCs w:val="36"/>
         </w:rPr>
-        <w:t>1.1</w:t>
-      </w:r>
-      <w:r>
+        <w:t>Bootstrap</w:t>
+      </w:r>
+      <w:proofErr w:type="spellEnd"/>
+    </w:p>
+    <w:p>
+      <w:pPr>
+        <w:jc w:val="both"/>
+        <w:rPr>
+          <w:sz w:val="28"/>
+          <w:szCs w:val="28"/>
+        </w:rPr>
+      </w:pPr>
+      <w:r>
+        <w:rPr>
+          <w:sz w:val="28"/>
+          <w:szCs w:val="28"/>
+        </w:rPr>
+        <w:t xml:space="preserve">A </w:t>
+      </w:r>
+      <w:proofErr w:type="spellStart"/>
+      <w:r>
+        <w:rPr>
+          <w:sz w:val="28"/>
+          <w:szCs w:val="28"/>
+        </w:rPr>
+        <w:t>Bootstrap</w:t>
+      </w:r>
+      <w:proofErr w:type="spellEnd"/>
+      <w:r>
+        <w:rPr>
+          <w:sz w:val="28"/>
+          <w:szCs w:val="28"/>
+        </w:rPr>
+        <w:t xml:space="preserve"> egy nyílt forráskódú CSS keretrendszer, amely megkönnyíti a reszponzív és modern weboldalak fejlesztését. Tartalmaz előre definiált rácsrendszert, komponenseket és stílusokat, amelyeket CSS és JavaScript segítségével lehet testre szabni. Mobilbarát kialakításra optimalizált, és natív támogatást nyújt gombokhoz, űrlapokhoz, navigációhoz és modális ablakokhoz.</w:t>
+      </w:r>
+    </w:p>
+    <w:p>
+      <w:pPr>
+        <w:jc w:val="both"/>
+        <w:rPr>
+          <w:sz w:val="28"/>
+          <w:szCs w:val="28"/>
+        </w:rPr>
+      </w:pPr>
+    </w:p>
+    <w:p>
+      <w:pPr>
+        <w:jc w:val="both"/>
+        <w:rPr>
+          <w:sz w:val="28"/>
+          <w:szCs w:val="28"/>
+        </w:rPr>
+      </w:pPr>
+    </w:p>
+    <w:p>
+      <w:pPr>
+        <w:jc w:val="both"/>
         <w:rPr>
           <w:b/>
           <w:bCs/>
           <w:sz w:val="36"/>
           <w:szCs w:val="36"/>
         </w:rPr>
-        <w:t>3</w:t>
-      </w:r>
-      <w:r>
+      </w:pPr>
+    </w:p>
+    <w:p>
+      <w:pPr>
+        <w:jc w:val="center"/>
         <w:rPr>
           <w:b/>
           <w:bCs/>
           <w:sz w:val="36"/>
           <w:szCs w:val="36"/>
         </w:rPr>
+      </w:pPr>
+      <w:r>
+        <w:rPr>
+          <w:b/>
+          <w:bCs/>
+          <w:noProof/>
+          <w:sz w:val="36"/>
+          <w:szCs w:val="36"/>
+        </w:rPr>
+        <w:drawing>
+          <wp:inline distT="0" distB="0" distL="0" distR="0" wp14:anchorId="0ED9CEF7" wp14:editId="1E462E7C">
+            <wp:extent cx="1242060" cy="1394388"/>
+            <wp:effectExtent l="0" t="0" r="0" b="0"/>
+            <wp:docPr id="20" name="Kép 20"/>
+            <wp:cNvGraphicFramePr>
+              <a:graphicFrameLocks xmlns:a="http://schemas.openxmlformats.org/drawingml/2006/main" noChangeAspect="1"/>
+            </wp:cNvGraphicFramePr>
+            <a:graphic xmlns:a="http://schemas.openxmlformats.org/drawingml/2006/main">
+              <a:graphicData uri="http://schemas.openxmlformats.org/drawingml/2006/picture">
+                <pic:pic xmlns:pic="http://schemas.openxmlformats.org/drawingml/2006/picture">
+                  <pic:nvPicPr>
+                    <pic:cNvPr id="0" name="Picture 15"/>
+                    <pic:cNvPicPr>
+                      <a:picLocks noChangeAspect="1" noChangeArrowheads="1"/>
+                    </pic:cNvPicPr>
+                  </pic:nvPicPr>
+                  <pic:blipFill>
+                    <a:blip r:embed="rId22">
+                      <a:extLst>
+                        <a:ext uri="{28A0092B-C50C-407E-A947-70E740481C1C}">
+                          <a14:useLocalDpi xmlns:a14="http://schemas.microsoft.com/office/drawing/2010/main" val="0"/>
+                        </a:ext>
+                      </a:extLst>
+                    </a:blip>
+                    <a:srcRect/>
+                    <a:stretch>
+                      <a:fillRect/>
+                    </a:stretch>
+                  </pic:blipFill>
+                  <pic:spPr bwMode="auto">
+                    <a:xfrm>
+                      <a:off x="0" y="0"/>
+                      <a:ext cx="1274522" cy="1430832"/>
+                    </a:xfrm>
+                    <a:prstGeom prst="rect">
+                      <a:avLst/>
+                    </a:prstGeom>
+                    <a:noFill/>
+                  </pic:spPr>
+                </pic:pic>
+              </a:graphicData>
+            </a:graphic>
+          </wp:inline>
+        </w:drawing>
+      </w:r>
+    </w:p>
+    <w:p>
+      <w:pPr>
+        <w:jc w:val="both"/>
+        <w:rPr>
+          <w:b/>
+          <w:bCs/>
+          <w:sz w:val="36"/>
+          <w:szCs w:val="36"/>
+        </w:rPr>
+      </w:pPr>
+      <w:r>
+        <w:rPr>
+          <w:b/>
+          <w:bCs/>
+          <w:sz w:val="36"/>
+          <w:szCs w:val="36"/>
+        </w:rPr>
+        <w:t>1.1</w:t>
+      </w:r>
+      <w:r>
+        <w:rPr>
+          <w:b/>
+          <w:bCs/>
+          <w:sz w:val="36"/>
+          <w:szCs w:val="36"/>
+        </w:rPr>
+        <w:t>3</w:t>
+      </w:r>
+      <w:r>
+        <w:rPr>
+          <w:b/>
+          <w:bCs/>
+          <w:sz w:val="36"/>
+          <w:szCs w:val="36"/>
+        </w:rPr>
         <w:t xml:space="preserve"> C#</w:t>
       </w:r>
     </w:p>
     <w:p>
       <w:pPr>
-        <w:rPr>
-          <w:sz w:val="28"/>
-          <w:szCs w:val="28"/>
-        </w:rPr>
-      </w:pPr>
-      <w:r>
-        <w:rPr>
-          <w:sz w:val="28"/>
-          <w:szCs w:val="28"/>
+        <w:jc w:val="both"/>
+        <w:rPr>
+          <w:sz w:val="28"/>
+          <w:szCs w:val="28"/>
+        </w:rPr>
+      </w:pPr>
+      <w:r>
+        <w:rPr>
+          <w:sz w:val="28"/>
+          <w:szCs w:val="28"/>
+        </w:rPr>
+        <w:t>A C# egy objektumorientált, típusosan erős programozási nyelv, amelyet a Microsoft fejlesztett ki. Főként .NET környezetben használják asztali, webes és mobilalkalmazások fejlesztésére. Támogatja az öröklődést, polimorfizmust, aszinkron programozást és LINQ-alapú adatkezelést. Modern szintaxisa és gazdag standard könyvtára megkönnyíti a hatékony és biztonságos alkalmazásfejlesztést.</w:t>
+      </w:r>
+    </w:p>
+    <w:p>
+      <w:pPr>
+        <w:jc w:val="both"/>
+        <w:rPr>
+          <w:sz w:val="28"/>
+          <w:szCs w:val="28"/>
+        </w:rPr>
+      </w:pPr>
+    </w:p>
+    <w:p>
+      <w:pPr>
+        <w:jc w:val="both"/>
+        <w:rPr>
+          <w:sz w:val="28"/>
+          <w:szCs w:val="28"/>
+        </w:rPr>
+      </w:pPr>
+    </w:p>
+    <w:p>
+      <w:pPr>
+        <w:jc w:val="center"/>
+        <w:rPr>
+          <w:b/>
+          <w:sz w:val="52"/>
+          <w:szCs w:val="52"/>
+        </w:rPr>
+      </w:pPr>
+      <w:r>
+        <w:rPr>
+          <w:b/>
+          <w:sz w:val="52"/>
+          <w:szCs w:val="52"/>
         </w:rPr>
         <w:lastRenderedPageBreak/>
-        <w:t>A C# egy objektumorientált, típusosan erős programozási nyelv, amelyet a Microsoft fejlesztett ki. Főként .NET környezetben használják asztali, webes és mobilalkalmazások fejlesztésére. Támogatja az öröklődést, polimorfizmust, aszinkron programozást és LINQ-alapú adatkezelést. Modern szintaxisa és gazdag standard könyvtára megkönnyíti a hatékony és biztonságos alkalmazásfejlesztést.</w:t>
-      </w:r>
-    </w:p>
-    <w:p>
-      <w:pPr>
-        <w:rPr>
-          <w:sz w:val="28"/>
-          <w:szCs w:val="28"/>
-        </w:rPr>
-      </w:pPr>
-    </w:p>
-    <w:p>
-      <w:pPr>
-        <w:rPr>
-          <w:sz w:val="28"/>
-          <w:szCs w:val="28"/>
-        </w:rPr>
-      </w:pPr>
-    </w:p>
-    <w:p>
-      <w:pPr>
-        <w:jc w:val="center"/>
-      </w:pPr>
-      <w:r>
-        <w:t>8</w:t>
-      </w:r>
-    </w:p>
-    <w:p>
-      <w:pPr>
-        <w:rPr>
-          <w:sz w:val="28"/>
-          <w:szCs w:val="28"/>
-        </w:rPr>
-      </w:pPr>
-      <w:r>
-        <w:rPr>
-          <w:sz w:val="28"/>
-          <w:szCs w:val="28"/>
-        </w:rPr>
-        <w:br w:type="page"/>
-      </w:r>
-    </w:p>
-    <w:p>
-      <w:pPr>
+        <w:t>Felhasználói dokumentáció</w:t>
+      </w:r>
+      <w:bookmarkStart w:id="0" w:name="_GoBack"/>
+      <w:bookmarkEnd w:id="0"/>
+    </w:p>
+    <w:p>
+      <w:pPr>
+        <w:pageBreakBefore/>
         <w:jc w:val="center"/>
         <w:rPr>
           <w:b/>
@@ -2845,6 +4000,7 @@
     </w:p>
     <w:p>
       <w:pPr>
+        <w:jc w:val="both"/>
         <w:rPr>
           <w:b/>
           <w:bCs/>
@@ -2854,7 +4010,7 @@
       </w:pPr>
     </w:p>
     <w:sectPr>
-      <w:headerReference w:type="default" r:id="rId11"/>
+      <w:footerReference w:type="default" r:id="rId23"/>
       <w:pgSz w:w="11906" w:h="16838"/>
       <w:pgMar w:top="1417" w:right="1417" w:bottom="1417" w:left="1417" w:header="708" w:footer="708" w:gutter="0"/>
       <w:cols w:space="708"/>
@@ -2865,7 +4021,7 @@
 </file>
 
 <file path=word/endnotes.xml><?xml version="1.0" encoding="utf-8"?>
-<w:endnotes xmlns:wpc="http://schemas.microsoft.com/office/word/2010/wordprocessingCanvas" xmlns:cx="http://schemas.microsoft.com/office/drawing/2014/chartex" xmlns:cx1="http://schemas.microsoft.com/office/drawing/2015/9/8/chartex" xmlns:cx2="http://schemas.microsoft.com/office/drawing/2015/10/21/chartex" xmlns:cx3="http://schemas.microsoft.com/office/drawing/2016/5/9/chartex" xmlns:cx4="http://schemas.microsoft.com/office/drawing/2016/5/10/chartex" xmlns:cx5="http://schemas.microsoft.com/office/drawing/2016/5/11/chartex" xmlns:cx6="http://schemas.microsoft.com/office/drawing/2016/5/12/chartex" xmlns:cx7="http://schemas.microsoft.com/office/drawing/2016/5/13/chartex" xmlns:cx8="http://schemas.microsoft.com/office/drawing/2016/5/14/chartex" xmlns:mc="http://schemas.openxmlformats.org/markup-compatibility/2006" xmlns:aink="http://schemas.microsoft.com/office/drawing/2016/ink" xmlns:am3d="http://schemas.microsoft.com/office/drawing/2017/model3d" xmlns:o="urn:schemas-microsoft-com:office:office" xmlns:oel="http://schemas.microsoft.com/office/2019/extlst" xmlns:r="http://schemas.openxmlformats.org/officeDocument/2006/relationships" xmlns:m="http://schemas.openxmlformats.org/officeDocument/2006/math" xmlns:v="urn:schemas-microsoft-com:vml" xmlns:wp14="http://schemas.microsoft.com/office/word/2010/wordprocessingDrawing" xmlns:wp="http://schemas.openxmlformats.org/drawingml/2006/wordprocessingDrawing" xmlns:w10="urn:schemas-microsoft-com:office:word" xmlns:w="http://schemas.openxmlformats.org/wordprocessingml/2006/main" xmlns:w14="http://schemas.microsoft.com/office/word/2010/wordml" xmlns:w15="http://schemas.microsoft.com/office/word/2012/wordml" xmlns:w16cex="http://schemas.microsoft.com/office/word/2018/wordml/cex" xmlns:w16cid="http://schemas.microsoft.com/office/word/2016/wordml/cid" xmlns:w16="http://schemas.microsoft.com/office/word/2018/wordml" xmlns:w16du="http://schemas.microsoft.com/office/word/2023/wordml/word16du" xmlns:w16sdtdh="http://schemas.microsoft.com/office/word/2020/wordml/sdtdatahash" xmlns:w16sdtfl="http://schemas.microsoft.com/office/word/2024/wordml/sdtformatlock" xmlns:w16se="http://schemas.microsoft.com/office/word/2015/wordml/symex" xmlns:wpg="http://schemas.microsoft.com/office/word/2010/wordprocessingGroup" xmlns:wpi="http://schemas.microsoft.com/office/word/2010/wordprocessingInk" xmlns:wne="http://schemas.microsoft.com/office/word/2006/wordml" xmlns:wps="http://schemas.microsoft.com/office/word/2010/wordprocessingShape" mc:Ignorable="w14 w15 w16se w16cid w16 w16cex w16sdtdh w16sdtfl w16du wp14">
+<w:endnotes xmlns:wpc="http://schemas.microsoft.com/office/word/2010/wordprocessingCanvas" xmlns:cx="http://schemas.microsoft.com/office/drawing/2014/chartex" xmlns:cx1="http://schemas.microsoft.com/office/drawing/2015/9/8/chartex" xmlns:cx2="http://schemas.microsoft.com/office/drawing/2015/10/21/chartex" xmlns:cx3="http://schemas.microsoft.com/office/drawing/2016/5/9/chartex" xmlns:cx4="http://schemas.microsoft.com/office/drawing/2016/5/10/chartex" xmlns:cx5="http://schemas.microsoft.com/office/drawing/2016/5/11/chartex" xmlns:cx6="http://schemas.microsoft.com/office/drawing/2016/5/12/chartex" xmlns:cx7="http://schemas.microsoft.com/office/drawing/2016/5/13/chartex" xmlns:cx8="http://schemas.microsoft.com/office/drawing/2016/5/14/chartex" xmlns:mc="http://schemas.openxmlformats.org/markup-compatibility/2006" xmlns:aink="http://schemas.microsoft.com/office/drawing/2016/ink" xmlns:am3d="http://schemas.microsoft.com/office/drawing/2017/model3d" xmlns:o="urn:schemas-microsoft-com:office:office" xmlns:r="http://schemas.openxmlformats.org/officeDocument/2006/relationships" xmlns:m="http://schemas.openxmlformats.org/officeDocument/2006/math" xmlns:v="urn:schemas-microsoft-com:vml" xmlns:wp14="http://schemas.microsoft.com/office/word/2010/wordprocessingDrawing" xmlns:wp="http://schemas.openxmlformats.org/drawingml/2006/wordprocessingDrawing" xmlns:w10="urn:schemas-microsoft-com:office:word" xmlns:w="http://schemas.openxmlformats.org/wordprocessingml/2006/main" xmlns:w14="http://schemas.microsoft.com/office/word/2010/wordml" xmlns:w15="http://schemas.microsoft.com/office/word/2012/wordml" xmlns:w16cid="http://schemas.microsoft.com/office/word/2016/wordml/cid" xmlns:w16se="http://schemas.microsoft.com/office/word/2015/wordml/symex" xmlns:wpg="http://schemas.microsoft.com/office/word/2010/wordprocessingGroup" xmlns:wpi="http://schemas.microsoft.com/office/word/2010/wordprocessingInk" xmlns:wne="http://schemas.microsoft.com/office/word/2006/wordml" xmlns:wps="http://schemas.microsoft.com/office/word/2010/wordprocessingShape" mc:Ignorable="w14 w15 w16se w16cid wp14">
   <w:endnote w:type="separator" w:id="-1">
     <w:p>
       <w:pPr>
@@ -2889,8 +4045,69 @@
 </w:endnotes>
 </file>
 
+<file path=word/footer1.xml><?xml version="1.0" encoding="utf-8"?>
+<w:ftr xmlns:wpc="http://schemas.microsoft.com/office/word/2010/wordprocessingCanvas" xmlns:cx="http://schemas.microsoft.com/office/drawing/2014/chartex" xmlns:cx1="http://schemas.microsoft.com/office/drawing/2015/9/8/chartex" xmlns:cx2="http://schemas.microsoft.com/office/drawing/2015/10/21/chartex" xmlns:cx3="http://schemas.microsoft.com/office/drawing/2016/5/9/chartex" xmlns:cx4="http://schemas.microsoft.com/office/drawing/2016/5/10/chartex" xmlns:cx5="http://schemas.microsoft.com/office/drawing/2016/5/11/chartex" xmlns:cx6="http://schemas.microsoft.com/office/drawing/2016/5/12/chartex" xmlns:cx7="http://schemas.microsoft.com/office/drawing/2016/5/13/chartex" xmlns:cx8="http://schemas.microsoft.com/office/drawing/2016/5/14/chartex" xmlns:mc="http://schemas.openxmlformats.org/markup-compatibility/2006" xmlns:aink="http://schemas.microsoft.com/office/drawing/2016/ink" xmlns:am3d="http://schemas.microsoft.com/office/drawing/2017/model3d" xmlns:o="urn:schemas-microsoft-com:office:office" xmlns:r="http://schemas.openxmlformats.org/officeDocument/2006/relationships" xmlns:m="http://schemas.openxmlformats.org/officeDocument/2006/math" xmlns:v="urn:schemas-microsoft-com:vml" xmlns:wp14="http://schemas.microsoft.com/office/word/2010/wordprocessingDrawing" xmlns:wp="http://schemas.openxmlformats.org/drawingml/2006/wordprocessingDrawing" xmlns:w10="urn:schemas-microsoft-com:office:word" xmlns:w="http://schemas.openxmlformats.org/wordprocessingml/2006/main" xmlns:w14="http://schemas.microsoft.com/office/word/2010/wordml" xmlns:w15="http://schemas.microsoft.com/office/word/2012/wordml" xmlns:w16cid="http://schemas.microsoft.com/office/word/2016/wordml/cid" xmlns:w16se="http://schemas.microsoft.com/office/word/2015/wordml/symex" xmlns:wpg="http://schemas.microsoft.com/office/word/2010/wordprocessingGroup" xmlns:wpi="http://schemas.microsoft.com/office/word/2010/wordprocessingInk" xmlns:wne="http://schemas.microsoft.com/office/word/2006/wordml" xmlns:wps="http://schemas.microsoft.com/office/word/2010/wordprocessingShape" mc:Ignorable="w14 w15 w16se w16cid wp14">
+  <w:sdt>
+    <w:sdtPr>
+      <w:id w:val="-1341614052"/>
+      <w:docPartObj>
+        <w:docPartGallery w:val="Page Numbers (Bottom of Page)"/>
+        <w:docPartUnique/>
+      </w:docPartObj>
+    </w:sdtPr>
+    <w:sdtEndPr>
+      <w:rPr>
+        <w:color w:val="7F7F7F" w:themeColor="background1" w:themeShade="7F"/>
+        <w:spacing w:val="60"/>
+      </w:rPr>
+    </w:sdtEndPr>
+    <w:sdtContent>
+      <w:p>
+        <w:pPr>
+          <w:pStyle w:val="llb"/>
+          <w:pBdr>
+            <w:top w:val="single" w:sz="4" w:space="1" w:color="D9D9D9" w:themeColor="background1" w:themeShade="D9"/>
+          </w:pBdr>
+          <w:jc w:val="right"/>
+        </w:pPr>
+        <w:r>
+          <w:fldChar w:fldCharType="begin"/>
+        </w:r>
+        <w:r>
+          <w:instrText>PAGE   \* MERGEFORMAT</w:instrText>
+        </w:r>
+        <w:r>
+          <w:fldChar w:fldCharType="separate"/>
+        </w:r>
+        <w:r>
+          <w:t>2</w:t>
+        </w:r>
+        <w:r>
+          <w:fldChar w:fldCharType="end"/>
+        </w:r>
+        <w:r>
+          <w:t xml:space="preserve"> | </w:t>
+        </w:r>
+        <w:r>
+          <w:rPr>
+            <w:color w:val="7F7F7F" w:themeColor="background1" w:themeShade="7F"/>
+            <w:spacing w:val="60"/>
+          </w:rPr>
+          <w:t>Oldal</w:t>
+        </w:r>
+      </w:p>
+    </w:sdtContent>
+  </w:sdt>
+  <w:p>
+    <w:pPr>
+      <w:pStyle w:val="llb"/>
+    </w:pPr>
+  </w:p>
+</w:ftr>
+</file>
+
 <file path=word/footnotes.xml><?xml version="1.0" encoding="utf-8"?>
-<w:footnotes xmlns:wpc="http://schemas.microsoft.com/office/word/2010/wordprocessingCanvas" xmlns:cx="http://schemas.microsoft.com/office/drawing/2014/chartex" xmlns:cx1="http://schemas.microsoft.com/office/drawing/2015/9/8/chartex" xmlns:cx2="http://schemas.microsoft.com/office/drawing/2015/10/21/chartex" xmlns:cx3="http://schemas.microsoft.com/office/drawing/2016/5/9/chartex" xmlns:cx4="http://schemas.microsoft.com/office/drawing/2016/5/10/chartex" xmlns:cx5="http://schemas.microsoft.com/office/drawing/2016/5/11/chartex" xmlns:cx6="http://schemas.microsoft.com/office/drawing/2016/5/12/chartex" xmlns:cx7="http://schemas.microsoft.com/office/drawing/2016/5/13/chartex" xmlns:cx8="http://schemas.microsoft.com/office/drawing/2016/5/14/chartex" xmlns:mc="http://schemas.openxmlformats.org/markup-compatibility/2006" xmlns:aink="http://schemas.microsoft.com/office/drawing/2016/ink" xmlns:am3d="http://schemas.microsoft.com/office/drawing/2017/model3d" xmlns:o="urn:schemas-microsoft-com:office:office" xmlns:oel="http://schemas.microsoft.com/office/2019/extlst" xmlns:r="http://schemas.openxmlformats.org/officeDocument/2006/relationships" xmlns:m="http://schemas.openxmlformats.org/officeDocument/2006/math" xmlns:v="urn:schemas-microsoft-com:vml" xmlns:wp14="http://schemas.microsoft.com/office/word/2010/wordprocessingDrawing" xmlns:wp="http://schemas.openxmlformats.org/drawingml/2006/wordprocessingDrawing" xmlns:w10="urn:schemas-microsoft-com:office:word" xmlns:w="http://schemas.openxmlformats.org/wordprocessingml/2006/main" xmlns:w14="http://schemas.microsoft.com/office/word/2010/wordml" xmlns:w15="http://schemas.microsoft.com/office/word/2012/wordml" xmlns:w16cex="http://schemas.microsoft.com/office/word/2018/wordml/cex" xmlns:w16cid="http://schemas.microsoft.com/office/word/2016/wordml/cid" xmlns:w16="http://schemas.microsoft.com/office/word/2018/wordml" xmlns:w16du="http://schemas.microsoft.com/office/word/2023/wordml/word16du" xmlns:w16sdtdh="http://schemas.microsoft.com/office/word/2020/wordml/sdtdatahash" xmlns:w16sdtfl="http://schemas.microsoft.com/office/word/2024/wordml/sdtformatlock" xmlns:w16se="http://schemas.microsoft.com/office/word/2015/wordml/symex" xmlns:wpg="http://schemas.microsoft.com/office/word/2010/wordprocessingGroup" xmlns:wpi="http://schemas.microsoft.com/office/word/2010/wordprocessingInk" xmlns:wne="http://schemas.microsoft.com/office/word/2006/wordml" xmlns:wps="http://schemas.microsoft.com/office/word/2010/wordprocessingShape" mc:Ignorable="w14 w15 w16se w16cid w16 w16cex w16sdtdh w16sdtfl w16du wp14">
+<w:footnotes xmlns:wpc="http://schemas.microsoft.com/office/word/2010/wordprocessingCanvas" xmlns:cx="http://schemas.microsoft.com/office/drawing/2014/chartex" xmlns:cx1="http://schemas.microsoft.com/office/drawing/2015/9/8/chartex" xmlns:cx2="http://schemas.microsoft.com/office/drawing/2015/10/21/chartex" xmlns:cx3="http://schemas.microsoft.com/office/drawing/2016/5/9/chartex" xmlns:cx4="http://schemas.microsoft.com/office/drawing/2016/5/10/chartex" xmlns:cx5="http://schemas.microsoft.com/office/drawing/2016/5/11/chartex" xmlns:cx6="http://schemas.microsoft.com/office/drawing/2016/5/12/chartex" xmlns:cx7="http://schemas.microsoft.com/office/drawing/2016/5/13/chartex" xmlns:cx8="http://schemas.microsoft.com/office/drawing/2016/5/14/chartex" xmlns:mc="http://schemas.openxmlformats.org/markup-compatibility/2006" xmlns:aink="http://schemas.microsoft.com/office/drawing/2016/ink" xmlns:am3d="http://schemas.microsoft.com/office/drawing/2017/model3d" xmlns:o="urn:schemas-microsoft-com:office:office" xmlns:r="http://schemas.openxmlformats.org/officeDocument/2006/relationships" xmlns:m="http://schemas.openxmlformats.org/officeDocument/2006/math" xmlns:v="urn:schemas-microsoft-com:vml" xmlns:wp14="http://schemas.microsoft.com/office/word/2010/wordprocessingDrawing" xmlns:wp="http://schemas.openxmlformats.org/drawingml/2006/wordprocessingDrawing" xmlns:w10="urn:schemas-microsoft-com:office:word" xmlns:w="http://schemas.openxmlformats.org/wordprocessingml/2006/main" xmlns:w14="http://schemas.microsoft.com/office/word/2010/wordml" xmlns:w15="http://schemas.microsoft.com/office/word/2012/wordml" xmlns:w16cid="http://schemas.microsoft.com/office/word/2016/wordml/cid" xmlns:w16se="http://schemas.microsoft.com/office/word/2015/wordml/symex" xmlns:wpg="http://schemas.microsoft.com/office/word/2010/wordprocessingGroup" xmlns:wpi="http://schemas.microsoft.com/office/word/2010/wordprocessingInk" xmlns:wne="http://schemas.microsoft.com/office/word/2006/wordml" xmlns:wps="http://schemas.microsoft.com/office/word/2010/wordprocessingShape" mc:Ignorable="w14 w15 w16se w16cid wp14">
   <w:footnote w:type="separator" w:id="-1">
     <w:p>
       <w:pPr>
@@ -2914,19 +4131,8 @@
 </w:footnotes>
 </file>
 
-<file path=word/header1.xml><?xml version="1.0" encoding="utf-8"?>
-<w:hdr xmlns:wpc="http://schemas.microsoft.com/office/word/2010/wordprocessingCanvas" xmlns:cx="http://schemas.microsoft.com/office/drawing/2014/chartex" xmlns:cx1="http://schemas.microsoft.com/office/drawing/2015/9/8/chartex" xmlns:cx2="http://schemas.microsoft.com/office/drawing/2015/10/21/chartex" xmlns:cx3="http://schemas.microsoft.com/office/drawing/2016/5/9/chartex" xmlns:cx4="http://schemas.microsoft.com/office/drawing/2016/5/10/chartex" xmlns:cx5="http://schemas.microsoft.com/office/drawing/2016/5/11/chartex" xmlns:cx6="http://schemas.microsoft.com/office/drawing/2016/5/12/chartex" xmlns:cx7="http://schemas.microsoft.com/office/drawing/2016/5/13/chartex" xmlns:cx8="http://schemas.microsoft.com/office/drawing/2016/5/14/chartex" xmlns:mc="http://schemas.openxmlformats.org/markup-compatibility/2006" xmlns:aink="http://schemas.microsoft.com/office/drawing/2016/ink" xmlns:am3d="http://schemas.microsoft.com/office/drawing/2017/model3d" xmlns:o="urn:schemas-microsoft-com:office:office" xmlns:oel="http://schemas.microsoft.com/office/2019/extlst" xmlns:r="http://schemas.openxmlformats.org/officeDocument/2006/relationships" xmlns:m="http://schemas.openxmlformats.org/officeDocument/2006/math" xmlns:v="urn:schemas-microsoft-com:vml" xmlns:wp14="http://schemas.microsoft.com/office/word/2010/wordprocessingDrawing" xmlns:wp="http://schemas.openxmlformats.org/drawingml/2006/wordprocessingDrawing" xmlns:w10="urn:schemas-microsoft-com:office:word" xmlns:w="http://schemas.openxmlformats.org/wordprocessingml/2006/main" xmlns:w14="http://schemas.microsoft.com/office/word/2010/wordml" xmlns:w15="http://schemas.microsoft.com/office/word/2012/wordml" xmlns:w16cex="http://schemas.microsoft.com/office/word/2018/wordml/cex" xmlns:w16cid="http://schemas.microsoft.com/office/word/2016/wordml/cid" xmlns:w16="http://schemas.microsoft.com/office/word/2018/wordml" xmlns:w16du="http://schemas.microsoft.com/office/word/2023/wordml/word16du" xmlns:w16sdtdh="http://schemas.microsoft.com/office/word/2020/wordml/sdtdatahash" xmlns:w16sdtfl="http://schemas.microsoft.com/office/word/2024/wordml/sdtformatlock" xmlns:w16se="http://schemas.microsoft.com/office/word/2015/wordml/symex" xmlns:wpg="http://schemas.microsoft.com/office/word/2010/wordprocessingGroup" xmlns:wpi="http://schemas.microsoft.com/office/word/2010/wordprocessingInk" xmlns:wne="http://schemas.microsoft.com/office/word/2006/wordml" xmlns:wps="http://schemas.microsoft.com/office/word/2010/wordprocessingShape" mc:Ignorable="w14 w15 w16se w16cid w16 w16cex w16sdtdh w16sdtfl w16du wp14">
-  <w:p>
-    <w:pPr>
-      <w:pStyle w:val="lfej"/>
-      <w:jc w:val="center"/>
-    </w:pPr>
-  </w:p>
-</w:hdr>
-</file>
-
 <file path=word/numbering.xml><?xml version="1.0" encoding="utf-8"?>
-<w:numbering xmlns:wpc="http://schemas.microsoft.com/office/word/2010/wordprocessingCanvas" xmlns:cx="http://schemas.microsoft.com/office/drawing/2014/chartex" xmlns:cx1="http://schemas.microsoft.com/office/drawing/2015/9/8/chartex" xmlns:cx2="http://schemas.microsoft.com/office/drawing/2015/10/21/chartex" xmlns:cx3="http://schemas.microsoft.com/office/drawing/2016/5/9/chartex" xmlns:cx4="http://schemas.microsoft.com/office/drawing/2016/5/10/chartex" xmlns:cx5="http://schemas.microsoft.com/office/drawing/2016/5/11/chartex" xmlns:cx6="http://schemas.microsoft.com/office/drawing/2016/5/12/chartex" xmlns:cx7="http://schemas.microsoft.com/office/drawing/2016/5/13/chartex" xmlns:cx8="http://schemas.microsoft.com/office/drawing/2016/5/14/chartex" xmlns:mc="http://schemas.openxmlformats.org/markup-compatibility/2006" xmlns:aink="http://schemas.microsoft.com/office/drawing/2016/ink" xmlns:am3d="http://schemas.microsoft.com/office/drawing/2017/model3d" xmlns:o="urn:schemas-microsoft-com:office:office" xmlns:oel="http://schemas.microsoft.com/office/2019/extlst" xmlns:r="http://schemas.openxmlformats.org/officeDocument/2006/relationships" xmlns:m="http://schemas.openxmlformats.org/officeDocument/2006/math" xmlns:v="urn:schemas-microsoft-com:vml" xmlns:wp14="http://schemas.microsoft.com/office/word/2010/wordprocessingDrawing" xmlns:wp="http://schemas.openxmlformats.org/drawingml/2006/wordprocessingDrawing" xmlns:w10="urn:schemas-microsoft-com:office:word" xmlns:w="http://schemas.openxmlformats.org/wordprocessingml/2006/main" xmlns:w14="http://schemas.microsoft.com/office/word/2010/wordml" xmlns:w15="http://schemas.microsoft.com/office/word/2012/wordml" xmlns:w16cex="http://schemas.microsoft.com/office/word/2018/wordml/cex" xmlns:w16cid="http://schemas.microsoft.com/office/word/2016/wordml/cid" xmlns:w16="http://schemas.microsoft.com/office/word/2018/wordml" xmlns:w16du="http://schemas.microsoft.com/office/word/2023/wordml/word16du" xmlns:w16sdtdh="http://schemas.microsoft.com/office/word/2020/wordml/sdtdatahash" xmlns:w16sdtfl="http://schemas.microsoft.com/office/word/2024/wordml/sdtformatlock" xmlns:w16se="http://schemas.microsoft.com/office/word/2015/wordml/symex" xmlns:wpg="http://schemas.microsoft.com/office/word/2010/wordprocessingGroup" xmlns:wpi="http://schemas.microsoft.com/office/word/2010/wordprocessingInk" xmlns:wne="http://schemas.microsoft.com/office/word/2006/wordml" xmlns:wps="http://schemas.microsoft.com/office/word/2010/wordprocessingShape" mc:Ignorable="w14 w15 w16se w16cid w16 w16cex w16sdtdh w16sdtfl w16du wp14">
+<w:numbering xmlns:wpc="http://schemas.microsoft.com/office/word/2010/wordprocessingCanvas" xmlns:cx="http://schemas.microsoft.com/office/drawing/2014/chartex" xmlns:cx1="http://schemas.microsoft.com/office/drawing/2015/9/8/chartex" xmlns:cx2="http://schemas.microsoft.com/office/drawing/2015/10/21/chartex" xmlns:cx3="http://schemas.microsoft.com/office/drawing/2016/5/9/chartex" xmlns:cx4="http://schemas.microsoft.com/office/drawing/2016/5/10/chartex" xmlns:cx5="http://schemas.microsoft.com/office/drawing/2016/5/11/chartex" xmlns:cx6="http://schemas.microsoft.com/office/drawing/2016/5/12/chartex" xmlns:cx7="http://schemas.microsoft.com/office/drawing/2016/5/13/chartex" xmlns:cx8="http://schemas.microsoft.com/office/drawing/2016/5/14/chartex" xmlns:mc="http://schemas.openxmlformats.org/markup-compatibility/2006" xmlns:aink="http://schemas.microsoft.com/office/drawing/2016/ink" xmlns:am3d="http://schemas.microsoft.com/office/drawing/2017/model3d" xmlns:o="urn:schemas-microsoft-com:office:office" xmlns:r="http://schemas.openxmlformats.org/officeDocument/2006/relationships" xmlns:m="http://schemas.openxmlformats.org/officeDocument/2006/math" xmlns:v="urn:schemas-microsoft-com:vml" xmlns:wp14="http://schemas.microsoft.com/office/word/2010/wordprocessingDrawing" xmlns:wp="http://schemas.openxmlformats.org/drawingml/2006/wordprocessingDrawing" xmlns:w10="urn:schemas-microsoft-com:office:word" xmlns:w="http://schemas.openxmlformats.org/wordprocessingml/2006/main" xmlns:w14="http://schemas.microsoft.com/office/word/2010/wordml" xmlns:w15="http://schemas.microsoft.com/office/word/2012/wordml" xmlns:w16cid="http://schemas.microsoft.com/office/word/2016/wordml/cid" xmlns:w16se="http://schemas.microsoft.com/office/word/2015/wordml/symex" xmlns:wpg="http://schemas.microsoft.com/office/word/2010/wordprocessingGroup" xmlns:wpi="http://schemas.microsoft.com/office/word/2010/wordprocessingInk" xmlns:wne="http://schemas.microsoft.com/office/word/2006/wordml" xmlns:wps="http://schemas.microsoft.com/office/word/2010/wordprocessingShape" mc:Ignorable="w14 w15 w16se w16cid wp14">
   <w:abstractNum w:abstractNumId="0" w15:restartNumberingAfterBreak="0">
     <w:nsid w:val="06BC7D31"/>
     <w:multiLevelType w:val="multilevel"/>
@@ -5670,68 +6876,68 @@
       </w:rPr>
     </w:lvl>
   </w:abstractNum>
-  <w:num w:numId="1" w16cid:durableId="1333486694">
+  <w:num w:numId="1">
     <w:abstractNumId w:val="9"/>
   </w:num>
-  <w:num w:numId="2" w16cid:durableId="472063039">
+  <w:num w:numId="2">
     <w:abstractNumId w:val="13"/>
   </w:num>
-  <w:num w:numId="3" w16cid:durableId="1401782169">
+  <w:num w:numId="3">
     <w:abstractNumId w:val="11"/>
   </w:num>
-  <w:num w:numId="4" w16cid:durableId="867138168">
+  <w:num w:numId="4">
     <w:abstractNumId w:val="12"/>
   </w:num>
-  <w:num w:numId="5" w16cid:durableId="469446202">
+  <w:num w:numId="5">
     <w:abstractNumId w:val="18"/>
   </w:num>
-  <w:num w:numId="6" w16cid:durableId="1702435631">
+  <w:num w:numId="6">
     <w:abstractNumId w:val="16"/>
   </w:num>
-  <w:num w:numId="7" w16cid:durableId="1039208748">
+  <w:num w:numId="7">
     <w:abstractNumId w:val="1"/>
   </w:num>
-  <w:num w:numId="8" w16cid:durableId="616986371">
+  <w:num w:numId="8">
     <w:abstractNumId w:val="10"/>
   </w:num>
-  <w:num w:numId="9" w16cid:durableId="1157111056">
+  <w:num w:numId="9">
     <w:abstractNumId w:val="5"/>
   </w:num>
-  <w:num w:numId="10" w16cid:durableId="641235700">
+  <w:num w:numId="10">
     <w:abstractNumId w:val="4"/>
   </w:num>
-  <w:num w:numId="11" w16cid:durableId="602997130">
+  <w:num w:numId="11">
     <w:abstractNumId w:val="17"/>
   </w:num>
-  <w:num w:numId="12" w16cid:durableId="716970084">
+  <w:num w:numId="12">
     <w:abstractNumId w:val="15"/>
   </w:num>
-  <w:num w:numId="13" w16cid:durableId="621033688">
+  <w:num w:numId="13">
     <w:abstractNumId w:val="14"/>
   </w:num>
-  <w:num w:numId="14" w16cid:durableId="1388841050">
+  <w:num w:numId="14">
     <w:abstractNumId w:val="0"/>
   </w:num>
-  <w:num w:numId="15" w16cid:durableId="1073239016">
+  <w:num w:numId="15">
     <w:abstractNumId w:val="3"/>
   </w:num>
-  <w:num w:numId="16" w16cid:durableId="2120488850">
+  <w:num w:numId="16">
     <w:abstractNumId w:val="7"/>
   </w:num>
-  <w:num w:numId="17" w16cid:durableId="1556114400">
+  <w:num w:numId="17">
     <w:abstractNumId w:val="8"/>
   </w:num>
-  <w:num w:numId="18" w16cid:durableId="1836411326">
+  <w:num w:numId="18">
     <w:abstractNumId w:val="6"/>
   </w:num>
-  <w:num w:numId="19" w16cid:durableId="1491369524">
+  <w:num w:numId="19">
     <w:abstractNumId w:val="2"/>
   </w:num>
 </w:numbering>
 </file>
 
 <file path=word/styles.xml><?xml version="1.0" encoding="utf-8"?>
-<w:styles xmlns:mc="http://schemas.openxmlformats.org/markup-compatibility/2006" xmlns:r="http://schemas.openxmlformats.org/officeDocument/2006/relationships" xmlns:w="http://schemas.openxmlformats.org/wordprocessingml/2006/main" xmlns:w14="http://schemas.microsoft.com/office/word/2010/wordml" xmlns:w15="http://schemas.microsoft.com/office/word/2012/wordml" xmlns:w16cex="http://schemas.microsoft.com/office/word/2018/wordml/cex" xmlns:w16cid="http://schemas.microsoft.com/office/word/2016/wordml/cid" xmlns:w16="http://schemas.microsoft.com/office/word/2018/wordml" xmlns:w16du="http://schemas.microsoft.com/office/word/2023/wordml/word16du" xmlns:w16sdtdh="http://schemas.microsoft.com/office/word/2020/wordml/sdtdatahash" xmlns:w16sdtfl="http://schemas.microsoft.com/office/word/2024/wordml/sdtformatlock" xmlns:w16se="http://schemas.microsoft.com/office/word/2015/wordml/symex" mc:Ignorable="w14 w15 w16se w16cid w16 w16cex w16sdtdh w16sdtfl w16du">
+<w:styles xmlns:mc="http://schemas.openxmlformats.org/markup-compatibility/2006" xmlns:r="http://schemas.openxmlformats.org/officeDocument/2006/relationships" xmlns:w="http://schemas.openxmlformats.org/wordprocessingml/2006/main" xmlns:w14="http://schemas.microsoft.com/office/word/2010/wordml" xmlns:w15="http://schemas.microsoft.com/office/word/2012/wordml" xmlns:w16cid="http://schemas.microsoft.com/office/word/2016/wordml/cid" xmlns:w16se="http://schemas.microsoft.com/office/word/2015/wordml/symex" mc:Ignorable="w14 w15 w16se w16cid">
   <w:docDefaults>
     <w:rPrDefault>
       <w:rPr>
@@ -5749,7 +6955,7 @@
       </w:pPr>
     </w:pPrDefault>
   </w:docDefaults>
-  <w:latentStyles w:defLockedState="0" w:defUIPriority="99" w:defSemiHidden="0" w:defUnhideWhenUsed="0" w:defQFormat="0" w:count="376">
+  <w:latentStyles w:defLockedState="0" w:defUIPriority="99" w:defSemiHidden="0" w:defUnhideWhenUsed="0" w:defQFormat="0" w:count="375">
     <w:lsdException w:name="Normal" w:uiPriority="0" w:qFormat="1"/>
     <w:lsdException w:name="heading 1" w:uiPriority="9" w:qFormat="1"/>
     <w:lsdException w:name="heading 2" w:semiHidden="1" w:uiPriority="9" w:unhideWhenUsed="1" w:qFormat="1"/>
@@ -6125,7 +7331,6 @@
     <w:lsdException w:name="Smart Hyperlink" w:semiHidden="1" w:unhideWhenUsed="1"/>
     <w:lsdException w:name="Hashtag" w:semiHidden="1" w:unhideWhenUsed="1"/>
     <w:lsdException w:name="Unresolved Mention" w:semiHidden="1" w:unhideWhenUsed="1"/>
-    <w:lsdException w:name="Smart Link" w:semiHidden="1" w:unhideWhenUsed="1"/>
   </w:latentStyles>
   <w:style w:type="paragraph" w:default="1" w:styleId="Norml">
     <w:name w:val="Normal"/>
@@ -6333,6 +7538,7 @@
   <w:style w:type="character" w:default="1" w:styleId="Bekezdsalapbettpusa">
     <w:name w:val="Default Paragraph Font"/>
     <w:uiPriority w:val="1"/>
+    <w:semiHidden/>
     <w:unhideWhenUsed/>
   </w:style>
   <w:style w:type="table" w:default="1" w:styleId="Normltblzat">
@@ -7021,7 +8227,7 @@
 </file>
 
 <file path=customXml/itemProps1.xml><?xml version="1.0" encoding="utf-8"?>
-<ds:datastoreItem xmlns:ds="http://schemas.openxmlformats.org/officeDocument/2006/customXml" ds:itemID="{9DC0B22E-775D-4E8D-9FD1-7F3BD328D556}">
+<ds:datastoreItem xmlns:ds="http://schemas.openxmlformats.org/officeDocument/2006/customXml" ds:itemID="{C30B897F-D773-476D-B6E4-13A1C72FBC3F}">
   <ds:schemaRefs>
     <ds:schemaRef ds:uri="http://schemas.openxmlformats.org/officeDocument/2006/bibliography"/>
   </ds:schemaRefs>

--- a/Documentation/Fejlesztői_Dokumentáció.docx
+++ b/Documentation/Fejlesztői_Dokumentáció.docx
@@ -1,6 +1,6 @@
 
 <file path=word/document.xml><?xml version="1.0" encoding="utf-8"?>
-<w:document xmlns:wpc="http://schemas.microsoft.com/office/word/2010/wordprocessingCanvas" xmlns:cx="http://schemas.microsoft.com/office/drawing/2014/chartex" xmlns:cx1="http://schemas.microsoft.com/office/drawing/2015/9/8/chartex" xmlns:cx2="http://schemas.microsoft.com/office/drawing/2015/10/21/chartex" xmlns:cx3="http://schemas.microsoft.com/office/drawing/2016/5/9/chartex" xmlns:cx4="http://schemas.microsoft.com/office/drawing/2016/5/10/chartex" xmlns:cx5="http://schemas.microsoft.com/office/drawing/2016/5/11/chartex" xmlns:cx6="http://schemas.microsoft.com/office/drawing/2016/5/12/chartex" xmlns:cx7="http://schemas.microsoft.com/office/drawing/2016/5/13/chartex" xmlns:cx8="http://schemas.microsoft.com/office/drawing/2016/5/14/chartex" xmlns:mc="http://schemas.openxmlformats.org/markup-compatibility/2006" xmlns:aink="http://schemas.microsoft.com/office/drawing/2016/ink" xmlns:am3d="http://schemas.microsoft.com/office/drawing/2017/model3d" xmlns:o="urn:schemas-microsoft-com:office:office" xmlns:r="http://schemas.openxmlformats.org/officeDocument/2006/relationships" xmlns:m="http://schemas.openxmlformats.org/officeDocument/2006/math" xmlns:v="urn:schemas-microsoft-com:vml" xmlns:wp14="http://schemas.microsoft.com/office/word/2010/wordprocessingDrawing" xmlns:wp="http://schemas.openxmlformats.org/drawingml/2006/wordprocessingDrawing" xmlns:w10="urn:schemas-microsoft-com:office:word" xmlns:w="http://schemas.openxmlformats.org/wordprocessingml/2006/main" xmlns:w14="http://schemas.microsoft.com/office/word/2010/wordml" xmlns:w15="http://schemas.microsoft.com/office/word/2012/wordml" xmlns:w16cid="http://schemas.microsoft.com/office/word/2016/wordml/cid" xmlns:w16se="http://schemas.microsoft.com/office/word/2015/wordml/symex" xmlns:wpg="http://schemas.microsoft.com/office/word/2010/wordprocessingGroup" xmlns:wpi="http://schemas.microsoft.com/office/word/2010/wordprocessingInk" xmlns:wne="http://schemas.microsoft.com/office/word/2006/wordml" xmlns:wps="http://schemas.microsoft.com/office/word/2010/wordprocessingShape" mc:Ignorable="w14 w15 w16se w16cid wp14">
+<w:document xmlns:wpc="http://schemas.microsoft.com/office/word/2010/wordprocessingCanvas" xmlns:cx="http://schemas.microsoft.com/office/drawing/2014/chartex" xmlns:cx1="http://schemas.microsoft.com/office/drawing/2015/9/8/chartex" xmlns:cx2="http://schemas.microsoft.com/office/drawing/2015/10/21/chartex" xmlns:cx3="http://schemas.microsoft.com/office/drawing/2016/5/9/chartex" xmlns:cx4="http://schemas.microsoft.com/office/drawing/2016/5/10/chartex" xmlns:cx5="http://schemas.microsoft.com/office/drawing/2016/5/11/chartex" xmlns:cx6="http://schemas.microsoft.com/office/drawing/2016/5/12/chartex" xmlns:cx7="http://schemas.microsoft.com/office/drawing/2016/5/13/chartex" xmlns:cx8="http://schemas.microsoft.com/office/drawing/2016/5/14/chartex" xmlns:mc="http://schemas.openxmlformats.org/markup-compatibility/2006" xmlns:aink="http://schemas.microsoft.com/office/drawing/2016/ink" xmlns:am3d="http://schemas.microsoft.com/office/drawing/2017/model3d" xmlns:o="urn:schemas-microsoft-com:office:office" xmlns:oel="http://schemas.microsoft.com/office/2019/extlst" xmlns:r="http://schemas.openxmlformats.org/officeDocument/2006/relationships" xmlns:m="http://schemas.openxmlformats.org/officeDocument/2006/math" xmlns:v="urn:schemas-microsoft-com:vml" xmlns:wp14="http://schemas.microsoft.com/office/word/2010/wordprocessingDrawing" xmlns:wp="http://schemas.openxmlformats.org/drawingml/2006/wordprocessingDrawing" xmlns:w10="urn:schemas-microsoft-com:office:word" xmlns:w="http://schemas.openxmlformats.org/wordprocessingml/2006/main" xmlns:w14="http://schemas.microsoft.com/office/word/2010/wordml" xmlns:w15="http://schemas.microsoft.com/office/word/2012/wordml" xmlns:w16cex="http://schemas.microsoft.com/office/word/2018/wordml/cex" xmlns:w16cid="http://schemas.microsoft.com/office/word/2016/wordml/cid" xmlns:w16="http://schemas.microsoft.com/office/word/2018/wordml" xmlns:w16du="http://schemas.microsoft.com/office/word/2023/wordml/word16du" xmlns:w16sdtdh="http://schemas.microsoft.com/office/word/2020/wordml/sdtdatahash" xmlns:w16sdtfl="http://schemas.microsoft.com/office/word/2024/wordml/sdtformatlock" xmlns:w16se="http://schemas.microsoft.com/office/word/2015/wordml/symex" xmlns:wpg="http://schemas.microsoft.com/office/word/2010/wordprocessingGroup" xmlns:wpi="http://schemas.microsoft.com/office/word/2010/wordprocessingInk" xmlns:wne="http://schemas.microsoft.com/office/word/2006/wordml" xmlns:wps="http://schemas.microsoft.com/office/word/2010/wordprocessingShape" mc:Ignorable="w14 w15 w16se w16cid w16 w16cex w16sdtdh w16sdtfl w16du wp14">
   <w:body>
     <w:p>
       <w:pPr>
@@ -388,15 +388,7 @@
         <w:jc w:val="both"/>
       </w:pPr>
       <w:r>
-        <w:t xml:space="preserve">1.1. Visual </w:t>
-      </w:r>
-      <w:proofErr w:type="spellStart"/>
-      <w:r>
-        <w:t>Studio</w:t>
-      </w:r>
-      <w:proofErr w:type="spellEnd"/>
-      <w:r>
-        <w:t xml:space="preserve"> 2022 ................................................................................</w:t>
+        <w:t>1.1. Visual Studio 2022 ................................................................................</w:t>
       </w:r>
       <w:r>
         <w:t xml:space="preserve">. </w:t>
@@ -411,32 +403,97 @@
         <w:jc w:val="both"/>
       </w:pPr>
       <w:r>
-        <w:t xml:space="preserve">1.2. Visual </w:t>
-      </w:r>
-      <w:proofErr w:type="spellStart"/>
-      <w:r>
-        <w:t>Studio</w:t>
-      </w:r>
-      <w:proofErr w:type="spellEnd"/>
+        <w:t>1.2. Visual Studio Code ................................................................................</w:t>
+      </w:r>
+      <w:r>
+        <w:t>.</w:t>
+      </w:r>
       <w:r>
         <w:t xml:space="preserve"> </w:t>
       </w:r>
-      <w:proofErr w:type="spellStart"/>
-      <w:r>
-        <w:t>Code</w:t>
-      </w:r>
-      <w:proofErr w:type="spellEnd"/>
-      <w:r>
-        <w:t xml:space="preserve"> ................................................................................</w:t>
+      <w:r>
+        <w:t>4</w:t>
+      </w:r>
+    </w:p>
+    <w:p>
+      <w:pPr>
+        <w:ind w:left="1416" w:hanging="696"/>
+        <w:jc w:val="both"/>
+      </w:pPr>
+      <w:r>
+        <w:t>1.3. MySQL  ………………........................................................</w:t>
+      </w:r>
+      <w:r>
+        <w:t>....</w:t>
+      </w:r>
+      <w:r>
+        <w:t xml:space="preserve">..................... </w:t>
+      </w:r>
+      <w:r>
+        <w:t>4</w:t>
+      </w:r>
+    </w:p>
+    <w:p>
+      <w:pPr>
+        <w:ind w:left="1416" w:hanging="696"/>
+        <w:jc w:val="both"/>
+      </w:pPr>
+      <w:r>
+        <w:t>1.</w:t>
+      </w:r>
+      <w:r>
+        <w:t>4</w:t>
+      </w:r>
+      <w:r>
+        <w:t>. phpMyAdmin ………….....................................................................</w:t>
+      </w:r>
+      <w:r>
+        <w:t>..</w:t>
+      </w:r>
+      <w:r>
+        <w:t xml:space="preserve">....... </w:t>
+      </w:r>
+      <w:r>
+        <w:t>5</w:t>
+      </w:r>
+    </w:p>
+    <w:p>
+      <w:pPr>
+        <w:ind w:left="1416" w:hanging="696"/>
+        <w:jc w:val="both"/>
+      </w:pPr>
+      <w:r>
+        <w:t>1</w:t>
       </w:r>
       <w:r>
         <w:t>.</w:t>
       </w:r>
       <w:r>
-        <w:t xml:space="preserve"> </w:t>
-      </w:r>
-      <w:r>
-        <w:t>4</w:t>
+        <w:t>5</w:t>
+      </w:r>
+      <w:r>
+        <w:t xml:space="preserve">. </w:t>
+      </w:r>
+      <w:r>
+        <w:t>Trello</w:t>
+      </w:r>
+      <w:r>
+        <w:t xml:space="preserve"> .....</w:t>
+      </w:r>
+      <w:r>
+        <w:t>.....</w:t>
+      </w:r>
+      <w:r>
+        <w:t>...................................................................................</w:t>
+      </w:r>
+      <w:r>
+        <w:t>.</w:t>
+      </w:r>
+      <w:r>
+        <w:t xml:space="preserve">........ </w:t>
+      </w:r>
+      <w:r>
+        <w:t>5</w:t>
       </w:r>
     </w:p>
     <w:p>
@@ -445,190 +502,110 @@
         <w:jc w:val="both"/>
       </w:pPr>
       <w:r>
-        <w:t xml:space="preserve">1.3. </w:t>
-      </w:r>
-      <w:proofErr w:type="spellStart"/>
-      <w:r>
-        <w:t>MySQL</w:t>
-      </w:r>
-      <w:proofErr w:type="spellEnd"/>
-      <w:r>
-        <w:t xml:space="preserve">  ………………........................................................</w:t>
-      </w:r>
-      <w:r>
-        <w:t>....</w:t>
-      </w:r>
-      <w:r>
-        <w:t xml:space="preserve">..................... </w:t>
-      </w:r>
-      <w:r>
-        <w:t>4</w:t>
-      </w:r>
-    </w:p>
-    <w:p>
-      <w:pPr>
-        <w:ind w:left="1416" w:hanging="696"/>
-        <w:jc w:val="both"/>
-      </w:pPr>
-      <w:r>
-        <w:t>1.</w:t>
-      </w:r>
-      <w:r>
-        <w:t>4</w:t>
-      </w:r>
-      <w:r>
-        <w:t xml:space="preserve">. </w:t>
-      </w:r>
-      <w:proofErr w:type="spellStart"/>
-      <w:r>
-        <w:t>phpMyAdmin</w:t>
-      </w:r>
-      <w:proofErr w:type="spellEnd"/>
-      <w:r>
-        <w:t xml:space="preserve"> ………….....................................................................</w:t>
+        <w:t>1</w:t>
+      </w:r>
+      <w:r>
+        <w:t>.</w:t>
+      </w:r>
+      <w:r>
+        <w:t>6</w:t>
+      </w:r>
+      <w:r>
+        <w:t>. Github ..........................................................................................</w:t>
+      </w:r>
+      <w:r>
+        <w:t>.</w:t>
+      </w:r>
+      <w:r>
+        <w:t xml:space="preserve">......... </w:t>
+      </w:r>
+      <w:r>
+        <w:t>6</w:t>
+      </w:r>
+    </w:p>
+    <w:p>
+      <w:pPr>
+        <w:jc w:val="both"/>
+      </w:pPr>
+      <w:r>
+        <w:tab/>
+      </w:r>
+      <w:r>
+        <w:t>1</w:t>
+      </w:r>
+      <w:r>
+        <w:t>.</w:t>
+      </w:r>
+      <w:r>
+        <w:t>7</w:t>
+      </w:r>
+      <w:r>
+        <w:t>. React.js ........................................................................................</w:t>
+      </w:r>
+      <w:r>
+        <w:t>.</w:t>
+      </w:r>
+      <w:r>
+        <w:t xml:space="preserve">......... </w:t>
+      </w:r>
+      <w:r>
+        <w:t>6</w:t>
+      </w:r>
+    </w:p>
+    <w:p>
+      <w:pPr>
+        <w:jc w:val="both"/>
+      </w:pPr>
+      <w:r>
+        <w:tab/>
+      </w:r>
+      <w:r>
+        <w:t>1</w:t>
+      </w:r>
+      <w:r>
+        <w:t>.</w:t>
+      </w:r>
+      <w:r>
+        <w:t>8</w:t>
+      </w:r>
+      <w:r>
+        <w:t>. ASP.NET Web API ..........................................................................</w:t>
+      </w:r>
+      <w:r>
+        <w:t>...</w:t>
+      </w:r>
+      <w:r>
+        <w:t xml:space="preserve">....... </w:t>
+      </w:r>
+      <w:r>
+        <w:t>7</w:t>
+      </w:r>
+    </w:p>
+    <w:p>
+      <w:pPr>
+        <w:ind w:firstLine="708"/>
+        <w:jc w:val="both"/>
+      </w:pPr>
+      <w:r>
+        <w:t xml:space="preserve">1.9. </w:t>
+      </w:r>
+      <w:r>
+        <w:t>HTML</w:t>
+      </w:r>
+      <w:r>
+        <w:t xml:space="preserve"> ................................................................</w:t>
+      </w:r>
+      <w:r>
+        <w:t>..................</w:t>
+      </w:r>
+      <w:r>
+        <w:t>......</w:t>
       </w:r>
       <w:r>
         <w:t>..</w:t>
       </w:r>
       <w:r>
-        <w:t xml:space="preserve">....... </w:t>
-      </w:r>
-      <w:r>
-        <w:t>5</w:t>
-      </w:r>
-    </w:p>
-    <w:p>
-      <w:pPr>
-        <w:ind w:left="1416" w:hanging="696"/>
-        <w:jc w:val="both"/>
-      </w:pPr>
-      <w:r>
-        <w:t>1</w:t>
-      </w:r>
-      <w:r>
-        <w:t>.</w:t>
-      </w:r>
-      <w:r>
-        <w:t>5</w:t>
-      </w:r>
-      <w:r>
-        <w:t xml:space="preserve">. </w:t>
-      </w:r>
-      <w:proofErr w:type="spellStart"/>
-      <w:r>
-        <w:t>Trello</w:t>
-      </w:r>
-      <w:proofErr w:type="spellEnd"/>
-      <w:r>
-        <w:t xml:space="preserve"> .....</w:t>
-      </w:r>
-      <w:r>
-        <w:t>.....</w:t>
-      </w:r>
-      <w:r>
-        <w:t>...................................................................................</w:t>
-      </w:r>
-      <w:r>
-        <w:t>.</w:t>
-      </w:r>
-      <w:r>
-        <w:t xml:space="preserve">........ </w:t>
-      </w:r>
-      <w:r>
-        <w:t>5</w:t>
-      </w:r>
-    </w:p>
-    <w:p>
-      <w:pPr>
-        <w:ind w:left="1416" w:hanging="696"/>
-        <w:jc w:val="both"/>
-      </w:pPr>
-      <w:r>
-        <w:t>1</w:t>
-      </w:r>
-      <w:r>
-        <w:t>.</w:t>
-      </w:r>
-      <w:r>
-        <w:t>6</w:t>
-      </w:r>
-      <w:r>
-        <w:t xml:space="preserve">. </w:t>
-      </w:r>
-      <w:proofErr w:type="spellStart"/>
-      <w:r>
-        <w:t>Github</w:t>
-      </w:r>
-      <w:proofErr w:type="spellEnd"/>
-      <w:r>
-        <w:t xml:space="preserve"> ..........................................................................................</w:t>
-      </w:r>
-      <w:r>
-        <w:t>.</w:t>
-      </w:r>
-      <w:r>
-        <w:t xml:space="preserve">......... </w:t>
-      </w:r>
-      <w:r>
-        <w:t>6</w:t>
-      </w:r>
-    </w:p>
-    <w:p>
-      <w:pPr>
-        <w:jc w:val="both"/>
-      </w:pPr>
-      <w:r>
-        <w:tab/>
-      </w:r>
-      <w:r>
-        <w:t>1</w:t>
-      </w:r>
-      <w:r>
-        <w:t>.</w:t>
-      </w:r>
-      <w:r>
-        <w:t>7</w:t>
-      </w:r>
-      <w:r>
-        <w:t>. React.js ........................................................................................</w:t>
-      </w:r>
-      <w:r>
-        <w:t>.</w:t>
-      </w:r>
-      <w:r>
-        <w:t xml:space="preserve">......... </w:t>
-      </w:r>
-      <w:r>
-        <w:t>6</w:t>
-      </w:r>
-    </w:p>
-    <w:p>
-      <w:pPr>
-        <w:jc w:val="both"/>
-      </w:pPr>
-      <w:r>
-        <w:tab/>
-      </w:r>
-      <w:r>
-        <w:t>1</w:t>
-      </w:r>
-      <w:r>
-        <w:t>.</w:t>
-      </w:r>
-      <w:r>
-        <w:t>8</w:t>
-      </w:r>
-      <w:r>
-        <w:t>. ASP.NET Web API ..........................................................................</w:t>
-      </w:r>
-      <w:r>
-        <w:t>...</w:t>
-      </w:r>
-      <w:r>
-        <w:t xml:space="preserve">....... </w:t>
-      </w:r>
-      <w:r>
-        <w:t>7</w:t>
+        <w:t>........... 7</w:t>
       </w:r>
     </w:p>
     <w:p>
@@ -637,25 +614,13 @@
         <w:jc w:val="both"/>
       </w:pPr>
       <w:r>
-        <w:t xml:space="preserve">1.9. </w:t>
-      </w:r>
-      <w:r>
-        <w:t>HTML</w:t>
-      </w:r>
-      <w:r>
-        <w:t xml:space="preserve"> ................................................................</w:t>
-      </w:r>
-      <w:r>
-        <w:t>..................</w:t>
-      </w:r>
-      <w:r>
-        <w:t>......</w:t>
-      </w:r>
-      <w:r>
-        <w:t>..</w:t>
-      </w:r>
-      <w:r>
-        <w:t>........... 7</w:t>
+        <w:t xml:space="preserve">1.10. </w:t>
+      </w:r>
+      <w:r>
+        <w:t>CSS</w:t>
+      </w:r>
+      <w:r>
+        <w:t xml:space="preserve"> .................................................................................................... 8</w:t>
       </w:r>
     </w:p>
     <w:p>
@@ -664,13 +629,7 @@
         <w:jc w:val="both"/>
       </w:pPr>
       <w:r>
-        <w:t xml:space="preserve">1.10. </w:t>
-      </w:r>
-      <w:r>
-        <w:t>CSS</w:t>
-      </w:r>
-      <w:r>
-        <w:t xml:space="preserve"> .................................................................................................... 8</w:t>
+        <w:t>1.11. Javascript ............................................................................................ 8</w:t>
       </w:r>
     </w:p>
     <w:p>
@@ -679,32 +638,7 @@
         <w:jc w:val="both"/>
       </w:pPr>
       <w:r>
-        <w:t xml:space="preserve">1.11. </w:t>
-      </w:r>
-      <w:proofErr w:type="spellStart"/>
-      <w:r>
-        <w:t>Javascript</w:t>
-      </w:r>
-      <w:proofErr w:type="spellEnd"/>
-      <w:r>
-        <w:t xml:space="preserve"> ............................................................................................ 8</w:t>
-      </w:r>
-    </w:p>
-    <w:p>
-      <w:pPr>
-        <w:ind w:firstLine="708"/>
-        <w:jc w:val="both"/>
-      </w:pPr>
-      <w:r>
-        <w:t xml:space="preserve">1.12. </w:t>
-      </w:r>
-      <w:proofErr w:type="spellStart"/>
-      <w:r>
-        <w:t>Bootstrap</w:t>
-      </w:r>
-      <w:proofErr w:type="spellEnd"/>
-      <w:r>
-        <w:t xml:space="preserve"> ............................................................................................ 8</w:t>
+        <w:t>1.12. Bootstrap ............................................................................................ 8</w:t>
       </w:r>
     </w:p>
     <w:p>
@@ -999,6 +933,7 @@
           <w:sz w:val="52"/>
           <w:szCs w:val="52"/>
         </w:rPr>
+        <w:lastRenderedPageBreak/>
         <w:br w:type="page"/>
       </w:r>
     </w:p>
@@ -1146,66 +1081,36 @@
           <w:sz w:val="36"/>
           <w:szCs w:val="36"/>
         </w:rPr>
-        <w:t xml:space="preserve">Visual </w:t>
-      </w:r>
-      <w:proofErr w:type="spellStart"/>
+        <w:t>Visual Studio 2022</w:t>
+      </w:r>
+    </w:p>
+    <w:p>
+      <w:pPr>
+        <w:jc w:val="both"/>
+        <w:rPr>
+          <w:sz w:val="28"/>
+          <w:szCs w:val="28"/>
+        </w:rPr>
+      </w:pPr>
+      <w:r>
+        <w:rPr>
+          <w:sz w:val="28"/>
+          <w:szCs w:val="28"/>
+        </w:rPr>
+        <w:t xml:space="preserve">A </w:t>
+      </w:r>
+      <w:r>
+        <w:rPr>
+          <w:bCs/>
+          <w:sz w:val="28"/>
+          <w:szCs w:val="28"/>
+        </w:rPr>
+        <w:t>Visual Studio</w:t>
+      </w:r>
       <w:r>
         <w:rPr>
           <w:b/>
           <w:bCs/>
-          <w:sz w:val="36"/>
-          <w:szCs w:val="36"/>
-        </w:rPr>
-        <w:t>Studio</w:t>
-      </w:r>
-      <w:proofErr w:type="spellEnd"/>
-      <w:r>
-        <w:rPr>
-          <w:b/>
-          <w:bCs/>
-          <w:sz w:val="36"/>
-          <w:szCs w:val="36"/>
-        </w:rPr>
-        <w:t xml:space="preserve"> 2022</w:t>
-      </w:r>
-    </w:p>
-    <w:p>
-      <w:pPr>
-        <w:jc w:val="both"/>
-        <w:rPr>
-          <w:sz w:val="28"/>
-          <w:szCs w:val="28"/>
-        </w:rPr>
-      </w:pPr>
-      <w:r>
-        <w:rPr>
-          <w:sz w:val="28"/>
-          <w:szCs w:val="28"/>
-        </w:rPr>
-        <w:t xml:space="preserve">A </w:t>
-      </w:r>
-      <w:r>
-        <w:rPr>
-          <w:bCs/>
-          <w:sz w:val="28"/>
-          <w:szCs w:val="28"/>
-        </w:rPr>
-        <w:t xml:space="preserve">Visual </w:t>
-      </w:r>
-      <w:proofErr w:type="spellStart"/>
-      <w:r>
-        <w:rPr>
-          <w:bCs/>
-          <w:sz w:val="28"/>
-          <w:szCs w:val="28"/>
-        </w:rPr>
-        <w:t>Studio</w:t>
-      </w:r>
-      <w:proofErr w:type="spellEnd"/>
-      <w:r>
-        <w:rPr>
-          <w:b/>
-          <w:bCs/>
           <w:sz w:val="28"/>
           <w:szCs w:val="28"/>
         </w:rPr>
@@ -1216,39 +1121,7 @@
           <w:sz w:val="28"/>
           <w:szCs w:val="28"/>
         </w:rPr>
-        <w:t xml:space="preserve">egy rendkívül fejlett és sokoldalú fejlesztői környezet (IDE), amelyet a Microsoft kínál különféle programozási nyelvek és platformok fejlesztésére. A Visual </w:t>
-      </w:r>
-      <w:proofErr w:type="spellStart"/>
-      <w:r>
-        <w:rPr>
-          <w:sz w:val="28"/>
-          <w:szCs w:val="28"/>
-        </w:rPr>
-        <w:t>Studio</w:t>
-      </w:r>
-      <w:proofErr w:type="spellEnd"/>
-      <w:r>
-        <w:rPr>
-          <w:sz w:val="28"/>
-          <w:szCs w:val="28"/>
-        </w:rPr>
-        <w:t xml:space="preserve"> különböző eszközöket, könyvtárakat és támogatást kínál a szoftverfejlesztők számára, hogy könnyedén dolgozhassanak alkalmazások fejlesztésén, </w:t>
-      </w:r>
-      <w:proofErr w:type="spellStart"/>
-      <w:r>
-        <w:rPr>
-          <w:sz w:val="28"/>
-          <w:szCs w:val="28"/>
-        </w:rPr>
-        <w:t>debuggolásán</w:t>
-      </w:r>
-      <w:proofErr w:type="spellEnd"/>
-      <w:r>
-        <w:rPr>
-          <w:sz w:val="28"/>
-          <w:szCs w:val="28"/>
-        </w:rPr>
-        <w:t>, tesztelésén és telepítésén.</w:t>
+        <w:t>egy rendkívül fejlett és sokoldalú fejlesztői környezet (IDE), amelyet a Microsoft kínál különféle programozási nyelvek és platformok fejlesztésére. A Visual Studio különböző eszközöket, könyvtárakat és támogatást kínál a szoftverfejlesztők számára, hogy könnyedén dolgozhassanak alkalmazások fejlesztésén, debuggolásán, tesztelésén és telepítésén.</w:t>
       </w:r>
     </w:p>
     <w:p>
@@ -1375,51 +1248,24 @@
           <w:sz w:val="36"/>
           <w:szCs w:val="28"/>
         </w:rPr>
-        <w:t xml:space="preserve">Visual </w:t>
-      </w:r>
-      <w:proofErr w:type="spellStart"/>
-      <w:r>
+        <w:t>Visual Studio Code</w:t>
+      </w:r>
+    </w:p>
+    <w:p>
+      <w:pPr>
+        <w:jc w:val="both"/>
         <w:rPr>
           <w:b/>
-          <w:sz w:val="36"/>
-          <w:szCs w:val="28"/>
-        </w:rPr>
-        <w:t>Studio</w:t>
-      </w:r>
-      <w:proofErr w:type="spellEnd"/>
-      <w:r>
-        <w:rPr>
-          <w:b/>
-          <w:sz w:val="36"/>
-          <w:szCs w:val="28"/>
-        </w:rPr>
-        <w:t xml:space="preserve"> </w:t>
-      </w:r>
-      <w:proofErr w:type="spellStart"/>
-      <w:r>
-        <w:rPr>
-          <w:b/>
-          <w:sz w:val="36"/>
-          <w:szCs w:val="28"/>
-        </w:rPr>
-        <w:t>Code</w:t>
-      </w:r>
-      <w:proofErr w:type="spellEnd"/>
-    </w:p>
-    <w:p>
-      <w:pPr>
-        <w:jc w:val="both"/>
-        <w:rPr>
-          <w:b/>
-          <w:sz w:val="28"/>
-          <w:szCs w:val="28"/>
-        </w:rPr>
-      </w:pPr>
-      <w:r>
-        <w:rPr>
-          <w:sz w:val="28"/>
-          <w:szCs w:val="28"/>
-        </w:rPr>
+          <w:sz w:val="28"/>
+          <w:szCs w:val="28"/>
+        </w:rPr>
+      </w:pPr>
+      <w:r>
+        <w:rPr>
+          <w:sz w:val="28"/>
+          <w:szCs w:val="28"/>
+        </w:rPr>
+        <w:lastRenderedPageBreak/>
         <w:t xml:space="preserve">A </w:t>
       </w:r>
       <w:r>
@@ -1439,7 +1285,6 @@
         </w:rPr>
         <w:t xml:space="preserve"> </w:t>
       </w:r>
-      <w:proofErr w:type="spellStart"/>
       <w:r>
         <w:rPr>
           <w:rStyle w:val="Kiemels2"/>
@@ -1449,7 +1294,6 @@
         </w:rPr>
         <w:t>Studio</w:t>
       </w:r>
-      <w:proofErr w:type="spellEnd"/>
       <w:r>
         <w:rPr>
           <w:rStyle w:val="Kiemels2"/>
@@ -1458,7 +1302,6 @@
         </w:rPr>
         <w:t xml:space="preserve"> </w:t>
       </w:r>
-      <w:proofErr w:type="spellStart"/>
       <w:r>
         <w:rPr>
           <w:rStyle w:val="Kiemels2"/>
@@ -1468,7 +1311,6 @@
         </w:rPr>
         <w:t>Code</w:t>
       </w:r>
-      <w:proofErr w:type="spellEnd"/>
       <w:r>
         <w:rPr>
           <w:sz w:val="28"/>
@@ -1490,23 +1332,7 @@
           <w:sz w:val="28"/>
           <w:szCs w:val="28"/>
         </w:rPr>
-        <w:t xml:space="preserve">, amit a Microsoft fejlesztett. A VS </w:t>
-      </w:r>
-      <w:proofErr w:type="spellStart"/>
-      <w:r>
-        <w:rPr>
-          <w:sz w:val="28"/>
-          <w:szCs w:val="28"/>
-        </w:rPr>
-        <w:t>Code</w:t>
-      </w:r>
-      <w:proofErr w:type="spellEnd"/>
-      <w:r>
-        <w:rPr>
-          <w:sz w:val="28"/>
-          <w:szCs w:val="28"/>
-        </w:rPr>
-        <w:t xml:space="preserve"> nem egy hagyományos </w:t>
+        <w:t xml:space="preserve">, amit a Microsoft fejlesztett. A VS Code nem egy hagyományos </w:t>
       </w:r>
       <w:r>
         <w:rPr>
@@ -1522,15 +1348,7 @@
           <w:sz w:val="28"/>
           <w:szCs w:val="28"/>
         </w:rPr>
-        <w:t xml:space="preserve"> (Integrált Fejlesztői </w:t>
-      </w:r>
-      <w:r>
-        <w:rPr>
-          <w:sz w:val="28"/>
-          <w:szCs w:val="28"/>
-        </w:rPr>
-        <w:lastRenderedPageBreak/>
-        <w:t xml:space="preserve">Környezet), hanem inkább egy nagyon </w:t>
+        <w:t xml:space="preserve"> (Integrált Fejlesztői Környezet), hanem inkább egy nagyon </w:t>
       </w:r>
       <w:r>
         <w:rPr>
@@ -1656,7 +1474,6 @@
         </w:rPr>
         <w:t xml:space="preserve"> </w:t>
       </w:r>
-      <w:proofErr w:type="spellStart"/>
       <w:r>
         <w:rPr>
           <w:rStyle w:val="Kiemels2"/>
@@ -1666,150 +1483,37 @@
         </w:rPr>
         <w:t>MySQL</w:t>
       </w:r>
-      <w:proofErr w:type="spellEnd"/>
-    </w:p>
-    <w:p>
-      <w:pPr>
-        <w:jc w:val="both"/>
-        <w:rPr>
-          <w:sz w:val="28"/>
-          <w:szCs w:val="28"/>
-        </w:rPr>
-      </w:pPr>
-      <w:r>
-        <w:rPr>
-          <w:sz w:val="28"/>
-          <w:szCs w:val="28"/>
-        </w:rPr>
-        <w:t xml:space="preserve">A </w:t>
-      </w:r>
-      <w:proofErr w:type="spellStart"/>
-      <w:r>
-        <w:rPr>
-          <w:sz w:val="28"/>
-          <w:szCs w:val="28"/>
-        </w:rPr>
-        <w:t>MySQL</w:t>
-      </w:r>
-      <w:proofErr w:type="spellEnd"/>
-      <w:r>
-        <w:rPr>
-          <w:sz w:val="28"/>
-          <w:szCs w:val="28"/>
-        </w:rPr>
-        <w:t xml:space="preserve"> egy relációs adatbázis-kezelő rendszer (RDBMS), amelyet eredetileg a </w:t>
-      </w:r>
-      <w:proofErr w:type="spellStart"/>
-      <w:r>
-        <w:rPr>
-          <w:sz w:val="28"/>
-          <w:szCs w:val="28"/>
-        </w:rPr>
-        <w:t>MySQL</w:t>
-      </w:r>
-      <w:proofErr w:type="spellEnd"/>
-      <w:r>
-        <w:rPr>
-          <w:sz w:val="28"/>
-          <w:szCs w:val="28"/>
-        </w:rPr>
-        <w:t xml:space="preserve"> AB fejlesztett, majd később az Oracle Corporation vásárolt meg. A </w:t>
-      </w:r>
-      <w:proofErr w:type="spellStart"/>
-      <w:r>
-        <w:rPr>
-          <w:sz w:val="28"/>
-          <w:szCs w:val="28"/>
-        </w:rPr>
-        <w:t>MySQL</w:t>
-      </w:r>
-      <w:proofErr w:type="spellEnd"/>
-      <w:r>
-        <w:rPr>
-          <w:sz w:val="28"/>
-          <w:szCs w:val="28"/>
-        </w:rPr>
-        <w:t xml:space="preserve"> célja, hogy hatékonyan tárolja és kezeli az adatokat a relációs adatbázis-modell segítségével. Az adatokat táblákban szervezi, és lehetőséget biztosít azok manipulálására SQL (</w:t>
-      </w:r>
-      <w:proofErr w:type="spellStart"/>
-      <w:r>
-        <w:rPr>
-          <w:sz w:val="28"/>
-          <w:szCs w:val="28"/>
-        </w:rPr>
-        <w:t>Structured</w:t>
-      </w:r>
-      <w:proofErr w:type="spellEnd"/>
-      <w:r>
-        <w:rPr>
-          <w:sz w:val="28"/>
-          <w:szCs w:val="28"/>
-        </w:rPr>
-        <w:t xml:space="preserve"> </w:t>
-      </w:r>
-      <w:proofErr w:type="spellStart"/>
-      <w:r>
-        <w:rPr>
-          <w:sz w:val="28"/>
-          <w:szCs w:val="28"/>
-        </w:rPr>
-        <w:t>Query</w:t>
-      </w:r>
-      <w:proofErr w:type="spellEnd"/>
-      <w:r>
-        <w:rPr>
-          <w:sz w:val="28"/>
-          <w:szCs w:val="28"/>
-        </w:rPr>
-        <w:t xml:space="preserve"> </w:t>
-      </w:r>
-      <w:proofErr w:type="spellStart"/>
-      <w:r>
-        <w:rPr>
-          <w:sz w:val="28"/>
-          <w:szCs w:val="28"/>
-        </w:rPr>
-        <w:t>Language</w:t>
-      </w:r>
-      <w:proofErr w:type="spellEnd"/>
-      <w:r>
-        <w:rPr>
-          <w:sz w:val="28"/>
-          <w:szCs w:val="28"/>
-        </w:rPr>
-        <w:t>) parancsok segítségével.</w:t>
-      </w:r>
-    </w:p>
-    <w:p>
-      <w:pPr>
-        <w:jc w:val="both"/>
-        <w:rPr>
-          <w:sz w:val="28"/>
-          <w:szCs w:val="28"/>
-        </w:rPr>
-      </w:pPr>
-      <w:r>
-        <w:rPr>
-          <w:sz w:val="28"/>
-          <w:szCs w:val="28"/>
-        </w:rPr>
-        <w:t xml:space="preserve">A </w:t>
-      </w:r>
-      <w:proofErr w:type="spellStart"/>
-      <w:r>
-        <w:rPr>
-          <w:sz w:val="28"/>
-          <w:szCs w:val="28"/>
-        </w:rPr>
-        <w:t>MySQL</w:t>
-      </w:r>
-      <w:proofErr w:type="spellEnd"/>
-      <w:r>
-        <w:rPr>
-          <w:sz w:val="28"/>
-          <w:szCs w:val="28"/>
-        </w:rPr>
-        <w:t xml:space="preserve"> működése az SQL nyelvre épül, amely egy szabványosított nyelv az adatbázisok kezelésére. A felhasználók SQL parancsokkal végezhetnek műveleteket, mint például </w:t>
+    </w:p>
+    <w:p>
+      <w:pPr>
+        <w:jc w:val="both"/>
+        <w:rPr>
+          <w:sz w:val="28"/>
+          <w:szCs w:val="28"/>
+        </w:rPr>
+      </w:pPr>
+      <w:r>
+        <w:rPr>
+          <w:sz w:val="28"/>
+          <w:szCs w:val="28"/>
+        </w:rPr>
+        <w:t>A MySQL egy relációs adatbázis-kezelő rendszer (RDBMS), amelyet eredetileg a MySQL AB fejlesztett, majd később az Oracle Corporation vásárolt meg. A MySQL célja, hogy hatékonyan tárolja és kezeli az adatokat a relációs adatbázis-modell segítségével. Az adatokat táblákban szervezi, és lehetőséget biztosít azok manipulálására SQL (Structured Query Language) parancsok segítségével.</w:t>
+      </w:r>
+    </w:p>
+    <w:p>
+      <w:pPr>
+        <w:jc w:val="both"/>
+        <w:rPr>
+          <w:sz w:val="28"/>
+          <w:szCs w:val="28"/>
+        </w:rPr>
+      </w:pPr>
+      <w:r>
+        <w:rPr>
+          <w:sz w:val="28"/>
+          <w:szCs w:val="28"/>
+        </w:rPr>
+        <w:t xml:space="preserve">A MySQL működése az SQL nyelvre épül, amely egy szabványosított nyelv az adatbázisok kezelésére. A felhasználók SQL parancsokkal végezhetnek műveleteket, mint például </w:t>
       </w:r>
       <w:r>
         <w:rPr>
@@ -1892,23 +1596,7 @@
           <w:sz w:val="28"/>
           <w:szCs w:val="28"/>
         </w:rPr>
-        <w:t xml:space="preserve">. A </w:t>
-      </w:r>
-      <w:proofErr w:type="spellStart"/>
-      <w:r>
-        <w:rPr>
-          <w:sz w:val="28"/>
-          <w:szCs w:val="28"/>
-        </w:rPr>
-        <w:t>MySQL</w:t>
-      </w:r>
-      <w:proofErr w:type="spellEnd"/>
-      <w:r>
-        <w:rPr>
-          <w:sz w:val="28"/>
-          <w:szCs w:val="28"/>
-        </w:rPr>
-        <w:t xml:space="preserve"> rugalmas és képes hatékonyan kezelni különféle méretű adatbázisokat</w:t>
+        <w:t>. A MySQL rugalmas és képes hatékonyan kezelni különféle méretű adatbázisokat</w:t>
       </w:r>
       <w:r>
         <w:rPr>
@@ -2032,7 +1720,6 @@
         </w:rPr>
         <w:t xml:space="preserve"> </w:t>
       </w:r>
-      <w:proofErr w:type="spellStart"/>
       <w:r>
         <w:rPr>
           <w:rStyle w:val="Kiemels2"/>
@@ -2042,102 +1729,21 @@
         </w:rPr>
         <w:t>phpMyAdmin</w:t>
       </w:r>
-      <w:proofErr w:type="spellEnd"/>
-    </w:p>
-    <w:p>
-      <w:pPr>
-        <w:jc w:val="both"/>
-        <w:rPr>
-          <w:sz w:val="28"/>
-          <w:szCs w:val="28"/>
-        </w:rPr>
-      </w:pPr>
-      <w:r>
-        <w:rPr>
-          <w:sz w:val="28"/>
-          <w:szCs w:val="28"/>
-        </w:rPr>
-        <w:t xml:space="preserve">A </w:t>
-      </w:r>
-      <w:proofErr w:type="spellStart"/>
-      <w:r>
-        <w:rPr>
-          <w:sz w:val="28"/>
-          <w:szCs w:val="28"/>
-        </w:rPr>
-        <w:t>phpMyAdmin</w:t>
-      </w:r>
-      <w:proofErr w:type="spellEnd"/>
-      <w:r>
-        <w:rPr>
-          <w:sz w:val="28"/>
-          <w:szCs w:val="28"/>
-        </w:rPr>
-        <w:t xml:space="preserve"> egy nyílt forráskódú, webalapú alkalmazás, amely lehetővé teszi a </w:t>
-      </w:r>
-      <w:proofErr w:type="spellStart"/>
-      <w:r>
-        <w:rPr>
-          <w:sz w:val="28"/>
-          <w:szCs w:val="28"/>
-        </w:rPr>
-        <w:t>MySQL</w:t>
-      </w:r>
-      <w:proofErr w:type="spellEnd"/>
-      <w:r>
-        <w:rPr>
-          <w:sz w:val="28"/>
-          <w:szCs w:val="28"/>
-        </w:rPr>
-        <w:t xml:space="preserve"> (vagy </w:t>
-      </w:r>
-      <w:proofErr w:type="spellStart"/>
-      <w:r>
-        <w:rPr>
-          <w:sz w:val="28"/>
-          <w:szCs w:val="28"/>
-        </w:rPr>
-        <w:t>MariaDB</w:t>
-      </w:r>
-      <w:proofErr w:type="spellEnd"/>
-      <w:r>
-        <w:rPr>
-          <w:sz w:val="28"/>
-          <w:szCs w:val="28"/>
-        </w:rPr>
-        <w:t xml:space="preserve">) adatbázisok egyszerű kezelését és karbantartását. A </w:t>
-      </w:r>
-      <w:proofErr w:type="spellStart"/>
-      <w:r>
-        <w:rPr>
-          <w:sz w:val="28"/>
-          <w:szCs w:val="28"/>
-        </w:rPr>
-        <w:t>phpMyAdmin</w:t>
-      </w:r>
-      <w:proofErr w:type="spellEnd"/>
-      <w:r>
-        <w:rPr>
-          <w:sz w:val="28"/>
-          <w:szCs w:val="28"/>
-        </w:rPr>
-        <w:t xml:space="preserve"> a PHP nyelven íródott, és gyakorlatilag egy grafikus felhasználói felületet biztosít a </w:t>
-      </w:r>
-      <w:proofErr w:type="spellStart"/>
-      <w:r>
-        <w:rPr>
-          <w:sz w:val="28"/>
-          <w:szCs w:val="28"/>
-        </w:rPr>
-        <w:t>MySQL</w:t>
-      </w:r>
-      <w:proofErr w:type="spellEnd"/>
-      <w:r>
-        <w:rPr>
-          <w:sz w:val="28"/>
-          <w:szCs w:val="28"/>
-        </w:rPr>
-        <w:t xml:space="preserve"> adatbázisok számára, amely lehetővé teszi, hogy azok adminisztrációja ne csak parancssoros eszközökkel történjen, hanem egy intuitív, webes felületen keresztül.</w:t>
+    </w:p>
+    <w:p>
+      <w:pPr>
+        <w:jc w:val="both"/>
+        <w:rPr>
+          <w:sz w:val="28"/>
+          <w:szCs w:val="28"/>
+        </w:rPr>
+      </w:pPr>
+      <w:r>
+        <w:rPr>
+          <w:sz w:val="28"/>
+          <w:szCs w:val="28"/>
+        </w:rPr>
+        <w:t>A phpMyAdmin egy nyílt forráskódú, webalapú alkalmazás, amely lehetővé teszi a MySQL (vagy MariaDB) adatbázisok egyszerű kezelését és karbantartását. A phpMyAdmin a PHP nyelven íródott, és gyakorlatilag egy grafikus felhasználói felületet biztosít a MySQL adatbázisok számára, amely lehetővé teszi, hogy azok adminisztrációja ne csak parancssoros eszközökkel történjen, hanem egy intuitív, webes felületen keresztül.</w:t>
       </w:r>
     </w:p>
     <w:p>
@@ -2255,7 +1861,6 @@
         </w:rPr>
         <w:t xml:space="preserve"> </w:t>
       </w:r>
-      <w:proofErr w:type="spellStart"/>
       <w:r>
         <w:rPr>
           <w:b/>
@@ -2265,7 +1870,6 @@
         </w:rPr>
         <w:t>Trello</w:t>
       </w:r>
-      <w:proofErr w:type="spellEnd"/>
     </w:p>
     <w:p>
       <w:pPr>
@@ -2282,7 +1886,6 @@
         </w:rPr>
         <w:t xml:space="preserve">A </w:t>
       </w:r>
-      <w:proofErr w:type="spellStart"/>
       <w:r>
         <w:rPr>
           <w:rStyle w:val="Kiemels2"/>
@@ -2292,7 +1895,6 @@
         </w:rPr>
         <w:t>Trello</w:t>
       </w:r>
-      <w:proofErr w:type="spellEnd"/>
       <w:r>
         <w:rPr>
           <w:sz w:val="28"/>
@@ -2312,23 +1914,7 @@
           <w:sz w:val="28"/>
           <w:szCs w:val="28"/>
         </w:rPr>
-        <w:t xml:space="preserve">rendszerezni a feladataikat és nyomon követni a projekteket. A </w:t>
-      </w:r>
-      <w:proofErr w:type="spellStart"/>
-      <w:r>
-        <w:rPr>
-          <w:sz w:val="28"/>
-          <w:szCs w:val="28"/>
-        </w:rPr>
-        <w:t>Trello</w:t>
-      </w:r>
-      <w:proofErr w:type="spellEnd"/>
-      <w:r>
-        <w:rPr>
-          <w:sz w:val="28"/>
-          <w:szCs w:val="28"/>
-        </w:rPr>
-        <w:t xml:space="preserve"> alapja a </w:t>
+        <w:t xml:space="preserve">rendszerezni a feladataikat és nyomon követni a projekteket. A Trello alapja a </w:t>
       </w:r>
       <w:r>
         <w:rPr>
@@ -2525,18 +2111,8 @@
           <w:sz w:val="36"/>
           <w:szCs w:val="36"/>
         </w:rPr>
-        <w:t xml:space="preserve"> </w:t>
-      </w:r>
-      <w:proofErr w:type="spellStart"/>
-      <w:r>
-        <w:rPr>
-          <w:b/>
-          <w:sz w:val="36"/>
-          <w:szCs w:val="36"/>
-        </w:rPr>
-        <w:t>Github</w:t>
-      </w:r>
-      <w:proofErr w:type="spellEnd"/>
+        <w:t xml:space="preserve"> Github</w:t>
+      </w:r>
     </w:p>
     <w:p>
       <w:pPr>
@@ -2553,25 +2129,25 @@
           <w:szCs w:val="28"/>
           <w:lang w:eastAsia="hu-HU"/>
         </w:rPr>
-        <w:t xml:space="preserve">A GitHub egy online platform, amely lehetővé teszi a programozók és fejlesztők számára, hogy kódot tároljanak, megosszák és együtt dolgozzanak. A GitHub alapja a </w:t>
-      </w:r>
-      <w:proofErr w:type="spellStart"/>
-      <w:r>
+        <w:t>A GitHub egy online platform, amely lehetővé teszi a programozók és fejlesztők számára, hogy kódot tároljanak, megosszák és együtt dolgozzanak. A GitHub alapja a Git verziókezelő rendszer, amely segít a kód módosításainak nyomon követésében. Lehetővé teszi a csapatok számára, hogy könnyen dolgozzanak együtt, bárhol is legyenek, és megoldja a kódban történt változtatások összevonását, valamint a hibák kezelését.</w:t>
+      </w:r>
+    </w:p>
+    <w:p>
+      <w:pPr>
+        <w:jc w:val="both"/>
         <w:rPr>
           <w:sz w:val="28"/>
           <w:szCs w:val="28"/>
           <w:lang w:eastAsia="hu-HU"/>
         </w:rPr>
-        <w:t>Git</w:t>
-      </w:r>
-      <w:proofErr w:type="spellEnd"/>
+      </w:pPr>
       <w:r>
         <w:rPr>
           <w:sz w:val="28"/>
           <w:szCs w:val="28"/>
           <w:lang w:eastAsia="hu-HU"/>
         </w:rPr>
-        <w:t xml:space="preserve"> verziókezelő rendszer, amely segít a kód módosításainak nyomon követésében. Lehetővé teszi a csapatok számára, hogy könnyen dolgozzanak együtt, bárhol is legyenek, és megoldja a kódban történt változtatások összevonását, valamint a hibák kezelését.</w:t>
+        <w:t>A GitHub-on található kódokat "tárházaknak" (repository) hívják, ahol a fejlesztők feltölthetik, módosíthatják és megoszthatják a projektjeiket. A felhasználók különböző jogosultságokkal rendelkezhetnek egy projektben: lehetnek adminisztrátorok, akik teljes hozzáférést kapnak, vagy egyszerű hozzájárulók, akik javaslatokat tehetnek a kód módosítására. A kód frissítéseit és változtatásait "commiteknek" nevezik, és minden commit-hoz megjegyzés is tartozik, hogy könnyen követhetők legyenek a módosítások.</w:t>
       </w:r>
     </w:p>
     <w:p>
@@ -2589,170 +2165,8 @@
           <w:szCs w:val="28"/>
           <w:lang w:eastAsia="hu-HU"/>
         </w:rPr>
-        <w:t>A GitHub-</w:t>
-      </w:r>
-      <w:proofErr w:type="spellStart"/>
-      <w:r>
-        <w:rPr>
-          <w:sz w:val="28"/>
-          <w:szCs w:val="28"/>
-          <w:lang w:eastAsia="hu-HU"/>
-        </w:rPr>
-        <w:t>on</w:t>
-      </w:r>
-      <w:proofErr w:type="spellEnd"/>
-      <w:r>
-        <w:rPr>
-          <w:sz w:val="28"/>
-          <w:szCs w:val="28"/>
-          <w:lang w:eastAsia="hu-HU"/>
-        </w:rPr>
-        <w:t xml:space="preserve"> található kódokat "tárházaknak" (</w:t>
-      </w:r>
-      <w:proofErr w:type="spellStart"/>
-      <w:r>
-        <w:rPr>
-          <w:sz w:val="28"/>
-          <w:szCs w:val="28"/>
-          <w:lang w:eastAsia="hu-HU"/>
-        </w:rPr>
-        <w:t>repository</w:t>
-      </w:r>
-      <w:proofErr w:type="spellEnd"/>
-      <w:r>
-        <w:rPr>
-          <w:sz w:val="28"/>
-          <w:szCs w:val="28"/>
-          <w:lang w:eastAsia="hu-HU"/>
-        </w:rPr>
-        <w:t>) hívják, ahol a fejlesztők feltölthetik, módosíthatják és megoszthatják a projektjeiket. A felhasználók különböző jogosultságokkal rendelkezhetnek egy projektben: lehetnek adminisztrátorok, akik teljes hozzáférést kapnak, vagy egyszerű hozzájárulók, akik javaslatokat tehetnek a kód módosítására. A kód frissítéseit és változtatásait "</w:t>
-      </w:r>
-      <w:proofErr w:type="spellStart"/>
-      <w:r>
-        <w:rPr>
-          <w:sz w:val="28"/>
-          <w:szCs w:val="28"/>
-          <w:lang w:eastAsia="hu-HU"/>
-        </w:rPr>
-        <w:t>commiteknek</w:t>
-      </w:r>
-      <w:proofErr w:type="spellEnd"/>
-      <w:r>
-        <w:rPr>
-          <w:sz w:val="28"/>
-          <w:szCs w:val="28"/>
-          <w:lang w:eastAsia="hu-HU"/>
-        </w:rPr>
-        <w:t xml:space="preserve">" nevezik, és minden </w:t>
-      </w:r>
-      <w:proofErr w:type="spellStart"/>
-      <w:r>
-        <w:rPr>
-          <w:sz w:val="28"/>
-          <w:szCs w:val="28"/>
-          <w:lang w:eastAsia="hu-HU"/>
-        </w:rPr>
-        <w:t>commit</w:t>
-      </w:r>
-      <w:proofErr w:type="spellEnd"/>
-      <w:r>
-        <w:rPr>
-          <w:sz w:val="28"/>
-          <w:szCs w:val="28"/>
-          <w:lang w:eastAsia="hu-HU"/>
-        </w:rPr>
-        <w:t>-hoz megjegyzés is tartozik, hogy könnyen követhetők legyenek a módosítások.</w:t>
-      </w:r>
-    </w:p>
-    <w:p>
-      <w:pPr>
-        <w:jc w:val="both"/>
-        <w:rPr>
-          <w:sz w:val="28"/>
-          <w:szCs w:val="28"/>
-          <w:lang w:eastAsia="hu-HU"/>
-        </w:rPr>
-      </w:pPr>
-      <w:r>
-        <w:rPr>
-          <w:sz w:val="28"/>
-          <w:szCs w:val="28"/>
-          <w:lang w:eastAsia="hu-HU"/>
-        </w:rPr>
         <w:lastRenderedPageBreak/>
-        <w:t>A GitHub lehetővé teszi a "</w:t>
-      </w:r>
-      <w:proofErr w:type="spellStart"/>
-      <w:r>
-        <w:rPr>
-          <w:sz w:val="28"/>
-          <w:szCs w:val="28"/>
-          <w:lang w:eastAsia="hu-HU"/>
-        </w:rPr>
-        <w:t>pull</w:t>
-      </w:r>
-      <w:proofErr w:type="spellEnd"/>
-      <w:r>
-        <w:rPr>
-          <w:sz w:val="28"/>
-          <w:szCs w:val="28"/>
-          <w:lang w:eastAsia="hu-HU"/>
-        </w:rPr>
-        <w:t xml:space="preserve"> </w:t>
-      </w:r>
-      <w:proofErr w:type="spellStart"/>
-      <w:r>
-        <w:rPr>
-          <w:sz w:val="28"/>
-          <w:szCs w:val="28"/>
-          <w:lang w:eastAsia="hu-HU"/>
-        </w:rPr>
-        <w:t>requestek</w:t>
-      </w:r>
-      <w:proofErr w:type="spellEnd"/>
-      <w:r>
-        <w:rPr>
-          <w:sz w:val="28"/>
-          <w:szCs w:val="28"/>
-          <w:lang w:eastAsia="hu-HU"/>
-        </w:rPr>
-        <w:t xml:space="preserve">" létrehozását is, amelyek segítségével a fejlesztők javasolhatják, hogy egy másik fejlesztő kódját integrálják a projektbe. A </w:t>
-      </w:r>
-      <w:proofErr w:type="spellStart"/>
-      <w:r>
-        <w:rPr>
-          <w:sz w:val="28"/>
-          <w:szCs w:val="28"/>
-          <w:lang w:eastAsia="hu-HU"/>
-        </w:rPr>
-        <w:t>pull</w:t>
-      </w:r>
-      <w:proofErr w:type="spellEnd"/>
-      <w:r>
-        <w:rPr>
-          <w:sz w:val="28"/>
-          <w:szCs w:val="28"/>
-          <w:lang w:eastAsia="hu-HU"/>
-        </w:rPr>
-        <w:t xml:space="preserve"> </w:t>
-      </w:r>
-      <w:proofErr w:type="spellStart"/>
-      <w:r>
-        <w:rPr>
-          <w:sz w:val="28"/>
-          <w:szCs w:val="28"/>
-          <w:lang w:eastAsia="hu-HU"/>
-        </w:rPr>
-        <w:t>requestek</w:t>
-      </w:r>
-      <w:proofErr w:type="spellEnd"/>
-      <w:r>
-        <w:rPr>
-          <w:sz w:val="28"/>
-          <w:szCs w:val="28"/>
-          <w:lang w:eastAsia="hu-HU"/>
-        </w:rPr>
-        <w:t xml:space="preserve"> segítenek a kód átvizsgálásában és a hibák észlelésében.</w:t>
+        <w:t>A GitHub lehetővé teszi a "pull requestek" létrehozását is, amelyek segítségével a fejlesztők javasolhatják, hogy egy másik fejlesztő kódját integrálják a projektbe. A pull requestek segítenek a kód átvizsgálásában és a hibák észlelésében.</w:t>
       </w:r>
     </w:p>
     <w:p>
@@ -2913,23 +2327,7 @@
           <w:sz w:val="28"/>
           <w:szCs w:val="28"/>
         </w:rPr>
-        <w:t xml:space="preserve">A </w:t>
-      </w:r>
-      <w:proofErr w:type="spellStart"/>
-      <w:r>
-        <w:rPr>
-          <w:sz w:val="28"/>
-          <w:szCs w:val="28"/>
-        </w:rPr>
-        <w:t>React</w:t>
-      </w:r>
-      <w:proofErr w:type="spellEnd"/>
-      <w:r>
-        <w:rPr>
-          <w:sz w:val="28"/>
-          <w:szCs w:val="28"/>
-        </w:rPr>
-        <w:t xml:space="preserve"> egy népszerű JavaScript könyvtár, amelyet a Facebook fejlesztett ki, és főként felhasználói felületek (UI) létrehozására használnak. A célja, hogy megkönnyítse a modern, interaktív és dinamikus webalkalmazások fejlesztését.</w:t>
+        <w:t>A React egy népszerű JavaScript könyvtár, amelyet a Facebook fejlesztett ki, és főként felhasználói felületek (UI) létrehozására használnak. A célja, hogy megkönnyítse a modern, interaktív és dinamikus webalkalmazások fejlesztését.</w:t>
       </w:r>
     </w:p>
     <w:p>
@@ -2957,23 +2355,7 @@
           <w:sz w:val="28"/>
           <w:szCs w:val="28"/>
         </w:rPr>
-        <w:t>, amelyek kisebb, újrahasznosítható részek. Minden komponens önállóan működik, saját adatokkal (</w:t>
-      </w:r>
-      <w:proofErr w:type="spellStart"/>
-      <w:r>
-        <w:rPr>
-          <w:sz w:val="28"/>
-          <w:szCs w:val="28"/>
-        </w:rPr>
-        <w:t>state</w:t>
-      </w:r>
-      <w:proofErr w:type="spellEnd"/>
-      <w:r>
-        <w:rPr>
-          <w:sz w:val="28"/>
-          <w:szCs w:val="28"/>
-        </w:rPr>
-        <w:t>) és viselkedéssel. Ez lehetővé teszi, hogy könnyebben kezelhető és karbantartható legyen a kód.</w:t>
+        <w:t>, amelyek kisebb, újrahasznosítható részek. Minden komponens önállóan működik, saját adatokkal (state) és viselkedéssel. Ez lehetővé teszi, hogy könnyebben kezelhető és karbantartható legyen a kód.</w:t>
       </w:r>
     </w:p>
     <w:p>
@@ -3046,32 +2428,23 @@
           <w:sz w:val="36"/>
           <w:szCs w:val="36"/>
         </w:rPr>
-        <w:t xml:space="preserve">ASP.NET Web </w:t>
-      </w:r>
-      <w:proofErr w:type="spellStart"/>
-      <w:r>
-        <w:rPr>
-          <w:b/>
-          <w:sz w:val="36"/>
-          <w:szCs w:val="36"/>
-        </w:rPr>
-        <w:t>Api</w:t>
-      </w:r>
-      <w:proofErr w:type="spellEnd"/>
-    </w:p>
-    <w:p>
-      <w:pPr>
-        <w:jc w:val="both"/>
-        <w:rPr>
-          <w:sz w:val="28"/>
-          <w:szCs w:val="28"/>
-        </w:rPr>
-      </w:pPr>
-      <w:r>
-        <w:rPr>
-          <w:sz w:val="28"/>
-          <w:szCs w:val="28"/>
-        </w:rPr>
+        <w:t>ASP.NET Web Api</w:t>
+      </w:r>
+    </w:p>
+    <w:p>
+      <w:pPr>
+        <w:jc w:val="both"/>
+        <w:rPr>
+          <w:sz w:val="28"/>
+          <w:szCs w:val="28"/>
+        </w:rPr>
+      </w:pPr>
+      <w:r>
+        <w:rPr>
+          <w:sz w:val="28"/>
+          <w:szCs w:val="28"/>
+        </w:rPr>
+        <w:lastRenderedPageBreak/>
         <w:t xml:space="preserve">Az </w:t>
       </w:r>
       <w:r>
@@ -3088,31 +2461,7 @@
           <w:sz w:val="28"/>
           <w:szCs w:val="28"/>
         </w:rPr>
-        <w:t xml:space="preserve"> egy C# nyelvvel gyakran használt keretrendszer, amely lehetővé teszi </w:t>
-      </w:r>
-      <w:proofErr w:type="spellStart"/>
-      <w:r>
-        <w:rPr>
-          <w:sz w:val="28"/>
-          <w:szCs w:val="28"/>
-        </w:rPr>
-        <w:t>RESTful</w:t>
-      </w:r>
-      <w:proofErr w:type="spellEnd"/>
-      <w:r>
-        <w:rPr>
-          <w:sz w:val="28"/>
-          <w:szCs w:val="28"/>
-        </w:rPr>
-        <w:t xml:space="preserve"> API-k fejlesztését. A Web API segítségével egyszerűen hozhatsz létre HTTP-alapú szolgáltatásokat, amelyek JSON vagy XML </w:t>
-      </w:r>
-      <w:r>
-        <w:rPr>
-          <w:sz w:val="28"/>
-          <w:szCs w:val="28"/>
-        </w:rPr>
-        <w:lastRenderedPageBreak/>
-        <w:t>formátumban küldenek és fogadnak adatokat. A C# erejét kihasználva könnyen írhatóak a logika, a kontroller osztályok, és az útvonaltérkép, amelyek meghatározzák, hogyan kezelje az alkalmazás a beérkező kéréseket.</w:t>
+        <w:t xml:space="preserve"> egy C# nyelvvel gyakran használt keretrendszer, amely lehetővé teszi RESTful API-k fejlesztését. A Web API segítségével egyszerűen hozhatsz létre HTTP-alapú szolgáltatásokat, amelyek JSON vagy XML formátumban küldenek és fogadnak adatokat. A C# erejét kihasználva könnyen írhatóak a logika, a kontroller osztályok, és az útvonaltérkép, amelyek meghatározzák, hogyan kezelje az alkalmazás a beérkező kéréseket.</w:t>
       </w:r>
     </w:p>
     <w:p>
@@ -3227,87 +2576,7 @@
           <w:sz w:val="28"/>
           <w:szCs w:val="28"/>
         </w:rPr>
-        <w:t>A HTML (</w:t>
-      </w:r>
-      <w:proofErr w:type="spellStart"/>
-      <w:r>
-        <w:rPr>
-          <w:sz w:val="28"/>
-          <w:szCs w:val="28"/>
-        </w:rPr>
-        <w:t>HyperText</w:t>
-      </w:r>
-      <w:proofErr w:type="spellEnd"/>
-      <w:r>
-        <w:rPr>
-          <w:sz w:val="28"/>
-          <w:szCs w:val="28"/>
-        </w:rPr>
-        <w:t xml:space="preserve"> </w:t>
-      </w:r>
-      <w:proofErr w:type="spellStart"/>
-      <w:r>
-        <w:rPr>
-          <w:sz w:val="28"/>
-          <w:szCs w:val="28"/>
-        </w:rPr>
-        <w:t>Markup</w:t>
-      </w:r>
-      <w:proofErr w:type="spellEnd"/>
-      <w:r>
-        <w:rPr>
-          <w:sz w:val="28"/>
-          <w:szCs w:val="28"/>
-        </w:rPr>
-        <w:t xml:space="preserve"> </w:t>
-      </w:r>
-      <w:proofErr w:type="spellStart"/>
-      <w:r>
-        <w:rPr>
-          <w:sz w:val="28"/>
-          <w:szCs w:val="28"/>
-        </w:rPr>
-        <w:t>Language</w:t>
-      </w:r>
-      <w:proofErr w:type="spellEnd"/>
-      <w:r>
-        <w:rPr>
-          <w:sz w:val="28"/>
-          <w:szCs w:val="28"/>
-        </w:rPr>
-        <w:t xml:space="preserve">) a weboldalak szerkezetét és tartalmát meghatározó jelölőnyelv, amely tagekből épül fel. Hierarchikus felépítésű, a dokumentum </w:t>
-      </w:r>
-      <w:proofErr w:type="spellStart"/>
-      <w:r>
-        <w:rPr>
-          <w:sz w:val="28"/>
-          <w:szCs w:val="28"/>
-        </w:rPr>
-        <w:t>metaadatokat</w:t>
-      </w:r>
-      <w:proofErr w:type="spellEnd"/>
-      <w:r>
-        <w:rPr>
-          <w:sz w:val="28"/>
-          <w:szCs w:val="28"/>
-        </w:rPr>
-        <w:t xml:space="preserve"> és vizuális elemeket is tartalmaz. A HTML5 új szerkezeti elemeket, natív multimédiás támogatást és fejlettebb űrlapkezelést biztosít. </w:t>
-      </w:r>
-      <w:proofErr w:type="spellStart"/>
-      <w:r>
-        <w:rPr>
-          <w:sz w:val="28"/>
-          <w:szCs w:val="28"/>
-        </w:rPr>
-        <w:t>Reszponzivitása</w:t>
-      </w:r>
-      <w:proofErr w:type="spellEnd"/>
-      <w:r>
-        <w:rPr>
-          <w:sz w:val="28"/>
-          <w:szCs w:val="28"/>
-        </w:rPr>
-        <w:t xml:space="preserve"> CSS és JavaScript segítségével alakítható, lehetővé téve az interaktív és dinamikus weboldalak fejlesztését.</w:t>
+        <w:t>A HTML (HyperText Markup Language) a weboldalak szerkezetét és tartalmát meghatározó jelölőnyelv, amely tagekből épül fel. Hierarchikus felépítésű, a dokumentum metaadatokat és vizuális elemeket is tartalmaz. A HTML5 új szerkezeti elemeket, natív multimédiás támogatást és fejlettebb űrlapkezelést biztosít. Reszponzivitása CSS és JavaScript segítségével alakítható, lehetővé téve az interaktív és dinamikus weboldalak fejlesztését.</w:t>
       </w:r>
     </w:p>
     <w:p>
@@ -3360,6 +2629,7 @@
           <w:sz w:val="28"/>
           <w:szCs w:val="28"/>
         </w:rPr>
+        <w:lastRenderedPageBreak/>
         <w:drawing>
           <wp:inline distT="0" distB="0" distL="0" distR="0" wp14:anchorId="10E32E85" wp14:editId="3F7433DF">
             <wp:extent cx="2857500" cy="1600200"/>
@@ -3440,72 +2710,7 @@
           <w:sz w:val="28"/>
           <w:szCs w:val="28"/>
         </w:rPr>
-        <w:lastRenderedPageBreak/>
-        <w:t>A CSS (</w:t>
-      </w:r>
-      <w:proofErr w:type="spellStart"/>
-      <w:r>
-        <w:rPr>
-          <w:sz w:val="28"/>
-          <w:szCs w:val="28"/>
-        </w:rPr>
-        <w:t>Cascading</w:t>
-      </w:r>
-      <w:proofErr w:type="spellEnd"/>
-      <w:r>
-        <w:rPr>
-          <w:sz w:val="28"/>
-          <w:szCs w:val="28"/>
-        </w:rPr>
-        <w:t xml:space="preserve"> </w:t>
-      </w:r>
-      <w:proofErr w:type="spellStart"/>
-      <w:r>
-        <w:rPr>
-          <w:sz w:val="28"/>
-          <w:szCs w:val="28"/>
-        </w:rPr>
-        <w:t>Style</w:t>
-      </w:r>
-      <w:proofErr w:type="spellEnd"/>
-      <w:r>
-        <w:rPr>
-          <w:sz w:val="28"/>
-          <w:szCs w:val="28"/>
-        </w:rPr>
-        <w:t xml:space="preserve"> </w:t>
-      </w:r>
-      <w:proofErr w:type="spellStart"/>
-      <w:r>
-        <w:rPr>
-          <w:sz w:val="28"/>
-          <w:szCs w:val="28"/>
-        </w:rPr>
-        <w:t>Sheets</w:t>
-      </w:r>
-      <w:proofErr w:type="spellEnd"/>
-      <w:r>
-        <w:rPr>
-          <w:sz w:val="28"/>
-          <w:szCs w:val="28"/>
-        </w:rPr>
-        <w:t xml:space="preserve">) a weboldalak megjelenését és formázását szabályozó nyelv. Lehetővé teszi az elemek színezését, méretezését, pozicionálását és animációját. A stílusokat szelektorok segítségével lehet alkalmazni, külső, belső vagy </w:t>
-      </w:r>
-      <w:proofErr w:type="spellStart"/>
-      <w:r>
-        <w:rPr>
-          <w:sz w:val="28"/>
-          <w:szCs w:val="28"/>
-        </w:rPr>
-        <w:t>inline</w:t>
-      </w:r>
-      <w:proofErr w:type="spellEnd"/>
-      <w:r>
-        <w:rPr>
-          <w:sz w:val="28"/>
-          <w:szCs w:val="28"/>
-        </w:rPr>
-        <w:t xml:space="preserve"> módon. A CSS3 új lehetőségeket hozott, például rugalmas elrendezéseket, árnyékokat, áttűnéseket és reszponzív design támogatást.</w:t>
+        <w:t>A CSS (Cascading Style Sheets) a weboldalak megjelenését és formázását szabályozó nyelv. Lehetővé teszi az elemek színezését, méretezését, pozicionálását és animációját. A stílusokat szelektorok segítségével lehet alkalmazni, külső, belső vagy inline módon. A CSS3 új lehetőségeket hozott, például rugalmas elrendezéseket, árnyékokat, áttűnéseket és reszponzív design támogatást.</w:t>
       </w:r>
     </w:p>
     <w:p>
@@ -3594,19 +2799,8 @@
           <w:sz w:val="36"/>
           <w:szCs w:val="36"/>
         </w:rPr>
-        <w:t xml:space="preserve">1.11 </w:t>
-      </w:r>
-      <w:proofErr w:type="spellStart"/>
-      <w:r>
-        <w:rPr>
-          <w:b/>
-          <w:bCs/>
-          <w:sz w:val="36"/>
-          <w:szCs w:val="36"/>
-        </w:rPr>
-        <w:t>Javascript</w:t>
-      </w:r>
-      <w:proofErr w:type="spellEnd"/>
+        <w:t>1.11 Javascript</w:t>
+      </w:r>
     </w:p>
     <w:p>
       <w:pPr>
@@ -3680,7 +2874,6 @@
           <w:sz w:val="36"/>
           <w:szCs w:val="36"/>
         </w:rPr>
-        <w:lastRenderedPageBreak/>
         <w:drawing>
           <wp:inline distT="0" distB="0" distL="0" distR="0" wp14:anchorId="4B3EC97D" wp14:editId="5589D5AF">
             <wp:extent cx="2867025" cy="1590675"/>
@@ -3745,50 +2938,23 @@
           <w:sz w:val="36"/>
           <w:szCs w:val="36"/>
         </w:rPr>
-        <w:t xml:space="preserve">1.12 </w:t>
-      </w:r>
-      <w:proofErr w:type="spellStart"/>
-      <w:r>
-        <w:rPr>
-          <w:b/>
-          <w:bCs/>
-          <w:sz w:val="36"/>
-          <w:szCs w:val="36"/>
-        </w:rPr>
-        <w:t>Bootstrap</w:t>
-      </w:r>
-      <w:proofErr w:type="spellEnd"/>
-    </w:p>
-    <w:p>
-      <w:pPr>
-        <w:jc w:val="both"/>
-        <w:rPr>
-          <w:sz w:val="28"/>
-          <w:szCs w:val="28"/>
-        </w:rPr>
-      </w:pPr>
-      <w:r>
-        <w:rPr>
-          <w:sz w:val="28"/>
-          <w:szCs w:val="28"/>
-        </w:rPr>
-        <w:t xml:space="preserve">A </w:t>
-      </w:r>
-      <w:proofErr w:type="spellStart"/>
-      <w:r>
-        <w:rPr>
-          <w:sz w:val="28"/>
-          <w:szCs w:val="28"/>
-        </w:rPr>
-        <w:t>Bootstrap</w:t>
-      </w:r>
-      <w:proofErr w:type="spellEnd"/>
-      <w:r>
-        <w:rPr>
-          <w:sz w:val="28"/>
-          <w:szCs w:val="28"/>
-        </w:rPr>
-        <w:t xml:space="preserve"> egy nyílt forráskódú CSS keretrendszer, amely megkönnyíti a reszponzív és modern weboldalak fejlesztését. Tartalmaz előre definiált rácsrendszert, komponenseket és stílusokat, amelyeket CSS és JavaScript segítségével lehet testre szabni. Mobilbarát kialakításra optimalizált, és natív támogatást nyújt gombokhoz, űrlapokhoz, navigációhoz és modális ablakokhoz.</w:t>
+        <w:t>1.12 Bootstrap</w:t>
+      </w:r>
+    </w:p>
+    <w:p>
+      <w:pPr>
+        <w:jc w:val="both"/>
+        <w:rPr>
+          <w:sz w:val="28"/>
+          <w:szCs w:val="28"/>
+        </w:rPr>
+      </w:pPr>
+      <w:r>
+        <w:rPr>
+          <w:sz w:val="28"/>
+          <w:szCs w:val="28"/>
+        </w:rPr>
+        <w:t>A Bootstrap egy nyílt forráskódú CSS keretrendszer, amely megkönnyíti a reszponzív és modern weboldalak fejlesztését. Tartalmaz előre definiált rácsrendszert, komponenseket és stílusokat, amelyeket CSS és JavaScript segítségével lehet testre szabni. Mobilbarát kialakításra optimalizált, és natív támogatást nyújt gombokhoz, űrlapokhoz, navigációhoz és modális ablakokhoz.</w:t>
       </w:r>
     </w:p>
     <w:p>
@@ -3936,7 +3102,15 @@
           <w:sz w:val="28"/>
           <w:szCs w:val="28"/>
         </w:rPr>
-        <w:t>A C# egy objektumorientált, típusosan erős programozási nyelv, amelyet a Microsoft fejlesztett ki. Főként .NET környezetben használják asztali, webes és mobilalkalmazások fejlesztésére. Támogatja az öröklődést, polimorfizmust, aszinkron programozást és LINQ-alapú adatkezelést. Modern szintaxisa és gazdag standard könyvtára megkönnyíti a hatékony és biztonságos alkalmazásfejlesztést.</w:t>
+        <w:t xml:space="preserve">A C# egy objektumorientált, típusosan erős programozási nyelv, amelyet a Microsoft fejlesztett ki. Főként .NET környezetben használják asztali, webes és mobilalkalmazások fejlesztésére. Támogatja az öröklődést, </w:t>
+      </w:r>
+      <w:r>
+        <w:rPr>
+          <w:sz w:val="28"/>
+          <w:szCs w:val="28"/>
+        </w:rPr>
+        <w:lastRenderedPageBreak/>
+        <w:t>polimorfizmust, aszinkron programozást és LINQ-alapú adatkezelést. Modern szintaxisa és gazdag standard könyvtára megkönnyíti a hatékony és biztonságos alkalmazásfejlesztést.</w:t>
       </w:r>
     </w:p>
     <w:p>
@@ -3972,11 +3146,8 @@
           <w:sz w:val="52"/>
           <w:szCs w:val="52"/>
         </w:rPr>
-        <w:lastRenderedPageBreak/>
         <w:t>Felhasználói dokumentáció</w:t>
       </w:r>
-      <w:bookmarkStart w:id="0" w:name="_GoBack"/>
-      <w:bookmarkEnd w:id="0"/>
     </w:p>
     <w:p>
       <w:pPr>
@@ -4002,15 +3173,134 @@
       <w:pPr>
         <w:jc w:val="both"/>
         <w:rPr>
-          <w:b/>
-          <w:bCs/>
           <w:sz w:val="32"/>
           <w:szCs w:val="32"/>
         </w:rPr>
       </w:pPr>
+      <w:hyperlink r:id="rId23" w:history="1">
+        <w:r>
+          <w:rPr>
+            <w:rStyle w:val="Hiperhivatkozs"/>
+            <w:sz w:val="32"/>
+            <w:szCs w:val="32"/>
+          </w:rPr>
+          <w:t>https://hu.wikipedia.org/wiki/C_Sharp</w:t>
+        </w:r>
+      </w:hyperlink>
+      <w:r>
+        <w:rPr>
+          <w:sz w:val="32"/>
+          <w:szCs w:val="32"/>
+        </w:rPr>
+        <w:t xml:space="preserve"> - 2025.03.17.</w:t>
+      </w:r>
+    </w:p>
+    <w:p>
+      <w:pPr>
+        <w:jc w:val="both"/>
+        <w:rPr>
+          <w:sz w:val="32"/>
+          <w:szCs w:val="32"/>
+        </w:rPr>
+      </w:pPr>
+      <w:hyperlink r:id="rId24" w:history="1">
+        <w:r>
+          <w:rPr>
+            <w:rStyle w:val="Hiperhivatkozs"/>
+            <w:sz w:val="32"/>
+            <w:szCs w:val="32"/>
+          </w:rPr>
+          <w:t>https://en.wikipedia.org/wiki/Trello</w:t>
+        </w:r>
+      </w:hyperlink>
+      <w:r>
+        <w:rPr>
+          <w:sz w:val="32"/>
+          <w:szCs w:val="32"/>
+        </w:rPr>
+        <w:t xml:space="preserve"> - 2025.03.17.</w:t>
+      </w:r>
+    </w:p>
+    <w:p>
+      <w:pPr>
+        <w:jc w:val="both"/>
+        <w:rPr>
+          <w:sz w:val="32"/>
+          <w:szCs w:val="32"/>
+        </w:rPr>
+      </w:pPr>
+      <w:hyperlink r:id="rId25" w:history="1">
+        <w:r>
+          <w:rPr>
+            <w:rStyle w:val="Hiperhivatkozs"/>
+            <w:sz w:val="32"/>
+            <w:szCs w:val="32"/>
+          </w:rPr>
+          <w:t>https://en.wikipedia.org/wiki/HTML</w:t>
+        </w:r>
+      </w:hyperlink>
+      <w:r>
+        <w:rPr>
+          <w:sz w:val="32"/>
+          <w:szCs w:val="32"/>
+        </w:rPr>
+        <w:t xml:space="preserve"> - 2025.03.17.</w:t>
+      </w:r>
+    </w:p>
+    <w:p>
+      <w:pPr>
+        <w:jc w:val="both"/>
+        <w:rPr>
+          <w:sz w:val="32"/>
+          <w:szCs w:val="32"/>
+        </w:rPr>
+      </w:pPr>
+      <w:hyperlink r:id="rId26" w:history="1">
+        <w:r>
+          <w:rPr>
+            <w:rStyle w:val="Hiperhivatkozs"/>
+            <w:sz w:val="32"/>
+            <w:szCs w:val="32"/>
+          </w:rPr>
+          <w:t>https://www.oracle.com/mysql/what-is-mysql/</w:t>
+        </w:r>
+      </w:hyperlink>
+      <w:r>
+        <w:rPr>
+          <w:sz w:val="32"/>
+          <w:szCs w:val="32"/>
+        </w:rPr>
+        <w:t xml:space="preserve"> - 2025.03.17.</w:t>
+      </w:r>
+    </w:p>
+    <w:p>
+      <w:pPr>
+        <w:jc w:val="both"/>
+        <w:rPr>
+          <w:sz w:val="32"/>
+          <w:szCs w:val="32"/>
+        </w:rPr>
+      </w:pPr>
+      <w:hyperlink r:id="rId27" w:history="1">
+        <w:r>
+          <w:rPr>
+            <w:rStyle w:val="Hiperhivatkozs"/>
+            <w:sz w:val="32"/>
+            <w:szCs w:val="32"/>
+          </w:rPr>
+          <w:t>https://en.wikipedia.org/wiki/React_(software)</w:t>
+        </w:r>
+      </w:hyperlink>
+      <w:r>
+        <w:rPr>
+          <w:sz w:val="32"/>
+          <w:szCs w:val="32"/>
+        </w:rPr>
+        <w:t xml:space="preserve"> – 2025.03.17.</w:t>
+      </w:r>
     </w:p>
     <w:sectPr>
-      <w:footerReference w:type="default" r:id="rId23"/>
+      <w:footerReference w:type="default" r:id="rId28"/>
       <w:pgSz w:w="11906" w:h="16838"/>
       <w:pgMar w:top="1417" w:right="1417" w:bottom="1417" w:left="1417" w:header="708" w:footer="708" w:gutter="0"/>
       <w:cols w:space="708"/>
@@ -4021,7 +3311,7 @@
 </file>
 
 <file path=word/endnotes.xml><?xml version="1.0" encoding="utf-8"?>
-<w:endnotes xmlns:wpc="http://schemas.microsoft.com/office/word/2010/wordprocessingCanvas" xmlns:cx="http://schemas.microsoft.com/office/drawing/2014/chartex" xmlns:cx1="http://schemas.microsoft.com/office/drawing/2015/9/8/chartex" xmlns:cx2="http://schemas.microsoft.com/office/drawing/2015/10/21/chartex" xmlns:cx3="http://schemas.microsoft.com/office/drawing/2016/5/9/chartex" xmlns:cx4="http://schemas.microsoft.com/office/drawing/2016/5/10/chartex" xmlns:cx5="http://schemas.microsoft.com/office/drawing/2016/5/11/chartex" xmlns:cx6="http://schemas.microsoft.com/office/drawing/2016/5/12/chartex" xmlns:cx7="http://schemas.microsoft.com/office/drawing/2016/5/13/chartex" xmlns:cx8="http://schemas.microsoft.com/office/drawing/2016/5/14/chartex" xmlns:mc="http://schemas.openxmlformats.org/markup-compatibility/2006" xmlns:aink="http://schemas.microsoft.com/office/drawing/2016/ink" xmlns:am3d="http://schemas.microsoft.com/office/drawing/2017/model3d" xmlns:o="urn:schemas-microsoft-com:office:office" xmlns:r="http://schemas.openxmlformats.org/officeDocument/2006/relationships" xmlns:m="http://schemas.openxmlformats.org/officeDocument/2006/math" xmlns:v="urn:schemas-microsoft-com:vml" xmlns:wp14="http://schemas.microsoft.com/office/word/2010/wordprocessingDrawing" xmlns:wp="http://schemas.openxmlformats.org/drawingml/2006/wordprocessingDrawing" xmlns:w10="urn:schemas-microsoft-com:office:word" xmlns:w="http://schemas.openxmlformats.org/wordprocessingml/2006/main" xmlns:w14="http://schemas.microsoft.com/office/word/2010/wordml" xmlns:w15="http://schemas.microsoft.com/office/word/2012/wordml" xmlns:w16cid="http://schemas.microsoft.com/office/word/2016/wordml/cid" xmlns:w16se="http://schemas.microsoft.com/office/word/2015/wordml/symex" xmlns:wpg="http://schemas.microsoft.com/office/word/2010/wordprocessingGroup" xmlns:wpi="http://schemas.microsoft.com/office/word/2010/wordprocessingInk" xmlns:wne="http://schemas.microsoft.com/office/word/2006/wordml" xmlns:wps="http://schemas.microsoft.com/office/word/2010/wordprocessingShape" mc:Ignorable="w14 w15 w16se w16cid wp14">
+<w:endnotes xmlns:wpc="http://schemas.microsoft.com/office/word/2010/wordprocessingCanvas" xmlns:cx="http://schemas.microsoft.com/office/drawing/2014/chartex" xmlns:cx1="http://schemas.microsoft.com/office/drawing/2015/9/8/chartex" xmlns:cx2="http://schemas.microsoft.com/office/drawing/2015/10/21/chartex" xmlns:cx3="http://schemas.microsoft.com/office/drawing/2016/5/9/chartex" xmlns:cx4="http://schemas.microsoft.com/office/drawing/2016/5/10/chartex" xmlns:cx5="http://schemas.microsoft.com/office/drawing/2016/5/11/chartex" xmlns:cx6="http://schemas.microsoft.com/office/drawing/2016/5/12/chartex" xmlns:cx7="http://schemas.microsoft.com/office/drawing/2016/5/13/chartex" xmlns:cx8="http://schemas.microsoft.com/office/drawing/2016/5/14/chartex" xmlns:mc="http://schemas.openxmlformats.org/markup-compatibility/2006" xmlns:aink="http://schemas.microsoft.com/office/drawing/2016/ink" xmlns:am3d="http://schemas.microsoft.com/office/drawing/2017/model3d" xmlns:o="urn:schemas-microsoft-com:office:office" xmlns:oel="http://schemas.microsoft.com/office/2019/extlst" xmlns:r="http://schemas.openxmlformats.org/officeDocument/2006/relationships" xmlns:m="http://schemas.openxmlformats.org/officeDocument/2006/math" xmlns:v="urn:schemas-microsoft-com:vml" xmlns:wp14="http://schemas.microsoft.com/office/word/2010/wordprocessingDrawing" xmlns:wp="http://schemas.openxmlformats.org/drawingml/2006/wordprocessingDrawing" xmlns:w10="urn:schemas-microsoft-com:office:word" xmlns:w="http://schemas.openxmlformats.org/wordprocessingml/2006/main" xmlns:w14="http://schemas.microsoft.com/office/word/2010/wordml" xmlns:w15="http://schemas.microsoft.com/office/word/2012/wordml" xmlns:w16cex="http://schemas.microsoft.com/office/word/2018/wordml/cex" xmlns:w16cid="http://schemas.microsoft.com/office/word/2016/wordml/cid" xmlns:w16="http://schemas.microsoft.com/office/word/2018/wordml" xmlns:w16du="http://schemas.microsoft.com/office/word/2023/wordml/word16du" xmlns:w16sdtdh="http://schemas.microsoft.com/office/word/2020/wordml/sdtdatahash" xmlns:w16sdtfl="http://schemas.microsoft.com/office/word/2024/wordml/sdtformatlock" xmlns:w16se="http://schemas.microsoft.com/office/word/2015/wordml/symex" xmlns:wpg="http://schemas.microsoft.com/office/word/2010/wordprocessingGroup" xmlns:wpi="http://schemas.microsoft.com/office/word/2010/wordprocessingInk" xmlns:wne="http://schemas.microsoft.com/office/word/2006/wordml" xmlns:wps="http://schemas.microsoft.com/office/word/2010/wordprocessingShape" mc:Ignorable="w14 w15 w16se w16cid w16 w16cex w16sdtdh w16sdtfl w16du wp14">
   <w:endnote w:type="separator" w:id="-1">
     <w:p>
       <w:pPr>
@@ -4046,7 +3336,7 @@
 </file>
 
 <file path=word/footer1.xml><?xml version="1.0" encoding="utf-8"?>
-<w:ftr xmlns:wpc="http://schemas.microsoft.com/office/word/2010/wordprocessingCanvas" xmlns:cx="http://schemas.microsoft.com/office/drawing/2014/chartex" xmlns:cx1="http://schemas.microsoft.com/office/drawing/2015/9/8/chartex" xmlns:cx2="http://schemas.microsoft.com/office/drawing/2015/10/21/chartex" xmlns:cx3="http://schemas.microsoft.com/office/drawing/2016/5/9/chartex" xmlns:cx4="http://schemas.microsoft.com/office/drawing/2016/5/10/chartex" xmlns:cx5="http://schemas.microsoft.com/office/drawing/2016/5/11/chartex" xmlns:cx6="http://schemas.microsoft.com/office/drawing/2016/5/12/chartex" xmlns:cx7="http://schemas.microsoft.com/office/drawing/2016/5/13/chartex" xmlns:cx8="http://schemas.microsoft.com/office/drawing/2016/5/14/chartex" xmlns:mc="http://schemas.openxmlformats.org/markup-compatibility/2006" xmlns:aink="http://schemas.microsoft.com/office/drawing/2016/ink" xmlns:am3d="http://schemas.microsoft.com/office/drawing/2017/model3d" xmlns:o="urn:schemas-microsoft-com:office:office" xmlns:r="http://schemas.openxmlformats.org/officeDocument/2006/relationships" xmlns:m="http://schemas.openxmlformats.org/officeDocument/2006/math" xmlns:v="urn:schemas-microsoft-com:vml" xmlns:wp14="http://schemas.microsoft.com/office/word/2010/wordprocessingDrawing" xmlns:wp="http://schemas.openxmlformats.org/drawingml/2006/wordprocessingDrawing" xmlns:w10="urn:schemas-microsoft-com:office:word" xmlns:w="http://schemas.openxmlformats.org/wordprocessingml/2006/main" xmlns:w14="http://schemas.microsoft.com/office/word/2010/wordml" xmlns:w15="http://schemas.microsoft.com/office/word/2012/wordml" xmlns:w16cid="http://schemas.microsoft.com/office/word/2016/wordml/cid" xmlns:w16se="http://schemas.microsoft.com/office/word/2015/wordml/symex" xmlns:wpg="http://schemas.microsoft.com/office/word/2010/wordprocessingGroup" xmlns:wpi="http://schemas.microsoft.com/office/word/2010/wordprocessingInk" xmlns:wne="http://schemas.microsoft.com/office/word/2006/wordml" xmlns:wps="http://schemas.microsoft.com/office/word/2010/wordprocessingShape" mc:Ignorable="w14 w15 w16se w16cid wp14">
+<w:ftr xmlns:wpc="http://schemas.microsoft.com/office/word/2010/wordprocessingCanvas" xmlns:cx="http://schemas.microsoft.com/office/drawing/2014/chartex" xmlns:cx1="http://schemas.microsoft.com/office/drawing/2015/9/8/chartex" xmlns:cx2="http://schemas.microsoft.com/office/drawing/2015/10/21/chartex" xmlns:cx3="http://schemas.microsoft.com/office/drawing/2016/5/9/chartex" xmlns:cx4="http://schemas.microsoft.com/office/drawing/2016/5/10/chartex" xmlns:cx5="http://schemas.microsoft.com/office/drawing/2016/5/11/chartex" xmlns:cx6="http://schemas.microsoft.com/office/drawing/2016/5/12/chartex" xmlns:cx7="http://schemas.microsoft.com/office/drawing/2016/5/13/chartex" xmlns:cx8="http://schemas.microsoft.com/office/drawing/2016/5/14/chartex" xmlns:mc="http://schemas.openxmlformats.org/markup-compatibility/2006" xmlns:aink="http://schemas.microsoft.com/office/drawing/2016/ink" xmlns:am3d="http://schemas.microsoft.com/office/drawing/2017/model3d" xmlns:o="urn:schemas-microsoft-com:office:office" xmlns:oel="http://schemas.microsoft.com/office/2019/extlst" xmlns:r="http://schemas.openxmlformats.org/officeDocument/2006/relationships" xmlns:m="http://schemas.openxmlformats.org/officeDocument/2006/math" xmlns:v="urn:schemas-microsoft-com:vml" xmlns:wp14="http://schemas.microsoft.com/office/word/2010/wordprocessingDrawing" xmlns:wp="http://schemas.openxmlformats.org/drawingml/2006/wordprocessingDrawing" xmlns:w10="urn:schemas-microsoft-com:office:word" xmlns:w="http://schemas.openxmlformats.org/wordprocessingml/2006/main" xmlns:w14="http://schemas.microsoft.com/office/word/2010/wordml" xmlns:w15="http://schemas.microsoft.com/office/word/2012/wordml" xmlns:w16cex="http://schemas.microsoft.com/office/word/2018/wordml/cex" xmlns:w16cid="http://schemas.microsoft.com/office/word/2016/wordml/cid" xmlns:w16="http://schemas.microsoft.com/office/word/2018/wordml" xmlns:w16du="http://schemas.microsoft.com/office/word/2023/wordml/word16du" xmlns:w16sdtdh="http://schemas.microsoft.com/office/word/2020/wordml/sdtdatahash" xmlns:w16sdtfl="http://schemas.microsoft.com/office/word/2024/wordml/sdtformatlock" xmlns:w16se="http://schemas.microsoft.com/office/word/2015/wordml/symex" xmlns:wpg="http://schemas.microsoft.com/office/word/2010/wordprocessingGroup" xmlns:wpi="http://schemas.microsoft.com/office/word/2010/wordprocessingInk" xmlns:wne="http://schemas.microsoft.com/office/word/2006/wordml" xmlns:wps="http://schemas.microsoft.com/office/word/2010/wordprocessingShape" mc:Ignorable="w14 w15 w16se w16cid w16 w16cex w16sdtdh w16sdtfl w16du wp14">
   <w:sdt>
     <w:sdtPr>
       <w:id w:val="-1341614052"/>
@@ -4107,7 +3397,7 @@
 </file>
 
 <file path=word/footnotes.xml><?xml version="1.0" encoding="utf-8"?>
-<w:footnotes xmlns:wpc="http://schemas.microsoft.com/office/word/2010/wordprocessingCanvas" xmlns:cx="http://schemas.microsoft.com/office/drawing/2014/chartex" xmlns:cx1="http://schemas.microsoft.com/office/drawing/2015/9/8/chartex" xmlns:cx2="http://schemas.microsoft.com/office/drawing/2015/10/21/chartex" xmlns:cx3="http://schemas.microsoft.com/office/drawing/2016/5/9/chartex" xmlns:cx4="http://schemas.microsoft.com/office/drawing/2016/5/10/chartex" xmlns:cx5="http://schemas.microsoft.com/office/drawing/2016/5/11/chartex" xmlns:cx6="http://schemas.microsoft.com/office/drawing/2016/5/12/chartex" xmlns:cx7="http://schemas.microsoft.com/office/drawing/2016/5/13/chartex" xmlns:cx8="http://schemas.microsoft.com/office/drawing/2016/5/14/chartex" xmlns:mc="http://schemas.openxmlformats.org/markup-compatibility/2006" xmlns:aink="http://schemas.microsoft.com/office/drawing/2016/ink" xmlns:am3d="http://schemas.microsoft.com/office/drawing/2017/model3d" xmlns:o="urn:schemas-microsoft-com:office:office" xmlns:r="http://schemas.openxmlformats.org/officeDocument/2006/relationships" xmlns:m="http://schemas.openxmlformats.org/officeDocument/2006/math" xmlns:v="urn:schemas-microsoft-com:vml" xmlns:wp14="http://schemas.microsoft.com/office/word/2010/wordprocessingDrawing" xmlns:wp="http://schemas.openxmlformats.org/drawingml/2006/wordprocessingDrawing" xmlns:w10="urn:schemas-microsoft-com:office:word" xmlns:w="http://schemas.openxmlformats.org/wordprocessingml/2006/main" xmlns:w14="http://schemas.microsoft.com/office/word/2010/wordml" xmlns:w15="http://schemas.microsoft.com/office/word/2012/wordml" xmlns:w16cid="http://schemas.microsoft.com/office/word/2016/wordml/cid" xmlns:w16se="http://schemas.microsoft.com/office/word/2015/wordml/symex" xmlns:wpg="http://schemas.microsoft.com/office/word/2010/wordprocessingGroup" xmlns:wpi="http://schemas.microsoft.com/office/word/2010/wordprocessingInk" xmlns:wne="http://schemas.microsoft.com/office/word/2006/wordml" xmlns:wps="http://schemas.microsoft.com/office/word/2010/wordprocessingShape" mc:Ignorable="w14 w15 w16se w16cid wp14">
+<w:footnotes xmlns:wpc="http://schemas.microsoft.com/office/word/2010/wordprocessingCanvas" xmlns:cx="http://schemas.microsoft.com/office/drawing/2014/chartex" xmlns:cx1="http://schemas.microsoft.com/office/drawing/2015/9/8/chartex" xmlns:cx2="http://schemas.microsoft.com/office/drawing/2015/10/21/chartex" xmlns:cx3="http://schemas.microsoft.com/office/drawing/2016/5/9/chartex" xmlns:cx4="http://schemas.microsoft.com/office/drawing/2016/5/10/chartex" xmlns:cx5="http://schemas.microsoft.com/office/drawing/2016/5/11/chartex" xmlns:cx6="http://schemas.microsoft.com/office/drawing/2016/5/12/chartex" xmlns:cx7="http://schemas.microsoft.com/office/drawing/2016/5/13/chartex" xmlns:cx8="http://schemas.microsoft.com/office/drawing/2016/5/14/chartex" xmlns:mc="http://schemas.openxmlformats.org/markup-compatibility/2006" xmlns:aink="http://schemas.microsoft.com/office/drawing/2016/ink" xmlns:am3d="http://schemas.microsoft.com/office/drawing/2017/model3d" xmlns:o="urn:schemas-microsoft-com:office:office" xmlns:oel="http://schemas.microsoft.com/office/2019/extlst" xmlns:r="http://schemas.openxmlformats.org/officeDocument/2006/relationships" xmlns:m="http://schemas.openxmlformats.org/officeDocument/2006/math" xmlns:v="urn:schemas-microsoft-com:vml" xmlns:wp14="http://schemas.microsoft.com/office/word/2010/wordprocessingDrawing" xmlns:wp="http://schemas.openxmlformats.org/drawingml/2006/wordprocessingDrawing" xmlns:w10="urn:schemas-microsoft-com:office:word" xmlns:w="http://schemas.openxmlformats.org/wordprocessingml/2006/main" xmlns:w14="http://schemas.microsoft.com/office/word/2010/wordml" xmlns:w15="http://schemas.microsoft.com/office/word/2012/wordml" xmlns:w16cex="http://schemas.microsoft.com/office/word/2018/wordml/cex" xmlns:w16cid="http://schemas.microsoft.com/office/word/2016/wordml/cid" xmlns:w16="http://schemas.microsoft.com/office/word/2018/wordml" xmlns:w16du="http://schemas.microsoft.com/office/word/2023/wordml/word16du" xmlns:w16sdtdh="http://schemas.microsoft.com/office/word/2020/wordml/sdtdatahash" xmlns:w16sdtfl="http://schemas.microsoft.com/office/word/2024/wordml/sdtformatlock" xmlns:w16se="http://schemas.microsoft.com/office/word/2015/wordml/symex" xmlns:wpg="http://schemas.microsoft.com/office/word/2010/wordprocessingGroup" xmlns:wpi="http://schemas.microsoft.com/office/word/2010/wordprocessingInk" xmlns:wne="http://schemas.microsoft.com/office/word/2006/wordml" xmlns:wps="http://schemas.microsoft.com/office/word/2010/wordprocessingShape" mc:Ignorable="w14 w15 w16se w16cid w16 w16cex w16sdtdh w16sdtfl w16du wp14">
   <w:footnote w:type="separator" w:id="-1">
     <w:p>
       <w:pPr>
@@ -4132,7 +3422,7 @@
 </file>
 
 <file path=word/numbering.xml><?xml version="1.0" encoding="utf-8"?>
-<w:numbering xmlns:wpc="http://schemas.microsoft.com/office/word/2010/wordprocessingCanvas" xmlns:cx="http://schemas.microsoft.com/office/drawing/2014/chartex" xmlns:cx1="http://schemas.microsoft.com/office/drawing/2015/9/8/chartex" xmlns:cx2="http://schemas.microsoft.com/office/drawing/2015/10/21/chartex" xmlns:cx3="http://schemas.microsoft.com/office/drawing/2016/5/9/chartex" xmlns:cx4="http://schemas.microsoft.com/office/drawing/2016/5/10/chartex" xmlns:cx5="http://schemas.microsoft.com/office/drawing/2016/5/11/chartex" xmlns:cx6="http://schemas.microsoft.com/office/drawing/2016/5/12/chartex" xmlns:cx7="http://schemas.microsoft.com/office/drawing/2016/5/13/chartex" xmlns:cx8="http://schemas.microsoft.com/office/drawing/2016/5/14/chartex" xmlns:mc="http://schemas.openxmlformats.org/markup-compatibility/2006" xmlns:aink="http://schemas.microsoft.com/office/drawing/2016/ink" xmlns:am3d="http://schemas.microsoft.com/office/drawing/2017/model3d" xmlns:o="urn:schemas-microsoft-com:office:office" xmlns:r="http://schemas.openxmlformats.org/officeDocument/2006/relationships" xmlns:m="http://schemas.openxmlformats.org/officeDocument/2006/math" xmlns:v="urn:schemas-microsoft-com:vml" xmlns:wp14="http://schemas.microsoft.com/office/word/2010/wordprocessingDrawing" xmlns:wp="http://schemas.openxmlformats.org/drawingml/2006/wordprocessingDrawing" xmlns:w10="urn:schemas-microsoft-com:office:word" xmlns:w="http://schemas.openxmlformats.org/wordprocessingml/2006/main" xmlns:w14="http://schemas.microsoft.com/office/word/2010/wordml" xmlns:w15="http://schemas.microsoft.com/office/word/2012/wordml" xmlns:w16cid="http://schemas.microsoft.com/office/word/2016/wordml/cid" xmlns:w16se="http://schemas.microsoft.com/office/word/2015/wordml/symex" xmlns:wpg="http://schemas.microsoft.com/office/word/2010/wordprocessingGroup" xmlns:wpi="http://schemas.microsoft.com/office/word/2010/wordprocessingInk" xmlns:wne="http://schemas.microsoft.com/office/word/2006/wordml" xmlns:wps="http://schemas.microsoft.com/office/word/2010/wordprocessingShape" mc:Ignorable="w14 w15 w16se w16cid wp14">
+<w:numbering xmlns:wpc="http://schemas.microsoft.com/office/word/2010/wordprocessingCanvas" xmlns:cx="http://schemas.microsoft.com/office/drawing/2014/chartex" xmlns:cx1="http://schemas.microsoft.com/office/drawing/2015/9/8/chartex" xmlns:cx2="http://schemas.microsoft.com/office/drawing/2015/10/21/chartex" xmlns:cx3="http://schemas.microsoft.com/office/drawing/2016/5/9/chartex" xmlns:cx4="http://schemas.microsoft.com/office/drawing/2016/5/10/chartex" xmlns:cx5="http://schemas.microsoft.com/office/drawing/2016/5/11/chartex" xmlns:cx6="http://schemas.microsoft.com/office/drawing/2016/5/12/chartex" xmlns:cx7="http://schemas.microsoft.com/office/drawing/2016/5/13/chartex" xmlns:cx8="http://schemas.microsoft.com/office/drawing/2016/5/14/chartex" xmlns:mc="http://schemas.openxmlformats.org/markup-compatibility/2006" xmlns:aink="http://schemas.microsoft.com/office/drawing/2016/ink" xmlns:am3d="http://schemas.microsoft.com/office/drawing/2017/model3d" xmlns:o="urn:schemas-microsoft-com:office:office" xmlns:oel="http://schemas.microsoft.com/office/2019/extlst" xmlns:r="http://schemas.openxmlformats.org/officeDocument/2006/relationships" xmlns:m="http://schemas.openxmlformats.org/officeDocument/2006/math" xmlns:v="urn:schemas-microsoft-com:vml" xmlns:wp14="http://schemas.microsoft.com/office/word/2010/wordprocessingDrawing" xmlns:wp="http://schemas.openxmlformats.org/drawingml/2006/wordprocessingDrawing" xmlns:w10="urn:schemas-microsoft-com:office:word" xmlns:w="http://schemas.openxmlformats.org/wordprocessingml/2006/main" xmlns:w14="http://schemas.microsoft.com/office/word/2010/wordml" xmlns:w15="http://schemas.microsoft.com/office/word/2012/wordml" xmlns:w16cex="http://schemas.microsoft.com/office/word/2018/wordml/cex" xmlns:w16cid="http://schemas.microsoft.com/office/word/2016/wordml/cid" xmlns:w16="http://schemas.microsoft.com/office/word/2018/wordml" xmlns:w16du="http://schemas.microsoft.com/office/word/2023/wordml/word16du" xmlns:w16sdtdh="http://schemas.microsoft.com/office/word/2020/wordml/sdtdatahash" xmlns:w16sdtfl="http://schemas.microsoft.com/office/word/2024/wordml/sdtformatlock" xmlns:w16se="http://schemas.microsoft.com/office/word/2015/wordml/symex" xmlns:wpg="http://schemas.microsoft.com/office/word/2010/wordprocessingGroup" xmlns:wpi="http://schemas.microsoft.com/office/word/2010/wordprocessingInk" xmlns:wne="http://schemas.microsoft.com/office/word/2006/wordml" xmlns:wps="http://schemas.microsoft.com/office/word/2010/wordprocessingShape" mc:Ignorable="w14 w15 w16se w16cid w16 w16cex w16sdtdh w16sdtfl w16du wp14">
   <w:abstractNum w:abstractNumId="0" w15:restartNumberingAfterBreak="0">
     <w:nsid w:val="06BC7D31"/>
     <w:multiLevelType w:val="multilevel"/>
@@ -6876,68 +6166,68 @@
       </w:rPr>
     </w:lvl>
   </w:abstractNum>
-  <w:num w:numId="1">
+  <w:num w:numId="1" w16cid:durableId="46951306">
     <w:abstractNumId w:val="9"/>
   </w:num>
-  <w:num w:numId="2">
+  <w:num w:numId="2" w16cid:durableId="1326668243">
     <w:abstractNumId w:val="13"/>
   </w:num>
-  <w:num w:numId="3">
+  <w:num w:numId="3" w16cid:durableId="430782223">
     <w:abstractNumId w:val="11"/>
   </w:num>
-  <w:num w:numId="4">
+  <w:num w:numId="4" w16cid:durableId="1282802206">
     <w:abstractNumId w:val="12"/>
   </w:num>
-  <w:num w:numId="5">
+  <w:num w:numId="5" w16cid:durableId="367681014">
     <w:abstractNumId w:val="18"/>
   </w:num>
-  <w:num w:numId="6">
+  <w:num w:numId="6" w16cid:durableId="1979451551">
     <w:abstractNumId w:val="16"/>
   </w:num>
-  <w:num w:numId="7">
+  <w:num w:numId="7" w16cid:durableId="1820421496">
     <w:abstractNumId w:val="1"/>
   </w:num>
-  <w:num w:numId="8">
+  <w:num w:numId="8" w16cid:durableId="1198005472">
     <w:abstractNumId w:val="10"/>
   </w:num>
-  <w:num w:numId="9">
+  <w:num w:numId="9" w16cid:durableId="2017683265">
     <w:abstractNumId w:val="5"/>
   </w:num>
-  <w:num w:numId="10">
+  <w:num w:numId="10" w16cid:durableId="1602179672">
     <w:abstractNumId w:val="4"/>
   </w:num>
-  <w:num w:numId="11">
+  <w:num w:numId="11" w16cid:durableId="753742545">
     <w:abstractNumId w:val="17"/>
   </w:num>
-  <w:num w:numId="12">
+  <w:num w:numId="12" w16cid:durableId="671180355">
     <w:abstractNumId w:val="15"/>
   </w:num>
-  <w:num w:numId="13">
+  <w:num w:numId="13" w16cid:durableId="2122603585">
     <w:abstractNumId w:val="14"/>
   </w:num>
-  <w:num w:numId="14">
+  <w:num w:numId="14" w16cid:durableId="1887719538">
     <w:abstractNumId w:val="0"/>
   </w:num>
-  <w:num w:numId="15">
+  <w:num w:numId="15" w16cid:durableId="308020368">
     <w:abstractNumId w:val="3"/>
   </w:num>
-  <w:num w:numId="16">
+  <w:num w:numId="16" w16cid:durableId="1546067522">
     <w:abstractNumId w:val="7"/>
   </w:num>
-  <w:num w:numId="17">
+  <w:num w:numId="17" w16cid:durableId="1099331007">
     <w:abstractNumId w:val="8"/>
   </w:num>
-  <w:num w:numId="18">
+  <w:num w:numId="18" w16cid:durableId="312953262">
     <w:abstractNumId w:val="6"/>
   </w:num>
-  <w:num w:numId="19">
+  <w:num w:numId="19" w16cid:durableId="554126715">
     <w:abstractNumId w:val="2"/>
   </w:num>
 </w:numbering>
 </file>
 
 <file path=word/styles.xml><?xml version="1.0" encoding="utf-8"?>
-<w:styles xmlns:mc="http://schemas.openxmlformats.org/markup-compatibility/2006" xmlns:r="http://schemas.openxmlformats.org/officeDocument/2006/relationships" xmlns:w="http://schemas.openxmlformats.org/wordprocessingml/2006/main" xmlns:w14="http://schemas.microsoft.com/office/word/2010/wordml" xmlns:w15="http://schemas.microsoft.com/office/word/2012/wordml" xmlns:w16cid="http://schemas.microsoft.com/office/word/2016/wordml/cid" xmlns:w16se="http://schemas.microsoft.com/office/word/2015/wordml/symex" mc:Ignorable="w14 w15 w16se w16cid">
+<w:styles xmlns:mc="http://schemas.openxmlformats.org/markup-compatibility/2006" xmlns:r="http://schemas.openxmlformats.org/officeDocument/2006/relationships" xmlns:w="http://schemas.openxmlformats.org/wordprocessingml/2006/main" xmlns:w14="http://schemas.microsoft.com/office/word/2010/wordml" xmlns:w15="http://schemas.microsoft.com/office/word/2012/wordml" xmlns:w16cex="http://schemas.microsoft.com/office/word/2018/wordml/cex" xmlns:w16cid="http://schemas.microsoft.com/office/word/2016/wordml/cid" xmlns:w16="http://schemas.microsoft.com/office/word/2018/wordml" xmlns:w16du="http://schemas.microsoft.com/office/word/2023/wordml/word16du" xmlns:w16sdtdh="http://schemas.microsoft.com/office/word/2020/wordml/sdtdatahash" xmlns:w16sdtfl="http://schemas.microsoft.com/office/word/2024/wordml/sdtformatlock" xmlns:w16se="http://schemas.microsoft.com/office/word/2015/wordml/symex" mc:Ignorable="w14 w15 w16se w16cid w16 w16cex w16sdtdh w16sdtfl w16du">
   <w:docDefaults>
     <w:rPrDefault>
       <w:rPr>
@@ -6955,7 +6245,7 @@
       </w:pPr>
     </w:pPrDefault>
   </w:docDefaults>
-  <w:latentStyles w:defLockedState="0" w:defUIPriority="99" w:defSemiHidden="0" w:defUnhideWhenUsed="0" w:defQFormat="0" w:count="375">
+  <w:latentStyles w:defLockedState="0" w:defUIPriority="99" w:defSemiHidden="0" w:defUnhideWhenUsed="0" w:defQFormat="0" w:count="376">
     <w:lsdException w:name="Normal" w:uiPriority="0" w:qFormat="1"/>
     <w:lsdException w:name="heading 1" w:uiPriority="9" w:qFormat="1"/>
     <w:lsdException w:name="heading 2" w:semiHidden="1" w:uiPriority="9" w:unhideWhenUsed="1" w:qFormat="1"/>
@@ -7331,6 +6621,7 @@
     <w:lsdException w:name="Smart Hyperlink" w:semiHidden="1" w:unhideWhenUsed="1"/>
     <w:lsdException w:name="Hashtag" w:semiHidden="1" w:unhideWhenUsed="1"/>
     <w:lsdException w:name="Unresolved Mention" w:semiHidden="1" w:unhideWhenUsed="1"/>
+    <w:lsdException w:name="Smart Link" w:semiHidden="1" w:unhideWhenUsed="1"/>
   </w:latentStyles>
   <w:style w:type="paragraph" w:default="1" w:styleId="Norml">
     <w:name w:val="Normal"/>
@@ -7924,6 +7215,29 @@
     <w:uiPriority w:val="99"/>
     <w:rsid w:val="006C1BD2"/>
   </w:style>
+  <w:style w:type="character" w:styleId="Hiperhivatkozs">
+    <w:name w:val="Hyperlink"/>
+    <w:basedOn w:val="Bekezdsalapbettpusa"/>
+    <w:uiPriority w:val="99"/>
+    <w:unhideWhenUsed/>
+    <w:rsid w:val="0023056F"/>
+    <w:rPr>
+      <w:color w:val="467886" w:themeColor="hyperlink"/>
+      <w:u w:val="single"/>
+    </w:rPr>
+  </w:style>
+  <w:style w:type="character" w:styleId="Feloldatlanmegemlts">
+    <w:name w:val="Unresolved Mention"/>
+    <w:basedOn w:val="Bekezdsalapbettpusa"/>
+    <w:uiPriority w:val="99"/>
+    <w:semiHidden/>
+    <w:unhideWhenUsed/>
+    <w:rsid w:val="0023056F"/>
+    <w:rPr>
+      <w:color w:val="605E5C"/>
+      <w:shd w:val="clear" w:color="auto" w:fill="E1DFDD"/>
+    </w:rPr>
+  </w:style>
 </w:styles>
 </file>
 

--- a/Documentation/Fejlesztői_Dokumentáció.docx
+++ b/Documentation/Fejlesztői_Dokumentáció.docx
@@ -1,6 +1,6 @@
 
 <file path=word/document.xml><?xml version="1.0" encoding="utf-8"?>
-<w:document xmlns:wpc="http://schemas.microsoft.com/office/word/2010/wordprocessingCanvas" xmlns:cx="http://schemas.microsoft.com/office/drawing/2014/chartex" xmlns:cx1="http://schemas.microsoft.com/office/drawing/2015/9/8/chartex" xmlns:cx2="http://schemas.microsoft.com/office/drawing/2015/10/21/chartex" xmlns:cx3="http://schemas.microsoft.com/office/drawing/2016/5/9/chartex" xmlns:cx4="http://schemas.microsoft.com/office/drawing/2016/5/10/chartex" xmlns:cx5="http://schemas.microsoft.com/office/drawing/2016/5/11/chartex" xmlns:cx6="http://schemas.microsoft.com/office/drawing/2016/5/12/chartex" xmlns:cx7="http://schemas.microsoft.com/office/drawing/2016/5/13/chartex" xmlns:cx8="http://schemas.microsoft.com/office/drawing/2016/5/14/chartex" xmlns:mc="http://schemas.openxmlformats.org/markup-compatibility/2006" xmlns:aink="http://schemas.microsoft.com/office/drawing/2016/ink" xmlns:am3d="http://schemas.microsoft.com/office/drawing/2017/model3d" xmlns:o="urn:schemas-microsoft-com:office:office" xmlns:oel="http://schemas.microsoft.com/office/2019/extlst" xmlns:r="http://schemas.openxmlformats.org/officeDocument/2006/relationships" xmlns:m="http://schemas.openxmlformats.org/officeDocument/2006/math" xmlns:v="urn:schemas-microsoft-com:vml" xmlns:wp14="http://schemas.microsoft.com/office/word/2010/wordprocessingDrawing" xmlns:wp="http://schemas.openxmlformats.org/drawingml/2006/wordprocessingDrawing" xmlns:w10="urn:schemas-microsoft-com:office:word" xmlns:w="http://schemas.openxmlformats.org/wordprocessingml/2006/main" xmlns:w14="http://schemas.microsoft.com/office/word/2010/wordml" xmlns:w15="http://schemas.microsoft.com/office/word/2012/wordml" xmlns:w16cex="http://schemas.microsoft.com/office/word/2018/wordml/cex" xmlns:w16cid="http://schemas.microsoft.com/office/word/2016/wordml/cid" xmlns:w16="http://schemas.microsoft.com/office/word/2018/wordml" xmlns:w16du="http://schemas.microsoft.com/office/word/2023/wordml/word16du" xmlns:w16sdtdh="http://schemas.microsoft.com/office/word/2020/wordml/sdtdatahash" xmlns:w16sdtfl="http://schemas.microsoft.com/office/word/2024/wordml/sdtformatlock" xmlns:w16se="http://schemas.microsoft.com/office/word/2015/wordml/symex" xmlns:wpg="http://schemas.microsoft.com/office/word/2010/wordprocessingGroup" xmlns:wpi="http://schemas.microsoft.com/office/word/2010/wordprocessingInk" xmlns:wne="http://schemas.microsoft.com/office/word/2006/wordml" xmlns:wps="http://schemas.microsoft.com/office/word/2010/wordprocessingShape" mc:Ignorable="w14 w15 w16se w16cid w16 w16cex w16sdtdh w16sdtfl w16du wp14">
+<w:document xmlns:wpc="http://schemas.microsoft.com/office/word/2010/wordprocessingCanvas" xmlns:cx="http://schemas.microsoft.com/office/drawing/2014/chartex" xmlns:cx1="http://schemas.microsoft.com/office/drawing/2015/9/8/chartex" xmlns:cx2="http://schemas.microsoft.com/office/drawing/2015/10/21/chartex" xmlns:cx3="http://schemas.microsoft.com/office/drawing/2016/5/9/chartex" xmlns:cx4="http://schemas.microsoft.com/office/drawing/2016/5/10/chartex" xmlns:cx5="http://schemas.microsoft.com/office/drawing/2016/5/11/chartex" xmlns:cx6="http://schemas.microsoft.com/office/drawing/2016/5/12/chartex" xmlns:cx7="http://schemas.microsoft.com/office/drawing/2016/5/13/chartex" xmlns:cx8="http://schemas.microsoft.com/office/drawing/2016/5/14/chartex" xmlns:mc="http://schemas.openxmlformats.org/markup-compatibility/2006" xmlns:aink="http://schemas.microsoft.com/office/drawing/2016/ink" xmlns:am3d="http://schemas.microsoft.com/office/drawing/2017/model3d" xmlns:o="urn:schemas-microsoft-com:office:office" xmlns:r="http://schemas.openxmlformats.org/officeDocument/2006/relationships" xmlns:m="http://schemas.openxmlformats.org/officeDocument/2006/math" xmlns:v="urn:schemas-microsoft-com:vml" xmlns:wp14="http://schemas.microsoft.com/office/word/2010/wordprocessingDrawing" xmlns:wp="http://schemas.openxmlformats.org/drawingml/2006/wordprocessingDrawing" xmlns:w10="urn:schemas-microsoft-com:office:word" xmlns:w="http://schemas.openxmlformats.org/wordprocessingml/2006/main" xmlns:w14="http://schemas.microsoft.com/office/word/2010/wordml" xmlns:w15="http://schemas.microsoft.com/office/word/2012/wordml" xmlns:w16cid="http://schemas.microsoft.com/office/word/2016/wordml/cid" xmlns:w16se="http://schemas.microsoft.com/office/word/2015/wordml/symex" xmlns:wpg="http://schemas.microsoft.com/office/word/2010/wordprocessingGroup" xmlns:wpi="http://schemas.microsoft.com/office/word/2010/wordprocessingInk" xmlns:wne="http://schemas.microsoft.com/office/word/2006/wordml" xmlns:wps="http://schemas.microsoft.com/office/word/2010/wordprocessingShape" mc:Ignorable="w14 w15 w16se w16cid wp14">
   <w:body>
     <w:p>
       <w:pPr>
@@ -281,12 +281,21 @@
           <w:szCs w:val="36"/>
         </w:rPr>
       </w:pPr>
-      <w:r>
-        <w:rPr>
-          <w:sz w:val="36"/>
-          <w:szCs w:val="36"/>
-        </w:rPr>
-        <w:t>Witmann Bence Zsolt</w:t>
+      <w:proofErr w:type="spellStart"/>
+      <w:r>
+        <w:rPr>
+          <w:sz w:val="36"/>
+          <w:szCs w:val="36"/>
+        </w:rPr>
+        <w:t>Witmann</w:t>
+      </w:r>
+      <w:proofErr w:type="spellEnd"/>
+      <w:r>
+        <w:rPr>
+          <w:sz w:val="36"/>
+          <w:szCs w:val="36"/>
+        </w:rPr>
+        <w:t xml:space="preserve"> Bence Zsolt</w:t>
       </w:r>
     </w:p>
     <w:p>
@@ -388,7 +397,15 @@
         <w:jc w:val="both"/>
       </w:pPr>
       <w:r>
-        <w:t>1.1. Visual Studio 2022 ................................................................................</w:t>
+        <w:t xml:space="preserve">1.1. Visual </w:t>
+      </w:r>
+      <w:proofErr w:type="spellStart"/>
+      <w:r>
+        <w:t>Studio</w:t>
+      </w:r>
+      <w:proofErr w:type="spellEnd"/>
+      <w:r>
+        <w:t xml:space="preserve"> 2022 ................................................................................</w:t>
       </w:r>
       <w:r>
         <w:t xml:space="preserve">. </w:t>
@@ -403,7 +420,23 @@
         <w:jc w:val="both"/>
       </w:pPr>
       <w:r>
-        <w:t>1.2. Visual Studio Code ................................................................................</w:t>
+        <w:t xml:space="preserve">1.2. Visual </w:t>
+      </w:r>
+      <w:proofErr w:type="spellStart"/>
+      <w:r>
+        <w:t>Studio</w:t>
+      </w:r>
+      <w:proofErr w:type="spellEnd"/>
+      <w:r>
+        <w:t xml:space="preserve"> </w:t>
+      </w:r>
+      <w:proofErr w:type="spellStart"/>
+      <w:r>
+        <w:t>Code</w:t>
+      </w:r>
+      <w:proofErr w:type="spellEnd"/>
+      <w:r>
+        <w:t xml:space="preserve"> ................................................................................</w:t>
       </w:r>
       <w:r>
         <w:t>.</w:t>
@@ -421,7 +454,15 @@
         <w:jc w:val="both"/>
       </w:pPr>
       <w:r>
-        <w:t>1.3. MySQL  ………………........................................................</w:t>
+        <w:t xml:space="preserve">1.3. </w:t>
+      </w:r>
+      <w:proofErr w:type="spellStart"/>
+      <w:r>
+        <w:t>MySQL</w:t>
+      </w:r>
+      <w:proofErr w:type="spellEnd"/>
+      <w:r>
+        <w:t xml:space="preserve">  ………………........................................................</w:t>
       </w:r>
       <w:r>
         <w:t>....</w:t>
@@ -445,7 +486,15 @@
         <w:t>4</w:t>
       </w:r>
       <w:r>
-        <w:t>. phpMyAdmin ………….....................................................................</w:t>
+        <w:t xml:space="preserve">. </w:t>
+      </w:r>
+      <w:proofErr w:type="spellStart"/>
+      <w:r>
+        <w:t>phpMyAdmin</w:t>
+      </w:r>
+      <w:proofErr w:type="spellEnd"/>
+      <w:r>
+        <w:t xml:space="preserve"> ………….....................................................................</w:t>
       </w:r>
       <w:r>
         <w:t>..</w:t>
@@ -474,9 +523,11 @@
       <w:r>
         <w:t xml:space="preserve">. </w:t>
       </w:r>
+      <w:proofErr w:type="spellStart"/>
       <w:r>
         <w:t>Trello</w:t>
       </w:r>
+      <w:proofErr w:type="spellEnd"/>
       <w:r>
         <w:t xml:space="preserve"> .....</w:t>
       </w:r>
@@ -511,7 +562,15 @@
         <w:t>6</w:t>
       </w:r>
       <w:r>
-        <w:t>. Github ..........................................................................................</w:t>
+        <w:t xml:space="preserve">. </w:t>
+      </w:r>
+      <w:proofErr w:type="spellStart"/>
+      <w:r>
+        <w:t>Github</w:t>
+      </w:r>
+      <w:proofErr w:type="spellEnd"/>
+      <w:r>
+        <w:t xml:space="preserve"> ..........................................................................................</w:t>
       </w:r>
       <w:r>
         <w:t>.</w:t>
@@ -629,7 +688,15 @@
         <w:jc w:val="both"/>
       </w:pPr>
       <w:r>
-        <w:t>1.11. Javascript ............................................................................................ 8</w:t>
+        <w:t xml:space="preserve">1.11. </w:t>
+      </w:r>
+      <w:proofErr w:type="spellStart"/>
+      <w:r>
+        <w:t>Javascript</w:t>
+      </w:r>
+      <w:proofErr w:type="spellEnd"/>
+      <w:r>
+        <w:t xml:space="preserve"> ............................................................................................ 8</w:t>
       </w:r>
     </w:p>
     <w:p>
@@ -638,7 +705,15 @@
         <w:jc w:val="both"/>
       </w:pPr>
       <w:r>
-        <w:t>1.12. Bootstrap ............................................................................................ 8</w:t>
+        <w:t xml:space="preserve">1.12. </w:t>
+      </w:r>
+      <w:proofErr w:type="spellStart"/>
+      <w:r>
+        <w:t>Bootstrap</w:t>
+      </w:r>
+      <w:proofErr w:type="spellEnd"/>
+      <w:r>
+        <w:t xml:space="preserve"> ............................................................................................ 8</w:t>
       </w:r>
     </w:p>
     <w:p>
@@ -933,7 +1008,6 @@
           <w:sz w:val="52"/>
           <w:szCs w:val="52"/>
         </w:rPr>
-        <w:lastRenderedPageBreak/>
         <w:br w:type="page"/>
       </w:r>
     </w:p>
@@ -1081,7 +1155,27 @@
           <w:sz w:val="36"/>
           <w:szCs w:val="36"/>
         </w:rPr>
-        <w:t>Visual Studio 2022</w:t>
+        <w:t xml:space="preserve">Visual </w:t>
+      </w:r>
+      <w:proofErr w:type="spellStart"/>
+      <w:r>
+        <w:rPr>
+          <w:b/>
+          <w:bCs/>
+          <w:sz w:val="36"/>
+          <w:szCs w:val="36"/>
+        </w:rPr>
+        <w:t>Studio</w:t>
+      </w:r>
+      <w:proofErr w:type="spellEnd"/>
+      <w:r>
+        <w:rPr>
+          <w:b/>
+          <w:bCs/>
+          <w:sz w:val="36"/>
+          <w:szCs w:val="36"/>
+        </w:rPr>
+        <w:t xml:space="preserve"> 2022</w:t>
       </w:r>
     </w:p>
     <w:p>
@@ -1105,15 +1199,25 @@
           <w:sz w:val="28"/>
           <w:szCs w:val="28"/>
         </w:rPr>
-        <w:t>Visual Studio</w:t>
-      </w:r>
-      <w:r>
-        <w:rPr>
-          <w:b/>
+        <w:t xml:space="preserve">Visual </w:t>
+      </w:r>
+      <w:proofErr w:type="spellStart"/>
+      <w:r>
+        <w:rPr>
           <w:bCs/>
           <w:sz w:val="28"/>
           <w:szCs w:val="28"/>
         </w:rPr>
+        <w:t>Studio</w:t>
+      </w:r>
+      <w:proofErr w:type="spellEnd"/>
+      <w:r>
+        <w:rPr>
+          <w:b/>
+          <w:bCs/>
+          <w:sz w:val="28"/>
+          <w:szCs w:val="28"/>
+        </w:rPr>
         <w:t xml:space="preserve"> </w:t>
       </w:r>
       <w:r>
@@ -1121,7 +1225,39 @@
           <w:sz w:val="28"/>
           <w:szCs w:val="28"/>
         </w:rPr>
-        <w:t>egy rendkívül fejlett és sokoldalú fejlesztői környezet (IDE), amelyet a Microsoft kínál különféle programozási nyelvek és platformok fejlesztésére. A Visual Studio különböző eszközöket, könyvtárakat és támogatást kínál a szoftverfejlesztők számára, hogy könnyedén dolgozhassanak alkalmazások fejlesztésén, debuggolásán, tesztelésén és telepítésén.</w:t>
+        <w:t xml:space="preserve">egy rendkívül fejlett és sokoldalú fejlesztői környezet (IDE), amelyet a Microsoft kínál különféle programozási nyelvek és platformok fejlesztésére. A Visual </w:t>
+      </w:r>
+      <w:proofErr w:type="spellStart"/>
+      <w:r>
+        <w:rPr>
+          <w:sz w:val="28"/>
+          <w:szCs w:val="28"/>
+        </w:rPr>
+        <w:t>Studio</w:t>
+      </w:r>
+      <w:proofErr w:type="spellEnd"/>
+      <w:r>
+        <w:rPr>
+          <w:sz w:val="28"/>
+          <w:szCs w:val="28"/>
+        </w:rPr>
+        <w:t xml:space="preserve"> különböző eszközöket, könyvtárakat és támogatást kínál a szoftverfejlesztők számára, hogy könnyedén dolgozhassanak alkalmazások fejlesztésén, </w:t>
+      </w:r>
+      <w:proofErr w:type="spellStart"/>
+      <w:r>
+        <w:rPr>
+          <w:sz w:val="28"/>
+          <w:szCs w:val="28"/>
+        </w:rPr>
+        <w:t>debuggolásán</w:t>
+      </w:r>
+      <w:proofErr w:type="spellEnd"/>
+      <w:r>
+        <w:rPr>
+          <w:sz w:val="28"/>
+          <w:szCs w:val="28"/>
+        </w:rPr>
+        <w:t>, tesztelésén és telepítésén.</w:t>
       </w:r>
     </w:p>
     <w:p>
@@ -1248,24 +1384,51 @@
           <w:sz w:val="36"/>
           <w:szCs w:val="28"/>
         </w:rPr>
-        <w:t>Visual Studio Code</w:t>
-      </w:r>
-    </w:p>
-    <w:p>
-      <w:pPr>
-        <w:jc w:val="both"/>
-        <w:rPr>
-          <w:b/>
-          <w:sz w:val="28"/>
-          <w:szCs w:val="28"/>
-        </w:rPr>
-      </w:pPr>
-      <w:r>
-        <w:rPr>
-          <w:sz w:val="28"/>
-          <w:szCs w:val="28"/>
-        </w:rPr>
-        <w:lastRenderedPageBreak/>
+        <w:t xml:space="preserve">Visual </w:t>
+      </w:r>
+      <w:proofErr w:type="spellStart"/>
+      <w:r>
+        <w:rPr>
+          <w:b/>
+          <w:sz w:val="36"/>
+          <w:szCs w:val="28"/>
+        </w:rPr>
+        <w:t>Studio</w:t>
+      </w:r>
+      <w:proofErr w:type="spellEnd"/>
+      <w:r>
+        <w:rPr>
+          <w:b/>
+          <w:sz w:val="36"/>
+          <w:szCs w:val="28"/>
+        </w:rPr>
+        <w:t xml:space="preserve"> </w:t>
+      </w:r>
+      <w:proofErr w:type="spellStart"/>
+      <w:r>
+        <w:rPr>
+          <w:b/>
+          <w:sz w:val="36"/>
+          <w:szCs w:val="28"/>
+        </w:rPr>
+        <w:t>Code</w:t>
+      </w:r>
+      <w:proofErr w:type="spellEnd"/>
+    </w:p>
+    <w:p>
+      <w:pPr>
+        <w:jc w:val="both"/>
+        <w:rPr>
+          <w:b/>
+          <w:sz w:val="28"/>
+          <w:szCs w:val="28"/>
+        </w:rPr>
+      </w:pPr>
+      <w:r>
+        <w:rPr>
+          <w:sz w:val="28"/>
+          <w:szCs w:val="28"/>
+        </w:rPr>
         <w:t xml:space="preserve">A </w:t>
       </w:r>
       <w:r>
@@ -1285,6 +1448,7 @@
         </w:rPr>
         <w:t xml:space="preserve"> </w:t>
       </w:r>
+      <w:proofErr w:type="spellStart"/>
       <w:r>
         <w:rPr>
           <w:rStyle w:val="Kiemels2"/>
@@ -1294,6 +1458,7 @@
         </w:rPr>
         <w:t>Studio</w:t>
       </w:r>
+      <w:proofErr w:type="spellEnd"/>
       <w:r>
         <w:rPr>
           <w:rStyle w:val="Kiemels2"/>
@@ -1302,6 +1467,7 @@
         </w:rPr>
         <w:t xml:space="preserve"> </w:t>
       </w:r>
+      <w:proofErr w:type="spellStart"/>
       <w:r>
         <w:rPr>
           <w:rStyle w:val="Kiemels2"/>
@@ -1311,6 +1477,7 @@
         </w:rPr>
         <w:t>Code</w:t>
       </w:r>
+      <w:proofErr w:type="spellEnd"/>
       <w:r>
         <w:rPr>
           <w:sz w:val="28"/>
@@ -1332,7 +1499,23 @@
           <w:sz w:val="28"/>
           <w:szCs w:val="28"/>
         </w:rPr>
-        <w:t xml:space="preserve">, amit a Microsoft fejlesztett. A VS Code nem egy hagyományos </w:t>
+        <w:t xml:space="preserve">, amit a Microsoft fejlesztett. A VS </w:t>
+      </w:r>
+      <w:proofErr w:type="spellStart"/>
+      <w:r>
+        <w:rPr>
+          <w:sz w:val="28"/>
+          <w:szCs w:val="28"/>
+        </w:rPr>
+        <w:t>Code</w:t>
+      </w:r>
+      <w:proofErr w:type="spellEnd"/>
+      <w:r>
+        <w:rPr>
+          <w:sz w:val="28"/>
+          <w:szCs w:val="28"/>
+        </w:rPr>
+        <w:t xml:space="preserve"> nem egy hagyományos </w:t>
       </w:r>
       <w:r>
         <w:rPr>
@@ -1348,7 +1531,15 @@
           <w:sz w:val="28"/>
           <w:szCs w:val="28"/>
         </w:rPr>
-        <w:t xml:space="preserve"> (Integrált Fejlesztői Környezet), hanem inkább egy nagyon </w:t>
+        <w:t xml:space="preserve"> (Integrált Fejlesztői </w:t>
+      </w:r>
+      <w:r>
+        <w:rPr>
+          <w:sz w:val="28"/>
+          <w:szCs w:val="28"/>
+        </w:rPr>
+        <w:lastRenderedPageBreak/>
+        <w:t xml:space="preserve">Környezet), hanem inkább egy nagyon </w:t>
       </w:r>
       <w:r>
         <w:rPr>
@@ -1455,16 +1646,13 @@
     <w:p>
       <w:pPr>
         <w:jc w:val="both"/>
-      </w:pPr>
-      <w:r>
         <w:rPr>
           <w:rStyle w:val="Kiemels2"/>
           <w:bCs w:val="0"/>
           <w:sz w:val="36"/>
           <w:szCs w:val="36"/>
         </w:rPr>
-        <w:t>1.3</w:t>
-      </w:r>
+      </w:pPr>
       <w:r>
         <w:rPr>
           <w:rStyle w:val="Kiemels2"/>
@@ -1472,7 +1660,7 @@
           <w:sz w:val="36"/>
           <w:szCs w:val="36"/>
         </w:rPr>
-        <w:t xml:space="preserve"> </w:t>
+        <w:t>1.3</w:t>
       </w:r>
       <w:r>
         <w:rPr>
@@ -1481,39 +1669,219 @@
           <w:sz w:val="36"/>
           <w:szCs w:val="36"/>
         </w:rPr>
+        <w:t xml:space="preserve"> </w:t>
+      </w:r>
+      <w:proofErr w:type="spellStart"/>
+      <w:r>
+        <w:rPr>
+          <w:rStyle w:val="Kiemels2"/>
+          <w:bCs w:val="0"/>
+          <w:sz w:val="36"/>
+          <w:szCs w:val="36"/>
+        </w:rPr>
         <w:t>MySQL</w:t>
       </w:r>
-    </w:p>
-    <w:p>
-      <w:pPr>
-        <w:jc w:val="both"/>
-        <w:rPr>
-          <w:sz w:val="28"/>
-          <w:szCs w:val="28"/>
-        </w:rPr>
-      </w:pPr>
-      <w:r>
-        <w:rPr>
-          <w:sz w:val="28"/>
-          <w:szCs w:val="28"/>
-        </w:rPr>
-        <w:t>A MySQL egy relációs adatbázis-kezelő rendszer (RDBMS), amelyet eredetileg a MySQL AB fejlesztett, majd később az Oracle Corporation vásárolt meg. A MySQL célja, hogy hatékonyan tárolja és kezeli az adatokat a relációs adatbázis-modell segítségével. Az adatokat táblákban szervezi, és lehetőséget biztosít azok manipulálására SQL (Structured Query Language) parancsok segítségével.</w:t>
-      </w:r>
-    </w:p>
-    <w:p>
-      <w:pPr>
-        <w:jc w:val="both"/>
-        <w:rPr>
-          <w:sz w:val="28"/>
-          <w:szCs w:val="28"/>
-        </w:rPr>
-      </w:pPr>
-      <w:r>
-        <w:rPr>
-          <w:sz w:val="28"/>
-          <w:szCs w:val="28"/>
-        </w:rPr>
-        <w:t xml:space="preserve">A MySQL működése az SQL nyelvre épül, amely egy szabványosított nyelv az adatbázisok kezelésére. A felhasználók SQL parancsokkal végezhetnek műveleteket, mint például </w:t>
+      <w:proofErr w:type="spellEnd"/>
+    </w:p>
+    <w:p>
+      <w:pPr>
+        <w:jc w:val="both"/>
+      </w:pPr>
+    </w:p>
+    <w:p>
+      <w:pPr>
+        <w:jc w:val="both"/>
+      </w:pPr>
+      <w:r>
+        <w:drawing>
+          <wp:inline distT="0" distB="0" distL="0" distR="0" wp14:anchorId="2D3FC0D5" wp14:editId="14E6D524">
+            <wp:extent cx="5760720" cy="3092450"/>
+            <wp:effectExtent l="0" t="0" r="0" b="0"/>
+            <wp:docPr id="21" name="Kép 21"/>
+            <wp:cNvGraphicFramePr>
+              <a:graphicFrameLocks xmlns:a="http://schemas.openxmlformats.org/drawingml/2006/main" noChangeAspect="1"/>
+            </wp:cNvGraphicFramePr>
+            <a:graphic xmlns:a="http://schemas.openxmlformats.org/drawingml/2006/main">
+              <a:graphicData uri="http://schemas.openxmlformats.org/drawingml/2006/picture">
+                <pic:pic xmlns:pic="http://schemas.openxmlformats.org/drawingml/2006/picture">
+                  <pic:nvPicPr>
+                    <pic:cNvPr id="1" name=""/>
+                    <pic:cNvPicPr/>
+                  </pic:nvPicPr>
+                  <pic:blipFill>
+                    <a:blip r:embed="rId13"/>
+                    <a:stretch>
+                      <a:fillRect/>
+                    </a:stretch>
+                  </pic:blipFill>
+                  <pic:spPr>
+                    <a:xfrm>
+                      <a:off x="0" y="0"/>
+                      <a:ext cx="5760720" cy="3092450"/>
+                    </a:xfrm>
+                    <a:prstGeom prst="rect">
+                      <a:avLst/>
+                    </a:prstGeom>
+                  </pic:spPr>
+                </pic:pic>
+              </a:graphicData>
+            </a:graphic>
+          </wp:inline>
+        </w:drawing>
+      </w:r>
+    </w:p>
+    <w:p>
+      <w:pPr>
+        <w:jc w:val="both"/>
+        <w:rPr>
+          <w:sz w:val="28"/>
+          <w:szCs w:val="28"/>
+        </w:rPr>
+      </w:pPr>
+    </w:p>
+    <w:p>
+      <w:pPr>
+        <w:jc w:val="both"/>
+        <w:rPr>
+          <w:sz w:val="28"/>
+          <w:szCs w:val="28"/>
+        </w:rPr>
+      </w:pPr>
+      <w:r>
+        <w:rPr>
+          <w:sz w:val="28"/>
+          <w:szCs w:val="28"/>
+        </w:rPr>
+        <w:t xml:space="preserve">A </w:t>
+      </w:r>
+      <w:proofErr w:type="spellStart"/>
+      <w:r>
+        <w:rPr>
+          <w:sz w:val="28"/>
+          <w:szCs w:val="28"/>
+        </w:rPr>
+        <w:t>MySQL</w:t>
+      </w:r>
+      <w:proofErr w:type="spellEnd"/>
+      <w:r>
+        <w:rPr>
+          <w:sz w:val="28"/>
+          <w:szCs w:val="28"/>
+        </w:rPr>
+        <w:t xml:space="preserve"> egy relációs adatbázis-kezelő rendszer (RDBMS), amelyet eredetileg a </w:t>
+      </w:r>
+      <w:proofErr w:type="spellStart"/>
+      <w:r>
+        <w:rPr>
+          <w:sz w:val="28"/>
+          <w:szCs w:val="28"/>
+        </w:rPr>
+        <w:t>MySQL</w:t>
+      </w:r>
+      <w:proofErr w:type="spellEnd"/>
+      <w:r>
+        <w:rPr>
+          <w:sz w:val="28"/>
+          <w:szCs w:val="28"/>
+        </w:rPr>
+        <w:t xml:space="preserve"> AB fejlesztett, majd később az Oracle Corporation vásárolt meg. A </w:t>
+      </w:r>
+      <w:proofErr w:type="spellStart"/>
+      <w:r>
+        <w:rPr>
+          <w:sz w:val="28"/>
+          <w:szCs w:val="28"/>
+        </w:rPr>
+        <w:t>MySQL</w:t>
+      </w:r>
+      <w:proofErr w:type="spellEnd"/>
+      <w:r>
+        <w:rPr>
+          <w:sz w:val="28"/>
+          <w:szCs w:val="28"/>
+        </w:rPr>
+        <w:t xml:space="preserve"> célja, hogy hatékonyan tárolja és kezeli az adatokat a relációs adatbázis-modell segítségével. Az adatokat táblákban szervezi, és lehetőséget biztosít azok manipulálására SQL (</w:t>
+      </w:r>
+      <w:proofErr w:type="spellStart"/>
+      <w:r>
+        <w:rPr>
+          <w:sz w:val="28"/>
+          <w:szCs w:val="28"/>
+        </w:rPr>
+        <w:t>Structured</w:t>
+      </w:r>
+      <w:proofErr w:type="spellEnd"/>
+      <w:r>
+        <w:rPr>
+          <w:sz w:val="28"/>
+          <w:szCs w:val="28"/>
+        </w:rPr>
+        <w:t xml:space="preserve"> </w:t>
+      </w:r>
+      <w:proofErr w:type="spellStart"/>
+      <w:r>
+        <w:rPr>
+          <w:sz w:val="28"/>
+          <w:szCs w:val="28"/>
+        </w:rPr>
+        <w:t>Query</w:t>
+      </w:r>
+      <w:proofErr w:type="spellEnd"/>
+      <w:r>
+        <w:rPr>
+          <w:sz w:val="28"/>
+          <w:szCs w:val="28"/>
+        </w:rPr>
+        <w:t xml:space="preserve"> </w:t>
+      </w:r>
+      <w:proofErr w:type="spellStart"/>
+      <w:r>
+        <w:rPr>
+          <w:sz w:val="28"/>
+          <w:szCs w:val="28"/>
+        </w:rPr>
+        <w:t>Language</w:t>
+      </w:r>
+      <w:proofErr w:type="spellEnd"/>
+      <w:r>
+        <w:rPr>
+          <w:sz w:val="28"/>
+          <w:szCs w:val="28"/>
+        </w:rPr>
+        <w:t>) parancsok segítségével.</w:t>
+      </w:r>
+    </w:p>
+    <w:p>
+      <w:pPr>
+        <w:jc w:val="both"/>
+        <w:rPr>
+          <w:sz w:val="28"/>
+          <w:szCs w:val="28"/>
+        </w:rPr>
+      </w:pPr>
+      <w:r>
+        <w:rPr>
+          <w:sz w:val="28"/>
+          <w:szCs w:val="28"/>
+        </w:rPr>
+        <w:lastRenderedPageBreak/>
+        <w:t xml:space="preserve">A </w:t>
+      </w:r>
+      <w:proofErr w:type="spellStart"/>
+      <w:r>
+        <w:rPr>
+          <w:sz w:val="28"/>
+          <w:szCs w:val="28"/>
+        </w:rPr>
+        <w:t>MySQL</w:t>
+      </w:r>
+      <w:proofErr w:type="spellEnd"/>
+      <w:r>
+        <w:rPr>
+          <w:sz w:val="28"/>
+          <w:szCs w:val="28"/>
+        </w:rPr>
+        <w:t xml:space="preserve"> működése az SQL nyelvre épül, amely egy szabványosított nyelv az adatbázisok kezelésére. A felhasználók SQL parancsokkal végezhetnek műveleteket, mint például </w:t>
       </w:r>
       <w:r>
         <w:rPr>
@@ -1596,7 +1964,23 @@
           <w:sz w:val="28"/>
           <w:szCs w:val="28"/>
         </w:rPr>
-        <w:t>. A MySQL rugalmas és képes hatékonyan kezelni különféle méretű adatbázisokat</w:t>
+        <w:t xml:space="preserve">. A </w:t>
+      </w:r>
+      <w:proofErr w:type="spellStart"/>
+      <w:r>
+        <w:rPr>
+          <w:sz w:val="28"/>
+          <w:szCs w:val="28"/>
+        </w:rPr>
+        <w:t>MySQL</w:t>
+      </w:r>
+      <w:proofErr w:type="spellEnd"/>
+      <w:r>
+        <w:rPr>
+          <w:sz w:val="28"/>
+          <w:szCs w:val="28"/>
+        </w:rPr>
+        <w:t xml:space="preserve"> rugalmas és képes hatékonyan kezelni különféle méretű adatbázisokat</w:t>
       </w:r>
       <w:r>
         <w:rPr>
@@ -1646,7 +2030,6 @@
         <w:rPr>
           <w:noProof/>
         </w:rPr>
-        <w:lastRenderedPageBreak/>
         <w:drawing>
           <wp:inline distT="0" distB="0" distL="0" distR="0" wp14:anchorId="22A87426" wp14:editId="281E4E5A">
             <wp:extent cx="2619375" cy="1743075"/>
@@ -1665,7 +2048,7 @@
                     </pic:cNvPicPr>
                   </pic:nvPicPr>
                   <pic:blipFill>
-                    <a:blip r:embed="rId13">
+                    <a:blip r:embed="rId14">
                       <a:extLst>
                         <a:ext uri="{28A0092B-C50C-407E-A947-70E740481C1C}">
                           <a14:useLocalDpi xmlns:a14="http://schemas.microsoft.com/office/drawing/2010/main" val="0"/>
@@ -1720,6 +2103,7 @@
         </w:rPr>
         <w:t xml:space="preserve"> </w:t>
       </w:r>
+      <w:proofErr w:type="spellStart"/>
       <w:r>
         <w:rPr>
           <w:rStyle w:val="Kiemels2"/>
@@ -1729,21 +2113,102 @@
         </w:rPr>
         <w:t>phpMyAdmin</w:t>
       </w:r>
-    </w:p>
-    <w:p>
-      <w:pPr>
-        <w:jc w:val="both"/>
-        <w:rPr>
-          <w:sz w:val="28"/>
-          <w:szCs w:val="28"/>
-        </w:rPr>
-      </w:pPr>
-      <w:r>
-        <w:rPr>
-          <w:sz w:val="28"/>
-          <w:szCs w:val="28"/>
-        </w:rPr>
-        <w:t>A phpMyAdmin egy nyílt forráskódú, webalapú alkalmazás, amely lehetővé teszi a MySQL (vagy MariaDB) adatbázisok egyszerű kezelését és karbantartását. A phpMyAdmin a PHP nyelven íródott, és gyakorlatilag egy grafikus felhasználói felületet biztosít a MySQL adatbázisok számára, amely lehetővé teszi, hogy azok adminisztrációja ne csak parancssoros eszközökkel történjen, hanem egy intuitív, webes felületen keresztül.</w:t>
+      <w:proofErr w:type="spellEnd"/>
+    </w:p>
+    <w:p>
+      <w:pPr>
+        <w:jc w:val="both"/>
+        <w:rPr>
+          <w:sz w:val="28"/>
+          <w:szCs w:val="28"/>
+        </w:rPr>
+      </w:pPr>
+      <w:r>
+        <w:rPr>
+          <w:sz w:val="28"/>
+          <w:szCs w:val="28"/>
+        </w:rPr>
+        <w:t xml:space="preserve">A </w:t>
+      </w:r>
+      <w:proofErr w:type="spellStart"/>
+      <w:r>
+        <w:rPr>
+          <w:sz w:val="28"/>
+          <w:szCs w:val="28"/>
+        </w:rPr>
+        <w:t>phpMyAdmin</w:t>
+      </w:r>
+      <w:proofErr w:type="spellEnd"/>
+      <w:r>
+        <w:rPr>
+          <w:sz w:val="28"/>
+          <w:szCs w:val="28"/>
+        </w:rPr>
+        <w:t xml:space="preserve"> egy nyílt forráskódú, webalapú alkalmazás, amely lehetővé teszi a </w:t>
+      </w:r>
+      <w:proofErr w:type="spellStart"/>
+      <w:r>
+        <w:rPr>
+          <w:sz w:val="28"/>
+          <w:szCs w:val="28"/>
+        </w:rPr>
+        <w:t>MySQL</w:t>
+      </w:r>
+      <w:proofErr w:type="spellEnd"/>
+      <w:r>
+        <w:rPr>
+          <w:sz w:val="28"/>
+          <w:szCs w:val="28"/>
+        </w:rPr>
+        <w:t xml:space="preserve"> (vagy </w:t>
+      </w:r>
+      <w:proofErr w:type="spellStart"/>
+      <w:r>
+        <w:rPr>
+          <w:sz w:val="28"/>
+          <w:szCs w:val="28"/>
+        </w:rPr>
+        <w:t>MariaDB</w:t>
+      </w:r>
+      <w:proofErr w:type="spellEnd"/>
+      <w:r>
+        <w:rPr>
+          <w:sz w:val="28"/>
+          <w:szCs w:val="28"/>
+        </w:rPr>
+        <w:t xml:space="preserve">) adatbázisok egyszerű kezelését és karbantartását. A </w:t>
+      </w:r>
+      <w:proofErr w:type="spellStart"/>
+      <w:r>
+        <w:rPr>
+          <w:sz w:val="28"/>
+          <w:szCs w:val="28"/>
+        </w:rPr>
+        <w:t>phpMyAdmin</w:t>
+      </w:r>
+      <w:proofErr w:type="spellEnd"/>
+      <w:r>
+        <w:rPr>
+          <w:sz w:val="28"/>
+          <w:szCs w:val="28"/>
+        </w:rPr>
+        <w:t xml:space="preserve"> a PHP nyelven íródott, és gyakorlatilag egy grafikus felhasználói felületet biztosít a </w:t>
+      </w:r>
+      <w:proofErr w:type="spellStart"/>
+      <w:r>
+        <w:rPr>
+          <w:sz w:val="28"/>
+          <w:szCs w:val="28"/>
+        </w:rPr>
+        <w:t>MySQL</w:t>
+      </w:r>
+      <w:proofErr w:type="spellEnd"/>
+      <w:r>
+        <w:rPr>
+          <w:sz w:val="28"/>
+          <w:szCs w:val="28"/>
+        </w:rPr>
+        <w:t xml:space="preserve"> adatbázisok számára, amely lehetővé teszi, hogy azok adminisztrációja ne csak parancssoros eszközökkel történjen, hanem egy intuitív, webes felületen keresztül.</w:t>
       </w:r>
     </w:p>
     <w:p>
@@ -1786,7 +2251,7 @@
                     </pic:cNvPicPr>
                   </pic:nvPicPr>
                   <pic:blipFill>
-                    <a:blip r:embed="rId14">
+                    <a:blip r:embed="rId15">
                       <a:extLst>
                         <a:ext uri="{28A0092B-C50C-407E-A947-70E740481C1C}">
                           <a14:useLocalDpi xmlns:a14="http://schemas.microsoft.com/office/drawing/2010/main" val="0"/>
@@ -1832,6 +2297,7 @@
           <w:sz w:val="36"/>
           <w:szCs w:val="36"/>
         </w:rPr>
+        <w:lastRenderedPageBreak/>
         <w:t>1</w:t>
       </w:r>
       <w:r>
@@ -1861,6 +2327,7 @@
         </w:rPr>
         <w:t xml:space="preserve"> </w:t>
       </w:r>
+      <w:proofErr w:type="spellStart"/>
       <w:r>
         <w:rPr>
           <w:b/>
@@ -1870,6 +2337,7 @@
         </w:rPr>
         <w:t>Trello</w:t>
       </w:r>
+      <w:proofErr w:type="spellEnd"/>
     </w:p>
     <w:p>
       <w:pPr>
@@ -1886,6 +2354,7 @@
         </w:rPr>
         <w:t xml:space="preserve">A </w:t>
       </w:r>
+      <w:proofErr w:type="spellStart"/>
       <w:r>
         <w:rPr>
           <w:rStyle w:val="Kiemels2"/>
@@ -1895,6 +2364,7 @@
         </w:rPr>
         <w:t>Trello</w:t>
       </w:r>
+      <w:proofErr w:type="spellEnd"/>
       <w:r>
         <w:rPr>
           <w:sz w:val="28"/>
@@ -1914,7 +2384,23 @@
           <w:sz w:val="28"/>
           <w:szCs w:val="28"/>
         </w:rPr>
-        <w:t xml:space="preserve">rendszerezni a feladataikat és nyomon követni a projekteket. A Trello alapja a </w:t>
+        <w:t xml:space="preserve">rendszerezni a feladataikat és nyomon követni a projekteket. A </w:t>
+      </w:r>
+      <w:proofErr w:type="spellStart"/>
+      <w:r>
+        <w:rPr>
+          <w:sz w:val="28"/>
+          <w:szCs w:val="28"/>
+        </w:rPr>
+        <w:t>Trello</w:t>
+      </w:r>
+      <w:proofErr w:type="spellEnd"/>
+      <w:r>
+        <w:rPr>
+          <w:sz w:val="28"/>
+          <w:szCs w:val="28"/>
+        </w:rPr>
+        <w:t xml:space="preserve"> alapja a </w:t>
       </w:r>
       <w:r>
         <w:rPr>
@@ -1963,7 +2449,6 @@
           <w:sz w:val="28"/>
           <w:szCs w:val="28"/>
         </w:rPr>
-        <w:lastRenderedPageBreak/>
         <w:drawing>
           <wp:inline distT="0" distB="0" distL="0" distR="0" wp14:anchorId="7DE81CC0" wp14:editId="2126EBFC">
             <wp:extent cx="5760720" cy="3020060"/>
@@ -1980,7 +2465,7 @@
                     <pic:cNvPicPr/>
                   </pic:nvPicPr>
                   <pic:blipFill>
-                    <a:blip r:embed="rId15"/>
+                    <a:blip r:embed="rId16"/>
                     <a:stretch>
                       <a:fillRect/>
                     </a:stretch>
@@ -2040,7 +2525,7 @@
                     </pic:cNvPicPr>
                   </pic:nvPicPr>
                   <pic:blipFill>
-                    <a:blip r:embed="rId16" cstate="print">
+                    <a:blip r:embed="rId17" cstate="print">
                       <a:extLst>
                         <a:ext uri="{28A0092B-C50C-407E-A947-70E740481C1C}">
                           <a14:useLocalDpi xmlns:a14="http://schemas.microsoft.com/office/drawing/2010/main" val="0"/>
@@ -2111,8 +2596,18 @@
           <w:sz w:val="36"/>
           <w:szCs w:val="36"/>
         </w:rPr>
-        <w:t xml:space="preserve"> Github</w:t>
-      </w:r>
+        <w:t xml:space="preserve"> </w:t>
+      </w:r>
+      <w:proofErr w:type="spellStart"/>
+      <w:r>
+        <w:rPr>
+          <w:b/>
+          <w:sz w:val="36"/>
+          <w:szCs w:val="36"/>
+        </w:rPr>
+        <w:t>Github</w:t>
+      </w:r>
+      <w:proofErr w:type="spellEnd"/>
     </w:p>
     <w:p>
       <w:pPr>
@@ -2129,25 +2624,25 @@
           <w:szCs w:val="28"/>
           <w:lang w:eastAsia="hu-HU"/>
         </w:rPr>
-        <w:t>A GitHub egy online platform, amely lehetővé teszi a programozók és fejlesztők számára, hogy kódot tároljanak, megosszák és együtt dolgozzanak. A GitHub alapja a Git verziókezelő rendszer, amely segít a kód módosításainak nyomon követésében. Lehetővé teszi a csapatok számára, hogy könnyen dolgozzanak együtt, bárhol is legyenek, és megoldja a kódban történt változtatások összevonását, valamint a hibák kezelését.</w:t>
-      </w:r>
-    </w:p>
-    <w:p>
-      <w:pPr>
-        <w:jc w:val="both"/>
+        <w:t xml:space="preserve">A GitHub egy online platform, amely lehetővé teszi a programozók és fejlesztők számára, hogy kódot tároljanak, megosszák és együtt dolgozzanak. A GitHub alapja a </w:t>
+      </w:r>
+      <w:proofErr w:type="spellStart"/>
+      <w:r>
         <w:rPr>
           <w:sz w:val="28"/>
           <w:szCs w:val="28"/>
           <w:lang w:eastAsia="hu-HU"/>
         </w:rPr>
-      </w:pPr>
+        <w:t>Git</w:t>
+      </w:r>
+      <w:proofErr w:type="spellEnd"/>
       <w:r>
         <w:rPr>
           <w:sz w:val="28"/>
           <w:szCs w:val="28"/>
           <w:lang w:eastAsia="hu-HU"/>
         </w:rPr>
-        <w:t>A GitHub-on található kódokat "tárházaknak" (repository) hívják, ahol a fejlesztők feltölthetik, módosíthatják és megoszthatják a projektjeiket. A felhasználók különböző jogosultságokkal rendelkezhetnek egy projektben: lehetnek adminisztrátorok, akik teljes hozzáférést kapnak, vagy egyszerű hozzájárulók, akik javaslatokat tehetnek a kód módosítására. A kód frissítéseit és változtatásait "commiteknek" nevezik, és minden commit-hoz megjegyzés is tartozik, hogy könnyen követhetők legyenek a módosítások.</w:t>
+        <w:t xml:space="preserve"> verziókezelő rendszer, amely segít a kód módosításainak nyomon követésében. Lehetővé teszi a csapatok számára, hogy könnyen dolgozzanak együtt, bárhol is legyenek, és megoldja a kódban történt változtatások összevonását, valamint a hibák kezelését.</w:t>
       </w:r>
     </w:p>
     <w:p>
@@ -2166,7 +2661,169 @@
           <w:lang w:eastAsia="hu-HU"/>
         </w:rPr>
         <w:lastRenderedPageBreak/>
-        <w:t>A GitHub lehetővé teszi a "pull requestek" létrehozását is, amelyek segítségével a fejlesztők javasolhatják, hogy egy másik fejlesztő kódját integrálják a projektbe. A pull requestek segítenek a kód átvizsgálásában és a hibák észlelésében.</w:t>
+        <w:t>A GitHub-</w:t>
+      </w:r>
+      <w:proofErr w:type="spellStart"/>
+      <w:r>
+        <w:rPr>
+          <w:sz w:val="28"/>
+          <w:szCs w:val="28"/>
+          <w:lang w:eastAsia="hu-HU"/>
+        </w:rPr>
+        <w:t>on</w:t>
+      </w:r>
+      <w:proofErr w:type="spellEnd"/>
+      <w:r>
+        <w:rPr>
+          <w:sz w:val="28"/>
+          <w:szCs w:val="28"/>
+          <w:lang w:eastAsia="hu-HU"/>
+        </w:rPr>
+        <w:t xml:space="preserve"> található kódokat "tárházaknak" (</w:t>
+      </w:r>
+      <w:proofErr w:type="spellStart"/>
+      <w:r>
+        <w:rPr>
+          <w:sz w:val="28"/>
+          <w:szCs w:val="28"/>
+          <w:lang w:eastAsia="hu-HU"/>
+        </w:rPr>
+        <w:t>repository</w:t>
+      </w:r>
+      <w:proofErr w:type="spellEnd"/>
+      <w:r>
+        <w:rPr>
+          <w:sz w:val="28"/>
+          <w:szCs w:val="28"/>
+          <w:lang w:eastAsia="hu-HU"/>
+        </w:rPr>
+        <w:t>) hívják, ahol a fejlesztők feltölthetik, módosíthatják és megoszthatják a projektjeiket. A felhasználók különböző jogosultságokkal rendelkezhetnek egy projektben: lehetnek adminisztrátorok, akik teljes hozzáférést kapnak, vagy egyszerű hozzájárulók, akik javaslatokat tehetnek a kód módosítására. A kód frissítéseit és változtatásait "</w:t>
+      </w:r>
+      <w:proofErr w:type="spellStart"/>
+      <w:r>
+        <w:rPr>
+          <w:sz w:val="28"/>
+          <w:szCs w:val="28"/>
+          <w:lang w:eastAsia="hu-HU"/>
+        </w:rPr>
+        <w:t>commiteknek</w:t>
+      </w:r>
+      <w:proofErr w:type="spellEnd"/>
+      <w:r>
+        <w:rPr>
+          <w:sz w:val="28"/>
+          <w:szCs w:val="28"/>
+          <w:lang w:eastAsia="hu-HU"/>
+        </w:rPr>
+        <w:t xml:space="preserve">" nevezik, és minden </w:t>
+      </w:r>
+      <w:proofErr w:type="spellStart"/>
+      <w:r>
+        <w:rPr>
+          <w:sz w:val="28"/>
+          <w:szCs w:val="28"/>
+          <w:lang w:eastAsia="hu-HU"/>
+        </w:rPr>
+        <w:t>commit</w:t>
+      </w:r>
+      <w:proofErr w:type="spellEnd"/>
+      <w:r>
+        <w:rPr>
+          <w:sz w:val="28"/>
+          <w:szCs w:val="28"/>
+          <w:lang w:eastAsia="hu-HU"/>
+        </w:rPr>
+        <w:t>-hoz megjegyzés is tartozik, hogy könnyen követhetők legyenek a módosítások.</w:t>
+      </w:r>
+    </w:p>
+    <w:p>
+      <w:pPr>
+        <w:jc w:val="both"/>
+        <w:rPr>
+          <w:sz w:val="28"/>
+          <w:szCs w:val="28"/>
+          <w:lang w:eastAsia="hu-HU"/>
+        </w:rPr>
+      </w:pPr>
+      <w:r>
+        <w:rPr>
+          <w:sz w:val="28"/>
+          <w:szCs w:val="28"/>
+          <w:lang w:eastAsia="hu-HU"/>
+        </w:rPr>
+        <w:t>A GitHub lehetővé teszi a "</w:t>
+      </w:r>
+      <w:proofErr w:type="spellStart"/>
+      <w:r>
+        <w:rPr>
+          <w:sz w:val="28"/>
+          <w:szCs w:val="28"/>
+          <w:lang w:eastAsia="hu-HU"/>
+        </w:rPr>
+        <w:t>pull</w:t>
+      </w:r>
+      <w:proofErr w:type="spellEnd"/>
+      <w:r>
+        <w:rPr>
+          <w:sz w:val="28"/>
+          <w:szCs w:val="28"/>
+          <w:lang w:eastAsia="hu-HU"/>
+        </w:rPr>
+        <w:t xml:space="preserve"> </w:t>
+      </w:r>
+      <w:proofErr w:type="spellStart"/>
+      <w:r>
+        <w:rPr>
+          <w:sz w:val="28"/>
+          <w:szCs w:val="28"/>
+          <w:lang w:eastAsia="hu-HU"/>
+        </w:rPr>
+        <w:t>requestek</w:t>
+      </w:r>
+      <w:proofErr w:type="spellEnd"/>
+      <w:r>
+        <w:rPr>
+          <w:sz w:val="28"/>
+          <w:szCs w:val="28"/>
+          <w:lang w:eastAsia="hu-HU"/>
+        </w:rPr>
+        <w:t xml:space="preserve">" létrehozását is, amelyek segítségével a fejlesztők javasolhatják, hogy egy másik fejlesztő kódját integrálják a projektbe. A </w:t>
+      </w:r>
+      <w:proofErr w:type="spellStart"/>
+      <w:r>
+        <w:rPr>
+          <w:sz w:val="28"/>
+          <w:szCs w:val="28"/>
+          <w:lang w:eastAsia="hu-HU"/>
+        </w:rPr>
+        <w:t>pull</w:t>
+      </w:r>
+      <w:proofErr w:type="spellEnd"/>
+      <w:r>
+        <w:rPr>
+          <w:sz w:val="28"/>
+          <w:szCs w:val="28"/>
+          <w:lang w:eastAsia="hu-HU"/>
+        </w:rPr>
+        <w:t xml:space="preserve"> </w:t>
+      </w:r>
+      <w:proofErr w:type="spellStart"/>
+      <w:r>
+        <w:rPr>
+          <w:sz w:val="28"/>
+          <w:szCs w:val="28"/>
+          <w:lang w:eastAsia="hu-HU"/>
+        </w:rPr>
+        <w:t>requestek</w:t>
+      </w:r>
+      <w:proofErr w:type="spellEnd"/>
+      <w:r>
+        <w:rPr>
+          <w:sz w:val="28"/>
+          <w:szCs w:val="28"/>
+          <w:lang w:eastAsia="hu-HU"/>
+        </w:rPr>
+        <w:t xml:space="preserve"> segítenek a kód átvizsgálásában és a hibák észlelésében.</w:t>
       </w:r>
     </w:p>
     <w:p>
@@ -2231,7 +2888,7 @@
                     </pic:cNvPicPr>
                   </pic:nvPicPr>
                   <pic:blipFill>
-                    <a:blip r:embed="rId17" cstate="print">
+                    <a:blip r:embed="rId18" cstate="print">
                       <a:extLst>
                         <a:ext uri="{28A0092B-C50C-407E-A947-70E740481C1C}">
                           <a14:useLocalDpi xmlns:a14="http://schemas.microsoft.com/office/drawing/2010/main" val="0"/>
@@ -2327,7 +2984,23 @@
           <w:sz w:val="28"/>
           <w:szCs w:val="28"/>
         </w:rPr>
-        <w:t>A React egy népszerű JavaScript könyvtár, amelyet a Facebook fejlesztett ki, és főként felhasználói felületek (UI) létrehozására használnak. A célja, hogy megkönnyítse a modern, interaktív és dinamikus webalkalmazások fejlesztését.</w:t>
+        <w:t xml:space="preserve">A </w:t>
+      </w:r>
+      <w:proofErr w:type="spellStart"/>
+      <w:r>
+        <w:rPr>
+          <w:sz w:val="28"/>
+          <w:szCs w:val="28"/>
+        </w:rPr>
+        <w:t>React</w:t>
+      </w:r>
+      <w:proofErr w:type="spellEnd"/>
+      <w:r>
+        <w:rPr>
+          <w:sz w:val="28"/>
+          <w:szCs w:val="28"/>
+        </w:rPr>
+        <w:t xml:space="preserve"> egy népszerű JavaScript könyvtár, amelyet a Facebook fejlesztett ki, és főként felhasználói felületek (UI) létrehozására használnak. A célja, hogy megkönnyítse a modern, interaktív és dinamikus webalkalmazások fejlesztését.</w:t>
       </w:r>
     </w:p>
     <w:p>
@@ -2355,7 +3028,23 @@
           <w:sz w:val="28"/>
           <w:szCs w:val="28"/>
         </w:rPr>
-        <w:t>, amelyek kisebb, újrahasznosítható részek. Minden komponens önállóan működik, saját adatokkal (state) és viselkedéssel. Ez lehetővé teszi, hogy könnyebben kezelhető és karbantartható legyen a kód.</w:t>
+        <w:t>, amelyek kisebb, újrahasznosítható részek. Minden komponens önállóan működik, saját adatokkal (</w:t>
+      </w:r>
+      <w:proofErr w:type="spellStart"/>
+      <w:r>
+        <w:rPr>
+          <w:sz w:val="28"/>
+          <w:szCs w:val="28"/>
+        </w:rPr>
+        <w:t>state</w:t>
+      </w:r>
+      <w:proofErr w:type="spellEnd"/>
+      <w:r>
+        <w:rPr>
+          <w:sz w:val="28"/>
+          <w:szCs w:val="28"/>
+        </w:rPr>
+        <w:t>) és viselkedéssel. Ez lehetővé teszi, hogy könnyebben kezelhető és karbantartható legyen a kód.</w:t>
       </w:r>
     </w:p>
     <w:p>
@@ -2428,23 +3117,32 @@
           <w:sz w:val="36"/>
           <w:szCs w:val="36"/>
         </w:rPr>
-        <w:t>ASP.NET Web Api</w:t>
-      </w:r>
-    </w:p>
-    <w:p>
-      <w:pPr>
-        <w:jc w:val="both"/>
-        <w:rPr>
-          <w:sz w:val="28"/>
-          <w:szCs w:val="28"/>
-        </w:rPr>
-      </w:pPr>
-      <w:r>
-        <w:rPr>
-          <w:sz w:val="28"/>
-          <w:szCs w:val="28"/>
-        </w:rPr>
-        <w:lastRenderedPageBreak/>
+        <w:t xml:space="preserve">ASP.NET Web </w:t>
+      </w:r>
+      <w:proofErr w:type="spellStart"/>
+      <w:r>
+        <w:rPr>
+          <w:b/>
+          <w:sz w:val="36"/>
+          <w:szCs w:val="36"/>
+        </w:rPr>
+        <w:t>Api</w:t>
+      </w:r>
+      <w:proofErr w:type="spellEnd"/>
+    </w:p>
+    <w:p>
+      <w:pPr>
+        <w:jc w:val="both"/>
+        <w:rPr>
+          <w:sz w:val="28"/>
+          <w:szCs w:val="28"/>
+        </w:rPr>
+      </w:pPr>
+      <w:r>
+        <w:rPr>
+          <w:sz w:val="28"/>
+          <w:szCs w:val="28"/>
+        </w:rPr>
         <w:t xml:space="preserve">Az </w:t>
       </w:r>
       <w:r>
@@ -2461,7 +3159,39 @@
           <w:sz w:val="28"/>
           <w:szCs w:val="28"/>
         </w:rPr>
-        <w:t xml:space="preserve"> egy C# nyelvvel gyakran használt keretrendszer, amely lehetővé teszi RESTful API-k fejlesztését. A Web API segítségével egyszerűen hozhatsz létre HTTP-alapú szolgáltatásokat, amelyek JSON vagy XML formátumban küldenek és fogadnak adatokat. A C# erejét kihasználva könnyen írhatóak a logika, a kontroller osztályok, és az útvonaltérkép, amelyek meghatározzák, hogyan kezelje az alkalmazás a beérkező kéréseket.</w:t>
+        <w:t xml:space="preserve"> egy C# nyelvvel gyakran használt keretrendszer, amely lehetővé teszi </w:t>
+      </w:r>
+      <w:proofErr w:type="spellStart"/>
+      <w:r>
+        <w:rPr>
+          <w:sz w:val="28"/>
+          <w:szCs w:val="28"/>
+        </w:rPr>
+        <w:t>RESTful</w:t>
+      </w:r>
+      <w:proofErr w:type="spellEnd"/>
+      <w:r>
+        <w:rPr>
+          <w:sz w:val="28"/>
+          <w:szCs w:val="28"/>
+        </w:rPr>
+        <w:t xml:space="preserve"> API-k fejlesztését. A Web API segítségével egyszerűen hozhatsz létre HTTP-alapú szolgáltatásokat, amelyek JSON vagy XML formátumban küldenek és fogadnak adatokat. A C# erejét kihasználva könnyen </w:t>
+      </w:r>
+      <w:proofErr w:type="spellStart"/>
+      <w:r>
+        <w:rPr>
+          <w:sz w:val="28"/>
+          <w:szCs w:val="28"/>
+        </w:rPr>
+        <w:t>írhatóak</w:t>
+      </w:r>
+      <w:proofErr w:type="spellEnd"/>
+      <w:r>
+        <w:rPr>
+          <w:sz w:val="28"/>
+          <w:szCs w:val="28"/>
+        </w:rPr>
+        <w:t xml:space="preserve"> a logika, a kontroller osztályok, és az útvonaltérkép, amelyek meghatározzák, hogyan kezelje az alkalmazás a beérkező kéréseket.</w:t>
       </w:r>
     </w:p>
     <w:p>
@@ -2514,7 +3244,7 @@
                     </pic:cNvPicPr>
                   </pic:nvPicPr>
                   <pic:blipFill>
-                    <a:blip r:embed="rId18">
+                    <a:blip r:embed="rId19">
                       <a:extLst>
                         <a:ext uri="{28A0092B-C50C-407E-A947-70E740481C1C}">
                           <a14:useLocalDpi xmlns:a14="http://schemas.microsoft.com/office/drawing/2010/main" val="0"/>
@@ -2576,7 +3306,103 @@
           <w:sz w:val="28"/>
           <w:szCs w:val="28"/>
         </w:rPr>
-        <w:t>A HTML (HyperText Markup Language) a weboldalak szerkezetét és tartalmát meghatározó jelölőnyelv, amely tagekből épül fel. Hierarchikus felépítésű, a dokumentum metaadatokat és vizuális elemeket is tartalmaz. A HTML5 új szerkezeti elemeket, natív multimédiás támogatást és fejlettebb űrlapkezelést biztosít. Reszponzivitása CSS és JavaScript segítségével alakítható, lehetővé téve az interaktív és dinamikus weboldalak fejlesztését.</w:t>
+        <w:t>A HTML (</w:t>
+      </w:r>
+      <w:proofErr w:type="spellStart"/>
+      <w:r>
+        <w:rPr>
+          <w:sz w:val="28"/>
+          <w:szCs w:val="28"/>
+        </w:rPr>
+        <w:t>HyperText</w:t>
+      </w:r>
+      <w:proofErr w:type="spellEnd"/>
+      <w:r>
+        <w:rPr>
+          <w:sz w:val="28"/>
+          <w:szCs w:val="28"/>
+        </w:rPr>
+        <w:t xml:space="preserve"> </w:t>
+      </w:r>
+      <w:proofErr w:type="spellStart"/>
+      <w:r>
+        <w:rPr>
+          <w:sz w:val="28"/>
+          <w:szCs w:val="28"/>
+        </w:rPr>
+        <w:t>Markup</w:t>
+      </w:r>
+      <w:proofErr w:type="spellEnd"/>
+      <w:r>
+        <w:rPr>
+          <w:sz w:val="28"/>
+          <w:szCs w:val="28"/>
+        </w:rPr>
+        <w:t xml:space="preserve"> </w:t>
+      </w:r>
+      <w:proofErr w:type="spellStart"/>
+      <w:r>
+        <w:rPr>
+          <w:sz w:val="28"/>
+          <w:szCs w:val="28"/>
+        </w:rPr>
+        <w:t>Language</w:t>
+      </w:r>
+      <w:proofErr w:type="spellEnd"/>
+      <w:r>
+        <w:rPr>
+          <w:sz w:val="28"/>
+          <w:szCs w:val="28"/>
+        </w:rPr>
+        <w:t xml:space="preserve">) a weboldalak szerkezetét és tartalmát meghatározó jelölőnyelv, amely </w:t>
+      </w:r>
+      <w:proofErr w:type="spellStart"/>
+      <w:r>
+        <w:rPr>
+          <w:sz w:val="28"/>
+          <w:szCs w:val="28"/>
+        </w:rPr>
+        <w:t>tagekből</w:t>
+      </w:r>
+      <w:proofErr w:type="spellEnd"/>
+      <w:r>
+        <w:rPr>
+          <w:sz w:val="28"/>
+          <w:szCs w:val="28"/>
+        </w:rPr>
+        <w:t xml:space="preserve"> épül fel. Hierarchikus felépítésű, a dokumentum </w:t>
+      </w:r>
+      <w:proofErr w:type="spellStart"/>
+      <w:r>
+        <w:rPr>
+          <w:sz w:val="28"/>
+          <w:szCs w:val="28"/>
+        </w:rPr>
+        <w:t>metaadatokat</w:t>
+      </w:r>
+      <w:proofErr w:type="spellEnd"/>
+      <w:r>
+        <w:rPr>
+          <w:sz w:val="28"/>
+          <w:szCs w:val="28"/>
+        </w:rPr>
+        <w:t xml:space="preserve"> és vizuális elemeket is tartalmaz. A HTML5 új szerkezeti elemeket, natív multimédiás támogatást és fejlettebb űrlapkezelést biztosít. </w:t>
+      </w:r>
+      <w:proofErr w:type="spellStart"/>
+      <w:r>
+        <w:rPr>
+          <w:sz w:val="28"/>
+          <w:szCs w:val="28"/>
+        </w:rPr>
+        <w:t>Reszponzivitása</w:t>
+      </w:r>
+      <w:proofErr w:type="spellEnd"/>
+      <w:r>
+        <w:rPr>
+          <w:sz w:val="28"/>
+          <w:szCs w:val="28"/>
+        </w:rPr>
+        <w:t xml:space="preserve"> CSS és JavaScript segítségével alakítható, lehetővé téve az interaktív és dinamikus weboldalak fejlesztését.</w:t>
       </w:r>
     </w:p>
     <w:p>
@@ -2643,111 +3469,6 @@
                 <pic:pic xmlns:pic="http://schemas.openxmlformats.org/drawingml/2006/picture">
                   <pic:nvPicPr>
                     <pic:cNvPr id="0" name="Picture 11"/>
-                    <pic:cNvPicPr>
-                      <a:picLocks noChangeAspect="1" noChangeArrowheads="1"/>
-                    </pic:cNvPicPr>
-                  </pic:nvPicPr>
-                  <pic:blipFill>
-                    <a:blip r:embed="rId19">
-                      <a:extLst>
-                        <a:ext uri="{28A0092B-C50C-407E-A947-70E740481C1C}">
-                          <a14:useLocalDpi xmlns:a14="http://schemas.microsoft.com/office/drawing/2010/main" val="0"/>
-                        </a:ext>
-                      </a:extLst>
-                    </a:blip>
-                    <a:srcRect/>
-                    <a:stretch>
-                      <a:fillRect/>
-                    </a:stretch>
-                  </pic:blipFill>
-                  <pic:spPr bwMode="auto">
-                    <a:xfrm>
-                      <a:off x="0" y="0"/>
-                      <a:ext cx="2857500" cy="1600200"/>
-                    </a:xfrm>
-                    <a:prstGeom prst="rect">
-                      <a:avLst/>
-                    </a:prstGeom>
-                    <a:noFill/>
-                  </pic:spPr>
-                </pic:pic>
-              </a:graphicData>
-            </a:graphic>
-          </wp:inline>
-        </w:drawing>
-      </w:r>
-    </w:p>
-    <w:p>
-      <w:pPr>
-        <w:jc w:val="both"/>
-        <w:rPr>
-          <w:b/>
-          <w:bCs/>
-          <w:sz w:val="36"/>
-          <w:szCs w:val="36"/>
-        </w:rPr>
-      </w:pPr>
-      <w:r>
-        <w:rPr>
-          <w:b/>
-          <w:bCs/>
-          <w:sz w:val="36"/>
-          <w:szCs w:val="36"/>
-        </w:rPr>
-        <w:t>1.10 CSS</w:t>
-      </w:r>
-    </w:p>
-    <w:p>
-      <w:pPr>
-        <w:jc w:val="both"/>
-        <w:rPr>
-          <w:sz w:val="28"/>
-          <w:szCs w:val="28"/>
-        </w:rPr>
-      </w:pPr>
-      <w:r>
-        <w:rPr>
-          <w:sz w:val="28"/>
-          <w:szCs w:val="28"/>
-        </w:rPr>
-        <w:t>A CSS (Cascading Style Sheets) a weboldalak megjelenését és formázását szabályozó nyelv. Lehetővé teszi az elemek színezését, méretezését, pozicionálását és animációját. A stílusokat szelektorok segítségével lehet alkalmazni, külső, belső vagy inline módon. A CSS3 új lehetőségeket hozott, például rugalmas elrendezéseket, árnyékokat, áttűnéseket és reszponzív design támogatást.</w:t>
-      </w:r>
-    </w:p>
-    <w:p>
-      <w:pPr>
-        <w:jc w:val="both"/>
-        <w:rPr>
-          <w:sz w:val="28"/>
-          <w:szCs w:val="28"/>
-        </w:rPr>
-      </w:pPr>
-    </w:p>
-    <w:p>
-      <w:pPr>
-        <w:jc w:val="both"/>
-      </w:pPr>
-    </w:p>
-    <w:p>
-      <w:pPr>
-        <w:jc w:val="center"/>
-      </w:pPr>
-      <w:r>
-        <w:rPr>
-          <w:noProof/>
-        </w:rPr>
-        <w:drawing>
-          <wp:inline distT="0" distB="0" distL="0" distR="0" wp14:anchorId="0367167B" wp14:editId="7C3A2DCC">
-            <wp:extent cx="2857500" cy="1600200"/>
-            <wp:effectExtent l="0" t="0" r="0" b="0"/>
-            <wp:docPr id="17" name="Kép 17"/>
-            <wp:cNvGraphicFramePr>
-              <a:graphicFrameLocks xmlns:a="http://schemas.openxmlformats.org/drawingml/2006/main" noChangeAspect="1"/>
-            </wp:cNvGraphicFramePr>
-            <a:graphic xmlns:a="http://schemas.openxmlformats.org/drawingml/2006/main">
-              <a:graphicData uri="http://schemas.openxmlformats.org/drawingml/2006/picture">
-                <pic:pic xmlns:pic="http://schemas.openxmlformats.org/drawingml/2006/picture">
-                  <pic:nvPicPr>
-                    <pic:cNvPr id="0" name="Picture 12"/>
                     <pic:cNvPicPr>
                       <a:picLocks noChangeAspect="1" noChangeArrowheads="1"/>
                     </pic:cNvPicPr>
@@ -2799,8 +3520,188 @@
           <w:sz w:val="36"/>
           <w:szCs w:val="36"/>
         </w:rPr>
-        <w:t>1.11 Javascript</w:t>
-      </w:r>
+        <w:t>1.10 CSS</w:t>
+      </w:r>
+    </w:p>
+    <w:p>
+      <w:pPr>
+        <w:jc w:val="both"/>
+        <w:rPr>
+          <w:sz w:val="28"/>
+          <w:szCs w:val="28"/>
+        </w:rPr>
+      </w:pPr>
+      <w:r>
+        <w:rPr>
+          <w:sz w:val="28"/>
+          <w:szCs w:val="28"/>
+        </w:rPr>
+        <w:t>A CSS (</w:t>
+      </w:r>
+      <w:proofErr w:type="spellStart"/>
+      <w:r>
+        <w:rPr>
+          <w:sz w:val="28"/>
+          <w:szCs w:val="28"/>
+        </w:rPr>
+        <w:t>Cascading</w:t>
+      </w:r>
+      <w:proofErr w:type="spellEnd"/>
+      <w:r>
+        <w:rPr>
+          <w:sz w:val="28"/>
+          <w:szCs w:val="28"/>
+        </w:rPr>
+        <w:t xml:space="preserve"> </w:t>
+      </w:r>
+      <w:proofErr w:type="spellStart"/>
+      <w:r>
+        <w:rPr>
+          <w:sz w:val="28"/>
+          <w:szCs w:val="28"/>
+        </w:rPr>
+        <w:t>Style</w:t>
+      </w:r>
+      <w:proofErr w:type="spellEnd"/>
+      <w:r>
+        <w:rPr>
+          <w:sz w:val="28"/>
+          <w:szCs w:val="28"/>
+        </w:rPr>
+        <w:t xml:space="preserve"> </w:t>
+      </w:r>
+      <w:proofErr w:type="spellStart"/>
+      <w:r>
+        <w:rPr>
+          <w:sz w:val="28"/>
+          <w:szCs w:val="28"/>
+        </w:rPr>
+        <w:t>Sheets</w:t>
+      </w:r>
+      <w:proofErr w:type="spellEnd"/>
+      <w:r>
+        <w:rPr>
+          <w:sz w:val="28"/>
+          <w:szCs w:val="28"/>
+        </w:rPr>
+        <w:t xml:space="preserve">) a weboldalak megjelenését és formázását szabályozó nyelv. Lehetővé teszi az elemek színezését, méretezését, pozicionálását és animációját. A stílusokat szelektorok segítségével lehet alkalmazni, külső, belső vagy </w:t>
+      </w:r>
+      <w:proofErr w:type="spellStart"/>
+      <w:r>
+        <w:rPr>
+          <w:sz w:val="28"/>
+          <w:szCs w:val="28"/>
+        </w:rPr>
+        <w:t>inline</w:t>
+      </w:r>
+      <w:proofErr w:type="spellEnd"/>
+      <w:r>
+        <w:rPr>
+          <w:sz w:val="28"/>
+          <w:szCs w:val="28"/>
+        </w:rPr>
+        <w:t xml:space="preserve"> módon. A CSS3 új lehetőségeket hozott, például rugalmas elrendezéseket, árnyékokat, áttűnéseket és reszponzív design támogatást.</w:t>
+      </w:r>
+    </w:p>
+    <w:p>
+      <w:pPr>
+        <w:jc w:val="both"/>
+        <w:rPr>
+          <w:sz w:val="28"/>
+          <w:szCs w:val="28"/>
+        </w:rPr>
+      </w:pPr>
+    </w:p>
+    <w:p>
+      <w:pPr>
+        <w:jc w:val="both"/>
+      </w:pPr>
+    </w:p>
+    <w:p>
+      <w:pPr>
+        <w:jc w:val="center"/>
+      </w:pPr>
+      <w:r>
+        <w:rPr>
+          <w:noProof/>
+        </w:rPr>
+        <w:drawing>
+          <wp:inline distT="0" distB="0" distL="0" distR="0" wp14:anchorId="0367167B" wp14:editId="7C3A2DCC">
+            <wp:extent cx="2857500" cy="1600200"/>
+            <wp:effectExtent l="0" t="0" r="0" b="0"/>
+            <wp:docPr id="17" name="Kép 17"/>
+            <wp:cNvGraphicFramePr>
+              <a:graphicFrameLocks xmlns:a="http://schemas.openxmlformats.org/drawingml/2006/main" noChangeAspect="1"/>
+            </wp:cNvGraphicFramePr>
+            <a:graphic xmlns:a="http://schemas.openxmlformats.org/drawingml/2006/main">
+              <a:graphicData uri="http://schemas.openxmlformats.org/drawingml/2006/picture">
+                <pic:pic xmlns:pic="http://schemas.openxmlformats.org/drawingml/2006/picture">
+                  <pic:nvPicPr>
+                    <pic:cNvPr id="0" name="Picture 12"/>
+                    <pic:cNvPicPr>
+                      <a:picLocks noChangeAspect="1" noChangeArrowheads="1"/>
+                    </pic:cNvPicPr>
+                  </pic:nvPicPr>
+                  <pic:blipFill>
+                    <a:blip r:embed="rId21">
+                      <a:extLst>
+                        <a:ext uri="{28A0092B-C50C-407E-A947-70E740481C1C}">
+                          <a14:useLocalDpi xmlns:a14="http://schemas.microsoft.com/office/drawing/2010/main" val="0"/>
+                        </a:ext>
+                      </a:extLst>
+                    </a:blip>
+                    <a:srcRect/>
+                    <a:stretch>
+                      <a:fillRect/>
+                    </a:stretch>
+                  </pic:blipFill>
+                  <pic:spPr bwMode="auto">
+                    <a:xfrm>
+                      <a:off x="0" y="0"/>
+                      <a:ext cx="2857500" cy="1600200"/>
+                    </a:xfrm>
+                    <a:prstGeom prst="rect">
+                      <a:avLst/>
+                    </a:prstGeom>
+                    <a:noFill/>
+                  </pic:spPr>
+                </pic:pic>
+              </a:graphicData>
+            </a:graphic>
+          </wp:inline>
+        </w:drawing>
+      </w:r>
+    </w:p>
+    <w:p>
+      <w:pPr>
+        <w:jc w:val="both"/>
+        <w:rPr>
+          <w:b/>
+          <w:bCs/>
+          <w:sz w:val="36"/>
+          <w:szCs w:val="36"/>
+        </w:rPr>
+      </w:pPr>
+      <w:r>
+        <w:rPr>
+          <w:b/>
+          <w:bCs/>
+          <w:sz w:val="36"/>
+          <w:szCs w:val="36"/>
+        </w:rPr>
+        <w:t xml:space="preserve">1.11 </w:t>
+      </w:r>
+      <w:proofErr w:type="spellStart"/>
+      <w:r>
+        <w:rPr>
+          <w:b/>
+          <w:bCs/>
+          <w:sz w:val="36"/>
+          <w:szCs w:val="36"/>
+        </w:rPr>
+        <w:t>Javascript</w:t>
+      </w:r>
+      <w:proofErr w:type="spellEnd"/>
     </w:p>
     <w:p>
       <w:pPr>
@@ -2892,7 +3793,7 @@
                     </pic:cNvPicPr>
                   </pic:nvPicPr>
                   <pic:blipFill>
-                    <a:blip r:embed="rId21">
+                    <a:blip r:embed="rId22">
                       <a:extLst>
                         <a:ext uri="{28A0092B-C50C-407E-A947-70E740481C1C}">
                           <a14:useLocalDpi xmlns:a14="http://schemas.microsoft.com/office/drawing/2010/main" val="0"/>
@@ -2938,23 +3839,50 @@
           <w:sz w:val="36"/>
           <w:szCs w:val="36"/>
         </w:rPr>
-        <w:t>1.12 Bootstrap</w:t>
-      </w:r>
-    </w:p>
-    <w:p>
-      <w:pPr>
-        <w:jc w:val="both"/>
-        <w:rPr>
-          <w:sz w:val="28"/>
-          <w:szCs w:val="28"/>
-        </w:rPr>
-      </w:pPr>
-      <w:r>
-        <w:rPr>
-          <w:sz w:val="28"/>
-          <w:szCs w:val="28"/>
-        </w:rPr>
-        <w:t>A Bootstrap egy nyílt forráskódú CSS keretrendszer, amely megkönnyíti a reszponzív és modern weboldalak fejlesztését. Tartalmaz előre definiált rácsrendszert, komponenseket és stílusokat, amelyeket CSS és JavaScript segítségével lehet testre szabni. Mobilbarát kialakításra optimalizált, és natív támogatást nyújt gombokhoz, űrlapokhoz, navigációhoz és modális ablakokhoz.</w:t>
+        <w:t xml:space="preserve">1.12 </w:t>
+      </w:r>
+      <w:proofErr w:type="spellStart"/>
+      <w:r>
+        <w:rPr>
+          <w:b/>
+          <w:bCs/>
+          <w:sz w:val="36"/>
+          <w:szCs w:val="36"/>
+        </w:rPr>
+        <w:t>Bootstrap</w:t>
+      </w:r>
+      <w:proofErr w:type="spellEnd"/>
+    </w:p>
+    <w:p>
+      <w:pPr>
+        <w:jc w:val="both"/>
+        <w:rPr>
+          <w:sz w:val="28"/>
+          <w:szCs w:val="28"/>
+        </w:rPr>
+      </w:pPr>
+      <w:r>
+        <w:rPr>
+          <w:sz w:val="28"/>
+          <w:szCs w:val="28"/>
+        </w:rPr>
+        <w:t xml:space="preserve">A </w:t>
+      </w:r>
+      <w:proofErr w:type="spellStart"/>
+      <w:r>
+        <w:rPr>
+          <w:sz w:val="28"/>
+          <w:szCs w:val="28"/>
+        </w:rPr>
+        <w:t>Bootstrap</w:t>
+      </w:r>
+      <w:proofErr w:type="spellEnd"/>
+      <w:r>
+        <w:rPr>
+          <w:sz w:val="28"/>
+          <w:szCs w:val="28"/>
+        </w:rPr>
+        <w:t xml:space="preserve"> egy nyílt forráskódú CSS keretrendszer, amely megkönnyíti a reszponzív és modern weboldalak fejlesztését. Tartalmaz előre definiált rácsrendszert, komponenseket és stílusokat, amelyeket CSS és JavaScript segítségével lehet testre szabni. Mobilbarát kialakításra optimalizált, és natív támogatást nyújt gombokhoz, űrlapokhoz, navigációhoz és modális ablakokhoz.</w:t>
       </w:r>
     </w:p>
     <w:p>
@@ -3022,7 +3950,7 @@
                     </pic:cNvPicPr>
                   </pic:nvPicPr>
                   <pic:blipFill>
-                    <a:blip r:embed="rId22">
+                    <a:blip r:embed="rId23">
                       <a:extLst>
                         <a:ext uri="{28A0092B-C50C-407E-A947-70E740481C1C}">
                           <a14:useLocalDpi xmlns:a14="http://schemas.microsoft.com/office/drawing/2010/main" val="0"/>
@@ -3102,15 +4030,7 @@
           <w:sz w:val="28"/>
           <w:szCs w:val="28"/>
         </w:rPr>
-        <w:t xml:space="preserve">A C# egy objektumorientált, típusosan erős programozási nyelv, amelyet a Microsoft fejlesztett ki. Főként .NET környezetben használják asztali, webes és mobilalkalmazások fejlesztésére. Támogatja az öröklődést, </w:t>
-      </w:r>
-      <w:r>
-        <w:rPr>
-          <w:sz w:val="28"/>
-          <w:szCs w:val="28"/>
-        </w:rPr>
-        <w:lastRenderedPageBreak/>
-        <w:t>polimorfizmust, aszinkron programozást és LINQ-alapú adatkezelést. Modern szintaxisa és gazdag standard könyvtára megkönnyíti a hatékony és biztonságos alkalmazásfejlesztést.</w:t>
+        <w:t>A C# egy objektumorientált, típusosan erős programozási nyelv, amelyet a Microsoft fejlesztett ki. Főként .NET környezetben használják asztali, webes és mobilalkalmazások fejlesztésére. Támogatja az öröklődést, polimorfizmust, aszinkron programozást és LINQ-alapú adatkezelést. Modern szintaxisa és gazdag standard könyvtára megkönnyíti a hatékony és biztonságos alkalmazásfejlesztést.</w:t>
       </w:r>
     </w:p>
     <w:p>
@@ -3151,6 +4071,915 @@
     </w:p>
     <w:p>
       <w:pPr>
+        <w:jc w:val="center"/>
+        <w:rPr>
+          <w:b/>
+          <w:sz w:val="52"/>
+          <w:szCs w:val="52"/>
+        </w:rPr>
+      </w:pPr>
+    </w:p>
+    <w:p>
+      <w:pPr>
+        <w:rPr>
+          <w:b/>
+          <w:sz w:val="36"/>
+          <w:szCs w:val="36"/>
+        </w:rPr>
+      </w:pPr>
+      <w:r>
+        <w:rPr>
+          <w:b/>
+          <w:sz w:val="36"/>
+          <w:szCs w:val="36"/>
+        </w:rPr>
+        <w:t>Főoldal</w:t>
+      </w:r>
+    </w:p>
+    <w:p>
+      <w:pPr>
+        <w:rPr>
+          <w:sz w:val="28"/>
+          <w:szCs w:val="28"/>
+        </w:rPr>
+      </w:pPr>
+      <w:r>
+        <w:rPr>
+          <w:sz w:val="28"/>
+          <w:szCs w:val="28"/>
+        </w:rPr>
+        <w:t>A főoldalunkon lehetősége van a felhasználóinknak a bejelentkezése, vagy amennyiben nincsen fiókjuk, a regisztrációra.</w:t>
+      </w:r>
+      <w:r>
+        <w:rPr>
+          <w:sz w:val="28"/>
+          <w:szCs w:val="28"/>
+        </w:rPr>
+        <w:t xml:space="preserve"> Bejelentkezést követően válnak elérhetővé további menüpontjaink.</w:t>
+      </w:r>
+    </w:p>
+    <w:p>
+      <w:pPr>
+        <w:rPr>
+          <w:b/>
+          <w:sz w:val="36"/>
+          <w:szCs w:val="36"/>
+        </w:rPr>
+      </w:pPr>
+      <w:r>
+        <w:rPr>
+          <w:b/>
+          <w:sz w:val="36"/>
+          <w:szCs w:val="36"/>
+        </w:rPr>
+        <w:drawing>
+          <wp:inline distT="0" distB="0" distL="0" distR="0" wp14:anchorId="307300A0" wp14:editId="6CADBB04">
+            <wp:extent cx="5760720" cy="2919095"/>
+            <wp:effectExtent l="0" t="0" r="0" b="0"/>
+            <wp:docPr id="4" name="Kép 4"/>
+            <wp:cNvGraphicFramePr>
+              <a:graphicFrameLocks xmlns:a="http://schemas.openxmlformats.org/drawingml/2006/main" noChangeAspect="1"/>
+            </wp:cNvGraphicFramePr>
+            <a:graphic xmlns:a="http://schemas.openxmlformats.org/drawingml/2006/main">
+              <a:graphicData uri="http://schemas.openxmlformats.org/drawingml/2006/picture">
+                <pic:pic xmlns:pic="http://schemas.openxmlformats.org/drawingml/2006/picture">
+                  <pic:nvPicPr>
+                    <pic:cNvPr id="1" name=""/>
+                    <pic:cNvPicPr/>
+                  </pic:nvPicPr>
+                  <pic:blipFill>
+                    <a:blip r:embed="rId24"/>
+                    <a:stretch>
+                      <a:fillRect/>
+                    </a:stretch>
+                  </pic:blipFill>
+                  <pic:spPr>
+                    <a:xfrm>
+                      <a:off x="0" y="0"/>
+                      <a:ext cx="5760720" cy="2919095"/>
+                    </a:xfrm>
+                    <a:prstGeom prst="rect">
+                      <a:avLst/>
+                    </a:prstGeom>
+                  </pic:spPr>
+                </pic:pic>
+              </a:graphicData>
+            </a:graphic>
+          </wp:inline>
+        </w:drawing>
+      </w:r>
+      <w:r>
+        <w:rPr>
+          <w:b/>
+          <w:sz w:val="36"/>
+          <w:szCs w:val="36"/>
+        </w:rPr>
+        <w:drawing>
+          <wp:inline distT="0" distB="0" distL="0" distR="0" wp14:anchorId="6EC3E5D2" wp14:editId="020BC5E7">
+            <wp:extent cx="2762143" cy="1402080"/>
+            <wp:effectExtent l="0" t="0" r="635" b="7620"/>
+            <wp:docPr id="5" name="Kép 5"/>
+            <wp:cNvGraphicFramePr>
+              <a:graphicFrameLocks xmlns:a="http://schemas.openxmlformats.org/drawingml/2006/main" noChangeAspect="1"/>
+            </wp:cNvGraphicFramePr>
+            <a:graphic xmlns:a="http://schemas.openxmlformats.org/drawingml/2006/main">
+              <a:graphicData uri="http://schemas.openxmlformats.org/drawingml/2006/picture">
+                <pic:pic xmlns:pic="http://schemas.openxmlformats.org/drawingml/2006/picture">
+                  <pic:nvPicPr>
+                    <pic:cNvPr id="1" name=""/>
+                    <pic:cNvPicPr/>
+                  </pic:nvPicPr>
+                  <pic:blipFill>
+                    <a:blip r:embed="rId25"/>
+                    <a:stretch>
+                      <a:fillRect/>
+                    </a:stretch>
+                  </pic:blipFill>
+                  <pic:spPr>
+                    <a:xfrm>
+                      <a:off x="0" y="0"/>
+                      <a:ext cx="2777912" cy="1410084"/>
+                    </a:xfrm>
+                    <a:prstGeom prst="rect">
+                      <a:avLst/>
+                    </a:prstGeom>
+                  </pic:spPr>
+                </pic:pic>
+              </a:graphicData>
+            </a:graphic>
+          </wp:inline>
+        </w:drawing>
+      </w:r>
+      <w:r>
+        <w:rPr>
+          <w:b/>
+          <w:sz w:val="36"/>
+          <w:szCs w:val="36"/>
+        </w:rPr>
+        <w:drawing>
+          <wp:inline distT="0" distB="0" distL="0" distR="0" wp14:anchorId="1DDFC7B0" wp14:editId="0B7106E6">
+            <wp:extent cx="2788920" cy="1410446"/>
+            <wp:effectExtent l="0" t="0" r="0" b="0"/>
+            <wp:docPr id="7" name="Kép 7"/>
+            <wp:cNvGraphicFramePr>
+              <a:graphicFrameLocks xmlns:a="http://schemas.openxmlformats.org/drawingml/2006/main" noChangeAspect="1"/>
+            </wp:cNvGraphicFramePr>
+            <a:graphic xmlns:a="http://schemas.openxmlformats.org/drawingml/2006/main">
+              <a:graphicData uri="http://schemas.openxmlformats.org/drawingml/2006/picture">
+                <pic:pic xmlns:pic="http://schemas.openxmlformats.org/drawingml/2006/picture">
+                  <pic:nvPicPr>
+                    <pic:cNvPr id="1" name=""/>
+                    <pic:cNvPicPr/>
+                  </pic:nvPicPr>
+                  <pic:blipFill>
+                    <a:blip r:embed="rId26"/>
+                    <a:stretch>
+                      <a:fillRect/>
+                    </a:stretch>
+                  </pic:blipFill>
+                  <pic:spPr>
+                    <a:xfrm>
+                      <a:off x="0" y="0"/>
+                      <a:ext cx="2846979" cy="1439808"/>
+                    </a:xfrm>
+                    <a:prstGeom prst="rect">
+                      <a:avLst/>
+                    </a:prstGeom>
+                  </pic:spPr>
+                </pic:pic>
+              </a:graphicData>
+            </a:graphic>
+          </wp:inline>
+        </w:drawing>
+      </w:r>
+    </w:p>
+    <w:p>
+      <w:pPr>
+        <w:rPr>
+          <w:b/>
+          <w:sz w:val="36"/>
+          <w:szCs w:val="36"/>
+        </w:rPr>
+      </w:pPr>
+    </w:p>
+    <w:p>
+      <w:pPr>
+        <w:rPr>
+          <w:b/>
+          <w:sz w:val="36"/>
+          <w:szCs w:val="36"/>
+        </w:rPr>
+      </w:pPr>
+    </w:p>
+    <w:p>
+      <w:pPr>
+        <w:rPr>
+          <w:b/>
+          <w:sz w:val="36"/>
+          <w:szCs w:val="36"/>
+        </w:rPr>
+      </w:pPr>
+    </w:p>
+    <w:p>
+      <w:pPr>
+        <w:rPr>
+          <w:b/>
+          <w:sz w:val="36"/>
+          <w:szCs w:val="36"/>
+        </w:rPr>
+      </w:pPr>
+    </w:p>
+    <w:p>
+      <w:pPr>
+        <w:rPr>
+          <w:b/>
+          <w:sz w:val="36"/>
+          <w:szCs w:val="36"/>
+        </w:rPr>
+      </w:pPr>
+      <w:r>
+        <w:rPr>
+          <w:b/>
+          <w:sz w:val="36"/>
+          <w:szCs w:val="36"/>
+        </w:rPr>
+        <w:t>Szolgáltatások oldal</w:t>
+      </w:r>
+    </w:p>
+    <w:p>
+      <w:pPr>
+        <w:rPr>
+          <w:sz w:val="28"/>
+          <w:szCs w:val="28"/>
+        </w:rPr>
+      </w:pPr>
+      <w:r>
+        <w:rPr>
+          <w:sz w:val="28"/>
+          <w:szCs w:val="28"/>
+        </w:rPr>
+        <w:t>Bejelentkezést követően a szolgáltatások oldalra navigál minket az oldal, ahol megnézhetjük az aktív szolgáltatásokat, amiben a szövegre, valamint kategóriákra való szűrés segít bennünket</w:t>
+      </w:r>
+    </w:p>
+    <w:p>
+      <w:pPr>
+        <w:rPr>
+          <w:b/>
+          <w:sz w:val="36"/>
+          <w:szCs w:val="36"/>
+        </w:rPr>
+      </w:pPr>
+      <w:r>
+        <w:rPr>
+          <w:b/>
+          <w:sz w:val="36"/>
+          <w:szCs w:val="36"/>
+        </w:rPr>
+        <w:br/>
+      </w:r>
+      <w:r>
+        <w:rPr>
+          <w:b/>
+          <w:sz w:val="36"/>
+          <w:szCs w:val="36"/>
+        </w:rPr>
+        <w:drawing>
+          <wp:inline distT="0" distB="0" distL="0" distR="0" wp14:anchorId="5BC073D3" wp14:editId="585209B9">
+            <wp:extent cx="5760720" cy="2916555"/>
+            <wp:effectExtent l="0" t="0" r="0" b="0"/>
+            <wp:docPr id="8" name="Kép 8"/>
+            <wp:cNvGraphicFramePr>
+              <a:graphicFrameLocks xmlns:a="http://schemas.openxmlformats.org/drawingml/2006/main" noChangeAspect="1"/>
+            </wp:cNvGraphicFramePr>
+            <a:graphic xmlns:a="http://schemas.openxmlformats.org/drawingml/2006/main">
+              <a:graphicData uri="http://schemas.openxmlformats.org/drawingml/2006/picture">
+                <pic:pic xmlns:pic="http://schemas.openxmlformats.org/drawingml/2006/picture">
+                  <pic:nvPicPr>
+                    <pic:cNvPr id="1" name=""/>
+                    <pic:cNvPicPr/>
+                  </pic:nvPicPr>
+                  <pic:blipFill>
+                    <a:blip r:embed="rId27"/>
+                    <a:stretch>
+                      <a:fillRect/>
+                    </a:stretch>
+                  </pic:blipFill>
+                  <pic:spPr>
+                    <a:xfrm>
+                      <a:off x="0" y="0"/>
+                      <a:ext cx="5760720" cy="2916555"/>
+                    </a:xfrm>
+                    <a:prstGeom prst="rect">
+                      <a:avLst/>
+                    </a:prstGeom>
+                  </pic:spPr>
+                </pic:pic>
+              </a:graphicData>
+            </a:graphic>
+          </wp:inline>
+        </w:drawing>
+      </w:r>
+    </w:p>
+    <w:p>
+      <w:pPr>
+        <w:rPr>
+          <w:b/>
+          <w:sz w:val="36"/>
+          <w:szCs w:val="36"/>
+        </w:rPr>
+      </w:pPr>
+    </w:p>
+    <w:p>
+      <w:pPr>
+        <w:rPr>
+          <w:b/>
+          <w:sz w:val="36"/>
+          <w:szCs w:val="36"/>
+        </w:rPr>
+      </w:pPr>
+      <w:r>
+        <w:rPr>
+          <w:b/>
+          <w:sz w:val="36"/>
+          <w:szCs w:val="36"/>
+        </w:rPr>
+        <w:t>Szolgáltatás létrehozása</w:t>
+      </w:r>
+    </w:p>
+    <w:p>
+      <w:pPr>
+        <w:rPr>
+          <w:sz w:val="28"/>
+          <w:szCs w:val="28"/>
+        </w:rPr>
+      </w:pPr>
+      <w:r>
+        <w:rPr>
+          <w:sz w:val="28"/>
+          <w:szCs w:val="28"/>
+        </w:rPr>
+        <w:t>Ezen azoldalon van lehetőségünk új szolgáltatások posztolására.</w:t>
+      </w:r>
+    </w:p>
+    <w:p>
+      <w:pPr>
+        <w:rPr>
+          <w:b/>
+          <w:sz w:val="36"/>
+          <w:szCs w:val="36"/>
+        </w:rPr>
+      </w:pPr>
+      <w:r>
+        <w:rPr>
+          <w:b/>
+          <w:sz w:val="36"/>
+          <w:szCs w:val="36"/>
+        </w:rPr>
+        <w:lastRenderedPageBreak/>
+        <w:drawing>
+          <wp:inline distT="0" distB="0" distL="0" distR="0" wp14:anchorId="2F8F8680" wp14:editId="4A373DC1">
+            <wp:extent cx="5760720" cy="2925445"/>
+            <wp:effectExtent l="0" t="0" r="0" b="8255"/>
+            <wp:docPr id="9" name="Kép 9"/>
+            <wp:cNvGraphicFramePr>
+              <a:graphicFrameLocks xmlns:a="http://schemas.openxmlformats.org/drawingml/2006/main" noChangeAspect="1"/>
+            </wp:cNvGraphicFramePr>
+            <a:graphic xmlns:a="http://schemas.openxmlformats.org/drawingml/2006/main">
+              <a:graphicData uri="http://schemas.openxmlformats.org/drawingml/2006/picture">
+                <pic:pic xmlns:pic="http://schemas.openxmlformats.org/drawingml/2006/picture">
+                  <pic:nvPicPr>
+                    <pic:cNvPr id="1" name=""/>
+                    <pic:cNvPicPr/>
+                  </pic:nvPicPr>
+                  <pic:blipFill>
+                    <a:blip r:embed="rId28"/>
+                    <a:stretch>
+                      <a:fillRect/>
+                    </a:stretch>
+                  </pic:blipFill>
+                  <pic:spPr>
+                    <a:xfrm>
+                      <a:off x="0" y="0"/>
+                      <a:ext cx="5760720" cy="2925445"/>
+                    </a:xfrm>
+                    <a:prstGeom prst="rect">
+                      <a:avLst/>
+                    </a:prstGeom>
+                  </pic:spPr>
+                </pic:pic>
+              </a:graphicData>
+            </a:graphic>
+          </wp:inline>
+        </w:drawing>
+      </w:r>
+    </w:p>
+    <w:p>
+      <w:pPr>
+        <w:rPr>
+          <w:b/>
+          <w:sz w:val="36"/>
+          <w:szCs w:val="36"/>
+        </w:rPr>
+      </w:pPr>
+    </w:p>
+    <w:p>
+      <w:pPr>
+        <w:rPr>
+          <w:b/>
+          <w:sz w:val="36"/>
+          <w:szCs w:val="36"/>
+        </w:rPr>
+      </w:pPr>
+      <w:r>
+        <w:rPr>
+          <w:b/>
+          <w:sz w:val="36"/>
+          <w:szCs w:val="36"/>
+        </w:rPr>
+        <w:t>Drótvázlat</w:t>
+      </w:r>
+    </w:p>
+    <w:p>
+      <w:pPr>
+        <w:jc w:val="center"/>
+        <w:rPr>
+          <w:b/>
+          <w:sz w:val="36"/>
+          <w:szCs w:val="36"/>
+        </w:rPr>
+      </w:pPr>
+      <w:r>
+        <w:rPr>
+          <w:b/>
+          <w:sz w:val="36"/>
+          <w:szCs w:val="36"/>
+        </w:rPr>
+        <w:br/>
+      </w:r>
+      <w:r>
+        <w:rPr>
+          <w:noProof/>
+        </w:rPr>
+        <mc:AlternateContent>
+          <mc:Choice Requires="wps">
+            <w:drawing>
+              <wp:inline distT="0" distB="0" distL="0" distR="0" wp14:anchorId="4B5C60D2" wp14:editId="3F90CCBD">
+                <wp:extent cx="304800" cy="304800"/>
+                <wp:effectExtent l="0" t="0" r="0" b="0"/>
+                <wp:docPr id="22" name="Téglalap 22" descr="home.PNG"/>
+                <wp:cNvGraphicFramePr>
+                  <a:graphicFrameLocks xmlns:a="http://schemas.openxmlformats.org/drawingml/2006/main" noChangeAspect="1"/>
+                </wp:cNvGraphicFramePr>
+                <a:graphic xmlns:a="http://schemas.openxmlformats.org/drawingml/2006/main">
+                  <a:graphicData uri="http://schemas.microsoft.com/office/word/2010/wordprocessingShape">
+                    <wps:wsp>
+                      <wps:cNvSpPr>
+                        <a:spLocks noChangeAspect="1" noChangeArrowheads="1"/>
+                      </wps:cNvSpPr>
+                      <wps:spPr bwMode="auto">
+                        <a:xfrm>
+                          <a:off x="0" y="0"/>
+                          <a:ext cx="304800" cy="304800"/>
+                        </a:xfrm>
+                        <a:prstGeom prst="rect">
+                          <a:avLst/>
+                        </a:prstGeom>
+                        <a:noFill/>
+                        <a:ln>
+                          <a:noFill/>
+                        </a:ln>
+                        <a:extLst>
+                          <a:ext uri="{909E8E84-426E-40DD-AFC4-6F175D3DCCD1}">
+                            <a14:hiddenFill xmlns:a14="http://schemas.microsoft.com/office/drawing/2010/main">
+                              <a:solidFill>
+                                <a:srgbClr val="FFFFFF"/>
+                              </a:solidFill>
+                            </a14:hiddenFill>
+                          </a:ext>
+                          <a:ext uri="{91240B29-F687-4F45-9708-019B960494DF}">
+                            <a14:hiddenLine xmlns:a14="http://schemas.microsoft.com/office/drawing/2010/main" w="9525">
+                              <a:solidFill>
+                                <a:srgbClr val="000000"/>
+                              </a:solidFill>
+                              <a:miter lim="800000"/>
+                              <a:headEnd/>
+                              <a:tailEnd/>
+                            </a14:hiddenLine>
+                          </a:ext>
+                        </a:extLst>
+                      </wps:spPr>
+                      <wps:bodyPr rot="0" vert="horz" wrap="square" lIns="91440" tIns="45720" rIns="91440" bIns="45720" anchor="t" anchorCtr="0" upright="1">
+                        <a:noAutofit/>
+                      </wps:bodyPr>
+                    </wps:wsp>
+                  </a:graphicData>
+                </a:graphic>
+              </wp:inline>
+            </w:drawing>
+          </mc:Choice>
+          <mc:Fallback>
+            <w:pict>
+              <v:rect w14:anchorId="181D67EA" id="Téglalap 22" o:spid="_x0000_s1026" alt="home.PNG" style="width:24pt;height:24pt;visibility:visible;mso-wrap-style:square;mso-left-percent:-10001;mso-top-percent:-10001;mso-position-horizontal:absolute;mso-position-horizontal-relative:char;mso-position-vertical:absolute;mso-position-vertical-relative:line;mso-left-percent:-10001;mso-top-percent:-10001;v-text-anchor:top" o:gfxdata="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" filled="f" stroked="f">
+                <o:lock v:ext="edit" aspectratio="t"/>
+                <w10:anchorlock/>
+              </v:rect>
+            </w:pict>
+          </mc:Fallback>
+        </mc:AlternateContent>
+      </w:r>
+      <w:r>
+        <w:rPr>
+          <w:b/>
+          <w:noProof/>
+          <w:sz w:val="36"/>
+          <w:szCs w:val="36"/>
+        </w:rPr>
+        <w:drawing>
+          <wp:inline distT="0" distB="0" distL="0" distR="0" wp14:anchorId="151DDA6F" wp14:editId="6CAA02A0">
+            <wp:extent cx="3596640" cy="2933183"/>
+            <wp:effectExtent l="0" t="0" r="3810" b="635"/>
+            <wp:docPr id="23" name="Kép 23"/>
+            <wp:cNvGraphicFramePr>
+              <a:graphicFrameLocks xmlns:a="http://schemas.openxmlformats.org/drawingml/2006/main" noChangeAspect="1"/>
+            </wp:cNvGraphicFramePr>
+            <a:graphic xmlns:a="http://schemas.openxmlformats.org/drawingml/2006/main">
+              <a:graphicData uri="http://schemas.openxmlformats.org/drawingml/2006/picture">
+                <pic:pic xmlns:pic="http://schemas.openxmlformats.org/drawingml/2006/picture">
+                  <pic:nvPicPr>
+                    <pic:cNvPr id="0" name="Picture 2"/>
+                    <pic:cNvPicPr>
+                      <a:picLocks noChangeAspect="1" noChangeArrowheads="1"/>
+                    </pic:cNvPicPr>
+                  </pic:nvPicPr>
+                  <pic:blipFill>
+                    <a:blip r:embed="rId29" cstate="print">
+                      <a:extLst>
+                        <a:ext uri="{28A0092B-C50C-407E-A947-70E740481C1C}">
+                          <a14:useLocalDpi xmlns:a14="http://schemas.microsoft.com/office/drawing/2010/main" val="0"/>
+                        </a:ext>
+                      </a:extLst>
+                    </a:blip>
+                    <a:srcRect/>
+                    <a:stretch>
+                      <a:fillRect/>
+                    </a:stretch>
+                  </pic:blipFill>
+                  <pic:spPr bwMode="auto">
+                    <a:xfrm>
+                      <a:off x="0" y="0"/>
+                      <a:ext cx="3631101" cy="2961287"/>
+                    </a:xfrm>
+                    <a:prstGeom prst="rect">
+                      <a:avLst/>
+                    </a:prstGeom>
+                    <a:noFill/>
+                  </pic:spPr>
+                </pic:pic>
+              </a:graphicData>
+            </a:graphic>
+          </wp:inline>
+        </w:drawing>
+      </w:r>
+    </w:p>
+    <w:p>
+      <w:pPr>
+        <w:rPr>
+          <w:b/>
+          <w:sz w:val="36"/>
+          <w:szCs w:val="36"/>
+        </w:rPr>
+      </w:pPr>
+    </w:p>
+    <w:p>
+      <w:pPr>
+        <w:jc w:val="center"/>
+        <w:rPr>
+          <w:b/>
+          <w:sz w:val="36"/>
+          <w:szCs w:val="36"/>
+        </w:rPr>
+      </w:pPr>
+      <w:r>
+        <w:rPr>
+          <w:noProof/>
+        </w:rPr>
+        <w:lastRenderedPageBreak/>
+        <mc:AlternateContent>
+          <mc:Choice Requires="wps">
+            <w:drawing>
+              <wp:inline distT="0" distB="0" distL="0" distR="0" wp14:anchorId="4A78F30E" wp14:editId="42A3D786">
+                <wp:extent cx="304800" cy="304800"/>
+                <wp:effectExtent l="0" t="0" r="0" b="0"/>
+                <wp:docPr id="24" name="Téglalap 24" descr="login.PNG"/>
+                <wp:cNvGraphicFramePr>
+                  <a:graphicFrameLocks xmlns:a="http://schemas.openxmlformats.org/drawingml/2006/main" noChangeAspect="1"/>
+                </wp:cNvGraphicFramePr>
+                <a:graphic xmlns:a="http://schemas.openxmlformats.org/drawingml/2006/main">
+                  <a:graphicData uri="http://schemas.microsoft.com/office/word/2010/wordprocessingShape">
+                    <wps:wsp>
+                      <wps:cNvSpPr>
+                        <a:spLocks noChangeAspect="1" noChangeArrowheads="1"/>
+                      </wps:cNvSpPr>
+                      <wps:spPr bwMode="auto">
+                        <a:xfrm>
+                          <a:off x="0" y="0"/>
+                          <a:ext cx="304800" cy="304800"/>
+                        </a:xfrm>
+                        <a:prstGeom prst="rect">
+                          <a:avLst/>
+                        </a:prstGeom>
+                        <a:noFill/>
+                        <a:ln>
+                          <a:noFill/>
+                        </a:ln>
+                        <a:extLst>
+                          <a:ext uri="{909E8E84-426E-40DD-AFC4-6F175D3DCCD1}">
+                            <a14:hiddenFill xmlns:a14="http://schemas.microsoft.com/office/drawing/2010/main">
+                              <a:solidFill>
+                                <a:srgbClr val="FFFFFF"/>
+                              </a:solidFill>
+                            </a14:hiddenFill>
+                          </a:ext>
+                          <a:ext uri="{91240B29-F687-4F45-9708-019B960494DF}">
+                            <a14:hiddenLine xmlns:a14="http://schemas.microsoft.com/office/drawing/2010/main" w="9525">
+                              <a:solidFill>
+                                <a:srgbClr val="000000"/>
+                              </a:solidFill>
+                              <a:miter lim="800000"/>
+                              <a:headEnd/>
+                              <a:tailEnd/>
+                            </a14:hiddenLine>
+                          </a:ext>
+                        </a:extLst>
+                      </wps:spPr>
+                      <wps:bodyPr rot="0" vert="horz" wrap="square" lIns="91440" tIns="45720" rIns="91440" bIns="45720" anchor="t" anchorCtr="0" upright="1">
+                        <a:noAutofit/>
+                      </wps:bodyPr>
+                    </wps:wsp>
+                  </a:graphicData>
+                </a:graphic>
+              </wp:inline>
+            </w:drawing>
+          </mc:Choice>
+          <mc:Fallback>
+            <w:pict>
+              <v:rect w14:anchorId="5D874F8C" id="Téglalap 24" o:spid="_x0000_s1026" alt="login.PNG" style="width:24pt;height:24pt;visibility:visible;mso-wrap-style:square;mso-left-percent:-10001;mso-top-percent:-10001;mso-position-horizontal:absolute;mso-position-horizontal-relative:char;mso-position-vertical:absolute;mso-position-vertical-relative:line;mso-left-percent:-10001;mso-top-percent:-10001;v-text-anchor:top" o:gfxdata="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" filled="f" stroked="f">
+                <o:lock v:ext="edit" aspectratio="t"/>
+                <w10:anchorlock/>
+              </v:rect>
+            </w:pict>
+          </mc:Fallback>
+        </mc:AlternateContent>
+      </w:r>
+      <w:r>
+        <w:rPr>
+          <w:b/>
+          <w:noProof/>
+          <w:sz w:val="36"/>
+          <w:szCs w:val="36"/>
+        </w:rPr>
+        <w:drawing>
+          <wp:inline distT="0" distB="0" distL="0" distR="0" wp14:anchorId="7D1AEF1C" wp14:editId="5686470F">
+            <wp:extent cx="2362200" cy="4852840"/>
+            <wp:effectExtent l="0" t="0" r="0" b="5080"/>
+            <wp:docPr id="25" name="Kép 25"/>
+            <wp:cNvGraphicFramePr>
+              <a:graphicFrameLocks xmlns:a="http://schemas.openxmlformats.org/drawingml/2006/main" noChangeAspect="1"/>
+            </wp:cNvGraphicFramePr>
+            <a:graphic xmlns:a="http://schemas.openxmlformats.org/drawingml/2006/main">
+              <a:graphicData uri="http://schemas.openxmlformats.org/drawingml/2006/picture">
+                <pic:pic xmlns:pic="http://schemas.openxmlformats.org/drawingml/2006/picture">
+                  <pic:nvPicPr>
+                    <pic:cNvPr id="0" name="Picture 3"/>
+                    <pic:cNvPicPr>
+                      <a:picLocks noChangeAspect="1" noChangeArrowheads="1"/>
+                    </pic:cNvPicPr>
+                  </pic:nvPicPr>
+                  <pic:blipFill>
+                    <a:blip r:embed="rId30">
+                      <a:extLst>
+                        <a:ext uri="{28A0092B-C50C-407E-A947-70E740481C1C}">
+                          <a14:useLocalDpi xmlns:a14="http://schemas.microsoft.com/office/drawing/2010/main" val="0"/>
+                        </a:ext>
+                      </a:extLst>
+                    </a:blip>
+                    <a:srcRect/>
+                    <a:stretch>
+                      <a:fillRect/>
+                    </a:stretch>
+                  </pic:blipFill>
+                  <pic:spPr bwMode="auto">
+                    <a:xfrm>
+                      <a:off x="0" y="0"/>
+                      <a:ext cx="2405046" cy="4940862"/>
+                    </a:xfrm>
+                    <a:prstGeom prst="rect">
+                      <a:avLst/>
+                    </a:prstGeom>
+                    <a:noFill/>
+                  </pic:spPr>
+                </pic:pic>
+              </a:graphicData>
+            </a:graphic>
+          </wp:inline>
+        </w:drawing>
+      </w:r>
+    </w:p>
+    <w:p>
+      <w:pPr>
+        <w:rPr>
+          <w:b/>
+          <w:sz w:val="36"/>
+          <w:szCs w:val="36"/>
+        </w:rPr>
+      </w:pPr>
+    </w:p>
+    <w:p>
+      <w:pPr>
+        <w:jc w:val="center"/>
+        <w:rPr>
+          <w:b/>
+          <w:sz w:val="36"/>
+          <w:szCs w:val="36"/>
+        </w:rPr>
+      </w:pPr>
+      <w:r>
+        <w:rPr>
+          <w:b/>
+          <w:noProof/>
+          <w:sz w:val="36"/>
+          <w:szCs w:val="36"/>
+        </w:rPr>
+        <w:drawing>
+          <wp:inline distT="0" distB="0" distL="0" distR="0" wp14:anchorId="0D030FA2" wp14:editId="4783CB98">
+            <wp:extent cx="3575790" cy="3002280"/>
+            <wp:effectExtent l="0" t="0" r="5715" b="7620"/>
+            <wp:docPr id="26" name="Kép 26"/>
+            <wp:cNvGraphicFramePr>
+              <a:graphicFrameLocks xmlns:a="http://schemas.openxmlformats.org/drawingml/2006/main" noChangeAspect="1"/>
+            </wp:cNvGraphicFramePr>
+            <a:graphic xmlns:a="http://schemas.openxmlformats.org/drawingml/2006/main">
+              <a:graphicData uri="http://schemas.openxmlformats.org/drawingml/2006/picture">
+                <pic:pic xmlns:pic="http://schemas.openxmlformats.org/drawingml/2006/picture">
+                  <pic:nvPicPr>
+                    <pic:cNvPr id="0" name="Picture 4"/>
+                    <pic:cNvPicPr>
+                      <a:picLocks noChangeAspect="1" noChangeArrowheads="1"/>
+                    </pic:cNvPicPr>
+                  </pic:nvPicPr>
+                  <pic:blipFill>
+                    <a:blip r:embed="rId31" cstate="print">
+                      <a:extLst>
+                        <a:ext uri="{28A0092B-C50C-407E-A947-70E740481C1C}">
+                          <a14:useLocalDpi xmlns:a14="http://schemas.microsoft.com/office/drawing/2010/main" val="0"/>
+                        </a:ext>
+                      </a:extLst>
+                    </a:blip>
+                    <a:srcRect/>
+                    <a:stretch>
+                      <a:fillRect/>
+                    </a:stretch>
+                  </pic:blipFill>
+                  <pic:spPr bwMode="auto">
+                    <a:xfrm>
+                      <a:off x="0" y="0"/>
+                      <a:ext cx="3628036" cy="3046146"/>
+                    </a:xfrm>
+                    <a:prstGeom prst="rect">
+                      <a:avLst/>
+                    </a:prstGeom>
+                    <a:noFill/>
+                  </pic:spPr>
+                </pic:pic>
+              </a:graphicData>
+            </a:graphic>
+          </wp:inline>
+        </w:drawing>
+      </w:r>
+    </w:p>
+    <w:p>
+      <w:pPr>
+        <w:jc w:val="center"/>
+        <w:rPr>
+          <w:b/>
+          <w:sz w:val="36"/>
+          <w:szCs w:val="36"/>
+        </w:rPr>
+      </w:pPr>
+    </w:p>
+    <w:p>
+      <w:pPr>
+        <w:jc w:val="center"/>
+        <w:rPr>
+          <w:b/>
+          <w:sz w:val="52"/>
+          <w:szCs w:val="52"/>
+        </w:rPr>
+      </w:pPr>
+      <w:r>
+        <w:rPr>
+          <w:b/>
+          <w:sz w:val="52"/>
+          <w:szCs w:val="52"/>
+        </w:rPr>
+        <w:lastRenderedPageBreak/>
+        <w:t>Összegzés</w:t>
+      </w:r>
+    </w:p>
+    <w:p>
+      <w:pPr>
+        <w:jc w:val="center"/>
+        <w:rPr>
+          <w:b/>
+          <w:sz w:val="52"/>
+          <w:szCs w:val="52"/>
+        </w:rPr>
+      </w:pPr>
+    </w:p>
+    <w:p>
+      <w:pPr>
+        <w:jc w:val="both"/>
+        <w:rPr>
+          <w:sz w:val="28"/>
+          <w:szCs w:val="28"/>
+        </w:rPr>
+      </w:pPr>
+      <w:r>
+        <w:rPr>
+          <w:sz w:val="28"/>
+          <w:szCs w:val="28"/>
+        </w:rPr>
+        <w:t xml:space="preserve">Az elképzeltek jelentős többségét sikerült megvalósítanunk, azonban néhány dologgal kiegészíthető lenne a projektünk. Például egy elérhetőség oldalra lenne szükség, mielőtt </w:t>
+      </w:r>
+      <w:proofErr w:type="spellStart"/>
+      <w:r>
+        <w:rPr>
+          <w:sz w:val="28"/>
+          <w:szCs w:val="28"/>
+        </w:rPr>
+        <w:t>production</w:t>
+      </w:r>
+      <w:proofErr w:type="spellEnd"/>
+      <w:r>
+        <w:rPr>
+          <w:sz w:val="28"/>
+          <w:szCs w:val="28"/>
+        </w:rPr>
+        <w:t xml:space="preserve"> fázisba kerülne a projekt. Emellett egy </w:t>
+      </w:r>
+      <w:proofErr w:type="spellStart"/>
+      <w:r>
+        <w:rPr>
+          <w:sz w:val="28"/>
+          <w:szCs w:val="28"/>
+        </w:rPr>
+        <w:t>footer</w:t>
+      </w:r>
+      <w:proofErr w:type="spellEnd"/>
+      <w:r>
+        <w:rPr>
+          <w:sz w:val="28"/>
+          <w:szCs w:val="28"/>
+        </w:rPr>
+        <w:t xml:space="preserve"> sokat dobhatna még az oldalon, ahogyan egy ÁSZF-re is szükség van </w:t>
+      </w:r>
+      <w:proofErr w:type="spellStart"/>
+      <w:r>
+        <w:rPr>
+          <w:sz w:val="28"/>
+          <w:szCs w:val="28"/>
+        </w:rPr>
+        <w:t>production</w:t>
+      </w:r>
+      <w:proofErr w:type="spellEnd"/>
+      <w:r>
+        <w:rPr>
+          <w:sz w:val="28"/>
+          <w:szCs w:val="28"/>
+        </w:rPr>
+        <w:t xml:space="preserve"> előtt.</w:t>
+      </w:r>
+    </w:p>
+    <w:p>
+      <w:pPr>
+        <w:jc w:val="both"/>
+        <w:rPr>
+          <w:sz w:val="28"/>
+          <w:szCs w:val="28"/>
+        </w:rPr>
+      </w:pPr>
+      <w:r>
+        <w:rPr>
+          <w:sz w:val="28"/>
+          <w:szCs w:val="28"/>
+        </w:rPr>
+        <w:t>A projekt meglehetősen tanulságos volt számunkra, és megtapasztaltuk, hogy egy projekt sosem lesz 100%-ban kész, hiszen mindig lesznek újabb továbbfejlesztési ötletek.</w:t>
+      </w:r>
+      <w:bookmarkStart w:id="0" w:name="_GoBack"/>
+      <w:bookmarkEnd w:id="0"/>
+    </w:p>
+    <w:p>
+      <w:pPr>
         <w:pageBreakBefore/>
         <w:jc w:val="center"/>
         <w:rPr>
@@ -3177,7 +5006,7 @@
           <w:szCs w:val="32"/>
         </w:rPr>
       </w:pPr>
-      <w:hyperlink r:id="rId23" w:history="1">
+      <w:hyperlink r:id="rId32" w:history="1">
         <w:r>
           <w:rPr>
             <w:rStyle w:val="Hiperhivatkozs"/>
@@ -3203,7 +5032,7 @@
           <w:szCs w:val="32"/>
         </w:rPr>
       </w:pPr>
-      <w:hyperlink r:id="rId24" w:history="1">
+      <w:hyperlink r:id="rId33" w:history="1">
         <w:r>
           <w:rPr>
             <w:rStyle w:val="Hiperhivatkozs"/>
@@ -3229,7 +5058,7 @@
           <w:szCs w:val="32"/>
         </w:rPr>
       </w:pPr>
-      <w:hyperlink r:id="rId25" w:history="1">
+      <w:hyperlink r:id="rId34" w:history="1">
         <w:r>
           <w:rPr>
             <w:rStyle w:val="Hiperhivatkozs"/>
@@ -3255,7 +5084,7 @@
           <w:szCs w:val="32"/>
         </w:rPr>
       </w:pPr>
-      <w:hyperlink r:id="rId26" w:history="1">
+      <w:hyperlink r:id="rId35" w:history="1">
         <w:r>
           <w:rPr>
             <w:rStyle w:val="Hiperhivatkozs"/>
@@ -3281,7 +5110,7 @@
           <w:szCs w:val="32"/>
         </w:rPr>
       </w:pPr>
-      <w:hyperlink r:id="rId27" w:history="1">
+      <w:hyperlink r:id="rId36" w:history="1">
         <w:r>
           <w:rPr>
             <w:rStyle w:val="Hiperhivatkozs"/>
@@ -3300,7 +5129,7 @@
       </w:r>
     </w:p>
     <w:sectPr>
-      <w:footerReference w:type="default" r:id="rId28"/>
+      <w:footerReference w:type="default" r:id="rId37"/>
       <w:pgSz w:w="11906" w:h="16838"/>
       <w:pgMar w:top="1417" w:right="1417" w:bottom="1417" w:left="1417" w:header="708" w:footer="708" w:gutter="0"/>
       <w:cols w:space="708"/>
@@ -3311,7 +5140,7 @@
 </file>
 
 <file path=word/endnotes.xml><?xml version="1.0" encoding="utf-8"?>
-<w:endnotes xmlns:wpc="http://schemas.microsoft.com/office/word/2010/wordprocessingCanvas" xmlns:cx="http://schemas.microsoft.com/office/drawing/2014/chartex" xmlns:cx1="http://schemas.microsoft.com/office/drawing/2015/9/8/chartex" xmlns:cx2="http://schemas.microsoft.com/office/drawing/2015/10/21/chartex" xmlns:cx3="http://schemas.microsoft.com/office/drawing/2016/5/9/chartex" xmlns:cx4="http://schemas.microsoft.com/office/drawing/2016/5/10/chartex" xmlns:cx5="http://schemas.microsoft.com/office/drawing/2016/5/11/chartex" xmlns:cx6="http://schemas.microsoft.com/office/drawing/2016/5/12/chartex" xmlns:cx7="http://schemas.microsoft.com/office/drawing/2016/5/13/chartex" xmlns:cx8="http://schemas.microsoft.com/office/drawing/2016/5/14/chartex" xmlns:mc="http://schemas.openxmlformats.org/markup-compatibility/2006" xmlns:aink="http://schemas.microsoft.com/office/drawing/2016/ink" xmlns:am3d="http://schemas.microsoft.com/office/drawing/2017/model3d" xmlns:o="urn:schemas-microsoft-com:office:office" xmlns:oel="http://schemas.microsoft.com/office/2019/extlst" xmlns:r="http://schemas.openxmlformats.org/officeDocument/2006/relationships" xmlns:m="http://schemas.openxmlformats.org/officeDocument/2006/math" xmlns:v="urn:schemas-microsoft-com:vml" xmlns:wp14="http://schemas.microsoft.com/office/word/2010/wordprocessingDrawing" xmlns:wp="http://schemas.openxmlformats.org/drawingml/2006/wordprocessingDrawing" xmlns:w10="urn:schemas-microsoft-com:office:word" xmlns:w="http://schemas.openxmlformats.org/wordprocessingml/2006/main" xmlns:w14="http://schemas.microsoft.com/office/word/2010/wordml" xmlns:w15="http://schemas.microsoft.com/office/word/2012/wordml" xmlns:w16cex="http://schemas.microsoft.com/office/word/2018/wordml/cex" xmlns:w16cid="http://schemas.microsoft.com/office/word/2016/wordml/cid" xmlns:w16="http://schemas.microsoft.com/office/word/2018/wordml" xmlns:w16du="http://schemas.microsoft.com/office/word/2023/wordml/word16du" xmlns:w16sdtdh="http://schemas.microsoft.com/office/word/2020/wordml/sdtdatahash" xmlns:w16sdtfl="http://schemas.microsoft.com/office/word/2024/wordml/sdtformatlock" xmlns:w16se="http://schemas.microsoft.com/office/word/2015/wordml/symex" xmlns:wpg="http://schemas.microsoft.com/office/word/2010/wordprocessingGroup" xmlns:wpi="http://schemas.microsoft.com/office/word/2010/wordprocessingInk" xmlns:wne="http://schemas.microsoft.com/office/word/2006/wordml" xmlns:wps="http://schemas.microsoft.com/office/word/2010/wordprocessingShape" mc:Ignorable="w14 w15 w16se w16cid w16 w16cex w16sdtdh w16sdtfl w16du wp14">
+<w:endnotes xmlns:wpc="http://schemas.microsoft.com/office/word/2010/wordprocessingCanvas" xmlns:cx="http://schemas.microsoft.com/office/drawing/2014/chartex" xmlns:cx1="http://schemas.microsoft.com/office/drawing/2015/9/8/chartex" xmlns:cx2="http://schemas.microsoft.com/office/drawing/2015/10/21/chartex" xmlns:cx3="http://schemas.microsoft.com/office/drawing/2016/5/9/chartex" xmlns:cx4="http://schemas.microsoft.com/office/drawing/2016/5/10/chartex" xmlns:cx5="http://schemas.microsoft.com/office/drawing/2016/5/11/chartex" xmlns:cx6="http://schemas.microsoft.com/office/drawing/2016/5/12/chartex" xmlns:cx7="http://schemas.microsoft.com/office/drawing/2016/5/13/chartex" xmlns:cx8="http://schemas.microsoft.com/office/drawing/2016/5/14/chartex" xmlns:mc="http://schemas.openxmlformats.org/markup-compatibility/2006" xmlns:aink="http://schemas.microsoft.com/office/drawing/2016/ink" xmlns:am3d="http://schemas.microsoft.com/office/drawing/2017/model3d" xmlns:o="urn:schemas-microsoft-com:office:office" xmlns:r="http://schemas.openxmlformats.org/officeDocument/2006/relationships" xmlns:m="http://schemas.openxmlformats.org/officeDocument/2006/math" xmlns:v="urn:schemas-microsoft-com:vml" xmlns:wp14="http://schemas.microsoft.com/office/word/2010/wordprocessingDrawing" xmlns:wp="http://schemas.openxmlformats.org/drawingml/2006/wordprocessingDrawing" xmlns:w10="urn:schemas-microsoft-com:office:word" xmlns:w="http://schemas.openxmlformats.org/wordprocessingml/2006/main" xmlns:w14="http://schemas.microsoft.com/office/word/2010/wordml" xmlns:w15="http://schemas.microsoft.com/office/word/2012/wordml" xmlns:w16cid="http://schemas.microsoft.com/office/word/2016/wordml/cid" xmlns:w16se="http://schemas.microsoft.com/office/word/2015/wordml/symex" xmlns:wpg="http://schemas.microsoft.com/office/word/2010/wordprocessingGroup" xmlns:wpi="http://schemas.microsoft.com/office/word/2010/wordprocessingInk" xmlns:wne="http://schemas.microsoft.com/office/word/2006/wordml" xmlns:wps="http://schemas.microsoft.com/office/word/2010/wordprocessingShape" mc:Ignorable="w14 w15 w16se w16cid wp14">
   <w:endnote w:type="separator" w:id="-1">
     <w:p>
       <w:pPr>
@@ -3336,7 +5165,7 @@
 </file>
 
 <file path=word/footer1.xml><?xml version="1.0" encoding="utf-8"?>
-<w:ftr xmlns:wpc="http://schemas.microsoft.com/office/word/2010/wordprocessingCanvas" xmlns:cx="http://schemas.microsoft.com/office/drawing/2014/chartex" xmlns:cx1="http://schemas.microsoft.com/office/drawing/2015/9/8/chartex" xmlns:cx2="http://schemas.microsoft.com/office/drawing/2015/10/21/chartex" xmlns:cx3="http://schemas.microsoft.com/office/drawing/2016/5/9/chartex" xmlns:cx4="http://schemas.microsoft.com/office/drawing/2016/5/10/chartex" xmlns:cx5="http://schemas.microsoft.com/office/drawing/2016/5/11/chartex" xmlns:cx6="http://schemas.microsoft.com/office/drawing/2016/5/12/chartex" xmlns:cx7="http://schemas.microsoft.com/office/drawing/2016/5/13/chartex" xmlns:cx8="http://schemas.microsoft.com/office/drawing/2016/5/14/chartex" xmlns:mc="http://schemas.openxmlformats.org/markup-compatibility/2006" xmlns:aink="http://schemas.microsoft.com/office/drawing/2016/ink" xmlns:am3d="http://schemas.microsoft.com/office/drawing/2017/model3d" xmlns:o="urn:schemas-microsoft-com:office:office" xmlns:oel="http://schemas.microsoft.com/office/2019/extlst" xmlns:r="http://schemas.openxmlformats.org/officeDocument/2006/relationships" xmlns:m="http://schemas.openxmlformats.org/officeDocument/2006/math" xmlns:v="urn:schemas-microsoft-com:vml" xmlns:wp14="http://schemas.microsoft.com/office/word/2010/wordprocessingDrawing" xmlns:wp="http://schemas.openxmlformats.org/drawingml/2006/wordprocessingDrawing" xmlns:w10="urn:schemas-microsoft-com:office:word" xmlns:w="http://schemas.openxmlformats.org/wordprocessingml/2006/main" xmlns:w14="http://schemas.microsoft.com/office/word/2010/wordml" xmlns:w15="http://schemas.microsoft.com/office/word/2012/wordml" xmlns:w16cex="http://schemas.microsoft.com/office/word/2018/wordml/cex" xmlns:w16cid="http://schemas.microsoft.com/office/word/2016/wordml/cid" xmlns:w16="http://schemas.microsoft.com/office/word/2018/wordml" xmlns:w16du="http://schemas.microsoft.com/office/word/2023/wordml/word16du" xmlns:w16sdtdh="http://schemas.microsoft.com/office/word/2020/wordml/sdtdatahash" xmlns:w16sdtfl="http://schemas.microsoft.com/office/word/2024/wordml/sdtformatlock" xmlns:w16se="http://schemas.microsoft.com/office/word/2015/wordml/symex" xmlns:wpg="http://schemas.microsoft.com/office/word/2010/wordprocessingGroup" xmlns:wpi="http://schemas.microsoft.com/office/word/2010/wordprocessingInk" xmlns:wne="http://schemas.microsoft.com/office/word/2006/wordml" xmlns:wps="http://schemas.microsoft.com/office/word/2010/wordprocessingShape" mc:Ignorable="w14 w15 w16se w16cid w16 w16cex w16sdtdh w16sdtfl w16du wp14">
+<w:ftr xmlns:wpc="http://schemas.microsoft.com/office/word/2010/wordprocessingCanvas" xmlns:cx="http://schemas.microsoft.com/office/drawing/2014/chartex" xmlns:cx1="http://schemas.microsoft.com/office/drawing/2015/9/8/chartex" xmlns:cx2="http://schemas.microsoft.com/office/drawing/2015/10/21/chartex" xmlns:cx3="http://schemas.microsoft.com/office/drawing/2016/5/9/chartex" xmlns:cx4="http://schemas.microsoft.com/office/drawing/2016/5/10/chartex" xmlns:cx5="http://schemas.microsoft.com/office/drawing/2016/5/11/chartex" xmlns:cx6="http://schemas.microsoft.com/office/drawing/2016/5/12/chartex" xmlns:cx7="http://schemas.microsoft.com/office/drawing/2016/5/13/chartex" xmlns:cx8="http://schemas.microsoft.com/office/drawing/2016/5/14/chartex" xmlns:mc="http://schemas.openxmlformats.org/markup-compatibility/2006" xmlns:aink="http://schemas.microsoft.com/office/drawing/2016/ink" xmlns:am3d="http://schemas.microsoft.com/office/drawing/2017/model3d" xmlns:o="urn:schemas-microsoft-com:office:office" xmlns:r="http://schemas.openxmlformats.org/officeDocument/2006/relationships" xmlns:m="http://schemas.openxmlformats.org/officeDocument/2006/math" xmlns:v="urn:schemas-microsoft-com:vml" xmlns:wp14="http://schemas.microsoft.com/office/word/2010/wordprocessingDrawing" xmlns:wp="http://schemas.openxmlformats.org/drawingml/2006/wordprocessingDrawing" xmlns:w10="urn:schemas-microsoft-com:office:word" xmlns:w="http://schemas.openxmlformats.org/wordprocessingml/2006/main" xmlns:w14="http://schemas.microsoft.com/office/word/2010/wordml" xmlns:w15="http://schemas.microsoft.com/office/word/2012/wordml" xmlns:w16cid="http://schemas.microsoft.com/office/word/2016/wordml/cid" xmlns:w16se="http://schemas.microsoft.com/office/word/2015/wordml/symex" xmlns:wpg="http://schemas.microsoft.com/office/word/2010/wordprocessingGroup" xmlns:wpi="http://schemas.microsoft.com/office/word/2010/wordprocessingInk" xmlns:wne="http://schemas.microsoft.com/office/word/2006/wordml" xmlns:wps="http://schemas.microsoft.com/office/word/2010/wordprocessingShape" mc:Ignorable="w14 w15 w16se w16cid wp14">
   <w:sdt>
     <w:sdtPr>
       <w:id w:val="-1341614052"/>
@@ -3397,7 +5226,7 @@
 </file>
 
 <file path=word/footnotes.xml><?xml version="1.0" encoding="utf-8"?>
-<w:footnotes xmlns:wpc="http://schemas.microsoft.com/office/word/2010/wordprocessingCanvas" xmlns:cx="http://schemas.microsoft.com/office/drawing/2014/chartex" xmlns:cx1="http://schemas.microsoft.com/office/drawing/2015/9/8/chartex" xmlns:cx2="http://schemas.microsoft.com/office/drawing/2015/10/21/chartex" xmlns:cx3="http://schemas.microsoft.com/office/drawing/2016/5/9/chartex" xmlns:cx4="http://schemas.microsoft.com/office/drawing/2016/5/10/chartex" xmlns:cx5="http://schemas.microsoft.com/office/drawing/2016/5/11/chartex" xmlns:cx6="http://schemas.microsoft.com/office/drawing/2016/5/12/chartex" xmlns:cx7="http://schemas.microsoft.com/office/drawing/2016/5/13/chartex" xmlns:cx8="http://schemas.microsoft.com/office/drawing/2016/5/14/chartex" xmlns:mc="http://schemas.openxmlformats.org/markup-compatibility/2006" xmlns:aink="http://schemas.microsoft.com/office/drawing/2016/ink" xmlns:am3d="http://schemas.microsoft.com/office/drawing/2017/model3d" xmlns:o="urn:schemas-microsoft-com:office:office" xmlns:oel="http://schemas.microsoft.com/office/2019/extlst" xmlns:r="http://schemas.openxmlformats.org/officeDocument/2006/relationships" xmlns:m="http://schemas.openxmlformats.org/officeDocument/2006/math" xmlns:v="urn:schemas-microsoft-com:vml" xmlns:wp14="http://schemas.microsoft.com/office/word/2010/wordprocessingDrawing" xmlns:wp="http://schemas.openxmlformats.org/drawingml/2006/wordprocessingDrawing" xmlns:w10="urn:schemas-microsoft-com:office:word" xmlns:w="http://schemas.openxmlformats.org/wordprocessingml/2006/main" xmlns:w14="http://schemas.microsoft.com/office/word/2010/wordml" xmlns:w15="http://schemas.microsoft.com/office/word/2012/wordml" xmlns:w16cex="http://schemas.microsoft.com/office/word/2018/wordml/cex" xmlns:w16cid="http://schemas.microsoft.com/office/word/2016/wordml/cid" xmlns:w16="http://schemas.microsoft.com/office/word/2018/wordml" xmlns:w16du="http://schemas.microsoft.com/office/word/2023/wordml/word16du" xmlns:w16sdtdh="http://schemas.microsoft.com/office/word/2020/wordml/sdtdatahash" xmlns:w16sdtfl="http://schemas.microsoft.com/office/word/2024/wordml/sdtformatlock" xmlns:w16se="http://schemas.microsoft.com/office/word/2015/wordml/symex" xmlns:wpg="http://schemas.microsoft.com/office/word/2010/wordprocessingGroup" xmlns:wpi="http://schemas.microsoft.com/office/word/2010/wordprocessingInk" xmlns:wne="http://schemas.microsoft.com/office/word/2006/wordml" xmlns:wps="http://schemas.microsoft.com/office/word/2010/wordprocessingShape" mc:Ignorable="w14 w15 w16se w16cid w16 w16cex w16sdtdh w16sdtfl w16du wp14">
+<w:footnotes xmlns:wpc="http://schemas.microsoft.com/office/word/2010/wordprocessingCanvas" xmlns:cx="http://schemas.microsoft.com/office/drawing/2014/chartex" xmlns:cx1="http://schemas.microsoft.com/office/drawing/2015/9/8/chartex" xmlns:cx2="http://schemas.microsoft.com/office/drawing/2015/10/21/chartex" xmlns:cx3="http://schemas.microsoft.com/office/drawing/2016/5/9/chartex" xmlns:cx4="http://schemas.microsoft.com/office/drawing/2016/5/10/chartex" xmlns:cx5="http://schemas.microsoft.com/office/drawing/2016/5/11/chartex" xmlns:cx6="http://schemas.microsoft.com/office/drawing/2016/5/12/chartex" xmlns:cx7="http://schemas.microsoft.com/office/drawing/2016/5/13/chartex" xmlns:cx8="http://schemas.microsoft.com/office/drawing/2016/5/14/chartex" xmlns:mc="http://schemas.openxmlformats.org/markup-compatibility/2006" xmlns:aink="http://schemas.microsoft.com/office/drawing/2016/ink" xmlns:am3d="http://schemas.microsoft.com/office/drawing/2017/model3d" xmlns:o="urn:schemas-microsoft-com:office:office" xmlns:r="http://schemas.openxmlformats.org/officeDocument/2006/relationships" xmlns:m="http://schemas.openxmlformats.org/officeDocument/2006/math" xmlns:v="urn:schemas-microsoft-com:vml" xmlns:wp14="http://schemas.microsoft.com/office/word/2010/wordprocessingDrawing" xmlns:wp="http://schemas.openxmlformats.org/drawingml/2006/wordprocessingDrawing" xmlns:w10="urn:schemas-microsoft-com:office:word" xmlns:w="http://schemas.openxmlformats.org/wordprocessingml/2006/main" xmlns:w14="http://schemas.microsoft.com/office/word/2010/wordml" xmlns:w15="http://schemas.microsoft.com/office/word/2012/wordml" xmlns:w16cid="http://schemas.microsoft.com/office/word/2016/wordml/cid" xmlns:w16se="http://schemas.microsoft.com/office/word/2015/wordml/symex" xmlns:wpg="http://schemas.microsoft.com/office/word/2010/wordprocessingGroup" xmlns:wpi="http://schemas.microsoft.com/office/word/2010/wordprocessingInk" xmlns:wne="http://schemas.microsoft.com/office/word/2006/wordml" xmlns:wps="http://schemas.microsoft.com/office/word/2010/wordprocessingShape" mc:Ignorable="w14 w15 w16se w16cid wp14">
   <w:footnote w:type="separator" w:id="-1">
     <w:p>
       <w:pPr>
@@ -3422,7 +5251,7 @@
 </file>
 
 <file path=word/numbering.xml><?xml version="1.0" encoding="utf-8"?>
-<w:numbering xmlns:wpc="http://schemas.microsoft.com/office/word/2010/wordprocessingCanvas" xmlns:cx="http://schemas.microsoft.com/office/drawing/2014/chartex" xmlns:cx1="http://schemas.microsoft.com/office/drawing/2015/9/8/chartex" xmlns:cx2="http://schemas.microsoft.com/office/drawing/2015/10/21/chartex" xmlns:cx3="http://schemas.microsoft.com/office/drawing/2016/5/9/chartex" xmlns:cx4="http://schemas.microsoft.com/office/drawing/2016/5/10/chartex" xmlns:cx5="http://schemas.microsoft.com/office/drawing/2016/5/11/chartex" xmlns:cx6="http://schemas.microsoft.com/office/drawing/2016/5/12/chartex" xmlns:cx7="http://schemas.microsoft.com/office/drawing/2016/5/13/chartex" xmlns:cx8="http://schemas.microsoft.com/office/drawing/2016/5/14/chartex" xmlns:mc="http://schemas.openxmlformats.org/markup-compatibility/2006" xmlns:aink="http://schemas.microsoft.com/office/drawing/2016/ink" xmlns:am3d="http://schemas.microsoft.com/office/drawing/2017/model3d" xmlns:o="urn:schemas-microsoft-com:office:office" xmlns:oel="http://schemas.microsoft.com/office/2019/extlst" xmlns:r="http://schemas.openxmlformats.org/officeDocument/2006/relationships" xmlns:m="http://schemas.openxmlformats.org/officeDocument/2006/math" xmlns:v="urn:schemas-microsoft-com:vml" xmlns:wp14="http://schemas.microsoft.com/office/word/2010/wordprocessingDrawing" xmlns:wp="http://schemas.openxmlformats.org/drawingml/2006/wordprocessingDrawing" xmlns:w10="urn:schemas-microsoft-com:office:word" xmlns:w="http://schemas.openxmlformats.org/wordprocessingml/2006/main" xmlns:w14="http://schemas.microsoft.com/office/word/2010/wordml" xmlns:w15="http://schemas.microsoft.com/office/word/2012/wordml" xmlns:w16cex="http://schemas.microsoft.com/office/word/2018/wordml/cex" xmlns:w16cid="http://schemas.microsoft.com/office/word/2016/wordml/cid" xmlns:w16="http://schemas.microsoft.com/office/word/2018/wordml" xmlns:w16du="http://schemas.microsoft.com/office/word/2023/wordml/word16du" xmlns:w16sdtdh="http://schemas.microsoft.com/office/word/2020/wordml/sdtdatahash" xmlns:w16sdtfl="http://schemas.microsoft.com/office/word/2024/wordml/sdtformatlock" xmlns:w16se="http://schemas.microsoft.com/office/word/2015/wordml/symex" xmlns:wpg="http://schemas.microsoft.com/office/word/2010/wordprocessingGroup" xmlns:wpi="http://schemas.microsoft.com/office/word/2010/wordprocessingInk" xmlns:wne="http://schemas.microsoft.com/office/word/2006/wordml" xmlns:wps="http://schemas.microsoft.com/office/word/2010/wordprocessingShape" mc:Ignorable="w14 w15 w16se w16cid w16 w16cex w16sdtdh w16sdtfl w16du wp14">
+<w:numbering xmlns:wpc="http://schemas.microsoft.com/office/word/2010/wordprocessingCanvas" xmlns:cx="http://schemas.microsoft.com/office/drawing/2014/chartex" xmlns:cx1="http://schemas.microsoft.com/office/drawing/2015/9/8/chartex" xmlns:cx2="http://schemas.microsoft.com/office/drawing/2015/10/21/chartex" xmlns:cx3="http://schemas.microsoft.com/office/drawing/2016/5/9/chartex" xmlns:cx4="http://schemas.microsoft.com/office/drawing/2016/5/10/chartex" xmlns:cx5="http://schemas.microsoft.com/office/drawing/2016/5/11/chartex" xmlns:cx6="http://schemas.microsoft.com/office/drawing/2016/5/12/chartex" xmlns:cx7="http://schemas.microsoft.com/office/drawing/2016/5/13/chartex" xmlns:cx8="http://schemas.microsoft.com/office/drawing/2016/5/14/chartex" xmlns:mc="http://schemas.openxmlformats.org/markup-compatibility/2006" xmlns:aink="http://schemas.microsoft.com/office/drawing/2016/ink" xmlns:am3d="http://schemas.microsoft.com/office/drawing/2017/model3d" xmlns:o="urn:schemas-microsoft-com:office:office" xmlns:r="http://schemas.openxmlformats.org/officeDocument/2006/relationships" xmlns:m="http://schemas.openxmlformats.org/officeDocument/2006/math" xmlns:v="urn:schemas-microsoft-com:vml" xmlns:wp14="http://schemas.microsoft.com/office/word/2010/wordprocessingDrawing" xmlns:wp="http://schemas.openxmlformats.org/drawingml/2006/wordprocessingDrawing" xmlns:w10="urn:schemas-microsoft-com:office:word" xmlns:w="http://schemas.openxmlformats.org/wordprocessingml/2006/main" xmlns:w14="http://schemas.microsoft.com/office/word/2010/wordml" xmlns:w15="http://schemas.microsoft.com/office/word/2012/wordml" xmlns:w16cid="http://schemas.microsoft.com/office/word/2016/wordml/cid" xmlns:w16se="http://schemas.microsoft.com/office/word/2015/wordml/symex" xmlns:wpg="http://schemas.microsoft.com/office/word/2010/wordprocessingGroup" xmlns:wpi="http://schemas.microsoft.com/office/word/2010/wordprocessingInk" xmlns:wne="http://schemas.microsoft.com/office/word/2006/wordml" xmlns:wps="http://schemas.microsoft.com/office/word/2010/wordprocessingShape" mc:Ignorable="w14 w15 w16se w16cid wp14">
   <w:abstractNum w:abstractNumId="0" w15:restartNumberingAfterBreak="0">
     <w:nsid w:val="06BC7D31"/>
     <w:multiLevelType w:val="multilevel"/>
@@ -6166,68 +7995,68 @@
       </w:rPr>
     </w:lvl>
   </w:abstractNum>
-  <w:num w:numId="1" w16cid:durableId="46951306">
+  <w:num w:numId="1">
     <w:abstractNumId w:val="9"/>
   </w:num>
-  <w:num w:numId="2" w16cid:durableId="1326668243">
+  <w:num w:numId="2">
     <w:abstractNumId w:val="13"/>
   </w:num>
-  <w:num w:numId="3" w16cid:durableId="430782223">
+  <w:num w:numId="3">
     <w:abstractNumId w:val="11"/>
   </w:num>
-  <w:num w:numId="4" w16cid:durableId="1282802206">
+  <w:num w:numId="4">
     <w:abstractNumId w:val="12"/>
   </w:num>
-  <w:num w:numId="5" w16cid:durableId="367681014">
+  <w:num w:numId="5">
     <w:abstractNumId w:val="18"/>
   </w:num>
-  <w:num w:numId="6" w16cid:durableId="1979451551">
+  <w:num w:numId="6">
     <w:abstractNumId w:val="16"/>
   </w:num>
-  <w:num w:numId="7" w16cid:durableId="1820421496">
+  <w:num w:numId="7">
     <w:abstractNumId w:val="1"/>
   </w:num>
-  <w:num w:numId="8" w16cid:durableId="1198005472">
+  <w:num w:numId="8">
     <w:abstractNumId w:val="10"/>
   </w:num>
-  <w:num w:numId="9" w16cid:durableId="2017683265">
+  <w:num w:numId="9">
     <w:abstractNumId w:val="5"/>
   </w:num>
-  <w:num w:numId="10" w16cid:durableId="1602179672">
+  <w:num w:numId="10">
     <w:abstractNumId w:val="4"/>
   </w:num>
-  <w:num w:numId="11" w16cid:durableId="753742545">
+  <w:num w:numId="11">
     <w:abstractNumId w:val="17"/>
   </w:num>
-  <w:num w:numId="12" w16cid:durableId="671180355">
+  <w:num w:numId="12">
     <w:abstractNumId w:val="15"/>
   </w:num>
-  <w:num w:numId="13" w16cid:durableId="2122603585">
+  <w:num w:numId="13">
     <w:abstractNumId w:val="14"/>
   </w:num>
-  <w:num w:numId="14" w16cid:durableId="1887719538">
+  <w:num w:numId="14">
     <w:abstractNumId w:val="0"/>
   </w:num>
-  <w:num w:numId="15" w16cid:durableId="308020368">
+  <w:num w:numId="15">
     <w:abstractNumId w:val="3"/>
   </w:num>
-  <w:num w:numId="16" w16cid:durableId="1546067522">
+  <w:num w:numId="16">
     <w:abstractNumId w:val="7"/>
   </w:num>
-  <w:num w:numId="17" w16cid:durableId="1099331007">
+  <w:num w:numId="17">
     <w:abstractNumId w:val="8"/>
   </w:num>
-  <w:num w:numId="18" w16cid:durableId="312953262">
+  <w:num w:numId="18">
     <w:abstractNumId w:val="6"/>
   </w:num>
-  <w:num w:numId="19" w16cid:durableId="554126715">
+  <w:num w:numId="19">
     <w:abstractNumId w:val="2"/>
   </w:num>
 </w:numbering>
 </file>
 
 <file path=word/styles.xml><?xml version="1.0" encoding="utf-8"?>
-<w:styles xmlns:mc="http://schemas.openxmlformats.org/markup-compatibility/2006" xmlns:r="http://schemas.openxmlformats.org/officeDocument/2006/relationships" xmlns:w="http://schemas.openxmlformats.org/wordprocessingml/2006/main" xmlns:w14="http://schemas.microsoft.com/office/word/2010/wordml" xmlns:w15="http://schemas.microsoft.com/office/word/2012/wordml" xmlns:w16cex="http://schemas.microsoft.com/office/word/2018/wordml/cex" xmlns:w16cid="http://schemas.microsoft.com/office/word/2016/wordml/cid" xmlns:w16="http://schemas.microsoft.com/office/word/2018/wordml" xmlns:w16du="http://schemas.microsoft.com/office/word/2023/wordml/word16du" xmlns:w16sdtdh="http://schemas.microsoft.com/office/word/2020/wordml/sdtdatahash" xmlns:w16sdtfl="http://schemas.microsoft.com/office/word/2024/wordml/sdtformatlock" xmlns:w16se="http://schemas.microsoft.com/office/word/2015/wordml/symex" mc:Ignorable="w14 w15 w16se w16cid w16 w16cex w16sdtdh w16sdtfl w16du">
+<w:styles xmlns:mc="http://schemas.openxmlformats.org/markup-compatibility/2006" xmlns:r="http://schemas.openxmlformats.org/officeDocument/2006/relationships" xmlns:w="http://schemas.openxmlformats.org/wordprocessingml/2006/main" xmlns:w14="http://schemas.microsoft.com/office/word/2010/wordml" xmlns:w15="http://schemas.microsoft.com/office/word/2012/wordml" xmlns:w16cid="http://schemas.microsoft.com/office/word/2016/wordml/cid" xmlns:w16se="http://schemas.microsoft.com/office/word/2015/wordml/symex" mc:Ignorable="w14 w15 w16se w16cid">
   <w:docDefaults>
     <w:rPrDefault>
       <w:rPr>
@@ -6245,7 +8074,7 @@
       </w:pPr>
     </w:pPrDefault>
   </w:docDefaults>
-  <w:latentStyles w:defLockedState="0" w:defUIPriority="99" w:defSemiHidden="0" w:defUnhideWhenUsed="0" w:defQFormat="0" w:count="376">
+  <w:latentStyles w:defLockedState="0" w:defUIPriority="99" w:defSemiHidden="0" w:defUnhideWhenUsed="0" w:defQFormat="0" w:count="375">
     <w:lsdException w:name="Normal" w:uiPriority="0" w:qFormat="1"/>
     <w:lsdException w:name="heading 1" w:uiPriority="9" w:qFormat="1"/>
     <w:lsdException w:name="heading 2" w:semiHidden="1" w:uiPriority="9" w:unhideWhenUsed="1" w:qFormat="1"/>
@@ -6621,7 +8450,6 @@
     <w:lsdException w:name="Smart Hyperlink" w:semiHidden="1" w:unhideWhenUsed="1"/>
     <w:lsdException w:name="Hashtag" w:semiHidden="1" w:unhideWhenUsed="1"/>
     <w:lsdException w:name="Unresolved Mention" w:semiHidden="1" w:unhideWhenUsed="1"/>
-    <w:lsdException w:name="Smart Link" w:semiHidden="1" w:unhideWhenUsed="1"/>
   </w:latentStyles>
   <w:style w:type="paragraph" w:default="1" w:styleId="Norml">
     <w:name w:val="Normal"/>
@@ -7541,7 +9369,7 @@
 </file>
 
 <file path=customXml/itemProps1.xml><?xml version="1.0" encoding="utf-8"?>
-<ds:datastoreItem xmlns:ds="http://schemas.openxmlformats.org/officeDocument/2006/customXml" ds:itemID="{C30B897F-D773-476D-B6E4-13A1C72FBC3F}">
+<ds:datastoreItem xmlns:ds="http://schemas.openxmlformats.org/officeDocument/2006/customXml" ds:itemID="{2D3F1840-C96C-429A-9055-8CA566FEB40D}">
   <ds:schemaRefs>
     <ds:schemaRef ds:uri="http://schemas.openxmlformats.org/officeDocument/2006/bibliography"/>
   </ds:schemaRefs>

--- a/Documentation/Fejlesztői_Dokumentáció.docx
+++ b/Documentation/Fejlesztői_Dokumentáció.docx
@@ -1,6 +1,6 @@
 
 <file path=word/document.xml><?xml version="1.0" encoding="utf-8"?>
-<w:document xmlns:wpc="http://schemas.microsoft.com/office/word/2010/wordprocessingCanvas" xmlns:cx="http://schemas.microsoft.com/office/drawing/2014/chartex" xmlns:cx1="http://schemas.microsoft.com/office/drawing/2015/9/8/chartex" xmlns:cx2="http://schemas.microsoft.com/office/drawing/2015/10/21/chartex" xmlns:cx3="http://schemas.microsoft.com/office/drawing/2016/5/9/chartex" xmlns:cx4="http://schemas.microsoft.com/office/drawing/2016/5/10/chartex" xmlns:cx5="http://schemas.microsoft.com/office/drawing/2016/5/11/chartex" xmlns:cx6="http://schemas.microsoft.com/office/drawing/2016/5/12/chartex" xmlns:cx7="http://schemas.microsoft.com/office/drawing/2016/5/13/chartex" xmlns:cx8="http://schemas.microsoft.com/office/drawing/2016/5/14/chartex" xmlns:mc="http://schemas.openxmlformats.org/markup-compatibility/2006" xmlns:aink="http://schemas.microsoft.com/office/drawing/2016/ink" xmlns:am3d="http://schemas.microsoft.com/office/drawing/2017/model3d" xmlns:o="urn:schemas-microsoft-com:office:office" xmlns:r="http://schemas.openxmlformats.org/officeDocument/2006/relationships" xmlns:m="http://schemas.openxmlformats.org/officeDocument/2006/math" xmlns:v="urn:schemas-microsoft-com:vml" xmlns:wp14="http://schemas.microsoft.com/office/word/2010/wordprocessingDrawing" xmlns:wp="http://schemas.openxmlformats.org/drawingml/2006/wordprocessingDrawing" xmlns:w10="urn:schemas-microsoft-com:office:word" xmlns:w="http://schemas.openxmlformats.org/wordprocessingml/2006/main" xmlns:w14="http://schemas.microsoft.com/office/word/2010/wordml" xmlns:w15="http://schemas.microsoft.com/office/word/2012/wordml" xmlns:w16cid="http://schemas.microsoft.com/office/word/2016/wordml/cid" xmlns:w16se="http://schemas.microsoft.com/office/word/2015/wordml/symex" xmlns:wpg="http://schemas.microsoft.com/office/word/2010/wordprocessingGroup" xmlns:wpi="http://schemas.microsoft.com/office/word/2010/wordprocessingInk" xmlns:wne="http://schemas.microsoft.com/office/word/2006/wordml" xmlns:wps="http://schemas.microsoft.com/office/word/2010/wordprocessingShape" mc:Ignorable="w14 w15 w16se w16cid wp14">
+<w:document xmlns:wpc="http://schemas.microsoft.com/office/word/2010/wordprocessingCanvas" xmlns:cx="http://schemas.microsoft.com/office/drawing/2014/chartex" xmlns:cx1="http://schemas.microsoft.com/office/drawing/2015/9/8/chartex" xmlns:cx2="http://schemas.microsoft.com/office/drawing/2015/10/21/chartex" xmlns:cx3="http://schemas.microsoft.com/office/drawing/2016/5/9/chartex" xmlns:cx4="http://schemas.microsoft.com/office/drawing/2016/5/10/chartex" xmlns:cx5="http://schemas.microsoft.com/office/drawing/2016/5/11/chartex" xmlns:cx6="http://schemas.microsoft.com/office/drawing/2016/5/12/chartex" xmlns:cx7="http://schemas.microsoft.com/office/drawing/2016/5/13/chartex" xmlns:cx8="http://schemas.microsoft.com/office/drawing/2016/5/14/chartex" xmlns:mc="http://schemas.openxmlformats.org/markup-compatibility/2006" xmlns:aink="http://schemas.microsoft.com/office/drawing/2016/ink" xmlns:am3d="http://schemas.microsoft.com/office/drawing/2017/model3d" xmlns:o="urn:schemas-microsoft-com:office:office" xmlns:oel="http://schemas.microsoft.com/office/2019/extlst" xmlns:r="http://schemas.openxmlformats.org/officeDocument/2006/relationships" xmlns:m="http://schemas.openxmlformats.org/officeDocument/2006/math" xmlns:v="urn:schemas-microsoft-com:vml" xmlns:wp14="http://schemas.microsoft.com/office/word/2010/wordprocessingDrawing" xmlns:wp="http://schemas.openxmlformats.org/drawingml/2006/wordprocessingDrawing" xmlns:w10="urn:schemas-microsoft-com:office:word" xmlns:w="http://schemas.openxmlformats.org/wordprocessingml/2006/main" xmlns:w14="http://schemas.microsoft.com/office/word/2010/wordml" xmlns:w15="http://schemas.microsoft.com/office/word/2012/wordml" xmlns:w16cex="http://schemas.microsoft.com/office/word/2018/wordml/cex" xmlns:w16cid="http://schemas.microsoft.com/office/word/2016/wordml/cid" xmlns:w16="http://schemas.microsoft.com/office/word/2018/wordml" xmlns:w16du="http://schemas.microsoft.com/office/word/2023/wordml/word16du" xmlns:w16sdtdh="http://schemas.microsoft.com/office/word/2020/wordml/sdtdatahash" xmlns:w16sdtfl="http://schemas.microsoft.com/office/word/2024/wordml/sdtformatlock" xmlns:w16se="http://schemas.microsoft.com/office/word/2015/wordml/symex" xmlns:wpg="http://schemas.microsoft.com/office/word/2010/wordprocessingGroup" xmlns:wpi="http://schemas.microsoft.com/office/word/2010/wordprocessingInk" xmlns:wne="http://schemas.microsoft.com/office/word/2006/wordml" xmlns:wps="http://schemas.microsoft.com/office/word/2010/wordprocessingShape" mc:Ignorable="w14 w15 w16se w16cid w16 w16cex w16sdtdh w16sdtfl w16du wp14">
   <w:body>
     <w:p>
       <w:pPr>
@@ -281,22 +281,23 @@
           <w:szCs w:val="36"/>
         </w:rPr>
       </w:pPr>
-      <w:proofErr w:type="spellStart"/>
       <w:r>
         <w:rPr>
           <w:sz w:val="36"/>
           <w:szCs w:val="36"/>
         </w:rPr>
-        <w:t>Witmann</w:t>
-      </w:r>
-      <w:proofErr w:type="spellEnd"/>
-      <w:r>
+        <w:t>Witmann Bence Zsolt</w:t>
+      </w:r>
+    </w:p>
+    <w:p>
+      <w:pPr>
+        <w:spacing w:line="240" w:lineRule="auto"/>
+        <w:jc w:val="both"/>
         <w:rPr>
           <w:sz w:val="36"/>
           <w:szCs w:val="36"/>
         </w:rPr>
-        <w:t xml:space="preserve"> Bence Zsolt</w:t>
-      </w:r>
+      </w:pPr>
     </w:p>
     <w:p>
       <w:pPr>
@@ -332,461 +333,1851 @@
       <w:pPr>
         <w:spacing w:line="240" w:lineRule="auto"/>
         <w:jc w:val="both"/>
-        <w:rPr>
-          <w:sz w:val="36"/>
-          <w:szCs w:val="36"/>
-        </w:rPr>
-      </w:pPr>
-    </w:p>
-    <w:p>
-      <w:pPr>
-        <w:spacing w:line="240" w:lineRule="auto"/>
+      </w:pPr>
+      <w:r>
+        <w:br w:type="page"/>
+      </w:r>
+    </w:p>
+    <w:p>
+      <w:pPr>
         <w:jc w:val="both"/>
       </w:pPr>
-      <w:r>
-        <w:br w:type="page"/>
-      </w:r>
-    </w:p>
-    <w:p>
-      <w:pPr>
-        <w:ind w:left="1416" w:hanging="696"/>
-        <w:jc w:val="center"/>
-        <w:rPr>
+    </w:p>
+    <w:sdt>
+      <w:sdtPr>
+        <w:id w:val="1366330922"/>
+        <w:docPartObj>
+          <w:docPartGallery w:val="Table of Contents"/>
+          <w:docPartUnique/>
+        </w:docPartObj>
+      </w:sdtPr>
+      <w:sdtEndPr>
+        <w:rPr>
+          <w:rFonts w:asciiTheme="minorHAnsi" w:eastAsiaTheme="minorHAnsi" w:hAnsiTheme="minorHAnsi" w:cstheme="minorBidi"/>
           <w:b/>
-          <w:sz w:val="52"/>
-          <w:szCs w:val="52"/>
-        </w:rPr>
-      </w:pPr>
-      <w:r>
-        <w:rPr>
-          <w:b/>
-          <w:sz w:val="52"/>
-          <w:szCs w:val="52"/>
-        </w:rPr>
-        <w:lastRenderedPageBreak/>
-        <w:t>Tartalomjegyzék</w:t>
-      </w:r>
-    </w:p>
-    <w:p>
-      <w:pPr>
-        <w:ind w:left="1416" w:hanging="696"/>
+          <w:bCs/>
+          <w:color w:val="auto"/>
+          <w:kern w:val="2"/>
+          <w:sz w:val="24"/>
+          <w:szCs w:val="24"/>
+          <w:lang w:eastAsia="en-US"/>
+          <w14:ligatures w14:val="standardContextual"/>
+        </w:rPr>
+      </w:sdtEndPr>
+      <w:sdtContent>
+        <w:p>
+          <w:pPr>
+            <w:pStyle w:val="Tartalomjegyzkcmsora"/>
+          </w:pPr>
+          <w:r>
+            <w:t>Tartalom</w:t>
+          </w:r>
+        </w:p>
+        <w:p>
+          <w:pPr>
+            <w:pStyle w:val="TJ1"/>
+            <w:tabs>
+              <w:tab w:val="right" w:leader="dot" w:pos="9062"/>
+            </w:tabs>
+            <w:rPr>
+              <w:rFonts w:eastAsiaTheme="minorEastAsia"/>
+              <w:noProof/>
+              <w:lang w:eastAsia="hu-HU"/>
+            </w:rPr>
+          </w:pPr>
+          <w:r>
+            <w:fldChar w:fldCharType="begin"/>
+          </w:r>
+          <w:r>
+            <w:instrText xml:space="preserve"> TOC \o "1-3" \h \z \u </w:instrText>
+          </w:r>
+          <w:r>
+            <w:fldChar w:fldCharType="separate"/>
+          </w:r>
+          <w:hyperlink w:anchor="_Toc193711059" w:history="1">
+            <w:r>
+              <w:rPr>
+                <w:rStyle w:val="Hiperhivatkozs"/>
+                <w:noProof/>
+              </w:rPr>
+              <w:t>Bevezetés</w:t>
+            </w:r>
+            <w:r>
+              <w:rPr>
+                <w:noProof/>
+                <w:webHidden/>
+              </w:rPr>
+              <w:tab/>
+            </w:r>
+            <w:r>
+              <w:rPr>
+                <w:noProof/>
+                <w:webHidden/>
+              </w:rPr>
+              <w:fldChar w:fldCharType="begin"/>
+            </w:r>
+            <w:r>
+              <w:rPr>
+                <w:noProof/>
+                <w:webHidden/>
+              </w:rPr>
+              <w:instrText xml:space="preserve"> PAGEREF _Toc193711059 \h </w:instrText>
+            </w:r>
+            <w:r>
+              <w:rPr>
+                <w:noProof/>
+                <w:webHidden/>
+              </w:rPr>
+            </w:r>
+            <w:r>
+              <w:rPr>
+                <w:noProof/>
+                <w:webHidden/>
+              </w:rPr>
+              <w:fldChar w:fldCharType="separate"/>
+            </w:r>
+            <w:r>
+              <w:rPr>
+                <w:noProof/>
+                <w:webHidden/>
+              </w:rPr>
+              <w:t>3</w:t>
+            </w:r>
+            <w:r>
+              <w:rPr>
+                <w:noProof/>
+                <w:webHidden/>
+              </w:rPr>
+              <w:fldChar w:fldCharType="end"/>
+            </w:r>
+          </w:hyperlink>
+        </w:p>
+        <w:p>
+          <w:pPr>
+            <w:pStyle w:val="TJ1"/>
+            <w:tabs>
+              <w:tab w:val="right" w:leader="dot" w:pos="9062"/>
+            </w:tabs>
+            <w:rPr>
+              <w:rFonts w:eastAsiaTheme="minorEastAsia"/>
+              <w:noProof/>
+              <w:lang w:eastAsia="hu-HU"/>
+            </w:rPr>
+          </w:pPr>
+          <w:hyperlink w:anchor="_Toc193711060" w:history="1">
+            <w:r>
+              <w:rPr>
+                <w:rStyle w:val="Hiperhivatkozs"/>
+                <w:noProof/>
+              </w:rPr>
+              <w:t>Fejlesztői környezet bemutatása</w:t>
+            </w:r>
+            <w:r>
+              <w:rPr>
+                <w:noProof/>
+                <w:webHidden/>
+              </w:rPr>
+              <w:tab/>
+            </w:r>
+            <w:r>
+              <w:rPr>
+                <w:noProof/>
+                <w:webHidden/>
+              </w:rPr>
+              <w:fldChar w:fldCharType="begin"/>
+            </w:r>
+            <w:r>
+              <w:rPr>
+                <w:noProof/>
+                <w:webHidden/>
+              </w:rPr>
+              <w:instrText xml:space="preserve"> PAGEREF _Toc193711060 \h </w:instrText>
+            </w:r>
+            <w:r>
+              <w:rPr>
+                <w:noProof/>
+                <w:webHidden/>
+              </w:rPr>
+            </w:r>
+            <w:r>
+              <w:rPr>
+                <w:noProof/>
+                <w:webHidden/>
+              </w:rPr>
+              <w:fldChar w:fldCharType="separate"/>
+            </w:r>
+            <w:r>
+              <w:rPr>
+                <w:noProof/>
+                <w:webHidden/>
+              </w:rPr>
+              <w:t>4</w:t>
+            </w:r>
+            <w:r>
+              <w:rPr>
+                <w:noProof/>
+                <w:webHidden/>
+              </w:rPr>
+              <w:fldChar w:fldCharType="end"/>
+            </w:r>
+          </w:hyperlink>
+        </w:p>
+        <w:p>
+          <w:pPr>
+            <w:pStyle w:val="TJ2"/>
+            <w:tabs>
+              <w:tab w:val="right" w:leader="dot" w:pos="9062"/>
+            </w:tabs>
+            <w:rPr>
+              <w:rFonts w:eastAsiaTheme="minorEastAsia"/>
+              <w:noProof/>
+              <w:lang w:eastAsia="hu-HU"/>
+            </w:rPr>
+          </w:pPr>
+          <w:hyperlink w:anchor="_Toc193711061" w:history="1">
+            <w:r>
+              <w:rPr>
+                <w:rStyle w:val="Hiperhivatkozs"/>
+                <w:noProof/>
+              </w:rPr>
+              <w:t>Visual Studio 2022</w:t>
+            </w:r>
+            <w:r>
+              <w:rPr>
+                <w:noProof/>
+                <w:webHidden/>
+              </w:rPr>
+              <w:tab/>
+            </w:r>
+            <w:r>
+              <w:rPr>
+                <w:noProof/>
+                <w:webHidden/>
+              </w:rPr>
+              <w:fldChar w:fldCharType="begin"/>
+            </w:r>
+            <w:r>
+              <w:rPr>
+                <w:noProof/>
+                <w:webHidden/>
+              </w:rPr>
+              <w:instrText xml:space="preserve"> PAGEREF _Toc193711061 \h </w:instrText>
+            </w:r>
+            <w:r>
+              <w:rPr>
+                <w:noProof/>
+                <w:webHidden/>
+              </w:rPr>
+            </w:r>
+            <w:r>
+              <w:rPr>
+                <w:noProof/>
+                <w:webHidden/>
+              </w:rPr>
+              <w:fldChar w:fldCharType="separate"/>
+            </w:r>
+            <w:r>
+              <w:rPr>
+                <w:noProof/>
+                <w:webHidden/>
+              </w:rPr>
+              <w:t>4</w:t>
+            </w:r>
+            <w:r>
+              <w:rPr>
+                <w:noProof/>
+                <w:webHidden/>
+              </w:rPr>
+              <w:fldChar w:fldCharType="end"/>
+            </w:r>
+          </w:hyperlink>
+        </w:p>
+        <w:p>
+          <w:pPr>
+            <w:pStyle w:val="TJ2"/>
+            <w:tabs>
+              <w:tab w:val="right" w:leader="dot" w:pos="9062"/>
+            </w:tabs>
+            <w:rPr>
+              <w:rFonts w:eastAsiaTheme="minorEastAsia"/>
+              <w:noProof/>
+              <w:lang w:eastAsia="hu-HU"/>
+            </w:rPr>
+          </w:pPr>
+          <w:hyperlink w:anchor="_Toc193711062" w:history="1">
+            <w:r>
+              <w:rPr>
+                <w:rStyle w:val="Hiperhivatkozs"/>
+                <w:noProof/>
+              </w:rPr>
+              <w:t>Visual Studio Code</w:t>
+            </w:r>
+            <w:r>
+              <w:rPr>
+                <w:noProof/>
+                <w:webHidden/>
+              </w:rPr>
+              <w:tab/>
+            </w:r>
+            <w:r>
+              <w:rPr>
+                <w:noProof/>
+                <w:webHidden/>
+              </w:rPr>
+              <w:fldChar w:fldCharType="begin"/>
+            </w:r>
+            <w:r>
+              <w:rPr>
+                <w:noProof/>
+                <w:webHidden/>
+              </w:rPr>
+              <w:instrText xml:space="preserve"> PAGEREF _Toc193711062 \h </w:instrText>
+            </w:r>
+            <w:r>
+              <w:rPr>
+                <w:noProof/>
+                <w:webHidden/>
+              </w:rPr>
+            </w:r>
+            <w:r>
+              <w:rPr>
+                <w:noProof/>
+                <w:webHidden/>
+              </w:rPr>
+              <w:fldChar w:fldCharType="separate"/>
+            </w:r>
+            <w:r>
+              <w:rPr>
+                <w:noProof/>
+                <w:webHidden/>
+              </w:rPr>
+              <w:t>4</w:t>
+            </w:r>
+            <w:r>
+              <w:rPr>
+                <w:noProof/>
+                <w:webHidden/>
+              </w:rPr>
+              <w:fldChar w:fldCharType="end"/>
+            </w:r>
+          </w:hyperlink>
+        </w:p>
+        <w:p>
+          <w:pPr>
+            <w:pStyle w:val="TJ2"/>
+            <w:tabs>
+              <w:tab w:val="right" w:leader="dot" w:pos="9062"/>
+            </w:tabs>
+            <w:rPr>
+              <w:rFonts w:eastAsiaTheme="minorEastAsia"/>
+              <w:noProof/>
+              <w:lang w:eastAsia="hu-HU"/>
+            </w:rPr>
+          </w:pPr>
+          <w:hyperlink w:anchor="_Toc193711063" w:history="1">
+            <w:r>
+              <w:rPr>
+                <w:rStyle w:val="Hiperhivatkozs"/>
+                <w:bCs/>
+                <w:noProof/>
+              </w:rPr>
+              <w:t>MySQL</w:t>
+            </w:r>
+            <w:r>
+              <w:rPr>
+                <w:noProof/>
+                <w:webHidden/>
+              </w:rPr>
+              <w:tab/>
+            </w:r>
+            <w:r>
+              <w:rPr>
+                <w:noProof/>
+                <w:webHidden/>
+              </w:rPr>
+              <w:fldChar w:fldCharType="begin"/>
+            </w:r>
+            <w:r>
+              <w:rPr>
+                <w:noProof/>
+                <w:webHidden/>
+              </w:rPr>
+              <w:instrText xml:space="preserve"> PAGEREF _Toc193711063 \h </w:instrText>
+            </w:r>
+            <w:r>
+              <w:rPr>
+                <w:noProof/>
+                <w:webHidden/>
+              </w:rPr>
+            </w:r>
+            <w:r>
+              <w:rPr>
+                <w:noProof/>
+                <w:webHidden/>
+              </w:rPr>
+              <w:fldChar w:fldCharType="separate"/>
+            </w:r>
+            <w:r>
+              <w:rPr>
+                <w:noProof/>
+                <w:webHidden/>
+              </w:rPr>
+              <w:t>5</w:t>
+            </w:r>
+            <w:r>
+              <w:rPr>
+                <w:noProof/>
+                <w:webHidden/>
+              </w:rPr>
+              <w:fldChar w:fldCharType="end"/>
+            </w:r>
+          </w:hyperlink>
+        </w:p>
+        <w:p>
+          <w:pPr>
+            <w:pStyle w:val="TJ2"/>
+            <w:tabs>
+              <w:tab w:val="right" w:leader="dot" w:pos="9062"/>
+            </w:tabs>
+            <w:rPr>
+              <w:rFonts w:eastAsiaTheme="minorEastAsia"/>
+              <w:noProof/>
+              <w:lang w:eastAsia="hu-HU"/>
+            </w:rPr>
+          </w:pPr>
+          <w:hyperlink w:anchor="_Toc193711064" w:history="1">
+            <w:r>
+              <w:rPr>
+                <w:rStyle w:val="Hiperhivatkozs"/>
+                <w:bCs/>
+                <w:noProof/>
+              </w:rPr>
+              <w:t>phpMyAdmin</w:t>
+            </w:r>
+            <w:r>
+              <w:rPr>
+                <w:noProof/>
+                <w:webHidden/>
+              </w:rPr>
+              <w:tab/>
+            </w:r>
+            <w:r>
+              <w:rPr>
+                <w:noProof/>
+                <w:webHidden/>
+              </w:rPr>
+              <w:fldChar w:fldCharType="begin"/>
+            </w:r>
+            <w:r>
+              <w:rPr>
+                <w:noProof/>
+                <w:webHidden/>
+              </w:rPr>
+              <w:instrText xml:space="preserve"> PAGEREF _Toc193711064 \h </w:instrText>
+            </w:r>
+            <w:r>
+              <w:rPr>
+                <w:noProof/>
+                <w:webHidden/>
+              </w:rPr>
+            </w:r>
+            <w:r>
+              <w:rPr>
+                <w:noProof/>
+                <w:webHidden/>
+              </w:rPr>
+              <w:fldChar w:fldCharType="separate"/>
+            </w:r>
+            <w:r>
+              <w:rPr>
+                <w:noProof/>
+                <w:webHidden/>
+              </w:rPr>
+              <w:t>6</w:t>
+            </w:r>
+            <w:r>
+              <w:rPr>
+                <w:noProof/>
+                <w:webHidden/>
+              </w:rPr>
+              <w:fldChar w:fldCharType="end"/>
+            </w:r>
+          </w:hyperlink>
+        </w:p>
+        <w:p>
+          <w:pPr>
+            <w:pStyle w:val="TJ2"/>
+            <w:tabs>
+              <w:tab w:val="right" w:leader="dot" w:pos="9062"/>
+            </w:tabs>
+            <w:rPr>
+              <w:rFonts w:eastAsiaTheme="minorEastAsia"/>
+              <w:noProof/>
+              <w:lang w:eastAsia="hu-HU"/>
+            </w:rPr>
+          </w:pPr>
+          <w:hyperlink w:anchor="_Toc193711065" w:history="1">
+            <w:r>
+              <w:rPr>
+                <w:rStyle w:val="Hiperhivatkozs"/>
+                <w:noProof/>
+              </w:rPr>
+              <w:t>Trello</w:t>
+            </w:r>
+            <w:r>
+              <w:rPr>
+                <w:noProof/>
+                <w:webHidden/>
+              </w:rPr>
+              <w:tab/>
+            </w:r>
+            <w:r>
+              <w:rPr>
+                <w:noProof/>
+                <w:webHidden/>
+              </w:rPr>
+              <w:fldChar w:fldCharType="begin"/>
+            </w:r>
+            <w:r>
+              <w:rPr>
+                <w:noProof/>
+                <w:webHidden/>
+              </w:rPr>
+              <w:instrText xml:space="preserve"> PAGEREF _Toc193711065 \h </w:instrText>
+            </w:r>
+            <w:r>
+              <w:rPr>
+                <w:noProof/>
+                <w:webHidden/>
+              </w:rPr>
+            </w:r>
+            <w:r>
+              <w:rPr>
+                <w:noProof/>
+                <w:webHidden/>
+              </w:rPr>
+              <w:fldChar w:fldCharType="separate"/>
+            </w:r>
+            <w:r>
+              <w:rPr>
+                <w:noProof/>
+                <w:webHidden/>
+              </w:rPr>
+              <w:t>7</w:t>
+            </w:r>
+            <w:r>
+              <w:rPr>
+                <w:noProof/>
+                <w:webHidden/>
+              </w:rPr>
+              <w:fldChar w:fldCharType="end"/>
+            </w:r>
+          </w:hyperlink>
+        </w:p>
+        <w:p>
+          <w:pPr>
+            <w:pStyle w:val="TJ2"/>
+            <w:tabs>
+              <w:tab w:val="right" w:leader="dot" w:pos="9062"/>
+            </w:tabs>
+            <w:rPr>
+              <w:rFonts w:eastAsiaTheme="minorEastAsia"/>
+              <w:noProof/>
+              <w:lang w:eastAsia="hu-HU"/>
+            </w:rPr>
+          </w:pPr>
+          <w:hyperlink w:anchor="_Toc193711066" w:history="1">
+            <w:r>
+              <w:rPr>
+                <w:rStyle w:val="Hiperhivatkozs"/>
+                <w:noProof/>
+              </w:rPr>
+              <w:t>Github</w:t>
+            </w:r>
+            <w:r>
+              <w:rPr>
+                <w:noProof/>
+                <w:webHidden/>
+              </w:rPr>
+              <w:tab/>
+            </w:r>
+            <w:r>
+              <w:rPr>
+                <w:noProof/>
+                <w:webHidden/>
+              </w:rPr>
+              <w:fldChar w:fldCharType="begin"/>
+            </w:r>
+            <w:r>
+              <w:rPr>
+                <w:noProof/>
+                <w:webHidden/>
+              </w:rPr>
+              <w:instrText xml:space="preserve"> PAGEREF _Toc193711066 \h </w:instrText>
+            </w:r>
+            <w:r>
+              <w:rPr>
+                <w:noProof/>
+                <w:webHidden/>
+              </w:rPr>
+            </w:r>
+            <w:r>
+              <w:rPr>
+                <w:noProof/>
+                <w:webHidden/>
+              </w:rPr>
+              <w:fldChar w:fldCharType="separate"/>
+            </w:r>
+            <w:r>
+              <w:rPr>
+                <w:noProof/>
+                <w:webHidden/>
+              </w:rPr>
+              <w:t>8</w:t>
+            </w:r>
+            <w:r>
+              <w:rPr>
+                <w:noProof/>
+                <w:webHidden/>
+              </w:rPr>
+              <w:fldChar w:fldCharType="end"/>
+            </w:r>
+          </w:hyperlink>
+        </w:p>
+        <w:p>
+          <w:pPr>
+            <w:pStyle w:val="TJ2"/>
+            <w:tabs>
+              <w:tab w:val="right" w:leader="dot" w:pos="9062"/>
+            </w:tabs>
+            <w:rPr>
+              <w:rFonts w:eastAsiaTheme="minorEastAsia"/>
+              <w:noProof/>
+              <w:lang w:eastAsia="hu-HU"/>
+            </w:rPr>
+          </w:pPr>
+          <w:hyperlink w:anchor="_Toc193711067" w:history="1">
+            <w:r>
+              <w:rPr>
+                <w:rStyle w:val="Hiperhivatkozs"/>
+                <w:noProof/>
+              </w:rPr>
+              <w:t>React.js</w:t>
+            </w:r>
+            <w:r>
+              <w:rPr>
+                <w:noProof/>
+                <w:webHidden/>
+              </w:rPr>
+              <w:tab/>
+            </w:r>
+            <w:r>
+              <w:rPr>
+                <w:noProof/>
+                <w:webHidden/>
+              </w:rPr>
+              <w:fldChar w:fldCharType="begin"/>
+            </w:r>
+            <w:r>
+              <w:rPr>
+                <w:noProof/>
+                <w:webHidden/>
+              </w:rPr>
+              <w:instrText xml:space="preserve"> PAGEREF _Toc193711067 \h </w:instrText>
+            </w:r>
+            <w:r>
+              <w:rPr>
+                <w:noProof/>
+                <w:webHidden/>
+              </w:rPr>
+            </w:r>
+            <w:r>
+              <w:rPr>
+                <w:noProof/>
+                <w:webHidden/>
+              </w:rPr>
+              <w:fldChar w:fldCharType="separate"/>
+            </w:r>
+            <w:r>
+              <w:rPr>
+                <w:noProof/>
+                <w:webHidden/>
+              </w:rPr>
+              <w:t>9</w:t>
+            </w:r>
+            <w:r>
+              <w:rPr>
+                <w:noProof/>
+                <w:webHidden/>
+              </w:rPr>
+              <w:fldChar w:fldCharType="end"/>
+            </w:r>
+          </w:hyperlink>
+        </w:p>
+        <w:p>
+          <w:pPr>
+            <w:pStyle w:val="TJ2"/>
+            <w:tabs>
+              <w:tab w:val="right" w:leader="dot" w:pos="9062"/>
+            </w:tabs>
+            <w:rPr>
+              <w:rFonts w:eastAsiaTheme="minorEastAsia"/>
+              <w:noProof/>
+              <w:lang w:eastAsia="hu-HU"/>
+            </w:rPr>
+          </w:pPr>
+          <w:hyperlink w:anchor="_Toc193711068" w:history="1">
+            <w:r>
+              <w:rPr>
+                <w:rStyle w:val="Hiperhivatkozs"/>
+                <w:noProof/>
+              </w:rPr>
+              <w:t>ASP.NET Web Api</w:t>
+            </w:r>
+            <w:r>
+              <w:rPr>
+                <w:noProof/>
+                <w:webHidden/>
+              </w:rPr>
+              <w:tab/>
+            </w:r>
+            <w:r>
+              <w:rPr>
+                <w:noProof/>
+                <w:webHidden/>
+              </w:rPr>
+              <w:fldChar w:fldCharType="begin"/>
+            </w:r>
+            <w:r>
+              <w:rPr>
+                <w:noProof/>
+                <w:webHidden/>
+              </w:rPr>
+              <w:instrText xml:space="preserve"> PAGEREF _Toc193711068 \h </w:instrText>
+            </w:r>
+            <w:r>
+              <w:rPr>
+                <w:noProof/>
+                <w:webHidden/>
+              </w:rPr>
+            </w:r>
+            <w:r>
+              <w:rPr>
+                <w:noProof/>
+                <w:webHidden/>
+              </w:rPr>
+              <w:fldChar w:fldCharType="separate"/>
+            </w:r>
+            <w:r>
+              <w:rPr>
+                <w:noProof/>
+                <w:webHidden/>
+              </w:rPr>
+              <w:t>9</w:t>
+            </w:r>
+            <w:r>
+              <w:rPr>
+                <w:noProof/>
+                <w:webHidden/>
+              </w:rPr>
+              <w:fldChar w:fldCharType="end"/>
+            </w:r>
+          </w:hyperlink>
+        </w:p>
+        <w:p>
+          <w:pPr>
+            <w:pStyle w:val="TJ2"/>
+            <w:tabs>
+              <w:tab w:val="right" w:leader="dot" w:pos="9062"/>
+            </w:tabs>
+            <w:rPr>
+              <w:rFonts w:eastAsiaTheme="minorEastAsia"/>
+              <w:noProof/>
+              <w:lang w:eastAsia="hu-HU"/>
+            </w:rPr>
+          </w:pPr>
+          <w:hyperlink w:anchor="_Toc193711069" w:history="1">
+            <w:r>
+              <w:rPr>
+                <w:rStyle w:val="Hiperhivatkozs"/>
+                <w:noProof/>
+              </w:rPr>
+              <w:t>HTML</w:t>
+            </w:r>
+            <w:r>
+              <w:rPr>
+                <w:noProof/>
+                <w:webHidden/>
+              </w:rPr>
+              <w:tab/>
+            </w:r>
+            <w:r>
+              <w:rPr>
+                <w:noProof/>
+                <w:webHidden/>
+              </w:rPr>
+              <w:fldChar w:fldCharType="begin"/>
+            </w:r>
+            <w:r>
+              <w:rPr>
+                <w:noProof/>
+                <w:webHidden/>
+              </w:rPr>
+              <w:instrText xml:space="preserve"> PAGEREF _Toc193711069 \h </w:instrText>
+            </w:r>
+            <w:r>
+              <w:rPr>
+                <w:noProof/>
+                <w:webHidden/>
+              </w:rPr>
+            </w:r>
+            <w:r>
+              <w:rPr>
+                <w:noProof/>
+                <w:webHidden/>
+              </w:rPr>
+              <w:fldChar w:fldCharType="separate"/>
+            </w:r>
+            <w:r>
+              <w:rPr>
+                <w:noProof/>
+                <w:webHidden/>
+              </w:rPr>
+              <w:t>10</w:t>
+            </w:r>
+            <w:r>
+              <w:rPr>
+                <w:noProof/>
+                <w:webHidden/>
+              </w:rPr>
+              <w:fldChar w:fldCharType="end"/>
+            </w:r>
+          </w:hyperlink>
+        </w:p>
+        <w:p>
+          <w:pPr>
+            <w:pStyle w:val="TJ2"/>
+            <w:tabs>
+              <w:tab w:val="right" w:leader="dot" w:pos="9062"/>
+            </w:tabs>
+            <w:rPr>
+              <w:rFonts w:eastAsiaTheme="minorEastAsia"/>
+              <w:noProof/>
+              <w:lang w:eastAsia="hu-HU"/>
+            </w:rPr>
+          </w:pPr>
+          <w:hyperlink w:anchor="_Toc193711070" w:history="1">
+            <w:r>
+              <w:rPr>
+                <w:rStyle w:val="Hiperhivatkozs"/>
+                <w:noProof/>
+              </w:rPr>
+              <w:t>CSS</w:t>
+            </w:r>
+            <w:r>
+              <w:rPr>
+                <w:noProof/>
+                <w:webHidden/>
+              </w:rPr>
+              <w:tab/>
+            </w:r>
+            <w:r>
+              <w:rPr>
+                <w:noProof/>
+                <w:webHidden/>
+              </w:rPr>
+              <w:fldChar w:fldCharType="begin"/>
+            </w:r>
+            <w:r>
+              <w:rPr>
+                <w:noProof/>
+                <w:webHidden/>
+              </w:rPr>
+              <w:instrText xml:space="preserve"> PAGEREF _Toc193711070 \h </w:instrText>
+            </w:r>
+            <w:r>
+              <w:rPr>
+                <w:noProof/>
+                <w:webHidden/>
+              </w:rPr>
+            </w:r>
+            <w:r>
+              <w:rPr>
+                <w:noProof/>
+                <w:webHidden/>
+              </w:rPr>
+              <w:fldChar w:fldCharType="separate"/>
+            </w:r>
+            <w:r>
+              <w:rPr>
+                <w:noProof/>
+                <w:webHidden/>
+              </w:rPr>
+              <w:t>10</w:t>
+            </w:r>
+            <w:r>
+              <w:rPr>
+                <w:noProof/>
+                <w:webHidden/>
+              </w:rPr>
+              <w:fldChar w:fldCharType="end"/>
+            </w:r>
+          </w:hyperlink>
+        </w:p>
+        <w:p>
+          <w:pPr>
+            <w:pStyle w:val="TJ2"/>
+            <w:tabs>
+              <w:tab w:val="right" w:leader="dot" w:pos="9062"/>
+            </w:tabs>
+            <w:rPr>
+              <w:rFonts w:eastAsiaTheme="minorEastAsia"/>
+              <w:noProof/>
+              <w:lang w:eastAsia="hu-HU"/>
+            </w:rPr>
+          </w:pPr>
+          <w:hyperlink w:anchor="_Toc193711071" w:history="1">
+            <w:r>
+              <w:rPr>
+                <w:rStyle w:val="Hiperhivatkozs"/>
+                <w:noProof/>
+              </w:rPr>
+              <w:t>Javascript</w:t>
+            </w:r>
+            <w:r>
+              <w:rPr>
+                <w:noProof/>
+                <w:webHidden/>
+              </w:rPr>
+              <w:tab/>
+            </w:r>
+            <w:r>
+              <w:rPr>
+                <w:noProof/>
+                <w:webHidden/>
+              </w:rPr>
+              <w:fldChar w:fldCharType="begin"/>
+            </w:r>
+            <w:r>
+              <w:rPr>
+                <w:noProof/>
+                <w:webHidden/>
+              </w:rPr>
+              <w:instrText xml:space="preserve"> PAGEREF _Toc193711071 \h </w:instrText>
+            </w:r>
+            <w:r>
+              <w:rPr>
+                <w:noProof/>
+                <w:webHidden/>
+              </w:rPr>
+            </w:r>
+            <w:r>
+              <w:rPr>
+                <w:noProof/>
+                <w:webHidden/>
+              </w:rPr>
+              <w:fldChar w:fldCharType="separate"/>
+            </w:r>
+            <w:r>
+              <w:rPr>
+                <w:noProof/>
+                <w:webHidden/>
+              </w:rPr>
+              <w:t>11</w:t>
+            </w:r>
+            <w:r>
+              <w:rPr>
+                <w:noProof/>
+                <w:webHidden/>
+              </w:rPr>
+              <w:fldChar w:fldCharType="end"/>
+            </w:r>
+          </w:hyperlink>
+        </w:p>
+        <w:p>
+          <w:pPr>
+            <w:pStyle w:val="TJ2"/>
+            <w:tabs>
+              <w:tab w:val="right" w:leader="dot" w:pos="9062"/>
+            </w:tabs>
+            <w:rPr>
+              <w:rFonts w:eastAsiaTheme="minorEastAsia"/>
+              <w:noProof/>
+              <w:lang w:eastAsia="hu-HU"/>
+            </w:rPr>
+          </w:pPr>
+          <w:hyperlink w:anchor="_Toc193711072" w:history="1">
+            <w:r>
+              <w:rPr>
+                <w:rStyle w:val="Hiperhivatkozs"/>
+                <w:noProof/>
+              </w:rPr>
+              <w:t>Bootstrap</w:t>
+            </w:r>
+            <w:r>
+              <w:rPr>
+                <w:noProof/>
+                <w:webHidden/>
+              </w:rPr>
+              <w:tab/>
+            </w:r>
+            <w:r>
+              <w:rPr>
+                <w:noProof/>
+                <w:webHidden/>
+              </w:rPr>
+              <w:fldChar w:fldCharType="begin"/>
+            </w:r>
+            <w:r>
+              <w:rPr>
+                <w:noProof/>
+                <w:webHidden/>
+              </w:rPr>
+              <w:instrText xml:space="preserve"> PAGEREF _Toc193711072 \h </w:instrText>
+            </w:r>
+            <w:r>
+              <w:rPr>
+                <w:noProof/>
+                <w:webHidden/>
+              </w:rPr>
+            </w:r>
+            <w:r>
+              <w:rPr>
+                <w:noProof/>
+                <w:webHidden/>
+              </w:rPr>
+              <w:fldChar w:fldCharType="separate"/>
+            </w:r>
+            <w:r>
+              <w:rPr>
+                <w:noProof/>
+                <w:webHidden/>
+              </w:rPr>
+              <w:t>11</w:t>
+            </w:r>
+            <w:r>
+              <w:rPr>
+                <w:noProof/>
+                <w:webHidden/>
+              </w:rPr>
+              <w:fldChar w:fldCharType="end"/>
+            </w:r>
+          </w:hyperlink>
+        </w:p>
+        <w:p>
+          <w:pPr>
+            <w:pStyle w:val="TJ2"/>
+            <w:tabs>
+              <w:tab w:val="right" w:leader="dot" w:pos="9062"/>
+            </w:tabs>
+            <w:rPr>
+              <w:rFonts w:eastAsiaTheme="minorEastAsia"/>
+              <w:noProof/>
+              <w:lang w:eastAsia="hu-HU"/>
+            </w:rPr>
+          </w:pPr>
+          <w:hyperlink w:anchor="_Toc193711073" w:history="1">
+            <w:r>
+              <w:rPr>
+                <w:rStyle w:val="Hiperhivatkozs"/>
+                <w:noProof/>
+              </w:rPr>
+              <w:t>C#</w:t>
+            </w:r>
+            <w:r>
+              <w:rPr>
+                <w:noProof/>
+                <w:webHidden/>
+              </w:rPr>
+              <w:tab/>
+            </w:r>
+            <w:r>
+              <w:rPr>
+                <w:noProof/>
+                <w:webHidden/>
+              </w:rPr>
+              <w:fldChar w:fldCharType="begin"/>
+            </w:r>
+            <w:r>
+              <w:rPr>
+                <w:noProof/>
+                <w:webHidden/>
+              </w:rPr>
+              <w:instrText xml:space="preserve"> PAGEREF _Toc193711073 \h </w:instrText>
+            </w:r>
+            <w:r>
+              <w:rPr>
+                <w:noProof/>
+                <w:webHidden/>
+              </w:rPr>
+            </w:r>
+            <w:r>
+              <w:rPr>
+                <w:noProof/>
+                <w:webHidden/>
+              </w:rPr>
+              <w:fldChar w:fldCharType="separate"/>
+            </w:r>
+            <w:r>
+              <w:rPr>
+                <w:noProof/>
+                <w:webHidden/>
+              </w:rPr>
+              <w:t>12</w:t>
+            </w:r>
+            <w:r>
+              <w:rPr>
+                <w:noProof/>
+                <w:webHidden/>
+              </w:rPr>
+              <w:fldChar w:fldCharType="end"/>
+            </w:r>
+          </w:hyperlink>
+        </w:p>
+        <w:p>
+          <w:pPr>
+            <w:pStyle w:val="TJ1"/>
+            <w:tabs>
+              <w:tab w:val="right" w:leader="dot" w:pos="9062"/>
+            </w:tabs>
+            <w:rPr>
+              <w:rFonts w:eastAsiaTheme="minorEastAsia"/>
+              <w:noProof/>
+              <w:lang w:eastAsia="hu-HU"/>
+            </w:rPr>
+          </w:pPr>
+          <w:hyperlink w:anchor="_Toc193711074" w:history="1">
+            <w:r>
+              <w:rPr>
+                <w:rStyle w:val="Hiperhivatkozs"/>
+                <w:noProof/>
+              </w:rPr>
+              <w:t>Felhasználói dokumentáció</w:t>
+            </w:r>
+            <w:r>
+              <w:rPr>
+                <w:noProof/>
+                <w:webHidden/>
+              </w:rPr>
+              <w:tab/>
+            </w:r>
+            <w:r>
+              <w:rPr>
+                <w:noProof/>
+                <w:webHidden/>
+              </w:rPr>
+              <w:fldChar w:fldCharType="begin"/>
+            </w:r>
+            <w:r>
+              <w:rPr>
+                <w:noProof/>
+                <w:webHidden/>
+              </w:rPr>
+              <w:instrText xml:space="preserve"> PAGEREF _Toc193711074 \h </w:instrText>
+            </w:r>
+            <w:r>
+              <w:rPr>
+                <w:noProof/>
+                <w:webHidden/>
+              </w:rPr>
+            </w:r>
+            <w:r>
+              <w:rPr>
+                <w:noProof/>
+                <w:webHidden/>
+              </w:rPr>
+              <w:fldChar w:fldCharType="separate"/>
+            </w:r>
+            <w:r>
+              <w:rPr>
+                <w:noProof/>
+                <w:webHidden/>
+              </w:rPr>
+              <w:t>12</w:t>
+            </w:r>
+            <w:r>
+              <w:rPr>
+                <w:noProof/>
+                <w:webHidden/>
+              </w:rPr>
+              <w:fldChar w:fldCharType="end"/>
+            </w:r>
+          </w:hyperlink>
+        </w:p>
+        <w:p>
+          <w:pPr>
+            <w:pStyle w:val="TJ2"/>
+            <w:tabs>
+              <w:tab w:val="right" w:leader="dot" w:pos="9062"/>
+            </w:tabs>
+            <w:rPr>
+              <w:rFonts w:eastAsiaTheme="minorEastAsia"/>
+              <w:noProof/>
+              <w:lang w:eastAsia="hu-HU"/>
+            </w:rPr>
+          </w:pPr>
+          <w:hyperlink w:anchor="_Toc193711075" w:history="1">
+            <w:r>
+              <w:rPr>
+                <w:rStyle w:val="Hiperhivatkozs"/>
+                <w:noProof/>
+              </w:rPr>
+              <w:t>Főoldal</w:t>
+            </w:r>
+            <w:r>
+              <w:rPr>
+                <w:noProof/>
+                <w:webHidden/>
+              </w:rPr>
+              <w:tab/>
+            </w:r>
+            <w:r>
+              <w:rPr>
+                <w:noProof/>
+                <w:webHidden/>
+              </w:rPr>
+              <w:fldChar w:fldCharType="begin"/>
+            </w:r>
+            <w:r>
+              <w:rPr>
+                <w:noProof/>
+                <w:webHidden/>
+              </w:rPr>
+              <w:instrText xml:space="preserve"> PAGEREF _Toc193711075 \h </w:instrText>
+            </w:r>
+            <w:r>
+              <w:rPr>
+                <w:noProof/>
+                <w:webHidden/>
+              </w:rPr>
+            </w:r>
+            <w:r>
+              <w:rPr>
+                <w:noProof/>
+                <w:webHidden/>
+              </w:rPr>
+              <w:fldChar w:fldCharType="separate"/>
+            </w:r>
+            <w:r>
+              <w:rPr>
+                <w:noProof/>
+                <w:webHidden/>
+              </w:rPr>
+              <w:t>12</w:t>
+            </w:r>
+            <w:r>
+              <w:rPr>
+                <w:noProof/>
+                <w:webHidden/>
+              </w:rPr>
+              <w:fldChar w:fldCharType="end"/>
+            </w:r>
+          </w:hyperlink>
+        </w:p>
+        <w:p>
+          <w:pPr>
+            <w:pStyle w:val="TJ2"/>
+            <w:tabs>
+              <w:tab w:val="right" w:leader="dot" w:pos="9062"/>
+            </w:tabs>
+            <w:rPr>
+              <w:rFonts w:eastAsiaTheme="minorEastAsia"/>
+              <w:noProof/>
+              <w:lang w:eastAsia="hu-HU"/>
+            </w:rPr>
+          </w:pPr>
+          <w:hyperlink w:anchor="_Toc193711076" w:history="1">
+            <w:r>
+              <w:rPr>
+                <w:rStyle w:val="Hiperhivatkozs"/>
+                <w:noProof/>
+              </w:rPr>
+              <w:t>Szolgáltatások oldal</w:t>
+            </w:r>
+            <w:r>
+              <w:rPr>
+                <w:noProof/>
+                <w:webHidden/>
+              </w:rPr>
+              <w:tab/>
+            </w:r>
+            <w:r>
+              <w:rPr>
+                <w:noProof/>
+                <w:webHidden/>
+              </w:rPr>
+              <w:fldChar w:fldCharType="begin"/>
+            </w:r>
+            <w:r>
+              <w:rPr>
+                <w:noProof/>
+                <w:webHidden/>
+              </w:rPr>
+              <w:instrText xml:space="preserve"> PAGEREF _Toc193711076 \h </w:instrText>
+            </w:r>
+            <w:r>
+              <w:rPr>
+                <w:noProof/>
+                <w:webHidden/>
+              </w:rPr>
+            </w:r>
+            <w:r>
+              <w:rPr>
+                <w:noProof/>
+                <w:webHidden/>
+              </w:rPr>
+              <w:fldChar w:fldCharType="separate"/>
+            </w:r>
+            <w:r>
+              <w:rPr>
+                <w:noProof/>
+                <w:webHidden/>
+              </w:rPr>
+              <w:t>13</w:t>
+            </w:r>
+            <w:r>
+              <w:rPr>
+                <w:noProof/>
+                <w:webHidden/>
+              </w:rPr>
+              <w:fldChar w:fldCharType="end"/>
+            </w:r>
+          </w:hyperlink>
+        </w:p>
+        <w:p>
+          <w:pPr>
+            <w:pStyle w:val="TJ2"/>
+            <w:tabs>
+              <w:tab w:val="right" w:leader="dot" w:pos="9062"/>
+            </w:tabs>
+            <w:rPr>
+              <w:rFonts w:eastAsiaTheme="minorEastAsia"/>
+              <w:noProof/>
+              <w:lang w:eastAsia="hu-HU"/>
+            </w:rPr>
+          </w:pPr>
+          <w:hyperlink w:anchor="_Toc193711077" w:history="1">
+            <w:r>
+              <w:rPr>
+                <w:rStyle w:val="Hiperhivatkozs"/>
+                <w:noProof/>
+              </w:rPr>
+              <w:t>Szolgáltatás létrehozása</w:t>
+            </w:r>
+            <w:r>
+              <w:rPr>
+                <w:noProof/>
+                <w:webHidden/>
+              </w:rPr>
+              <w:tab/>
+            </w:r>
+            <w:r>
+              <w:rPr>
+                <w:noProof/>
+                <w:webHidden/>
+              </w:rPr>
+              <w:fldChar w:fldCharType="begin"/>
+            </w:r>
+            <w:r>
+              <w:rPr>
+                <w:noProof/>
+                <w:webHidden/>
+              </w:rPr>
+              <w:instrText xml:space="preserve"> PAGEREF _Toc193711077 \h </w:instrText>
+            </w:r>
+            <w:r>
+              <w:rPr>
+                <w:noProof/>
+                <w:webHidden/>
+              </w:rPr>
+            </w:r>
+            <w:r>
+              <w:rPr>
+                <w:noProof/>
+                <w:webHidden/>
+              </w:rPr>
+              <w:fldChar w:fldCharType="separate"/>
+            </w:r>
+            <w:r>
+              <w:rPr>
+                <w:noProof/>
+                <w:webHidden/>
+              </w:rPr>
+              <w:t>14</w:t>
+            </w:r>
+            <w:r>
+              <w:rPr>
+                <w:noProof/>
+                <w:webHidden/>
+              </w:rPr>
+              <w:fldChar w:fldCharType="end"/>
+            </w:r>
+          </w:hyperlink>
+        </w:p>
+        <w:p>
+          <w:pPr>
+            <w:pStyle w:val="TJ2"/>
+            <w:tabs>
+              <w:tab w:val="right" w:leader="dot" w:pos="9062"/>
+            </w:tabs>
+            <w:rPr>
+              <w:rFonts w:eastAsiaTheme="minorEastAsia"/>
+              <w:noProof/>
+              <w:lang w:eastAsia="hu-HU"/>
+            </w:rPr>
+          </w:pPr>
+          <w:hyperlink w:anchor="_Toc193711078" w:history="1">
+            <w:r>
+              <w:rPr>
+                <w:rStyle w:val="Hiperhivatkozs"/>
+                <w:noProof/>
+              </w:rPr>
+              <w:t>Profil oldal</w:t>
+            </w:r>
+            <w:r>
+              <w:rPr>
+                <w:noProof/>
+                <w:webHidden/>
+              </w:rPr>
+              <w:tab/>
+            </w:r>
+            <w:r>
+              <w:rPr>
+                <w:noProof/>
+                <w:webHidden/>
+              </w:rPr>
+              <w:fldChar w:fldCharType="begin"/>
+            </w:r>
+            <w:r>
+              <w:rPr>
+                <w:noProof/>
+                <w:webHidden/>
+              </w:rPr>
+              <w:instrText xml:space="preserve"> PAGEREF _Toc193711078 \h </w:instrText>
+            </w:r>
+            <w:r>
+              <w:rPr>
+                <w:noProof/>
+                <w:webHidden/>
+              </w:rPr>
+            </w:r>
+            <w:r>
+              <w:rPr>
+                <w:noProof/>
+                <w:webHidden/>
+              </w:rPr>
+              <w:fldChar w:fldCharType="separate"/>
+            </w:r>
+            <w:r>
+              <w:rPr>
+                <w:noProof/>
+                <w:webHidden/>
+              </w:rPr>
+              <w:t>15</w:t>
+            </w:r>
+            <w:r>
+              <w:rPr>
+                <w:noProof/>
+                <w:webHidden/>
+              </w:rPr>
+              <w:fldChar w:fldCharType="end"/>
+            </w:r>
+          </w:hyperlink>
+        </w:p>
+        <w:p>
+          <w:pPr>
+            <w:pStyle w:val="TJ2"/>
+            <w:tabs>
+              <w:tab w:val="right" w:leader="dot" w:pos="9062"/>
+            </w:tabs>
+            <w:rPr>
+              <w:rFonts w:eastAsiaTheme="minorEastAsia"/>
+              <w:noProof/>
+              <w:lang w:eastAsia="hu-HU"/>
+            </w:rPr>
+          </w:pPr>
+          <w:hyperlink w:anchor="_Toc193711079" w:history="1">
+            <w:r>
+              <w:rPr>
+                <w:rStyle w:val="Hiperhivatkozs"/>
+                <w:noProof/>
+              </w:rPr>
+              <w:t>Szerkesztés</w:t>
+            </w:r>
+            <w:r>
+              <w:rPr>
+                <w:noProof/>
+                <w:webHidden/>
+              </w:rPr>
+              <w:tab/>
+            </w:r>
+            <w:r>
+              <w:rPr>
+                <w:noProof/>
+                <w:webHidden/>
+              </w:rPr>
+              <w:fldChar w:fldCharType="begin"/>
+            </w:r>
+            <w:r>
+              <w:rPr>
+                <w:noProof/>
+                <w:webHidden/>
+              </w:rPr>
+              <w:instrText xml:space="preserve"> PAGEREF _Toc193711079 \h </w:instrText>
+            </w:r>
+            <w:r>
+              <w:rPr>
+                <w:noProof/>
+                <w:webHidden/>
+              </w:rPr>
+            </w:r>
+            <w:r>
+              <w:rPr>
+                <w:noProof/>
+                <w:webHidden/>
+              </w:rPr>
+              <w:fldChar w:fldCharType="separate"/>
+            </w:r>
+            <w:r>
+              <w:rPr>
+                <w:noProof/>
+                <w:webHidden/>
+              </w:rPr>
+              <w:t>15</w:t>
+            </w:r>
+            <w:r>
+              <w:rPr>
+                <w:noProof/>
+                <w:webHidden/>
+              </w:rPr>
+              <w:fldChar w:fldCharType="end"/>
+            </w:r>
+          </w:hyperlink>
+        </w:p>
+        <w:p>
+          <w:pPr>
+            <w:pStyle w:val="TJ2"/>
+            <w:tabs>
+              <w:tab w:val="right" w:leader="dot" w:pos="9062"/>
+            </w:tabs>
+            <w:rPr>
+              <w:rFonts w:eastAsiaTheme="minorEastAsia"/>
+              <w:noProof/>
+              <w:lang w:eastAsia="hu-HU"/>
+            </w:rPr>
+          </w:pPr>
+          <w:hyperlink w:anchor="_Toc193711080" w:history="1">
+            <w:r>
+              <w:rPr>
+                <w:rStyle w:val="Hiperhivatkozs"/>
+                <w:noProof/>
+              </w:rPr>
+              <w:t>Bővebben</w:t>
+            </w:r>
+            <w:r>
+              <w:rPr>
+                <w:noProof/>
+                <w:webHidden/>
+              </w:rPr>
+              <w:tab/>
+            </w:r>
+            <w:r>
+              <w:rPr>
+                <w:noProof/>
+                <w:webHidden/>
+              </w:rPr>
+              <w:fldChar w:fldCharType="begin"/>
+            </w:r>
+            <w:r>
+              <w:rPr>
+                <w:noProof/>
+                <w:webHidden/>
+              </w:rPr>
+              <w:instrText xml:space="preserve"> PAGEREF _Toc193711080 \h </w:instrText>
+            </w:r>
+            <w:r>
+              <w:rPr>
+                <w:noProof/>
+                <w:webHidden/>
+              </w:rPr>
+            </w:r>
+            <w:r>
+              <w:rPr>
+                <w:noProof/>
+                <w:webHidden/>
+              </w:rPr>
+              <w:fldChar w:fldCharType="separate"/>
+            </w:r>
+            <w:r>
+              <w:rPr>
+                <w:noProof/>
+                <w:webHidden/>
+              </w:rPr>
+              <w:t>17</w:t>
+            </w:r>
+            <w:r>
+              <w:rPr>
+                <w:noProof/>
+                <w:webHidden/>
+              </w:rPr>
+              <w:fldChar w:fldCharType="end"/>
+            </w:r>
+          </w:hyperlink>
+        </w:p>
+        <w:p>
+          <w:pPr>
+            <w:pStyle w:val="TJ1"/>
+            <w:tabs>
+              <w:tab w:val="right" w:leader="dot" w:pos="9062"/>
+            </w:tabs>
+            <w:rPr>
+              <w:rFonts w:eastAsiaTheme="minorEastAsia"/>
+              <w:noProof/>
+              <w:lang w:eastAsia="hu-HU"/>
+            </w:rPr>
+          </w:pPr>
+          <w:hyperlink w:anchor="_Toc193711081" w:history="1">
+            <w:r>
+              <w:rPr>
+                <w:rStyle w:val="Hiperhivatkozs"/>
+                <w:noProof/>
+              </w:rPr>
+              <w:t>Drótvázlat</w:t>
+            </w:r>
+            <w:r>
+              <w:rPr>
+                <w:noProof/>
+                <w:webHidden/>
+              </w:rPr>
+              <w:tab/>
+            </w:r>
+            <w:r>
+              <w:rPr>
+                <w:noProof/>
+                <w:webHidden/>
+              </w:rPr>
+              <w:fldChar w:fldCharType="begin"/>
+            </w:r>
+            <w:r>
+              <w:rPr>
+                <w:noProof/>
+                <w:webHidden/>
+              </w:rPr>
+              <w:instrText xml:space="preserve"> PAGEREF _Toc193711081 \h </w:instrText>
+            </w:r>
+            <w:r>
+              <w:rPr>
+                <w:noProof/>
+                <w:webHidden/>
+              </w:rPr>
+            </w:r>
+            <w:r>
+              <w:rPr>
+                <w:noProof/>
+                <w:webHidden/>
+              </w:rPr>
+              <w:fldChar w:fldCharType="separate"/>
+            </w:r>
+            <w:r>
+              <w:rPr>
+                <w:noProof/>
+                <w:webHidden/>
+              </w:rPr>
+              <w:t>18</w:t>
+            </w:r>
+            <w:r>
+              <w:rPr>
+                <w:noProof/>
+                <w:webHidden/>
+              </w:rPr>
+              <w:fldChar w:fldCharType="end"/>
+            </w:r>
+          </w:hyperlink>
+        </w:p>
+        <w:p>
+          <w:pPr>
+            <w:pStyle w:val="TJ1"/>
+            <w:tabs>
+              <w:tab w:val="right" w:leader="dot" w:pos="9062"/>
+            </w:tabs>
+            <w:rPr>
+              <w:rFonts w:eastAsiaTheme="minorEastAsia"/>
+              <w:noProof/>
+              <w:lang w:eastAsia="hu-HU"/>
+            </w:rPr>
+          </w:pPr>
+          <w:hyperlink w:anchor="_Toc193711082" w:history="1">
+            <w:r>
+              <w:rPr>
+                <w:rStyle w:val="Hiperhivatkozs"/>
+                <w:noProof/>
+              </w:rPr>
+              <w:t>Összegzés</w:t>
+            </w:r>
+            <w:r>
+              <w:rPr>
+                <w:noProof/>
+                <w:webHidden/>
+              </w:rPr>
+              <w:tab/>
+            </w:r>
+            <w:r>
+              <w:rPr>
+                <w:noProof/>
+                <w:webHidden/>
+              </w:rPr>
+              <w:fldChar w:fldCharType="begin"/>
+            </w:r>
+            <w:r>
+              <w:rPr>
+                <w:noProof/>
+                <w:webHidden/>
+              </w:rPr>
+              <w:instrText xml:space="preserve"> PAGEREF _Toc193711082 \h </w:instrText>
+            </w:r>
+            <w:r>
+              <w:rPr>
+                <w:noProof/>
+                <w:webHidden/>
+              </w:rPr>
+            </w:r>
+            <w:r>
+              <w:rPr>
+                <w:noProof/>
+                <w:webHidden/>
+              </w:rPr>
+              <w:fldChar w:fldCharType="separate"/>
+            </w:r>
+            <w:r>
+              <w:rPr>
+                <w:noProof/>
+                <w:webHidden/>
+              </w:rPr>
+              <w:t>20</w:t>
+            </w:r>
+            <w:r>
+              <w:rPr>
+                <w:noProof/>
+                <w:webHidden/>
+              </w:rPr>
+              <w:fldChar w:fldCharType="end"/>
+            </w:r>
+          </w:hyperlink>
+        </w:p>
+        <w:p>
+          <w:pPr>
+            <w:pStyle w:val="TJ1"/>
+            <w:tabs>
+              <w:tab w:val="right" w:leader="dot" w:pos="9062"/>
+            </w:tabs>
+            <w:rPr>
+              <w:rFonts w:eastAsiaTheme="minorEastAsia"/>
+              <w:noProof/>
+              <w:lang w:eastAsia="hu-HU"/>
+            </w:rPr>
+          </w:pPr>
+          <w:hyperlink w:anchor="_Toc193711083" w:history="1">
+            <w:r>
+              <w:rPr>
+                <w:rStyle w:val="Hiperhivatkozs"/>
+                <w:noProof/>
+              </w:rPr>
+              <w:t>Források</w:t>
+            </w:r>
+            <w:r>
+              <w:rPr>
+                <w:noProof/>
+                <w:webHidden/>
+              </w:rPr>
+              <w:tab/>
+            </w:r>
+            <w:r>
+              <w:rPr>
+                <w:noProof/>
+                <w:webHidden/>
+              </w:rPr>
+              <w:fldChar w:fldCharType="begin"/>
+            </w:r>
+            <w:r>
+              <w:rPr>
+                <w:noProof/>
+                <w:webHidden/>
+              </w:rPr>
+              <w:instrText xml:space="preserve"> PAGEREF _Toc193711083 \h </w:instrText>
+            </w:r>
+            <w:r>
+              <w:rPr>
+                <w:noProof/>
+                <w:webHidden/>
+              </w:rPr>
+            </w:r>
+            <w:r>
+              <w:rPr>
+                <w:noProof/>
+                <w:webHidden/>
+              </w:rPr>
+              <w:fldChar w:fldCharType="separate"/>
+            </w:r>
+            <w:r>
+              <w:rPr>
+                <w:noProof/>
+                <w:webHidden/>
+              </w:rPr>
+              <w:t>21</w:t>
+            </w:r>
+            <w:r>
+              <w:rPr>
+                <w:noProof/>
+                <w:webHidden/>
+              </w:rPr>
+              <w:fldChar w:fldCharType="end"/>
+            </w:r>
+          </w:hyperlink>
+        </w:p>
+        <w:p>
+          <w:r>
+            <w:rPr>
+              <w:b/>
+              <w:bCs/>
+            </w:rPr>
+            <w:fldChar w:fldCharType="end"/>
+          </w:r>
+        </w:p>
+      </w:sdtContent>
+    </w:sdt>
+    <w:p>
+      <w:pPr>
         <w:jc w:val="both"/>
       </w:pPr>
     </w:p>
     <w:p>
       <w:pPr>
-        <w:ind w:left="1416" w:hanging="696"/>
+        <w:pStyle w:val="Tartalomjegyzkcmsora"/>
+      </w:pPr>
+    </w:p>
+    <w:p>
+      <w:pPr>
         <w:jc w:val="both"/>
       </w:pPr>
-      <w:r>
-        <w:t>1. Fejlesztői környezet bemutatása ........................................................</w:t>
-      </w:r>
-      <w:r>
-        <w:t>...</w:t>
-      </w:r>
-      <w:r>
-        <w:t xml:space="preserve">...... </w:t>
-      </w:r>
-      <w:r>
-        <w:t>4</w:t>
-      </w:r>
-    </w:p>
-    <w:p>
-      <w:pPr>
-        <w:ind w:left="1416" w:hanging="696"/>
+    </w:p>
+    <w:p>
+      <w:pPr>
+        <w:pStyle w:val="Cmsor1"/>
+      </w:pPr>
+    </w:p>
+    <w:p>
+      <w:pPr>
+        <w:pStyle w:val="Cmsor1"/>
+      </w:pPr>
+      <w:bookmarkStart w:id="0" w:name="_Toc193711059"/>
+      <w:r>
+        <w:t>Bevezetés</w:t>
+      </w:r>
+      <w:bookmarkEnd w:id="0"/>
+    </w:p>
+    <w:p>
+      <w:pPr>
         <w:jc w:val="both"/>
-      </w:pPr>
-      <w:r>
-        <w:t xml:space="preserve">1.1. Visual </w:t>
-      </w:r>
-      <w:proofErr w:type="spellStart"/>
-      <w:r>
-        <w:t>Studio</w:t>
-      </w:r>
-      <w:proofErr w:type="spellEnd"/>
-      <w:r>
-        <w:t xml:space="preserve"> 2022 ................................................................................</w:t>
-      </w:r>
-      <w:r>
-        <w:t xml:space="preserve">. </w:t>
-      </w:r>
-      <w:r>
-        <w:t>4</w:t>
-      </w:r>
-    </w:p>
-    <w:p>
-      <w:pPr>
-        <w:ind w:left="1416" w:hanging="696"/>
-        <w:jc w:val="both"/>
-      </w:pPr>
-      <w:r>
-        <w:t xml:space="preserve">1.2. Visual </w:t>
-      </w:r>
-      <w:proofErr w:type="spellStart"/>
-      <w:r>
-        <w:t>Studio</w:t>
-      </w:r>
-      <w:proofErr w:type="spellEnd"/>
-      <w:r>
-        <w:t xml:space="preserve"> </w:t>
-      </w:r>
-      <w:proofErr w:type="spellStart"/>
-      <w:r>
-        <w:t>Code</w:t>
-      </w:r>
-      <w:proofErr w:type="spellEnd"/>
-      <w:r>
-        <w:t xml:space="preserve"> ................................................................................</w:t>
-      </w:r>
-      <w:r>
-        <w:t>.</w:t>
-      </w:r>
-      <w:r>
-        <w:t xml:space="preserve"> </w:t>
-      </w:r>
-      <w:r>
-        <w:t>4</w:t>
-      </w:r>
-    </w:p>
-    <w:p>
-      <w:pPr>
-        <w:ind w:left="1416" w:hanging="696"/>
-        <w:jc w:val="both"/>
-      </w:pPr>
-      <w:r>
-        <w:t xml:space="preserve">1.3. </w:t>
-      </w:r>
-      <w:proofErr w:type="spellStart"/>
-      <w:r>
-        <w:t>MySQL</w:t>
-      </w:r>
-      <w:proofErr w:type="spellEnd"/>
-      <w:r>
-        <w:t xml:space="preserve">  ………………........................................................</w:t>
-      </w:r>
-      <w:r>
-        <w:t>....</w:t>
-      </w:r>
-      <w:r>
-        <w:t xml:space="preserve">..................... </w:t>
-      </w:r>
-      <w:r>
-        <w:t>4</w:t>
-      </w:r>
-    </w:p>
-    <w:p>
-      <w:pPr>
-        <w:ind w:left="1416" w:hanging="696"/>
-        <w:jc w:val="both"/>
-      </w:pPr>
-      <w:r>
-        <w:t>1.</w:t>
-      </w:r>
-      <w:r>
-        <w:t>4</w:t>
-      </w:r>
-      <w:r>
-        <w:t xml:space="preserve">. </w:t>
-      </w:r>
-      <w:proofErr w:type="spellStart"/>
-      <w:r>
-        <w:t>phpMyAdmin</w:t>
-      </w:r>
-      <w:proofErr w:type="spellEnd"/>
-      <w:r>
-        <w:t xml:space="preserve"> ………….....................................................................</w:t>
-      </w:r>
-      <w:r>
-        <w:t>..</w:t>
-      </w:r>
-      <w:r>
-        <w:t xml:space="preserve">....... </w:t>
-      </w:r>
-      <w:r>
-        <w:t>5</w:t>
-      </w:r>
-    </w:p>
-    <w:p>
-      <w:pPr>
-        <w:ind w:left="1416" w:hanging="696"/>
-        <w:jc w:val="both"/>
-      </w:pPr>
-      <w:r>
-        <w:t>1</w:t>
-      </w:r>
-      <w:r>
-        <w:t>.</w:t>
-      </w:r>
-      <w:r>
-        <w:t>5</w:t>
-      </w:r>
-      <w:r>
-        <w:t xml:space="preserve">. </w:t>
-      </w:r>
-      <w:proofErr w:type="spellStart"/>
-      <w:r>
-        <w:t>Trello</w:t>
-      </w:r>
-      <w:proofErr w:type="spellEnd"/>
-      <w:r>
-        <w:t xml:space="preserve"> .....</w:t>
-      </w:r>
-      <w:r>
-        <w:t>.....</w:t>
-      </w:r>
-      <w:r>
-        <w:t>...................................................................................</w:t>
-      </w:r>
-      <w:r>
-        <w:t>.</w:t>
-      </w:r>
-      <w:r>
-        <w:t xml:space="preserve">........ </w:t>
-      </w:r>
-      <w:r>
-        <w:t>5</w:t>
-      </w:r>
-    </w:p>
-    <w:p>
-      <w:pPr>
-        <w:ind w:left="1416" w:hanging="696"/>
-        <w:jc w:val="both"/>
-      </w:pPr>
-      <w:r>
-        <w:t>1</w:t>
-      </w:r>
-      <w:r>
-        <w:t>.</w:t>
-      </w:r>
-      <w:r>
-        <w:t>6</w:t>
-      </w:r>
-      <w:r>
-        <w:t xml:space="preserve">. </w:t>
-      </w:r>
-      <w:proofErr w:type="spellStart"/>
-      <w:r>
-        <w:t>Github</w:t>
-      </w:r>
-      <w:proofErr w:type="spellEnd"/>
-      <w:r>
-        <w:t xml:space="preserve"> ..........................................................................................</w:t>
-      </w:r>
-      <w:r>
-        <w:t>.</w:t>
-      </w:r>
-      <w:r>
-        <w:t xml:space="preserve">......... </w:t>
-      </w:r>
-      <w:r>
-        <w:t>6</w:t>
-      </w:r>
-    </w:p>
-    <w:p>
-      <w:pPr>
-        <w:jc w:val="both"/>
-      </w:pPr>
-      <w:r>
-        <w:tab/>
-      </w:r>
-      <w:r>
-        <w:t>1</w:t>
-      </w:r>
-      <w:r>
-        <w:t>.</w:t>
-      </w:r>
-      <w:r>
-        <w:t>7</w:t>
-      </w:r>
-      <w:r>
-        <w:t>. React.js ........................................................................................</w:t>
-      </w:r>
-      <w:r>
-        <w:t>.</w:t>
-      </w:r>
-      <w:r>
-        <w:t xml:space="preserve">......... </w:t>
-      </w:r>
-      <w:r>
-        <w:t>6</w:t>
-      </w:r>
-    </w:p>
-    <w:p>
-      <w:pPr>
-        <w:jc w:val="both"/>
-      </w:pPr>
-      <w:r>
-        <w:tab/>
-      </w:r>
-      <w:r>
-        <w:t>1</w:t>
-      </w:r>
-      <w:r>
-        <w:t>.</w:t>
-      </w:r>
-      <w:r>
-        <w:t>8</w:t>
-      </w:r>
-      <w:r>
-        <w:t>. ASP.NET Web API ..........................................................................</w:t>
-      </w:r>
-      <w:r>
-        <w:t>...</w:t>
-      </w:r>
-      <w:r>
-        <w:t xml:space="preserve">....... </w:t>
-      </w:r>
-      <w:r>
-        <w:t>7</w:t>
-      </w:r>
-    </w:p>
-    <w:p>
-      <w:pPr>
-        <w:ind w:firstLine="708"/>
-        <w:jc w:val="both"/>
-      </w:pPr>
-      <w:r>
-        <w:t xml:space="preserve">1.9. </w:t>
-      </w:r>
-      <w:r>
-        <w:t>HTML</w:t>
-      </w:r>
-      <w:r>
-        <w:t xml:space="preserve"> ................................................................</w:t>
-      </w:r>
-      <w:r>
-        <w:t>..................</w:t>
-      </w:r>
-      <w:r>
-        <w:t>......</w:t>
-      </w:r>
-      <w:r>
-        <w:t>..</w:t>
-      </w:r>
-      <w:r>
-        <w:t>........... 7</w:t>
-      </w:r>
-    </w:p>
-    <w:p>
-      <w:pPr>
-        <w:ind w:firstLine="708"/>
-        <w:jc w:val="both"/>
-      </w:pPr>
-      <w:r>
-        <w:t xml:space="preserve">1.10. </w:t>
-      </w:r>
-      <w:r>
-        <w:t>CSS</w:t>
-      </w:r>
-      <w:r>
-        <w:t xml:space="preserve"> .................................................................................................... 8</w:t>
-      </w:r>
-    </w:p>
-    <w:p>
-      <w:pPr>
-        <w:ind w:firstLine="708"/>
-        <w:jc w:val="both"/>
-      </w:pPr>
-      <w:r>
-        <w:t xml:space="preserve">1.11. </w:t>
-      </w:r>
-      <w:proofErr w:type="spellStart"/>
-      <w:r>
-        <w:t>Javascript</w:t>
-      </w:r>
-      <w:proofErr w:type="spellEnd"/>
-      <w:r>
-        <w:t xml:space="preserve"> ............................................................................................ 8</w:t>
-      </w:r>
-    </w:p>
-    <w:p>
-      <w:pPr>
-        <w:ind w:firstLine="708"/>
-        <w:jc w:val="both"/>
-      </w:pPr>
-      <w:r>
-        <w:t xml:space="preserve">1.12. </w:t>
-      </w:r>
-      <w:proofErr w:type="spellStart"/>
-      <w:r>
-        <w:t>Bootstrap</w:t>
-      </w:r>
-      <w:proofErr w:type="spellEnd"/>
-      <w:r>
-        <w:t xml:space="preserve"> ............................................................................................ 8</w:t>
-      </w:r>
-    </w:p>
-    <w:p>
-      <w:pPr>
-        <w:ind w:firstLine="708"/>
-        <w:jc w:val="both"/>
-      </w:pPr>
-      <w:r>
-        <w:t>1.13. C# ....................................................................................................... 8</w:t>
-      </w:r>
-    </w:p>
-    <w:p>
-      <w:pPr>
-        <w:ind w:firstLine="708"/>
-        <w:jc w:val="both"/>
-      </w:pPr>
-    </w:p>
-    <w:p>
-      <w:pPr>
-        <w:jc w:val="both"/>
-      </w:pPr>
-    </w:p>
-    <w:p>
-      <w:pPr>
-        <w:jc w:val="both"/>
-      </w:pPr>
-    </w:p>
-    <w:p>
-      <w:pPr>
-        <w:jc w:val="both"/>
-      </w:pPr>
-    </w:p>
-    <w:p>
-      <w:pPr>
-        <w:jc w:val="both"/>
-      </w:pPr>
-    </w:p>
-    <w:p>
-      <w:pPr>
-        <w:jc w:val="both"/>
-      </w:pPr>
-    </w:p>
-    <w:p>
-      <w:pPr>
-        <w:jc w:val="both"/>
-      </w:pPr>
-    </w:p>
-    <w:p>
-      <w:pPr>
-        <w:jc w:val="both"/>
-      </w:pPr>
-    </w:p>
-    <w:p>
-      <w:pPr>
-        <w:jc w:val="both"/>
-      </w:pPr>
-    </w:p>
-    <w:p>
-      <w:pPr>
-        <w:jc w:val="both"/>
-      </w:pPr>
-    </w:p>
-    <w:p>
-      <w:pPr>
-        <w:jc w:val="both"/>
-      </w:pPr>
-      <w:r>
-        <w:br w:type="page"/>
-      </w:r>
-    </w:p>
-    <w:p>
-      <w:pPr>
-        <w:jc w:val="center"/>
         <w:rPr>
           <w:b/>
           <w:bCs/>
@@ -794,265 +2185,192 @@
           <w:szCs w:val="52"/>
         </w:rPr>
       </w:pPr>
+    </w:p>
+    <w:p>
+      <w:pPr>
+        <w:jc w:val="both"/>
+        <w:rPr>
+          <w:sz w:val="28"/>
+          <w:szCs w:val="28"/>
+        </w:rPr>
+      </w:pPr>
+      <w:r>
+        <w:rPr>
+          <w:sz w:val="28"/>
+          <w:szCs w:val="28"/>
+        </w:rPr>
+        <w:t>Mai napjainkban eszméletlen sebességgel fejlődik a világ, így egyre nehezebb kitanulni egyes szakmákat és készségeket, mely</w:t>
+      </w:r>
+      <w:r>
+        <w:rPr>
+          <w:sz w:val="28"/>
+          <w:szCs w:val="28"/>
+        </w:rPr>
+        <w:t>ek</w:t>
+      </w:r>
+      <w:r>
+        <w:rPr>
+          <w:sz w:val="28"/>
+          <w:szCs w:val="28"/>
+        </w:rPr>
+        <w:t xml:space="preserve"> a mindennapi életünk szerves részét képezhetik. Legyen az főzés, autószerelés, egy idegen nyelv elsajátítása, vagy bármi egyéb. Erre a problémára igyekszünk megoldást kínálni a projektünk segítségével, a </w:t>
+      </w:r>
       <w:r>
         <w:rPr>
           <w:b/>
           <w:bCs/>
-          <w:sz w:val="52"/>
-          <w:szCs w:val="52"/>
-        </w:rPr>
+          <w:sz w:val="28"/>
+          <w:szCs w:val="28"/>
+        </w:rPr>
+        <w:t>Time Bank</w:t>
+      </w:r>
+      <w:r>
+        <w:rPr>
+          <w:sz w:val="28"/>
+          <w:szCs w:val="28"/>
+        </w:rPr>
+        <w:t>kal! Felhasználóink segítséget nyújthatnak azon tevékenységek</w:t>
+      </w:r>
+      <w:r>
+        <w:rPr>
+          <w:sz w:val="28"/>
+          <w:szCs w:val="28"/>
+        </w:rPr>
+        <w:t>ben</w:t>
+      </w:r>
+      <w:r>
+        <w:rPr>
+          <w:sz w:val="28"/>
+          <w:szCs w:val="28"/>
+        </w:rPr>
+        <w:t xml:space="preserve">, melyben készségeik engedik. Ezzel az oldalon egy valutára tehetnek szert, mellyel ő maguk </w:t>
+      </w:r>
+      <w:r>
+        <w:rPr>
+          <w:sz w:val="28"/>
+          <w:szCs w:val="28"/>
+        </w:rPr>
+        <w:t>is</w:t>
+      </w:r>
+      <w:r>
+        <w:rPr>
+          <w:sz w:val="28"/>
+          <w:szCs w:val="28"/>
+        </w:rPr>
+        <w:t xml:space="preserve"> segítséget kérhetnek</w:t>
+      </w:r>
+      <w:r>
+        <w:rPr>
+          <w:sz w:val="28"/>
+          <w:szCs w:val="28"/>
+        </w:rPr>
+        <w:t xml:space="preserve">, ezzel </w:t>
+      </w:r>
+      <w:r>
+        <w:rPr>
+          <w:sz w:val="28"/>
+          <w:szCs w:val="28"/>
+        </w:rPr>
+        <w:t xml:space="preserve">magukat fejlesztve, és </w:t>
+      </w:r>
+      <w:r>
+        <w:rPr>
+          <w:sz w:val="28"/>
+          <w:szCs w:val="28"/>
+        </w:rPr>
+        <w:t>közreműködve az ökoszisztémánkhoz.</w:t>
+      </w:r>
+    </w:p>
+    <w:p>
+      <w:pPr>
+        <w:jc w:val="both"/>
+      </w:pPr>
+    </w:p>
+    <w:p>
+      <w:pPr>
+        <w:jc w:val="both"/>
+      </w:pPr>
+    </w:p>
+    <w:p>
+      <w:pPr>
+        <w:jc w:val="both"/>
+      </w:pPr>
+    </w:p>
+    <w:p>
+      <w:pPr>
+        <w:jc w:val="both"/>
+      </w:pPr>
+    </w:p>
+    <w:p>
+      <w:pPr>
+        <w:jc w:val="both"/>
+      </w:pPr>
+    </w:p>
+    <w:p>
+      <w:pPr>
+        <w:jc w:val="both"/>
+      </w:pPr>
+    </w:p>
+    <w:p>
+      <w:pPr>
+        <w:jc w:val="both"/>
+      </w:pPr>
+    </w:p>
+    <w:p>
+      <w:pPr>
+        <w:jc w:val="both"/>
+      </w:pPr>
+    </w:p>
+    <w:p>
+      <w:pPr>
+        <w:jc w:val="both"/>
+      </w:pPr>
+    </w:p>
+    <w:p>
+      <w:pPr>
+        <w:jc w:val="both"/>
+      </w:pPr>
+    </w:p>
+    <w:p>
+      <w:pPr>
+        <w:jc w:val="both"/>
+      </w:pPr>
+    </w:p>
+    <w:p>
+      <w:pPr>
+        <w:jc w:val="both"/>
+      </w:pPr>
+    </w:p>
+    <w:p>
+      <w:pPr>
+        <w:jc w:val="both"/>
+      </w:pPr>
+    </w:p>
+    <w:p>
+      <w:pPr>
+        <w:jc w:val="both"/>
+      </w:pPr>
+    </w:p>
+    <w:p>
+      <w:pPr>
+        <w:jc w:val="both"/>
+      </w:pPr>
+    </w:p>
+    <w:p>
+      <w:pPr>
+        <w:jc w:val="both"/>
+      </w:pPr>
+    </w:p>
+    <w:p>
+      <w:pPr>
+        <w:pStyle w:val="Cmsor1"/>
+      </w:pPr>
+      <w:bookmarkStart w:id="1" w:name="_Toc193711060"/>
+      <w:r>
         <w:lastRenderedPageBreak/>
-        <w:t>Bevezetés</w:t>
-      </w:r>
-    </w:p>
-    <w:p>
-      <w:pPr>
-        <w:jc w:val="both"/>
-        <w:rPr>
-          <w:b/>
-          <w:bCs/>
-          <w:sz w:val="52"/>
-          <w:szCs w:val="52"/>
-        </w:rPr>
-      </w:pPr>
-    </w:p>
-    <w:p>
-      <w:pPr>
-        <w:jc w:val="both"/>
-        <w:rPr>
-          <w:sz w:val="28"/>
-          <w:szCs w:val="28"/>
-        </w:rPr>
-      </w:pPr>
-      <w:r>
-        <w:rPr>
-          <w:sz w:val="28"/>
-          <w:szCs w:val="28"/>
-        </w:rPr>
-        <w:t>Mai napjainkban eszméletlen sebességgel fejlődik a világ, így egyre nehezebb kitanulni egyes szakmákat és készségeket, mely</w:t>
-      </w:r>
-      <w:r>
-        <w:rPr>
-          <w:sz w:val="28"/>
-          <w:szCs w:val="28"/>
-        </w:rPr>
-        <w:t>ek</w:t>
-      </w:r>
-      <w:r>
-        <w:rPr>
-          <w:sz w:val="28"/>
-          <w:szCs w:val="28"/>
-        </w:rPr>
-        <w:t xml:space="preserve"> a mindennapi életünk szerves részét képezhetik. Legyen az főzés, autószerelés, egy idegen nyelv elsajátítása, vagy bármi egyéb. Erre a problémára igyekszünk megoldást kínálni a projektünk segítségével, a </w:t>
-      </w:r>
-      <w:r>
-        <w:rPr>
-          <w:b/>
-          <w:bCs/>
-          <w:sz w:val="28"/>
-          <w:szCs w:val="28"/>
-        </w:rPr>
-        <w:t>Time Bank</w:t>
-      </w:r>
-      <w:r>
-        <w:rPr>
-          <w:sz w:val="28"/>
-          <w:szCs w:val="28"/>
-        </w:rPr>
-        <w:t>kal! Felhasználóink segítséget nyújthatnak azon tevékenységek</w:t>
-      </w:r>
-      <w:r>
-        <w:rPr>
-          <w:sz w:val="28"/>
-          <w:szCs w:val="28"/>
-        </w:rPr>
-        <w:t>ben</w:t>
-      </w:r>
-      <w:r>
-        <w:rPr>
-          <w:sz w:val="28"/>
-          <w:szCs w:val="28"/>
-        </w:rPr>
-        <w:t xml:space="preserve">, melyben készségeik engedik. Ezzel az oldalon egy valutára tehetnek szert, mellyel ő maguk </w:t>
-      </w:r>
-      <w:r>
-        <w:rPr>
-          <w:sz w:val="28"/>
-          <w:szCs w:val="28"/>
-        </w:rPr>
-        <w:t>is</w:t>
-      </w:r>
-      <w:r>
-        <w:rPr>
-          <w:sz w:val="28"/>
-          <w:szCs w:val="28"/>
-        </w:rPr>
-        <w:t xml:space="preserve"> segítséget kérhetnek</w:t>
-      </w:r>
-      <w:r>
-        <w:rPr>
-          <w:sz w:val="28"/>
-          <w:szCs w:val="28"/>
-        </w:rPr>
-        <w:t xml:space="preserve">, ezzel </w:t>
-      </w:r>
-      <w:r>
-        <w:rPr>
-          <w:sz w:val="28"/>
-          <w:szCs w:val="28"/>
-        </w:rPr>
-        <w:t xml:space="preserve">magukat fejlesztve, és </w:t>
-      </w:r>
-      <w:r>
-        <w:rPr>
-          <w:sz w:val="28"/>
-          <w:szCs w:val="28"/>
-        </w:rPr>
-        <w:t>közreműködve az ökoszisztémánkhoz.</w:t>
-      </w:r>
-    </w:p>
-    <w:p>
-      <w:pPr>
-        <w:jc w:val="both"/>
-      </w:pPr>
-    </w:p>
-    <w:p>
-      <w:pPr>
-        <w:jc w:val="both"/>
-      </w:pPr>
-    </w:p>
-    <w:p>
-      <w:pPr>
-        <w:jc w:val="both"/>
-      </w:pPr>
-    </w:p>
-    <w:p>
-      <w:pPr>
-        <w:jc w:val="both"/>
-      </w:pPr>
-    </w:p>
-    <w:p>
-      <w:pPr>
-        <w:jc w:val="both"/>
-      </w:pPr>
-    </w:p>
-    <w:p>
-      <w:pPr>
-        <w:jc w:val="both"/>
-      </w:pPr>
-    </w:p>
-    <w:p>
-      <w:pPr>
-        <w:jc w:val="both"/>
-      </w:pPr>
-    </w:p>
-    <w:p>
-      <w:pPr>
-        <w:jc w:val="both"/>
-      </w:pPr>
-    </w:p>
-    <w:p>
-      <w:pPr>
-        <w:jc w:val="both"/>
-      </w:pPr>
-    </w:p>
-    <w:p>
-      <w:pPr>
-        <w:jc w:val="both"/>
-      </w:pPr>
-    </w:p>
-    <w:p>
-      <w:pPr>
-        <w:jc w:val="both"/>
-      </w:pPr>
-    </w:p>
-    <w:p>
-      <w:pPr>
-        <w:jc w:val="both"/>
-      </w:pPr>
-    </w:p>
-    <w:p>
-      <w:pPr>
-        <w:jc w:val="both"/>
-      </w:pPr>
-    </w:p>
-    <w:p>
-      <w:pPr>
-        <w:jc w:val="both"/>
-      </w:pPr>
-    </w:p>
-    <w:p>
-      <w:pPr>
-        <w:jc w:val="both"/>
-      </w:pPr>
-    </w:p>
-    <w:p>
-      <w:pPr>
-        <w:jc w:val="both"/>
-      </w:pPr>
-    </w:p>
-    <w:p>
-      <w:pPr>
-        <w:jc w:val="both"/>
-        <w:rPr>
-          <w:b/>
-          <w:bCs/>
-          <w:sz w:val="52"/>
-          <w:szCs w:val="52"/>
-        </w:rPr>
-      </w:pPr>
-      <w:r>
-        <w:rPr>
-          <w:b/>
-          <w:bCs/>
-          <w:sz w:val="52"/>
-          <w:szCs w:val="52"/>
-        </w:rPr>
-        <w:br w:type="page"/>
-      </w:r>
-    </w:p>
-    <w:p>
-      <w:pPr>
-        <w:jc w:val="both"/>
-      </w:pPr>
-    </w:p>
-    <w:p>
-      <w:pPr>
-        <w:pStyle w:val="Listaszerbekezds"/>
-        <w:numPr>
-          <w:ilvl w:val="0"/>
-          <w:numId w:val="19"/>
-        </w:numPr>
-        <w:jc w:val="center"/>
-        <w:rPr>
-          <w:b/>
-          <w:bCs/>
-          <w:sz w:val="44"/>
-          <w:szCs w:val="44"/>
-        </w:rPr>
-      </w:pPr>
-      <w:r>
-        <w:rPr>
-          <w:b/>
-          <w:bCs/>
-          <w:sz w:val="44"/>
-          <w:szCs w:val="44"/>
-        </w:rPr>
         <w:t>Fejlesztői környezet bemutatása</w:t>
       </w:r>
-    </w:p>
-    <w:p>
-      <w:pPr>
-        <w:pStyle w:val="Listaszerbekezds"/>
-        <w:ind w:left="1440"/>
-        <w:jc w:val="both"/>
-        <w:rPr>
-          <w:b/>
-          <w:bCs/>
-          <w:sz w:val="44"/>
-          <w:szCs w:val="44"/>
-        </w:rPr>
-      </w:pPr>
+      <w:bookmarkEnd w:id="1"/>
     </w:p>
     <w:p>
       <w:pPr>
@@ -1133,50 +2451,21 @@
     </w:p>
     <w:p>
       <w:pPr>
-        <w:jc w:val="both"/>
-        <w:rPr>
-          <w:sz w:val="36"/>
-          <w:szCs w:val="36"/>
-        </w:rPr>
-      </w:pPr>
-      <w:r>
-        <w:rPr>
-          <w:b/>
-          <w:bCs/>
-          <w:sz w:val="36"/>
-          <w:szCs w:val="36"/>
-        </w:rPr>
-        <w:t xml:space="preserve">1.1 </w:t>
-      </w:r>
-      <w:r>
-        <w:rPr>
-          <w:b/>
-          <w:bCs/>
-          <w:sz w:val="36"/>
-          <w:szCs w:val="36"/>
-        </w:rPr>
+        <w:pStyle w:val="Cmsor2"/>
+      </w:pPr>
+      <w:bookmarkStart w:id="2" w:name="_Toc193711061"/>
+      <w:r>
         <w:t xml:space="preserve">Visual </w:t>
       </w:r>
       <w:proofErr w:type="spellStart"/>
       <w:r>
-        <w:rPr>
-          <w:b/>
-          <w:bCs/>
-          <w:sz w:val="36"/>
-          <w:szCs w:val="36"/>
-        </w:rPr>
         <w:t>Studio</w:t>
       </w:r>
       <w:proofErr w:type="spellEnd"/>
       <w:r>
-        <w:rPr>
-          <w:b/>
-          <w:bCs/>
-          <w:sz w:val="36"/>
-          <w:szCs w:val="36"/>
-        </w:rPr>
         <w:t xml:space="preserve"> 2022</w:t>
       </w:r>
+      <w:bookmarkEnd w:id="2"/>
     </w:p>
     <w:p>
       <w:pPr>
@@ -1363,56 +2652,25 @@
     </w:p>
     <w:p>
       <w:pPr>
-        <w:jc w:val="both"/>
-        <w:rPr>
-          <w:b/>
-          <w:sz w:val="36"/>
-          <w:szCs w:val="28"/>
-        </w:rPr>
-      </w:pPr>
-      <w:r>
-        <w:rPr>
-          <w:b/>
-          <w:sz w:val="36"/>
-          <w:szCs w:val="28"/>
-        </w:rPr>
-        <w:t xml:space="preserve">1.2 </w:t>
-      </w:r>
-      <w:r>
-        <w:rPr>
-          <w:b/>
-          <w:sz w:val="36"/>
-          <w:szCs w:val="28"/>
-        </w:rPr>
+        <w:pStyle w:val="Cmsor2"/>
+      </w:pPr>
+      <w:bookmarkStart w:id="3" w:name="_Toc193711062"/>
+      <w:r>
         <w:t xml:space="preserve">Visual </w:t>
       </w:r>
       <w:proofErr w:type="spellStart"/>
       <w:r>
-        <w:rPr>
-          <w:b/>
-          <w:sz w:val="36"/>
-          <w:szCs w:val="28"/>
-        </w:rPr>
         <w:t>Studio</w:t>
       </w:r>
       <w:proofErr w:type="spellEnd"/>
       <w:r>
-        <w:rPr>
-          <w:b/>
-          <w:sz w:val="36"/>
-          <w:szCs w:val="28"/>
-        </w:rPr>
         <w:t xml:space="preserve"> </w:t>
       </w:r>
       <w:proofErr w:type="spellStart"/>
       <w:r>
-        <w:rPr>
-          <w:b/>
-          <w:sz w:val="36"/>
-          <w:szCs w:val="28"/>
-        </w:rPr>
         <w:t>Code</w:t>
       </w:r>
+      <w:bookmarkEnd w:id="3"/>
       <w:proofErr w:type="spellEnd"/>
     </w:p>
     <w:p>
@@ -1468,6 +2726,7 @@
         <w:t xml:space="preserve"> </w:t>
       </w:r>
       <w:proofErr w:type="spellStart"/>
+      <w:proofErr w:type="gramStart"/>
       <w:r>
         <w:rPr>
           <w:rStyle w:val="Kiemels2"/>
@@ -1483,7 +2742,15 @@
           <w:sz w:val="28"/>
           <w:szCs w:val="28"/>
         </w:rPr>
-        <w:t xml:space="preserve">  egy könnyű, gyors és ingyenes </w:t>
+        <w:t xml:space="preserve">  egy</w:t>
+      </w:r>
+      <w:proofErr w:type="gramEnd"/>
+      <w:r>
+        <w:rPr>
+          <w:sz w:val="28"/>
+          <w:szCs w:val="28"/>
+        </w:rPr>
+        <w:t xml:space="preserve"> könnyű, gyors és ingyenes </w:t>
       </w:r>
       <w:r>
         <w:rPr>
@@ -1531,15 +2798,7 @@
           <w:sz w:val="28"/>
           <w:szCs w:val="28"/>
         </w:rPr>
-        <w:t xml:space="preserve"> (Integrált Fejlesztői </w:t>
-      </w:r>
-      <w:r>
-        <w:rPr>
-          <w:sz w:val="28"/>
-          <w:szCs w:val="28"/>
-        </w:rPr>
-        <w:lastRenderedPageBreak/>
-        <w:t xml:space="preserve">Környezet), hanem inkább egy nagyon </w:t>
+        <w:t xml:space="preserve"> (Integrált Fejlesztői Környezet), hanem inkább egy nagyon </w:t>
       </w:r>
       <w:r>
         <w:rPr>
@@ -1572,7 +2831,15 @@
           <w:sz w:val="28"/>
           <w:szCs w:val="28"/>
         </w:rPr>
-        <w:t>, amit bővítményekkel és kiegészítő funkciókkal lehet testre szabni, hogy teljes mértékben megfeleljen a fejlesztői igényeknek.</w:t>
+        <w:t xml:space="preserve">, </w:t>
+      </w:r>
+      <w:r>
+        <w:rPr>
+          <w:sz w:val="28"/>
+          <w:szCs w:val="28"/>
+        </w:rPr>
+        <w:lastRenderedPageBreak/>
+        <w:t>amit bővítményekkel és kiegészítő funkciókkal lehet testre szabni, hogy teljes mértékben megfeleljen a fejlesztői igényeknek.</w:t>
       </w:r>
     </w:p>
     <w:p>
@@ -1645,42 +2912,26 @@
     </w:p>
     <w:p>
       <w:pPr>
-        <w:jc w:val="both"/>
+        <w:pStyle w:val="Cmsor2"/>
         <w:rPr>
           <w:rStyle w:val="Kiemels2"/>
-          <w:bCs w:val="0"/>
+          <w:b w:val="0"/>
           <w:sz w:val="36"/>
           <w:szCs w:val="36"/>
         </w:rPr>
       </w:pPr>
+      <w:bookmarkStart w:id="4" w:name="_Toc193711063"/>
+      <w:proofErr w:type="spellStart"/>
       <w:r>
         <w:rPr>
           <w:rStyle w:val="Kiemels2"/>
-          <w:bCs w:val="0"/>
+          <w:b w:val="0"/>
           <w:sz w:val="36"/>
           <w:szCs w:val="36"/>
         </w:rPr>
-        <w:t>1.3</w:t>
-      </w:r>
-      <w:r>
-        <w:rPr>
-          <w:rStyle w:val="Kiemels2"/>
-          <w:bCs w:val="0"/>
-          <w:sz w:val="36"/>
-          <w:szCs w:val="36"/>
-        </w:rPr>
-        <w:t xml:space="preserve"> </w:t>
-      </w:r>
-      <w:proofErr w:type="spellStart"/>
-      <w:r>
-        <w:rPr>
-          <w:rStyle w:val="Kiemels2"/>
-          <w:bCs w:val="0"/>
-          <w:sz w:val="36"/>
-          <w:szCs w:val="36"/>
-        </w:rPr>
         <w:t>MySQL</w:t>
       </w:r>
+      <w:bookmarkEnd w:id="4"/>
       <w:proofErr w:type="spellEnd"/>
     </w:p>
     <w:p>
@@ -1693,6 +2944,9 @@
         <w:jc w:val="both"/>
       </w:pPr>
       <w:r>
+        <w:rPr>
+          <w:noProof/>
+        </w:rPr>
         <w:drawing>
           <wp:inline distT="0" distB="0" distL="0" distR="0" wp14:anchorId="2D3FC0D5" wp14:editId="14E6D524">
             <wp:extent cx="5760720" cy="3092450"/>
@@ -1864,24 +3118,31 @@
           <w:sz w:val="28"/>
           <w:szCs w:val="28"/>
         </w:rPr>
+        <w:t xml:space="preserve">A </w:t>
+      </w:r>
+      <w:proofErr w:type="spellStart"/>
+      <w:r>
+        <w:rPr>
+          <w:sz w:val="28"/>
+          <w:szCs w:val="28"/>
+        </w:rPr>
+        <w:t>MySQL</w:t>
+      </w:r>
+      <w:proofErr w:type="spellEnd"/>
+      <w:r>
+        <w:rPr>
+          <w:sz w:val="28"/>
+          <w:szCs w:val="28"/>
+        </w:rPr>
+        <w:t xml:space="preserve"> működése az SQL nyelvre épül, amely egy szabványosított nyelv az adatbázisok kezelésére. A felhasználók SQL parancsokkal végezhetnek </w:t>
+      </w:r>
+      <w:r>
+        <w:rPr>
+          <w:sz w:val="28"/>
+          <w:szCs w:val="28"/>
+        </w:rPr>
         <w:lastRenderedPageBreak/>
-        <w:t xml:space="preserve">A </w:t>
-      </w:r>
-      <w:proofErr w:type="spellStart"/>
-      <w:r>
-        <w:rPr>
-          <w:sz w:val="28"/>
-          <w:szCs w:val="28"/>
-        </w:rPr>
-        <w:t>MySQL</w:t>
-      </w:r>
-      <w:proofErr w:type="spellEnd"/>
-      <w:r>
-        <w:rPr>
-          <w:sz w:val="28"/>
-          <w:szCs w:val="28"/>
-        </w:rPr>
-        <w:t xml:space="preserve"> működése az SQL nyelvre épül, amely egy szabványosított nyelv az adatbázisok kezelésére. A felhasználók SQL parancsokkal végezhetnek műveleteket, mint például </w:t>
+        <w:t xml:space="preserve">műveleteket, mint például </w:t>
       </w:r>
       <w:r>
         <w:rPr>
@@ -2079,41 +3340,120 @@
     </w:p>
     <w:p>
       <w:pPr>
-        <w:jc w:val="both"/>
-        <w:rPr>
+        <w:pStyle w:val="Cmsor2"/>
+        <w:rPr>
+          <w:b/>
+        </w:rPr>
+      </w:pPr>
+      <w:bookmarkStart w:id="5" w:name="_Toc193711064"/>
+      <w:proofErr w:type="spellStart"/>
+      <w:r>
+        <w:rPr>
+          <w:rStyle w:val="Kiemels2"/>
+          <w:b w:val="0"/>
           <w:sz w:val="36"/>
           <w:szCs w:val="36"/>
         </w:rPr>
-      </w:pPr>
-      <w:r>
-        <w:rPr>
-          <w:rStyle w:val="Kiemels2"/>
-          <w:bCs w:val="0"/>
-          <w:sz w:val="36"/>
-          <w:szCs w:val="36"/>
-        </w:rPr>
-        <w:t>1.4</w:t>
-      </w:r>
-      <w:r>
-        <w:rPr>
-          <w:rStyle w:val="Kiemels2"/>
-          <w:bCs w:val="0"/>
-          <w:sz w:val="36"/>
-          <w:szCs w:val="36"/>
-        </w:rPr>
-        <w:t xml:space="preserve"> </w:t>
+        <w:t>phpMyAdmin</w:t>
+      </w:r>
+      <w:bookmarkEnd w:id="5"/>
+      <w:proofErr w:type="spellEnd"/>
+    </w:p>
+    <w:p>
+      <w:pPr>
+        <w:jc w:val="both"/>
+        <w:rPr>
+          <w:sz w:val="28"/>
+          <w:szCs w:val="28"/>
+        </w:rPr>
+      </w:pPr>
+      <w:r>
+        <w:rPr>
+          <w:sz w:val="28"/>
+          <w:szCs w:val="28"/>
+        </w:rPr>
+        <w:t xml:space="preserve">A </w:t>
       </w:r>
       <w:proofErr w:type="spellStart"/>
       <w:r>
         <w:rPr>
-          <w:rStyle w:val="Kiemels2"/>
-          <w:bCs w:val="0"/>
-          <w:sz w:val="36"/>
-          <w:szCs w:val="36"/>
+          <w:sz w:val="28"/>
+          <w:szCs w:val="28"/>
         </w:rPr>
         <w:t>phpMyAdmin</w:t>
       </w:r>
       <w:proofErr w:type="spellEnd"/>
+      <w:r>
+        <w:rPr>
+          <w:sz w:val="28"/>
+          <w:szCs w:val="28"/>
+        </w:rPr>
+        <w:t xml:space="preserve"> egy nyílt forráskódú, webalapú alkalmazás, amely lehetővé teszi a </w:t>
+      </w:r>
+      <w:proofErr w:type="spellStart"/>
+      <w:r>
+        <w:rPr>
+          <w:sz w:val="28"/>
+          <w:szCs w:val="28"/>
+        </w:rPr>
+        <w:t>MySQL</w:t>
+      </w:r>
+      <w:proofErr w:type="spellEnd"/>
+      <w:r>
+        <w:rPr>
+          <w:sz w:val="28"/>
+          <w:szCs w:val="28"/>
+        </w:rPr>
+        <w:t xml:space="preserve"> (vagy </w:t>
+      </w:r>
+      <w:proofErr w:type="spellStart"/>
+      <w:r>
+        <w:rPr>
+          <w:sz w:val="28"/>
+          <w:szCs w:val="28"/>
+        </w:rPr>
+        <w:t>MariaDB</w:t>
+      </w:r>
+      <w:proofErr w:type="spellEnd"/>
+      <w:r>
+        <w:rPr>
+          <w:sz w:val="28"/>
+          <w:szCs w:val="28"/>
+        </w:rPr>
+        <w:t xml:space="preserve">) adatbázisok egyszerű kezelését és karbantartását. A </w:t>
+      </w:r>
+      <w:proofErr w:type="spellStart"/>
+      <w:r>
+        <w:rPr>
+          <w:sz w:val="28"/>
+          <w:szCs w:val="28"/>
+        </w:rPr>
+        <w:t>phpMyAdmin</w:t>
+      </w:r>
+      <w:proofErr w:type="spellEnd"/>
+      <w:r>
+        <w:rPr>
+          <w:sz w:val="28"/>
+          <w:szCs w:val="28"/>
+        </w:rPr>
+        <w:t xml:space="preserve"> a PHP nyelven íródott, és gyakorlatilag egy grafikus felhasználói felületet biztosít a </w:t>
+      </w:r>
+      <w:proofErr w:type="spellStart"/>
+      <w:r>
+        <w:rPr>
+          <w:sz w:val="28"/>
+          <w:szCs w:val="28"/>
+        </w:rPr>
+        <w:t>MySQL</w:t>
+      </w:r>
+      <w:proofErr w:type="spellEnd"/>
+      <w:r>
+        <w:rPr>
+          <w:sz w:val="28"/>
+          <w:szCs w:val="28"/>
+        </w:rPr>
+        <w:t xml:space="preserve"> adatbázisok számára, amely lehetővé teszi, hogy azok adminisztrációja ne csak parancssoros eszközökkel történjen, hanem egy intuitív, webes felületen keresztül.</w:t>
+      </w:r>
     </w:p>
     <w:p>
       <w:pPr>
@@ -2123,101 +3463,10 @@
           <w:szCs w:val="28"/>
         </w:rPr>
       </w:pPr>
-      <w:r>
-        <w:rPr>
-          <w:sz w:val="28"/>
-          <w:szCs w:val="28"/>
-        </w:rPr>
-        <w:t xml:space="preserve">A </w:t>
-      </w:r>
-      <w:proofErr w:type="spellStart"/>
-      <w:r>
-        <w:rPr>
-          <w:sz w:val="28"/>
-          <w:szCs w:val="28"/>
-        </w:rPr>
-        <w:t>phpMyAdmin</w:t>
-      </w:r>
-      <w:proofErr w:type="spellEnd"/>
-      <w:r>
-        <w:rPr>
-          <w:sz w:val="28"/>
-          <w:szCs w:val="28"/>
-        </w:rPr>
-        <w:t xml:space="preserve"> egy nyílt forráskódú, webalapú alkalmazás, amely lehetővé teszi a </w:t>
-      </w:r>
-      <w:proofErr w:type="spellStart"/>
-      <w:r>
-        <w:rPr>
-          <w:sz w:val="28"/>
-          <w:szCs w:val="28"/>
-        </w:rPr>
-        <w:t>MySQL</w:t>
-      </w:r>
-      <w:proofErr w:type="spellEnd"/>
-      <w:r>
-        <w:rPr>
-          <w:sz w:val="28"/>
-          <w:szCs w:val="28"/>
-        </w:rPr>
-        <w:t xml:space="preserve"> (vagy </w:t>
-      </w:r>
-      <w:proofErr w:type="spellStart"/>
-      <w:r>
-        <w:rPr>
-          <w:sz w:val="28"/>
-          <w:szCs w:val="28"/>
-        </w:rPr>
-        <w:t>MariaDB</w:t>
-      </w:r>
-      <w:proofErr w:type="spellEnd"/>
-      <w:r>
-        <w:rPr>
-          <w:sz w:val="28"/>
-          <w:szCs w:val="28"/>
-        </w:rPr>
-        <w:t xml:space="preserve">) adatbázisok egyszerű kezelését és karbantartását. A </w:t>
-      </w:r>
-      <w:proofErr w:type="spellStart"/>
-      <w:r>
-        <w:rPr>
-          <w:sz w:val="28"/>
-          <w:szCs w:val="28"/>
-        </w:rPr>
-        <w:t>phpMyAdmin</w:t>
-      </w:r>
-      <w:proofErr w:type="spellEnd"/>
-      <w:r>
-        <w:rPr>
-          <w:sz w:val="28"/>
-          <w:szCs w:val="28"/>
-        </w:rPr>
-        <w:t xml:space="preserve"> a PHP nyelven íródott, és gyakorlatilag egy grafikus felhasználói felületet biztosít a </w:t>
-      </w:r>
-      <w:proofErr w:type="spellStart"/>
-      <w:r>
-        <w:rPr>
-          <w:sz w:val="28"/>
-          <w:szCs w:val="28"/>
-        </w:rPr>
-        <w:t>MySQL</w:t>
-      </w:r>
-      <w:proofErr w:type="spellEnd"/>
-      <w:r>
-        <w:rPr>
-          <w:sz w:val="28"/>
-          <w:szCs w:val="28"/>
-        </w:rPr>
-        <w:t xml:space="preserve"> adatbázisok számára, amely lehetővé teszi, hogy azok adminisztrációja ne csak parancssoros eszközökkel történjen, hanem egy intuitív, webes felületen keresztül.</w:t>
-      </w:r>
     </w:p>
     <w:p>
       <w:pPr>
         <w:jc w:val="both"/>
-        <w:rPr>
-          <w:sz w:val="28"/>
-          <w:szCs w:val="28"/>
-        </w:rPr>
       </w:pPr>
     </w:p>
     <w:p>
@@ -2227,12 +3476,18 @@
     </w:p>
     <w:p>
       <w:pPr>
+        <w:jc w:val="both"/>
+      </w:pPr>
+    </w:p>
+    <w:p>
+      <w:pPr>
         <w:jc w:val="center"/>
       </w:pPr>
       <w:r>
         <w:rPr>
           <w:noProof/>
         </w:rPr>
+        <w:lastRenderedPageBreak/>
         <w:drawing>
           <wp:inline distT="0" distB="0" distL="0" distR="0" wp14:anchorId="26B546DD" wp14:editId="491D0973">
             <wp:extent cx="2857500" cy="1600200"/>
@@ -2282,61 +3537,14 @@
     </w:p>
     <w:p>
       <w:pPr>
-        <w:jc w:val="both"/>
-        <w:rPr>
-          <w:b/>
-          <w:bCs/>
-          <w:sz w:val="36"/>
-          <w:szCs w:val="36"/>
-        </w:rPr>
-      </w:pPr>
-      <w:r>
-        <w:rPr>
-          <w:b/>
-          <w:bCs/>
-          <w:sz w:val="36"/>
-          <w:szCs w:val="36"/>
-        </w:rPr>
-        <w:lastRenderedPageBreak/>
-        <w:t>1</w:t>
-      </w:r>
-      <w:r>
-        <w:rPr>
-          <w:b/>
-          <w:bCs/>
-          <w:sz w:val="36"/>
-          <w:szCs w:val="36"/>
-        </w:rPr>
-        <w:t>.</w:t>
-      </w:r>
-      <w:r>
-        <w:rPr>
-          <w:b/>
-          <w:bCs/>
-          <w:sz w:val="36"/>
-          <w:szCs w:val="36"/>
-        </w:rPr>
-        <w:t>5</w:t>
-      </w:r>
-      <w:r>
-        <w:rPr>
-          <w:b/>
-          <w:bCs/>
-          <w:sz w:val="36"/>
-          <w:szCs w:val="36"/>
-        </w:rPr>
-        <w:t xml:space="preserve"> </w:t>
-      </w:r>
+        <w:pStyle w:val="Cmsor2"/>
+      </w:pPr>
+      <w:bookmarkStart w:id="6" w:name="_Toc193711065"/>
       <w:proofErr w:type="spellStart"/>
       <w:r>
-        <w:rPr>
-          <w:b/>
-          <w:bCs/>
-          <w:sz w:val="36"/>
-          <w:szCs w:val="36"/>
-        </w:rPr>
         <w:t>Trello</w:t>
       </w:r>
+      <w:bookmarkEnd w:id="6"/>
       <w:proofErr w:type="spellEnd"/>
     </w:p>
     <w:p>
@@ -2497,6 +3705,24 @@
     </w:p>
     <w:p>
       <w:pPr>
+        <w:jc w:val="both"/>
+        <w:rPr>
+          <w:sz w:val="28"/>
+          <w:szCs w:val="28"/>
+        </w:rPr>
+      </w:pPr>
+    </w:p>
+    <w:p>
+      <w:pPr>
+        <w:jc w:val="both"/>
+        <w:rPr>
+          <w:sz w:val="28"/>
+          <w:szCs w:val="28"/>
+        </w:rPr>
+      </w:pPr>
+    </w:p>
+    <w:p>
+      <w:pPr>
         <w:jc w:val="center"/>
         <w:rPr>
           <w:sz w:val="28"/>
@@ -2507,6 +3733,7 @@
         <w:rPr>
           <w:noProof/>
         </w:rPr>
+        <w:lastRenderedPageBreak/>
         <w:drawing>
           <wp:inline distT="0" distB="0" distL="0" distR="0" wp14:anchorId="585D0569" wp14:editId="6ECD6FC0">
             <wp:extent cx="2524125" cy="1402292"/>
@@ -2559,317 +3786,269 @@
     </w:p>
     <w:p>
       <w:pPr>
+        <w:pStyle w:val="Cmsor2"/>
+      </w:pPr>
+      <w:bookmarkStart w:id="7" w:name="_Toc193711066"/>
+      <w:proofErr w:type="spellStart"/>
+      <w:r>
+        <w:t>Github</w:t>
+      </w:r>
+      <w:bookmarkEnd w:id="7"/>
+      <w:proofErr w:type="spellEnd"/>
+    </w:p>
+    <w:p>
+      <w:pPr>
         <w:jc w:val="both"/>
         <w:rPr>
-          <w:b/>
-          <w:sz w:val="36"/>
-          <w:szCs w:val="36"/>
-        </w:rPr>
-      </w:pPr>
-      <w:r>
-        <w:rPr>
-          <w:b/>
-          <w:sz w:val="36"/>
-          <w:szCs w:val="36"/>
-        </w:rPr>
-        <w:t>1</w:t>
-      </w:r>
-      <w:r>
-        <w:rPr>
-          <w:b/>
-          <w:sz w:val="36"/>
-          <w:szCs w:val="36"/>
-        </w:rPr>
-        <w:t>.</w:t>
-      </w:r>
-      <w:r>
-        <w:rPr>
-          <w:b/>
-          <w:sz w:val="36"/>
-          <w:szCs w:val="36"/>
-        </w:rPr>
-        <w:t>6</w:t>
-      </w:r>
-      <w:r>
-        <w:rPr>
-          <w:b/>
-          <w:sz w:val="36"/>
-          <w:szCs w:val="36"/>
+          <w:sz w:val="28"/>
+          <w:szCs w:val="28"/>
+          <w:lang w:eastAsia="hu-HU"/>
+        </w:rPr>
+      </w:pPr>
+      <w:r>
+        <w:rPr>
+          <w:sz w:val="28"/>
+          <w:szCs w:val="28"/>
+          <w:lang w:eastAsia="hu-HU"/>
+        </w:rPr>
+        <w:t xml:space="preserve">A GitHub egy online platform, amely lehetővé teszi a programozók és fejlesztők számára, hogy kódot tároljanak, megosszák és együtt dolgozzanak. A GitHub alapja a </w:t>
+      </w:r>
+      <w:proofErr w:type="spellStart"/>
+      <w:r>
+        <w:rPr>
+          <w:sz w:val="28"/>
+          <w:szCs w:val="28"/>
+          <w:lang w:eastAsia="hu-HU"/>
+        </w:rPr>
+        <w:t>Git</w:t>
+      </w:r>
+      <w:proofErr w:type="spellEnd"/>
+      <w:r>
+        <w:rPr>
+          <w:sz w:val="28"/>
+          <w:szCs w:val="28"/>
+          <w:lang w:eastAsia="hu-HU"/>
+        </w:rPr>
+        <w:t xml:space="preserve"> verziókezelő rendszer, amely segít a kód módosításainak nyomon követésében. Lehetővé teszi a csapatok számára, hogy könnyen dolgozzanak együtt, bárhol is legyenek, és megoldja a kódban történt változtatások összevonását, valamint a hibák kezelését.</w:t>
+      </w:r>
+    </w:p>
+    <w:p>
+      <w:pPr>
+        <w:jc w:val="both"/>
+        <w:rPr>
+          <w:sz w:val="28"/>
+          <w:szCs w:val="28"/>
+          <w:lang w:eastAsia="hu-HU"/>
+        </w:rPr>
+      </w:pPr>
+      <w:r>
+        <w:rPr>
+          <w:sz w:val="28"/>
+          <w:szCs w:val="28"/>
+          <w:lang w:eastAsia="hu-HU"/>
+        </w:rPr>
+        <w:t>A GitHub-</w:t>
+      </w:r>
+      <w:proofErr w:type="spellStart"/>
+      <w:r>
+        <w:rPr>
+          <w:sz w:val="28"/>
+          <w:szCs w:val="28"/>
+          <w:lang w:eastAsia="hu-HU"/>
+        </w:rPr>
+        <w:t>on</w:t>
+      </w:r>
+      <w:proofErr w:type="spellEnd"/>
+      <w:r>
+        <w:rPr>
+          <w:sz w:val="28"/>
+          <w:szCs w:val="28"/>
+          <w:lang w:eastAsia="hu-HU"/>
+        </w:rPr>
+        <w:t xml:space="preserve"> található kódokat "tárházaknak" (</w:t>
+      </w:r>
+      <w:proofErr w:type="spellStart"/>
+      <w:r>
+        <w:rPr>
+          <w:sz w:val="28"/>
+          <w:szCs w:val="28"/>
+          <w:lang w:eastAsia="hu-HU"/>
+        </w:rPr>
+        <w:t>repository</w:t>
+      </w:r>
+      <w:proofErr w:type="spellEnd"/>
+      <w:r>
+        <w:rPr>
+          <w:sz w:val="28"/>
+          <w:szCs w:val="28"/>
+          <w:lang w:eastAsia="hu-HU"/>
+        </w:rPr>
+        <w:t>) hívják, ahol a fejlesztők feltölthetik, módosíthatják és megoszthatják a projektjeiket. A felhasználók különböző jogosultságokkal rendelkezhetnek egy projektben: lehetnek adminisztrátorok, akik teljes hozzáférést kapnak, vagy egyszerű hozzájárulók, akik javaslatokat tehetnek a kód módosítására. A kód frissítéseit és változtatásait "</w:t>
+      </w:r>
+      <w:proofErr w:type="spellStart"/>
+      <w:r>
+        <w:rPr>
+          <w:sz w:val="28"/>
+          <w:szCs w:val="28"/>
+          <w:lang w:eastAsia="hu-HU"/>
+        </w:rPr>
+        <w:t>commiteknek</w:t>
+      </w:r>
+      <w:proofErr w:type="spellEnd"/>
+      <w:r>
+        <w:rPr>
+          <w:sz w:val="28"/>
+          <w:szCs w:val="28"/>
+          <w:lang w:eastAsia="hu-HU"/>
+        </w:rPr>
+        <w:t xml:space="preserve">" nevezik, és minden </w:t>
+      </w:r>
+      <w:proofErr w:type="spellStart"/>
+      <w:r>
+        <w:rPr>
+          <w:sz w:val="28"/>
+          <w:szCs w:val="28"/>
+          <w:lang w:eastAsia="hu-HU"/>
+        </w:rPr>
+        <w:t>commit</w:t>
+      </w:r>
+      <w:proofErr w:type="spellEnd"/>
+      <w:r>
+        <w:rPr>
+          <w:sz w:val="28"/>
+          <w:szCs w:val="28"/>
+          <w:lang w:eastAsia="hu-HU"/>
+        </w:rPr>
+        <w:t>-hoz megjegyzés is tartozik, hogy könnyen követhetők legyenek a módosítások.</w:t>
+      </w:r>
+    </w:p>
+    <w:p>
+      <w:pPr>
+        <w:jc w:val="both"/>
+        <w:rPr>
+          <w:sz w:val="28"/>
+          <w:szCs w:val="28"/>
+          <w:lang w:eastAsia="hu-HU"/>
+        </w:rPr>
+      </w:pPr>
+      <w:r>
+        <w:rPr>
+          <w:sz w:val="28"/>
+          <w:szCs w:val="28"/>
+          <w:lang w:eastAsia="hu-HU"/>
+        </w:rPr>
+        <w:t>A GitHub lehetővé teszi a "</w:t>
+      </w:r>
+      <w:proofErr w:type="spellStart"/>
+      <w:r>
+        <w:rPr>
+          <w:sz w:val="28"/>
+          <w:szCs w:val="28"/>
+          <w:lang w:eastAsia="hu-HU"/>
+        </w:rPr>
+        <w:t>pull</w:t>
+      </w:r>
+      <w:proofErr w:type="spellEnd"/>
+      <w:r>
+        <w:rPr>
+          <w:sz w:val="28"/>
+          <w:szCs w:val="28"/>
+          <w:lang w:eastAsia="hu-HU"/>
         </w:rPr>
         <w:t xml:space="preserve"> </w:t>
       </w:r>
       <w:proofErr w:type="spellStart"/>
       <w:r>
         <w:rPr>
-          <w:b/>
-          <w:sz w:val="36"/>
-          <w:szCs w:val="36"/>
-        </w:rPr>
-        <w:t>Github</w:t>
+          <w:sz w:val="28"/>
+          <w:szCs w:val="28"/>
+          <w:lang w:eastAsia="hu-HU"/>
+        </w:rPr>
+        <w:t>requestek</w:t>
       </w:r>
       <w:proofErr w:type="spellEnd"/>
+      <w:r>
+        <w:rPr>
+          <w:sz w:val="28"/>
+          <w:szCs w:val="28"/>
+          <w:lang w:eastAsia="hu-HU"/>
+        </w:rPr>
+        <w:t xml:space="preserve">" létrehozását is, amelyek segítségével a fejlesztők javasolhatják, hogy egy másik fejlesztő kódját integrálják a projektbe. A </w:t>
+      </w:r>
+      <w:proofErr w:type="spellStart"/>
+      <w:r>
+        <w:rPr>
+          <w:sz w:val="28"/>
+          <w:szCs w:val="28"/>
+          <w:lang w:eastAsia="hu-HU"/>
+        </w:rPr>
+        <w:t>pull</w:t>
+      </w:r>
+      <w:proofErr w:type="spellEnd"/>
+      <w:r>
+        <w:rPr>
+          <w:sz w:val="28"/>
+          <w:szCs w:val="28"/>
+          <w:lang w:eastAsia="hu-HU"/>
+        </w:rPr>
+        <w:t xml:space="preserve"> </w:t>
+      </w:r>
+      <w:proofErr w:type="spellStart"/>
+      <w:r>
+        <w:rPr>
+          <w:sz w:val="28"/>
+          <w:szCs w:val="28"/>
+          <w:lang w:eastAsia="hu-HU"/>
+        </w:rPr>
+        <w:t>requestek</w:t>
+      </w:r>
+      <w:proofErr w:type="spellEnd"/>
+      <w:r>
+        <w:rPr>
+          <w:sz w:val="28"/>
+          <w:szCs w:val="28"/>
+          <w:lang w:eastAsia="hu-HU"/>
+        </w:rPr>
+        <w:t xml:space="preserve"> segítenek a kód átvizsgálásában és a hibák észlelésében.</w:t>
+      </w:r>
     </w:p>
     <w:p>
       <w:pPr>
         <w:jc w:val="both"/>
         <w:rPr>
-          <w:sz w:val="28"/>
-          <w:szCs w:val="28"/>
           <w:lang w:eastAsia="hu-HU"/>
         </w:rPr>
       </w:pPr>
-      <w:r>
-        <w:rPr>
-          <w:sz w:val="28"/>
-          <w:szCs w:val="28"/>
+    </w:p>
+    <w:p>
+      <w:pPr>
+        <w:jc w:val="both"/>
+        <w:rPr>
           <w:lang w:eastAsia="hu-HU"/>
         </w:rPr>
-        <w:t xml:space="preserve">A GitHub egy online platform, amely lehetővé teszi a programozók és fejlesztők számára, hogy kódot tároljanak, megosszák és együtt dolgozzanak. A GitHub alapja a </w:t>
-      </w:r>
-      <w:proofErr w:type="spellStart"/>
-      <w:r>
-        <w:rPr>
-          <w:sz w:val="28"/>
-          <w:szCs w:val="28"/>
+      </w:pPr>
+    </w:p>
+    <w:p>
+      <w:pPr>
+        <w:jc w:val="both"/>
+        <w:rPr>
           <w:lang w:eastAsia="hu-HU"/>
         </w:rPr>
-        <w:t>Git</w:t>
-      </w:r>
-      <w:proofErr w:type="spellEnd"/>
-      <w:r>
-        <w:rPr>
-          <w:sz w:val="28"/>
-          <w:szCs w:val="28"/>
-          <w:lang w:eastAsia="hu-HU"/>
-        </w:rPr>
-        <w:t xml:space="preserve"> verziókezelő rendszer, amely segít a kód módosításainak nyomon követésében. Lehetővé teszi a csapatok számára, hogy könnyen dolgozzanak együtt, bárhol is legyenek, és megoldja a kódban történt változtatások összevonását, valamint a hibák kezelését.</w:t>
-      </w:r>
-    </w:p>
-    <w:p>
-      <w:pPr>
-        <w:jc w:val="both"/>
-        <w:rPr>
-          <w:sz w:val="28"/>
-          <w:szCs w:val="28"/>
-          <w:lang w:eastAsia="hu-HU"/>
-        </w:rPr>
-      </w:pPr>
-      <w:r>
-        <w:rPr>
-          <w:sz w:val="28"/>
-          <w:szCs w:val="28"/>
-          <w:lang w:eastAsia="hu-HU"/>
+      </w:pPr>
+    </w:p>
+    <w:p>
+      <w:pPr>
+        <w:jc w:val="center"/>
+        <w:rPr>
+          <w:sz w:val="28"/>
+          <w:szCs w:val="28"/>
+        </w:rPr>
+      </w:pPr>
+      <w:r>
+        <w:rPr>
+          <w:noProof/>
         </w:rPr>
         <w:lastRenderedPageBreak/>
-        <w:t>A GitHub-</w:t>
-      </w:r>
-      <w:proofErr w:type="spellStart"/>
-      <w:r>
-        <w:rPr>
-          <w:sz w:val="28"/>
-          <w:szCs w:val="28"/>
-          <w:lang w:eastAsia="hu-HU"/>
-        </w:rPr>
-        <w:t>on</w:t>
-      </w:r>
-      <w:proofErr w:type="spellEnd"/>
-      <w:r>
-        <w:rPr>
-          <w:sz w:val="28"/>
-          <w:szCs w:val="28"/>
-          <w:lang w:eastAsia="hu-HU"/>
-        </w:rPr>
-        <w:t xml:space="preserve"> található kódokat "tárházaknak" (</w:t>
-      </w:r>
-      <w:proofErr w:type="spellStart"/>
-      <w:r>
-        <w:rPr>
-          <w:sz w:val="28"/>
-          <w:szCs w:val="28"/>
-          <w:lang w:eastAsia="hu-HU"/>
-        </w:rPr>
-        <w:t>repository</w:t>
-      </w:r>
-      <w:proofErr w:type="spellEnd"/>
-      <w:r>
-        <w:rPr>
-          <w:sz w:val="28"/>
-          <w:szCs w:val="28"/>
-          <w:lang w:eastAsia="hu-HU"/>
-        </w:rPr>
-        <w:t>) hívják, ahol a fejlesztők feltölthetik, módosíthatják és megoszthatják a projektjeiket. A felhasználók különböző jogosultságokkal rendelkezhetnek egy projektben: lehetnek adminisztrátorok, akik teljes hozzáférést kapnak, vagy egyszerű hozzájárulók, akik javaslatokat tehetnek a kód módosítására. A kód frissítéseit és változtatásait "</w:t>
-      </w:r>
-      <w:proofErr w:type="spellStart"/>
-      <w:r>
-        <w:rPr>
-          <w:sz w:val="28"/>
-          <w:szCs w:val="28"/>
-          <w:lang w:eastAsia="hu-HU"/>
-        </w:rPr>
-        <w:t>commiteknek</w:t>
-      </w:r>
-      <w:proofErr w:type="spellEnd"/>
-      <w:r>
-        <w:rPr>
-          <w:sz w:val="28"/>
-          <w:szCs w:val="28"/>
-          <w:lang w:eastAsia="hu-HU"/>
-        </w:rPr>
-        <w:t xml:space="preserve">" nevezik, és minden </w:t>
-      </w:r>
-      <w:proofErr w:type="spellStart"/>
-      <w:r>
-        <w:rPr>
-          <w:sz w:val="28"/>
-          <w:szCs w:val="28"/>
-          <w:lang w:eastAsia="hu-HU"/>
-        </w:rPr>
-        <w:t>commit</w:t>
-      </w:r>
-      <w:proofErr w:type="spellEnd"/>
-      <w:r>
-        <w:rPr>
-          <w:sz w:val="28"/>
-          <w:szCs w:val="28"/>
-          <w:lang w:eastAsia="hu-HU"/>
-        </w:rPr>
-        <w:t>-hoz megjegyzés is tartozik, hogy könnyen követhetők legyenek a módosítások.</w:t>
-      </w:r>
-    </w:p>
-    <w:p>
-      <w:pPr>
-        <w:jc w:val="both"/>
-        <w:rPr>
-          <w:sz w:val="28"/>
-          <w:szCs w:val="28"/>
-          <w:lang w:eastAsia="hu-HU"/>
-        </w:rPr>
-      </w:pPr>
-      <w:r>
-        <w:rPr>
-          <w:sz w:val="28"/>
-          <w:szCs w:val="28"/>
-          <w:lang w:eastAsia="hu-HU"/>
-        </w:rPr>
-        <w:t>A GitHub lehetővé teszi a "</w:t>
-      </w:r>
-      <w:proofErr w:type="spellStart"/>
-      <w:r>
-        <w:rPr>
-          <w:sz w:val="28"/>
-          <w:szCs w:val="28"/>
-          <w:lang w:eastAsia="hu-HU"/>
-        </w:rPr>
-        <w:t>pull</w:t>
-      </w:r>
-      <w:proofErr w:type="spellEnd"/>
-      <w:r>
-        <w:rPr>
-          <w:sz w:val="28"/>
-          <w:szCs w:val="28"/>
-          <w:lang w:eastAsia="hu-HU"/>
-        </w:rPr>
-        <w:t xml:space="preserve"> </w:t>
-      </w:r>
-      <w:proofErr w:type="spellStart"/>
-      <w:r>
-        <w:rPr>
-          <w:sz w:val="28"/>
-          <w:szCs w:val="28"/>
-          <w:lang w:eastAsia="hu-HU"/>
-        </w:rPr>
-        <w:t>requestek</w:t>
-      </w:r>
-      <w:proofErr w:type="spellEnd"/>
-      <w:r>
-        <w:rPr>
-          <w:sz w:val="28"/>
-          <w:szCs w:val="28"/>
-          <w:lang w:eastAsia="hu-HU"/>
-        </w:rPr>
-        <w:t xml:space="preserve">" létrehozását is, amelyek segítségével a fejlesztők javasolhatják, hogy egy másik fejlesztő kódját integrálják a projektbe. A </w:t>
-      </w:r>
-      <w:proofErr w:type="spellStart"/>
-      <w:r>
-        <w:rPr>
-          <w:sz w:val="28"/>
-          <w:szCs w:val="28"/>
-          <w:lang w:eastAsia="hu-HU"/>
-        </w:rPr>
-        <w:t>pull</w:t>
-      </w:r>
-      <w:proofErr w:type="spellEnd"/>
-      <w:r>
-        <w:rPr>
-          <w:sz w:val="28"/>
-          <w:szCs w:val="28"/>
-          <w:lang w:eastAsia="hu-HU"/>
-        </w:rPr>
-        <w:t xml:space="preserve"> </w:t>
-      </w:r>
-      <w:proofErr w:type="spellStart"/>
-      <w:r>
-        <w:rPr>
-          <w:sz w:val="28"/>
-          <w:szCs w:val="28"/>
-          <w:lang w:eastAsia="hu-HU"/>
-        </w:rPr>
-        <w:t>requestek</w:t>
-      </w:r>
-      <w:proofErr w:type="spellEnd"/>
-      <w:r>
-        <w:rPr>
-          <w:sz w:val="28"/>
-          <w:szCs w:val="28"/>
-          <w:lang w:eastAsia="hu-HU"/>
-        </w:rPr>
-        <w:t xml:space="preserve"> segítenek a kód átvizsgálásában és a hibák észlelésében.</w:t>
-      </w:r>
-    </w:p>
-    <w:p>
-      <w:pPr>
-        <w:jc w:val="both"/>
-        <w:rPr>
-          <w:lang w:eastAsia="hu-HU"/>
-        </w:rPr>
-      </w:pPr>
-    </w:p>
-    <w:p>
-      <w:pPr>
-        <w:jc w:val="both"/>
-        <w:rPr>
-          <w:lang w:eastAsia="hu-HU"/>
-        </w:rPr>
-      </w:pPr>
-    </w:p>
-    <w:p>
-      <w:pPr>
-        <w:jc w:val="both"/>
-        <w:rPr>
-          <w:lang w:eastAsia="hu-HU"/>
-        </w:rPr>
-      </w:pPr>
-    </w:p>
-    <w:p>
-      <w:pPr>
-        <w:jc w:val="both"/>
-        <w:rPr>
-          <w:lang w:eastAsia="hu-HU"/>
-        </w:rPr>
-      </w:pPr>
-    </w:p>
-    <w:p>
-      <w:pPr>
-        <w:jc w:val="center"/>
-        <w:rPr>
-          <w:sz w:val="28"/>
-          <w:szCs w:val="28"/>
-        </w:rPr>
-      </w:pPr>
-      <w:r>
-        <w:rPr>
-          <w:noProof/>
-        </w:rPr>
         <w:drawing>
           <wp:inline distT="0" distB="0" distL="0" distR="0" wp14:anchorId="526F499E" wp14:editId="00D1F950">
             <wp:extent cx="2819400" cy="1585913"/>
@@ -2922,45 +4101,13 @@
     </w:p>
     <w:p>
       <w:pPr>
-        <w:jc w:val="both"/>
-        <w:rPr>
-          <w:b/>
-          <w:sz w:val="36"/>
-          <w:szCs w:val="36"/>
-        </w:rPr>
-      </w:pPr>
-      <w:r>
-        <w:rPr>
-          <w:b/>
-          <w:sz w:val="36"/>
-          <w:szCs w:val="36"/>
-        </w:rPr>
-        <w:t>1</w:t>
-      </w:r>
-      <w:r>
-        <w:rPr>
-          <w:b/>
-          <w:sz w:val="36"/>
-          <w:szCs w:val="36"/>
-        </w:rPr>
-        <w:t>.</w:t>
-      </w:r>
-      <w:r>
-        <w:rPr>
-          <w:b/>
-          <w:sz w:val="36"/>
-          <w:szCs w:val="36"/>
-        </w:rPr>
-        <w:t>7</w:t>
-      </w:r>
-      <w:r>
-        <w:rPr>
-          <w:b/>
-          <w:sz w:val="36"/>
-          <w:szCs w:val="36"/>
-        </w:rPr>
-        <w:t xml:space="preserve"> React.js</w:t>
-      </w:r>
+        <w:pStyle w:val="Cmsor2"/>
+      </w:pPr>
+      <w:bookmarkStart w:id="8" w:name="_Toc193711067"/>
+      <w:r>
+        <w:t>React.js</w:t>
+      </w:r>
+      <w:bookmarkEnd w:id="8"/>
     </w:p>
     <w:p>
       <w:pPr>
@@ -3050,6 +4197,10 @@
     <w:p>
       <w:pPr>
         <w:jc w:val="both"/>
+        <w:rPr>
+          <w:sz w:val="28"/>
+          <w:szCs w:val="28"/>
+        </w:rPr>
       </w:pPr>
     </w:p>
     <w:p>
@@ -3063,71 +4214,17 @@
     </w:p>
     <w:p>
       <w:pPr>
-        <w:jc w:val="both"/>
-        <w:rPr>
-          <w:sz w:val="28"/>
-          <w:szCs w:val="28"/>
-        </w:rPr>
-      </w:pPr>
-    </w:p>
-    <w:p>
-      <w:pPr>
-        <w:jc w:val="both"/>
-        <w:rPr>
-          <w:b/>
-          <w:sz w:val="36"/>
-          <w:szCs w:val="36"/>
-        </w:rPr>
-      </w:pPr>
-      <w:r>
-        <w:rPr>
-          <w:b/>
-          <w:sz w:val="36"/>
-          <w:szCs w:val="36"/>
-        </w:rPr>
-        <w:t>1</w:t>
-      </w:r>
-      <w:r>
-        <w:rPr>
-          <w:b/>
-          <w:sz w:val="36"/>
-          <w:szCs w:val="36"/>
-        </w:rPr>
-        <w:t>.</w:t>
-      </w:r>
-      <w:r>
-        <w:rPr>
-          <w:b/>
-          <w:sz w:val="36"/>
-          <w:szCs w:val="36"/>
-        </w:rPr>
-        <w:t>8</w:t>
-      </w:r>
-      <w:r>
-        <w:rPr>
-          <w:b/>
-          <w:sz w:val="36"/>
-          <w:szCs w:val="36"/>
-        </w:rPr>
-        <w:t xml:space="preserve"> </w:t>
-      </w:r>
-      <w:r>
-        <w:rPr>
-          <w:b/>
-          <w:sz w:val="36"/>
-          <w:szCs w:val="36"/>
-        </w:rPr>
+        <w:pStyle w:val="Cmsor2"/>
+      </w:pPr>
+      <w:bookmarkStart w:id="9" w:name="_Toc193711068"/>
+      <w:r>
         <w:t xml:space="preserve">ASP.NET Web </w:t>
       </w:r>
       <w:proofErr w:type="spellStart"/>
       <w:r>
-        <w:rPr>
-          <w:b/>
-          <w:sz w:val="36"/>
-          <w:szCs w:val="36"/>
-        </w:rPr>
         <w:t>Api</w:t>
       </w:r>
+      <w:bookmarkEnd w:id="9"/>
       <w:proofErr w:type="spellEnd"/>
     </w:p>
     <w:p>
@@ -3175,23 +4272,7 @@
           <w:sz w:val="28"/>
           <w:szCs w:val="28"/>
         </w:rPr>
-        <w:t xml:space="preserve"> API-k fejlesztését. A Web API segítségével egyszerűen hozhatsz létre HTTP-alapú szolgáltatásokat, amelyek JSON vagy XML formátumban küldenek és fogadnak adatokat. A C# erejét kihasználva könnyen </w:t>
-      </w:r>
-      <w:proofErr w:type="spellStart"/>
-      <w:r>
-        <w:rPr>
-          <w:sz w:val="28"/>
-          <w:szCs w:val="28"/>
-        </w:rPr>
-        <w:t>írhatóak</w:t>
-      </w:r>
-      <w:proofErr w:type="spellEnd"/>
-      <w:r>
-        <w:rPr>
-          <w:sz w:val="28"/>
-          <w:szCs w:val="28"/>
-        </w:rPr>
-        <w:t xml:space="preserve"> a logika, a kontroller osztályok, és az útvonaltérkép, amelyek meghatározzák, hogyan kezelje az alkalmazás a beérkező kéréseket.</w:t>
+        <w:t xml:space="preserve"> API-k fejlesztését. A Web API segítségével egyszerűen hozhatsz létre HTTP-alapú szolgáltatásokat, amelyek JSON vagy XML formátumban küldenek és fogadnak adatokat. A C# erejét kihasználva könnyen írhatóak a logika, a kontroller osztályok, és az útvonaltérkép, amelyek meghatározzák, hogyan kezelje az alkalmazás a beérkező kéréseket.</w:t>
       </w:r>
     </w:p>
     <w:p>
@@ -3226,6 +4307,7 @@
           <w:sz w:val="28"/>
           <w:szCs w:val="28"/>
         </w:rPr>
+        <w:lastRenderedPageBreak/>
         <w:drawing>
           <wp:inline distT="0" distB="0" distL="0" distR="0" wp14:anchorId="1D9D5D47" wp14:editId="37538335">
             <wp:extent cx="1485900" cy="1485900"/>
@@ -3275,22 +4357,108 @@
     </w:p>
     <w:p>
       <w:pPr>
+        <w:pStyle w:val="Cmsor2"/>
+      </w:pPr>
+      <w:bookmarkStart w:id="10" w:name="_Toc193711069"/>
+      <w:r>
+        <w:t>HTML</w:t>
+      </w:r>
+      <w:bookmarkEnd w:id="10"/>
+    </w:p>
+    <w:p>
+      <w:pPr>
         <w:jc w:val="both"/>
         <w:rPr>
-          <w:b/>
-          <w:bCs/>
-          <w:sz w:val="36"/>
-          <w:szCs w:val="36"/>
-        </w:rPr>
-      </w:pPr>
-      <w:r>
-        <w:rPr>
-          <w:b/>
-          <w:bCs/>
-          <w:sz w:val="36"/>
-          <w:szCs w:val="36"/>
-        </w:rPr>
-        <w:t>1.9 HTML</w:t>
+          <w:sz w:val="28"/>
+          <w:szCs w:val="28"/>
+        </w:rPr>
+      </w:pPr>
+      <w:r>
+        <w:rPr>
+          <w:sz w:val="28"/>
+          <w:szCs w:val="28"/>
+        </w:rPr>
+        <w:t>A HTML (</w:t>
+      </w:r>
+      <w:proofErr w:type="spellStart"/>
+      <w:r>
+        <w:rPr>
+          <w:sz w:val="28"/>
+          <w:szCs w:val="28"/>
+        </w:rPr>
+        <w:t>HyperText</w:t>
+      </w:r>
+      <w:proofErr w:type="spellEnd"/>
+      <w:r>
+        <w:rPr>
+          <w:sz w:val="28"/>
+          <w:szCs w:val="28"/>
+        </w:rPr>
+        <w:t xml:space="preserve"> </w:t>
+      </w:r>
+      <w:proofErr w:type="spellStart"/>
+      <w:r>
+        <w:rPr>
+          <w:sz w:val="28"/>
+          <w:szCs w:val="28"/>
+        </w:rPr>
+        <w:t>Markup</w:t>
+      </w:r>
+      <w:proofErr w:type="spellEnd"/>
+      <w:r>
+        <w:rPr>
+          <w:sz w:val="28"/>
+          <w:szCs w:val="28"/>
+        </w:rPr>
+        <w:t xml:space="preserve"> </w:t>
+      </w:r>
+      <w:proofErr w:type="spellStart"/>
+      <w:r>
+        <w:rPr>
+          <w:sz w:val="28"/>
+          <w:szCs w:val="28"/>
+        </w:rPr>
+        <w:t>Language</w:t>
+      </w:r>
+      <w:proofErr w:type="spellEnd"/>
+      <w:r>
+        <w:rPr>
+          <w:sz w:val="28"/>
+          <w:szCs w:val="28"/>
+        </w:rPr>
+        <w:t xml:space="preserve">) a weboldalak szerkezetét és tartalmát meghatározó jelölőnyelv, amely tagekből épül fel. Hierarchikus felépítésű, a dokumentum </w:t>
+      </w:r>
+      <w:proofErr w:type="spellStart"/>
+      <w:r>
+        <w:rPr>
+          <w:sz w:val="28"/>
+          <w:szCs w:val="28"/>
+        </w:rPr>
+        <w:t>metaadatokat</w:t>
+      </w:r>
+      <w:proofErr w:type="spellEnd"/>
+      <w:r>
+        <w:rPr>
+          <w:sz w:val="28"/>
+          <w:szCs w:val="28"/>
+        </w:rPr>
+        <w:t xml:space="preserve"> és vizuális elemeket is tartalmaz. A HTML5 új szerkezeti elemeket, natív multimédiás támogatást és fejlettebb űrlapkezelést biztosít. </w:t>
+      </w:r>
+      <w:proofErr w:type="spellStart"/>
+      <w:r>
+        <w:rPr>
+          <w:sz w:val="28"/>
+          <w:szCs w:val="28"/>
+        </w:rPr>
+        <w:t>Reszponzivitása</w:t>
+      </w:r>
+      <w:proofErr w:type="spellEnd"/>
+      <w:r>
+        <w:rPr>
+          <w:sz w:val="28"/>
+          <w:szCs w:val="28"/>
+        </w:rPr>
+        <w:t xml:space="preserve"> CSS és JavaScript segítségével alakítható, lehetővé téve az interaktív és dinamikus weboldalak fejlesztését.</w:t>
       </w:r>
     </w:p>
     <w:p>
@@ -3301,109 +4469,6 @@
           <w:szCs w:val="28"/>
         </w:rPr>
       </w:pPr>
-      <w:r>
-        <w:rPr>
-          <w:sz w:val="28"/>
-          <w:szCs w:val="28"/>
-        </w:rPr>
-        <w:t>A HTML (</w:t>
-      </w:r>
-      <w:proofErr w:type="spellStart"/>
-      <w:r>
-        <w:rPr>
-          <w:sz w:val="28"/>
-          <w:szCs w:val="28"/>
-        </w:rPr>
-        <w:t>HyperText</w:t>
-      </w:r>
-      <w:proofErr w:type="spellEnd"/>
-      <w:r>
-        <w:rPr>
-          <w:sz w:val="28"/>
-          <w:szCs w:val="28"/>
-        </w:rPr>
-        <w:t xml:space="preserve"> </w:t>
-      </w:r>
-      <w:proofErr w:type="spellStart"/>
-      <w:r>
-        <w:rPr>
-          <w:sz w:val="28"/>
-          <w:szCs w:val="28"/>
-        </w:rPr>
-        <w:t>Markup</w:t>
-      </w:r>
-      <w:proofErr w:type="spellEnd"/>
-      <w:r>
-        <w:rPr>
-          <w:sz w:val="28"/>
-          <w:szCs w:val="28"/>
-        </w:rPr>
-        <w:t xml:space="preserve"> </w:t>
-      </w:r>
-      <w:proofErr w:type="spellStart"/>
-      <w:r>
-        <w:rPr>
-          <w:sz w:val="28"/>
-          <w:szCs w:val="28"/>
-        </w:rPr>
-        <w:t>Language</w:t>
-      </w:r>
-      <w:proofErr w:type="spellEnd"/>
-      <w:r>
-        <w:rPr>
-          <w:sz w:val="28"/>
-          <w:szCs w:val="28"/>
-        </w:rPr>
-        <w:t xml:space="preserve">) a weboldalak szerkezetét és tartalmát meghatározó jelölőnyelv, amely </w:t>
-      </w:r>
-      <w:proofErr w:type="spellStart"/>
-      <w:r>
-        <w:rPr>
-          <w:sz w:val="28"/>
-          <w:szCs w:val="28"/>
-        </w:rPr>
-        <w:t>tagekből</w:t>
-      </w:r>
-      <w:proofErr w:type="spellEnd"/>
-      <w:r>
-        <w:rPr>
-          <w:sz w:val="28"/>
-          <w:szCs w:val="28"/>
-        </w:rPr>
-        <w:t xml:space="preserve"> épül fel. Hierarchikus felépítésű, a dokumentum </w:t>
-      </w:r>
-      <w:proofErr w:type="spellStart"/>
-      <w:r>
-        <w:rPr>
-          <w:sz w:val="28"/>
-          <w:szCs w:val="28"/>
-        </w:rPr>
-        <w:t>metaadatokat</w:t>
-      </w:r>
-      <w:proofErr w:type="spellEnd"/>
-      <w:r>
-        <w:rPr>
-          <w:sz w:val="28"/>
-          <w:szCs w:val="28"/>
-        </w:rPr>
-        <w:t xml:space="preserve"> és vizuális elemeket is tartalmaz. A HTML5 új szerkezeti elemeket, natív multimédiás támogatást és fejlettebb űrlapkezelést biztosít. </w:t>
-      </w:r>
-      <w:proofErr w:type="spellStart"/>
-      <w:r>
-        <w:rPr>
-          <w:sz w:val="28"/>
-          <w:szCs w:val="28"/>
-        </w:rPr>
-        <w:t>Reszponzivitása</w:t>
-      </w:r>
-      <w:proofErr w:type="spellEnd"/>
-      <w:r>
-        <w:rPr>
-          <w:sz w:val="28"/>
-          <w:szCs w:val="28"/>
-        </w:rPr>
-        <w:t xml:space="preserve"> CSS és JavaScript segítségével alakítható, lehetővé téve az interaktív és dinamikus weboldalak fejlesztését.</w:t>
-      </w:r>
     </w:p>
     <w:p>
       <w:pPr>
@@ -3434,15 +4499,6 @@
     </w:p>
     <w:p>
       <w:pPr>
-        <w:jc w:val="both"/>
-        <w:rPr>
-          <w:sz w:val="28"/>
-          <w:szCs w:val="28"/>
-        </w:rPr>
-      </w:pPr>
-    </w:p>
-    <w:p>
-      <w:pPr>
         <w:jc w:val="center"/>
         <w:rPr>
           <w:sz w:val="28"/>
@@ -3455,7 +4511,6 @@
           <w:sz w:val="28"/>
           <w:szCs w:val="28"/>
         </w:rPr>
-        <w:lastRenderedPageBreak/>
         <w:drawing>
           <wp:inline distT="0" distB="0" distL="0" distR="0" wp14:anchorId="10E32E85" wp14:editId="3F7433DF">
             <wp:extent cx="2857500" cy="1600200"/>
@@ -3505,23 +4560,13 @@
     </w:p>
     <w:p>
       <w:pPr>
-        <w:jc w:val="both"/>
-        <w:rPr>
-          <w:b/>
-          <w:bCs/>
-          <w:sz w:val="36"/>
-          <w:szCs w:val="36"/>
-        </w:rPr>
-      </w:pPr>
-      <w:r>
-        <w:rPr>
-          <w:b/>
-          <w:bCs/>
-          <w:sz w:val="36"/>
-          <w:szCs w:val="36"/>
-        </w:rPr>
-        <w:t>1.10 CSS</w:t>
-      </w:r>
+        <w:pStyle w:val="Cmsor2"/>
+      </w:pPr>
+      <w:bookmarkStart w:id="11" w:name="_Toc193711070"/>
+      <w:r>
+        <w:t>CSS</w:t>
+      </w:r>
+      <w:bookmarkEnd w:id="11"/>
     </w:p>
     <w:p>
       <w:pPr>
@@ -3674,39 +4719,20 @@
     </w:p>
     <w:p>
       <w:pPr>
+        <w:pStyle w:val="Cmsor2"/>
+      </w:pPr>
+      <w:bookmarkStart w:id="12" w:name="_Toc193711071"/>
+      <w:proofErr w:type="spellStart"/>
+      <w:r>
+        <w:t>Javascript</w:t>
+      </w:r>
+      <w:bookmarkEnd w:id="12"/>
+      <w:proofErr w:type="spellEnd"/>
+    </w:p>
+    <w:p>
+      <w:pPr>
         <w:jc w:val="both"/>
         <w:rPr>
-          <w:b/>
-          <w:bCs/>
-          <w:sz w:val="36"/>
-          <w:szCs w:val="36"/>
-        </w:rPr>
-      </w:pPr>
-      <w:r>
-        <w:rPr>
-          <w:b/>
-          <w:bCs/>
-          <w:sz w:val="36"/>
-          <w:szCs w:val="36"/>
-        </w:rPr>
-        <w:t xml:space="preserve">1.11 </w:t>
-      </w:r>
-      <w:proofErr w:type="spellStart"/>
-      <w:r>
-        <w:rPr>
-          <w:b/>
-          <w:bCs/>
-          <w:sz w:val="36"/>
-          <w:szCs w:val="36"/>
-        </w:rPr>
-        <w:t>Javascript</w:t>
-      </w:r>
-      <w:proofErr w:type="spellEnd"/>
-    </w:p>
-    <w:p>
-      <w:pPr>
-        <w:jc w:val="both"/>
-        <w:rPr>
           <w:sz w:val="28"/>
           <w:szCs w:val="28"/>
         </w:rPr>
@@ -3718,44 +4744,6 @@
         </w:rPr>
         <w:t>A JavaScript egy dinamikus, magas szintű programozási nyelv, amely interaktivitást és funkcionalitást ad a weboldalakhoz. Képes DOM-manipulációra, eseménykezelésre, animációkra és aszinkron műveletekre. Böngészőkben natívan fut, de Node.js segítségével szerveroldalon is használható. A modern JavaScript támogatja az ES6+ szintaxist, modulkezelést és API-integrációkat, megkönnyítve a reszponzív és dinamikus webalkalmazások fejlesztését.</w:t>
       </w:r>
-    </w:p>
-    <w:p>
-      <w:pPr>
-        <w:jc w:val="both"/>
-        <w:rPr>
-          <w:sz w:val="28"/>
-          <w:szCs w:val="28"/>
-        </w:rPr>
-      </w:pPr>
-    </w:p>
-    <w:p>
-      <w:pPr>
-        <w:jc w:val="both"/>
-        <w:rPr>
-          <w:sz w:val="28"/>
-          <w:szCs w:val="28"/>
-        </w:rPr>
-      </w:pPr>
-    </w:p>
-    <w:p>
-      <w:pPr>
-        <w:jc w:val="both"/>
-        <w:rPr>
-          <w:sz w:val="28"/>
-          <w:szCs w:val="28"/>
-        </w:rPr>
-      </w:pPr>
-    </w:p>
-    <w:p>
-      <w:pPr>
-        <w:jc w:val="both"/>
-        <w:rPr>
-          <w:b/>
-          <w:bCs/>
-          <w:sz w:val="36"/>
-          <w:szCs w:val="36"/>
-        </w:rPr>
-      </w:pPr>
     </w:p>
     <w:p>
       <w:pPr>
@@ -3824,33 +4812,14 @@
     </w:p>
     <w:p>
       <w:pPr>
-        <w:jc w:val="both"/>
-        <w:rPr>
-          <w:b/>
-          <w:bCs/>
-          <w:sz w:val="36"/>
-          <w:szCs w:val="36"/>
-        </w:rPr>
-      </w:pPr>
-      <w:r>
-        <w:rPr>
-          <w:b/>
-          <w:bCs/>
-          <w:sz w:val="36"/>
-          <w:szCs w:val="36"/>
-        </w:rPr>
-        <w:t xml:space="preserve">1.12 </w:t>
-      </w:r>
+        <w:pStyle w:val="Cmsor2"/>
+      </w:pPr>
+      <w:bookmarkStart w:id="13" w:name="_Toc193711072"/>
       <w:proofErr w:type="spellStart"/>
       <w:r>
-        <w:rPr>
-          <w:b/>
-          <w:bCs/>
-          <w:sz w:val="36"/>
-          <w:szCs w:val="36"/>
-        </w:rPr>
         <w:t>Bootstrap</w:t>
       </w:r>
+      <w:bookmarkEnd w:id="13"/>
       <w:proofErr w:type="spellEnd"/>
     </w:p>
     <w:p>
@@ -3981,40 +4950,28 @@
     </w:p>
     <w:p>
       <w:pPr>
+        <w:pStyle w:val="Cmsor2"/>
+      </w:pPr>
+      <w:bookmarkStart w:id="14" w:name="_Toc193711073"/>
+      <w:r>
+        <w:t>C#</w:t>
+      </w:r>
+      <w:bookmarkEnd w:id="14"/>
+    </w:p>
+    <w:p>
+      <w:pPr>
         <w:jc w:val="both"/>
         <w:rPr>
-          <w:b/>
-          <w:bCs/>
-          <w:sz w:val="36"/>
-          <w:szCs w:val="36"/>
-        </w:rPr>
-      </w:pPr>
-      <w:r>
-        <w:rPr>
-          <w:b/>
-          <w:bCs/>
-          <w:sz w:val="36"/>
-          <w:szCs w:val="36"/>
-        </w:rPr>
-        <w:t>1.1</w:t>
-      </w:r>
-      <w:r>
-        <w:rPr>
-          <w:b/>
-          <w:bCs/>
-          <w:sz w:val="36"/>
-          <w:szCs w:val="36"/>
-        </w:rPr>
-        <w:t>3</w:t>
-      </w:r>
-      <w:r>
-        <w:rPr>
-          <w:b/>
-          <w:bCs/>
-          <w:sz w:val="36"/>
-          <w:szCs w:val="36"/>
-        </w:rPr>
-        <w:t xml:space="preserve"> C#</w:t>
+          <w:sz w:val="28"/>
+          <w:szCs w:val="28"/>
+        </w:rPr>
+      </w:pPr>
+      <w:r>
+        <w:rPr>
+          <w:sz w:val="28"/>
+          <w:szCs w:val="28"/>
+        </w:rPr>
+        <w:t>A C# egy objektumorientált, típusosan erős programozási nyelv, amelyet a Microsoft fejlesztett ki. Főként .NET környezetben használják asztali, webes és mobilalkalmazások fejlesztésére. Támogatja az öröklődést, polimorfizmust, aszinkron programozást és LINQ-alapú adatkezelést. Modern szintaxisa és gazdag standard könyvtára megkönnyíti a hatékony és biztonságos alkalmazásfejlesztést.</w:t>
       </w:r>
     </w:p>
     <w:p>
@@ -4025,13 +4982,6 @@
           <w:szCs w:val="28"/>
         </w:rPr>
       </w:pPr>
-      <w:r>
-        <w:rPr>
-          <w:sz w:val="28"/>
-          <w:szCs w:val="28"/>
-        </w:rPr>
-        <w:t>A C# egy objektumorientált, típusosan erős programozási nyelv, amelyet a Microsoft fejlesztett ki. Főként .NET környezetben használják asztali, webes és mobilalkalmazások fejlesztésére. Támogatja az öröklődést, polimorfizmust, aszinkron programozást és LINQ-alapú adatkezelést. Modern szintaxisa és gazdag standard könyvtára megkönnyíti a hatékony és biztonságos alkalmazásfejlesztést.</w:t>
-      </w:r>
     </w:p>
     <w:p>
       <w:pPr>
@@ -4044,12 +4994,13 @@
     </w:p>
     <w:p>
       <w:pPr>
-        <w:jc w:val="both"/>
-        <w:rPr>
-          <w:sz w:val="28"/>
-          <w:szCs w:val="28"/>
-        </w:rPr>
-      </w:pPr>
+        <w:pStyle w:val="Cmsor1"/>
+      </w:pPr>
+      <w:bookmarkStart w:id="15" w:name="_Toc193711074"/>
+      <w:r>
+        <w:t>Felhasználói dokumentáció</w:t>
+      </w:r>
+      <w:bookmarkEnd w:id="15"/>
     </w:p>
     <w:p>
       <w:pPr>
@@ -4060,24 +5011,38 @@
           <w:szCs w:val="52"/>
         </w:rPr>
       </w:pPr>
-      <w:r>
-        <w:rPr>
-          <w:b/>
-          <w:sz w:val="52"/>
-          <w:szCs w:val="52"/>
-        </w:rPr>
-        <w:t>Felhasználói dokumentáció</w:t>
-      </w:r>
-    </w:p>
-    <w:p>
-      <w:pPr>
-        <w:jc w:val="center"/>
-        <w:rPr>
-          <w:b/>
-          <w:sz w:val="52"/>
-          <w:szCs w:val="52"/>
-        </w:rPr>
-      </w:pPr>
+    </w:p>
+    <w:p>
+      <w:pPr>
+        <w:pStyle w:val="Cmsor2"/>
+      </w:pPr>
+      <w:bookmarkStart w:id="16" w:name="_Toc193711075"/>
+      <w:r>
+        <w:t>Főoldal</w:t>
+      </w:r>
+      <w:bookmarkEnd w:id="16"/>
+    </w:p>
+    <w:p>
+      <w:pPr>
+        <w:rPr>
+          <w:sz w:val="28"/>
+          <w:szCs w:val="28"/>
+        </w:rPr>
+      </w:pPr>
+      <w:r>
+        <w:rPr>
+          <w:sz w:val="28"/>
+          <w:szCs w:val="28"/>
+        </w:rPr>
+        <w:t>A főoldalunkon lehetősége van a felhasználóinknak a bejelentkezése, vagy amennyiben nincsen fiókjuk, a regisztrációra.</w:t>
+      </w:r>
+      <w:r>
+        <w:rPr>
+          <w:sz w:val="28"/>
+          <w:szCs w:val="28"/>
+        </w:rPr>
+        <w:t xml:space="preserve"> Bejelentkezést követően válnak elérhetővé további menüpontjaink.</w:t>
+      </w:r>
     </w:p>
     <w:p>
       <w:pPr>
@@ -4090,48 +5055,11 @@
       <w:r>
         <w:rPr>
           <w:b/>
+          <w:noProof/>
           <w:sz w:val="36"/>
           <w:szCs w:val="36"/>
         </w:rPr>
-        <w:t>Főoldal</w:t>
-      </w:r>
-    </w:p>
-    <w:p>
-      <w:pPr>
-        <w:rPr>
-          <w:sz w:val="28"/>
-          <w:szCs w:val="28"/>
-        </w:rPr>
-      </w:pPr>
-      <w:r>
-        <w:rPr>
-          <w:sz w:val="28"/>
-          <w:szCs w:val="28"/>
-        </w:rPr>
-        <w:t>A főoldalunkon lehetősége van a felhasználóinknak a bejelentkezése, vagy amennyiben nincsen fiókjuk, a regisztrációra.</w:t>
-      </w:r>
-      <w:r>
-        <w:rPr>
-          <w:sz w:val="28"/>
-          <w:szCs w:val="28"/>
-        </w:rPr>
-        <w:t xml:space="preserve"> Bejelentkezést követően válnak elérhetővé további menüpontjaink.</w:t>
-      </w:r>
-    </w:p>
-    <w:p>
-      <w:pPr>
-        <w:rPr>
-          <w:b/>
-          <w:sz w:val="36"/>
-          <w:szCs w:val="36"/>
-        </w:rPr>
-      </w:pPr>
-      <w:r>
-        <w:rPr>
-          <w:b/>
-          <w:sz w:val="36"/>
-          <w:szCs w:val="36"/>
-        </w:rPr>
+        <w:lastRenderedPageBreak/>
         <w:drawing>
           <wp:inline distT="0" distB="0" distL="0" distR="0" wp14:anchorId="307300A0" wp14:editId="6CADBB04">
             <wp:extent cx="5760720" cy="2919095"/>
@@ -4171,13 +5099,14 @@
       <w:r>
         <w:rPr>
           <w:b/>
+          <w:noProof/>
           <w:sz w:val="36"/>
           <w:szCs w:val="36"/>
         </w:rPr>
         <w:drawing>
-          <wp:inline distT="0" distB="0" distL="0" distR="0" wp14:anchorId="6EC3E5D2" wp14:editId="020BC5E7">
-            <wp:extent cx="2762143" cy="1402080"/>
-            <wp:effectExtent l="0" t="0" r="635" b="7620"/>
+          <wp:inline distT="0" distB="0" distL="0" distR="0" wp14:anchorId="6EC3E5D2" wp14:editId="6BC2095F">
+            <wp:extent cx="2833448" cy="1438275"/>
+            <wp:effectExtent l="0" t="0" r="5080" b="0"/>
             <wp:docPr id="5" name="Kép 5"/>
             <wp:cNvGraphicFramePr>
               <a:graphicFrameLocks xmlns:a="http://schemas.openxmlformats.org/drawingml/2006/main" noChangeAspect="1"/>
@@ -4198,7 +5127,7 @@
                   <pic:spPr>
                     <a:xfrm>
                       <a:off x="0" y="0"/>
-                      <a:ext cx="2777912" cy="1410084"/>
+                      <a:ext cx="2850247" cy="1446803"/>
                     </a:xfrm>
                     <a:prstGeom prst="rect">
                       <a:avLst/>
@@ -4213,6 +5142,7 @@
       <w:r>
         <w:rPr>
           <w:b/>
+          <w:noProof/>
           <w:sz w:val="36"/>
           <w:szCs w:val="36"/>
         </w:rPr>
@@ -4255,91 +5185,50 @@
     </w:p>
     <w:p>
       <w:pPr>
+        <w:pStyle w:val="Cmsor2"/>
+      </w:pPr>
+      <w:bookmarkStart w:id="17" w:name="_Toc193711076"/>
+      <w:r>
+        <w:t>Szolgáltatások oldal</w:t>
+      </w:r>
+      <w:bookmarkEnd w:id="17"/>
+    </w:p>
+    <w:p>
+      <w:pPr>
+        <w:rPr>
+          <w:sz w:val="28"/>
+          <w:szCs w:val="28"/>
+        </w:rPr>
+      </w:pPr>
+      <w:r>
+        <w:rPr>
+          <w:sz w:val="28"/>
+          <w:szCs w:val="28"/>
+        </w:rPr>
+        <w:t>Bejelentkezést követően a szolgáltatások oldalra navigál minket az oldal, ahol megnézhetjük az aktív szolgáltatásokat, amiben a szövegre, valamint kategóriákra való szűrés segít bennünket</w:t>
+      </w:r>
+    </w:p>
+    <w:p>
+      <w:pPr>
         <w:rPr>
           <w:b/>
           <w:sz w:val="36"/>
           <w:szCs w:val="36"/>
         </w:rPr>
       </w:pPr>
-    </w:p>
-    <w:p>
-      <w:pPr>
+      <w:r>
         <w:rPr>
           <w:b/>
           <w:sz w:val="36"/>
           <w:szCs w:val="36"/>
         </w:rPr>
-      </w:pPr>
-    </w:p>
-    <w:p>
-      <w:pPr>
+        <w:lastRenderedPageBreak/>
+        <w:br/>
+      </w:r>
+      <w:r>
         <w:rPr>
           <w:b/>
-          <w:sz w:val="36"/>
-          <w:szCs w:val="36"/>
-        </w:rPr>
-      </w:pPr>
-    </w:p>
-    <w:p>
-      <w:pPr>
-        <w:rPr>
-          <w:b/>
-          <w:sz w:val="36"/>
-          <w:szCs w:val="36"/>
-        </w:rPr>
-      </w:pPr>
-    </w:p>
-    <w:p>
-      <w:pPr>
-        <w:rPr>
-          <w:b/>
-          <w:sz w:val="36"/>
-          <w:szCs w:val="36"/>
-        </w:rPr>
-      </w:pPr>
-      <w:r>
-        <w:rPr>
-          <w:b/>
-          <w:sz w:val="36"/>
-          <w:szCs w:val="36"/>
-        </w:rPr>
-        <w:t>Szolgáltatások oldal</w:t>
-      </w:r>
-    </w:p>
-    <w:p>
-      <w:pPr>
-        <w:rPr>
-          <w:sz w:val="28"/>
-          <w:szCs w:val="28"/>
-        </w:rPr>
-      </w:pPr>
-      <w:r>
-        <w:rPr>
-          <w:sz w:val="28"/>
-          <w:szCs w:val="28"/>
-        </w:rPr>
-        <w:t>Bejelentkezést követően a szolgáltatások oldalra navigál minket az oldal, ahol megnézhetjük az aktív szolgáltatásokat, amiben a szövegre, valamint kategóriákra való szűrés segít bennünket</w:t>
-      </w:r>
-    </w:p>
-    <w:p>
-      <w:pPr>
-        <w:rPr>
-          <w:b/>
-          <w:sz w:val="36"/>
-          <w:szCs w:val="36"/>
-        </w:rPr>
-      </w:pPr>
-      <w:r>
-        <w:rPr>
-          <w:b/>
-          <w:sz w:val="36"/>
-          <w:szCs w:val="36"/>
-        </w:rPr>
-        <w:br/>
-      </w:r>
-      <w:r>
-        <w:rPr>
-          <w:b/>
+          <w:noProof/>
           <w:sz w:val="36"/>
           <w:szCs w:val="36"/>
         </w:rPr>
@@ -4391,6 +5280,31 @@
     </w:p>
     <w:p>
       <w:pPr>
+        <w:pStyle w:val="Cmsor2"/>
+      </w:pPr>
+      <w:bookmarkStart w:id="18" w:name="_Toc193711077"/>
+      <w:r>
+        <w:t>Szolgáltatás létrehozása</w:t>
+      </w:r>
+      <w:bookmarkEnd w:id="18"/>
+    </w:p>
+    <w:p>
+      <w:pPr>
+        <w:rPr>
+          <w:sz w:val="28"/>
+          <w:szCs w:val="28"/>
+        </w:rPr>
+      </w:pPr>
+      <w:r>
+        <w:rPr>
+          <w:sz w:val="28"/>
+          <w:szCs w:val="28"/>
+        </w:rPr>
+        <w:t>Ezen azoldalon van lehetőségünk új szolgáltatások posztolására.</w:t>
+      </w:r>
+    </w:p>
+    <w:p>
+      <w:pPr>
         <w:rPr>
           <w:b/>
           <w:sz w:val="36"/>
@@ -4400,47 +5314,15 @@
       <w:r>
         <w:rPr>
           <w:b/>
+          <w:noProof/>
           <w:sz w:val="36"/>
           <w:szCs w:val="36"/>
         </w:rPr>
-        <w:t>Szolgáltatás létrehozása</w:t>
-      </w:r>
-    </w:p>
-    <w:p>
-      <w:pPr>
-        <w:rPr>
-          <w:sz w:val="28"/>
-          <w:szCs w:val="28"/>
-        </w:rPr>
-      </w:pPr>
-      <w:r>
-        <w:rPr>
-          <w:sz w:val="28"/>
-          <w:szCs w:val="28"/>
-        </w:rPr>
-        <w:t>Ezen azoldalon van lehetőségünk új szolgáltatások posztolására.</w:t>
-      </w:r>
-    </w:p>
-    <w:p>
-      <w:pPr>
-        <w:rPr>
-          <w:b/>
-          <w:sz w:val="36"/>
-          <w:szCs w:val="36"/>
-        </w:rPr>
-      </w:pPr>
-      <w:r>
-        <w:rPr>
-          <w:b/>
-          <w:sz w:val="36"/>
-          <w:szCs w:val="36"/>
-        </w:rPr>
-        <w:lastRenderedPageBreak/>
         <w:drawing>
-          <wp:inline distT="0" distB="0" distL="0" distR="0" wp14:anchorId="2F8F8680" wp14:editId="4A373DC1">
+          <wp:inline distT="0" distB="0" distL="0" distR="0" wp14:anchorId="14B1284A" wp14:editId="0104F641">
             <wp:extent cx="5760720" cy="2925445"/>
             <wp:effectExtent l="0" t="0" r="0" b="8255"/>
-            <wp:docPr id="9" name="Kép 9"/>
+            <wp:docPr id="9" name="Kép 9" descr="A képen szöveg, képernyőkép, szoftver, Számítógépes ikon látható&#10;&#10;Előfordulhat, hogy a mesterséges intelligencia által létrehozott tartalom helytelen."/>
             <wp:cNvGraphicFramePr>
               <a:graphicFrameLocks xmlns:a="http://schemas.openxmlformats.org/drawingml/2006/main" noChangeAspect="1"/>
             </wp:cNvGraphicFramePr>
@@ -4448,7 +5330,7 @@
               <a:graphicData uri="http://schemas.openxmlformats.org/drawingml/2006/picture">
                 <pic:pic xmlns:pic="http://schemas.openxmlformats.org/drawingml/2006/picture">
                   <pic:nvPicPr>
-                    <pic:cNvPr id="1" name=""/>
+                    <pic:cNvPr id="9" name="Kép 9" descr="A képen szöveg, képernyőkép, szoftver, Számítógépes ikon látható&#10;&#10;Előfordulhat, hogy a mesterséges intelligencia által létrehozott tartalom helytelen."/>
                     <pic:cNvPicPr/>
                   </pic:nvPicPr>
                   <pic:blipFill>
@@ -4490,24 +5372,491 @@
           <w:szCs w:val="36"/>
         </w:rPr>
       </w:pPr>
-      <w:r>
+    </w:p>
+    <w:p>
+      <w:pPr>
+        <w:pStyle w:val="Cmsor2"/>
+      </w:pPr>
+      <w:bookmarkStart w:id="19" w:name="_Toc193711078"/>
+      <w:r>
+        <w:lastRenderedPageBreak/>
+        <w:t>Profil oldal</w:t>
+      </w:r>
+      <w:bookmarkEnd w:id="19"/>
+    </w:p>
+    <w:p>
+      <w:pPr>
+        <w:rPr>
+          <w:bCs/>
+          <w:sz w:val="28"/>
+          <w:szCs w:val="28"/>
+        </w:rPr>
+      </w:pPr>
+      <w:r>
+        <w:rPr>
+          <w:bCs/>
+          <w:sz w:val="28"/>
+          <w:szCs w:val="28"/>
+        </w:rPr>
+        <w:t>Ezen az oldalon lehetősége nyílik a felhasználóinknak szerkeszteni, vagy törölni a már korábban létrehozott szolgáltatásaikat.</w:t>
+      </w:r>
+      <w:r>
+        <w:rPr>
+          <w:bCs/>
+          <w:sz w:val="28"/>
+          <w:szCs w:val="28"/>
+        </w:rPr>
+        <w:t xml:space="preserve"> Későbbiekben további felhasználói beállításokkal bővíthető az oldal.</w:t>
+      </w:r>
+    </w:p>
+    <w:p>
+      <w:pPr>
+        <w:jc w:val="center"/>
+        <w:rPr>
+          <w:bCs/>
+          <w:sz w:val="36"/>
+          <w:szCs w:val="36"/>
+        </w:rPr>
+      </w:pPr>
+      <w:r>
+        <w:rPr>
+          <w:bCs/>
+          <w:sz w:val="36"/>
+          <w:szCs w:val="36"/>
+        </w:rPr>
+        <w:drawing>
+          <wp:inline distT="0" distB="0" distL="0" distR="0" wp14:anchorId="0BC074C9" wp14:editId="2A37564C">
+            <wp:extent cx="4914900" cy="2810140"/>
+            <wp:effectExtent l="0" t="0" r="0" b="9525"/>
+            <wp:docPr id="1242778243" name="Kép 1" descr="A képen szöveg, szoftver, Számítógépes ikon, Multimédiás szoftver látható&#10;&#10;Előfordulhat, hogy a mesterséges intelligencia által létrehozott tartalom helytelen."/>
+            <wp:cNvGraphicFramePr>
+              <a:graphicFrameLocks xmlns:a="http://schemas.openxmlformats.org/drawingml/2006/main" noChangeAspect="1"/>
+            </wp:cNvGraphicFramePr>
+            <a:graphic xmlns:a="http://schemas.openxmlformats.org/drawingml/2006/main">
+              <a:graphicData uri="http://schemas.openxmlformats.org/drawingml/2006/picture">
+                <pic:pic xmlns:pic="http://schemas.openxmlformats.org/drawingml/2006/picture">
+                  <pic:nvPicPr>
+                    <pic:cNvPr id="1242778243" name="Kép 1" descr="A képen szöveg, szoftver, Számítógépes ikon, Multimédiás szoftver látható&#10;&#10;Előfordulhat, hogy a mesterséges intelligencia által létrehozott tartalom helytelen."/>
+                    <pic:cNvPicPr/>
+                  </pic:nvPicPr>
+                  <pic:blipFill>
+                    <a:blip r:embed="rId29"/>
+                    <a:stretch>
+                      <a:fillRect/>
+                    </a:stretch>
+                  </pic:blipFill>
+                  <pic:spPr>
+                    <a:xfrm>
+                      <a:off x="0" y="0"/>
+                      <a:ext cx="4930293" cy="2818941"/>
+                    </a:xfrm>
+                    <a:prstGeom prst="rect">
+                      <a:avLst/>
+                    </a:prstGeom>
+                  </pic:spPr>
+                </pic:pic>
+              </a:graphicData>
+            </a:graphic>
+          </wp:inline>
+        </w:drawing>
+      </w:r>
+    </w:p>
+    <w:p>
+      <w:pPr>
+        <w:rPr>
+          <w:bCs/>
+          <w:sz w:val="36"/>
+          <w:szCs w:val="36"/>
+        </w:rPr>
+      </w:pPr>
+    </w:p>
+    <w:p>
+      <w:pPr>
+        <w:rPr>
+          <w:bCs/>
+          <w:sz w:val="36"/>
+          <w:szCs w:val="36"/>
+        </w:rPr>
+      </w:pPr>
+    </w:p>
+    <w:p>
+      <w:pPr>
+        <w:rPr>
+          <w:bCs/>
+          <w:sz w:val="28"/>
+          <w:szCs w:val="28"/>
+        </w:rPr>
+      </w:pPr>
+      <w:bookmarkStart w:id="20" w:name="_Toc193711079"/>
+      <w:r>
+        <w:rPr>
+          <w:rStyle w:val="Cmsor2Char"/>
+        </w:rPr>
+        <w:t>Szerkesztés</w:t>
+      </w:r>
+      <w:bookmarkEnd w:id="20"/>
+      <w:r>
+        <w:rPr>
+          <w:bCs/>
+          <w:sz w:val="36"/>
+          <w:szCs w:val="36"/>
+        </w:rPr>
+        <w:br/>
+      </w:r>
+      <w:r>
+        <w:rPr>
+          <w:bCs/>
+          <w:sz w:val="36"/>
+          <w:szCs w:val="36"/>
+        </w:rPr>
+        <w:br/>
+      </w:r>
+      <w:r>
+        <w:rPr>
+          <w:bCs/>
+          <w:sz w:val="28"/>
+          <w:szCs w:val="28"/>
+        </w:rPr>
+        <w:t xml:space="preserve">A profil oldalon található szolgáltatásokon keresztül idenavigálhatunk, ahol szerkeszthetjük a </w:t>
+      </w:r>
+      <w:proofErr w:type="spellStart"/>
+      <w:r>
+        <w:rPr>
+          <w:bCs/>
+          <w:sz w:val="28"/>
+          <w:szCs w:val="28"/>
+        </w:rPr>
+        <w:t>kiválaszott</w:t>
+      </w:r>
+      <w:proofErr w:type="spellEnd"/>
+      <w:r>
+        <w:rPr>
+          <w:bCs/>
+          <w:sz w:val="28"/>
+          <w:szCs w:val="28"/>
+        </w:rPr>
+        <w:t xml:space="preserve"> szolgáltatásunkat. A könnyebb átláthatóság érdekében a szövegdobozokba beleírjuk a jelenlegi szolgáltatás tartalmát, melyet kedvünkre módosíthatunk.</w:t>
+      </w:r>
+    </w:p>
+    <w:p>
+      <w:pPr>
+        <w:jc w:val="center"/>
+        <w:rPr>
+          <w:bCs/>
+          <w:sz w:val="36"/>
+          <w:szCs w:val="36"/>
+        </w:rPr>
+      </w:pPr>
+      <w:r>
+        <w:rPr>
+          <w:bCs/>
+          <w:sz w:val="36"/>
+          <w:szCs w:val="36"/>
+        </w:rPr>
+        <w:lastRenderedPageBreak/>
+        <w:drawing>
+          <wp:inline distT="0" distB="0" distL="0" distR="0" wp14:anchorId="684E6D87" wp14:editId="48A2F5E7">
+            <wp:extent cx="5234483" cy="2981325"/>
+            <wp:effectExtent l="0" t="0" r="4445" b="0"/>
+            <wp:docPr id="521531739" name="Kép 1"/>
+            <wp:cNvGraphicFramePr>
+              <a:graphicFrameLocks xmlns:a="http://schemas.openxmlformats.org/drawingml/2006/main" noChangeAspect="1"/>
+            </wp:cNvGraphicFramePr>
+            <a:graphic xmlns:a="http://schemas.openxmlformats.org/drawingml/2006/main">
+              <a:graphicData uri="http://schemas.openxmlformats.org/drawingml/2006/picture">
+                <pic:pic xmlns:pic="http://schemas.openxmlformats.org/drawingml/2006/picture">
+                  <pic:nvPicPr>
+                    <pic:cNvPr id="521531739" name=""/>
+                    <pic:cNvPicPr/>
+                  </pic:nvPicPr>
+                  <pic:blipFill>
+                    <a:blip r:embed="rId30"/>
+                    <a:stretch>
+                      <a:fillRect/>
+                    </a:stretch>
+                  </pic:blipFill>
+                  <pic:spPr>
+                    <a:xfrm>
+                      <a:off x="0" y="0"/>
+                      <a:ext cx="5273849" cy="3003746"/>
+                    </a:xfrm>
+                    <a:prstGeom prst="rect">
+                      <a:avLst/>
+                    </a:prstGeom>
+                  </pic:spPr>
+                </pic:pic>
+              </a:graphicData>
+            </a:graphic>
+          </wp:inline>
+        </w:drawing>
+      </w:r>
+    </w:p>
+    <w:p>
+      <w:pPr>
+        <w:jc w:val="center"/>
+        <w:rPr>
+          <w:bCs/>
+          <w:sz w:val="36"/>
+          <w:szCs w:val="36"/>
+        </w:rPr>
+      </w:pPr>
+    </w:p>
+    <w:p>
+      <w:pPr>
+        <w:jc w:val="center"/>
+        <w:rPr>
+          <w:bCs/>
+          <w:sz w:val="36"/>
+          <w:szCs w:val="36"/>
+        </w:rPr>
+      </w:pPr>
+      <w:r>
+        <w:rPr>
+          <w:bCs/>
+          <w:sz w:val="36"/>
+          <w:szCs w:val="36"/>
+        </w:rPr>
+        <w:drawing>
+          <wp:inline distT="0" distB="0" distL="0" distR="0" wp14:anchorId="5036771A" wp14:editId="18C2D6AC">
+            <wp:extent cx="5378793" cy="3219450"/>
+            <wp:effectExtent l="0" t="0" r="0" b="0"/>
+            <wp:docPr id="1162004411" name="Kép 1" descr="A képen szöveg, szoftver, Számítógépes ikon, Multimédiás szoftver látható&#10;&#10;Előfordulhat, hogy a mesterséges intelligencia által létrehozott tartalom helytelen."/>
+            <wp:cNvGraphicFramePr>
+              <a:graphicFrameLocks xmlns:a="http://schemas.openxmlformats.org/drawingml/2006/main" noChangeAspect="1"/>
+            </wp:cNvGraphicFramePr>
+            <a:graphic xmlns:a="http://schemas.openxmlformats.org/drawingml/2006/main">
+              <a:graphicData uri="http://schemas.openxmlformats.org/drawingml/2006/picture">
+                <pic:pic xmlns:pic="http://schemas.openxmlformats.org/drawingml/2006/picture">
+                  <pic:nvPicPr>
+                    <pic:cNvPr id="1162004411" name="Kép 1" descr="A képen szöveg, szoftver, Számítógépes ikon, Multimédiás szoftver látható&#10;&#10;Előfordulhat, hogy a mesterséges intelligencia által létrehozott tartalom helytelen."/>
+                    <pic:cNvPicPr/>
+                  </pic:nvPicPr>
+                  <pic:blipFill>
+                    <a:blip r:embed="rId31"/>
+                    <a:stretch>
+                      <a:fillRect/>
+                    </a:stretch>
+                  </pic:blipFill>
+                  <pic:spPr>
+                    <a:xfrm>
+                      <a:off x="0" y="0"/>
+                      <a:ext cx="5386538" cy="3224086"/>
+                    </a:xfrm>
+                    <a:prstGeom prst="rect">
+                      <a:avLst/>
+                    </a:prstGeom>
+                  </pic:spPr>
+                </pic:pic>
+              </a:graphicData>
+            </a:graphic>
+          </wp:inline>
+        </w:drawing>
+      </w:r>
+    </w:p>
+    <w:p>
+      <w:pPr>
+        <w:jc w:val="center"/>
+        <w:rPr>
+          <w:bCs/>
+          <w:sz w:val="36"/>
+          <w:szCs w:val="36"/>
+        </w:rPr>
+      </w:pPr>
+    </w:p>
+    <w:p>
+      <w:pPr>
+        <w:rPr>
+          <w:bCs/>
+          <w:sz w:val="36"/>
+          <w:szCs w:val="36"/>
+        </w:rPr>
+      </w:pPr>
+    </w:p>
+    <w:p>
+      <w:pPr>
+        <w:rPr>
+          <w:bCs/>
+          <w:sz w:val="36"/>
+          <w:szCs w:val="36"/>
+        </w:rPr>
+      </w:pPr>
+    </w:p>
+    <w:p>
+      <w:pPr>
+        <w:rPr>
+          <w:bCs/>
+          <w:sz w:val="36"/>
+          <w:szCs w:val="36"/>
+        </w:rPr>
+      </w:pPr>
+    </w:p>
+    <w:p>
+      <w:pPr>
+        <w:rPr>
+          <w:bCs/>
+          <w:sz w:val="36"/>
+          <w:szCs w:val="36"/>
+        </w:rPr>
+      </w:pPr>
+    </w:p>
+    <w:p>
+      <w:pPr>
+        <w:pStyle w:val="Cmsor2"/>
+      </w:pPr>
+      <w:bookmarkStart w:id="21" w:name="_Toc193711080"/>
+      <w:r>
+        <w:t>Bővebben</w:t>
+      </w:r>
+      <w:bookmarkEnd w:id="21"/>
+    </w:p>
+    <w:p>
+      <w:pPr>
+        <w:rPr>
+          <w:bCs/>
+          <w:sz w:val="28"/>
+          <w:szCs w:val="28"/>
+        </w:rPr>
+      </w:pPr>
+      <w:r>
+        <w:rPr>
+          <w:bCs/>
+          <w:sz w:val="28"/>
+          <w:szCs w:val="28"/>
+        </w:rPr>
+        <w:t xml:space="preserve">Mivel a </w:t>
+      </w:r>
+      <w:proofErr w:type="spellStart"/>
+      <w:r>
+        <w:rPr>
+          <w:bCs/>
+          <w:sz w:val="28"/>
+          <w:szCs w:val="28"/>
+        </w:rPr>
+        <w:t>hosszab</w:t>
+      </w:r>
+      <w:proofErr w:type="spellEnd"/>
+      <w:r>
+        <w:rPr>
+          <w:bCs/>
+          <w:sz w:val="28"/>
+          <w:szCs w:val="28"/>
+        </w:rPr>
+        <w:t xml:space="preserve"> leírások nem férnek ki kényelmesen a </w:t>
+      </w:r>
+      <w:proofErr w:type="spellStart"/>
+      <w:r>
+        <w:rPr>
+          <w:bCs/>
+          <w:sz w:val="28"/>
+          <w:szCs w:val="28"/>
+        </w:rPr>
+        <w:t>szolgáltások</w:t>
+      </w:r>
+      <w:proofErr w:type="spellEnd"/>
+      <w:r>
+        <w:rPr>
+          <w:bCs/>
+          <w:sz w:val="28"/>
+          <w:szCs w:val="28"/>
+        </w:rPr>
+        <w:t xml:space="preserve"> oldalra, ezért alakítottuk ki a „Bővebben” oldalt, ahol a leírást és minden egyebet nagyobb kártyán látunk, mely jobban olvasható.</w:t>
+      </w:r>
+    </w:p>
+    <w:p>
+      <w:pPr>
+        <w:rPr>
+          <w:bCs/>
+          <w:sz w:val="28"/>
+          <w:szCs w:val="28"/>
+        </w:rPr>
+      </w:pPr>
+      <w:r>
+        <w:rPr>
+          <w:bCs/>
+          <w:sz w:val="28"/>
+          <w:szCs w:val="28"/>
+        </w:rPr>
+        <w:drawing>
+          <wp:inline distT="0" distB="0" distL="0" distR="0" wp14:anchorId="31BC4E94" wp14:editId="624EDC17">
+            <wp:extent cx="5760720" cy="3286760"/>
+            <wp:effectExtent l="0" t="0" r="0" b="8890"/>
+            <wp:docPr id="26272358" name="Kép 1" descr="A képen szöveg, képernyőkép, szoftver, Multimédiás szoftver látható&#10;&#10;Előfordulhat, hogy a mesterséges intelligencia által létrehozott tartalom helytelen."/>
+            <wp:cNvGraphicFramePr>
+              <a:graphicFrameLocks xmlns:a="http://schemas.openxmlformats.org/drawingml/2006/main" noChangeAspect="1"/>
+            </wp:cNvGraphicFramePr>
+            <a:graphic xmlns:a="http://schemas.openxmlformats.org/drawingml/2006/main">
+              <a:graphicData uri="http://schemas.openxmlformats.org/drawingml/2006/picture">
+                <pic:pic xmlns:pic="http://schemas.openxmlformats.org/drawingml/2006/picture">
+                  <pic:nvPicPr>
+                    <pic:cNvPr id="26272358" name="Kép 1" descr="A képen szöveg, képernyőkép, szoftver, Multimédiás szoftver látható&#10;&#10;Előfordulhat, hogy a mesterséges intelligencia által létrehozott tartalom helytelen."/>
+                    <pic:cNvPicPr/>
+                  </pic:nvPicPr>
+                  <pic:blipFill>
+                    <a:blip r:embed="rId32"/>
+                    <a:stretch>
+                      <a:fillRect/>
+                    </a:stretch>
+                  </pic:blipFill>
+                  <pic:spPr>
+                    <a:xfrm>
+                      <a:off x="0" y="0"/>
+                      <a:ext cx="5760720" cy="3286760"/>
+                    </a:xfrm>
+                    <a:prstGeom prst="rect">
+                      <a:avLst/>
+                    </a:prstGeom>
+                  </pic:spPr>
+                </pic:pic>
+              </a:graphicData>
+            </a:graphic>
+          </wp:inline>
+        </w:drawing>
+      </w:r>
+    </w:p>
+    <w:p>
+      <w:pPr>
+        <w:rPr>
+          <w:bCs/>
+          <w:sz w:val="28"/>
+          <w:szCs w:val="28"/>
+        </w:rPr>
+      </w:pPr>
+    </w:p>
+    <w:p>
+      <w:pPr>
+        <w:pStyle w:val="Cmsor1"/>
+        <w:rPr>
+          <w:sz w:val="28"/>
+          <w:szCs w:val="28"/>
+        </w:rPr>
+      </w:pPr>
+      <w:bookmarkStart w:id="22" w:name="_Toc193711081"/>
+      <w:r>
+        <w:lastRenderedPageBreak/>
+        <w:t>Drótvázlat</w:t>
+      </w:r>
+      <w:bookmarkEnd w:id="22"/>
+      <w:r>
+        <w:br/>
+      </w:r>
+    </w:p>
+    <w:p>
+      <w:pPr>
+        <w:jc w:val="center"/>
         <w:rPr>
           <w:b/>
           <w:sz w:val="36"/>
           <w:szCs w:val="36"/>
         </w:rPr>
-        <w:t>Drótvázlat</w:t>
-      </w:r>
-    </w:p>
-    <w:p>
-      <w:pPr>
-        <w:jc w:val="center"/>
+      </w:pPr>
+      <w:r>
         <w:rPr>
           <w:b/>
           <w:sz w:val="36"/>
           <w:szCs w:val="36"/>
         </w:rPr>
-      </w:pPr>
+        <w:br/>
+      </w:r>
       <w:r>
         <w:rPr>
           <w:b/>
@@ -4595,9 +5944,9 @@
           <w:szCs w:val="36"/>
         </w:rPr>
         <w:drawing>
-          <wp:inline distT="0" distB="0" distL="0" distR="0" wp14:anchorId="151DDA6F" wp14:editId="6CAA02A0">
-            <wp:extent cx="3596640" cy="2933183"/>
-            <wp:effectExtent l="0" t="0" r="3810" b="635"/>
+          <wp:inline distT="0" distB="0" distL="0" distR="0" wp14:anchorId="151DDA6F" wp14:editId="2A5A340F">
+            <wp:extent cx="3724275" cy="3037275"/>
+            <wp:effectExtent l="0" t="0" r="0" b="0"/>
             <wp:docPr id="23" name="Kép 23"/>
             <wp:cNvGraphicFramePr>
               <a:graphicFrameLocks xmlns:a="http://schemas.openxmlformats.org/drawingml/2006/main" noChangeAspect="1"/>
@@ -4612,7 +5961,7 @@
                     </pic:cNvPicPr>
                   </pic:nvPicPr>
                   <pic:blipFill>
-                    <a:blip r:embed="rId29" cstate="print">
+                    <a:blip r:embed="rId33" cstate="print">
                       <a:extLst>
                         <a:ext uri="{28A0092B-C50C-407E-A947-70E740481C1C}">
                           <a14:useLocalDpi xmlns:a14="http://schemas.microsoft.com/office/drawing/2010/main" val="0"/>
@@ -4627,7 +5976,7 @@
                   <pic:spPr bwMode="auto">
                     <a:xfrm>
                       <a:off x="0" y="0"/>
-                      <a:ext cx="3631101" cy="2961287"/>
+                      <a:ext cx="3766925" cy="3072058"/>
                     </a:xfrm>
                     <a:prstGeom prst="rect">
                       <a:avLst/>
@@ -4643,27 +5992,89 @@
     </w:p>
     <w:p>
       <w:pPr>
+        <w:jc w:val="center"/>
         <w:rPr>
           <w:b/>
           <w:sz w:val="36"/>
           <w:szCs w:val="36"/>
         </w:rPr>
       </w:pPr>
-    </w:p>
-    <w:p>
-      <w:pPr>
-        <w:jc w:val="center"/>
+      <w:r>
+        <w:rPr>
+          <w:b/>
+          <w:noProof/>
+          <w:sz w:val="36"/>
+          <w:szCs w:val="36"/>
+        </w:rPr>
+        <w:drawing>
+          <wp:inline distT="0" distB="0" distL="0" distR="0" wp14:anchorId="016F2885" wp14:editId="569A585A">
+            <wp:extent cx="2100312" cy="4314825"/>
+            <wp:effectExtent l="0" t="0" r="0" b="0"/>
+            <wp:docPr id="25" name="Kép 25" descr="A képen szöveg, képernyőkép, Betűtípus, tervezés látható&#10;&#10;Előfordulhat, hogy a mesterséges intelligencia által létrehozott tartalom helytelen."/>
+            <wp:cNvGraphicFramePr>
+              <a:graphicFrameLocks xmlns:a="http://schemas.openxmlformats.org/drawingml/2006/main" noChangeAspect="1"/>
+            </wp:cNvGraphicFramePr>
+            <a:graphic xmlns:a="http://schemas.openxmlformats.org/drawingml/2006/main">
+              <a:graphicData uri="http://schemas.openxmlformats.org/drawingml/2006/picture">
+                <pic:pic xmlns:pic="http://schemas.openxmlformats.org/drawingml/2006/picture">
+                  <pic:nvPicPr>
+                    <pic:cNvPr id="25" name="Kép 25" descr="A képen szöveg, képernyőkép, Betűtípus, tervezés látható&#10;&#10;Előfordulhat, hogy a mesterséges intelligencia által létrehozott tartalom helytelen."/>
+                    <pic:cNvPicPr>
+                      <a:picLocks noChangeAspect="1" noChangeArrowheads="1"/>
+                    </pic:cNvPicPr>
+                  </pic:nvPicPr>
+                  <pic:blipFill>
+                    <a:blip r:embed="rId34">
+                      <a:extLst>
+                        <a:ext uri="{28A0092B-C50C-407E-A947-70E740481C1C}">
+                          <a14:useLocalDpi xmlns:a14="http://schemas.microsoft.com/office/drawing/2010/main" val="0"/>
+                        </a:ext>
+                      </a:extLst>
+                    </a:blip>
+                    <a:srcRect/>
+                    <a:stretch>
+                      <a:fillRect/>
+                    </a:stretch>
+                  </pic:blipFill>
+                  <pic:spPr bwMode="auto">
+                    <a:xfrm>
+                      <a:off x="0" y="0"/>
+                      <a:ext cx="2141791" cy="4400039"/>
+                    </a:xfrm>
+                    <a:prstGeom prst="rect">
+                      <a:avLst/>
+                    </a:prstGeom>
+                    <a:noFill/>
+                  </pic:spPr>
+                </pic:pic>
+              </a:graphicData>
+            </a:graphic>
+          </wp:inline>
+        </w:drawing>
+      </w:r>
+    </w:p>
+    <w:p>
+      <w:pPr>
         <w:rPr>
           <w:b/>
           <w:sz w:val="36"/>
           <w:szCs w:val="36"/>
         </w:rPr>
       </w:pPr>
+    </w:p>
+    <w:p>
+      <w:pPr>
+        <w:jc w:val="center"/>
+        <w:rPr>
+          <w:b/>
+          <w:sz w:val="36"/>
+          <w:szCs w:val="36"/>
+        </w:rPr>
+      </w:pPr>
       <w:r>
         <w:rPr>
           <w:noProof/>
         </w:rPr>
-        <w:lastRenderedPageBreak/>
         <mc:AlternateContent>
           <mc:Choice Requires="wps">
             <w:drawing>
@@ -4731,6 +6142,16 @@
           </mc:Fallback>
         </mc:AlternateContent>
       </w:r>
+    </w:p>
+    <w:p>
+      <w:pPr>
+        <w:jc w:val="center"/>
+        <w:rPr>
+          <w:b/>
+          <w:sz w:val="36"/>
+          <w:szCs w:val="36"/>
+        </w:rPr>
+      </w:pPr>
       <w:r>
         <w:rPr>
           <w:b/>
@@ -4739,10 +6160,10 @@
           <w:szCs w:val="36"/>
         </w:rPr>
         <w:drawing>
-          <wp:inline distT="0" distB="0" distL="0" distR="0" wp14:anchorId="7D1AEF1C" wp14:editId="5686470F">
-            <wp:extent cx="2362200" cy="4852840"/>
-            <wp:effectExtent l="0" t="0" r="0" b="5080"/>
-            <wp:docPr id="25" name="Kép 25"/>
+          <wp:inline distT="0" distB="0" distL="0" distR="0" wp14:anchorId="3D476E15" wp14:editId="3743720C">
+            <wp:extent cx="3575790" cy="3002280"/>
+            <wp:effectExtent l="0" t="0" r="5715" b="7620"/>
+            <wp:docPr id="26" name="Kép 26" descr="A képen szöveg, képernyőkép, képernyő, Téglalap látható&#10;&#10;Előfordulhat, hogy a mesterséges intelligencia által létrehozott tartalom helytelen."/>
             <wp:cNvGraphicFramePr>
               <a:graphicFrameLocks xmlns:a="http://schemas.openxmlformats.org/drawingml/2006/main" noChangeAspect="1"/>
             </wp:cNvGraphicFramePr>
@@ -4750,85 +6171,13 @@
               <a:graphicData uri="http://schemas.openxmlformats.org/drawingml/2006/picture">
                 <pic:pic xmlns:pic="http://schemas.openxmlformats.org/drawingml/2006/picture">
                   <pic:nvPicPr>
-                    <pic:cNvPr id="0" name="Picture 3"/>
+                    <pic:cNvPr id="26" name="Kép 26" descr="A képen szöveg, képernyőkép, képernyő, Téglalap látható&#10;&#10;Előfordulhat, hogy a mesterséges intelligencia által létrehozott tartalom helytelen."/>
                     <pic:cNvPicPr>
                       <a:picLocks noChangeAspect="1" noChangeArrowheads="1"/>
                     </pic:cNvPicPr>
                   </pic:nvPicPr>
                   <pic:blipFill>
-                    <a:blip r:embed="rId30">
-                      <a:extLst>
-                        <a:ext uri="{28A0092B-C50C-407E-A947-70E740481C1C}">
-                          <a14:useLocalDpi xmlns:a14="http://schemas.microsoft.com/office/drawing/2010/main" val="0"/>
-                        </a:ext>
-                      </a:extLst>
-                    </a:blip>
-                    <a:srcRect/>
-                    <a:stretch>
-                      <a:fillRect/>
-                    </a:stretch>
-                  </pic:blipFill>
-                  <pic:spPr bwMode="auto">
-                    <a:xfrm>
-                      <a:off x="0" y="0"/>
-                      <a:ext cx="2405046" cy="4940862"/>
-                    </a:xfrm>
-                    <a:prstGeom prst="rect">
-                      <a:avLst/>
-                    </a:prstGeom>
-                    <a:noFill/>
-                  </pic:spPr>
-                </pic:pic>
-              </a:graphicData>
-            </a:graphic>
-          </wp:inline>
-        </w:drawing>
-      </w:r>
-    </w:p>
-    <w:p>
-      <w:pPr>
-        <w:rPr>
-          <w:b/>
-          <w:sz w:val="36"/>
-          <w:szCs w:val="36"/>
-        </w:rPr>
-      </w:pPr>
-    </w:p>
-    <w:p>
-      <w:pPr>
-        <w:jc w:val="center"/>
-        <w:rPr>
-          <w:b/>
-          <w:sz w:val="36"/>
-          <w:szCs w:val="36"/>
-        </w:rPr>
-      </w:pPr>
-      <w:r>
-        <w:rPr>
-          <w:b/>
-          <w:noProof/>
-          <w:sz w:val="36"/>
-          <w:szCs w:val="36"/>
-        </w:rPr>
-        <w:drawing>
-          <wp:inline distT="0" distB="0" distL="0" distR="0" wp14:anchorId="0D030FA2" wp14:editId="4783CB98">
-            <wp:extent cx="3575790" cy="3002280"/>
-            <wp:effectExtent l="0" t="0" r="5715" b="7620"/>
-            <wp:docPr id="26" name="Kép 26"/>
-            <wp:cNvGraphicFramePr>
-              <a:graphicFrameLocks xmlns:a="http://schemas.openxmlformats.org/drawingml/2006/main" noChangeAspect="1"/>
-            </wp:cNvGraphicFramePr>
-            <a:graphic xmlns:a="http://schemas.openxmlformats.org/drawingml/2006/main">
-              <a:graphicData uri="http://schemas.openxmlformats.org/drawingml/2006/picture">
-                <pic:pic xmlns:pic="http://schemas.openxmlformats.org/drawingml/2006/picture">
-                  <pic:nvPicPr>
-                    <pic:cNvPr id="0" name="Picture 4"/>
-                    <pic:cNvPicPr>
-                      <a:picLocks noChangeAspect="1" noChangeArrowheads="1"/>
-                    </pic:cNvPicPr>
-                  </pic:nvPicPr>
-                  <pic:blipFill>
-                    <a:blip r:embed="rId31" cstate="print">
+                    <a:blip r:embed="rId35" cstate="print">
                       <a:extLst>
                         <a:ext uri="{28A0092B-C50C-407E-A947-70E740481C1C}">
                           <a14:useLocalDpi xmlns:a14="http://schemas.microsoft.com/office/drawing/2010/main" val="0"/>
@@ -4869,6 +6218,51 @@
     </w:p>
     <w:p>
       <w:pPr>
+        <w:pStyle w:val="Cmsor1"/>
+      </w:pPr>
+    </w:p>
+    <w:p>
+      <w:pPr>
+        <w:pStyle w:val="Cmsor1"/>
+      </w:pPr>
+    </w:p>
+    <w:p>
+      <w:pPr>
+        <w:pStyle w:val="Cmsor1"/>
+      </w:pPr>
+    </w:p>
+    <w:p>
+      <w:pPr>
+        <w:pStyle w:val="Cmsor1"/>
+      </w:pPr>
+    </w:p>
+    <w:p>
+      <w:pPr>
+        <w:pStyle w:val="Cmsor1"/>
+      </w:pPr>
+    </w:p>
+    <w:p/>
+    <w:p/>
+    <w:p/>
+    <w:p/>
+    <w:p/>
+    <w:p>
+      <w:pPr>
+        <w:pStyle w:val="Cmsor1"/>
+      </w:pPr>
+    </w:p>
+    <w:p>
+      <w:pPr>
+        <w:pStyle w:val="Cmsor1"/>
+      </w:pPr>
+      <w:bookmarkStart w:id="23" w:name="_Toc193711082"/>
+      <w:r>
+        <w:t>Összegzés</w:t>
+      </w:r>
+      <w:bookmarkEnd w:id="23"/>
+    </w:p>
+    <w:p>
+      <w:pPr>
         <w:jc w:val="center"/>
         <w:rPr>
           <w:b/>
@@ -4876,25 +6270,6 @@
           <w:szCs w:val="52"/>
         </w:rPr>
       </w:pPr>
-      <w:r>
-        <w:rPr>
-          <w:b/>
-          <w:sz w:val="52"/>
-          <w:szCs w:val="52"/>
-        </w:rPr>
-        <w:lastRenderedPageBreak/>
-        <w:t>Összegzés</w:t>
-      </w:r>
-    </w:p>
-    <w:p>
-      <w:pPr>
-        <w:jc w:val="center"/>
-        <w:rPr>
-          <w:b/>
-          <w:sz w:val="52"/>
-          <w:szCs w:val="52"/>
-        </w:rPr>
-      </w:pPr>
     </w:p>
     <w:p>
       <w:pPr>
@@ -4975,28 +6350,18 @@
         </w:rPr>
         <w:t>A projekt meglehetősen tanulságos volt számunkra, és megtapasztaltuk, hogy egy projekt sosem lesz 100%-ban kész, hiszen mindig lesznek újabb továbbfejlesztési ötletek.</w:t>
       </w:r>
-      <w:bookmarkStart w:id="0" w:name="_GoBack"/>
-      <w:bookmarkEnd w:id="0"/>
-    </w:p>
-    <w:p>
-      <w:pPr>
+    </w:p>
+    <w:p>
+      <w:pPr>
+        <w:pStyle w:val="Cmsor1"/>
         <w:pageBreakBefore/>
-        <w:jc w:val="center"/>
-        <w:rPr>
-          <w:b/>
-          <w:sz w:val="72"/>
-          <w:szCs w:val="72"/>
-        </w:rPr>
-      </w:pPr>
-      <w:r>
-        <w:rPr>
-          <w:b/>
-          <w:sz w:val="72"/>
-          <w:szCs w:val="72"/>
-        </w:rPr>
+      </w:pPr>
+      <w:bookmarkStart w:id="24" w:name="_Toc193711083"/>
+      <w:r>
         <w:lastRenderedPageBreak/>
         <w:t>Források</w:t>
       </w:r>
+      <w:bookmarkEnd w:id="24"/>
     </w:p>
     <w:p>
       <w:pPr>
@@ -5006,14 +6371,68 @@
           <w:szCs w:val="32"/>
         </w:rPr>
       </w:pPr>
-      <w:hyperlink r:id="rId32" w:history="1">
+      <w:hyperlink r:id="rId36" w:history="1">
+        <w:r>
+          <w:rPr>
+            <w:rStyle w:val="Hiperhivatkozs"/>
+          </w:rPr>
+          <w:t>https://www.techtarget.com/whatis/definition/C-Sharp</w:t>
+        </w:r>
+      </w:hyperlink>
+      <w:r>
+        <w:t xml:space="preserve"> </w:t>
+      </w:r>
+      <w:r>
+        <w:rPr>
+          <w:sz w:val="32"/>
+          <w:szCs w:val="32"/>
+        </w:rPr>
+        <w:t>- 2025.03.17.</w:t>
+      </w:r>
+    </w:p>
+    <w:p>
+      <w:pPr>
+        <w:jc w:val="both"/>
+        <w:rPr>
+          <w:sz w:val="32"/>
+          <w:szCs w:val="32"/>
+        </w:rPr>
+      </w:pPr>
+      <w:hyperlink r:id="rId37" w:history="1">
+        <w:r>
+          <w:rPr>
+            <w:rStyle w:val="Hiperhivatkozs"/>
+          </w:rPr>
+          <w:t>https://support.atlassian.com/trello/docs/what-is-trello/</w:t>
+        </w:r>
+      </w:hyperlink>
+      <w:r>
+        <w:t xml:space="preserve"> </w:t>
+      </w:r>
+      <w:r>
+        <w:rPr>
+          <w:sz w:val="32"/>
+          <w:szCs w:val="32"/>
+        </w:rPr>
+        <w:t xml:space="preserve"> - 2025.03.17.</w:t>
+      </w:r>
+    </w:p>
+    <w:p>
+      <w:pPr>
+        <w:jc w:val="both"/>
+        <w:rPr>
+          <w:sz w:val="32"/>
+          <w:szCs w:val="32"/>
+        </w:rPr>
+      </w:pPr>
+      <w:hyperlink r:id="rId38" w:history="1">
         <w:r>
           <w:rPr>
             <w:rStyle w:val="Hiperhivatkozs"/>
             <w:sz w:val="32"/>
             <w:szCs w:val="32"/>
           </w:rPr>
-          <w:t>https://hu.wikipedia.org/wiki/C_Sharp</w:t>
+          <w:t>https://developer.mozilla.org/en-US/docs/Web/HTML</w:t>
         </w:r>
       </w:hyperlink>
       <w:r>
@@ -5021,70 +6440,25 @@
           <w:sz w:val="32"/>
           <w:szCs w:val="32"/>
         </w:rPr>
-        <w:t xml:space="preserve"> - 2025.03.17.</w:t>
-      </w:r>
-    </w:p>
-    <w:p>
-      <w:pPr>
-        <w:jc w:val="both"/>
+        <w:br/>
+      </w:r>
+      <w:r>
         <w:rPr>
           <w:sz w:val="32"/>
           <w:szCs w:val="32"/>
         </w:rPr>
-      </w:pPr>
-      <w:hyperlink r:id="rId33" w:history="1">
-        <w:r>
-          <w:rPr>
-            <w:rStyle w:val="Hiperhivatkozs"/>
-            <w:sz w:val="32"/>
-            <w:szCs w:val="32"/>
-          </w:rPr>
-          <w:t>https://en.wikipedia.org/wiki/Trello</w:t>
-        </w:r>
-      </w:hyperlink>
-      <w:r>
+        <w:t>- 2025.03.17.</w:t>
+      </w:r>
+    </w:p>
+    <w:p>
+      <w:pPr>
+        <w:jc w:val="both"/>
         <w:rPr>
           <w:sz w:val="32"/>
           <w:szCs w:val="32"/>
         </w:rPr>
-        <w:t xml:space="preserve"> - 2025.03.17.</w:t>
-      </w:r>
-    </w:p>
-    <w:p>
-      <w:pPr>
-        <w:jc w:val="both"/>
-        <w:rPr>
-          <w:sz w:val="32"/>
-          <w:szCs w:val="32"/>
-        </w:rPr>
-      </w:pPr>
-      <w:hyperlink r:id="rId34" w:history="1">
-        <w:r>
-          <w:rPr>
-            <w:rStyle w:val="Hiperhivatkozs"/>
-            <w:sz w:val="32"/>
-            <w:szCs w:val="32"/>
-          </w:rPr>
-          <w:t>https://en.wikipedia.org/wiki/HTML</w:t>
-        </w:r>
-      </w:hyperlink>
-      <w:r>
-        <w:rPr>
-          <w:sz w:val="32"/>
-          <w:szCs w:val="32"/>
-        </w:rPr>
-        <w:t xml:space="preserve"> - 2025.03.17.</w:t>
-      </w:r>
-    </w:p>
-    <w:p>
-      <w:pPr>
-        <w:jc w:val="both"/>
-        <w:rPr>
-          <w:sz w:val="32"/>
-          <w:szCs w:val="32"/>
-        </w:rPr>
-      </w:pPr>
-      <w:hyperlink r:id="rId35" w:history="1">
+      </w:pPr>
+      <w:hyperlink r:id="rId39" w:history="1">
         <w:r>
           <w:rPr>
             <w:rStyle w:val="Hiperhivatkozs"/>
@@ -5110,17 +6484,18 @@
           <w:szCs w:val="32"/>
         </w:rPr>
       </w:pPr>
-      <w:hyperlink r:id="rId36" w:history="1">
+      <w:hyperlink r:id="rId40" w:history="1">
         <w:r>
           <w:rPr>
             <w:rStyle w:val="Hiperhivatkozs"/>
-            <w:sz w:val="32"/>
-            <w:szCs w:val="32"/>
           </w:rPr>
-          <w:t>https://en.wikipedia.org/wiki/React_(software)</w:t>
+          <w:t>https://react.dev/</w:t>
         </w:r>
       </w:hyperlink>
       <w:r>
+        <w:t xml:space="preserve"> </w:t>
+      </w:r>
+      <w:r>
         <w:rPr>
           <w:sz w:val="32"/>
           <w:szCs w:val="32"/>
@@ -5129,7 +6504,7 @@
       </w:r>
     </w:p>
     <w:sectPr>
-      <w:footerReference w:type="default" r:id="rId37"/>
+      <w:footerReference w:type="default" r:id="rId41"/>
       <w:pgSz w:w="11906" w:h="16838"/>
       <w:pgMar w:top="1417" w:right="1417" w:bottom="1417" w:left="1417" w:header="708" w:footer="708" w:gutter="0"/>
       <w:cols w:space="708"/>
@@ -5140,7 +6515,7 @@
 </file>
 
 <file path=word/endnotes.xml><?xml version="1.0" encoding="utf-8"?>
-<w:endnotes xmlns:wpc="http://schemas.microsoft.com/office/word/2010/wordprocessingCanvas" xmlns:cx="http://schemas.microsoft.com/office/drawing/2014/chartex" xmlns:cx1="http://schemas.microsoft.com/office/drawing/2015/9/8/chartex" xmlns:cx2="http://schemas.microsoft.com/office/drawing/2015/10/21/chartex" xmlns:cx3="http://schemas.microsoft.com/office/drawing/2016/5/9/chartex" xmlns:cx4="http://schemas.microsoft.com/office/drawing/2016/5/10/chartex" xmlns:cx5="http://schemas.microsoft.com/office/drawing/2016/5/11/chartex" xmlns:cx6="http://schemas.microsoft.com/office/drawing/2016/5/12/chartex" xmlns:cx7="http://schemas.microsoft.com/office/drawing/2016/5/13/chartex" xmlns:cx8="http://schemas.microsoft.com/office/drawing/2016/5/14/chartex" xmlns:mc="http://schemas.openxmlformats.org/markup-compatibility/2006" xmlns:aink="http://schemas.microsoft.com/office/drawing/2016/ink" xmlns:am3d="http://schemas.microsoft.com/office/drawing/2017/model3d" xmlns:o="urn:schemas-microsoft-com:office:office" xmlns:r="http://schemas.openxmlformats.org/officeDocument/2006/relationships" xmlns:m="http://schemas.openxmlformats.org/officeDocument/2006/math" xmlns:v="urn:schemas-microsoft-com:vml" xmlns:wp14="http://schemas.microsoft.com/office/word/2010/wordprocessingDrawing" xmlns:wp="http://schemas.openxmlformats.org/drawingml/2006/wordprocessingDrawing" xmlns:w10="urn:schemas-microsoft-com:office:word" xmlns:w="http://schemas.openxmlformats.org/wordprocessingml/2006/main" xmlns:w14="http://schemas.microsoft.com/office/word/2010/wordml" xmlns:w15="http://schemas.microsoft.com/office/word/2012/wordml" xmlns:w16cid="http://schemas.microsoft.com/office/word/2016/wordml/cid" xmlns:w16se="http://schemas.microsoft.com/office/word/2015/wordml/symex" xmlns:wpg="http://schemas.microsoft.com/office/word/2010/wordprocessingGroup" xmlns:wpi="http://schemas.microsoft.com/office/word/2010/wordprocessingInk" xmlns:wne="http://schemas.microsoft.com/office/word/2006/wordml" xmlns:wps="http://schemas.microsoft.com/office/word/2010/wordprocessingShape" mc:Ignorable="w14 w15 w16se w16cid wp14">
+<w:endnotes xmlns:wpc="http://schemas.microsoft.com/office/word/2010/wordprocessingCanvas" xmlns:cx="http://schemas.microsoft.com/office/drawing/2014/chartex" xmlns:cx1="http://schemas.microsoft.com/office/drawing/2015/9/8/chartex" xmlns:cx2="http://schemas.microsoft.com/office/drawing/2015/10/21/chartex" xmlns:cx3="http://schemas.microsoft.com/office/drawing/2016/5/9/chartex" xmlns:cx4="http://schemas.microsoft.com/office/drawing/2016/5/10/chartex" xmlns:cx5="http://schemas.microsoft.com/office/drawing/2016/5/11/chartex" xmlns:cx6="http://schemas.microsoft.com/office/drawing/2016/5/12/chartex" xmlns:cx7="http://schemas.microsoft.com/office/drawing/2016/5/13/chartex" xmlns:cx8="http://schemas.microsoft.com/office/drawing/2016/5/14/chartex" xmlns:mc="http://schemas.openxmlformats.org/markup-compatibility/2006" xmlns:aink="http://schemas.microsoft.com/office/drawing/2016/ink" xmlns:am3d="http://schemas.microsoft.com/office/drawing/2017/model3d" xmlns:o="urn:schemas-microsoft-com:office:office" xmlns:oel="http://schemas.microsoft.com/office/2019/extlst" xmlns:r="http://schemas.openxmlformats.org/officeDocument/2006/relationships" xmlns:m="http://schemas.openxmlformats.org/officeDocument/2006/math" xmlns:v="urn:schemas-microsoft-com:vml" xmlns:wp14="http://schemas.microsoft.com/office/word/2010/wordprocessingDrawing" xmlns:wp="http://schemas.openxmlformats.org/drawingml/2006/wordprocessingDrawing" xmlns:w10="urn:schemas-microsoft-com:office:word" xmlns:w="http://schemas.openxmlformats.org/wordprocessingml/2006/main" xmlns:w14="http://schemas.microsoft.com/office/word/2010/wordml" xmlns:w15="http://schemas.microsoft.com/office/word/2012/wordml" xmlns:w16cex="http://schemas.microsoft.com/office/word/2018/wordml/cex" xmlns:w16cid="http://schemas.microsoft.com/office/word/2016/wordml/cid" xmlns:w16="http://schemas.microsoft.com/office/word/2018/wordml" xmlns:w16du="http://schemas.microsoft.com/office/word/2023/wordml/word16du" xmlns:w16sdtdh="http://schemas.microsoft.com/office/word/2020/wordml/sdtdatahash" xmlns:w16sdtfl="http://schemas.microsoft.com/office/word/2024/wordml/sdtformatlock" xmlns:w16se="http://schemas.microsoft.com/office/word/2015/wordml/symex" xmlns:wpg="http://schemas.microsoft.com/office/word/2010/wordprocessingGroup" xmlns:wpi="http://schemas.microsoft.com/office/word/2010/wordprocessingInk" xmlns:wne="http://schemas.microsoft.com/office/word/2006/wordml" xmlns:wps="http://schemas.microsoft.com/office/word/2010/wordprocessingShape" mc:Ignorable="w14 w15 w16se w16cid w16 w16cex w16sdtdh w16sdtfl w16du wp14">
   <w:endnote w:type="separator" w:id="-1">
     <w:p>
       <w:pPr>
@@ -5165,7 +6540,7 @@
 </file>
 
 <file path=word/footer1.xml><?xml version="1.0" encoding="utf-8"?>
-<w:ftr xmlns:wpc="http://schemas.microsoft.com/office/word/2010/wordprocessingCanvas" xmlns:cx="http://schemas.microsoft.com/office/drawing/2014/chartex" xmlns:cx1="http://schemas.microsoft.com/office/drawing/2015/9/8/chartex" xmlns:cx2="http://schemas.microsoft.com/office/drawing/2015/10/21/chartex" xmlns:cx3="http://schemas.microsoft.com/office/drawing/2016/5/9/chartex" xmlns:cx4="http://schemas.microsoft.com/office/drawing/2016/5/10/chartex" xmlns:cx5="http://schemas.microsoft.com/office/drawing/2016/5/11/chartex" xmlns:cx6="http://schemas.microsoft.com/office/drawing/2016/5/12/chartex" xmlns:cx7="http://schemas.microsoft.com/office/drawing/2016/5/13/chartex" xmlns:cx8="http://schemas.microsoft.com/office/drawing/2016/5/14/chartex" xmlns:mc="http://schemas.openxmlformats.org/markup-compatibility/2006" xmlns:aink="http://schemas.microsoft.com/office/drawing/2016/ink" xmlns:am3d="http://schemas.microsoft.com/office/drawing/2017/model3d" xmlns:o="urn:schemas-microsoft-com:office:office" xmlns:r="http://schemas.openxmlformats.org/officeDocument/2006/relationships" xmlns:m="http://schemas.openxmlformats.org/officeDocument/2006/math" xmlns:v="urn:schemas-microsoft-com:vml" xmlns:wp14="http://schemas.microsoft.com/office/word/2010/wordprocessingDrawing" xmlns:wp="http://schemas.openxmlformats.org/drawingml/2006/wordprocessingDrawing" xmlns:w10="urn:schemas-microsoft-com:office:word" xmlns:w="http://schemas.openxmlformats.org/wordprocessingml/2006/main" xmlns:w14="http://schemas.microsoft.com/office/word/2010/wordml" xmlns:w15="http://schemas.microsoft.com/office/word/2012/wordml" xmlns:w16cid="http://schemas.microsoft.com/office/word/2016/wordml/cid" xmlns:w16se="http://schemas.microsoft.com/office/word/2015/wordml/symex" xmlns:wpg="http://schemas.microsoft.com/office/word/2010/wordprocessingGroup" xmlns:wpi="http://schemas.microsoft.com/office/word/2010/wordprocessingInk" xmlns:wne="http://schemas.microsoft.com/office/word/2006/wordml" xmlns:wps="http://schemas.microsoft.com/office/word/2010/wordprocessingShape" mc:Ignorable="w14 w15 w16se w16cid wp14">
+<w:ftr xmlns:wpc="http://schemas.microsoft.com/office/word/2010/wordprocessingCanvas" xmlns:cx="http://schemas.microsoft.com/office/drawing/2014/chartex" xmlns:cx1="http://schemas.microsoft.com/office/drawing/2015/9/8/chartex" xmlns:cx2="http://schemas.microsoft.com/office/drawing/2015/10/21/chartex" xmlns:cx3="http://schemas.microsoft.com/office/drawing/2016/5/9/chartex" xmlns:cx4="http://schemas.microsoft.com/office/drawing/2016/5/10/chartex" xmlns:cx5="http://schemas.microsoft.com/office/drawing/2016/5/11/chartex" xmlns:cx6="http://schemas.microsoft.com/office/drawing/2016/5/12/chartex" xmlns:cx7="http://schemas.microsoft.com/office/drawing/2016/5/13/chartex" xmlns:cx8="http://schemas.microsoft.com/office/drawing/2016/5/14/chartex" xmlns:mc="http://schemas.openxmlformats.org/markup-compatibility/2006" xmlns:aink="http://schemas.microsoft.com/office/drawing/2016/ink" xmlns:am3d="http://schemas.microsoft.com/office/drawing/2017/model3d" xmlns:o="urn:schemas-microsoft-com:office:office" xmlns:oel="http://schemas.microsoft.com/office/2019/extlst" xmlns:r="http://schemas.openxmlformats.org/officeDocument/2006/relationships" xmlns:m="http://schemas.openxmlformats.org/officeDocument/2006/math" xmlns:v="urn:schemas-microsoft-com:vml" xmlns:wp14="http://schemas.microsoft.com/office/word/2010/wordprocessingDrawing" xmlns:wp="http://schemas.openxmlformats.org/drawingml/2006/wordprocessingDrawing" xmlns:w10="urn:schemas-microsoft-com:office:word" xmlns:w="http://schemas.openxmlformats.org/wordprocessingml/2006/main" xmlns:w14="http://schemas.microsoft.com/office/word/2010/wordml" xmlns:w15="http://schemas.microsoft.com/office/word/2012/wordml" xmlns:w16cex="http://schemas.microsoft.com/office/word/2018/wordml/cex" xmlns:w16cid="http://schemas.microsoft.com/office/word/2016/wordml/cid" xmlns:w16="http://schemas.microsoft.com/office/word/2018/wordml" xmlns:w16du="http://schemas.microsoft.com/office/word/2023/wordml/word16du" xmlns:w16sdtdh="http://schemas.microsoft.com/office/word/2020/wordml/sdtdatahash" xmlns:w16sdtfl="http://schemas.microsoft.com/office/word/2024/wordml/sdtformatlock" xmlns:w16se="http://schemas.microsoft.com/office/word/2015/wordml/symex" xmlns:wpg="http://schemas.microsoft.com/office/word/2010/wordprocessingGroup" xmlns:wpi="http://schemas.microsoft.com/office/word/2010/wordprocessingInk" xmlns:wne="http://schemas.microsoft.com/office/word/2006/wordml" xmlns:wps="http://schemas.microsoft.com/office/word/2010/wordprocessingShape" mc:Ignorable="w14 w15 w16se w16cid w16 w16cex w16sdtdh w16sdtfl w16du wp14">
   <w:sdt>
     <w:sdtPr>
       <w:id w:val="-1341614052"/>
@@ -5226,7 +6601,7 @@
 </file>
 
 <file path=word/footnotes.xml><?xml version="1.0" encoding="utf-8"?>
-<w:footnotes xmlns:wpc="http://schemas.microsoft.com/office/word/2010/wordprocessingCanvas" xmlns:cx="http://schemas.microsoft.com/office/drawing/2014/chartex" xmlns:cx1="http://schemas.microsoft.com/office/drawing/2015/9/8/chartex" xmlns:cx2="http://schemas.microsoft.com/office/drawing/2015/10/21/chartex" xmlns:cx3="http://schemas.microsoft.com/office/drawing/2016/5/9/chartex" xmlns:cx4="http://schemas.microsoft.com/office/drawing/2016/5/10/chartex" xmlns:cx5="http://schemas.microsoft.com/office/drawing/2016/5/11/chartex" xmlns:cx6="http://schemas.microsoft.com/office/drawing/2016/5/12/chartex" xmlns:cx7="http://schemas.microsoft.com/office/drawing/2016/5/13/chartex" xmlns:cx8="http://schemas.microsoft.com/office/drawing/2016/5/14/chartex" xmlns:mc="http://schemas.openxmlformats.org/markup-compatibility/2006" xmlns:aink="http://schemas.microsoft.com/office/drawing/2016/ink" xmlns:am3d="http://schemas.microsoft.com/office/drawing/2017/model3d" xmlns:o="urn:schemas-microsoft-com:office:office" xmlns:r="http://schemas.openxmlformats.org/officeDocument/2006/relationships" xmlns:m="http://schemas.openxmlformats.org/officeDocument/2006/math" xmlns:v="urn:schemas-microsoft-com:vml" xmlns:wp14="http://schemas.microsoft.com/office/word/2010/wordprocessingDrawing" xmlns:wp="http://schemas.openxmlformats.org/drawingml/2006/wordprocessingDrawing" xmlns:w10="urn:schemas-microsoft-com:office:word" xmlns:w="http://schemas.openxmlformats.org/wordprocessingml/2006/main" xmlns:w14="http://schemas.microsoft.com/office/word/2010/wordml" xmlns:w15="http://schemas.microsoft.com/office/word/2012/wordml" xmlns:w16cid="http://schemas.microsoft.com/office/word/2016/wordml/cid" xmlns:w16se="http://schemas.microsoft.com/office/word/2015/wordml/symex" xmlns:wpg="http://schemas.microsoft.com/office/word/2010/wordprocessingGroup" xmlns:wpi="http://schemas.microsoft.com/office/word/2010/wordprocessingInk" xmlns:wne="http://schemas.microsoft.com/office/word/2006/wordml" xmlns:wps="http://schemas.microsoft.com/office/word/2010/wordprocessingShape" mc:Ignorable="w14 w15 w16se w16cid wp14">
+<w:footnotes xmlns:wpc="http://schemas.microsoft.com/office/word/2010/wordprocessingCanvas" xmlns:cx="http://schemas.microsoft.com/office/drawing/2014/chartex" xmlns:cx1="http://schemas.microsoft.com/office/drawing/2015/9/8/chartex" xmlns:cx2="http://schemas.microsoft.com/office/drawing/2015/10/21/chartex" xmlns:cx3="http://schemas.microsoft.com/office/drawing/2016/5/9/chartex" xmlns:cx4="http://schemas.microsoft.com/office/drawing/2016/5/10/chartex" xmlns:cx5="http://schemas.microsoft.com/office/drawing/2016/5/11/chartex" xmlns:cx6="http://schemas.microsoft.com/office/drawing/2016/5/12/chartex" xmlns:cx7="http://schemas.microsoft.com/office/drawing/2016/5/13/chartex" xmlns:cx8="http://schemas.microsoft.com/office/drawing/2016/5/14/chartex" xmlns:mc="http://schemas.openxmlformats.org/markup-compatibility/2006" xmlns:aink="http://schemas.microsoft.com/office/drawing/2016/ink" xmlns:am3d="http://schemas.microsoft.com/office/drawing/2017/model3d" xmlns:o="urn:schemas-microsoft-com:office:office" xmlns:oel="http://schemas.microsoft.com/office/2019/extlst" xmlns:r="http://schemas.openxmlformats.org/officeDocument/2006/relationships" xmlns:m="http://schemas.openxmlformats.org/officeDocument/2006/math" xmlns:v="urn:schemas-microsoft-com:vml" xmlns:wp14="http://schemas.microsoft.com/office/word/2010/wordprocessingDrawing" xmlns:wp="http://schemas.openxmlformats.org/drawingml/2006/wordprocessingDrawing" xmlns:w10="urn:schemas-microsoft-com:office:word" xmlns:w="http://schemas.openxmlformats.org/wordprocessingml/2006/main" xmlns:w14="http://schemas.microsoft.com/office/word/2010/wordml" xmlns:w15="http://schemas.microsoft.com/office/word/2012/wordml" xmlns:w16cex="http://schemas.microsoft.com/office/word/2018/wordml/cex" xmlns:w16cid="http://schemas.microsoft.com/office/word/2016/wordml/cid" xmlns:w16="http://schemas.microsoft.com/office/word/2018/wordml" xmlns:w16du="http://schemas.microsoft.com/office/word/2023/wordml/word16du" xmlns:w16sdtdh="http://schemas.microsoft.com/office/word/2020/wordml/sdtdatahash" xmlns:w16sdtfl="http://schemas.microsoft.com/office/word/2024/wordml/sdtformatlock" xmlns:w16se="http://schemas.microsoft.com/office/word/2015/wordml/symex" xmlns:wpg="http://schemas.microsoft.com/office/word/2010/wordprocessingGroup" xmlns:wpi="http://schemas.microsoft.com/office/word/2010/wordprocessingInk" xmlns:wne="http://schemas.microsoft.com/office/word/2006/wordml" xmlns:wps="http://schemas.microsoft.com/office/word/2010/wordprocessingShape" mc:Ignorable="w14 w15 w16se w16cid w16 w16cex w16sdtdh w16sdtfl w16du wp14">
   <w:footnote w:type="separator" w:id="-1">
     <w:p>
       <w:pPr>
@@ -5251,7 +6626,7 @@
 </file>
 
 <file path=word/numbering.xml><?xml version="1.0" encoding="utf-8"?>
-<w:numbering xmlns:wpc="http://schemas.microsoft.com/office/word/2010/wordprocessingCanvas" xmlns:cx="http://schemas.microsoft.com/office/drawing/2014/chartex" xmlns:cx1="http://schemas.microsoft.com/office/drawing/2015/9/8/chartex" xmlns:cx2="http://schemas.microsoft.com/office/drawing/2015/10/21/chartex" xmlns:cx3="http://schemas.microsoft.com/office/drawing/2016/5/9/chartex" xmlns:cx4="http://schemas.microsoft.com/office/drawing/2016/5/10/chartex" xmlns:cx5="http://schemas.microsoft.com/office/drawing/2016/5/11/chartex" xmlns:cx6="http://schemas.microsoft.com/office/drawing/2016/5/12/chartex" xmlns:cx7="http://schemas.microsoft.com/office/drawing/2016/5/13/chartex" xmlns:cx8="http://schemas.microsoft.com/office/drawing/2016/5/14/chartex" xmlns:mc="http://schemas.openxmlformats.org/markup-compatibility/2006" xmlns:aink="http://schemas.microsoft.com/office/drawing/2016/ink" xmlns:am3d="http://schemas.microsoft.com/office/drawing/2017/model3d" xmlns:o="urn:schemas-microsoft-com:office:office" xmlns:r="http://schemas.openxmlformats.org/officeDocument/2006/relationships" xmlns:m="http://schemas.openxmlformats.org/officeDocument/2006/math" xmlns:v="urn:schemas-microsoft-com:vml" xmlns:wp14="http://schemas.microsoft.com/office/word/2010/wordprocessingDrawing" xmlns:wp="http://schemas.openxmlformats.org/drawingml/2006/wordprocessingDrawing" xmlns:w10="urn:schemas-microsoft-com:office:word" xmlns:w="http://schemas.openxmlformats.org/wordprocessingml/2006/main" xmlns:w14="http://schemas.microsoft.com/office/word/2010/wordml" xmlns:w15="http://schemas.microsoft.com/office/word/2012/wordml" xmlns:w16cid="http://schemas.microsoft.com/office/word/2016/wordml/cid" xmlns:w16se="http://schemas.microsoft.com/office/word/2015/wordml/symex" xmlns:wpg="http://schemas.microsoft.com/office/word/2010/wordprocessingGroup" xmlns:wpi="http://schemas.microsoft.com/office/word/2010/wordprocessingInk" xmlns:wne="http://schemas.microsoft.com/office/word/2006/wordml" xmlns:wps="http://schemas.microsoft.com/office/word/2010/wordprocessingShape" mc:Ignorable="w14 w15 w16se w16cid wp14">
+<w:numbering xmlns:wpc="http://schemas.microsoft.com/office/word/2010/wordprocessingCanvas" xmlns:cx="http://schemas.microsoft.com/office/drawing/2014/chartex" xmlns:cx1="http://schemas.microsoft.com/office/drawing/2015/9/8/chartex" xmlns:cx2="http://schemas.microsoft.com/office/drawing/2015/10/21/chartex" xmlns:cx3="http://schemas.microsoft.com/office/drawing/2016/5/9/chartex" xmlns:cx4="http://schemas.microsoft.com/office/drawing/2016/5/10/chartex" xmlns:cx5="http://schemas.microsoft.com/office/drawing/2016/5/11/chartex" xmlns:cx6="http://schemas.microsoft.com/office/drawing/2016/5/12/chartex" xmlns:cx7="http://schemas.microsoft.com/office/drawing/2016/5/13/chartex" xmlns:cx8="http://schemas.microsoft.com/office/drawing/2016/5/14/chartex" xmlns:mc="http://schemas.openxmlformats.org/markup-compatibility/2006" xmlns:aink="http://schemas.microsoft.com/office/drawing/2016/ink" xmlns:am3d="http://schemas.microsoft.com/office/drawing/2017/model3d" xmlns:o="urn:schemas-microsoft-com:office:office" xmlns:oel="http://schemas.microsoft.com/office/2019/extlst" xmlns:r="http://schemas.openxmlformats.org/officeDocument/2006/relationships" xmlns:m="http://schemas.openxmlformats.org/officeDocument/2006/math" xmlns:v="urn:schemas-microsoft-com:vml" xmlns:wp14="http://schemas.microsoft.com/office/word/2010/wordprocessingDrawing" xmlns:wp="http://schemas.openxmlformats.org/drawingml/2006/wordprocessingDrawing" xmlns:w10="urn:schemas-microsoft-com:office:word" xmlns:w="http://schemas.openxmlformats.org/wordprocessingml/2006/main" xmlns:w14="http://schemas.microsoft.com/office/word/2010/wordml" xmlns:w15="http://schemas.microsoft.com/office/word/2012/wordml" xmlns:w16cex="http://schemas.microsoft.com/office/word/2018/wordml/cex" xmlns:w16cid="http://schemas.microsoft.com/office/word/2016/wordml/cid" xmlns:w16="http://schemas.microsoft.com/office/word/2018/wordml" xmlns:w16du="http://schemas.microsoft.com/office/word/2023/wordml/word16du" xmlns:w16sdtdh="http://schemas.microsoft.com/office/word/2020/wordml/sdtdatahash" xmlns:w16sdtfl="http://schemas.microsoft.com/office/word/2024/wordml/sdtformatlock" xmlns:w16se="http://schemas.microsoft.com/office/word/2015/wordml/symex" xmlns:wpg="http://schemas.microsoft.com/office/word/2010/wordprocessingGroup" xmlns:wpi="http://schemas.microsoft.com/office/word/2010/wordprocessingInk" xmlns:wne="http://schemas.microsoft.com/office/word/2006/wordml" xmlns:wps="http://schemas.microsoft.com/office/word/2010/wordprocessingShape" mc:Ignorable="w14 w15 w16se w16cid w16 w16cex w16sdtdh w16sdtfl w16du wp14">
   <w:abstractNum w:abstractNumId="0" w15:restartNumberingAfterBreak="0">
     <w:nsid w:val="06BC7D31"/>
     <w:multiLevelType w:val="multilevel"/>
@@ -7995,68 +9370,68 @@
       </w:rPr>
     </w:lvl>
   </w:abstractNum>
-  <w:num w:numId="1">
+  <w:num w:numId="1" w16cid:durableId="1147089903">
     <w:abstractNumId w:val="9"/>
   </w:num>
-  <w:num w:numId="2">
+  <w:num w:numId="2" w16cid:durableId="599489058">
     <w:abstractNumId w:val="13"/>
   </w:num>
-  <w:num w:numId="3">
+  <w:num w:numId="3" w16cid:durableId="1464272802">
     <w:abstractNumId w:val="11"/>
   </w:num>
-  <w:num w:numId="4">
+  <w:num w:numId="4" w16cid:durableId="568154467">
     <w:abstractNumId w:val="12"/>
   </w:num>
-  <w:num w:numId="5">
+  <w:num w:numId="5" w16cid:durableId="84110606">
     <w:abstractNumId w:val="18"/>
   </w:num>
-  <w:num w:numId="6">
+  <w:num w:numId="6" w16cid:durableId="1882013573">
     <w:abstractNumId w:val="16"/>
   </w:num>
-  <w:num w:numId="7">
+  <w:num w:numId="7" w16cid:durableId="2002662252">
     <w:abstractNumId w:val="1"/>
   </w:num>
-  <w:num w:numId="8">
+  <w:num w:numId="8" w16cid:durableId="1709799534">
     <w:abstractNumId w:val="10"/>
   </w:num>
-  <w:num w:numId="9">
+  <w:num w:numId="9" w16cid:durableId="535583845">
     <w:abstractNumId w:val="5"/>
   </w:num>
-  <w:num w:numId="10">
+  <w:num w:numId="10" w16cid:durableId="347101373">
     <w:abstractNumId w:val="4"/>
   </w:num>
-  <w:num w:numId="11">
+  <w:num w:numId="11" w16cid:durableId="383064328">
     <w:abstractNumId w:val="17"/>
   </w:num>
-  <w:num w:numId="12">
+  <w:num w:numId="12" w16cid:durableId="1237125382">
     <w:abstractNumId w:val="15"/>
   </w:num>
-  <w:num w:numId="13">
+  <w:num w:numId="13" w16cid:durableId="2124302820">
     <w:abstractNumId w:val="14"/>
   </w:num>
-  <w:num w:numId="14">
+  <w:num w:numId="14" w16cid:durableId="1822577058">
     <w:abstractNumId w:val="0"/>
   </w:num>
-  <w:num w:numId="15">
+  <w:num w:numId="15" w16cid:durableId="746003687">
     <w:abstractNumId w:val="3"/>
   </w:num>
-  <w:num w:numId="16">
+  <w:num w:numId="16" w16cid:durableId="1728140895">
     <w:abstractNumId w:val="7"/>
   </w:num>
-  <w:num w:numId="17">
+  <w:num w:numId="17" w16cid:durableId="582881438">
     <w:abstractNumId w:val="8"/>
   </w:num>
-  <w:num w:numId="18">
+  <w:num w:numId="18" w16cid:durableId="1588265550">
     <w:abstractNumId w:val="6"/>
   </w:num>
-  <w:num w:numId="19">
+  <w:num w:numId="19" w16cid:durableId="852186031">
     <w:abstractNumId w:val="2"/>
   </w:num>
 </w:numbering>
 </file>
 
 <file path=word/styles.xml><?xml version="1.0" encoding="utf-8"?>
-<w:styles xmlns:mc="http://schemas.openxmlformats.org/markup-compatibility/2006" xmlns:r="http://schemas.openxmlformats.org/officeDocument/2006/relationships" xmlns:w="http://schemas.openxmlformats.org/wordprocessingml/2006/main" xmlns:w14="http://schemas.microsoft.com/office/word/2010/wordml" xmlns:w15="http://schemas.microsoft.com/office/word/2012/wordml" xmlns:w16cid="http://schemas.microsoft.com/office/word/2016/wordml/cid" xmlns:w16se="http://schemas.microsoft.com/office/word/2015/wordml/symex" mc:Ignorable="w14 w15 w16se w16cid">
+<w:styles xmlns:mc="http://schemas.openxmlformats.org/markup-compatibility/2006" xmlns:r="http://schemas.openxmlformats.org/officeDocument/2006/relationships" xmlns:w="http://schemas.openxmlformats.org/wordprocessingml/2006/main" xmlns:w14="http://schemas.microsoft.com/office/word/2010/wordml" xmlns:w15="http://schemas.microsoft.com/office/word/2012/wordml" xmlns:w16cex="http://schemas.microsoft.com/office/word/2018/wordml/cex" xmlns:w16cid="http://schemas.microsoft.com/office/word/2016/wordml/cid" xmlns:w16="http://schemas.microsoft.com/office/word/2018/wordml" xmlns:w16du="http://schemas.microsoft.com/office/word/2023/wordml/word16du" xmlns:w16sdtdh="http://schemas.microsoft.com/office/word/2020/wordml/sdtdatahash" xmlns:w16sdtfl="http://schemas.microsoft.com/office/word/2024/wordml/sdtformatlock" xmlns:w16se="http://schemas.microsoft.com/office/word/2015/wordml/symex" mc:Ignorable="w14 w15 w16se w16cid w16 w16cex w16sdtdh w16sdtfl w16du">
   <w:docDefaults>
     <w:rPrDefault>
       <w:rPr>
@@ -8074,7 +9449,7 @@
       </w:pPr>
     </w:pPrDefault>
   </w:docDefaults>
-  <w:latentStyles w:defLockedState="0" w:defUIPriority="99" w:defSemiHidden="0" w:defUnhideWhenUsed="0" w:defQFormat="0" w:count="375">
+  <w:latentStyles w:defLockedState="0" w:defUIPriority="99" w:defSemiHidden="0" w:defUnhideWhenUsed="0" w:defQFormat="0" w:count="376">
     <w:lsdException w:name="Normal" w:uiPriority="0" w:qFormat="1"/>
     <w:lsdException w:name="heading 1" w:uiPriority="9" w:qFormat="1"/>
     <w:lsdException w:name="heading 2" w:semiHidden="1" w:uiPriority="9" w:unhideWhenUsed="1" w:qFormat="1"/>
@@ -8450,6 +9825,7 @@
     <w:lsdException w:name="Smart Hyperlink" w:semiHidden="1" w:unhideWhenUsed="1"/>
     <w:lsdException w:name="Hashtag" w:semiHidden="1" w:unhideWhenUsed="1"/>
     <w:lsdException w:name="Unresolved Mention" w:semiHidden="1" w:unhideWhenUsed="1"/>
+    <w:lsdException w:name="Smart Link" w:semiHidden="1" w:unhideWhenUsed="1"/>
   </w:latentStyles>
   <w:style w:type="paragraph" w:default="1" w:styleId="Norml">
     <w:name w:val="Normal"/>
@@ -8482,7 +9858,6 @@
     <w:next w:val="Norml"/>
     <w:link w:val="Cmsor2Char"/>
     <w:uiPriority w:val="9"/>
-    <w:semiHidden/>
     <w:unhideWhenUsed/>
     <w:qFormat/>
     <w:rsid w:val="002972AC"/>
@@ -8657,7 +10032,6 @@
   <w:style w:type="character" w:default="1" w:styleId="Bekezdsalapbettpusa">
     <w:name w:val="Default Paragraph Font"/>
     <w:uiPriority w:val="1"/>
-    <w:semiHidden/>
     <w:unhideWhenUsed/>
   </w:style>
   <w:style w:type="table" w:default="1" w:styleId="Normltblzat">
@@ -8699,7 +10073,6 @@
     <w:basedOn w:val="Bekezdsalapbettpusa"/>
     <w:link w:val="Cmsor2"/>
     <w:uiPriority w:val="9"/>
-    <w:semiHidden/>
     <w:rsid w:val="002972AC"/>
     <w:rPr>
       <w:rFonts w:asciiTheme="majorHAnsi" w:eastAsiaTheme="majorEastAsia" w:hAnsiTheme="majorHAnsi" w:cstheme="majorBidi"/>
@@ -9066,6 +10439,60 @@
       <w:shd w:val="clear" w:color="auto" w:fill="E1DFDD"/>
     </w:rPr>
   </w:style>
+  <w:style w:type="paragraph" w:styleId="Nincstrkz">
+    <w:name w:val="No Spacing"/>
+    <w:uiPriority w:val="1"/>
+    <w:qFormat/>
+    <w:rsid w:val="007C23C4"/>
+    <w:pPr>
+      <w:spacing w:after="0" w:line="240" w:lineRule="auto"/>
+    </w:pPr>
+  </w:style>
+  <w:style w:type="paragraph" w:styleId="Tartalomjegyzkcmsora">
+    <w:name w:val="TOC Heading"/>
+    <w:basedOn w:val="Cmsor1"/>
+    <w:next w:val="Norml"/>
+    <w:uiPriority w:val="39"/>
+    <w:unhideWhenUsed/>
+    <w:qFormat/>
+    <w:rsid w:val="007C23C4"/>
+    <w:pPr>
+      <w:spacing w:before="240" w:after="0" w:line="259" w:lineRule="auto"/>
+      <w:outlineLvl w:val="9"/>
+    </w:pPr>
+    <w:rPr>
+      <w:kern w:val="0"/>
+      <w:sz w:val="32"/>
+      <w:szCs w:val="32"/>
+      <w:lang w:eastAsia="hu-HU"/>
+      <w14:ligatures w14:val="none"/>
+    </w:rPr>
+  </w:style>
+  <w:style w:type="paragraph" w:styleId="TJ1">
+    <w:name w:val="toc 1"/>
+    <w:basedOn w:val="Norml"/>
+    <w:next w:val="Norml"/>
+    <w:autoRedefine/>
+    <w:uiPriority w:val="39"/>
+    <w:unhideWhenUsed/>
+    <w:rsid w:val="007C23C4"/>
+    <w:pPr>
+      <w:spacing w:after="100"/>
+    </w:pPr>
+  </w:style>
+  <w:style w:type="paragraph" w:styleId="TJ2">
+    <w:name w:val="toc 2"/>
+    <w:basedOn w:val="Norml"/>
+    <w:next w:val="Norml"/>
+    <w:autoRedefine/>
+    <w:uiPriority w:val="39"/>
+    <w:unhideWhenUsed/>
+    <w:rsid w:val="007C23C4"/>
+    <w:pPr>
+      <w:spacing w:after="100"/>
+      <w:ind w:left="240"/>
+    </w:pPr>
+  </w:style>
 </w:styles>
 </file>
 

--- a/Documentation/Fejlesztői_Dokumentáció.docx
+++ b/Documentation/Fejlesztői_Dokumentáció.docx
@@ -1,6 +1,6 @@
 
 <file path=word/document.xml><?xml version="1.0" encoding="utf-8"?>
-<w:document xmlns:wpc="http://schemas.microsoft.com/office/word/2010/wordprocessingCanvas" xmlns:cx="http://schemas.microsoft.com/office/drawing/2014/chartex" xmlns:cx1="http://schemas.microsoft.com/office/drawing/2015/9/8/chartex" xmlns:cx2="http://schemas.microsoft.com/office/drawing/2015/10/21/chartex" xmlns:cx3="http://schemas.microsoft.com/office/drawing/2016/5/9/chartex" xmlns:cx4="http://schemas.microsoft.com/office/drawing/2016/5/10/chartex" xmlns:cx5="http://schemas.microsoft.com/office/drawing/2016/5/11/chartex" xmlns:cx6="http://schemas.microsoft.com/office/drawing/2016/5/12/chartex" xmlns:cx7="http://schemas.microsoft.com/office/drawing/2016/5/13/chartex" xmlns:cx8="http://schemas.microsoft.com/office/drawing/2016/5/14/chartex" xmlns:mc="http://schemas.openxmlformats.org/markup-compatibility/2006" xmlns:aink="http://schemas.microsoft.com/office/drawing/2016/ink" xmlns:am3d="http://schemas.microsoft.com/office/drawing/2017/model3d" xmlns:o="urn:schemas-microsoft-com:office:office" xmlns:oel="http://schemas.microsoft.com/office/2019/extlst" xmlns:r="http://schemas.openxmlformats.org/officeDocument/2006/relationships" xmlns:m="http://schemas.openxmlformats.org/officeDocument/2006/math" xmlns:v="urn:schemas-microsoft-com:vml" xmlns:wp14="http://schemas.microsoft.com/office/word/2010/wordprocessingDrawing" xmlns:wp="http://schemas.openxmlformats.org/drawingml/2006/wordprocessingDrawing" xmlns:w10="urn:schemas-microsoft-com:office:word" xmlns:w="http://schemas.openxmlformats.org/wordprocessingml/2006/main" xmlns:w14="http://schemas.microsoft.com/office/word/2010/wordml" xmlns:w15="http://schemas.microsoft.com/office/word/2012/wordml" xmlns:w16cex="http://schemas.microsoft.com/office/word/2018/wordml/cex" xmlns:w16cid="http://schemas.microsoft.com/office/word/2016/wordml/cid" xmlns:w16="http://schemas.microsoft.com/office/word/2018/wordml" xmlns:w16du="http://schemas.microsoft.com/office/word/2023/wordml/word16du" xmlns:w16sdtdh="http://schemas.microsoft.com/office/word/2020/wordml/sdtdatahash" xmlns:w16sdtfl="http://schemas.microsoft.com/office/word/2024/wordml/sdtformatlock" xmlns:w16se="http://schemas.microsoft.com/office/word/2015/wordml/symex" xmlns:wpg="http://schemas.microsoft.com/office/word/2010/wordprocessingGroup" xmlns:wpi="http://schemas.microsoft.com/office/word/2010/wordprocessingInk" xmlns:wne="http://schemas.microsoft.com/office/word/2006/wordml" xmlns:wps="http://schemas.microsoft.com/office/word/2010/wordprocessingShape" mc:Ignorable="w14 w15 w16se w16cid w16 w16cex w16sdtdh w16sdtfl w16du wp14">
+<w:document xmlns:wpc="http://schemas.microsoft.com/office/word/2010/wordprocessingCanvas" xmlns:cx="http://schemas.microsoft.com/office/drawing/2014/chartex" xmlns:cx1="http://schemas.microsoft.com/office/drawing/2015/9/8/chartex" xmlns:cx2="http://schemas.microsoft.com/office/drawing/2015/10/21/chartex" xmlns:cx3="http://schemas.microsoft.com/office/drawing/2016/5/9/chartex" xmlns:cx4="http://schemas.microsoft.com/office/drawing/2016/5/10/chartex" xmlns:cx5="http://schemas.microsoft.com/office/drawing/2016/5/11/chartex" xmlns:cx6="http://schemas.microsoft.com/office/drawing/2016/5/12/chartex" xmlns:cx7="http://schemas.microsoft.com/office/drawing/2016/5/13/chartex" xmlns:cx8="http://schemas.microsoft.com/office/drawing/2016/5/14/chartex" xmlns:mc="http://schemas.openxmlformats.org/markup-compatibility/2006" xmlns:aink="http://schemas.microsoft.com/office/drawing/2016/ink" xmlns:am3d="http://schemas.microsoft.com/office/drawing/2017/model3d" xmlns:o="urn:schemas-microsoft-com:office:office" xmlns:r="http://schemas.openxmlformats.org/officeDocument/2006/relationships" xmlns:m="http://schemas.openxmlformats.org/officeDocument/2006/math" xmlns:v="urn:schemas-microsoft-com:vml" xmlns:wp14="http://schemas.microsoft.com/office/word/2010/wordprocessingDrawing" xmlns:wp="http://schemas.openxmlformats.org/drawingml/2006/wordprocessingDrawing" xmlns:w10="urn:schemas-microsoft-com:office:word" xmlns:w="http://schemas.openxmlformats.org/wordprocessingml/2006/main" xmlns:w14="http://schemas.microsoft.com/office/word/2010/wordml" xmlns:w15="http://schemas.microsoft.com/office/word/2012/wordml" xmlns:w16cid="http://schemas.microsoft.com/office/word/2016/wordml/cid" xmlns:w16se="http://schemas.microsoft.com/office/word/2015/wordml/symex" xmlns:wpg="http://schemas.microsoft.com/office/word/2010/wordprocessingGroup" xmlns:wpi="http://schemas.microsoft.com/office/word/2010/wordprocessingInk" xmlns:wne="http://schemas.microsoft.com/office/word/2006/wordml" xmlns:wps="http://schemas.microsoft.com/office/word/2010/wordprocessingShape" mc:Ignorable="w14 w15 w16se w16cid wp14">
   <w:body>
     <w:p>
       <w:pPr>
@@ -345,6 +345,15 @@
     </w:p>
     <w:sdt>
       <w:sdtPr>
+        <w:rPr>
+          <w:rFonts w:asciiTheme="minorHAnsi" w:eastAsiaTheme="minorHAnsi" w:hAnsiTheme="minorHAnsi" w:cstheme="minorBidi"/>
+          <w:color w:val="auto"/>
+          <w:kern w:val="2"/>
+          <w:sz w:val="24"/>
+          <w:szCs w:val="24"/>
+          <w:lang w:eastAsia="en-US"/>
+          <w14:ligatures w14:val="standardContextual"/>
+        </w:rPr>
         <w:id w:val="1366330922"/>
         <w:docPartObj>
           <w:docPartGallery w:val="Table of Contents"/>
@@ -353,18 +362,12 @@
       </w:sdtPr>
       <w:sdtEndPr>
         <w:rPr>
-          <w:rFonts w:asciiTheme="minorHAnsi" w:eastAsiaTheme="minorHAnsi" w:hAnsiTheme="minorHAnsi" w:cstheme="minorBidi"/>
           <w:b/>
           <w:bCs/>
-          <w:color w:val="auto"/>
-          <w:kern w:val="2"/>
-          <w:sz w:val="24"/>
-          <w:szCs w:val="24"/>
-          <w:lang w:eastAsia="en-US"/>
-          <w14:ligatures w14:val="standardContextual"/>
         </w:rPr>
       </w:sdtEndPr>
       <w:sdtContent>
+        <w:bookmarkStart w:id="0" w:name="_GoBack" w:displacedByCustomXml="prev"/>
         <w:p>
           <w:pPr>
             <w:pStyle w:val="Tartalomjegyzkcmsora"/>
@@ -373,6 +376,7 @@
             <w:t>Tartalom</w:t>
           </w:r>
         </w:p>
+        <w:bookmarkEnd w:id="0"/>
         <w:p>
           <w:pPr>
             <w:pStyle w:val="TJ1"/>
@@ -382,7 +386,11 @@
             <w:rPr>
               <w:rFonts w:eastAsiaTheme="minorEastAsia"/>
               <w:noProof/>
+              <w:kern w:val="0"/>
+              <w:sz w:val="22"/>
+              <w:szCs w:val="22"/>
               <w:lang w:eastAsia="hu-HU"/>
+              <w14:ligatures w14:val="none"/>
             </w:rPr>
           </w:pPr>
           <w:r>
@@ -394,7 +402,7 @@
           <w:r>
             <w:fldChar w:fldCharType="separate"/>
           </w:r>
-          <w:hyperlink w:anchor="_Toc193711059" w:history="1">
+          <w:hyperlink w:anchor="_Toc193959378" w:history="1">
             <w:r>
               <w:rPr>
                 <w:rStyle w:val="Hiperhivatkozs"/>
@@ -421,7 +429,7 @@
                 <w:noProof/>
                 <w:webHidden/>
               </w:rPr>
-              <w:instrText xml:space="preserve"> PAGEREF _Toc193711059 \h </w:instrText>
+              <w:instrText xml:space="preserve"> PAGEREF _Toc193959378 \h </w:instrText>
             </w:r>
             <w:r>
               <w:rPr>
@@ -461,10 +469,14 @@
             <w:rPr>
               <w:rFonts w:eastAsiaTheme="minorEastAsia"/>
               <w:noProof/>
+              <w:kern w:val="0"/>
+              <w:sz w:val="22"/>
+              <w:szCs w:val="22"/>
               <w:lang w:eastAsia="hu-HU"/>
+              <w14:ligatures w14:val="none"/>
             </w:rPr>
           </w:pPr>
-          <w:hyperlink w:anchor="_Toc193711060" w:history="1">
+          <w:hyperlink w:anchor="_Toc193959379" w:history="1">
             <w:r>
               <w:rPr>
                 <w:rStyle w:val="Hiperhivatkozs"/>
@@ -491,7 +503,7 @@
                 <w:noProof/>
                 <w:webHidden/>
               </w:rPr>
-              <w:instrText xml:space="preserve"> PAGEREF _Toc193711060 \h </w:instrText>
+              <w:instrText xml:space="preserve"> PAGEREF _Toc193959379 \h </w:instrText>
             </w:r>
             <w:r>
               <w:rPr>
@@ -531,10 +543,14 @@
             <w:rPr>
               <w:rFonts w:eastAsiaTheme="minorEastAsia"/>
               <w:noProof/>
+              <w:kern w:val="0"/>
+              <w:sz w:val="22"/>
+              <w:szCs w:val="22"/>
               <w:lang w:eastAsia="hu-HU"/>
+              <w14:ligatures w14:val="none"/>
             </w:rPr>
           </w:pPr>
-          <w:hyperlink w:anchor="_Toc193711061" w:history="1">
+          <w:hyperlink w:anchor="_Toc193959380" w:history="1">
             <w:r>
               <w:rPr>
                 <w:rStyle w:val="Hiperhivatkozs"/>
@@ -561,7 +577,7 @@
                 <w:noProof/>
                 <w:webHidden/>
               </w:rPr>
-              <w:instrText xml:space="preserve"> PAGEREF _Toc193711061 \h </w:instrText>
+              <w:instrText xml:space="preserve"> PAGEREF _Toc193959380 \h </w:instrText>
             </w:r>
             <w:r>
               <w:rPr>
@@ -601,10 +617,14 @@
             <w:rPr>
               <w:rFonts w:eastAsiaTheme="minorEastAsia"/>
               <w:noProof/>
+              <w:kern w:val="0"/>
+              <w:sz w:val="22"/>
+              <w:szCs w:val="22"/>
               <w:lang w:eastAsia="hu-HU"/>
+              <w14:ligatures w14:val="none"/>
             </w:rPr>
           </w:pPr>
-          <w:hyperlink w:anchor="_Toc193711062" w:history="1">
+          <w:hyperlink w:anchor="_Toc193959381" w:history="1">
             <w:r>
               <w:rPr>
                 <w:rStyle w:val="Hiperhivatkozs"/>
@@ -631,7 +651,7 @@
                 <w:noProof/>
                 <w:webHidden/>
               </w:rPr>
-              <w:instrText xml:space="preserve"> PAGEREF _Toc193711062 \h </w:instrText>
+              <w:instrText xml:space="preserve"> PAGEREF _Toc193959381 \h </w:instrText>
             </w:r>
             <w:r>
               <w:rPr>
@@ -671,10 +691,14 @@
             <w:rPr>
               <w:rFonts w:eastAsiaTheme="minorEastAsia"/>
               <w:noProof/>
+              <w:kern w:val="0"/>
+              <w:sz w:val="22"/>
+              <w:szCs w:val="22"/>
               <w:lang w:eastAsia="hu-HU"/>
+              <w14:ligatures w14:val="none"/>
             </w:rPr>
           </w:pPr>
-          <w:hyperlink w:anchor="_Toc193711063" w:history="1">
+          <w:hyperlink w:anchor="_Toc193959382" w:history="1">
             <w:r>
               <w:rPr>
                 <w:rStyle w:val="Hiperhivatkozs"/>
@@ -702,7 +726,7 @@
                 <w:noProof/>
                 <w:webHidden/>
               </w:rPr>
-              <w:instrText xml:space="preserve"> PAGEREF _Toc193711063 \h </w:instrText>
+              <w:instrText xml:space="preserve"> PAGEREF _Toc193959382 \h </w:instrText>
             </w:r>
             <w:r>
               <w:rPr>
@@ -742,10 +766,14 @@
             <w:rPr>
               <w:rFonts w:eastAsiaTheme="minorEastAsia"/>
               <w:noProof/>
+              <w:kern w:val="0"/>
+              <w:sz w:val="22"/>
+              <w:szCs w:val="22"/>
               <w:lang w:eastAsia="hu-HU"/>
+              <w14:ligatures w14:val="none"/>
             </w:rPr>
           </w:pPr>
-          <w:hyperlink w:anchor="_Toc193711064" w:history="1">
+          <w:hyperlink w:anchor="_Toc193959383" w:history="1">
             <w:r>
               <w:rPr>
                 <w:rStyle w:val="Hiperhivatkozs"/>
@@ -773,7 +801,7 @@
                 <w:noProof/>
                 <w:webHidden/>
               </w:rPr>
-              <w:instrText xml:space="preserve"> PAGEREF _Toc193711064 \h </w:instrText>
+              <w:instrText xml:space="preserve"> PAGEREF _Toc193959383 \h </w:instrText>
             </w:r>
             <w:r>
               <w:rPr>
@@ -813,10 +841,14 @@
             <w:rPr>
               <w:rFonts w:eastAsiaTheme="minorEastAsia"/>
               <w:noProof/>
+              <w:kern w:val="0"/>
+              <w:sz w:val="22"/>
+              <w:szCs w:val="22"/>
               <w:lang w:eastAsia="hu-HU"/>
+              <w14:ligatures w14:val="none"/>
             </w:rPr>
           </w:pPr>
-          <w:hyperlink w:anchor="_Toc193711065" w:history="1">
+          <w:hyperlink w:anchor="_Toc193959384" w:history="1">
             <w:r>
               <w:rPr>
                 <w:rStyle w:val="Hiperhivatkozs"/>
@@ -843,7 +875,7 @@
                 <w:noProof/>
                 <w:webHidden/>
               </w:rPr>
-              <w:instrText xml:space="preserve"> PAGEREF _Toc193711065 \h </w:instrText>
+              <w:instrText xml:space="preserve"> PAGEREF _Toc193959384 \h </w:instrText>
             </w:r>
             <w:r>
               <w:rPr>
@@ -883,10 +915,14 @@
             <w:rPr>
               <w:rFonts w:eastAsiaTheme="minorEastAsia"/>
               <w:noProof/>
+              <w:kern w:val="0"/>
+              <w:sz w:val="22"/>
+              <w:szCs w:val="22"/>
               <w:lang w:eastAsia="hu-HU"/>
+              <w14:ligatures w14:val="none"/>
             </w:rPr>
           </w:pPr>
-          <w:hyperlink w:anchor="_Toc193711066" w:history="1">
+          <w:hyperlink w:anchor="_Toc193959385" w:history="1">
             <w:r>
               <w:rPr>
                 <w:rStyle w:val="Hiperhivatkozs"/>
@@ -913,7 +949,7 @@
                 <w:noProof/>
                 <w:webHidden/>
               </w:rPr>
-              <w:instrText xml:space="preserve"> PAGEREF _Toc193711066 \h </w:instrText>
+              <w:instrText xml:space="preserve"> PAGEREF _Toc193959385 \h </w:instrText>
             </w:r>
             <w:r>
               <w:rPr>
@@ -953,10 +989,14 @@
             <w:rPr>
               <w:rFonts w:eastAsiaTheme="minorEastAsia"/>
               <w:noProof/>
+              <w:kern w:val="0"/>
+              <w:sz w:val="22"/>
+              <w:szCs w:val="22"/>
               <w:lang w:eastAsia="hu-HU"/>
+              <w14:ligatures w14:val="none"/>
             </w:rPr>
           </w:pPr>
-          <w:hyperlink w:anchor="_Toc193711067" w:history="1">
+          <w:hyperlink w:anchor="_Toc193959386" w:history="1">
             <w:r>
               <w:rPr>
                 <w:rStyle w:val="Hiperhivatkozs"/>
@@ -983,7 +1023,7 @@
                 <w:noProof/>
                 <w:webHidden/>
               </w:rPr>
-              <w:instrText xml:space="preserve"> PAGEREF _Toc193711067 \h </w:instrText>
+              <w:instrText xml:space="preserve"> PAGEREF _Toc193959386 \h </w:instrText>
             </w:r>
             <w:r>
               <w:rPr>
@@ -1023,10 +1063,14 @@
             <w:rPr>
               <w:rFonts w:eastAsiaTheme="minorEastAsia"/>
               <w:noProof/>
+              <w:kern w:val="0"/>
+              <w:sz w:val="22"/>
+              <w:szCs w:val="22"/>
               <w:lang w:eastAsia="hu-HU"/>
+              <w14:ligatures w14:val="none"/>
             </w:rPr>
           </w:pPr>
-          <w:hyperlink w:anchor="_Toc193711068" w:history="1">
+          <w:hyperlink w:anchor="_Toc193959387" w:history="1">
             <w:r>
               <w:rPr>
                 <w:rStyle w:val="Hiperhivatkozs"/>
@@ -1053,7 +1097,7 @@
                 <w:noProof/>
                 <w:webHidden/>
               </w:rPr>
-              <w:instrText xml:space="preserve"> PAGEREF _Toc193711068 \h </w:instrText>
+              <w:instrText xml:space="preserve"> PAGEREF _Toc193959387 \h </w:instrText>
             </w:r>
             <w:r>
               <w:rPr>
@@ -1093,10 +1137,14 @@
             <w:rPr>
               <w:rFonts w:eastAsiaTheme="minorEastAsia"/>
               <w:noProof/>
+              <w:kern w:val="0"/>
+              <w:sz w:val="22"/>
+              <w:szCs w:val="22"/>
               <w:lang w:eastAsia="hu-HU"/>
+              <w14:ligatures w14:val="none"/>
             </w:rPr>
           </w:pPr>
-          <w:hyperlink w:anchor="_Toc193711069" w:history="1">
+          <w:hyperlink w:anchor="_Toc193959388" w:history="1">
             <w:r>
               <w:rPr>
                 <w:rStyle w:val="Hiperhivatkozs"/>
@@ -1123,7 +1171,7 @@
                 <w:noProof/>
                 <w:webHidden/>
               </w:rPr>
-              <w:instrText xml:space="preserve"> PAGEREF _Toc193711069 \h </w:instrText>
+              <w:instrText xml:space="preserve"> PAGEREF _Toc193959388 \h </w:instrText>
             </w:r>
             <w:r>
               <w:rPr>
@@ -1143,7 +1191,7 @@
                 <w:noProof/>
                 <w:webHidden/>
               </w:rPr>
-              <w:t>10</w:t>
+              <w:t>9</w:t>
             </w:r>
             <w:r>
               <w:rPr>
@@ -1163,10 +1211,14 @@
             <w:rPr>
               <w:rFonts w:eastAsiaTheme="minorEastAsia"/>
               <w:noProof/>
+              <w:kern w:val="0"/>
+              <w:sz w:val="22"/>
+              <w:szCs w:val="22"/>
               <w:lang w:eastAsia="hu-HU"/>
+              <w14:ligatures w14:val="none"/>
             </w:rPr>
           </w:pPr>
-          <w:hyperlink w:anchor="_Toc193711070" w:history="1">
+          <w:hyperlink w:anchor="_Toc193959389" w:history="1">
             <w:r>
               <w:rPr>
                 <w:rStyle w:val="Hiperhivatkozs"/>
@@ -1193,7 +1245,7 @@
                 <w:noProof/>
                 <w:webHidden/>
               </w:rPr>
-              <w:instrText xml:space="preserve"> PAGEREF _Toc193711070 \h </w:instrText>
+              <w:instrText xml:space="preserve"> PAGEREF _Toc193959389 \h </w:instrText>
             </w:r>
             <w:r>
               <w:rPr>
@@ -1233,10 +1285,14 @@
             <w:rPr>
               <w:rFonts w:eastAsiaTheme="minorEastAsia"/>
               <w:noProof/>
+              <w:kern w:val="0"/>
+              <w:sz w:val="22"/>
+              <w:szCs w:val="22"/>
               <w:lang w:eastAsia="hu-HU"/>
+              <w14:ligatures w14:val="none"/>
             </w:rPr>
           </w:pPr>
-          <w:hyperlink w:anchor="_Toc193711071" w:history="1">
+          <w:hyperlink w:anchor="_Toc193959390" w:history="1">
             <w:r>
               <w:rPr>
                 <w:rStyle w:val="Hiperhivatkozs"/>
@@ -1263,7 +1319,7 @@
                 <w:noProof/>
                 <w:webHidden/>
               </w:rPr>
-              <w:instrText xml:space="preserve"> PAGEREF _Toc193711071 \h </w:instrText>
+              <w:instrText xml:space="preserve"> PAGEREF _Toc193959390 \h </w:instrText>
             </w:r>
             <w:r>
               <w:rPr>
@@ -1303,10 +1359,14 @@
             <w:rPr>
               <w:rFonts w:eastAsiaTheme="minorEastAsia"/>
               <w:noProof/>
+              <w:kern w:val="0"/>
+              <w:sz w:val="22"/>
+              <w:szCs w:val="22"/>
               <w:lang w:eastAsia="hu-HU"/>
+              <w14:ligatures w14:val="none"/>
             </w:rPr>
           </w:pPr>
-          <w:hyperlink w:anchor="_Toc193711072" w:history="1">
+          <w:hyperlink w:anchor="_Toc193959391" w:history="1">
             <w:r>
               <w:rPr>
                 <w:rStyle w:val="Hiperhivatkozs"/>
@@ -1333,7 +1393,7 @@
                 <w:noProof/>
                 <w:webHidden/>
               </w:rPr>
-              <w:instrText xml:space="preserve"> PAGEREF _Toc193711072 \h </w:instrText>
+              <w:instrText xml:space="preserve"> PAGEREF _Toc193959391 \h </w:instrText>
             </w:r>
             <w:r>
               <w:rPr>
@@ -1373,10 +1433,14 @@
             <w:rPr>
               <w:rFonts w:eastAsiaTheme="minorEastAsia"/>
               <w:noProof/>
+              <w:kern w:val="0"/>
+              <w:sz w:val="22"/>
+              <w:szCs w:val="22"/>
               <w:lang w:eastAsia="hu-HU"/>
+              <w14:ligatures w14:val="none"/>
             </w:rPr>
           </w:pPr>
-          <w:hyperlink w:anchor="_Toc193711073" w:history="1">
+          <w:hyperlink w:anchor="_Toc193959392" w:history="1">
             <w:r>
               <w:rPr>
                 <w:rStyle w:val="Hiperhivatkozs"/>
@@ -1403,7 +1467,81 @@
                 <w:noProof/>
                 <w:webHidden/>
               </w:rPr>
-              <w:instrText xml:space="preserve"> PAGEREF _Toc193711073 \h </w:instrText>
+              <w:instrText xml:space="preserve"> PAGEREF _Toc193959392 \h </w:instrText>
+            </w:r>
+            <w:r>
+              <w:rPr>
+                <w:noProof/>
+                <w:webHidden/>
+              </w:rPr>
+            </w:r>
+            <w:r>
+              <w:rPr>
+                <w:noProof/>
+                <w:webHidden/>
+              </w:rPr>
+              <w:fldChar w:fldCharType="separate"/>
+            </w:r>
+            <w:r>
+              <w:rPr>
+                <w:noProof/>
+                <w:webHidden/>
+              </w:rPr>
+              <w:t>11</w:t>
+            </w:r>
+            <w:r>
+              <w:rPr>
+                <w:noProof/>
+                <w:webHidden/>
+              </w:rPr>
+              <w:fldChar w:fldCharType="end"/>
+            </w:r>
+          </w:hyperlink>
+        </w:p>
+        <w:p>
+          <w:pPr>
+            <w:pStyle w:val="TJ2"/>
+            <w:tabs>
+              <w:tab w:val="right" w:leader="dot" w:pos="9062"/>
+            </w:tabs>
+            <w:rPr>
+              <w:rFonts w:eastAsiaTheme="minorEastAsia"/>
+              <w:noProof/>
+              <w:kern w:val="0"/>
+              <w:sz w:val="22"/>
+              <w:szCs w:val="22"/>
+              <w:lang w:eastAsia="hu-HU"/>
+              <w14:ligatures w14:val="none"/>
+            </w:rPr>
+          </w:pPr>
+          <w:hyperlink w:anchor="_Toc193959393" w:history="1">
+            <w:r>
+              <w:rPr>
+                <w:rStyle w:val="Hiperhivatkozs"/>
+                <w:noProof/>
+              </w:rPr>
+              <w:t>Discord</w:t>
+            </w:r>
+            <w:r>
+              <w:rPr>
+                <w:noProof/>
+                <w:webHidden/>
+              </w:rPr>
+              <w:tab/>
+            </w:r>
+            <w:r>
+              <w:rPr>
+                <w:noProof/>
+                <w:webHidden/>
+              </w:rPr>
+              <w:fldChar w:fldCharType="begin"/>
+            </w:r>
+            <w:r>
+              <w:rPr>
+                <w:noProof/>
+                <w:webHidden/>
+              </w:rPr>
+              <w:instrText xml:space="preserve"> PAGEREF _Toc193959393 \h </w:instrText>
             </w:r>
             <w:r>
               <w:rPr>
@@ -1443,10 +1581,14 @@
             <w:rPr>
               <w:rFonts w:eastAsiaTheme="minorEastAsia"/>
               <w:noProof/>
+              <w:kern w:val="0"/>
+              <w:sz w:val="22"/>
+              <w:szCs w:val="22"/>
               <w:lang w:eastAsia="hu-HU"/>
+              <w14:ligatures w14:val="none"/>
             </w:rPr>
           </w:pPr>
-          <w:hyperlink w:anchor="_Toc193711074" w:history="1">
+          <w:hyperlink w:anchor="_Toc193959394" w:history="1">
             <w:r>
               <w:rPr>
                 <w:rStyle w:val="Hiperhivatkozs"/>
@@ -1473,7 +1615,7 @@
                 <w:noProof/>
                 <w:webHidden/>
               </w:rPr>
-              <w:instrText xml:space="preserve"> PAGEREF _Toc193711074 \h </w:instrText>
+              <w:instrText xml:space="preserve"> PAGEREF _Toc193959394 \h </w:instrText>
             </w:r>
             <w:r>
               <w:rPr>
@@ -1513,10 +1655,14 @@
             <w:rPr>
               <w:rFonts w:eastAsiaTheme="minorEastAsia"/>
               <w:noProof/>
+              <w:kern w:val="0"/>
+              <w:sz w:val="22"/>
+              <w:szCs w:val="22"/>
               <w:lang w:eastAsia="hu-HU"/>
+              <w14:ligatures w14:val="none"/>
             </w:rPr>
           </w:pPr>
-          <w:hyperlink w:anchor="_Toc193711075" w:history="1">
+          <w:hyperlink w:anchor="_Toc193959395" w:history="1">
             <w:r>
               <w:rPr>
                 <w:rStyle w:val="Hiperhivatkozs"/>
@@ -1543,7 +1689,7 @@
                 <w:noProof/>
                 <w:webHidden/>
               </w:rPr>
-              <w:instrText xml:space="preserve"> PAGEREF _Toc193711075 \h </w:instrText>
+              <w:instrText xml:space="preserve"> PAGEREF _Toc193959395 \h </w:instrText>
             </w:r>
             <w:r>
               <w:rPr>
@@ -1583,10 +1729,14 @@
             <w:rPr>
               <w:rFonts w:eastAsiaTheme="minorEastAsia"/>
               <w:noProof/>
+              <w:kern w:val="0"/>
+              <w:sz w:val="22"/>
+              <w:szCs w:val="22"/>
               <w:lang w:eastAsia="hu-HU"/>
+              <w14:ligatures w14:val="none"/>
             </w:rPr>
           </w:pPr>
-          <w:hyperlink w:anchor="_Toc193711076" w:history="1">
+          <w:hyperlink w:anchor="_Toc193959396" w:history="1">
             <w:r>
               <w:rPr>
                 <w:rStyle w:val="Hiperhivatkozs"/>
@@ -1613,7 +1763,7 @@
                 <w:noProof/>
                 <w:webHidden/>
               </w:rPr>
-              <w:instrText xml:space="preserve"> PAGEREF _Toc193711076 \h </w:instrText>
+              <w:instrText xml:space="preserve"> PAGEREF _Toc193959396 \h </w:instrText>
             </w:r>
             <w:r>
               <w:rPr>
@@ -1653,10 +1803,14 @@
             <w:rPr>
               <w:rFonts w:eastAsiaTheme="minorEastAsia"/>
               <w:noProof/>
+              <w:kern w:val="0"/>
+              <w:sz w:val="22"/>
+              <w:szCs w:val="22"/>
               <w:lang w:eastAsia="hu-HU"/>
+              <w14:ligatures w14:val="none"/>
             </w:rPr>
           </w:pPr>
-          <w:hyperlink w:anchor="_Toc193711077" w:history="1">
+          <w:hyperlink w:anchor="_Toc193959397" w:history="1">
             <w:r>
               <w:rPr>
                 <w:rStyle w:val="Hiperhivatkozs"/>
@@ -1683,7 +1837,7 @@
                 <w:noProof/>
                 <w:webHidden/>
               </w:rPr>
-              <w:instrText xml:space="preserve"> PAGEREF _Toc193711077 \h </w:instrText>
+              <w:instrText xml:space="preserve"> PAGEREF _Toc193959397 \h </w:instrText>
             </w:r>
             <w:r>
               <w:rPr>
@@ -1723,10 +1877,14 @@
             <w:rPr>
               <w:rFonts w:eastAsiaTheme="minorEastAsia"/>
               <w:noProof/>
+              <w:kern w:val="0"/>
+              <w:sz w:val="22"/>
+              <w:szCs w:val="22"/>
               <w:lang w:eastAsia="hu-HU"/>
+              <w14:ligatures w14:val="none"/>
             </w:rPr>
           </w:pPr>
-          <w:hyperlink w:anchor="_Toc193711078" w:history="1">
+          <w:hyperlink w:anchor="_Toc193959398" w:history="1">
             <w:r>
               <w:rPr>
                 <w:rStyle w:val="Hiperhivatkozs"/>
@@ -1753,7 +1911,7 @@
                 <w:noProof/>
                 <w:webHidden/>
               </w:rPr>
-              <w:instrText xml:space="preserve"> PAGEREF _Toc193711078 \h </w:instrText>
+              <w:instrText xml:space="preserve"> PAGEREF _Toc193959398 \h </w:instrText>
             </w:r>
             <w:r>
               <w:rPr>
@@ -1793,10 +1951,14 @@
             <w:rPr>
               <w:rFonts w:eastAsiaTheme="minorEastAsia"/>
               <w:noProof/>
+              <w:kern w:val="0"/>
+              <w:sz w:val="22"/>
+              <w:szCs w:val="22"/>
               <w:lang w:eastAsia="hu-HU"/>
+              <w14:ligatures w14:val="none"/>
             </w:rPr>
           </w:pPr>
-          <w:hyperlink w:anchor="_Toc193711079" w:history="1">
+          <w:hyperlink w:anchor="_Toc193959399" w:history="1">
             <w:r>
               <w:rPr>
                 <w:rStyle w:val="Hiperhivatkozs"/>
@@ -1823,7 +1985,7 @@
                 <w:noProof/>
                 <w:webHidden/>
               </w:rPr>
-              <w:instrText xml:space="preserve"> PAGEREF _Toc193711079 \h </w:instrText>
+              <w:instrText xml:space="preserve"> PAGEREF _Toc193959399 \h </w:instrText>
             </w:r>
             <w:r>
               <w:rPr>
@@ -1863,10 +2025,14 @@
             <w:rPr>
               <w:rFonts w:eastAsiaTheme="minorEastAsia"/>
               <w:noProof/>
+              <w:kern w:val="0"/>
+              <w:sz w:val="22"/>
+              <w:szCs w:val="22"/>
               <w:lang w:eastAsia="hu-HU"/>
+              <w14:ligatures w14:val="none"/>
             </w:rPr>
           </w:pPr>
-          <w:hyperlink w:anchor="_Toc193711080" w:history="1">
+          <w:hyperlink w:anchor="_Toc193959400" w:history="1">
             <w:r>
               <w:rPr>
                 <w:rStyle w:val="Hiperhivatkozs"/>
@@ -1893,7 +2059,7 @@
                 <w:noProof/>
                 <w:webHidden/>
               </w:rPr>
-              <w:instrText xml:space="preserve"> PAGEREF _Toc193711080 \h </w:instrText>
+              <w:instrText xml:space="preserve"> PAGEREF _Toc193959400 \h </w:instrText>
             </w:r>
             <w:r>
               <w:rPr>
@@ -1933,10 +2099,14 @@
             <w:rPr>
               <w:rFonts w:eastAsiaTheme="minorEastAsia"/>
               <w:noProof/>
+              <w:kern w:val="0"/>
+              <w:sz w:val="22"/>
+              <w:szCs w:val="22"/>
               <w:lang w:eastAsia="hu-HU"/>
+              <w14:ligatures w14:val="none"/>
             </w:rPr>
           </w:pPr>
-          <w:hyperlink w:anchor="_Toc193711081" w:history="1">
+          <w:hyperlink w:anchor="_Toc193959401" w:history="1">
             <w:r>
               <w:rPr>
                 <w:rStyle w:val="Hiperhivatkozs"/>
@@ -1963,7 +2133,7 @@
                 <w:noProof/>
                 <w:webHidden/>
               </w:rPr>
-              <w:instrText xml:space="preserve"> PAGEREF _Toc193711081 \h </w:instrText>
+              <w:instrText xml:space="preserve"> PAGEREF _Toc193959401 \h </w:instrText>
             </w:r>
             <w:r>
               <w:rPr>
@@ -2003,10 +2173,14 @@
             <w:rPr>
               <w:rFonts w:eastAsiaTheme="minorEastAsia"/>
               <w:noProof/>
+              <w:kern w:val="0"/>
+              <w:sz w:val="22"/>
+              <w:szCs w:val="22"/>
               <w:lang w:eastAsia="hu-HU"/>
+              <w14:ligatures w14:val="none"/>
             </w:rPr>
           </w:pPr>
-          <w:hyperlink w:anchor="_Toc193711082" w:history="1">
+          <w:hyperlink w:anchor="_Toc193959402" w:history="1">
             <w:r>
               <w:rPr>
                 <w:rStyle w:val="Hiperhivatkozs"/>
@@ -2033,7 +2207,7 @@
                 <w:noProof/>
                 <w:webHidden/>
               </w:rPr>
-              <w:instrText xml:space="preserve"> PAGEREF _Toc193711082 \h </w:instrText>
+              <w:instrText xml:space="preserve"> PAGEREF _Toc193959402 \h </w:instrText>
             </w:r>
             <w:r>
               <w:rPr>
@@ -2073,10 +2247,14 @@
             <w:rPr>
               <w:rFonts w:eastAsiaTheme="minorEastAsia"/>
               <w:noProof/>
+              <w:kern w:val="0"/>
+              <w:sz w:val="22"/>
+              <w:szCs w:val="22"/>
               <w:lang w:eastAsia="hu-HU"/>
+              <w14:ligatures w14:val="none"/>
             </w:rPr>
           </w:pPr>
-          <w:hyperlink w:anchor="_Toc193711083" w:history="1">
+          <w:hyperlink w:anchor="_Toc193959403" w:history="1">
             <w:r>
               <w:rPr>
                 <w:rStyle w:val="Hiperhivatkozs"/>
@@ -2103,7 +2281,7 @@
                 <w:noProof/>
                 <w:webHidden/>
               </w:rPr>
-              <w:instrText xml:space="preserve"> PAGEREF _Toc193711083 \h </w:instrText>
+              <w:instrText xml:space="preserve"> PAGEREF _Toc193959403 \h </w:instrText>
             </w:r>
             <w:r>
               <w:rPr>
@@ -2169,11 +2347,11 @@
       <w:pPr>
         <w:pStyle w:val="Cmsor1"/>
       </w:pPr>
-      <w:bookmarkStart w:id="0" w:name="_Toc193711059"/>
+      <w:bookmarkStart w:id="1" w:name="_Toc193959378"/>
       <w:r>
         <w:t>Bevezetés</w:t>
       </w:r>
-      <w:bookmarkEnd w:id="0"/>
+      <w:bookmarkEnd w:id="1"/>
     </w:p>
     <w:p>
       <w:pPr>
@@ -2365,12 +2543,11 @@
       <w:pPr>
         <w:pStyle w:val="Cmsor1"/>
       </w:pPr>
-      <w:bookmarkStart w:id="1" w:name="_Toc193711060"/>
-      <w:r>
-        <w:lastRenderedPageBreak/>
+      <w:bookmarkStart w:id="2" w:name="_Toc193959379"/>
+      <w:r>
         <w:t>Fejlesztői környezet bemutatása</w:t>
       </w:r>
-      <w:bookmarkEnd w:id="1"/>
+      <w:bookmarkEnd w:id="2"/>
     </w:p>
     <w:p>
       <w:pPr>
@@ -2453,7 +2630,7 @@
       <w:pPr>
         <w:pStyle w:val="Cmsor2"/>
       </w:pPr>
-      <w:bookmarkStart w:id="2" w:name="_Toc193711061"/>
+      <w:bookmarkStart w:id="3" w:name="_Toc193959380"/>
       <w:r>
         <w:t xml:space="preserve">Visual </w:t>
       </w:r>
@@ -2465,7 +2642,7 @@
       <w:r>
         <w:t xml:space="preserve"> 2022</w:t>
       </w:r>
-      <w:bookmarkEnd w:id="2"/>
+      <w:bookmarkEnd w:id="3"/>
     </w:p>
     <w:p>
       <w:pPr>
@@ -2654,7 +2831,7 @@
       <w:pPr>
         <w:pStyle w:val="Cmsor2"/>
       </w:pPr>
-      <w:bookmarkStart w:id="3" w:name="_Toc193711062"/>
+      <w:bookmarkStart w:id="4" w:name="_Toc193959381"/>
       <w:r>
         <w:t xml:space="preserve">Visual </w:t>
       </w:r>
@@ -2670,7 +2847,7 @@
       <w:r>
         <w:t>Code</w:t>
       </w:r>
-      <w:bookmarkEnd w:id="3"/>
+      <w:bookmarkEnd w:id="4"/>
       <w:proofErr w:type="spellEnd"/>
     </w:p>
     <w:p>
@@ -2726,7 +2903,6 @@
         <w:t xml:space="preserve"> </w:t>
       </w:r>
       <w:proofErr w:type="spellStart"/>
-      <w:proofErr w:type="gramStart"/>
       <w:r>
         <w:rPr>
           <w:rStyle w:val="Kiemels2"/>
@@ -2742,15 +2918,7 @@
           <w:sz w:val="28"/>
           <w:szCs w:val="28"/>
         </w:rPr>
-        <w:t xml:space="preserve">  egy</w:t>
-      </w:r>
-      <w:proofErr w:type="gramEnd"/>
-      <w:r>
-        <w:rPr>
-          <w:sz w:val="28"/>
-          <w:szCs w:val="28"/>
-        </w:rPr>
-        <w:t xml:space="preserve"> könnyű, gyors és ingyenes </w:t>
+        <w:t xml:space="preserve">  egy könnyű, gyors és ingyenes </w:t>
       </w:r>
       <w:r>
         <w:rPr>
@@ -2798,7 +2966,15 @@
           <w:sz w:val="28"/>
           <w:szCs w:val="28"/>
         </w:rPr>
-        <w:t xml:space="preserve"> (Integrált Fejlesztői Környezet), hanem inkább egy nagyon </w:t>
+        <w:t xml:space="preserve"> (Integrált Fejlesztői </w:t>
+      </w:r>
+      <w:r>
+        <w:rPr>
+          <w:sz w:val="28"/>
+          <w:szCs w:val="28"/>
+        </w:rPr>
+        <w:lastRenderedPageBreak/>
+        <w:t xml:space="preserve">Környezet), hanem inkább egy nagyon </w:t>
       </w:r>
       <w:r>
         <w:rPr>
@@ -2831,15 +3007,7 @@
           <w:sz w:val="28"/>
           <w:szCs w:val="28"/>
         </w:rPr>
-        <w:t xml:space="preserve">, </w:t>
-      </w:r>
-      <w:r>
-        <w:rPr>
-          <w:sz w:val="28"/>
-          <w:szCs w:val="28"/>
-        </w:rPr>
-        <w:lastRenderedPageBreak/>
-        <w:t>amit bővítményekkel és kiegészítő funkciókkal lehet testre szabni, hogy teljes mértékben megfeleljen a fejlesztői igényeknek.</w:t>
+        <w:t>, amit bővítményekkel és kiegészítő funkciókkal lehet testre szabni, hogy teljes mértékben megfeleljen a fejlesztői igényeknek.</w:t>
       </w:r>
     </w:p>
     <w:p>
@@ -2920,7 +3088,7 @@
           <w:szCs w:val="36"/>
         </w:rPr>
       </w:pPr>
-      <w:bookmarkStart w:id="4" w:name="_Toc193711063"/>
+      <w:bookmarkStart w:id="5" w:name="_Toc193959382"/>
       <w:proofErr w:type="spellStart"/>
       <w:r>
         <w:rPr>
@@ -2931,7 +3099,7 @@
         </w:rPr>
         <w:t>MySQL</w:t>
       </w:r>
-      <w:bookmarkEnd w:id="4"/>
+      <w:bookmarkEnd w:id="5"/>
       <w:proofErr w:type="spellEnd"/>
     </w:p>
     <w:p>
@@ -3345,7 +3513,7 @@
           <w:b/>
         </w:rPr>
       </w:pPr>
-      <w:bookmarkStart w:id="5" w:name="_Toc193711064"/>
+      <w:bookmarkStart w:id="6" w:name="_Toc193959383"/>
       <w:proofErr w:type="spellStart"/>
       <w:r>
         <w:rPr>
@@ -3356,7 +3524,7 @@
         </w:rPr>
         <w:t>phpMyAdmin</w:t>
       </w:r>
-      <w:bookmarkEnd w:id="5"/>
+      <w:bookmarkEnd w:id="6"/>
       <w:proofErr w:type="spellEnd"/>
     </w:p>
     <w:p>
@@ -3539,12 +3707,12 @@
       <w:pPr>
         <w:pStyle w:val="Cmsor2"/>
       </w:pPr>
-      <w:bookmarkStart w:id="6" w:name="_Toc193711065"/>
+      <w:bookmarkStart w:id="7" w:name="_Toc193959384"/>
       <w:proofErr w:type="spellStart"/>
       <w:r>
         <w:t>Trello</w:t>
       </w:r>
-      <w:bookmarkEnd w:id="6"/>
+      <w:bookmarkEnd w:id="7"/>
       <w:proofErr w:type="spellEnd"/>
     </w:p>
     <w:p>
@@ -3788,12 +3956,12 @@
       <w:pPr>
         <w:pStyle w:val="Cmsor2"/>
       </w:pPr>
-      <w:bookmarkStart w:id="7" w:name="_Toc193711066"/>
+      <w:bookmarkStart w:id="8" w:name="_Toc193959385"/>
       <w:proofErr w:type="spellStart"/>
       <w:r>
         <w:t>Github</w:t>
       </w:r>
-      <w:bookmarkEnd w:id="7"/>
+      <w:bookmarkEnd w:id="8"/>
       <w:proofErr w:type="spellEnd"/>
     </w:p>
     <w:p>
@@ -4048,7 +4216,6 @@
         <w:rPr>
           <w:noProof/>
         </w:rPr>
-        <w:lastRenderedPageBreak/>
         <w:drawing>
           <wp:inline distT="0" distB="0" distL="0" distR="0" wp14:anchorId="526F499E" wp14:editId="00D1F950">
             <wp:extent cx="2819400" cy="1585913"/>
@@ -4103,11 +4270,12 @@
       <w:pPr>
         <w:pStyle w:val="Cmsor2"/>
       </w:pPr>
-      <w:bookmarkStart w:id="8" w:name="_Toc193711067"/>
-      <w:r>
+      <w:bookmarkStart w:id="9" w:name="_Toc193959386"/>
+      <w:r>
+        <w:lastRenderedPageBreak/>
         <w:t>React.js</w:t>
       </w:r>
-      <w:bookmarkEnd w:id="8"/>
+      <w:bookmarkEnd w:id="9"/>
     </w:p>
     <w:p>
       <w:pPr>
@@ -4216,7 +4384,7 @@
       <w:pPr>
         <w:pStyle w:val="Cmsor2"/>
       </w:pPr>
-      <w:bookmarkStart w:id="9" w:name="_Toc193711068"/>
+      <w:bookmarkStart w:id="10" w:name="_Toc193959387"/>
       <w:r>
         <w:t xml:space="preserve">ASP.NET Web </w:t>
       </w:r>
@@ -4224,7 +4392,7 @@
       <w:r>
         <w:t>Api</w:t>
       </w:r>
-      <w:bookmarkEnd w:id="9"/>
+      <w:bookmarkEnd w:id="10"/>
       <w:proofErr w:type="spellEnd"/>
     </w:p>
     <w:p>
@@ -4307,7 +4475,6 @@
           <w:sz w:val="28"/>
           <w:szCs w:val="28"/>
         </w:rPr>
-        <w:lastRenderedPageBreak/>
         <w:drawing>
           <wp:inline distT="0" distB="0" distL="0" distR="0" wp14:anchorId="1D9D5D47" wp14:editId="37538335">
             <wp:extent cx="1485900" cy="1485900"/>
@@ -4359,11 +4526,11 @@
       <w:pPr>
         <w:pStyle w:val="Cmsor2"/>
       </w:pPr>
-      <w:bookmarkStart w:id="10" w:name="_Toc193711069"/>
+      <w:bookmarkStart w:id="11" w:name="_Toc193959388"/>
       <w:r>
         <w:t>HTML</w:t>
       </w:r>
-      <w:bookmarkEnd w:id="10"/>
+      <w:bookmarkEnd w:id="11"/>
     </w:p>
     <w:p>
       <w:pPr>
@@ -4442,7 +4609,15 @@
           <w:sz w:val="28"/>
           <w:szCs w:val="28"/>
         </w:rPr>
-        <w:t xml:space="preserve"> és vizuális elemeket is tartalmaz. A HTML5 új szerkezeti elemeket, natív multimédiás támogatást és fejlettebb űrlapkezelést biztosít. </w:t>
+        <w:t xml:space="preserve"> és vizuális elemeket is tartalmaz. A HTML5 új </w:t>
+      </w:r>
+      <w:r>
+        <w:rPr>
+          <w:sz w:val="28"/>
+          <w:szCs w:val="28"/>
+        </w:rPr>
+        <w:lastRenderedPageBreak/>
+        <w:t xml:space="preserve">szerkezeti elemeket, natív multimédiás támogatást és fejlettebb űrlapkezelést biztosít. </w:t>
       </w:r>
       <w:proofErr w:type="spellStart"/>
       <w:r>
@@ -4562,11 +4737,11 @@
       <w:pPr>
         <w:pStyle w:val="Cmsor2"/>
       </w:pPr>
-      <w:bookmarkStart w:id="11" w:name="_Toc193711070"/>
+      <w:bookmarkStart w:id="12" w:name="_Toc193959389"/>
       <w:r>
         <w:t>CSS</w:t>
       </w:r>
-      <w:bookmarkEnd w:id="11"/>
+      <w:bookmarkEnd w:id="12"/>
     </w:p>
     <w:p>
       <w:pPr>
@@ -4721,12 +4896,13 @@
       <w:pPr>
         <w:pStyle w:val="Cmsor2"/>
       </w:pPr>
-      <w:bookmarkStart w:id="12" w:name="_Toc193711071"/>
+      <w:bookmarkStart w:id="13" w:name="_Toc193959390"/>
       <w:proofErr w:type="spellStart"/>
       <w:r>
+        <w:lastRenderedPageBreak/>
         <w:t>Javascript</w:t>
       </w:r>
-      <w:bookmarkEnd w:id="12"/>
+      <w:bookmarkEnd w:id="13"/>
       <w:proofErr w:type="spellEnd"/>
     </w:p>
     <w:p>
@@ -4814,12 +4990,12 @@
       <w:pPr>
         <w:pStyle w:val="Cmsor2"/>
       </w:pPr>
-      <w:bookmarkStart w:id="13" w:name="_Toc193711072"/>
+      <w:bookmarkStart w:id="14" w:name="_Toc193959391"/>
       <w:proofErr w:type="spellStart"/>
       <w:r>
         <w:t>Bootstrap</w:t>
       </w:r>
-      <w:bookmarkEnd w:id="13"/>
+      <w:bookmarkEnd w:id="14"/>
       <w:proofErr w:type="spellEnd"/>
     </w:p>
     <w:p>
@@ -4952,11 +5128,11 @@
       <w:pPr>
         <w:pStyle w:val="Cmsor2"/>
       </w:pPr>
-      <w:bookmarkStart w:id="14" w:name="_Toc193711073"/>
+      <w:bookmarkStart w:id="15" w:name="_Toc193959392"/>
       <w:r>
         <w:t>C#</w:t>
       </w:r>
-      <w:bookmarkEnd w:id="14"/>
+      <w:bookmarkEnd w:id="15"/>
     </w:p>
     <w:p>
       <w:pPr>
@@ -4971,7 +5147,15 @@
           <w:sz w:val="28"/>
           <w:szCs w:val="28"/>
         </w:rPr>
-        <w:t>A C# egy objektumorientált, típusosan erős programozási nyelv, amelyet a Microsoft fejlesztett ki. Főként .NET környezetben használják asztali, webes és mobilalkalmazások fejlesztésére. Támogatja az öröklődést, polimorfizmust, aszinkron programozást és LINQ-alapú adatkezelést. Modern szintaxisa és gazdag standard könyvtára megkönnyíti a hatékony és biztonságos alkalmazásfejlesztést.</w:t>
+        <w:t xml:space="preserve">A C# egy objektumorientált, típusosan erős programozási nyelv, amelyet a Microsoft fejlesztett ki. Főként .NET környezetben használják asztali, webes és </w:t>
+      </w:r>
+      <w:r>
+        <w:rPr>
+          <w:sz w:val="28"/>
+          <w:szCs w:val="28"/>
+        </w:rPr>
+        <w:lastRenderedPageBreak/>
+        <w:t>mobilalkalmazások fejlesztésére. Támogatja az öröklődést, polimorfizmust, aszinkron programozást és LINQ-alapú adatkezelést. Modern szintaxisa és gazdag standard könyvtára megkönnyíti a hatékony és biztonságos alkalmazásfejlesztést.</w:t>
       </w:r>
     </w:p>
     <w:p>
@@ -4994,77 +5178,32 @@
     </w:p>
     <w:p>
       <w:pPr>
-        <w:pStyle w:val="Cmsor1"/>
-      </w:pPr>
-      <w:bookmarkStart w:id="15" w:name="_Toc193711074"/>
-      <w:r>
-        <w:t>Felhasználói dokumentáció</w:t>
-      </w:r>
-      <w:bookmarkEnd w:id="15"/>
+        <w:jc w:val="both"/>
+        <w:rPr>
+          <w:sz w:val="28"/>
+          <w:szCs w:val="28"/>
+        </w:rPr>
+      </w:pPr>
     </w:p>
     <w:p>
       <w:pPr>
         <w:jc w:val="center"/>
         <w:rPr>
-          <w:b/>
-          <w:sz w:val="52"/>
-          <w:szCs w:val="52"/>
-        </w:rPr>
-      </w:pPr>
-    </w:p>
-    <w:p>
-      <w:pPr>
-        <w:pStyle w:val="Cmsor2"/>
-      </w:pPr>
-      <w:bookmarkStart w:id="16" w:name="_Toc193711075"/>
-      <w:r>
-        <w:t>Főoldal</w:t>
-      </w:r>
-      <w:bookmarkEnd w:id="16"/>
-    </w:p>
-    <w:p>
-      <w:pPr>
-        <w:rPr>
-          <w:sz w:val="28"/>
-          <w:szCs w:val="28"/>
-        </w:rPr>
-      </w:pPr>
-      <w:r>
-        <w:rPr>
-          <w:sz w:val="28"/>
-          <w:szCs w:val="28"/>
-        </w:rPr>
-        <w:t>A főoldalunkon lehetősége van a felhasználóinknak a bejelentkezése, vagy amennyiben nincsen fiókjuk, a regisztrációra.</w:t>
-      </w:r>
-      <w:r>
-        <w:rPr>
-          <w:sz w:val="28"/>
-          <w:szCs w:val="28"/>
-        </w:rPr>
-        <w:t xml:space="preserve"> Bejelentkezést követően válnak elérhetővé további menüpontjaink.</w:t>
-      </w:r>
-    </w:p>
-    <w:p>
-      <w:pPr>
-        <w:rPr>
-          <w:b/>
-          <w:sz w:val="36"/>
-          <w:szCs w:val="36"/>
-        </w:rPr>
-      </w:pPr>
-      <w:r>
-        <w:rPr>
-          <w:b/>
+          <w:sz w:val="28"/>
+          <w:szCs w:val="28"/>
+        </w:rPr>
+      </w:pPr>
+      <w:r>
+        <w:rPr>
           <w:noProof/>
-          <w:sz w:val="36"/>
-          <w:szCs w:val="36"/>
-        </w:rPr>
-        <w:lastRenderedPageBreak/>
+          <w:sz w:val="28"/>
+          <w:szCs w:val="28"/>
+        </w:rPr>
         <w:drawing>
-          <wp:inline distT="0" distB="0" distL="0" distR="0" wp14:anchorId="307300A0" wp14:editId="6CADBB04">
-            <wp:extent cx="5760720" cy="2919095"/>
-            <wp:effectExtent l="0" t="0" r="0" b="0"/>
-            <wp:docPr id="4" name="Kép 4"/>
+          <wp:inline distT="0" distB="0" distL="0" distR="0" wp14:anchorId="32DAE433" wp14:editId="28736892">
+            <wp:extent cx="2466975" cy="1847850"/>
+            <wp:effectExtent l="0" t="0" r="9525" b="0"/>
+            <wp:docPr id="3" name="Kép 3"/>
             <wp:cNvGraphicFramePr>
               <a:graphicFrameLocks xmlns:a="http://schemas.openxmlformats.org/drawingml/2006/main" noChangeAspect="1"/>
             </wp:cNvGraphicFramePr>
@@ -5072,23 +5211,33 @@
               <a:graphicData uri="http://schemas.openxmlformats.org/drawingml/2006/picture">
                 <pic:pic xmlns:pic="http://schemas.openxmlformats.org/drawingml/2006/picture">
                   <pic:nvPicPr>
-                    <pic:cNvPr id="1" name=""/>
-                    <pic:cNvPicPr/>
+                    <pic:cNvPr id="0" name="Picture 2"/>
+                    <pic:cNvPicPr>
+                      <a:picLocks noChangeAspect="1" noChangeArrowheads="1"/>
+                    </pic:cNvPicPr>
                   </pic:nvPicPr>
                   <pic:blipFill>
-                    <a:blip r:embed="rId24"/>
+                    <a:blip r:embed="rId24">
+                      <a:extLst>
+                        <a:ext uri="{28A0092B-C50C-407E-A947-70E740481C1C}">
+                          <a14:useLocalDpi xmlns:a14="http://schemas.microsoft.com/office/drawing/2010/main" val="0"/>
+                        </a:ext>
+                      </a:extLst>
+                    </a:blip>
+                    <a:srcRect/>
                     <a:stretch>
                       <a:fillRect/>
                     </a:stretch>
                   </pic:blipFill>
-                  <pic:spPr>
+                  <pic:spPr bwMode="auto">
                     <a:xfrm>
                       <a:off x="0" y="0"/>
-                      <a:ext cx="5760720" cy="2919095"/>
+                      <a:ext cx="2466975" cy="1847850"/>
                     </a:xfrm>
                     <a:prstGeom prst="rect">
                       <a:avLst/>
                     </a:prstGeom>
+                    <a:noFill/>
                   </pic:spPr>
                 </pic:pic>
               </a:graphicData>
@@ -5096,6 +5245,160 @@
           </wp:inline>
         </w:drawing>
       </w:r>
+    </w:p>
+    <w:p>
+      <w:pPr>
+        <w:pStyle w:val="Cmsor2"/>
+      </w:pPr>
+      <w:bookmarkStart w:id="16" w:name="_Toc193959393"/>
+      <w:proofErr w:type="spellStart"/>
+      <w:r>
+        <w:t>Discord</w:t>
+      </w:r>
+      <w:bookmarkEnd w:id="16"/>
+      <w:proofErr w:type="spellEnd"/>
+    </w:p>
+    <w:p>
+      <w:pPr>
+        <w:rPr>
+          <w:sz w:val="28"/>
+          <w:szCs w:val="28"/>
+        </w:rPr>
+      </w:pPr>
+      <w:r>
+        <w:rPr>
+          <w:sz w:val="28"/>
+          <w:szCs w:val="28"/>
+        </w:rPr>
+        <w:t xml:space="preserve">A projektünk fejlesztése folyamán végig </w:t>
+      </w:r>
+      <w:proofErr w:type="spellStart"/>
+      <w:r>
+        <w:rPr>
+          <w:sz w:val="28"/>
+          <w:szCs w:val="28"/>
+        </w:rPr>
+        <w:t>discordon</w:t>
+      </w:r>
+      <w:proofErr w:type="spellEnd"/>
+      <w:r>
+        <w:rPr>
+          <w:sz w:val="28"/>
+          <w:szCs w:val="28"/>
+        </w:rPr>
+        <w:t xml:space="preserve"> keresztül </w:t>
+      </w:r>
+      <w:proofErr w:type="spellStart"/>
+      <w:r>
+        <w:rPr>
+          <w:sz w:val="28"/>
+          <w:szCs w:val="28"/>
+        </w:rPr>
+        <w:t>kommunkáltunk</w:t>
+      </w:r>
+      <w:proofErr w:type="spellEnd"/>
+      <w:r>
+        <w:rPr>
+          <w:sz w:val="28"/>
+          <w:szCs w:val="28"/>
+        </w:rPr>
+        <w:t xml:space="preserve">. Ez egy egyszerű, átlátható chat alkalmazás. Az instant </w:t>
+      </w:r>
+      <w:proofErr w:type="spellStart"/>
+      <w:r>
+        <w:rPr>
+          <w:sz w:val="28"/>
+          <w:szCs w:val="28"/>
+        </w:rPr>
+        <w:t>push</w:t>
+      </w:r>
+      <w:proofErr w:type="spellEnd"/>
+      <w:r>
+        <w:rPr>
+          <w:sz w:val="28"/>
+          <w:szCs w:val="28"/>
+        </w:rPr>
+        <w:t xml:space="preserve"> értesítései telefonon, és egyéb QOL tulajdonságai jelentősen megkönnyítették  a projekttel kapcsolatos munkákat, feladatokat.</w:t>
+      </w:r>
+    </w:p>
+    <w:p>
+      <w:pPr>
+        <w:jc w:val="both"/>
+        <w:rPr>
+          <w:sz w:val="28"/>
+          <w:szCs w:val="28"/>
+        </w:rPr>
+      </w:pPr>
+    </w:p>
+    <w:p>
+      <w:pPr>
+        <w:jc w:val="both"/>
+        <w:rPr>
+          <w:sz w:val="28"/>
+          <w:szCs w:val="28"/>
+        </w:rPr>
+      </w:pPr>
+    </w:p>
+    <w:p>
+      <w:pPr>
+        <w:pStyle w:val="Cmsor1"/>
+      </w:pPr>
+      <w:bookmarkStart w:id="17" w:name="_Toc193959394"/>
+      <w:r>
+        <w:t>Felhasználói dokumentáció</w:t>
+      </w:r>
+      <w:bookmarkEnd w:id="17"/>
+    </w:p>
+    <w:p>
+      <w:pPr>
+        <w:jc w:val="center"/>
+        <w:rPr>
+          <w:b/>
+          <w:sz w:val="52"/>
+          <w:szCs w:val="52"/>
+        </w:rPr>
+      </w:pPr>
+    </w:p>
+    <w:p>
+      <w:pPr>
+        <w:pStyle w:val="Cmsor2"/>
+      </w:pPr>
+      <w:bookmarkStart w:id="18" w:name="_Toc193959395"/>
+      <w:r>
+        <w:t>Főoldal</w:t>
+      </w:r>
+      <w:bookmarkEnd w:id="18"/>
+    </w:p>
+    <w:p>
+      <w:pPr>
+        <w:rPr>
+          <w:sz w:val="28"/>
+          <w:szCs w:val="28"/>
+        </w:rPr>
+      </w:pPr>
+      <w:r>
+        <w:rPr>
+          <w:sz w:val="28"/>
+          <w:szCs w:val="28"/>
+        </w:rPr>
+        <w:t>A főoldalunkon lehetősége van a felhasználóinknak a bejelentkezése, vagy amennyiben nincsen fiókjuk, a regisztrációra.</w:t>
+      </w:r>
+      <w:r>
+        <w:rPr>
+          <w:sz w:val="28"/>
+          <w:szCs w:val="28"/>
+        </w:rPr>
+        <w:t xml:space="preserve"> Bejelentkezést követően válnak elérhetővé további menüpontjaink.</w:t>
+      </w:r>
+    </w:p>
+    <w:p>
+      <w:pPr>
+        <w:rPr>
+          <w:b/>
+          <w:sz w:val="36"/>
+          <w:szCs w:val="36"/>
+        </w:rPr>
+      </w:pPr>
       <w:r>
         <w:rPr>
           <w:b/>
@@ -5103,11 +5406,12 @@
           <w:sz w:val="36"/>
           <w:szCs w:val="36"/>
         </w:rPr>
+        <w:lastRenderedPageBreak/>
         <w:drawing>
-          <wp:inline distT="0" distB="0" distL="0" distR="0" wp14:anchorId="6EC3E5D2" wp14:editId="6BC2095F">
-            <wp:extent cx="2833448" cy="1438275"/>
-            <wp:effectExtent l="0" t="0" r="5080" b="0"/>
-            <wp:docPr id="5" name="Kép 5"/>
+          <wp:inline distT="0" distB="0" distL="0" distR="0" wp14:anchorId="307300A0" wp14:editId="6CADBB04">
+            <wp:extent cx="5760720" cy="2919095"/>
+            <wp:effectExtent l="0" t="0" r="0" b="0"/>
+            <wp:docPr id="4" name="Kép 4"/>
             <wp:cNvGraphicFramePr>
               <a:graphicFrameLocks xmlns:a="http://schemas.openxmlformats.org/drawingml/2006/main" noChangeAspect="1"/>
             </wp:cNvGraphicFramePr>
@@ -5127,7 +5431,7 @@
                   <pic:spPr>
                     <a:xfrm>
                       <a:off x="0" y="0"/>
-                      <a:ext cx="2850247" cy="1446803"/>
+                      <a:ext cx="5760720" cy="2919095"/>
                     </a:xfrm>
                     <a:prstGeom prst="rect">
                       <a:avLst/>
@@ -5147,10 +5451,10 @@
           <w:szCs w:val="36"/>
         </w:rPr>
         <w:drawing>
-          <wp:inline distT="0" distB="0" distL="0" distR="0" wp14:anchorId="1DDFC7B0" wp14:editId="0B7106E6">
-            <wp:extent cx="2788920" cy="1410446"/>
-            <wp:effectExtent l="0" t="0" r="0" b="0"/>
-            <wp:docPr id="7" name="Kép 7"/>
+          <wp:inline distT="0" distB="0" distL="0" distR="0" wp14:anchorId="6EC3E5D2" wp14:editId="6BC2095F">
+            <wp:extent cx="2833448" cy="1438275"/>
+            <wp:effectExtent l="0" t="0" r="5080" b="0"/>
+            <wp:docPr id="5" name="Kép 5"/>
             <wp:cNvGraphicFramePr>
               <a:graphicFrameLocks xmlns:a="http://schemas.openxmlformats.org/drawingml/2006/main" noChangeAspect="1"/>
             </wp:cNvGraphicFramePr>
@@ -5170,7 +5474,7 @@
                   <pic:spPr>
                     <a:xfrm>
                       <a:off x="0" y="0"/>
-                      <a:ext cx="2846979" cy="1439808"/>
+                      <a:ext cx="2850247" cy="1446803"/>
                     </a:xfrm>
                     <a:prstGeom prst="rect">
                       <a:avLst/>
@@ -5182,49 +5486,6 @@
           </wp:inline>
         </w:drawing>
       </w:r>
-    </w:p>
-    <w:p>
-      <w:pPr>
-        <w:pStyle w:val="Cmsor2"/>
-      </w:pPr>
-      <w:bookmarkStart w:id="17" w:name="_Toc193711076"/>
-      <w:r>
-        <w:t>Szolgáltatások oldal</w:t>
-      </w:r>
-      <w:bookmarkEnd w:id="17"/>
-    </w:p>
-    <w:p>
-      <w:pPr>
-        <w:rPr>
-          <w:sz w:val="28"/>
-          <w:szCs w:val="28"/>
-        </w:rPr>
-      </w:pPr>
-      <w:r>
-        <w:rPr>
-          <w:sz w:val="28"/>
-          <w:szCs w:val="28"/>
-        </w:rPr>
-        <w:t>Bejelentkezést követően a szolgáltatások oldalra navigál minket az oldal, ahol megnézhetjük az aktív szolgáltatásokat, amiben a szövegre, valamint kategóriákra való szűrés segít bennünket</w:t>
-      </w:r>
-    </w:p>
-    <w:p>
-      <w:pPr>
-        <w:rPr>
-          <w:b/>
-          <w:sz w:val="36"/>
-          <w:szCs w:val="36"/>
-        </w:rPr>
-      </w:pPr>
-      <w:r>
-        <w:rPr>
-          <w:b/>
-          <w:sz w:val="36"/>
-          <w:szCs w:val="36"/>
-        </w:rPr>
-        <w:lastRenderedPageBreak/>
-        <w:br/>
-      </w:r>
       <w:r>
         <w:rPr>
           <w:b/>
@@ -5233,10 +5494,10 @@
           <w:szCs w:val="36"/>
         </w:rPr>
         <w:drawing>
-          <wp:inline distT="0" distB="0" distL="0" distR="0" wp14:anchorId="5BC073D3" wp14:editId="585209B9">
-            <wp:extent cx="5760720" cy="2916555"/>
+          <wp:inline distT="0" distB="0" distL="0" distR="0" wp14:anchorId="1DDFC7B0" wp14:editId="0B7106E6">
+            <wp:extent cx="2788920" cy="1410446"/>
             <wp:effectExtent l="0" t="0" r="0" b="0"/>
-            <wp:docPr id="8" name="Kép 8"/>
+            <wp:docPr id="7" name="Kép 7"/>
             <wp:cNvGraphicFramePr>
               <a:graphicFrameLocks xmlns:a="http://schemas.openxmlformats.org/drawingml/2006/main" noChangeAspect="1"/>
             </wp:cNvGraphicFramePr>
@@ -5256,6 +5517,92 @@
                   <pic:spPr>
                     <a:xfrm>
                       <a:off x="0" y="0"/>
+                      <a:ext cx="2846979" cy="1439808"/>
+                    </a:xfrm>
+                    <a:prstGeom prst="rect">
+                      <a:avLst/>
+                    </a:prstGeom>
+                  </pic:spPr>
+                </pic:pic>
+              </a:graphicData>
+            </a:graphic>
+          </wp:inline>
+        </w:drawing>
+      </w:r>
+    </w:p>
+    <w:p>
+      <w:pPr>
+        <w:pStyle w:val="Cmsor2"/>
+      </w:pPr>
+      <w:bookmarkStart w:id="19" w:name="_Toc193959396"/>
+      <w:r>
+        <w:t>Szolgáltatások oldal</w:t>
+      </w:r>
+      <w:bookmarkEnd w:id="19"/>
+    </w:p>
+    <w:p>
+      <w:pPr>
+        <w:rPr>
+          <w:sz w:val="28"/>
+          <w:szCs w:val="28"/>
+        </w:rPr>
+      </w:pPr>
+      <w:r>
+        <w:rPr>
+          <w:sz w:val="28"/>
+          <w:szCs w:val="28"/>
+        </w:rPr>
+        <w:t>Bejelentkezést követően a szolgáltatások oldalra navigál minket az oldal, ahol megnézhetjük az aktív szolgáltatásokat, amiben a szövegre, valamint kategóriákra való szűrés segít bennünket</w:t>
+      </w:r>
+    </w:p>
+    <w:p>
+      <w:pPr>
+        <w:rPr>
+          <w:b/>
+          <w:sz w:val="36"/>
+          <w:szCs w:val="36"/>
+        </w:rPr>
+      </w:pPr>
+      <w:r>
+        <w:rPr>
+          <w:b/>
+          <w:sz w:val="36"/>
+          <w:szCs w:val="36"/>
+        </w:rPr>
+        <w:lastRenderedPageBreak/>
+        <w:br/>
+      </w:r>
+      <w:r>
+        <w:rPr>
+          <w:b/>
+          <w:noProof/>
+          <w:sz w:val="36"/>
+          <w:szCs w:val="36"/>
+        </w:rPr>
+        <w:drawing>
+          <wp:inline distT="0" distB="0" distL="0" distR="0" wp14:anchorId="5BC073D3" wp14:editId="585209B9">
+            <wp:extent cx="5760720" cy="2916555"/>
+            <wp:effectExtent l="0" t="0" r="0" b="0"/>
+            <wp:docPr id="8" name="Kép 8"/>
+            <wp:cNvGraphicFramePr>
+              <a:graphicFrameLocks xmlns:a="http://schemas.openxmlformats.org/drawingml/2006/main" noChangeAspect="1"/>
+            </wp:cNvGraphicFramePr>
+            <a:graphic xmlns:a="http://schemas.openxmlformats.org/drawingml/2006/main">
+              <a:graphicData uri="http://schemas.openxmlformats.org/drawingml/2006/picture">
+                <pic:pic xmlns:pic="http://schemas.openxmlformats.org/drawingml/2006/picture">
+                  <pic:nvPicPr>
+                    <pic:cNvPr id="1" name=""/>
+                    <pic:cNvPicPr/>
+                  </pic:nvPicPr>
+                  <pic:blipFill>
+                    <a:blip r:embed="rId28"/>
+                    <a:stretch>
+                      <a:fillRect/>
+                    </a:stretch>
+                  </pic:blipFill>
+                  <pic:spPr>
+                    <a:xfrm>
+                      <a:off x="0" y="0"/>
                       <a:ext cx="5760720" cy="2916555"/>
                     </a:xfrm>
                     <a:prstGeom prst="rect">
@@ -5282,11 +5629,11 @@
       <w:pPr>
         <w:pStyle w:val="Cmsor2"/>
       </w:pPr>
-      <w:bookmarkStart w:id="18" w:name="_Toc193711077"/>
+      <w:bookmarkStart w:id="20" w:name="_Toc193959397"/>
       <w:r>
         <w:t>Szolgáltatás létrehozása</w:t>
       </w:r>
-      <w:bookmarkEnd w:id="18"/>
+      <w:bookmarkEnd w:id="20"/>
     </w:p>
     <w:p>
       <w:pPr>
@@ -5334,7 +5681,7 @@
                     <pic:cNvPicPr/>
                   </pic:nvPicPr>
                   <pic:blipFill>
-                    <a:blip r:embed="rId28"/>
+                    <a:blip r:embed="rId29"/>
                     <a:stretch>
                       <a:fillRect/>
                     </a:stretch>
@@ -5377,12 +5724,12 @@
       <w:pPr>
         <w:pStyle w:val="Cmsor2"/>
       </w:pPr>
-      <w:bookmarkStart w:id="19" w:name="_Toc193711078"/>
+      <w:bookmarkStart w:id="21" w:name="_Toc193959398"/>
       <w:r>
         <w:lastRenderedPageBreak/>
         <w:t>Profil oldal</w:t>
       </w:r>
-      <w:bookmarkEnd w:id="19"/>
+      <w:bookmarkEnd w:id="21"/>
     </w:p>
     <w:p>
       <w:pPr>
@@ -5421,6 +5768,7 @@
       <w:r>
         <w:rPr>
           <w:bCs/>
+          <w:noProof/>
           <w:sz w:val="36"/>
           <w:szCs w:val="36"/>
         </w:rPr>
@@ -5440,7 +5788,7 @@
                     <pic:cNvPicPr/>
                   </pic:nvPicPr>
                   <pic:blipFill>
-                    <a:blip r:embed="rId29"/>
+                    <a:blip r:embed="rId30"/>
                     <a:stretch>
                       <a:fillRect/>
                     </a:stretch>
@@ -5487,14 +5835,14 @@
           <w:szCs w:val="28"/>
         </w:rPr>
       </w:pPr>
-      <w:bookmarkStart w:id="20" w:name="_Toc193711079"/>
+      <w:bookmarkStart w:id="22" w:name="_Toc193959399"/>
       <w:r>
         <w:rPr>
           <w:rStyle w:val="Cmsor2Char"/>
         </w:rPr>
         <w:t>Szerkesztés</w:t>
       </w:r>
-      <w:bookmarkEnd w:id="20"/>
+      <w:bookmarkEnd w:id="22"/>
       <w:r>
         <w:rPr>
           <w:bCs/>
@@ -5550,6 +5898,7 @@
       <w:r>
         <w:rPr>
           <w:bCs/>
+          <w:noProof/>
           <w:sz w:val="36"/>
           <w:szCs w:val="36"/>
         </w:rPr>
@@ -5570,7 +5919,7 @@
                     <pic:cNvPicPr/>
                   </pic:nvPicPr>
                   <pic:blipFill>
-                    <a:blip r:embed="rId30"/>
+                    <a:blip r:embed="rId31"/>
                     <a:stretch>
                       <a:fillRect/>
                     </a:stretch>
@@ -5613,6 +5962,7 @@
       <w:r>
         <w:rPr>
           <w:bCs/>
+          <w:noProof/>
           <w:sz w:val="36"/>
           <w:szCs w:val="36"/>
         </w:rPr>
@@ -5632,7 +5982,7 @@
                     <pic:cNvPicPr/>
                   </pic:nvPicPr>
                   <pic:blipFill>
-                    <a:blip r:embed="rId31"/>
+                    <a:blip r:embed="rId32"/>
                     <a:stretch>
                       <a:fillRect/>
                     </a:stretch>
@@ -5703,11 +6053,11 @@
       <w:pPr>
         <w:pStyle w:val="Cmsor2"/>
       </w:pPr>
-      <w:bookmarkStart w:id="21" w:name="_Toc193711080"/>
+      <w:bookmarkStart w:id="23" w:name="_Toc193959400"/>
       <w:r>
         <w:t>Bővebben</w:t>
       </w:r>
-      <w:bookmarkEnd w:id="21"/>
+      <w:bookmarkEnd w:id="23"/>
     </w:p>
     <w:p>
       <w:pPr>
@@ -5773,6 +6123,7 @@
       <w:r>
         <w:rPr>
           <w:bCs/>
+          <w:noProof/>
           <w:sz w:val="28"/>
           <w:szCs w:val="28"/>
         </w:rPr>
@@ -5792,7 +6143,7 @@
                     <pic:cNvPicPr/>
                   </pic:nvPicPr>
                   <pic:blipFill>
-                    <a:blip r:embed="rId32"/>
+                    <a:blip r:embed="rId33"/>
                     <a:stretch>
                       <a:fillRect/>
                     </a:stretch>
@@ -5830,12 +6181,12 @@
           <w:szCs w:val="28"/>
         </w:rPr>
       </w:pPr>
-      <w:bookmarkStart w:id="22" w:name="_Toc193711081"/>
+      <w:bookmarkStart w:id="24" w:name="_Toc193959401"/>
       <w:r>
         <w:lastRenderedPageBreak/>
         <w:t>Drótvázlat</w:t>
       </w:r>
-      <w:bookmarkEnd w:id="22"/>
+      <w:bookmarkEnd w:id="24"/>
       <w:r>
         <w:br/>
       </w:r>
@@ -5926,7 +6277,7 @@
               </wp:inline>
             </w:drawing>
           </mc:Choice>
-          <mc:Fallback>
+          <mc:Fallback xmlns:w16sdtfl="http://schemas.microsoft.com/office/word/2024/wordml/sdtformatlock" xmlns:w16sdtdh="http://schemas.microsoft.com/office/word/2020/wordml/sdtdatahash" xmlns:w16du="http://schemas.microsoft.com/office/word/2023/wordml/word16du" xmlns:w16="http://schemas.microsoft.com/office/word/2018/wordml" xmlns:w16cex="http://schemas.microsoft.com/office/word/2018/wordml/cex" xmlns:oel="http://schemas.microsoft.com/office/2019/extlst">
             <w:pict>
               <v:rect w14:anchorId="181D67EA" id="Téglalap 22" o:spid="_x0000_s1026" alt="home.PNG" style="width:24pt;height:24pt;visibility:visible;mso-wrap-style:square;mso-left-percent:-10001;mso-top-percent:-10001;mso-position-horizontal:absolute;mso-position-horizontal-relative:char;mso-position-vertical:absolute;mso-position-vertical-relative:line;mso-left-percent:-10001;mso-top-percent:-10001;v-text-anchor:top" o:gfxdata="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" filled="f" stroked="f">
                 <o:lock v:ext="edit" aspectratio="t"/>
@@ -5961,7 +6312,7 @@
                     </pic:cNvPicPr>
                   </pic:nvPicPr>
                   <pic:blipFill>
-                    <a:blip r:embed="rId33" cstate="print">
+                    <a:blip r:embed="rId34" cstate="print">
                       <a:extLst>
                         <a:ext uri="{28A0092B-C50C-407E-A947-70E740481C1C}">
                           <a14:useLocalDpi xmlns:a14="http://schemas.microsoft.com/office/drawing/2010/main" val="0"/>
@@ -6024,7 +6375,7 @@
                     </pic:cNvPicPr>
                   </pic:nvPicPr>
                   <pic:blipFill>
-                    <a:blip r:embed="rId34">
+                    <a:blip r:embed="rId35">
                       <a:extLst>
                         <a:ext uri="{28A0092B-C50C-407E-A947-70E740481C1C}">
                           <a14:useLocalDpi xmlns:a14="http://schemas.microsoft.com/office/drawing/2010/main" val="0"/>
@@ -6132,7 +6483,7 @@
               </wp:inline>
             </w:drawing>
           </mc:Choice>
-          <mc:Fallback>
+          <mc:Fallback xmlns:w16sdtfl="http://schemas.microsoft.com/office/word/2024/wordml/sdtformatlock" xmlns:w16sdtdh="http://schemas.microsoft.com/office/word/2020/wordml/sdtdatahash" xmlns:w16du="http://schemas.microsoft.com/office/word/2023/wordml/word16du" xmlns:w16="http://schemas.microsoft.com/office/word/2018/wordml" xmlns:w16cex="http://schemas.microsoft.com/office/word/2018/wordml/cex" xmlns:oel="http://schemas.microsoft.com/office/2019/extlst">
             <w:pict>
               <v:rect w14:anchorId="5D874F8C" id="Téglalap 24" o:spid="_x0000_s1026" alt="login.PNG" style="width:24pt;height:24pt;visibility:visible;mso-wrap-style:square;mso-left-percent:-10001;mso-top-percent:-10001;mso-position-horizontal:absolute;mso-position-horizontal-relative:char;mso-position-vertical:absolute;mso-position-vertical-relative:line;mso-left-percent:-10001;mso-top-percent:-10001;v-text-anchor:top" o:gfxdata="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" filled="f" stroked="f">
                 <o:lock v:ext="edit" aspectratio="t"/>
@@ -6177,7 +6528,7 @@
                     </pic:cNvPicPr>
                   </pic:nvPicPr>
                   <pic:blipFill>
-                    <a:blip r:embed="rId35" cstate="print">
+                    <a:blip r:embed="rId36" cstate="print">
                       <a:extLst>
                         <a:ext uri="{28A0092B-C50C-407E-A947-70E740481C1C}">
                           <a14:useLocalDpi xmlns:a14="http://schemas.microsoft.com/office/drawing/2010/main" val="0"/>
@@ -6255,11 +6606,11 @@
       <w:pPr>
         <w:pStyle w:val="Cmsor1"/>
       </w:pPr>
-      <w:bookmarkStart w:id="23" w:name="_Toc193711082"/>
+      <w:bookmarkStart w:id="25" w:name="_Toc193959402"/>
       <w:r>
         <w:t>Összegzés</w:t>
       </w:r>
-      <w:bookmarkEnd w:id="23"/>
+      <w:bookmarkEnd w:id="25"/>
     </w:p>
     <w:p>
       <w:pPr>
@@ -6356,12 +6707,12 @@
         <w:pStyle w:val="Cmsor1"/>
         <w:pageBreakBefore/>
       </w:pPr>
-      <w:bookmarkStart w:id="24" w:name="_Toc193711083"/>
+      <w:bookmarkStart w:id="26" w:name="_Toc193959403"/>
       <w:r>
         <w:lastRenderedPageBreak/>
         <w:t>Források</w:t>
       </w:r>
-      <w:bookmarkEnd w:id="24"/>
+      <w:bookmarkEnd w:id="26"/>
     </w:p>
     <w:p>
       <w:pPr>
@@ -6371,7 +6722,7 @@
           <w:szCs w:val="32"/>
         </w:rPr>
       </w:pPr>
-      <w:hyperlink r:id="rId36" w:history="1">
+      <w:hyperlink r:id="rId37" w:history="1">
         <w:r>
           <w:rPr>
             <w:rStyle w:val="Hiperhivatkozs"/>
@@ -6398,7 +6749,7 @@
           <w:szCs w:val="32"/>
         </w:rPr>
       </w:pPr>
-      <w:hyperlink r:id="rId37" w:history="1">
+      <w:hyperlink r:id="rId38" w:history="1">
         <w:r>
           <w:rPr>
             <w:rStyle w:val="Hiperhivatkozs"/>
@@ -6425,7 +6776,7 @@
           <w:szCs w:val="32"/>
         </w:rPr>
       </w:pPr>
-      <w:hyperlink r:id="rId38" w:history="1">
+      <w:hyperlink r:id="rId39" w:history="1">
         <w:r>
           <w:rPr>
             <w:rStyle w:val="Hiperhivatkozs"/>
@@ -6458,7 +6809,7 @@
           <w:szCs w:val="32"/>
         </w:rPr>
       </w:pPr>
-      <w:hyperlink r:id="rId39" w:history="1">
+      <w:hyperlink r:id="rId40" w:history="1">
         <w:r>
           <w:rPr>
             <w:rStyle w:val="Hiperhivatkozs"/>
@@ -6484,7 +6835,7 @@
           <w:szCs w:val="32"/>
         </w:rPr>
       </w:pPr>
-      <w:hyperlink r:id="rId40" w:history="1">
+      <w:hyperlink r:id="rId41" w:history="1">
         <w:r>
           <w:rPr>
             <w:rStyle w:val="Hiperhivatkozs"/>
@@ -6504,7 +6855,7 @@
       </w:r>
     </w:p>
     <w:sectPr>
-      <w:footerReference w:type="default" r:id="rId41"/>
+      <w:footerReference w:type="default" r:id="rId42"/>
       <w:pgSz w:w="11906" w:h="16838"/>
       <w:pgMar w:top="1417" w:right="1417" w:bottom="1417" w:left="1417" w:header="708" w:footer="708" w:gutter="0"/>
       <w:cols w:space="708"/>
@@ -6515,7 +6866,7 @@
 </file>
 
 <file path=word/endnotes.xml><?xml version="1.0" encoding="utf-8"?>
-<w:endnotes xmlns:wpc="http://schemas.microsoft.com/office/word/2010/wordprocessingCanvas" xmlns:cx="http://schemas.microsoft.com/office/drawing/2014/chartex" xmlns:cx1="http://schemas.microsoft.com/office/drawing/2015/9/8/chartex" xmlns:cx2="http://schemas.microsoft.com/office/drawing/2015/10/21/chartex" xmlns:cx3="http://schemas.microsoft.com/office/drawing/2016/5/9/chartex" xmlns:cx4="http://schemas.microsoft.com/office/drawing/2016/5/10/chartex" xmlns:cx5="http://schemas.microsoft.com/office/drawing/2016/5/11/chartex" xmlns:cx6="http://schemas.microsoft.com/office/drawing/2016/5/12/chartex" xmlns:cx7="http://schemas.microsoft.com/office/drawing/2016/5/13/chartex" xmlns:cx8="http://schemas.microsoft.com/office/drawing/2016/5/14/chartex" xmlns:mc="http://schemas.openxmlformats.org/markup-compatibility/2006" xmlns:aink="http://schemas.microsoft.com/office/drawing/2016/ink" xmlns:am3d="http://schemas.microsoft.com/office/drawing/2017/model3d" xmlns:o="urn:schemas-microsoft-com:office:office" xmlns:oel="http://schemas.microsoft.com/office/2019/extlst" xmlns:r="http://schemas.openxmlformats.org/officeDocument/2006/relationships" xmlns:m="http://schemas.openxmlformats.org/officeDocument/2006/math" xmlns:v="urn:schemas-microsoft-com:vml" xmlns:wp14="http://schemas.microsoft.com/office/word/2010/wordprocessingDrawing" xmlns:wp="http://schemas.openxmlformats.org/drawingml/2006/wordprocessingDrawing" xmlns:w10="urn:schemas-microsoft-com:office:word" xmlns:w="http://schemas.openxmlformats.org/wordprocessingml/2006/main" xmlns:w14="http://schemas.microsoft.com/office/word/2010/wordml" xmlns:w15="http://schemas.microsoft.com/office/word/2012/wordml" xmlns:w16cex="http://schemas.microsoft.com/office/word/2018/wordml/cex" xmlns:w16cid="http://schemas.microsoft.com/office/word/2016/wordml/cid" xmlns:w16="http://schemas.microsoft.com/office/word/2018/wordml" xmlns:w16du="http://schemas.microsoft.com/office/word/2023/wordml/word16du" xmlns:w16sdtdh="http://schemas.microsoft.com/office/word/2020/wordml/sdtdatahash" xmlns:w16sdtfl="http://schemas.microsoft.com/office/word/2024/wordml/sdtformatlock" xmlns:w16se="http://schemas.microsoft.com/office/word/2015/wordml/symex" xmlns:wpg="http://schemas.microsoft.com/office/word/2010/wordprocessingGroup" xmlns:wpi="http://schemas.microsoft.com/office/word/2010/wordprocessingInk" xmlns:wne="http://schemas.microsoft.com/office/word/2006/wordml" xmlns:wps="http://schemas.microsoft.com/office/word/2010/wordprocessingShape" mc:Ignorable="w14 w15 w16se w16cid w16 w16cex w16sdtdh w16sdtfl w16du wp14">
+<w:endnotes xmlns:wpc="http://schemas.microsoft.com/office/word/2010/wordprocessingCanvas" xmlns:cx="http://schemas.microsoft.com/office/drawing/2014/chartex" xmlns:cx1="http://schemas.microsoft.com/office/drawing/2015/9/8/chartex" xmlns:cx2="http://schemas.microsoft.com/office/drawing/2015/10/21/chartex" xmlns:cx3="http://schemas.microsoft.com/office/drawing/2016/5/9/chartex" xmlns:cx4="http://schemas.microsoft.com/office/drawing/2016/5/10/chartex" xmlns:cx5="http://schemas.microsoft.com/office/drawing/2016/5/11/chartex" xmlns:cx6="http://schemas.microsoft.com/office/drawing/2016/5/12/chartex" xmlns:cx7="http://schemas.microsoft.com/office/drawing/2016/5/13/chartex" xmlns:cx8="http://schemas.microsoft.com/office/drawing/2016/5/14/chartex" xmlns:mc="http://schemas.openxmlformats.org/markup-compatibility/2006" xmlns:aink="http://schemas.microsoft.com/office/drawing/2016/ink" xmlns:am3d="http://schemas.microsoft.com/office/drawing/2017/model3d" xmlns:o="urn:schemas-microsoft-com:office:office" xmlns:r="http://schemas.openxmlformats.org/officeDocument/2006/relationships" xmlns:m="http://schemas.openxmlformats.org/officeDocument/2006/math" xmlns:v="urn:schemas-microsoft-com:vml" xmlns:wp14="http://schemas.microsoft.com/office/word/2010/wordprocessingDrawing" xmlns:wp="http://schemas.openxmlformats.org/drawingml/2006/wordprocessingDrawing" xmlns:w10="urn:schemas-microsoft-com:office:word" xmlns:w="http://schemas.openxmlformats.org/wordprocessingml/2006/main" xmlns:w14="http://schemas.microsoft.com/office/word/2010/wordml" xmlns:w15="http://schemas.microsoft.com/office/word/2012/wordml" xmlns:w16cid="http://schemas.microsoft.com/office/word/2016/wordml/cid" xmlns:w16se="http://schemas.microsoft.com/office/word/2015/wordml/symex" xmlns:wpg="http://schemas.microsoft.com/office/word/2010/wordprocessingGroup" xmlns:wpi="http://schemas.microsoft.com/office/word/2010/wordprocessingInk" xmlns:wne="http://schemas.microsoft.com/office/word/2006/wordml" xmlns:wps="http://schemas.microsoft.com/office/word/2010/wordprocessingShape" mc:Ignorable="w14 w15 w16se w16cid wp14">
   <w:endnote w:type="separator" w:id="-1">
     <w:p>
       <w:pPr>
@@ -6540,7 +6891,7 @@
 </file>
 
 <file path=word/footer1.xml><?xml version="1.0" encoding="utf-8"?>
-<w:ftr xmlns:wpc="http://schemas.microsoft.com/office/word/2010/wordprocessingCanvas" xmlns:cx="http://schemas.microsoft.com/office/drawing/2014/chartex" xmlns:cx1="http://schemas.microsoft.com/office/drawing/2015/9/8/chartex" xmlns:cx2="http://schemas.microsoft.com/office/drawing/2015/10/21/chartex" xmlns:cx3="http://schemas.microsoft.com/office/drawing/2016/5/9/chartex" xmlns:cx4="http://schemas.microsoft.com/office/drawing/2016/5/10/chartex" xmlns:cx5="http://schemas.microsoft.com/office/drawing/2016/5/11/chartex" xmlns:cx6="http://schemas.microsoft.com/office/drawing/2016/5/12/chartex" xmlns:cx7="http://schemas.microsoft.com/office/drawing/2016/5/13/chartex" xmlns:cx8="http://schemas.microsoft.com/office/drawing/2016/5/14/chartex" xmlns:mc="http://schemas.openxmlformats.org/markup-compatibility/2006" xmlns:aink="http://schemas.microsoft.com/office/drawing/2016/ink" xmlns:am3d="http://schemas.microsoft.com/office/drawing/2017/model3d" xmlns:o="urn:schemas-microsoft-com:office:office" xmlns:oel="http://schemas.microsoft.com/office/2019/extlst" xmlns:r="http://schemas.openxmlformats.org/officeDocument/2006/relationships" xmlns:m="http://schemas.openxmlformats.org/officeDocument/2006/math" xmlns:v="urn:schemas-microsoft-com:vml" xmlns:wp14="http://schemas.microsoft.com/office/word/2010/wordprocessingDrawing" xmlns:wp="http://schemas.openxmlformats.org/drawingml/2006/wordprocessingDrawing" xmlns:w10="urn:schemas-microsoft-com:office:word" xmlns:w="http://schemas.openxmlformats.org/wordprocessingml/2006/main" xmlns:w14="http://schemas.microsoft.com/office/word/2010/wordml" xmlns:w15="http://schemas.microsoft.com/office/word/2012/wordml" xmlns:w16cex="http://schemas.microsoft.com/office/word/2018/wordml/cex" xmlns:w16cid="http://schemas.microsoft.com/office/word/2016/wordml/cid" xmlns:w16="http://schemas.microsoft.com/office/word/2018/wordml" xmlns:w16du="http://schemas.microsoft.com/office/word/2023/wordml/word16du" xmlns:w16sdtdh="http://schemas.microsoft.com/office/word/2020/wordml/sdtdatahash" xmlns:w16sdtfl="http://schemas.microsoft.com/office/word/2024/wordml/sdtformatlock" xmlns:w16se="http://schemas.microsoft.com/office/word/2015/wordml/symex" xmlns:wpg="http://schemas.microsoft.com/office/word/2010/wordprocessingGroup" xmlns:wpi="http://schemas.microsoft.com/office/word/2010/wordprocessingInk" xmlns:wne="http://schemas.microsoft.com/office/word/2006/wordml" xmlns:wps="http://schemas.microsoft.com/office/word/2010/wordprocessingShape" mc:Ignorable="w14 w15 w16se w16cid w16 w16cex w16sdtdh w16sdtfl w16du wp14">
+<w:ftr xmlns:wpc="http://schemas.microsoft.com/office/word/2010/wordprocessingCanvas" xmlns:cx="http://schemas.microsoft.com/office/drawing/2014/chartex" xmlns:cx1="http://schemas.microsoft.com/office/drawing/2015/9/8/chartex" xmlns:cx2="http://schemas.microsoft.com/office/drawing/2015/10/21/chartex" xmlns:cx3="http://schemas.microsoft.com/office/drawing/2016/5/9/chartex" xmlns:cx4="http://schemas.microsoft.com/office/drawing/2016/5/10/chartex" xmlns:cx5="http://schemas.microsoft.com/office/drawing/2016/5/11/chartex" xmlns:cx6="http://schemas.microsoft.com/office/drawing/2016/5/12/chartex" xmlns:cx7="http://schemas.microsoft.com/office/drawing/2016/5/13/chartex" xmlns:cx8="http://schemas.microsoft.com/office/drawing/2016/5/14/chartex" xmlns:mc="http://schemas.openxmlformats.org/markup-compatibility/2006" xmlns:aink="http://schemas.microsoft.com/office/drawing/2016/ink" xmlns:am3d="http://schemas.microsoft.com/office/drawing/2017/model3d" xmlns:o="urn:schemas-microsoft-com:office:office" xmlns:r="http://schemas.openxmlformats.org/officeDocument/2006/relationships" xmlns:m="http://schemas.openxmlformats.org/officeDocument/2006/math" xmlns:v="urn:schemas-microsoft-com:vml" xmlns:wp14="http://schemas.microsoft.com/office/word/2010/wordprocessingDrawing" xmlns:wp="http://schemas.openxmlformats.org/drawingml/2006/wordprocessingDrawing" xmlns:w10="urn:schemas-microsoft-com:office:word" xmlns:w="http://schemas.openxmlformats.org/wordprocessingml/2006/main" xmlns:w14="http://schemas.microsoft.com/office/word/2010/wordml" xmlns:w15="http://schemas.microsoft.com/office/word/2012/wordml" xmlns:w16cid="http://schemas.microsoft.com/office/word/2016/wordml/cid" xmlns:w16se="http://schemas.microsoft.com/office/word/2015/wordml/symex" xmlns:wpg="http://schemas.microsoft.com/office/word/2010/wordprocessingGroup" xmlns:wpi="http://schemas.microsoft.com/office/word/2010/wordprocessingInk" xmlns:wne="http://schemas.microsoft.com/office/word/2006/wordml" xmlns:wps="http://schemas.microsoft.com/office/word/2010/wordprocessingShape" mc:Ignorable="w14 w15 w16se w16cid wp14">
   <w:sdt>
     <w:sdtPr>
       <w:id w:val="-1341614052"/>
@@ -6601,7 +6952,7 @@
 </file>
 
 <file path=word/footnotes.xml><?xml version="1.0" encoding="utf-8"?>
-<w:footnotes xmlns:wpc="http://schemas.microsoft.com/office/word/2010/wordprocessingCanvas" xmlns:cx="http://schemas.microsoft.com/office/drawing/2014/chartex" xmlns:cx1="http://schemas.microsoft.com/office/drawing/2015/9/8/chartex" xmlns:cx2="http://schemas.microsoft.com/office/drawing/2015/10/21/chartex" xmlns:cx3="http://schemas.microsoft.com/office/drawing/2016/5/9/chartex" xmlns:cx4="http://schemas.microsoft.com/office/drawing/2016/5/10/chartex" xmlns:cx5="http://schemas.microsoft.com/office/drawing/2016/5/11/chartex" xmlns:cx6="http://schemas.microsoft.com/office/drawing/2016/5/12/chartex" xmlns:cx7="http://schemas.microsoft.com/office/drawing/2016/5/13/chartex" xmlns:cx8="http://schemas.microsoft.com/office/drawing/2016/5/14/chartex" xmlns:mc="http://schemas.openxmlformats.org/markup-compatibility/2006" xmlns:aink="http://schemas.microsoft.com/office/drawing/2016/ink" xmlns:am3d="http://schemas.microsoft.com/office/drawing/2017/model3d" xmlns:o="urn:schemas-microsoft-com:office:office" xmlns:oel="http://schemas.microsoft.com/office/2019/extlst" xmlns:r="http://schemas.openxmlformats.org/officeDocument/2006/relationships" xmlns:m="http://schemas.openxmlformats.org/officeDocument/2006/math" xmlns:v="urn:schemas-microsoft-com:vml" xmlns:wp14="http://schemas.microsoft.com/office/word/2010/wordprocessingDrawing" xmlns:wp="http://schemas.openxmlformats.org/drawingml/2006/wordprocessingDrawing" xmlns:w10="urn:schemas-microsoft-com:office:word" xmlns:w="http://schemas.openxmlformats.org/wordprocessingml/2006/main" xmlns:w14="http://schemas.microsoft.com/office/word/2010/wordml" xmlns:w15="http://schemas.microsoft.com/office/word/2012/wordml" xmlns:w16cex="http://schemas.microsoft.com/office/word/2018/wordml/cex" xmlns:w16cid="http://schemas.microsoft.com/office/word/2016/wordml/cid" xmlns:w16="http://schemas.microsoft.com/office/word/2018/wordml" xmlns:w16du="http://schemas.microsoft.com/office/word/2023/wordml/word16du" xmlns:w16sdtdh="http://schemas.microsoft.com/office/word/2020/wordml/sdtdatahash" xmlns:w16sdtfl="http://schemas.microsoft.com/office/word/2024/wordml/sdtformatlock" xmlns:w16se="http://schemas.microsoft.com/office/word/2015/wordml/symex" xmlns:wpg="http://schemas.microsoft.com/office/word/2010/wordprocessingGroup" xmlns:wpi="http://schemas.microsoft.com/office/word/2010/wordprocessingInk" xmlns:wne="http://schemas.microsoft.com/office/word/2006/wordml" xmlns:wps="http://schemas.microsoft.com/office/word/2010/wordprocessingShape" mc:Ignorable="w14 w15 w16se w16cid w16 w16cex w16sdtdh w16sdtfl w16du wp14">
+<w:footnotes xmlns:wpc="http://schemas.microsoft.com/office/word/2010/wordprocessingCanvas" xmlns:cx="http://schemas.microsoft.com/office/drawing/2014/chartex" xmlns:cx1="http://schemas.microsoft.com/office/drawing/2015/9/8/chartex" xmlns:cx2="http://schemas.microsoft.com/office/drawing/2015/10/21/chartex" xmlns:cx3="http://schemas.microsoft.com/office/drawing/2016/5/9/chartex" xmlns:cx4="http://schemas.microsoft.com/office/drawing/2016/5/10/chartex" xmlns:cx5="http://schemas.microsoft.com/office/drawing/2016/5/11/chartex" xmlns:cx6="http://schemas.microsoft.com/office/drawing/2016/5/12/chartex" xmlns:cx7="http://schemas.microsoft.com/office/drawing/2016/5/13/chartex" xmlns:cx8="http://schemas.microsoft.com/office/drawing/2016/5/14/chartex" xmlns:mc="http://schemas.openxmlformats.org/markup-compatibility/2006" xmlns:aink="http://schemas.microsoft.com/office/drawing/2016/ink" xmlns:am3d="http://schemas.microsoft.com/office/drawing/2017/model3d" xmlns:o="urn:schemas-microsoft-com:office:office" xmlns:r="http://schemas.openxmlformats.org/officeDocument/2006/relationships" xmlns:m="http://schemas.openxmlformats.org/officeDocument/2006/math" xmlns:v="urn:schemas-microsoft-com:vml" xmlns:wp14="http://schemas.microsoft.com/office/word/2010/wordprocessingDrawing" xmlns:wp="http://schemas.openxmlformats.org/drawingml/2006/wordprocessingDrawing" xmlns:w10="urn:schemas-microsoft-com:office:word" xmlns:w="http://schemas.openxmlformats.org/wordprocessingml/2006/main" xmlns:w14="http://schemas.microsoft.com/office/word/2010/wordml" xmlns:w15="http://schemas.microsoft.com/office/word/2012/wordml" xmlns:w16cid="http://schemas.microsoft.com/office/word/2016/wordml/cid" xmlns:w16se="http://schemas.microsoft.com/office/word/2015/wordml/symex" xmlns:wpg="http://schemas.microsoft.com/office/word/2010/wordprocessingGroup" xmlns:wpi="http://schemas.microsoft.com/office/word/2010/wordprocessingInk" xmlns:wne="http://schemas.microsoft.com/office/word/2006/wordml" xmlns:wps="http://schemas.microsoft.com/office/word/2010/wordprocessingShape" mc:Ignorable="w14 w15 w16se w16cid wp14">
   <w:footnote w:type="separator" w:id="-1">
     <w:p>
       <w:pPr>
@@ -6626,7 +6977,7 @@
 </file>
 
 <file path=word/numbering.xml><?xml version="1.0" encoding="utf-8"?>
-<w:numbering xmlns:wpc="http://schemas.microsoft.com/office/word/2010/wordprocessingCanvas" xmlns:cx="http://schemas.microsoft.com/office/drawing/2014/chartex" xmlns:cx1="http://schemas.microsoft.com/office/drawing/2015/9/8/chartex" xmlns:cx2="http://schemas.microsoft.com/office/drawing/2015/10/21/chartex" xmlns:cx3="http://schemas.microsoft.com/office/drawing/2016/5/9/chartex" xmlns:cx4="http://schemas.microsoft.com/office/drawing/2016/5/10/chartex" xmlns:cx5="http://schemas.microsoft.com/office/drawing/2016/5/11/chartex" xmlns:cx6="http://schemas.microsoft.com/office/drawing/2016/5/12/chartex" xmlns:cx7="http://schemas.microsoft.com/office/drawing/2016/5/13/chartex" xmlns:cx8="http://schemas.microsoft.com/office/drawing/2016/5/14/chartex" xmlns:mc="http://schemas.openxmlformats.org/markup-compatibility/2006" xmlns:aink="http://schemas.microsoft.com/office/drawing/2016/ink" xmlns:am3d="http://schemas.microsoft.com/office/drawing/2017/model3d" xmlns:o="urn:schemas-microsoft-com:office:office" xmlns:oel="http://schemas.microsoft.com/office/2019/extlst" xmlns:r="http://schemas.openxmlformats.org/officeDocument/2006/relationships" xmlns:m="http://schemas.openxmlformats.org/officeDocument/2006/math" xmlns:v="urn:schemas-microsoft-com:vml" xmlns:wp14="http://schemas.microsoft.com/office/word/2010/wordprocessingDrawing" xmlns:wp="http://schemas.openxmlformats.org/drawingml/2006/wordprocessingDrawing" xmlns:w10="urn:schemas-microsoft-com:office:word" xmlns:w="http://schemas.openxmlformats.org/wordprocessingml/2006/main" xmlns:w14="http://schemas.microsoft.com/office/word/2010/wordml" xmlns:w15="http://schemas.microsoft.com/office/word/2012/wordml" xmlns:w16cex="http://schemas.microsoft.com/office/word/2018/wordml/cex" xmlns:w16cid="http://schemas.microsoft.com/office/word/2016/wordml/cid" xmlns:w16="http://schemas.microsoft.com/office/word/2018/wordml" xmlns:w16du="http://schemas.microsoft.com/office/word/2023/wordml/word16du" xmlns:w16sdtdh="http://schemas.microsoft.com/office/word/2020/wordml/sdtdatahash" xmlns:w16sdtfl="http://schemas.microsoft.com/office/word/2024/wordml/sdtformatlock" xmlns:w16se="http://schemas.microsoft.com/office/word/2015/wordml/symex" xmlns:wpg="http://schemas.microsoft.com/office/word/2010/wordprocessingGroup" xmlns:wpi="http://schemas.microsoft.com/office/word/2010/wordprocessingInk" xmlns:wne="http://schemas.microsoft.com/office/word/2006/wordml" xmlns:wps="http://schemas.microsoft.com/office/word/2010/wordprocessingShape" mc:Ignorable="w14 w15 w16se w16cid w16 w16cex w16sdtdh w16sdtfl w16du wp14">
+<w:numbering xmlns:wpc="http://schemas.microsoft.com/office/word/2010/wordprocessingCanvas" xmlns:cx="http://schemas.microsoft.com/office/drawing/2014/chartex" xmlns:cx1="http://schemas.microsoft.com/office/drawing/2015/9/8/chartex" xmlns:cx2="http://schemas.microsoft.com/office/drawing/2015/10/21/chartex" xmlns:cx3="http://schemas.microsoft.com/office/drawing/2016/5/9/chartex" xmlns:cx4="http://schemas.microsoft.com/office/drawing/2016/5/10/chartex" xmlns:cx5="http://schemas.microsoft.com/office/drawing/2016/5/11/chartex" xmlns:cx6="http://schemas.microsoft.com/office/drawing/2016/5/12/chartex" xmlns:cx7="http://schemas.microsoft.com/office/drawing/2016/5/13/chartex" xmlns:cx8="http://schemas.microsoft.com/office/drawing/2016/5/14/chartex" xmlns:mc="http://schemas.openxmlformats.org/markup-compatibility/2006" xmlns:aink="http://schemas.microsoft.com/office/drawing/2016/ink" xmlns:am3d="http://schemas.microsoft.com/office/drawing/2017/model3d" xmlns:o="urn:schemas-microsoft-com:office:office" xmlns:r="http://schemas.openxmlformats.org/officeDocument/2006/relationships" xmlns:m="http://schemas.openxmlformats.org/officeDocument/2006/math" xmlns:v="urn:schemas-microsoft-com:vml" xmlns:wp14="http://schemas.microsoft.com/office/word/2010/wordprocessingDrawing" xmlns:wp="http://schemas.openxmlformats.org/drawingml/2006/wordprocessingDrawing" xmlns:w10="urn:schemas-microsoft-com:office:word" xmlns:w="http://schemas.openxmlformats.org/wordprocessingml/2006/main" xmlns:w14="http://schemas.microsoft.com/office/word/2010/wordml" xmlns:w15="http://schemas.microsoft.com/office/word/2012/wordml" xmlns:w16cid="http://schemas.microsoft.com/office/word/2016/wordml/cid" xmlns:w16se="http://schemas.microsoft.com/office/word/2015/wordml/symex" xmlns:wpg="http://schemas.microsoft.com/office/word/2010/wordprocessingGroup" xmlns:wpi="http://schemas.microsoft.com/office/word/2010/wordprocessingInk" xmlns:wne="http://schemas.microsoft.com/office/word/2006/wordml" xmlns:wps="http://schemas.microsoft.com/office/word/2010/wordprocessingShape" mc:Ignorable="w14 w15 w16se w16cid wp14">
   <w:abstractNum w:abstractNumId="0" w15:restartNumberingAfterBreak="0">
     <w:nsid w:val="06BC7D31"/>
     <w:multiLevelType w:val="multilevel"/>
@@ -9370,68 +9721,68 @@
       </w:rPr>
     </w:lvl>
   </w:abstractNum>
-  <w:num w:numId="1" w16cid:durableId="1147089903">
+  <w:num w:numId="1">
     <w:abstractNumId w:val="9"/>
   </w:num>
-  <w:num w:numId="2" w16cid:durableId="599489058">
+  <w:num w:numId="2">
     <w:abstractNumId w:val="13"/>
   </w:num>
-  <w:num w:numId="3" w16cid:durableId="1464272802">
+  <w:num w:numId="3">
     <w:abstractNumId w:val="11"/>
   </w:num>
-  <w:num w:numId="4" w16cid:durableId="568154467">
+  <w:num w:numId="4">
     <w:abstractNumId w:val="12"/>
   </w:num>
-  <w:num w:numId="5" w16cid:durableId="84110606">
+  <w:num w:numId="5">
     <w:abstractNumId w:val="18"/>
   </w:num>
-  <w:num w:numId="6" w16cid:durableId="1882013573">
+  <w:num w:numId="6">
     <w:abstractNumId w:val="16"/>
   </w:num>
-  <w:num w:numId="7" w16cid:durableId="2002662252">
+  <w:num w:numId="7">
     <w:abstractNumId w:val="1"/>
   </w:num>
-  <w:num w:numId="8" w16cid:durableId="1709799534">
+  <w:num w:numId="8">
     <w:abstractNumId w:val="10"/>
   </w:num>
-  <w:num w:numId="9" w16cid:durableId="535583845">
+  <w:num w:numId="9">
     <w:abstractNumId w:val="5"/>
   </w:num>
-  <w:num w:numId="10" w16cid:durableId="347101373">
+  <w:num w:numId="10">
     <w:abstractNumId w:val="4"/>
   </w:num>
-  <w:num w:numId="11" w16cid:durableId="383064328">
+  <w:num w:numId="11">
     <w:abstractNumId w:val="17"/>
   </w:num>
-  <w:num w:numId="12" w16cid:durableId="1237125382">
+  <w:num w:numId="12">
     <w:abstractNumId w:val="15"/>
   </w:num>
-  <w:num w:numId="13" w16cid:durableId="2124302820">
+  <w:num w:numId="13">
     <w:abstractNumId w:val="14"/>
   </w:num>
-  <w:num w:numId="14" w16cid:durableId="1822577058">
+  <w:num w:numId="14">
     <w:abstractNumId w:val="0"/>
   </w:num>
-  <w:num w:numId="15" w16cid:durableId="746003687">
+  <w:num w:numId="15">
     <w:abstractNumId w:val="3"/>
   </w:num>
-  <w:num w:numId="16" w16cid:durableId="1728140895">
+  <w:num w:numId="16">
     <w:abstractNumId w:val="7"/>
   </w:num>
-  <w:num w:numId="17" w16cid:durableId="582881438">
+  <w:num w:numId="17">
     <w:abstractNumId w:val="8"/>
   </w:num>
-  <w:num w:numId="18" w16cid:durableId="1588265550">
+  <w:num w:numId="18">
     <w:abstractNumId w:val="6"/>
   </w:num>
-  <w:num w:numId="19" w16cid:durableId="852186031">
+  <w:num w:numId="19">
     <w:abstractNumId w:val="2"/>
   </w:num>
 </w:numbering>
 </file>
 
 <file path=word/styles.xml><?xml version="1.0" encoding="utf-8"?>
-<w:styles xmlns:mc="http://schemas.openxmlformats.org/markup-compatibility/2006" xmlns:r="http://schemas.openxmlformats.org/officeDocument/2006/relationships" xmlns:w="http://schemas.openxmlformats.org/wordprocessingml/2006/main" xmlns:w14="http://schemas.microsoft.com/office/word/2010/wordml" xmlns:w15="http://schemas.microsoft.com/office/word/2012/wordml" xmlns:w16cex="http://schemas.microsoft.com/office/word/2018/wordml/cex" xmlns:w16cid="http://schemas.microsoft.com/office/word/2016/wordml/cid" xmlns:w16="http://schemas.microsoft.com/office/word/2018/wordml" xmlns:w16du="http://schemas.microsoft.com/office/word/2023/wordml/word16du" xmlns:w16sdtdh="http://schemas.microsoft.com/office/word/2020/wordml/sdtdatahash" xmlns:w16sdtfl="http://schemas.microsoft.com/office/word/2024/wordml/sdtformatlock" xmlns:w16se="http://schemas.microsoft.com/office/word/2015/wordml/symex" mc:Ignorable="w14 w15 w16se w16cid w16 w16cex w16sdtdh w16sdtfl w16du">
+<w:styles xmlns:mc="http://schemas.openxmlformats.org/markup-compatibility/2006" xmlns:r="http://schemas.openxmlformats.org/officeDocument/2006/relationships" xmlns:w="http://schemas.openxmlformats.org/wordprocessingml/2006/main" xmlns:w14="http://schemas.microsoft.com/office/word/2010/wordml" xmlns:w15="http://schemas.microsoft.com/office/word/2012/wordml" xmlns:w16cid="http://schemas.microsoft.com/office/word/2016/wordml/cid" xmlns:w16se="http://schemas.microsoft.com/office/word/2015/wordml/symex" mc:Ignorable="w14 w15 w16se w16cid">
   <w:docDefaults>
     <w:rPrDefault>
       <w:rPr>
@@ -9449,7 +9800,7 @@
       </w:pPr>
     </w:pPrDefault>
   </w:docDefaults>
-  <w:latentStyles w:defLockedState="0" w:defUIPriority="99" w:defSemiHidden="0" w:defUnhideWhenUsed="0" w:defQFormat="0" w:count="376">
+  <w:latentStyles w:defLockedState="0" w:defUIPriority="99" w:defSemiHidden="0" w:defUnhideWhenUsed="0" w:defQFormat="0" w:count="375">
     <w:lsdException w:name="Normal" w:uiPriority="0" w:qFormat="1"/>
     <w:lsdException w:name="heading 1" w:uiPriority="9" w:qFormat="1"/>
     <w:lsdException w:name="heading 2" w:semiHidden="1" w:uiPriority="9" w:unhideWhenUsed="1" w:qFormat="1"/>
@@ -9825,7 +10176,6 @@
     <w:lsdException w:name="Smart Hyperlink" w:semiHidden="1" w:unhideWhenUsed="1"/>
     <w:lsdException w:name="Hashtag" w:semiHidden="1" w:unhideWhenUsed="1"/>
     <w:lsdException w:name="Unresolved Mention" w:semiHidden="1" w:unhideWhenUsed="1"/>
-    <w:lsdException w:name="Smart Link" w:semiHidden="1" w:unhideWhenUsed="1"/>
   </w:latentStyles>
   <w:style w:type="paragraph" w:default="1" w:styleId="Norml">
     <w:name w:val="Normal"/>
@@ -10032,6 +10382,7 @@
   <w:style w:type="character" w:default="1" w:styleId="Bekezdsalapbettpusa">
     <w:name w:val="Default Paragraph Font"/>
     <w:uiPriority w:val="1"/>
+    <w:semiHidden/>
     <w:unhideWhenUsed/>
   </w:style>
   <w:style w:type="table" w:default="1" w:styleId="Normltblzat">
@@ -10796,7 +11147,7 @@
 </file>
 
 <file path=customXml/itemProps1.xml><?xml version="1.0" encoding="utf-8"?>
-<ds:datastoreItem xmlns:ds="http://schemas.openxmlformats.org/officeDocument/2006/customXml" ds:itemID="{2D3F1840-C96C-429A-9055-8CA566FEB40D}">
+<ds:datastoreItem xmlns:ds="http://schemas.openxmlformats.org/officeDocument/2006/customXml" ds:itemID="{A6A302AA-AEC5-4EB5-BC6A-00B034CFA315}">
   <ds:schemaRefs>
     <ds:schemaRef ds:uri="http://schemas.openxmlformats.org/officeDocument/2006/bibliography"/>
   </ds:schemaRefs>
